--- a/Пояснительная Записка Лавор 582-1.docx
+++ b/Пояснительная Записка Лавор 582-1.docx
@@ -1,6 +1,6 @@
 
 <file path=word/document.xml><?xml version="1.0" encoding="utf-8"?>
-<w:document xmlns:wpc="http://schemas.microsoft.com/office/word/2010/wordprocessingCanvas" xmlns:cx="http://schemas.microsoft.com/office/drawing/2014/chartex" xmlns:cx1="http://schemas.microsoft.com/office/drawing/2015/9/8/chartex" xmlns:cx2="http://schemas.microsoft.com/office/drawing/2015/10/21/chartex" xmlns:cx3="http://schemas.microsoft.com/office/drawing/2016/5/9/chartex" xmlns:cx4="http://schemas.microsoft.com/office/drawing/2016/5/10/chartex" xmlns:cx5="http://schemas.microsoft.com/office/drawing/2016/5/11/chartex" xmlns:cx6="http://schemas.microsoft.com/office/drawing/2016/5/12/chartex" xmlns:cx7="http://schemas.microsoft.com/office/drawing/2016/5/13/chartex" xmlns:cx8="http://schemas.microsoft.com/office/drawing/2016/5/14/chartex" xmlns:mc="http://schemas.openxmlformats.org/markup-compatibility/2006" xmlns:aink="http://schemas.microsoft.com/office/drawing/2016/ink" xmlns:am3d="http://schemas.microsoft.com/office/drawing/2017/model3d" xmlns:o="urn:schemas-microsoft-com:office:office" xmlns:r="http://schemas.openxmlformats.org/officeDocument/2006/relationships" xmlns:m="http://schemas.openxmlformats.org/officeDocument/2006/math" xmlns:v="urn:schemas-microsoft-com:vml" xmlns:wp14="http://schemas.microsoft.com/office/word/2010/wordprocessingDrawing" xmlns:wp="http://schemas.openxmlformats.org/drawingml/2006/wordprocessingDrawing" xmlns:w10="urn:schemas-microsoft-com:office:word" xmlns:w="http://schemas.openxmlformats.org/wordprocessingml/2006/main" xmlns:w14="http://schemas.microsoft.com/office/word/2010/wordml" xmlns:w15="http://schemas.microsoft.com/office/word/2012/wordml" xmlns:w16cex="http://schemas.microsoft.com/office/word/2018/wordml/cex" xmlns:w16cid="http://schemas.microsoft.com/office/word/2016/wordml/cid" xmlns:w16="http://schemas.microsoft.com/office/word/2018/wordml" xmlns:w16se="http://schemas.microsoft.com/office/word/2015/wordml/symex" xmlns:wpg="http://schemas.microsoft.com/office/word/2010/wordprocessingGroup" xmlns:wpi="http://schemas.microsoft.com/office/word/2010/wordprocessingInk" xmlns:wne="http://schemas.microsoft.com/office/word/2006/wordml" xmlns:wps="http://schemas.microsoft.com/office/word/2010/wordprocessingShape" mc:Ignorable="w14 w15 w16se w16cid w16 w16cex wp14">
+<w:document xmlns:wpc="http://schemas.microsoft.com/office/word/2010/wordprocessingCanvas" xmlns:cx="http://schemas.microsoft.com/office/drawing/2014/chartex" xmlns:cx1="http://schemas.microsoft.com/office/drawing/2015/9/8/chartex" xmlns:cx2="http://schemas.microsoft.com/office/drawing/2015/10/21/chartex" xmlns:cx3="http://schemas.microsoft.com/office/drawing/2016/5/9/chartex" xmlns:cx4="http://schemas.microsoft.com/office/drawing/2016/5/10/chartex" xmlns:cx5="http://schemas.microsoft.com/office/drawing/2016/5/11/chartex" xmlns:cx6="http://schemas.microsoft.com/office/drawing/2016/5/12/chartex" xmlns:cx7="http://schemas.microsoft.com/office/drawing/2016/5/13/chartex" xmlns:cx8="http://schemas.microsoft.com/office/drawing/2016/5/14/chartex" xmlns:mc="http://schemas.openxmlformats.org/markup-compatibility/2006" xmlns:aink="http://schemas.microsoft.com/office/drawing/2016/ink" xmlns:am3d="http://schemas.microsoft.com/office/drawing/2017/model3d" xmlns:o="urn:schemas-microsoft-com:office:office" xmlns:oel="http://schemas.microsoft.com/office/2019/extlst" xmlns:r="http://schemas.openxmlformats.org/officeDocument/2006/relationships" xmlns:m="http://schemas.openxmlformats.org/officeDocument/2006/math" xmlns:v="urn:schemas-microsoft-com:vml" xmlns:wp14="http://schemas.microsoft.com/office/word/2010/wordprocessingDrawing" xmlns:wp="http://schemas.openxmlformats.org/drawingml/2006/wordprocessingDrawing" xmlns:w10="urn:schemas-microsoft-com:office:word" xmlns:w="http://schemas.openxmlformats.org/wordprocessingml/2006/main" xmlns:w14="http://schemas.microsoft.com/office/word/2010/wordml" xmlns:w15="http://schemas.microsoft.com/office/word/2012/wordml" xmlns:w16cex="http://schemas.microsoft.com/office/word/2018/wordml/cex" xmlns:w16cid="http://schemas.microsoft.com/office/word/2016/wordml/cid" xmlns:w16="http://schemas.microsoft.com/office/word/2018/wordml" xmlns:w16du="http://schemas.microsoft.com/office/word/2023/wordml/word16du" xmlns:w16sdtdh="http://schemas.microsoft.com/office/word/2020/wordml/sdtdatahash" xmlns:w16sdtfl="http://schemas.microsoft.com/office/word/2024/wordml/sdtformatlock" xmlns:w16se="http://schemas.microsoft.com/office/word/2015/wordml/symex" xmlns:wpg="http://schemas.microsoft.com/office/word/2010/wordprocessingGroup" xmlns:wpi="http://schemas.microsoft.com/office/word/2010/wordprocessingInk" xmlns:wne="http://schemas.microsoft.com/office/word/2006/wordml" xmlns:wps="http://schemas.microsoft.com/office/word/2010/wordprocessingShape" mc:Ignorable="w14 w15 w16se w16cid w16 w16cex w16sdtdh w16sdtfl w16du wp14">
   <w:body>
     <w:p>
       <w:pPr>
@@ -3597,8 +3597,6 @@
       <w:r>
         <w:t xml:space="preserve"> Модель бокала</w:t>
       </w:r>
-      <w:bookmarkStart w:id="25" w:name="_GoBack"/>
-      <w:bookmarkEnd w:id="25"/>
     </w:p>
     <w:p>
       <w:pPr>
@@ -4347,7 +4345,7 @@
         <w:pStyle w:val="10"/>
         <w:spacing w:line="240" w:lineRule="auto"/>
       </w:pPr>
-      <w:bookmarkStart w:id="26" w:name="_Toc219137218"/>
+      <w:bookmarkStart w:id="25" w:name="_Toc219137218"/>
       <w:r>
         <w:lastRenderedPageBreak/>
         <w:t>4</w:t>
@@ -4358,7 +4356,7 @@
       <w:r>
         <w:t>НАЗНАЧЕНИЕ ПЛАГИНА</w:t>
       </w:r>
-      <w:bookmarkEnd w:id="26"/>
+      <w:bookmarkEnd w:id="25"/>
     </w:p>
     <w:p>
       <w:pPr>
@@ -4527,7 +4525,7 @@
         <w:pStyle w:val="10"/>
         <w:spacing w:line="240" w:lineRule="auto"/>
       </w:pPr>
-      <w:bookmarkStart w:id="27" w:name="_Toc219137219"/>
+      <w:bookmarkStart w:id="26" w:name="_Toc219137219"/>
       <w:r>
         <w:lastRenderedPageBreak/>
         <w:t>5</w:t>
@@ -4538,7 +4536,7 @@
       <w:r>
         <w:t>ОБЗОР АНАЛОГОВ</w:t>
       </w:r>
-      <w:bookmarkEnd w:id="27"/>
+      <w:bookmarkEnd w:id="26"/>
     </w:p>
     <w:p>
       <w:pPr>
@@ -4943,7 +4941,7 @@
       <w:r>
         <w:br w:type="page"/>
       </w:r>
-      <w:bookmarkStart w:id="28" w:name="_Toc219137220"/>
+      <w:bookmarkStart w:id="27" w:name="_Toc219137220"/>
       <w:r>
         <w:lastRenderedPageBreak/>
         <w:t>6</w:t>
@@ -4954,7 +4952,7 @@
       <w:r>
         <w:t>ОПИСАНИЕ РЕАЛИЗАЦИИ</w:t>
       </w:r>
-      <w:bookmarkEnd w:id="28"/>
+      <w:bookmarkEnd w:id="27"/>
     </w:p>
     <w:p>
       <w:pPr>
@@ -5046,11 +5044,11 @@
       <w:r>
         <w:t xml:space="preserve"> </w:t>
       </w:r>
-      <w:bookmarkStart w:id="29" w:name="_Hlk217317502"/>
+      <w:bookmarkStart w:id="28" w:name="_Hlk217317502"/>
       <w:r>
         <w:t>UML-диаграмма классов</w:t>
       </w:r>
-      <w:bookmarkEnd w:id="29"/>
+      <w:bookmarkEnd w:id="28"/>
       <w:r>
         <w:t xml:space="preserve"> плагина «</w:t>
       </w:r>
@@ -5123,6 +5121,9 @@
         <w:jc w:val="center"/>
       </w:pPr>
       <w:r>
+        <w:rPr>
+          <w:noProof/>
+        </w:rPr>
         <w:lastRenderedPageBreak/>
         <w:drawing>
           <wp:inline distT="0" distB="0" distL="0" distR="0" wp14:anchorId="3158D2C7" wp14:editId="42CB6154">
@@ -14793,7 +14794,7 @@
         <w:pStyle w:val="10"/>
         <w:spacing w:line="240" w:lineRule="auto"/>
       </w:pPr>
-      <w:bookmarkStart w:id="30" w:name="_Toc219137221"/>
+      <w:bookmarkStart w:id="29" w:name="_Toc219137221"/>
       <w:r>
         <w:lastRenderedPageBreak/>
         <w:t>7</w:t>
@@ -14804,7 +14805,7 @@
       <w:r>
         <w:t>ОПИСАНИЕ ПРОГРАММЫ ДЛЯ ПОЛЬЗОВАТЕЛЯ</w:t>
       </w:r>
-      <w:bookmarkEnd w:id="30"/>
+      <w:bookmarkEnd w:id="29"/>
     </w:p>
     <w:p>
       <w:pPr>
@@ -15204,7 +15205,7 @@
         <w:pStyle w:val="10"/>
         <w:spacing w:line="240" w:lineRule="auto"/>
       </w:pPr>
-      <w:bookmarkStart w:id="31" w:name="_Toc219137222"/>
+      <w:bookmarkStart w:id="30" w:name="_Toc219137222"/>
       <w:r>
         <w:lastRenderedPageBreak/>
         <w:t>8</w:t>
@@ -15218,7 +15219,7 @@
       <w:r>
         <w:t xml:space="preserve">НИЕ </w:t>
       </w:r>
-      <w:bookmarkEnd w:id="31"/>
+      <w:bookmarkEnd w:id="30"/>
       <w:r>
         <w:t>ПЛАГИНА</w:t>
       </w:r>
@@ -15275,11 +15276,11 @@
         <w:pStyle w:val="2"/>
         <w:spacing w:line="240" w:lineRule="auto"/>
       </w:pPr>
-      <w:bookmarkStart w:id="32" w:name="_Toc219137223"/>
+      <w:bookmarkStart w:id="31" w:name="_Toc219137223"/>
       <w:r>
         <w:t>8.1 Функциональное тестирование</w:t>
       </w:r>
-      <w:bookmarkEnd w:id="32"/>
+      <w:bookmarkEnd w:id="31"/>
     </w:p>
     <w:p>
       <w:pPr>
@@ -15667,7 +15668,31 @@
           <w:sz w:val="24"/>
           <w:szCs w:val="24"/>
         </w:rPr>
-        <w:t>Таблица 8.1 – Значения средних параметров для построения</w:t>
+        <w:t xml:space="preserve">Таблица 8.1 – </w:t>
+      </w:r>
+      <w:commentRangeStart w:id="32"/>
+      <w:r>
+        <w:rPr>
+          <w:sz w:val="24"/>
+          <w:szCs w:val="24"/>
+        </w:rPr>
+        <w:t xml:space="preserve">Значения средних </w:t>
+      </w:r>
+      <w:commentRangeEnd w:id="32"/>
+      <w:r>
+        <w:rPr>
+          <w:rStyle w:val="af6"/>
+          <w:sz w:val="24"/>
+          <w:szCs w:val="24"/>
+        </w:rPr>
+        <w:commentReference w:id="32"/>
+      </w:r>
+      <w:r>
+        <w:rPr>
+          <w:sz w:val="24"/>
+          <w:szCs w:val="24"/>
+        </w:rPr>
+        <w:t>параметров для построения</w:t>
       </w:r>
     </w:p>
     <w:tbl>
@@ -17118,7 +17143,7 @@
                     <pic:cNvPicPr/>
                   </pic:nvPicPr>
                   <pic:blipFill>
-                    <a:blip r:embed="rId17"/>
+                    <a:blip r:embed="rId21"/>
                     <a:stretch>
                       <a:fillRect/>
                     </a:stretch>
@@ -17197,7 +17222,7 @@
                     <pic:cNvPicPr/>
                   </pic:nvPicPr>
                   <pic:blipFill>
-                    <a:blip r:embed="rId18"/>
+                    <a:blip r:embed="rId22"/>
                     <a:stretch>
                       <a:fillRect/>
                     </a:stretch>
@@ -17274,7 +17299,7 @@
                     <pic:cNvPicPr/>
                   </pic:nvPicPr>
                   <pic:blipFill>
-                    <a:blip r:embed="rId19"/>
+                    <a:blip r:embed="rId23"/>
                     <a:stretch>
                       <a:fillRect/>
                     </a:stretch>
@@ -17496,7 +17521,7 @@
                     <pic:cNvPicPr/>
                   </pic:nvPicPr>
                   <pic:blipFill>
-                    <a:blip r:embed="rId20"/>
+                    <a:blip r:embed="rId24"/>
                     <a:stretch>
                       <a:fillRect/>
                     </a:stretch>
@@ -17576,7 +17601,7 @@
                     <pic:cNvPicPr/>
                   </pic:nvPicPr>
                   <pic:blipFill>
-                    <a:blip r:embed="rId21"/>
+                    <a:blip r:embed="rId25"/>
                     <a:stretch>
                       <a:fillRect/>
                     </a:stretch>
@@ -20203,7 +20228,7 @@
                     <pic:cNvPicPr/>
                   </pic:nvPicPr>
                   <pic:blipFill>
-                    <a:blip r:embed="rId22"/>
+                    <a:blip r:embed="rId26"/>
                     <a:stretch>
                       <a:fillRect/>
                     </a:stretch>
@@ -20302,10 +20327,23 @@
         <w:t xml:space="preserve">. </w:t>
       </w:r>
       <w:r>
-        <w:t>Объём используемой оперативной памяти достигает максимума и больше не достигает таких значений, очищаясь на уровне около 10.8 ГБ.</w:t>
+        <w:t xml:space="preserve">Объём используемой оперативной памяти достигает максимума и больше не достигает таких значений, очищаясь на уровне около </w:t>
+      </w:r>
+      <w:commentRangeStart w:id="35"/>
+      <w:r>
+        <w:t>10.8 ГБ.</w:t>
       </w:r>
       <w:r>
         <w:t xml:space="preserve"> </w:t>
+      </w:r>
+      <w:commentRangeEnd w:id="35"/>
+      <w:r>
+        <w:rPr>
+          <w:rStyle w:val="af6"/>
+          <w:sz w:val="28"/>
+          <w:szCs w:val="22"/>
+        </w:rPr>
+        <w:commentReference w:id="35"/>
       </w:r>
       <w:r>
         <w:t xml:space="preserve">Процесс частичной очистки оперативной памяти, происходящий </w:t>
@@ -20374,7 +20412,7 @@
                     <pic:cNvPicPr/>
                   </pic:nvPicPr>
                   <pic:blipFill>
-                    <a:blip r:embed="rId23"/>
+                    <a:blip r:embed="rId27"/>
                     <a:stretch>
                       <a:fillRect/>
                     </a:stretch>
@@ -20445,6 +20483,7 @@
         <w:spacing w:line="240" w:lineRule="auto"/>
         <w:ind w:firstLine="0"/>
       </w:pPr>
+      <w:commentRangeStart w:id="36"/>
     </w:p>
     <w:p>
       <w:r>
@@ -20507,6 +20546,15 @@
       <w:r>
         <w:t>.</w:t>
       </w:r>
+      <w:commentRangeEnd w:id="36"/>
+      <w:r>
+        <w:rPr>
+          <w:rStyle w:val="af6"/>
+          <w:sz w:val="28"/>
+          <w:szCs w:val="22"/>
+        </w:rPr>
+        <w:commentReference w:id="36"/>
+      </w:r>
       <w:r>
         <w:br w:type="page"/>
       </w:r>
@@ -20516,24 +20564,24 @@
         <w:pStyle w:val="10"/>
         <w:spacing w:line="240" w:lineRule="auto"/>
       </w:pPr>
-      <w:bookmarkStart w:id="35" w:name="_Toc185369670"/>
-      <w:bookmarkStart w:id="36" w:name="_Toc185597202"/>
-      <w:bookmarkStart w:id="37" w:name="_Toc185949962"/>
-      <w:bookmarkStart w:id="38" w:name="_Toc185950169"/>
-      <w:bookmarkStart w:id="39" w:name="_Toc185950999"/>
-      <w:bookmarkStart w:id="40" w:name="_Toc185951569"/>
-      <w:bookmarkStart w:id="41" w:name="_Toc219137226"/>
+      <w:bookmarkStart w:id="37" w:name="_Toc185369670"/>
+      <w:bookmarkStart w:id="38" w:name="_Toc185597202"/>
+      <w:bookmarkStart w:id="39" w:name="_Toc185949962"/>
+      <w:bookmarkStart w:id="40" w:name="_Toc185950169"/>
+      <w:bookmarkStart w:id="41" w:name="_Toc185950999"/>
+      <w:bookmarkStart w:id="42" w:name="_Toc185951569"/>
+      <w:bookmarkStart w:id="43" w:name="_Toc219137226"/>
       <w:r>
         <w:lastRenderedPageBreak/>
         <w:t>Заключение</w:t>
       </w:r>
-      <w:bookmarkEnd w:id="35"/>
-      <w:bookmarkEnd w:id="36"/>
       <w:bookmarkEnd w:id="37"/>
       <w:bookmarkEnd w:id="38"/>
       <w:bookmarkEnd w:id="39"/>
       <w:bookmarkEnd w:id="40"/>
       <w:bookmarkEnd w:id="41"/>
+      <w:bookmarkEnd w:id="42"/>
+      <w:bookmarkEnd w:id="43"/>
     </w:p>
     <w:p>
       <w:pPr>
@@ -20564,6 +20612,9 @@
         <w:t>Была добавлена дополнительная функциональность —</w:t>
       </w:r>
       <w:r>
+        <w:t xml:space="preserve"> </w:t>
+      </w:r>
+      <w:r>
         <w:t xml:space="preserve">возможность построения ручки бокала, а также автоматическое вычисление числовых характеристик бокала </w:t>
       </w:r>
       <w:r>
@@ -20581,24 +20632,24 @@
         <w:pStyle w:val="10"/>
         <w:spacing w:line="240" w:lineRule="auto"/>
       </w:pPr>
-      <w:bookmarkStart w:id="42" w:name="_Toc185369671"/>
-      <w:bookmarkStart w:id="43" w:name="_Toc185597203"/>
-      <w:bookmarkStart w:id="44" w:name="_Toc185949963"/>
-      <w:bookmarkStart w:id="45" w:name="_Toc185950170"/>
-      <w:bookmarkStart w:id="46" w:name="_Toc185951000"/>
-      <w:bookmarkStart w:id="47" w:name="_Toc185951570"/>
-      <w:bookmarkStart w:id="48" w:name="_Toc219137227"/>
+      <w:bookmarkStart w:id="44" w:name="_Toc185369671"/>
+      <w:bookmarkStart w:id="45" w:name="_Toc185597203"/>
+      <w:bookmarkStart w:id="46" w:name="_Toc185949963"/>
+      <w:bookmarkStart w:id="47" w:name="_Toc185950170"/>
+      <w:bookmarkStart w:id="48" w:name="_Toc185951000"/>
+      <w:bookmarkStart w:id="49" w:name="_Toc185951570"/>
+      <w:bookmarkStart w:id="50" w:name="_Toc219137227"/>
       <w:r>
         <w:lastRenderedPageBreak/>
         <w:t>Список использованных источников</w:t>
       </w:r>
-      <w:bookmarkEnd w:id="42"/>
-      <w:bookmarkEnd w:id="43"/>
       <w:bookmarkEnd w:id="44"/>
       <w:bookmarkEnd w:id="45"/>
       <w:bookmarkEnd w:id="46"/>
       <w:bookmarkEnd w:id="47"/>
       <w:bookmarkEnd w:id="48"/>
+      <w:bookmarkEnd w:id="49"/>
+      <w:bookmarkEnd w:id="50"/>
     </w:p>
     <w:p>
       <w:pPr>
@@ -20942,8 +20993,8 @@
       </w:pPr>
     </w:p>
     <w:sectPr>
-      <w:footerReference w:type="default" r:id="rId24"/>
-      <w:footerReference w:type="first" r:id="rId25"/>
+      <w:footerReference w:type="default" r:id="rId28"/>
+      <w:footerReference w:type="first" r:id="rId29"/>
       <w:pgSz w:w="11906" w:h="16838"/>
       <w:pgMar w:top="1134" w:right="851" w:bottom="1134" w:left="1701" w:header="709" w:footer="709" w:gutter="0"/>
       <w:pgNumType w:start="1"/>
@@ -20955,8 +21006,91 @@
 </w:document>
 </file>
 
+<file path=word/comments.xml><?xml version="1.0" encoding="utf-8"?>
+<w:comments xmlns:wpc="http://schemas.microsoft.com/office/word/2010/wordprocessingCanvas" xmlns:cx="http://schemas.microsoft.com/office/drawing/2014/chartex" xmlns:cx1="http://schemas.microsoft.com/office/drawing/2015/9/8/chartex" xmlns:cx2="http://schemas.microsoft.com/office/drawing/2015/10/21/chartex" xmlns:cx3="http://schemas.microsoft.com/office/drawing/2016/5/9/chartex" xmlns:cx4="http://schemas.microsoft.com/office/drawing/2016/5/10/chartex" xmlns:cx5="http://schemas.microsoft.com/office/drawing/2016/5/11/chartex" xmlns:cx6="http://schemas.microsoft.com/office/drawing/2016/5/12/chartex" xmlns:cx7="http://schemas.microsoft.com/office/drawing/2016/5/13/chartex" xmlns:cx8="http://schemas.microsoft.com/office/drawing/2016/5/14/chartex" xmlns:mc="http://schemas.openxmlformats.org/markup-compatibility/2006" xmlns:aink="http://schemas.microsoft.com/office/drawing/2016/ink" xmlns:am3d="http://schemas.microsoft.com/office/drawing/2017/model3d" xmlns:o="urn:schemas-microsoft-com:office:office" xmlns:oel="http://schemas.microsoft.com/office/2019/extlst" xmlns:r="http://schemas.openxmlformats.org/officeDocument/2006/relationships" xmlns:m="http://schemas.openxmlformats.org/officeDocument/2006/math" xmlns:v="urn:schemas-microsoft-com:vml" xmlns:wp14="http://schemas.microsoft.com/office/word/2010/wordprocessingDrawing" xmlns:wp="http://schemas.openxmlformats.org/drawingml/2006/wordprocessingDrawing" xmlns:w10="urn:schemas-microsoft-com:office:word" xmlns:w="http://schemas.openxmlformats.org/wordprocessingml/2006/main" xmlns:w14="http://schemas.microsoft.com/office/word/2010/wordml" xmlns:w15="http://schemas.microsoft.com/office/word/2012/wordml" xmlns:w16cex="http://schemas.microsoft.com/office/word/2018/wordml/cex" xmlns:w16cid="http://schemas.microsoft.com/office/word/2016/wordml/cid" xmlns:w16="http://schemas.microsoft.com/office/word/2018/wordml" xmlns:w16du="http://schemas.microsoft.com/office/word/2023/wordml/word16du" xmlns:w16sdtdh="http://schemas.microsoft.com/office/word/2020/wordml/sdtdatahash" xmlns:w16sdtfl="http://schemas.microsoft.com/office/word/2024/wordml/sdtformatlock" xmlns:w16se="http://schemas.microsoft.com/office/word/2015/wordml/symex" xmlns:wpg="http://schemas.microsoft.com/office/word/2010/wordprocessingGroup" xmlns:wpi="http://schemas.microsoft.com/office/word/2010/wordprocessingInk" xmlns:wne="http://schemas.microsoft.com/office/word/2006/wordml" xmlns:wps="http://schemas.microsoft.com/office/word/2010/wordprocessingShape" mc:Ignorable="w14 w15 w16se w16cid w16 w16cex w16sdtdh w16sdtfl w16du wp14">
+  <w:comment w:id="32" w:author="Kalentyev Alexey" w:date="2026-02-28T16:09:00Z" w:initials="KA">
+    <w:p>
+      <w:pPr>
+        <w:pStyle w:val="af7"/>
+        <w:ind w:firstLine="0"/>
+        <w:jc w:val="left"/>
+      </w:pPr>
+      <w:r>
+        <w:rPr>
+          <w:rStyle w:val="af6"/>
+        </w:rPr>
+        <w:annotationRef/>
+      </w:r>
+      <w:r>
+        <w:t>Переставить и подписать текстом.</w:t>
+      </w:r>
+    </w:p>
+  </w:comment>
+  <w:comment w:id="35" w:author="Kalentyev Alexey" w:date="2026-02-28T16:09:00Z" w:initials="KA">
+    <w:p>
+      <w:pPr>
+        <w:pStyle w:val="af7"/>
+        <w:ind w:firstLine="0"/>
+        <w:jc w:val="left"/>
+      </w:pPr>
+      <w:r>
+        <w:rPr>
+          <w:rStyle w:val="af6"/>
+        </w:rPr>
+        <w:annotationRef/>
+      </w:r>
+      <w:r>
+        <w:t>?</w:t>
+      </w:r>
+    </w:p>
+  </w:comment>
+  <w:comment w:id="36" w:author="Kalentyev Alexey" w:date="2026-02-28T16:10:00Z" w:initials="KA">
+    <w:p>
+      <w:pPr>
+        <w:pStyle w:val="af7"/>
+        <w:ind w:firstLine="0"/>
+        <w:jc w:val="left"/>
+      </w:pPr>
+      <w:r>
+        <w:rPr>
+          <w:rStyle w:val="af6"/>
+        </w:rPr>
+        <w:annotationRef/>
+      </w:r>
+      <w:r>
+        <w:t>Не верю.</w:t>
+      </w:r>
+    </w:p>
+  </w:comment>
+</w:comments>
+</file>
+
+<file path=word/commentsExtended.xml><?xml version="1.0" encoding="utf-8"?>
+<w15:commentsEx xmlns:wpc="http://schemas.microsoft.com/office/word/2010/wordprocessingCanvas" xmlns:cx="http://schemas.microsoft.com/office/drawing/2014/chartex" xmlns:cx1="http://schemas.microsoft.com/office/drawing/2015/9/8/chartex" xmlns:cx2="http://schemas.microsoft.com/office/drawing/2015/10/21/chartex" xmlns:cx3="http://schemas.microsoft.com/office/drawing/2016/5/9/chartex" xmlns:cx4="http://schemas.microsoft.com/office/drawing/2016/5/10/chartex" xmlns:cx5="http://schemas.microsoft.com/office/drawing/2016/5/11/chartex" xmlns:cx6="http://schemas.microsoft.com/office/drawing/2016/5/12/chartex" xmlns:cx7="http://schemas.microsoft.com/office/drawing/2016/5/13/chartex" xmlns:cx8="http://schemas.microsoft.com/office/drawing/2016/5/14/chartex" xmlns:mc="http://schemas.openxmlformats.org/markup-compatibility/2006" xmlns:aink="http://schemas.microsoft.com/office/drawing/2016/ink" xmlns:am3d="http://schemas.microsoft.com/office/drawing/2017/model3d" xmlns:o="urn:schemas-microsoft-com:office:office" xmlns:oel="http://schemas.microsoft.com/office/2019/extlst" xmlns:r="http://schemas.openxmlformats.org/officeDocument/2006/relationships" xmlns:m="http://schemas.openxmlformats.org/officeDocument/2006/math" xmlns:v="urn:schemas-microsoft-com:vml" xmlns:wp14="http://schemas.microsoft.com/office/word/2010/wordprocessingDrawing" xmlns:wp="http://schemas.openxmlformats.org/drawingml/2006/wordprocessingDrawing" xmlns:w10="urn:schemas-microsoft-com:office:word" xmlns:w="http://schemas.openxmlformats.org/wordprocessingml/2006/main" xmlns:w14="http://schemas.microsoft.com/office/word/2010/wordml" xmlns:w15="http://schemas.microsoft.com/office/word/2012/wordml" xmlns:w16cex="http://schemas.microsoft.com/office/word/2018/wordml/cex" xmlns:w16cid="http://schemas.microsoft.com/office/word/2016/wordml/cid" xmlns:w16="http://schemas.microsoft.com/office/word/2018/wordml" xmlns:w16du="http://schemas.microsoft.com/office/word/2023/wordml/word16du" xmlns:w16sdtdh="http://schemas.microsoft.com/office/word/2020/wordml/sdtdatahash" xmlns:w16sdtfl="http://schemas.microsoft.com/office/word/2024/wordml/sdtformatlock" xmlns:w16se="http://schemas.microsoft.com/office/word/2015/wordml/symex" xmlns:wpg="http://schemas.microsoft.com/office/word/2010/wordprocessingGroup" xmlns:wpi="http://schemas.microsoft.com/office/word/2010/wordprocessingInk" xmlns:wne="http://schemas.microsoft.com/office/word/2006/wordml" xmlns:wps="http://schemas.microsoft.com/office/word/2010/wordprocessingShape" mc:Ignorable="w14 w15 w16se w16cid w16 w16cex w16sdtdh w16sdtfl w16du wp14">
+  <w15:commentEx w15:paraId="0F48D7D3" w15:done="0"/>
+  <w15:commentEx w15:paraId="2760704B" w15:done="0"/>
+  <w15:commentEx w15:paraId="6A64B560" w15:done="0"/>
+</w15:commentsEx>
+</file>
+
+<file path=word/commentsExtensible.xml><?xml version="1.0" encoding="utf-8"?>
+<w16cex:commentsExtensible xmlns:wpc="http://schemas.microsoft.com/office/word/2010/wordprocessingCanvas" xmlns:cx="http://schemas.microsoft.com/office/drawing/2014/chartex" xmlns:cx1="http://schemas.microsoft.com/office/drawing/2015/9/8/chartex" xmlns:cx2="http://schemas.microsoft.com/office/drawing/2015/10/21/chartex" xmlns:cx3="http://schemas.microsoft.com/office/drawing/2016/5/9/chartex" xmlns:cx4="http://schemas.microsoft.com/office/drawing/2016/5/10/chartex" xmlns:cx5="http://schemas.microsoft.com/office/drawing/2016/5/11/chartex" xmlns:cx6="http://schemas.microsoft.com/office/drawing/2016/5/12/chartex" xmlns:cx7="http://schemas.microsoft.com/office/drawing/2016/5/13/chartex" xmlns:cx8="http://schemas.microsoft.com/office/drawing/2016/5/14/chartex" xmlns:cr="http://schemas.microsoft.com/office/comments/2020/reactions" xmlns:mc="http://schemas.openxmlformats.org/markup-compatibility/2006" xmlns:aink="http://schemas.microsoft.com/office/drawing/2016/ink" xmlns:am3d="http://schemas.microsoft.com/office/drawing/2017/model3d" xmlns:o="urn:schemas-microsoft-com:office:office" xmlns:oel="http://schemas.microsoft.com/office/2019/extlst" xmlns:r="http://schemas.openxmlformats.org/officeDocument/2006/relationships" xmlns:m="http://schemas.openxmlformats.org/officeDocument/2006/math" xmlns:v="urn:schemas-microsoft-com:vml" xmlns:wp14="http://schemas.microsoft.com/office/word/2010/wordprocessingDrawing" xmlns:wp="http://schemas.openxmlformats.org/drawingml/2006/wordprocessingDrawing" xmlns:w10="urn:schemas-microsoft-com:office:word" xmlns:w="http://schemas.openxmlformats.org/wordprocessingml/2006/main" xmlns:w14="http://schemas.microsoft.com/office/word/2010/wordml" xmlns:w15="http://schemas.microsoft.com/office/word/2012/wordml" xmlns:w16cex="http://schemas.microsoft.com/office/word/2018/wordml/cex" xmlns:w16cid="http://schemas.microsoft.com/office/word/2016/wordml/cid" xmlns:w16="http://schemas.microsoft.com/office/word/2018/wordml" xmlns:w16du="http://schemas.microsoft.com/office/word/2023/wordml/word16du" xmlns:w16sdtdh="http://schemas.microsoft.com/office/word/2020/wordml/sdtdatahash" xmlns:w16sdtfl="http://schemas.microsoft.com/office/word/2024/wordml/sdtformatlock" xmlns:w16se="http://schemas.microsoft.com/office/word/2015/wordml/symex" xmlns:wpg="http://schemas.microsoft.com/office/word/2010/wordprocessingGroup" xmlns:wpi="http://schemas.microsoft.com/office/word/2010/wordprocessingInk" xmlns:wne="http://schemas.microsoft.com/office/word/2006/wordml" xmlns:wps="http://schemas.microsoft.com/office/word/2010/wordprocessingShape" mc:Ignorable="w14 w15 w16se w16cid w16 w16cex w16sdtdh w16sdtfl cr w16du wp14">
+  <w16cex:commentExtensible w16cex:durableId="1259B6C0" w16cex:dateUtc="2026-02-28T09:09:00Z"/>
+  <w16cex:commentExtensible w16cex:durableId="7B53AEC4" w16cex:dateUtc="2026-02-28T09:09:00Z"/>
+  <w16cex:commentExtensible w16cex:durableId="24DA2F85" w16cex:dateUtc="2026-02-28T09:10:00Z"/>
+</w16cex:commentsExtensible>
+</file>
+
+<file path=word/commentsIds.xml><?xml version="1.0" encoding="utf-8"?>
+<w16cid:commentsIds xmlns:wpc="http://schemas.microsoft.com/office/word/2010/wordprocessingCanvas" xmlns:cx="http://schemas.microsoft.com/office/drawing/2014/chartex" xmlns:cx1="http://schemas.microsoft.com/office/drawing/2015/9/8/chartex" xmlns:cx2="http://schemas.microsoft.com/office/drawing/2015/10/21/chartex" xmlns:cx3="http://schemas.microsoft.com/office/drawing/2016/5/9/chartex" xmlns:cx4="http://schemas.microsoft.com/office/drawing/2016/5/10/chartex" xmlns:cx5="http://schemas.microsoft.com/office/drawing/2016/5/11/chartex" xmlns:cx6="http://schemas.microsoft.com/office/drawing/2016/5/12/chartex" xmlns:cx7="http://schemas.microsoft.com/office/drawing/2016/5/13/chartex" xmlns:cx8="http://schemas.microsoft.com/office/drawing/2016/5/14/chartex" xmlns:mc="http://schemas.openxmlformats.org/markup-compatibility/2006" xmlns:aink="http://schemas.microsoft.com/office/drawing/2016/ink" xmlns:am3d="http://schemas.microsoft.com/office/drawing/2017/model3d" xmlns:o="urn:schemas-microsoft-com:office:office" xmlns:oel="http://schemas.microsoft.com/office/2019/extlst" xmlns:r="http://schemas.openxmlformats.org/officeDocument/2006/relationships" xmlns:m="http://schemas.openxmlformats.org/officeDocument/2006/math" xmlns:v="urn:schemas-microsoft-com:vml" xmlns:wp14="http://schemas.microsoft.com/office/word/2010/wordprocessingDrawing" xmlns:wp="http://schemas.openxmlformats.org/drawingml/2006/wordprocessingDrawing" xmlns:w10="urn:schemas-microsoft-com:office:word" xmlns:w="http://schemas.openxmlformats.org/wordprocessingml/2006/main" xmlns:w14="http://schemas.microsoft.com/office/word/2010/wordml" xmlns:w15="http://schemas.microsoft.com/office/word/2012/wordml" xmlns:w16cex="http://schemas.microsoft.com/office/word/2018/wordml/cex" xmlns:w16cid="http://schemas.microsoft.com/office/word/2016/wordml/cid" xmlns:w16="http://schemas.microsoft.com/office/word/2018/wordml" xmlns:w16du="http://schemas.microsoft.com/office/word/2023/wordml/word16du" xmlns:w16sdtdh="http://schemas.microsoft.com/office/word/2020/wordml/sdtdatahash" xmlns:w16sdtfl="http://schemas.microsoft.com/office/word/2024/wordml/sdtformatlock" xmlns:w16se="http://schemas.microsoft.com/office/word/2015/wordml/symex" xmlns:wpg="http://schemas.microsoft.com/office/word/2010/wordprocessingGroup" xmlns:wpi="http://schemas.microsoft.com/office/word/2010/wordprocessingInk" xmlns:wne="http://schemas.microsoft.com/office/word/2006/wordml" xmlns:wps="http://schemas.microsoft.com/office/word/2010/wordprocessingShape" mc:Ignorable="w14 w15 w16se w16cid w16 w16cex w16sdtdh w16sdtfl w16du wp14">
+  <w16cid:commentId w16cid:paraId="0F48D7D3" w16cid:durableId="1259B6C0"/>
+  <w16cid:commentId w16cid:paraId="2760704B" w16cid:durableId="7B53AEC4"/>
+  <w16cid:commentId w16cid:paraId="6A64B560" w16cid:durableId="24DA2F85"/>
+</w16cid:commentsIds>
+</file>
+
 <file path=word/endnotes.xml><?xml version="1.0" encoding="utf-8"?>
-<w:endnotes xmlns:wpc="http://schemas.microsoft.com/office/word/2010/wordprocessingCanvas" xmlns:cx="http://schemas.microsoft.com/office/drawing/2014/chartex" xmlns:cx1="http://schemas.microsoft.com/office/drawing/2015/9/8/chartex" xmlns:cx2="http://schemas.microsoft.com/office/drawing/2015/10/21/chartex" xmlns:cx3="http://schemas.microsoft.com/office/drawing/2016/5/9/chartex" xmlns:cx4="http://schemas.microsoft.com/office/drawing/2016/5/10/chartex" xmlns:cx5="http://schemas.microsoft.com/office/drawing/2016/5/11/chartex" xmlns:cx6="http://schemas.microsoft.com/office/drawing/2016/5/12/chartex" xmlns:cx7="http://schemas.microsoft.com/office/drawing/2016/5/13/chartex" xmlns:cx8="http://schemas.microsoft.com/office/drawing/2016/5/14/chartex" xmlns:mc="http://schemas.openxmlformats.org/markup-compatibility/2006" xmlns:aink="http://schemas.microsoft.com/office/drawing/2016/ink" xmlns:am3d="http://schemas.microsoft.com/office/drawing/2017/model3d" xmlns:o="urn:schemas-microsoft-com:office:office" xmlns:r="http://schemas.openxmlformats.org/officeDocument/2006/relationships" xmlns:m="http://schemas.openxmlformats.org/officeDocument/2006/math" xmlns:v="urn:schemas-microsoft-com:vml" xmlns:wp14="http://schemas.microsoft.com/office/word/2010/wordprocessingDrawing" xmlns:wp="http://schemas.openxmlformats.org/drawingml/2006/wordprocessingDrawing" xmlns:w10="urn:schemas-microsoft-com:office:word" xmlns:w="http://schemas.openxmlformats.org/wordprocessingml/2006/main" xmlns:w14="http://schemas.microsoft.com/office/word/2010/wordml" xmlns:w15="http://schemas.microsoft.com/office/word/2012/wordml" xmlns:w16cex="http://schemas.microsoft.com/office/word/2018/wordml/cex" xmlns:w16cid="http://schemas.microsoft.com/office/word/2016/wordml/cid" xmlns:w16="http://schemas.microsoft.com/office/word/2018/wordml" xmlns:w16se="http://schemas.microsoft.com/office/word/2015/wordml/symex" xmlns:wpg="http://schemas.microsoft.com/office/word/2010/wordprocessingGroup" xmlns:wpi="http://schemas.microsoft.com/office/word/2010/wordprocessingInk" xmlns:wne="http://schemas.microsoft.com/office/word/2006/wordml" xmlns:wps="http://schemas.microsoft.com/office/word/2010/wordprocessingShape" mc:Ignorable="w14 w15 w16se w16cid w16 w16cex wp14">
+<w:endnotes xmlns:wpc="http://schemas.microsoft.com/office/word/2010/wordprocessingCanvas" xmlns:cx="http://schemas.microsoft.com/office/drawing/2014/chartex" xmlns:cx1="http://schemas.microsoft.com/office/drawing/2015/9/8/chartex" xmlns:cx2="http://schemas.microsoft.com/office/drawing/2015/10/21/chartex" xmlns:cx3="http://schemas.microsoft.com/office/drawing/2016/5/9/chartex" xmlns:cx4="http://schemas.microsoft.com/office/drawing/2016/5/10/chartex" xmlns:cx5="http://schemas.microsoft.com/office/drawing/2016/5/11/chartex" xmlns:cx6="http://schemas.microsoft.com/office/drawing/2016/5/12/chartex" xmlns:cx7="http://schemas.microsoft.com/office/drawing/2016/5/13/chartex" xmlns:cx8="http://schemas.microsoft.com/office/drawing/2016/5/14/chartex" xmlns:mc="http://schemas.openxmlformats.org/markup-compatibility/2006" xmlns:aink="http://schemas.microsoft.com/office/drawing/2016/ink" xmlns:am3d="http://schemas.microsoft.com/office/drawing/2017/model3d" xmlns:o="urn:schemas-microsoft-com:office:office" xmlns:oel="http://schemas.microsoft.com/office/2019/extlst" xmlns:r="http://schemas.openxmlformats.org/officeDocument/2006/relationships" xmlns:m="http://schemas.openxmlformats.org/officeDocument/2006/math" xmlns:v="urn:schemas-microsoft-com:vml" xmlns:wp14="http://schemas.microsoft.com/office/word/2010/wordprocessingDrawing" xmlns:wp="http://schemas.openxmlformats.org/drawingml/2006/wordprocessingDrawing" xmlns:w10="urn:schemas-microsoft-com:office:word" xmlns:w="http://schemas.openxmlformats.org/wordprocessingml/2006/main" xmlns:w14="http://schemas.microsoft.com/office/word/2010/wordml" xmlns:w15="http://schemas.microsoft.com/office/word/2012/wordml" xmlns:w16cex="http://schemas.microsoft.com/office/word/2018/wordml/cex" xmlns:w16cid="http://schemas.microsoft.com/office/word/2016/wordml/cid" xmlns:w16="http://schemas.microsoft.com/office/word/2018/wordml" xmlns:w16du="http://schemas.microsoft.com/office/word/2023/wordml/word16du" xmlns:w16sdtdh="http://schemas.microsoft.com/office/word/2020/wordml/sdtdatahash" xmlns:w16sdtfl="http://schemas.microsoft.com/office/word/2024/wordml/sdtformatlock" xmlns:w16se="http://schemas.microsoft.com/office/word/2015/wordml/symex" xmlns:wpg="http://schemas.microsoft.com/office/word/2010/wordprocessingGroup" xmlns:wpi="http://schemas.microsoft.com/office/word/2010/wordprocessingInk" xmlns:wne="http://schemas.microsoft.com/office/word/2006/wordml" xmlns:wps="http://schemas.microsoft.com/office/word/2010/wordprocessingShape" mc:Ignorable="w14 w15 w16se w16cid w16 w16cex w16sdtdh w16sdtfl w16du wp14">
   <w:endnote w:type="separator" w:id="-1">
     <w:p>
       <w:pPr>
@@ -20981,7 +21115,7 @@
 </file>
 
 <file path=word/footer1.xml><?xml version="1.0" encoding="utf-8"?>
-<w:ftr xmlns:wpc="http://schemas.microsoft.com/office/word/2010/wordprocessingCanvas" xmlns:cx="http://schemas.microsoft.com/office/drawing/2014/chartex" xmlns:cx1="http://schemas.microsoft.com/office/drawing/2015/9/8/chartex" xmlns:cx2="http://schemas.microsoft.com/office/drawing/2015/10/21/chartex" xmlns:cx3="http://schemas.microsoft.com/office/drawing/2016/5/9/chartex" xmlns:cx4="http://schemas.microsoft.com/office/drawing/2016/5/10/chartex" xmlns:cx5="http://schemas.microsoft.com/office/drawing/2016/5/11/chartex" xmlns:cx6="http://schemas.microsoft.com/office/drawing/2016/5/12/chartex" xmlns:cx7="http://schemas.microsoft.com/office/drawing/2016/5/13/chartex" xmlns:cx8="http://schemas.microsoft.com/office/drawing/2016/5/14/chartex" xmlns:mc="http://schemas.openxmlformats.org/markup-compatibility/2006" xmlns:aink="http://schemas.microsoft.com/office/drawing/2016/ink" xmlns:am3d="http://schemas.microsoft.com/office/drawing/2017/model3d" xmlns:o="urn:schemas-microsoft-com:office:office" xmlns:r="http://schemas.openxmlformats.org/officeDocument/2006/relationships" xmlns:m="http://schemas.openxmlformats.org/officeDocument/2006/math" xmlns:v="urn:schemas-microsoft-com:vml" xmlns:wp14="http://schemas.microsoft.com/office/word/2010/wordprocessingDrawing" xmlns:wp="http://schemas.openxmlformats.org/drawingml/2006/wordprocessingDrawing" xmlns:w10="urn:schemas-microsoft-com:office:word" xmlns:w="http://schemas.openxmlformats.org/wordprocessingml/2006/main" xmlns:w14="http://schemas.microsoft.com/office/word/2010/wordml" xmlns:w15="http://schemas.microsoft.com/office/word/2012/wordml" xmlns:w16cex="http://schemas.microsoft.com/office/word/2018/wordml/cex" xmlns:w16cid="http://schemas.microsoft.com/office/word/2016/wordml/cid" xmlns:w16="http://schemas.microsoft.com/office/word/2018/wordml" xmlns:w16se="http://schemas.microsoft.com/office/word/2015/wordml/symex" xmlns:wpg="http://schemas.microsoft.com/office/word/2010/wordprocessingGroup" xmlns:wpi="http://schemas.microsoft.com/office/word/2010/wordprocessingInk" xmlns:wne="http://schemas.microsoft.com/office/word/2006/wordml" xmlns:wps="http://schemas.microsoft.com/office/word/2010/wordprocessingShape" mc:Ignorable="w14 w15 w16se w16cid w16 w16cex wp14">
+<w:ftr xmlns:wpc="http://schemas.microsoft.com/office/word/2010/wordprocessingCanvas" xmlns:cx="http://schemas.microsoft.com/office/drawing/2014/chartex" xmlns:cx1="http://schemas.microsoft.com/office/drawing/2015/9/8/chartex" xmlns:cx2="http://schemas.microsoft.com/office/drawing/2015/10/21/chartex" xmlns:cx3="http://schemas.microsoft.com/office/drawing/2016/5/9/chartex" xmlns:cx4="http://schemas.microsoft.com/office/drawing/2016/5/10/chartex" xmlns:cx5="http://schemas.microsoft.com/office/drawing/2016/5/11/chartex" xmlns:cx6="http://schemas.microsoft.com/office/drawing/2016/5/12/chartex" xmlns:cx7="http://schemas.microsoft.com/office/drawing/2016/5/13/chartex" xmlns:cx8="http://schemas.microsoft.com/office/drawing/2016/5/14/chartex" xmlns:mc="http://schemas.openxmlformats.org/markup-compatibility/2006" xmlns:aink="http://schemas.microsoft.com/office/drawing/2016/ink" xmlns:am3d="http://schemas.microsoft.com/office/drawing/2017/model3d" xmlns:o="urn:schemas-microsoft-com:office:office" xmlns:oel="http://schemas.microsoft.com/office/2019/extlst" xmlns:r="http://schemas.openxmlformats.org/officeDocument/2006/relationships" xmlns:m="http://schemas.openxmlformats.org/officeDocument/2006/math" xmlns:v="urn:schemas-microsoft-com:vml" xmlns:wp14="http://schemas.microsoft.com/office/word/2010/wordprocessingDrawing" xmlns:wp="http://schemas.openxmlformats.org/drawingml/2006/wordprocessingDrawing" xmlns:w10="urn:schemas-microsoft-com:office:word" xmlns:w="http://schemas.openxmlformats.org/wordprocessingml/2006/main" xmlns:w14="http://schemas.microsoft.com/office/word/2010/wordml" xmlns:w15="http://schemas.microsoft.com/office/word/2012/wordml" xmlns:w16cex="http://schemas.microsoft.com/office/word/2018/wordml/cex" xmlns:w16cid="http://schemas.microsoft.com/office/word/2016/wordml/cid" xmlns:w16="http://schemas.microsoft.com/office/word/2018/wordml" xmlns:w16du="http://schemas.microsoft.com/office/word/2023/wordml/word16du" xmlns:w16sdtdh="http://schemas.microsoft.com/office/word/2020/wordml/sdtdatahash" xmlns:w16sdtfl="http://schemas.microsoft.com/office/word/2024/wordml/sdtformatlock" xmlns:w16se="http://schemas.microsoft.com/office/word/2015/wordml/symex" xmlns:wpg="http://schemas.microsoft.com/office/word/2010/wordprocessingGroup" xmlns:wpi="http://schemas.microsoft.com/office/word/2010/wordprocessingInk" xmlns:wne="http://schemas.microsoft.com/office/word/2006/wordml" xmlns:wps="http://schemas.microsoft.com/office/word/2010/wordprocessingShape" mc:Ignorable="w14 w15 w16se w16cid w16 w16cex w16sdtdh w16sdtfl w16du wp14">
   <w:sdt>
     <w:sdtPr>
       <w:id w:val="2092421847"/>
@@ -21024,7 +21158,7 @@
 </file>
 
 <file path=word/footer2.xml><?xml version="1.0" encoding="utf-8"?>
-<w:ftr xmlns:wpc="http://schemas.microsoft.com/office/word/2010/wordprocessingCanvas" xmlns:cx="http://schemas.microsoft.com/office/drawing/2014/chartex" xmlns:cx1="http://schemas.microsoft.com/office/drawing/2015/9/8/chartex" xmlns:cx2="http://schemas.microsoft.com/office/drawing/2015/10/21/chartex" xmlns:cx3="http://schemas.microsoft.com/office/drawing/2016/5/9/chartex" xmlns:cx4="http://schemas.microsoft.com/office/drawing/2016/5/10/chartex" xmlns:cx5="http://schemas.microsoft.com/office/drawing/2016/5/11/chartex" xmlns:cx6="http://schemas.microsoft.com/office/drawing/2016/5/12/chartex" xmlns:cx7="http://schemas.microsoft.com/office/drawing/2016/5/13/chartex" xmlns:cx8="http://schemas.microsoft.com/office/drawing/2016/5/14/chartex" xmlns:mc="http://schemas.openxmlformats.org/markup-compatibility/2006" xmlns:aink="http://schemas.microsoft.com/office/drawing/2016/ink" xmlns:am3d="http://schemas.microsoft.com/office/drawing/2017/model3d" xmlns:o="urn:schemas-microsoft-com:office:office" xmlns:r="http://schemas.openxmlformats.org/officeDocument/2006/relationships" xmlns:m="http://schemas.openxmlformats.org/officeDocument/2006/math" xmlns:v="urn:schemas-microsoft-com:vml" xmlns:wp14="http://schemas.microsoft.com/office/word/2010/wordprocessingDrawing" xmlns:wp="http://schemas.openxmlformats.org/drawingml/2006/wordprocessingDrawing" xmlns:w10="urn:schemas-microsoft-com:office:word" xmlns:w="http://schemas.openxmlformats.org/wordprocessingml/2006/main" xmlns:w14="http://schemas.microsoft.com/office/word/2010/wordml" xmlns:w15="http://schemas.microsoft.com/office/word/2012/wordml" xmlns:w16cex="http://schemas.microsoft.com/office/word/2018/wordml/cex" xmlns:w16cid="http://schemas.microsoft.com/office/word/2016/wordml/cid" xmlns:w16="http://schemas.microsoft.com/office/word/2018/wordml" xmlns:w16se="http://schemas.microsoft.com/office/word/2015/wordml/symex" xmlns:wpg="http://schemas.microsoft.com/office/word/2010/wordprocessingGroup" xmlns:wpi="http://schemas.microsoft.com/office/word/2010/wordprocessingInk" xmlns:wne="http://schemas.microsoft.com/office/word/2006/wordml" xmlns:wps="http://schemas.microsoft.com/office/word/2010/wordprocessingShape" mc:Ignorable="w14 w15 w16se w16cid w16 w16cex wp14">
+<w:ftr xmlns:wpc="http://schemas.microsoft.com/office/word/2010/wordprocessingCanvas" xmlns:cx="http://schemas.microsoft.com/office/drawing/2014/chartex" xmlns:cx1="http://schemas.microsoft.com/office/drawing/2015/9/8/chartex" xmlns:cx2="http://schemas.microsoft.com/office/drawing/2015/10/21/chartex" xmlns:cx3="http://schemas.microsoft.com/office/drawing/2016/5/9/chartex" xmlns:cx4="http://schemas.microsoft.com/office/drawing/2016/5/10/chartex" xmlns:cx5="http://schemas.microsoft.com/office/drawing/2016/5/11/chartex" xmlns:cx6="http://schemas.microsoft.com/office/drawing/2016/5/12/chartex" xmlns:cx7="http://schemas.microsoft.com/office/drawing/2016/5/13/chartex" xmlns:cx8="http://schemas.microsoft.com/office/drawing/2016/5/14/chartex" xmlns:mc="http://schemas.openxmlformats.org/markup-compatibility/2006" xmlns:aink="http://schemas.microsoft.com/office/drawing/2016/ink" xmlns:am3d="http://schemas.microsoft.com/office/drawing/2017/model3d" xmlns:o="urn:schemas-microsoft-com:office:office" xmlns:oel="http://schemas.microsoft.com/office/2019/extlst" xmlns:r="http://schemas.openxmlformats.org/officeDocument/2006/relationships" xmlns:m="http://schemas.openxmlformats.org/officeDocument/2006/math" xmlns:v="urn:schemas-microsoft-com:vml" xmlns:wp14="http://schemas.microsoft.com/office/word/2010/wordprocessingDrawing" xmlns:wp="http://schemas.openxmlformats.org/drawingml/2006/wordprocessingDrawing" xmlns:w10="urn:schemas-microsoft-com:office:word" xmlns:w="http://schemas.openxmlformats.org/wordprocessingml/2006/main" xmlns:w14="http://schemas.microsoft.com/office/word/2010/wordml" xmlns:w15="http://schemas.microsoft.com/office/word/2012/wordml" xmlns:w16cex="http://schemas.microsoft.com/office/word/2018/wordml/cex" xmlns:w16cid="http://schemas.microsoft.com/office/word/2016/wordml/cid" xmlns:w16="http://schemas.microsoft.com/office/word/2018/wordml" xmlns:w16du="http://schemas.microsoft.com/office/word/2023/wordml/word16du" xmlns:w16sdtdh="http://schemas.microsoft.com/office/word/2020/wordml/sdtdatahash" xmlns:w16sdtfl="http://schemas.microsoft.com/office/word/2024/wordml/sdtformatlock" xmlns:w16se="http://schemas.microsoft.com/office/word/2015/wordml/symex" xmlns:wpg="http://schemas.microsoft.com/office/word/2010/wordprocessingGroup" xmlns:wpi="http://schemas.microsoft.com/office/word/2010/wordprocessingInk" xmlns:wne="http://schemas.microsoft.com/office/word/2006/wordml" xmlns:wps="http://schemas.microsoft.com/office/word/2010/wordprocessingShape" mc:Ignorable="w14 w15 w16se w16cid w16 w16cex w16sdtdh w16sdtfl w16du wp14">
   <w:sdt>
     <w:sdtPr>
       <w:id w:val="1676690216"/>
@@ -21055,7 +21189,7 @@
 </file>
 
 <file path=word/footnotes.xml><?xml version="1.0" encoding="utf-8"?>
-<w:footnotes xmlns:wpc="http://schemas.microsoft.com/office/word/2010/wordprocessingCanvas" xmlns:cx="http://schemas.microsoft.com/office/drawing/2014/chartex" xmlns:cx1="http://schemas.microsoft.com/office/drawing/2015/9/8/chartex" xmlns:cx2="http://schemas.microsoft.com/office/drawing/2015/10/21/chartex" xmlns:cx3="http://schemas.microsoft.com/office/drawing/2016/5/9/chartex" xmlns:cx4="http://schemas.microsoft.com/office/drawing/2016/5/10/chartex" xmlns:cx5="http://schemas.microsoft.com/office/drawing/2016/5/11/chartex" xmlns:cx6="http://schemas.microsoft.com/office/drawing/2016/5/12/chartex" xmlns:cx7="http://schemas.microsoft.com/office/drawing/2016/5/13/chartex" xmlns:cx8="http://schemas.microsoft.com/office/drawing/2016/5/14/chartex" xmlns:mc="http://schemas.openxmlformats.org/markup-compatibility/2006" xmlns:aink="http://schemas.microsoft.com/office/drawing/2016/ink" xmlns:am3d="http://schemas.microsoft.com/office/drawing/2017/model3d" xmlns:o="urn:schemas-microsoft-com:office:office" xmlns:r="http://schemas.openxmlformats.org/officeDocument/2006/relationships" xmlns:m="http://schemas.openxmlformats.org/officeDocument/2006/math" xmlns:v="urn:schemas-microsoft-com:vml" xmlns:wp14="http://schemas.microsoft.com/office/word/2010/wordprocessingDrawing" xmlns:wp="http://schemas.openxmlformats.org/drawingml/2006/wordprocessingDrawing" xmlns:w10="urn:schemas-microsoft-com:office:word" xmlns:w="http://schemas.openxmlformats.org/wordprocessingml/2006/main" xmlns:w14="http://schemas.microsoft.com/office/word/2010/wordml" xmlns:w15="http://schemas.microsoft.com/office/word/2012/wordml" xmlns:w16cex="http://schemas.microsoft.com/office/word/2018/wordml/cex" xmlns:w16cid="http://schemas.microsoft.com/office/word/2016/wordml/cid" xmlns:w16="http://schemas.microsoft.com/office/word/2018/wordml" xmlns:w16se="http://schemas.microsoft.com/office/word/2015/wordml/symex" xmlns:wpg="http://schemas.microsoft.com/office/word/2010/wordprocessingGroup" xmlns:wpi="http://schemas.microsoft.com/office/word/2010/wordprocessingInk" xmlns:wne="http://schemas.microsoft.com/office/word/2006/wordml" xmlns:wps="http://schemas.microsoft.com/office/word/2010/wordprocessingShape" mc:Ignorable="w14 w15 w16se w16cid w16 w16cex wp14">
+<w:footnotes xmlns:wpc="http://schemas.microsoft.com/office/word/2010/wordprocessingCanvas" xmlns:cx="http://schemas.microsoft.com/office/drawing/2014/chartex" xmlns:cx1="http://schemas.microsoft.com/office/drawing/2015/9/8/chartex" xmlns:cx2="http://schemas.microsoft.com/office/drawing/2015/10/21/chartex" xmlns:cx3="http://schemas.microsoft.com/office/drawing/2016/5/9/chartex" xmlns:cx4="http://schemas.microsoft.com/office/drawing/2016/5/10/chartex" xmlns:cx5="http://schemas.microsoft.com/office/drawing/2016/5/11/chartex" xmlns:cx6="http://schemas.microsoft.com/office/drawing/2016/5/12/chartex" xmlns:cx7="http://schemas.microsoft.com/office/drawing/2016/5/13/chartex" xmlns:cx8="http://schemas.microsoft.com/office/drawing/2016/5/14/chartex" xmlns:mc="http://schemas.openxmlformats.org/markup-compatibility/2006" xmlns:aink="http://schemas.microsoft.com/office/drawing/2016/ink" xmlns:am3d="http://schemas.microsoft.com/office/drawing/2017/model3d" xmlns:o="urn:schemas-microsoft-com:office:office" xmlns:oel="http://schemas.microsoft.com/office/2019/extlst" xmlns:r="http://schemas.openxmlformats.org/officeDocument/2006/relationships" xmlns:m="http://schemas.openxmlformats.org/officeDocument/2006/math" xmlns:v="urn:schemas-microsoft-com:vml" xmlns:wp14="http://schemas.microsoft.com/office/word/2010/wordprocessingDrawing" xmlns:wp="http://schemas.openxmlformats.org/drawingml/2006/wordprocessingDrawing" xmlns:w10="urn:schemas-microsoft-com:office:word" xmlns:w="http://schemas.openxmlformats.org/wordprocessingml/2006/main" xmlns:w14="http://schemas.microsoft.com/office/word/2010/wordml" xmlns:w15="http://schemas.microsoft.com/office/word/2012/wordml" xmlns:w16cex="http://schemas.microsoft.com/office/word/2018/wordml/cex" xmlns:w16cid="http://schemas.microsoft.com/office/word/2016/wordml/cid" xmlns:w16="http://schemas.microsoft.com/office/word/2018/wordml" xmlns:w16du="http://schemas.microsoft.com/office/word/2023/wordml/word16du" xmlns:w16sdtdh="http://schemas.microsoft.com/office/word/2020/wordml/sdtdatahash" xmlns:w16sdtfl="http://schemas.microsoft.com/office/word/2024/wordml/sdtformatlock" xmlns:w16se="http://schemas.microsoft.com/office/word/2015/wordml/symex" xmlns:wpg="http://schemas.microsoft.com/office/word/2010/wordprocessingGroup" xmlns:wpi="http://schemas.microsoft.com/office/word/2010/wordprocessingInk" xmlns:wne="http://schemas.microsoft.com/office/word/2006/wordml" xmlns:wps="http://schemas.microsoft.com/office/word/2010/wordprocessingShape" mc:Ignorable="w14 w15 w16se w16cid w16 w16cex w16sdtdh w16sdtfl w16du wp14">
   <w:footnote w:type="separator" w:id="-1">
     <w:p>
       <w:pPr>
@@ -21080,7 +21214,7 @@
 </file>
 
 <file path=word/numbering.xml><?xml version="1.0" encoding="utf-8"?>
-<w:numbering xmlns:wpc="http://schemas.microsoft.com/office/word/2010/wordprocessingCanvas" xmlns:cx="http://schemas.microsoft.com/office/drawing/2014/chartex" xmlns:cx1="http://schemas.microsoft.com/office/drawing/2015/9/8/chartex" xmlns:cx2="http://schemas.microsoft.com/office/drawing/2015/10/21/chartex" xmlns:cx3="http://schemas.microsoft.com/office/drawing/2016/5/9/chartex" xmlns:cx4="http://schemas.microsoft.com/office/drawing/2016/5/10/chartex" xmlns:cx5="http://schemas.microsoft.com/office/drawing/2016/5/11/chartex" xmlns:cx6="http://schemas.microsoft.com/office/drawing/2016/5/12/chartex" xmlns:cx7="http://schemas.microsoft.com/office/drawing/2016/5/13/chartex" xmlns:cx8="http://schemas.microsoft.com/office/drawing/2016/5/14/chartex" xmlns:mc="http://schemas.openxmlformats.org/markup-compatibility/2006" xmlns:aink="http://schemas.microsoft.com/office/drawing/2016/ink" xmlns:am3d="http://schemas.microsoft.com/office/drawing/2017/model3d" xmlns:o="urn:schemas-microsoft-com:office:office" xmlns:r="http://schemas.openxmlformats.org/officeDocument/2006/relationships" xmlns:m="http://schemas.openxmlformats.org/officeDocument/2006/math" xmlns:v="urn:schemas-microsoft-com:vml" xmlns:wp14="http://schemas.microsoft.com/office/word/2010/wordprocessingDrawing" xmlns:wp="http://schemas.openxmlformats.org/drawingml/2006/wordprocessingDrawing" xmlns:w10="urn:schemas-microsoft-com:office:word" xmlns:w="http://schemas.openxmlformats.org/wordprocessingml/2006/main" xmlns:w14="http://schemas.microsoft.com/office/word/2010/wordml" xmlns:w15="http://schemas.microsoft.com/office/word/2012/wordml" xmlns:w16cex="http://schemas.microsoft.com/office/word/2018/wordml/cex" xmlns:w16cid="http://schemas.microsoft.com/office/word/2016/wordml/cid" xmlns:w16="http://schemas.microsoft.com/office/word/2018/wordml" xmlns:w16se="http://schemas.microsoft.com/office/word/2015/wordml/symex" xmlns:wpg="http://schemas.microsoft.com/office/word/2010/wordprocessingGroup" xmlns:wpi="http://schemas.microsoft.com/office/word/2010/wordprocessingInk" xmlns:wne="http://schemas.microsoft.com/office/word/2006/wordml" xmlns:wps="http://schemas.microsoft.com/office/word/2010/wordprocessingShape" mc:Ignorable="w14 w15 w16se w16cid w16 w16cex wp14">
+<w:numbering xmlns:wpc="http://schemas.microsoft.com/office/word/2010/wordprocessingCanvas" xmlns:cx="http://schemas.microsoft.com/office/drawing/2014/chartex" xmlns:cx1="http://schemas.microsoft.com/office/drawing/2015/9/8/chartex" xmlns:cx2="http://schemas.microsoft.com/office/drawing/2015/10/21/chartex" xmlns:cx3="http://schemas.microsoft.com/office/drawing/2016/5/9/chartex" xmlns:cx4="http://schemas.microsoft.com/office/drawing/2016/5/10/chartex" xmlns:cx5="http://schemas.microsoft.com/office/drawing/2016/5/11/chartex" xmlns:cx6="http://schemas.microsoft.com/office/drawing/2016/5/12/chartex" xmlns:cx7="http://schemas.microsoft.com/office/drawing/2016/5/13/chartex" xmlns:cx8="http://schemas.microsoft.com/office/drawing/2016/5/14/chartex" xmlns:mc="http://schemas.openxmlformats.org/markup-compatibility/2006" xmlns:aink="http://schemas.microsoft.com/office/drawing/2016/ink" xmlns:am3d="http://schemas.microsoft.com/office/drawing/2017/model3d" xmlns:o="urn:schemas-microsoft-com:office:office" xmlns:oel="http://schemas.microsoft.com/office/2019/extlst" xmlns:r="http://schemas.openxmlformats.org/officeDocument/2006/relationships" xmlns:m="http://schemas.openxmlformats.org/officeDocument/2006/math" xmlns:v="urn:schemas-microsoft-com:vml" xmlns:wp14="http://schemas.microsoft.com/office/word/2010/wordprocessingDrawing" xmlns:wp="http://schemas.openxmlformats.org/drawingml/2006/wordprocessingDrawing" xmlns:w10="urn:schemas-microsoft-com:office:word" xmlns:w="http://schemas.openxmlformats.org/wordprocessingml/2006/main" xmlns:w14="http://schemas.microsoft.com/office/word/2010/wordml" xmlns:w15="http://schemas.microsoft.com/office/word/2012/wordml" xmlns:w16cex="http://schemas.microsoft.com/office/word/2018/wordml/cex" xmlns:w16cid="http://schemas.microsoft.com/office/word/2016/wordml/cid" xmlns:w16="http://schemas.microsoft.com/office/word/2018/wordml" xmlns:w16du="http://schemas.microsoft.com/office/word/2023/wordml/word16du" xmlns:w16sdtdh="http://schemas.microsoft.com/office/word/2020/wordml/sdtdatahash" xmlns:w16sdtfl="http://schemas.microsoft.com/office/word/2024/wordml/sdtformatlock" xmlns:w16se="http://schemas.microsoft.com/office/word/2015/wordml/symex" xmlns:wpg="http://schemas.microsoft.com/office/word/2010/wordprocessingGroup" xmlns:wpi="http://schemas.microsoft.com/office/word/2010/wordprocessingInk" xmlns:wne="http://schemas.microsoft.com/office/word/2006/wordml" xmlns:wps="http://schemas.microsoft.com/office/word/2010/wordprocessingShape" mc:Ignorable="w14 w15 w16se w16cid w16 w16cex w16sdtdh w16sdtfl w16du wp14">
   <w:abstractNum w:abstractNumId="0" w15:restartNumberingAfterBreak="0">
     <w:nsid w:val="915C93DA"/>
     <w:multiLevelType w:val="singleLevel"/>
@@ -22260,16 +22394,16 @@
       </w:rPr>
     </w:lvl>
   </w:abstractNum>
-  <w:num w:numId="1">
+  <w:num w:numId="1" w16cid:durableId="1505783820">
     <w:abstractNumId w:val="11"/>
   </w:num>
-  <w:num w:numId="2">
+  <w:num w:numId="2" w16cid:durableId="1005089926">
     <w:abstractNumId w:val="2"/>
   </w:num>
-  <w:num w:numId="3">
+  <w:num w:numId="3" w16cid:durableId="251011627">
     <w:abstractNumId w:val="7"/>
   </w:num>
-  <w:num w:numId="4">
+  <w:num w:numId="4" w16cid:durableId="1870676809">
     <w:abstractNumId w:val="6"/>
     <w:lvlOverride w:ilvl="0">
       <w:startOverride w:val="1"/>
@@ -22299,35 +22433,43 @@
       <w:startOverride w:val="1"/>
     </w:lvlOverride>
   </w:num>
-  <w:num w:numId="5">
+  <w:num w:numId="5" w16cid:durableId="1945140700">
     <w:abstractNumId w:val="8"/>
   </w:num>
-  <w:num w:numId="6">
+  <w:num w:numId="6" w16cid:durableId="888684019">
     <w:abstractNumId w:val="4"/>
   </w:num>
-  <w:num w:numId="7">
+  <w:num w:numId="7" w16cid:durableId="704863877">
     <w:abstractNumId w:val="0"/>
   </w:num>
-  <w:num w:numId="8">
+  <w:num w:numId="8" w16cid:durableId="401146370">
     <w:abstractNumId w:val="10"/>
   </w:num>
-  <w:num w:numId="9">
+  <w:num w:numId="9" w16cid:durableId="632950572">
     <w:abstractNumId w:val="1"/>
   </w:num>
-  <w:num w:numId="10">
+  <w:num w:numId="10" w16cid:durableId="378435477">
     <w:abstractNumId w:val="9"/>
   </w:num>
-  <w:num w:numId="11">
+  <w:num w:numId="11" w16cid:durableId="519784181">
     <w:abstractNumId w:val="3"/>
   </w:num>
-  <w:num w:numId="12">
+  <w:num w:numId="12" w16cid:durableId="1174955041">
     <w:abstractNumId w:val="5"/>
   </w:num>
 </w:numbering>
 </file>
 
+<file path=word/people.xml><?xml version="1.0" encoding="utf-8"?>
+<w15:people xmlns:wpc="http://schemas.microsoft.com/office/word/2010/wordprocessingCanvas" xmlns:cx="http://schemas.microsoft.com/office/drawing/2014/chartex" xmlns:cx1="http://schemas.microsoft.com/office/drawing/2015/9/8/chartex" xmlns:cx2="http://schemas.microsoft.com/office/drawing/2015/10/21/chartex" xmlns:cx3="http://schemas.microsoft.com/office/drawing/2016/5/9/chartex" xmlns:cx4="http://schemas.microsoft.com/office/drawing/2016/5/10/chartex" xmlns:cx5="http://schemas.microsoft.com/office/drawing/2016/5/11/chartex" xmlns:cx6="http://schemas.microsoft.com/office/drawing/2016/5/12/chartex" xmlns:cx7="http://schemas.microsoft.com/office/drawing/2016/5/13/chartex" xmlns:cx8="http://schemas.microsoft.com/office/drawing/2016/5/14/chartex" xmlns:mc="http://schemas.openxmlformats.org/markup-compatibility/2006" xmlns:aink="http://schemas.microsoft.com/office/drawing/2016/ink" xmlns:am3d="http://schemas.microsoft.com/office/drawing/2017/model3d" xmlns:o="urn:schemas-microsoft-com:office:office" xmlns:oel="http://schemas.microsoft.com/office/2019/extlst" xmlns:r="http://schemas.openxmlformats.org/officeDocument/2006/relationships" xmlns:m="http://schemas.openxmlformats.org/officeDocument/2006/math" xmlns:v="urn:schemas-microsoft-com:vml" xmlns:wp14="http://schemas.microsoft.com/office/word/2010/wordprocessingDrawing" xmlns:wp="http://schemas.openxmlformats.org/drawingml/2006/wordprocessingDrawing" xmlns:w10="urn:schemas-microsoft-com:office:word" xmlns:w="http://schemas.openxmlformats.org/wordprocessingml/2006/main" xmlns:w14="http://schemas.microsoft.com/office/word/2010/wordml" xmlns:w15="http://schemas.microsoft.com/office/word/2012/wordml" xmlns:w16cex="http://schemas.microsoft.com/office/word/2018/wordml/cex" xmlns:w16cid="http://schemas.microsoft.com/office/word/2016/wordml/cid" xmlns:w16="http://schemas.microsoft.com/office/word/2018/wordml" xmlns:w16du="http://schemas.microsoft.com/office/word/2023/wordml/word16du" xmlns:w16sdtdh="http://schemas.microsoft.com/office/word/2020/wordml/sdtdatahash" xmlns:w16sdtfl="http://schemas.microsoft.com/office/word/2024/wordml/sdtformatlock" xmlns:w16se="http://schemas.microsoft.com/office/word/2015/wordml/symex" xmlns:wpg="http://schemas.microsoft.com/office/word/2010/wordprocessingGroup" xmlns:wpi="http://schemas.microsoft.com/office/word/2010/wordprocessingInk" xmlns:wne="http://schemas.microsoft.com/office/word/2006/wordml" xmlns:wps="http://schemas.microsoft.com/office/word/2010/wordprocessingShape" mc:Ignorable="w14 w15 w16se w16cid w16 w16cex w16sdtdh w16sdtfl w16du wp14">
+  <w15:person w15:author="Kalentyev Alexey">
+    <w15:presenceInfo w15:providerId="Windows Live" w15:userId="da819b8650d7d997"/>
+  </w15:person>
+</w15:people>
+</file>
+
 <file path=word/styles.xml><?xml version="1.0" encoding="utf-8"?>
-<w:styles xmlns:mc="http://schemas.openxmlformats.org/markup-compatibility/2006" xmlns:r="http://schemas.openxmlformats.org/officeDocument/2006/relationships" xmlns:w="http://schemas.openxmlformats.org/wordprocessingml/2006/main" xmlns:w14="http://schemas.microsoft.com/office/word/2010/wordml" xmlns:w15="http://schemas.microsoft.com/office/word/2012/wordml" xmlns:w16cex="http://schemas.microsoft.com/office/word/2018/wordml/cex" xmlns:w16cid="http://schemas.microsoft.com/office/word/2016/wordml/cid" xmlns:w16="http://schemas.microsoft.com/office/word/2018/wordml" xmlns:w16se="http://schemas.microsoft.com/office/word/2015/wordml/symex" mc:Ignorable="w14 w15 w16se w16cid w16 w16cex">
+<w:styles xmlns:mc="http://schemas.openxmlformats.org/markup-compatibility/2006" xmlns:r="http://schemas.openxmlformats.org/officeDocument/2006/relationships" xmlns:w="http://schemas.openxmlformats.org/wordprocessingml/2006/main" xmlns:w14="http://schemas.microsoft.com/office/word/2010/wordml" xmlns:w15="http://schemas.microsoft.com/office/word/2012/wordml" xmlns:w16cex="http://schemas.microsoft.com/office/word/2018/wordml/cex" xmlns:w16cid="http://schemas.microsoft.com/office/word/2016/wordml/cid" xmlns:w16="http://schemas.microsoft.com/office/word/2018/wordml" xmlns:w16du="http://schemas.microsoft.com/office/word/2023/wordml/word16du" xmlns:w16sdtdh="http://schemas.microsoft.com/office/word/2020/wordml/sdtdatahash" xmlns:w16sdtfl="http://schemas.microsoft.com/office/word/2024/wordml/sdtformatlock" xmlns:w16se="http://schemas.microsoft.com/office/word/2015/wordml/symex" mc:Ignorable="w14 w15 w16se w16cid w16 w16cex w16sdtdh w16sdtfl w16du">
   <w:docDefaults>
     <w:rPrDefault>
       <w:rPr>

--- a/Пояснительная Записка Лавор 582-1.docx
+++ b/Пояснительная Записка Лавор 582-1.docx
@@ -1,6 +1,6 @@
 
 <file path=word/document.xml><?xml version="1.0" encoding="utf-8"?>
-<w:document xmlns:wpc="http://schemas.microsoft.com/office/word/2010/wordprocessingCanvas" xmlns:cx="http://schemas.microsoft.com/office/drawing/2014/chartex" xmlns:cx1="http://schemas.microsoft.com/office/drawing/2015/9/8/chartex" xmlns:cx2="http://schemas.microsoft.com/office/drawing/2015/10/21/chartex" xmlns:cx3="http://schemas.microsoft.com/office/drawing/2016/5/9/chartex" xmlns:cx4="http://schemas.microsoft.com/office/drawing/2016/5/10/chartex" xmlns:cx5="http://schemas.microsoft.com/office/drawing/2016/5/11/chartex" xmlns:cx6="http://schemas.microsoft.com/office/drawing/2016/5/12/chartex" xmlns:cx7="http://schemas.microsoft.com/office/drawing/2016/5/13/chartex" xmlns:cx8="http://schemas.microsoft.com/office/drawing/2016/5/14/chartex" xmlns:mc="http://schemas.openxmlformats.org/markup-compatibility/2006" xmlns:aink="http://schemas.microsoft.com/office/drawing/2016/ink" xmlns:am3d="http://schemas.microsoft.com/office/drawing/2017/model3d" xmlns:o="urn:schemas-microsoft-com:office:office" xmlns:oel="http://schemas.microsoft.com/office/2019/extlst" xmlns:r="http://schemas.openxmlformats.org/officeDocument/2006/relationships" xmlns:m="http://schemas.openxmlformats.org/officeDocument/2006/math" xmlns:v="urn:schemas-microsoft-com:vml" xmlns:wp14="http://schemas.microsoft.com/office/word/2010/wordprocessingDrawing" xmlns:wp="http://schemas.openxmlformats.org/drawingml/2006/wordprocessingDrawing" xmlns:w10="urn:schemas-microsoft-com:office:word" xmlns:w="http://schemas.openxmlformats.org/wordprocessingml/2006/main" xmlns:w14="http://schemas.microsoft.com/office/word/2010/wordml" xmlns:w15="http://schemas.microsoft.com/office/word/2012/wordml" xmlns:w16cex="http://schemas.microsoft.com/office/word/2018/wordml/cex" xmlns:w16cid="http://schemas.microsoft.com/office/word/2016/wordml/cid" xmlns:w16="http://schemas.microsoft.com/office/word/2018/wordml" xmlns:w16du="http://schemas.microsoft.com/office/word/2023/wordml/word16du" xmlns:w16sdtdh="http://schemas.microsoft.com/office/word/2020/wordml/sdtdatahash" xmlns:w16sdtfl="http://schemas.microsoft.com/office/word/2024/wordml/sdtformatlock" xmlns:w16se="http://schemas.microsoft.com/office/word/2015/wordml/symex" xmlns:wpg="http://schemas.microsoft.com/office/word/2010/wordprocessingGroup" xmlns:wpi="http://schemas.microsoft.com/office/word/2010/wordprocessingInk" xmlns:wne="http://schemas.microsoft.com/office/word/2006/wordml" xmlns:wps="http://schemas.microsoft.com/office/word/2010/wordprocessingShape" mc:Ignorable="w14 w15 w16se w16cid w16 w16cex w16sdtdh w16sdtfl w16du wp14">
+<w:document xmlns:wpc="http://schemas.microsoft.com/office/word/2010/wordprocessingCanvas" xmlns:cx="http://schemas.microsoft.com/office/drawing/2014/chartex" xmlns:cx1="http://schemas.microsoft.com/office/drawing/2015/9/8/chartex" xmlns:cx2="http://schemas.microsoft.com/office/drawing/2015/10/21/chartex" xmlns:cx3="http://schemas.microsoft.com/office/drawing/2016/5/9/chartex" xmlns:cx4="http://schemas.microsoft.com/office/drawing/2016/5/10/chartex" xmlns:cx5="http://schemas.microsoft.com/office/drawing/2016/5/11/chartex" xmlns:cx6="http://schemas.microsoft.com/office/drawing/2016/5/12/chartex" xmlns:cx7="http://schemas.microsoft.com/office/drawing/2016/5/13/chartex" xmlns:cx8="http://schemas.microsoft.com/office/drawing/2016/5/14/chartex" xmlns:mc="http://schemas.openxmlformats.org/markup-compatibility/2006" xmlns:aink="http://schemas.microsoft.com/office/drawing/2016/ink" xmlns:am3d="http://schemas.microsoft.com/office/drawing/2017/model3d" xmlns:o="urn:schemas-microsoft-com:office:office" xmlns:r="http://schemas.openxmlformats.org/officeDocument/2006/relationships" xmlns:m="http://schemas.openxmlformats.org/officeDocument/2006/math" xmlns:v="urn:schemas-microsoft-com:vml" xmlns:wp14="http://schemas.microsoft.com/office/word/2010/wordprocessingDrawing" xmlns:wp="http://schemas.openxmlformats.org/drawingml/2006/wordprocessingDrawing" xmlns:w10="urn:schemas-microsoft-com:office:word" xmlns:w="http://schemas.openxmlformats.org/wordprocessingml/2006/main" xmlns:w14="http://schemas.microsoft.com/office/word/2010/wordml" xmlns:w15="http://schemas.microsoft.com/office/word/2012/wordml" xmlns:w16cex="http://schemas.microsoft.com/office/word/2018/wordml/cex" xmlns:w16cid="http://schemas.microsoft.com/office/word/2016/wordml/cid" xmlns:w16="http://schemas.microsoft.com/office/word/2018/wordml" xmlns:w16se="http://schemas.microsoft.com/office/word/2015/wordml/symex" xmlns:wpg="http://schemas.microsoft.com/office/word/2010/wordprocessingGroup" xmlns:wpi="http://schemas.microsoft.com/office/word/2010/wordprocessingInk" xmlns:wne="http://schemas.microsoft.com/office/word/2006/wordml" xmlns:wps="http://schemas.microsoft.com/office/word/2010/wordprocessingShape" mc:Ignorable="w14 w15 w16se w16cid w16 w16cex wp14">
   <w:body>
     <w:p>
       <w:pPr>
@@ -296,8 +296,13 @@
               </w:rPr>
               <w:t>c</w:t>
             </w:r>
-            <w:r>
-              <w:t xml:space="preserve">тудент гр. </w:t>
+            <w:proofErr w:type="spellStart"/>
+            <w:r>
+              <w:t>тудент</w:t>
+            </w:r>
+            <w:proofErr w:type="spellEnd"/>
+            <w:r>
+              <w:t xml:space="preserve"> гр. </w:t>
             </w:r>
             <w:r>
               <w:t>582-1</w:t>
@@ -327,6 +332,7 @@
               <w:ind w:firstLine="0"/>
               <w:jc w:val="right"/>
             </w:pPr>
+            <w:proofErr w:type="gramStart"/>
             <w:r>
               <w:t>«</w:t>
             </w:r>
@@ -334,7 +340,14 @@
               <w:rPr>
                 <w:u w:val="single"/>
               </w:rPr>
-              <w:t xml:space="preserve">   </w:t>
+              <w:t xml:space="preserve">  </w:t>
+            </w:r>
+            <w:proofErr w:type="gramEnd"/>
+            <w:r>
+              <w:rPr>
+                <w:u w:val="single"/>
+              </w:rPr>
+              <w:t xml:space="preserve"> </w:t>
             </w:r>
             <w:r>
               <w:rPr>
@@ -473,6 +486,7 @@
             <w:r>
               <w:t xml:space="preserve"> </w:t>
             </w:r>
+            <w:proofErr w:type="spellStart"/>
             <w:r>
               <w:t>А</w:t>
             </w:r>
@@ -488,6 +502,7 @@
             <w:r>
               <w:t>Калентьев</w:t>
             </w:r>
+            <w:proofErr w:type="spellEnd"/>
             <w:r>
               <w:t xml:space="preserve"> </w:t>
             </w:r>
@@ -497,6 +512,7 @@
               <w:ind w:firstLine="0"/>
               <w:jc w:val="right"/>
             </w:pPr>
+            <w:proofErr w:type="gramStart"/>
             <w:r>
               <w:t>«</w:t>
             </w:r>
@@ -504,7 +520,14 @@
               <w:rPr>
                 <w:u w:val="single"/>
               </w:rPr>
-              <w:t xml:space="preserve">   </w:t>
+              <w:t xml:space="preserve">  </w:t>
+            </w:r>
+            <w:proofErr w:type="gramEnd"/>
+            <w:r>
+              <w:rPr>
+                <w:u w:val="single"/>
+              </w:rPr>
+              <w:t xml:space="preserve"> </w:t>
             </w:r>
             <w:r>
               <w:rPr>
@@ -732,6 +755,7 @@
         </w:rPr>
         <w:t xml:space="preserve"> 2022 С</w:t>
       </w:r>
+      <w:proofErr w:type="spellStart"/>
       <w:r>
         <w:rPr>
           <w:bCs/>
@@ -740,6 +764,7 @@
         <w:t>ommunity</w:t>
       </w:r>
       <w:bookmarkEnd w:id="0"/>
+      <w:proofErr w:type="spellEnd"/>
       <w:r>
         <w:t xml:space="preserve">. В разработке использовалась система контроля версий </w:t>
       </w:r>
@@ -1870,7 +1895,49 @@
         <w:rPr>
           <w:color w:val="000000"/>
         </w:rPr>
-        <w:t>(Component Object Model)</w:t>
+        <w:t>(</w:t>
+      </w:r>
+      <w:proofErr w:type="spellStart"/>
+      <w:r>
+        <w:rPr>
+          <w:color w:val="000000"/>
+        </w:rPr>
+        <w:t>Component</w:t>
+      </w:r>
+      <w:proofErr w:type="spellEnd"/>
+      <w:r>
+        <w:rPr>
+          <w:color w:val="000000"/>
+        </w:rPr>
+        <w:t xml:space="preserve"> </w:t>
+      </w:r>
+      <w:proofErr w:type="spellStart"/>
+      <w:r>
+        <w:rPr>
+          <w:color w:val="000000"/>
+        </w:rPr>
+        <w:t>Object</w:t>
+      </w:r>
+      <w:proofErr w:type="spellEnd"/>
+      <w:r>
+        <w:rPr>
+          <w:color w:val="000000"/>
+        </w:rPr>
+        <w:t xml:space="preserve"> </w:t>
+      </w:r>
+      <w:proofErr w:type="spellStart"/>
+      <w:r>
+        <w:rPr>
+          <w:color w:val="000000"/>
+        </w:rPr>
+        <w:t>Model</w:t>
+      </w:r>
+      <w:proofErr w:type="spellEnd"/>
+      <w:r>
+        <w:rPr>
+          <w:color w:val="000000"/>
+        </w:rPr>
+        <w:t>)</w:t>
       </w:r>
       <w:r>
         <w:rPr>
@@ -2497,7 +2564,23 @@
                 <w:sz w:val="24"/>
                 <w:szCs w:val="24"/>
               </w:rPr>
-              <w:t>RSDN Magazine #1-2004</w:t>
+              <w:t xml:space="preserve">RSDN </w:t>
+            </w:r>
+            <w:proofErr w:type="spellStart"/>
+            <w:r>
+              <w:rPr>
+                <w:sz w:val="24"/>
+                <w:szCs w:val="24"/>
+              </w:rPr>
+              <w:t>Magazine</w:t>
+            </w:r>
+            <w:proofErr w:type="spellEnd"/>
+            <w:r>
+              <w:rPr>
+                <w:sz w:val="24"/>
+                <w:szCs w:val="24"/>
+              </w:rPr>
+              <w:t xml:space="preserve"> #1-2004</w:t>
             </w:r>
           </w:p>
         </w:tc>
@@ -2934,7 +3017,25 @@
                 <w:sz w:val="24"/>
                 <w:szCs w:val="24"/>
               </w:rPr>
-              <w:t>RSDN Magazine #1-2004</w:t>
+              <w:t xml:space="preserve">RSDN </w:t>
+            </w:r>
+            <w:proofErr w:type="spellStart"/>
+            <w:r>
+              <w:rPr>
+                <w:color w:val="000000"/>
+                <w:sz w:val="24"/>
+                <w:szCs w:val="24"/>
+              </w:rPr>
+              <w:t>Magazine</w:t>
+            </w:r>
+            <w:proofErr w:type="spellEnd"/>
+            <w:r>
+              <w:rPr>
+                <w:color w:val="000000"/>
+                <w:sz w:val="24"/>
+                <w:szCs w:val="24"/>
+              </w:rPr>
+              <w:t xml:space="preserve"> #1-2004</w:t>
             </w:r>
           </w:p>
           <w:p>
@@ -3883,7 +3984,35 @@
         <w:rPr>
           <w:szCs w:val="28"/>
         </w:rPr>
-        <w:t>Угол наклона стенки бокала a1 (не может быть отрицательным и должно выполняться условие: sin(a1)*l1 &lt;= (r2)/2);</w:t>
+        <w:t xml:space="preserve">Угол наклона стенки бокала a1 (не может быть отрицательным и должно выполняться условие: </w:t>
+      </w:r>
+      <w:proofErr w:type="spellStart"/>
+      <w:r>
+        <w:rPr>
+          <w:szCs w:val="28"/>
+        </w:rPr>
+        <w:t>sin</w:t>
+      </w:r>
+      <w:proofErr w:type="spellEnd"/>
+      <w:r>
+        <w:rPr>
+          <w:szCs w:val="28"/>
+        </w:rPr>
+        <w:t>(a</w:t>
+      </w:r>
+      <w:proofErr w:type="gramStart"/>
+      <w:r>
+        <w:rPr>
+          <w:szCs w:val="28"/>
+        </w:rPr>
+        <w:t>1)*</w:t>
+      </w:r>
+      <w:proofErr w:type="gramEnd"/>
+      <w:r>
+        <w:rPr>
+          <w:szCs w:val="28"/>
+        </w:rPr>
+        <w:t>l1 &lt;= (r2)/2);</w:t>
       </w:r>
     </w:p>
     <w:p>
@@ -3929,9 +4058,19 @@
       <w:r>
         <w:t xml:space="preserve">В качестве среды разработки была выбрана </w:t>
       </w:r>
-      <w:r>
-        <w:t>Visual Studio</w:t>
-      </w:r>
+      <w:proofErr w:type="spellStart"/>
+      <w:r>
+        <w:t>Visual</w:t>
+      </w:r>
+      <w:proofErr w:type="spellEnd"/>
+      <w:r>
+        <w:t xml:space="preserve"> </w:t>
+      </w:r>
+      <w:proofErr w:type="spellStart"/>
+      <w:r>
+        <w:t>Studio</w:t>
+      </w:r>
+      <w:proofErr w:type="spellEnd"/>
       <w:r>
         <w:t xml:space="preserve"> 2022</w:t>
       </w:r>
@@ -3947,9 +4086,11 @@
       <w:r>
         <w:t>имеет официальную бесплатную версию «</w:t>
       </w:r>
+      <w:proofErr w:type="spellStart"/>
       <w:r>
         <w:t>Community</w:t>
       </w:r>
+      <w:proofErr w:type="spellEnd"/>
       <w:r>
         <w:t>»</w:t>
       </w:r>
@@ -4018,9 +4159,19 @@
       <w:r>
         <w:t xml:space="preserve"> </w:t>
       </w:r>
-      <w:r>
-        <w:t>Windows Forms</w:t>
-      </w:r>
+      <w:proofErr w:type="spellStart"/>
+      <w:r>
+        <w:t>Windows</w:t>
+      </w:r>
+      <w:proofErr w:type="spellEnd"/>
+      <w:r>
+        <w:t xml:space="preserve"> </w:t>
+      </w:r>
+      <w:proofErr w:type="spellStart"/>
+      <w:r>
+        <w:t>Forms</w:t>
+      </w:r>
+      <w:proofErr w:type="spellEnd"/>
       <w:r>
         <w:t>.</w:t>
       </w:r>
@@ -4112,7 +4263,21 @@
         <w:rPr>
           <w:lang w:val="en-US"/>
         </w:rPr>
-        <w:t xml:space="preserve">: NUnit 3.14.0 — </w:t>
+        <w:t xml:space="preserve">: </w:t>
+      </w:r>
+      <w:proofErr w:type="spellStart"/>
+      <w:r>
+        <w:rPr>
+          <w:lang w:val="en-US"/>
+        </w:rPr>
+        <w:t>NUnit</w:t>
+      </w:r>
+      <w:proofErr w:type="spellEnd"/>
+      <w:r>
+        <w:rPr>
+          <w:lang w:val="en-US"/>
+        </w:rPr>
+        <w:t xml:space="preserve"> 3.14.0 — </w:t>
       </w:r>
       <w:r>
         <w:t>современный</w:t>
@@ -4175,7 +4340,21 @@
         <w:rPr>
           <w:lang w:val="en-US"/>
         </w:rPr>
-        <w:t xml:space="preserve"> NUnit-</w:t>
+        <w:t xml:space="preserve"> </w:t>
+      </w:r>
+      <w:proofErr w:type="spellStart"/>
+      <w:r>
+        <w:rPr>
+          <w:lang w:val="en-US"/>
+        </w:rPr>
+        <w:t>NUnit</w:t>
+      </w:r>
+      <w:proofErr w:type="spellEnd"/>
+      <w:r>
+        <w:rPr>
+          <w:lang w:val="en-US"/>
+        </w:rPr>
+        <w:t>-</w:t>
       </w:r>
       <w:r>
         <w:t>тестов</w:t>
@@ -4193,7 +4372,21 @@
         <w:rPr>
           <w:lang w:val="en-US"/>
         </w:rPr>
-        <w:t xml:space="preserve"> Visual Studio, Coverlet.Collector 6.0.0 — </w:t>
+        <w:t xml:space="preserve"> Visual Studio, </w:t>
+      </w:r>
+      <w:proofErr w:type="spellStart"/>
+      <w:r>
+        <w:rPr>
+          <w:lang w:val="en-US"/>
+        </w:rPr>
+        <w:t>Coverlet.Collector</w:t>
+      </w:r>
+      <w:proofErr w:type="spellEnd"/>
+      <w:r>
+        <w:rPr>
+          <w:lang w:val="en-US"/>
+        </w:rPr>
+        <w:t xml:space="preserve"> 6.0.0 — </w:t>
       </w:r>
       <w:r>
         <w:t>инструмент</w:t>
@@ -4262,12 +4455,14 @@
       <w:r>
         <w:t xml:space="preserve">Инструмент контроля качества кода — </w:t>
       </w:r>
+      <w:proofErr w:type="spellStart"/>
       <w:r>
         <w:rPr>
           <w:lang w:val="en-US"/>
         </w:rPr>
         <w:t>StyleCop</w:t>
       </w:r>
+      <w:proofErr w:type="spellEnd"/>
       <w:r>
         <w:t>.</w:t>
       </w:r>
@@ -4548,7 +4743,23 @@
         <w:ind w:right="59" w:firstLine="0"/>
       </w:pPr>
       <w:r>
-        <w:t>Первым аналогом является приложения «Teapot Plugin»</w:t>
+        <w:t>Первым аналогом является приложения «</w:t>
+      </w:r>
+      <w:proofErr w:type="spellStart"/>
+      <w:r>
+        <w:t>Teapot</w:t>
+      </w:r>
+      <w:proofErr w:type="spellEnd"/>
+      <w:r>
+        <w:t xml:space="preserve"> </w:t>
+      </w:r>
+      <w:proofErr w:type="spellStart"/>
+      <w:r>
+        <w:t>Plugin</w:t>
+      </w:r>
+      <w:proofErr w:type="spellEnd"/>
+      <w:r>
+        <w:t>»</w:t>
       </w:r>
       <w:r>
         <w:t xml:space="preserve"> [3]</w:t>
@@ -4664,9 +4875,19 @@
         </w:rPr>
         <w:t xml:space="preserve"> Интерфейс приложения «</w:t>
       </w:r>
-      <w:r>
-        <w:t>Teapot Plugin</w:t>
-      </w:r>
+      <w:proofErr w:type="spellStart"/>
+      <w:r>
+        <w:t>Teapot</w:t>
+      </w:r>
+      <w:proofErr w:type="spellEnd"/>
+      <w:r>
+        <w:t xml:space="preserve"> </w:t>
+      </w:r>
+      <w:proofErr w:type="spellStart"/>
+      <w:r>
+        <w:t>Plugin</w:t>
+      </w:r>
+      <w:proofErr w:type="spellEnd"/>
       <w:r>
         <w:rPr>
           <w:rFonts w:eastAsia="SimSun"/>
@@ -4697,7 +4918,15 @@
         <w:t xml:space="preserve">Вторым аналогом является </w:t>
       </w:r>
       <w:r>
-        <w:t>программа автоматического построения 3D моделей и разверток по заданным значениям в AutoCAD «Лекало». Расчет и построение механических передач</w:t>
+        <w:t xml:space="preserve">программа автоматического построения 3D моделей и разверток по заданным значениям в </w:t>
+      </w:r>
+      <w:proofErr w:type="spellStart"/>
+      <w:r>
+        <w:t>AutoCAD</w:t>
+      </w:r>
+      <w:proofErr w:type="spellEnd"/>
+      <w:r>
+        <w:t xml:space="preserve"> «Лекало». Расчет и построение механических передач</w:t>
       </w:r>
     </w:p>
     <w:p>
@@ -4705,7 +4934,15 @@
         <w:ind w:right="59"/>
       </w:pPr>
       <w:r>
-        <w:t>Данная программа позволяет создавать следующие 3D модели в AutoCAD посредством ввода размеров с клавиатуры:</w:t>
+        <w:t xml:space="preserve">Данная программа позволяет создавать следующие 3D модели в </w:t>
+      </w:r>
+      <w:proofErr w:type="spellStart"/>
+      <w:r>
+        <w:t>AutoCAD</w:t>
+      </w:r>
+      <w:proofErr w:type="spellEnd"/>
+      <w:r>
+        <w:t xml:space="preserve"> посредством ввода размеров с клавиатуры:</w:t>
       </w:r>
     </w:p>
     <w:p>
@@ -4774,7 +5011,15 @@
         <w:contextualSpacing/>
       </w:pPr>
       <w:r>
-        <w:t>элементы гидро- и пнемвоприводов;</w:t>
+        <w:t xml:space="preserve">элементы гидро- и </w:t>
+      </w:r>
+      <w:proofErr w:type="spellStart"/>
+      <w:r>
+        <w:t>пнемвоприводов</w:t>
+      </w:r>
+      <w:proofErr w:type="spellEnd"/>
+      <w:r>
+        <w:t>;</w:t>
       </w:r>
     </w:p>
     <w:p>
@@ -5614,8 +5859,18 @@
                 <w:sz w:val="24"/>
                 <w:szCs w:val="24"/>
               </w:rPr>
-              <w:t>_textBoxMappings</w:t>
-            </w:r>
+              <w:t>_</w:t>
+            </w:r>
+            <w:proofErr w:type="spellStart"/>
+            <w:r>
+              <w:rPr>
+                <w:color w:val="000000"/>
+                <w:sz w:val="24"/>
+                <w:szCs w:val="24"/>
+              </w:rPr>
+              <w:t>textBoxMappings</w:t>
+            </w:r>
+            <w:proofErr w:type="spellEnd"/>
           </w:p>
         </w:tc>
         <w:tc>
@@ -5647,7 +5902,47 @@
                 <w:szCs w:val="24"/>
                 <w:lang w:val="en-US"/>
               </w:rPr>
-              <w:t>Dictionary&lt;TextBox, ParameterType&gt;</w:t>
+              <w:t>Dictionary&lt;</w:t>
+            </w:r>
+            <w:proofErr w:type="spellStart"/>
+            <w:r>
+              <w:rPr>
+                <w:color w:val="000000"/>
+                <w:sz w:val="24"/>
+                <w:szCs w:val="24"/>
+                <w:lang w:val="en-US"/>
+              </w:rPr>
+              <w:t>TextBox</w:t>
+            </w:r>
+            <w:proofErr w:type="spellEnd"/>
+            <w:r>
+              <w:rPr>
+                <w:color w:val="000000"/>
+                <w:sz w:val="24"/>
+                <w:szCs w:val="24"/>
+                <w:lang w:val="en-US"/>
+              </w:rPr>
+              <w:t xml:space="preserve">, </w:t>
+            </w:r>
+            <w:proofErr w:type="spellStart"/>
+            <w:r>
+              <w:rPr>
+                <w:color w:val="000000"/>
+                <w:sz w:val="24"/>
+                <w:szCs w:val="24"/>
+                <w:lang w:val="en-US"/>
+              </w:rPr>
+              <w:t>ParameterType</w:t>
+            </w:r>
+            <w:proofErr w:type="spellEnd"/>
+            <w:r>
+              <w:rPr>
+                <w:color w:val="000000"/>
+                <w:sz w:val="24"/>
+                <w:szCs w:val="24"/>
+                <w:lang w:val="en-US"/>
+              </w:rPr>
+              <w:t>&gt;</w:t>
             </w:r>
           </w:p>
         </w:tc>
@@ -5677,7 +5972,25 @@
                 <w:sz w:val="24"/>
                 <w:szCs w:val="24"/>
               </w:rPr>
-              <w:t>Хранит словарь соответствий текстбоксов с типом параметра</w:t>
+              <w:t xml:space="preserve">Хранит словарь соответствий </w:t>
+            </w:r>
+            <w:proofErr w:type="spellStart"/>
+            <w:r>
+              <w:rPr>
+                <w:color w:val="000000"/>
+                <w:sz w:val="24"/>
+                <w:szCs w:val="24"/>
+              </w:rPr>
+              <w:t>текстбоксов</w:t>
+            </w:r>
+            <w:proofErr w:type="spellEnd"/>
+            <w:r>
+              <w:rPr>
+                <w:color w:val="000000"/>
+                <w:sz w:val="24"/>
+                <w:szCs w:val="24"/>
+              </w:rPr>
+              <w:t xml:space="preserve"> с типом параметра</w:t>
             </w:r>
           </w:p>
         </w:tc>
@@ -5712,8 +6025,18 @@
                 <w:sz w:val="24"/>
                 <w:szCs w:val="24"/>
               </w:rPr>
-              <w:t>_controlMap</w:t>
-            </w:r>
+              <w:t>_</w:t>
+            </w:r>
+            <w:proofErr w:type="spellStart"/>
+            <w:r>
+              <w:rPr>
+                <w:color w:val="000000"/>
+                <w:sz w:val="24"/>
+                <w:szCs w:val="24"/>
+              </w:rPr>
+              <w:t>controlMap</w:t>
+            </w:r>
+            <w:proofErr w:type="spellEnd"/>
           </w:p>
         </w:tc>
         <w:tc>
@@ -5745,7 +6068,87 @@
                 <w:szCs w:val="24"/>
                 <w:lang w:val="en-US"/>
               </w:rPr>
-              <w:t>Dictionary&lt;ParameterType, (TextBox TextBox, ToolTip ToolTip, Label Label)&gt;</w:t>
+              <w:t>Dictionary&lt;</w:t>
+            </w:r>
+            <w:proofErr w:type="spellStart"/>
+            <w:r>
+              <w:rPr>
+                <w:color w:val="000000"/>
+                <w:sz w:val="24"/>
+                <w:szCs w:val="24"/>
+                <w:lang w:val="en-US"/>
+              </w:rPr>
+              <w:t>ParameterType</w:t>
+            </w:r>
+            <w:proofErr w:type="spellEnd"/>
+            <w:r>
+              <w:rPr>
+                <w:color w:val="000000"/>
+                <w:sz w:val="24"/>
+                <w:szCs w:val="24"/>
+                <w:lang w:val="en-US"/>
+              </w:rPr>
+              <w:t>, (</w:t>
+            </w:r>
+            <w:proofErr w:type="spellStart"/>
+            <w:r>
+              <w:rPr>
+                <w:color w:val="000000"/>
+                <w:sz w:val="24"/>
+                <w:szCs w:val="24"/>
+                <w:lang w:val="en-US"/>
+              </w:rPr>
+              <w:t>TextBox</w:t>
+            </w:r>
+            <w:proofErr w:type="spellEnd"/>
+            <w:r>
+              <w:rPr>
+                <w:color w:val="000000"/>
+                <w:sz w:val="24"/>
+                <w:szCs w:val="24"/>
+                <w:lang w:val="en-US"/>
+              </w:rPr>
+              <w:t xml:space="preserve"> </w:t>
+            </w:r>
+            <w:proofErr w:type="spellStart"/>
+            <w:r>
+              <w:rPr>
+                <w:color w:val="000000"/>
+                <w:sz w:val="24"/>
+                <w:szCs w:val="24"/>
+                <w:lang w:val="en-US"/>
+              </w:rPr>
+              <w:t>TextBox</w:t>
+            </w:r>
+            <w:proofErr w:type="spellEnd"/>
+            <w:r>
+              <w:rPr>
+                <w:color w:val="000000"/>
+                <w:sz w:val="24"/>
+                <w:szCs w:val="24"/>
+                <w:lang w:val="en-US"/>
+              </w:rPr>
+              <w:t xml:space="preserve">, ToolTip </w:t>
+            </w:r>
+            <w:proofErr w:type="spellStart"/>
+            <w:r>
+              <w:rPr>
+                <w:color w:val="000000"/>
+                <w:sz w:val="24"/>
+                <w:szCs w:val="24"/>
+                <w:lang w:val="en-US"/>
+              </w:rPr>
+              <w:t>ToolTip</w:t>
+            </w:r>
+            <w:proofErr w:type="spellEnd"/>
+            <w:r>
+              <w:rPr>
+                <w:color w:val="000000"/>
+                <w:sz w:val="24"/>
+                <w:szCs w:val="24"/>
+                <w:lang w:val="en-US"/>
+              </w:rPr>
+              <w:t>, Label Label)&gt;</w:t>
             </w:r>
           </w:p>
         </w:tc>
@@ -6098,6 +6501,7 @@
                 <w:lang w:val="en-US"/>
               </w:rPr>
             </w:pPr>
+            <w:proofErr w:type="spellStart"/>
             <w:r>
               <w:rPr>
                 <w:color w:val="000000"/>
@@ -6106,6 +6510,7 @@
               </w:rPr>
               <w:t>GUI_Load</w:t>
             </w:r>
+            <w:proofErr w:type="spellEnd"/>
           </w:p>
         </w:tc>
         <w:tc>
@@ -6123,13 +6528,59 @@
                 <w:szCs w:val="24"/>
               </w:rPr>
             </w:pPr>
-            <w:r>
-              <w:rPr>
-                <w:color w:val="000000"/>
-                <w:sz w:val="24"/>
-                <w:szCs w:val="24"/>
-              </w:rPr>
-              <w:t>object: sender, EventArgs: e</w:t>
+            <w:proofErr w:type="spellStart"/>
+            <w:r>
+              <w:rPr>
+                <w:color w:val="000000"/>
+                <w:sz w:val="24"/>
+                <w:szCs w:val="24"/>
+              </w:rPr>
+              <w:t>object</w:t>
+            </w:r>
+            <w:proofErr w:type="spellEnd"/>
+            <w:r>
+              <w:rPr>
+                <w:color w:val="000000"/>
+                <w:sz w:val="24"/>
+                <w:szCs w:val="24"/>
+              </w:rPr>
+              <w:t xml:space="preserve">: </w:t>
+            </w:r>
+            <w:proofErr w:type="spellStart"/>
+            <w:r>
+              <w:rPr>
+                <w:color w:val="000000"/>
+                <w:sz w:val="24"/>
+                <w:szCs w:val="24"/>
+              </w:rPr>
+              <w:t>sender</w:t>
+            </w:r>
+            <w:proofErr w:type="spellEnd"/>
+            <w:r>
+              <w:rPr>
+                <w:color w:val="000000"/>
+                <w:sz w:val="24"/>
+                <w:szCs w:val="24"/>
+              </w:rPr>
+              <w:t xml:space="preserve">, </w:t>
+            </w:r>
+            <w:proofErr w:type="spellStart"/>
+            <w:r>
+              <w:rPr>
+                <w:color w:val="000000"/>
+                <w:sz w:val="24"/>
+                <w:szCs w:val="24"/>
+              </w:rPr>
+              <w:t>EventArgs</w:t>
+            </w:r>
+            <w:proofErr w:type="spellEnd"/>
+            <w:r>
+              <w:rPr>
+                <w:color w:val="000000"/>
+                <w:sz w:val="24"/>
+                <w:szCs w:val="24"/>
+              </w:rPr>
+              <w:t>: e</w:t>
             </w:r>
           </w:p>
         </w:tc>
@@ -6200,6 +6651,7 @@
                 <w:szCs w:val="24"/>
               </w:rPr>
             </w:pPr>
+            <w:proofErr w:type="spellStart"/>
             <w:r>
               <w:rPr>
                 <w:color w:val="000000"/>
@@ -6208,6 +6660,7 @@
               </w:rPr>
               <w:t>InitializeControlMap</w:t>
             </w:r>
+            <w:proofErr w:type="spellEnd"/>
           </w:p>
         </w:tc>
         <w:tc>
@@ -6303,6 +6756,7 @@
                 <w:lang w:val="en-US"/>
               </w:rPr>
             </w:pPr>
+            <w:proofErr w:type="spellStart"/>
             <w:r>
               <w:rPr>
                 <w:color w:val="000000"/>
@@ -6312,6 +6766,7 @@
               </w:rPr>
               <w:t>InitializeTextBoxMapping</w:t>
             </w:r>
+            <w:proofErr w:type="spellEnd"/>
           </w:p>
         </w:tc>
         <w:tc>
@@ -6407,6 +6862,7 @@
                 <w:lang w:val="en-US"/>
               </w:rPr>
             </w:pPr>
+            <w:proofErr w:type="spellStart"/>
             <w:r>
               <w:rPr>
                 <w:color w:val="000000"/>
@@ -6415,6 +6871,7 @@
               </w:rPr>
               <w:t>UpdateAllLimitLabels</w:t>
             </w:r>
+            <w:proofErr w:type="spellEnd"/>
           </w:p>
         </w:tc>
         <w:tc>
@@ -6510,6 +6967,7 @@
                 <w:lang w:val="en-US"/>
               </w:rPr>
             </w:pPr>
+            <w:proofErr w:type="spellStart"/>
             <w:r>
               <w:rPr>
                 <w:color w:val="000000"/>
@@ -6518,6 +6976,7 @@
               </w:rPr>
               <w:t>CreateButton_Click</w:t>
             </w:r>
+            <w:proofErr w:type="spellEnd"/>
           </w:p>
         </w:tc>
         <w:tc>
@@ -6543,7 +7002,27 @@
                 <w:szCs w:val="24"/>
                 <w:lang w:val="en-US"/>
               </w:rPr>
-              <w:t>object: sender, EventArgs: e</w:t>
+              <w:t xml:space="preserve">object: sender, </w:t>
+            </w:r>
+            <w:proofErr w:type="spellStart"/>
+            <w:r>
+              <w:rPr>
+                <w:color w:val="000000"/>
+                <w:sz w:val="24"/>
+                <w:szCs w:val="24"/>
+                <w:lang w:val="en-US"/>
+              </w:rPr>
+              <w:t>EventArgs</w:t>
+            </w:r>
+            <w:proofErr w:type="spellEnd"/>
+            <w:r>
+              <w:rPr>
+                <w:color w:val="000000"/>
+                <w:sz w:val="24"/>
+                <w:szCs w:val="24"/>
+                <w:lang w:val="en-US"/>
+              </w:rPr>
+              <w:t>: e</w:t>
             </w:r>
           </w:p>
         </w:tc>
@@ -6615,6 +7094,7 @@
                 <w:lang w:val="en-US"/>
               </w:rPr>
             </w:pPr>
+            <w:proofErr w:type="spellStart"/>
             <w:r>
               <w:rPr>
                 <w:color w:val="000000"/>
@@ -6623,6 +7103,7 @@
               </w:rPr>
               <w:t>CalculateAndShowCharacteristics</w:t>
             </w:r>
+            <w:proofErr w:type="spellEnd"/>
           </w:p>
         </w:tc>
         <w:tc>
@@ -6717,6 +7198,7 @@
                 <w:szCs w:val="24"/>
               </w:rPr>
             </w:pPr>
+            <w:proofErr w:type="spellStart"/>
             <w:r>
               <w:rPr>
                 <w:color w:val="000000"/>
@@ -6725,6 +7207,7 @@
               </w:rPr>
               <w:t>CheckAll</w:t>
             </w:r>
+            <w:proofErr w:type="spellEnd"/>
           </w:p>
         </w:tc>
         <w:tc>
@@ -6927,6 +7410,7 @@
                 <w:szCs w:val="24"/>
               </w:rPr>
             </w:pPr>
+            <w:proofErr w:type="spellStart"/>
             <w:r>
               <w:rPr>
                 <w:color w:val="000000"/>
@@ -6935,6 +7419,7 @@
               </w:rPr>
               <w:t>ValidateAndUpdate</w:t>
             </w:r>
+            <w:proofErr w:type="spellEnd"/>
           </w:p>
         </w:tc>
         <w:tc>
@@ -6953,15 +7438,37 @@
                 <w:lang w:val="en-US"/>
               </w:rPr>
             </w:pPr>
-            <w:r>
-              <w:rPr>
-                <w:color w:val="000000"/>
-                <w:sz w:val="24"/>
-                <w:szCs w:val="24"/>
-                <w:lang w:val="en-US"/>
-              </w:rPr>
-              <w:t>ParameterType: paramType</w:t>
-            </w:r>
+            <w:proofErr w:type="spellStart"/>
+            <w:r>
+              <w:rPr>
+                <w:color w:val="000000"/>
+                <w:sz w:val="24"/>
+                <w:szCs w:val="24"/>
+                <w:lang w:val="en-US"/>
+              </w:rPr>
+              <w:t>ParameterType</w:t>
+            </w:r>
+            <w:proofErr w:type="spellEnd"/>
+            <w:r>
+              <w:rPr>
+                <w:color w:val="000000"/>
+                <w:sz w:val="24"/>
+                <w:szCs w:val="24"/>
+                <w:lang w:val="en-US"/>
+              </w:rPr>
+              <w:t xml:space="preserve">: </w:t>
+            </w:r>
+            <w:proofErr w:type="spellStart"/>
+            <w:r>
+              <w:rPr>
+                <w:color w:val="000000"/>
+                <w:sz w:val="24"/>
+                <w:szCs w:val="24"/>
+                <w:lang w:val="en-US"/>
+              </w:rPr>
+              <w:t>paramType</w:t>
+            </w:r>
+            <w:proofErr w:type="spellEnd"/>
           </w:p>
         </w:tc>
         <w:tc>
@@ -7031,6 +7538,7 @@
                 <w:szCs w:val="24"/>
               </w:rPr>
             </w:pPr>
+            <w:proofErr w:type="spellStart"/>
             <w:r>
               <w:rPr>
                 <w:color w:val="000000"/>
@@ -7039,6 +7547,7 @@
               </w:rPr>
               <w:t>UnifiedTextChangedHandler</w:t>
             </w:r>
+            <w:proofErr w:type="spellEnd"/>
           </w:p>
         </w:tc>
         <w:tc>
@@ -7064,7 +7573,27 @@
                 <w:szCs w:val="24"/>
                 <w:lang w:val="en-US"/>
               </w:rPr>
-              <w:t>object: sender, EventArgs: e</w:t>
+              <w:t xml:space="preserve">object: sender, </w:t>
+            </w:r>
+            <w:proofErr w:type="spellStart"/>
+            <w:r>
+              <w:rPr>
+                <w:color w:val="000000"/>
+                <w:sz w:val="24"/>
+                <w:szCs w:val="24"/>
+                <w:lang w:val="en-US"/>
+              </w:rPr>
+              <w:t>EventArgs</w:t>
+            </w:r>
+            <w:proofErr w:type="spellEnd"/>
+            <w:r>
+              <w:rPr>
+                <w:color w:val="000000"/>
+                <w:sz w:val="24"/>
+                <w:szCs w:val="24"/>
+                <w:lang w:val="en-US"/>
+              </w:rPr>
+              <w:t>: e</w:t>
             </w:r>
           </w:p>
         </w:tc>
@@ -7114,8 +7643,18 @@
                 <w:sz w:val="24"/>
                 <w:szCs w:val="24"/>
               </w:rPr>
-              <w:t>Универсальный обработчик изменения текста в TextBox</w:t>
-            </w:r>
+              <w:t xml:space="preserve">Универсальный обработчик изменения текста в </w:t>
+            </w:r>
+            <w:proofErr w:type="spellStart"/>
+            <w:r>
+              <w:rPr>
+                <w:color w:val="000000"/>
+                <w:sz w:val="24"/>
+                <w:szCs w:val="24"/>
+              </w:rPr>
+              <w:t>TextBox</w:t>
+            </w:r>
+            <w:proofErr w:type="spellEnd"/>
           </w:p>
         </w:tc>
       </w:tr>
@@ -7135,6 +7674,7 @@
                 <w:szCs w:val="24"/>
               </w:rPr>
             </w:pPr>
+            <w:proofErr w:type="spellStart"/>
             <w:r>
               <w:rPr>
                 <w:color w:val="000000"/>
@@ -7143,6 +7683,7 @@
               </w:rPr>
               <w:t>ResetButton_Click</w:t>
             </w:r>
+            <w:proofErr w:type="spellEnd"/>
           </w:p>
         </w:tc>
         <w:tc>
@@ -7168,7 +7709,27 @@
                 <w:szCs w:val="24"/>
                 <w:lang w:val="en-US"/>
               </w:rPr>
-              <w:t>object: sender, EventArgs: e</w:t>
+              <w:t xml:space="preserve">object: sender, </w:t>
+            </w:r>
+            <w:proofErr w:type="spellStart"/>
+            <w:r>
+              <w:rPr>
+                <w:color w:val="000000"/>
+                <w:sz w:val="24"/>
+                <w:szCs w:val="24"/>
+                <w:lang w:val="en-US"/>
+              </w:rPr>
+              <w:t>EventArgs</w:t>
+            </w:r>
+            <w:proofErr w:type="spellEnd"/>
+            <w:r>
+              <w:rPr>
+                <w:color w:val="000000"/>
+                <w:sz w:val="24"/>
+                <w:szCs w:val="24"/>
+                <w:lang w:val="en-US"/>
+              </w:rPr>
+              <w:t>: e</w:t>
             </w:r>
           </w:p>
         </w:tc>
@@ -7239,6 +7800,7 @@
                 <w:szCs w:val="24"/>
               </w:rPr>
             </w:pPr>
+            <w:proofErr w:type="spellStart"/>
             <w:r>
               <w:rPr>
                 <w:color w:val="000000"/>
@@ -7247,6 +7809,7 @@
               </w:rPr>
               <w:t>ResetFormToDefaults</w:t>
             </w:r>
+            <w:proofErr w:type="spellEnd"/>
           </w:p>
         </w:tc>
         <w:tc>
@@ -7406,6 +7969,7 @@
         </w:rPr>
         <w:t xml:space="preserve">Поля класса </w:t>
       </w:r>
+      <w:proofErr w:type="spellStart"/>
       <w:r>
         <w:rPr>
           <w:color w:val="000000"/>
@@ -7415,6 +7979,7 @@
         </w:rPr>
         <w:t>GlassBuilder</w:t>
       </w:r>
+      <w:proofErr w:type="spellEnd"/>
     </w:p>
     <w:tbl>
       <w:tblPr>
@@ -7569,8 +8134,18 @@
                 <w:sz w:val="24"/>
                 <w:szCs w:val="24"/>
               </w:rPr>
-              <w:t>_wrapper</w:t>
-            </w:r>
+              <w:t>_</w:t>
+            </w:r>
+            <w:proofErr w:type="spellStart"/>
+            <w:r>
+              <w:rPr>
+                <w:color w:val="000000"/>
+                <w:sz w:val="24"/>
+                <w:szCs w:val="24"/>
+              </w:rPr>
+              <w:t>wrapper</w:t>
+            </w:r>
+            <w:proofErr w:type="spellEnd"/>
           </w:p>
         </w:tc>
         <w:tc>
@@ -7597,6 +8172,7 @@
                 <w:lang w:val="en-US"/>
               </w:rPr>
             </w:pPr>
+            <w:proofErr w:type="spellStart"/>
             <w:r>
               <w:rPr>
                 <w:color w:val="000000"/>
@@ -7606,6 +8182,7 @@
               </w:rPr>
               <w:t>KompasWrapper</w:t>
             </w:r>
+            <w:proofErr w:type="spellEnd"/>
           </w:p>
         </w:tc>
         <w:tc>
@@ -7684,6 +8261,7 @@
         </w:rPr>
         <w:t xml:space="preserve">етоды класса </w:t>
       </w:r>
+      <w:proofErr w:type="spellStart"/>
       <w:r>
         <w:rPr>
           <w:color w:val="000000"/>
@@ -7693,6 +8271,7 @@
         </w:rPr>
         <w:t>GlassBuilder</w:t>
       </w:r>
+      <w:proofErr w:type="spellEnd"/>
     </w:p>
     <w:tbl>
       <w:tblPr>
@@ -7855,6 +8434,7 @@
                 <w:lang w:val="en-US"/>
               </w:rPr>
             </w:pPr>
+            <w:proofErr w:type="spellStart"/>
             <w:r>
               <w:rPr>
                 <w:color w:val="000000"/>
@@ -7864,6 +8444,7 @@
               </w:rPr>
               <w:t>BuildGlass</w:t>
             </w:r>
+            <w:proofErr w:type="spellEnd"/>
           </w:p>
         </w:tc>
         <w:tc>
@@ -7881,14 +8462,70 @@
                 <w:szCs w:val="24"/>
               </w:rPr>
             </w:pPr>
-            <w:r>
-              <w:rPr>
-                <w:color w:val="000000"/>
-                <w:sz w:val="24"/>
-                <w:szCs w:val="24"/>
-              </w:rPr>
-              <w:t>Parameters: parameters, bool: createHandle</w:t>
-            </w:r>
+            <w:proofErr w:type="spellStart"/>
+            <w:r>
+              <w:rPr>
+                <w:color w:val="000000"/>
+                <w:sz w:val="24"/>
+                <w:szCs w:val="24"/>
+              </w:rPr>
+              <w:t>Parameters</w:t>
+            </w:r>
+            <w:proofErr w:type="spellEnd"/>
+            <w:r>
+              <w:rPr>
+                <w:color w:val="000000"/>
+                <w:sz w:val="24"/>
+                <w:szCs w:val="24"/>
+              </w:rPr>
+              <w:t xml:space="preserve">: </w:t>
+            </w:r>
+            <w:proofErr w:type="spellStart"/>
+            <w:r>
+              <w:rPr>
+                <w:color w:val="000000"/>
+                <w:sz w:val="24"/>
+                <w:szCs w:val="24"/>
+              </w:rPr>
+              <w:t>parameters</w:t>
+            </w:r>
+            <w:proofErr w:type="spellEnd"/>
+            <w:r>
+              <w:rPr>
+                <w:color w:val="000000"/>
+                <w:sz w:val="24"/>
+                <w:szCs w:val="24"/>
+              </w:rPr>
+              <w:t xml:space="preserve">, </w:t>
+            </w:r>
+            <w:proofErr w:type="spellStart"/>
+            <w:r>
+              <w:rPr>
+                <w:color w:val="000000"/>
+                <w:sz w:val="24"/>
+                <w:szCs w:val="24"/>
+              </w:rPr>
+              <w:t>bool</w:t>
+            </w:r>
+            <w:proofErr w:type="spellEnd"/>
+            <w:r>
+              <w:rPr>
+                <w:color w:val="000000"/>
+                <w:sz w:val="24"/>
+                <w:szCs w:val="24"/>
+              </w:rPr>
+              <w:t xml:space="preserve">: </w:t>
+            </w:r>
+            <w:proofErr w:type="spellStart"/>
+            <w:r>
+              <w:rPr>
+                <w:color w:val="000000"/>
+                <w:sz w:val="24"/>
+                <w:szCs w:val="24"/>
+              </w:rPr>
+              <w:t>createHandle</w:t>
+            </w:r>
+            <w:proofErr w:type="spellEnd"/>
           </w:p>
         </w:tc>
         <w:tc>
@@ -8130,6 +8767,7 @@
                 <w:szCs w:val="24"/>
               </w:rPr>
             </w:pPr>
+            <w:proofErr w:type="spellStart"/>
             <w:r>
               <w:rPr>
                 <w:color w:val="000000"/>
@@ -8138,6 +8776,7 @@
               </w:rPr>
               <w:t>BuildGlassProfile</w:t>
             </w:r>
+            <w:proofErr w:type="spellEnd"/>
           </w:p>
         </w:tc>
         <w:tc>
@@ -8163,8 +8802,139 @@
                 <w:szCs w:val="24"/>
                 <w:lang w:val="en-US"/>
               </w:rPr>
-              <w:t>double: stalkHeight, double: sideHeight, double: bowlRadius, double: stalkRadius, double: sideAngle, double: standRadius, bool: createHandle</w:t>
-            </w:r>
+              <w:t xml:space="preserve">double: </w:t>
+            </w:r>
+            <w:proofErr w:type="spellStart"/>
+            <w:r>
+              <w:rPr>
+                <w:color w:val="000000"/>
+                <w:sz w:val="24"/>
+                <w:szCs w:val="24"/>
+                <w:lang w:val="en-US"/>
+              </w:rPr>
+              <w:t>stalkHeight</w:t>
+            </w:r>
+            <w:proofErr w:type="spellEnd"/>
+            <w:r>
+              <w:rPr>
+                <w:color w:val="000000"/>
+                <w:sz w:val="24"/>
+                <w:szCs w:val="24"/>
+                <w:lang w:val="en-US"/>
+              </w:rPr>
+              <w:t xml:space="preserve">, double: </w:t>
+            </w:r>
+            <w:proofErr w:type="spellStart"/>
+            <w:r>
+              <w:rPr>
+                <w:color w:val="000000"/>
+                <w:sz w:val="24"/>
+                <w:szCs w:val="24"/>
+                <w:lang w:val="en-US"/>
+              </w:rPr>
+              <w:t>sideHeight</w:t>
+            </w:r>
+            <w:proofErr w:type="spellEnd"/>
+            <w:r>
+              <w:rPr>
+                <w:color w:val="000000"/>
+                <w:sz w:val="24"/>
+                <w:szCs w:val="24"/>
+                <w:lang w:val="en-US"/>
+              </w:rPr>
+              <w:t xml:space="preserve">, double: </w:t>
+            </w:r>
+            <w:proofErr w:type="spellStart"/>
+            <w:r>
+              <w:rPr>
+                <w:color w:val="000000"/>
+                <w:sz w:val="24"/>
+                <w:szCs w:val="24"/>
+                <w:lang w:val="en-US"/>
+              </w:rPr>
+              <w:t>bowlRadius</w:t>
+            </w:r>
+            <w:proofErr w:type="spellEnd"/>
+            <w:r>
+              <w:rPr>
+                <w:color w:val="000000"/>
+                <w:sz w:val="24"/>
+                <w:szCs w:val="24"/>
+                <w:lang w:val="en-US"/>
+              </w:rPr>
+              <w:t xml:space="preserve">, double: </w:t>
+            </w:r>
+            <w:proofErr w:type="spellStart"/>
+            <w:r>
+              <w:rPr>
+                <w:color w:val="000000"/>
+                <w:sz w:val="24"/>
+                <w:szCs w:val="24"/>
+                <w:lang w:val="en-US"/>
+              </w:rPr>
+              <w:t>stalkRadius</w:t>
+            </w:r>
+            <w:proofErr w:type="spellEnd"/>
+            <w:r>
+              <w:rPr>
+                <w:color w:val="000000"/>
+                <w:sz w:val="24"/>
+                <w:szCs w:val="24"/>
+                <w:lang w:val="en-US"/>
+              </w:rPr>
+              <w:t xml:space="preserve">, double: </w:t>
+            </w:r>
+            <w:proofErr w:type="spellStart"/>
+            <w:r>
+              <w:rPr>
+                <w:color w:val="000000"/>
+                <w:sz w:val="24"/>
+                <w:szCs w:val="24"/>
+                <w:lang w:val="en-US"/>
+              </w:rPr>
+              <w:t>sideAngle</w:t>
+            </w:r>
+            <w:proofErr w:type="spellEnd"/>
+            <w:r>
+              <w:rPr>
+                <w:color w:val="000000"/>
+                <w:sz w:val="24"/>
+                <w:szCs w:val="24"/>
+                <w:lang w:val="en-US"/>
+              </w:rPr>
+              <w:t xml:space="preserve">, double: </w:t>
+            </w:r>
+            <w:proofErr w:type="spellStart"/>
+            <w:r>
+              <w:rPr>
+                <w:color w:val="000000"/>
+                <w:sz w:val="24"/>
+                <w:szCs w:val="24"/>
+                <w:lang w:val="en-US"/>
+              </w:rPr>
+              <w:t>standRadius</w:t>
+            </w:r>
+            <w:proofErr w:type="spellEnd"/>
+            <w:r>
+              <w:rPr>
+                <w:color w:val="000000"/>
+                <w:sz w:val="24"/>
+                <w:szCs w:val="24"/>
+                <w:lang w:val="en-US"/>
+              </w:rPr>
+              <w:t xml:space="preserve">, bool: </w:t>
+            </w:r>
+            <w:proofErr w:type="spellStart"/>
+            <w:r>
+              <w:rPr>
+                <w:color w:val="000000"/>
+                <w:sz w:val="24"/>
+                <w:szCs w:val="24"/>
+                <w:lang w:val="en-US"/>
+              </w:rPr>
+              <w:t>createHandle</w:t>
+            </w:r>
+            <w:proofErr w:type="spellEnd"/>
           </w:p>
         </w:tc>
         <w:tc>
@@ -8250,6 +9020,7 @@
                 <w:szCs w:val="24"/>
               </w:rPr>
             </w:pPr>
+            <w:proofErr w:type="spellStart"/>
             <w:r>
               <w:rPr>
                 <w:color w:val="000000"/>
@@ -8258,6 +9029,7 @@
               </w:rPr>
               <w:t>CreateHandle</w:t>
             </w:r>
+            <w:proofErr w:type="spellEnd"/>
           </w:p>
         </w:tc>
         <w:tc>
@@ -8276,15 +9048,117 @@
                 <w:lang w:val="en-US"/>
               </w:rPr>
             </w:pPr>
-            <w:r>
-              <w:rPr>
-                <w:color w:val="000000"/>
-                <w:sz w:val="24"/>
-                <w:szCs w:val="24"/>
-                <w:lang w:val="en-US"/>
-              </w:rPr>
-              <w:t>ksPart: part, double: stalkHeight, double: stalkRadius, double: bowlRadius, double: sideAngle, double: sideHeight</w:t>
-            </w:r>
+            <w:proofErr w:type="spellStart"/>
+            <w:r>
+              <w:rPr>
+                <w:color w:val="000000"/>
+                <w:sz w:val="24"/>
+                <w:szCs w:val="24"/>
+                <w:lang w:val="en-US"/>
+              </w:rPr>
+              <w:t>ksPart</w:t>
+            </w:r>
+            <w:proofErr w:type="spellEnd"/>
+            <w:r>
+              <w:rPr>
+                <w:color w:val="000000"/>
+                <w:sz w:val="24"/>
+                <w:szCs w:val="24"/>
+                <w:lang w:val="en-US"/>
+              </w:rPr>
+              <w:t xml:space="preserve">: part, double: </w:t>
+            </w:r>
+            <w:proofErr w:type="spellStart"/>
+            <w:r>
+              <w:rPr>
+                <w:color w:val="000000"/>
+                <w:sz w:val="24"/>
+                <w:szCs w:val="24"/>
+                <w:lang w:val="en-US"/>
+              </w:rPr>
+              <w:t>stalkHeight</w:t>
+            </w:r>
+            <w:proofErr w:type="spellEnd"/>
+            <w:r>
+              <w:rPr>
+                <w:color w:val="000000"/>
+                <w:sz w:val="24"/>
+                <w:szCs w:val="24"/>
+                <w:lang w:val="en-US"/>
+              </w:rPr>
+              <w:t xml:space="preserve">, double: </w:t>
+            </w:r>
+            <w:proofErr w:type="spellStart"/>
+            <w:r>
+              <w:rPr>
+                <w:color w:val="000000"/>
+                <w:sz w:val="24"/>
+                <w:szCs w:val="24"/>
+                <w:lang w:val="en-US"/>
+              </w:rPr>
+              <w:t>stalkRadius</w:t>
+            </w:r>
+            <w:proofErr w:type="spellEnd"/>
+            <w:r>
+              <w:rPr>
+                <w:color w:val="000000"/>
+                <w:sz w:val="24"/>
+                <w:szCs w:val="24"/>
+                <w:lang w:val="en-US"/>
+              </w:rPr>
+              <w:t xml:space="preserve">, double: </w:t>
+            </w:r>
+            <w:proofErr w:type="spellStart"/>
+            <w:r>
+              <w:rPr>
+                <w:color w:val="000000"/>
+                <w:sz w:val="24"/>
+                <w:szCs w:val="24"/>
+                <w:lang w:val="en-US"/>
+              </w:rPr>
+              <w:t>bowlRadius</w:t>
+            </w:r>
+            <w:proofErr w:type="spellEnd"/>
+            <w:r>
+              <w:rPr>
+                <w:color w:val="000000"/>
+                <w:sz w:val="24"/>
+                <w:szCs w:val="24"/>
+                <w:lang w:val="en-US"/>
+              </w:rPr>
+              <w:t xml:space="preserve">, double: </w:t>
+            </w:r>
+            <w:proofErr w:type="spellStart"/>
+            <w:r>
+              <w:rPr>
+                <w:color w:val="000000"/>
+                <w:sz w:val="24"/>
+                <w:szCs w:val="24"/>
+                <w:lang w:val="en-US"/>
+              </w:rPr>
+              <w:t>sideAngle</w:t>
+            </w:r>
+            <w:proofErr w:type="spellEnd"/>
+            <w:r>
+              <w:rPr>
+                <w:color w:val="000000"/>
+                <w:sz w:val="24"/>
+                <w:szCs w:val="24"/>
+                <w:lang w:val="en-US"/>
+              </w:rPr>
+              <w:t xml:space="preserve">, double: </w:t>
+            </w:r>
+            <w:proofErr w:type="spellStart"/>
+            <w:r>
+              <w:rPr>
+                <w:color w:val="000000"/>
+                <w:sz w:val="24"/>
+                <w:szCs w:val="24"/>
+                <w:lang w:val="en-US"/>
+              </w:rPr>
+              <w:t>sideHeight</w:t>
+            </w:r>
+            <w:proofErr w:type="spellEnd"/>
           </w:p>
         </w:tc>
         <w:tc>
@@ -8369,6 +9243,7 @@
                 <w:szCs w:val="24"/>
               </w:rPr>
             </w:pPr>
+            <w:proofErr w:type="spellStart"/>
             <w:r>
               <w:rPr>
                 <w:color w:val="000000"/>
@@ -8377,6 +9252,7 @@
               </w:rPr>
               <w:t>ValidateParameters</w:t>
             </w:r>
+            <w:proofErr w:type="spellEnd"/>
           </w:p>
         </w:tc>
         <w:tc>
@@ -8402,8 +9278,119 @@
                 <w:szCs w:val="24"/>
                 <w:lang w:val="en-US"/>
               </w:rPr>
-              <w:t>double: stalkHeight, double: sideHeight, double: bowlRadius, double: stalkRadius, double: sideAngle, double: standRadius</w:t>
-            </w:r>
+              <w:t xml:space="preserve">double: </w:t>
+            </w:r>
+            <w:proofErr w:type="spellStart"/>
+            <w:r>
+              <w:rPr>
+                <w:color w:val="000000"/>
+                <w:sz w:val="24"/>
+                <w:szCs w:val="24"/>
+                <w:lang w:val="en-US"/>
+              </w:rPr>
+              <w:t>stalkHeight</w:t>
+            </w:r>
+            <w:proofErr w:type="spellEnd"/>
+            <w:r>
+              <w:rPr>
+                <w:color w:val="000000"/>
+                <w:sz w:val="24"/>
+                <w:szCs w:val="24"/>
+                <w:lang w:val="en-US"/>
+              </w:rPr>
+              <w:t xml:space="preserve">, double: </w:t>
+            </w:r>
+            <w:proofErr w:type="spellStart"/>
+            <w:r>
+              <w:rPr>
+                <w:color w:val="000000"/>
+                <w:sz w:val="24"/>
+                <w:szCs w:val="24"/>
+                <w:lang w:val="en-US"/>
+              </w:rPr>
+              <w:t>sideHeight</w:t>
+            </w:r>
+            <w:proofErr w:type="spellEnd"/>
+            <w:r>
+              <w:rPr>
+                <w:color w:val="000000"/>
+                <w:sz w:val="24"/>
+                <w:szCs w:val="24"/>
+                <w:lang w:val="en-US"/>
+              </w:rPr>
+              <w:t xml:space="preserve">, double: </w:t>
+            </w:r>
+            <w:proofErr w:type="spellStart"/>
+            <w:r>
+              <w:rPr>
+                <w:color w:val="000000"/>
+                <w:sz w:val="24"/>
+                <w:szCs w:val="24"/>
+                <w:lang w:val="en-US"/>
+              </w:rPr>
+              <w:t>bowlRadius</w:t>
+            </w:r>
+            <w:proofErr w:type="spellEnd"/>
+            <w:r>
+              <w:rPr>
+                <w:color w:val="000000"/>
+                <w:sz w:val="24"/>
+                <w:szCs w:val="24"/>
+                <w:lang w:val="en-US"/>
+              </w:rPr>
+              <w:t xml:space="preserve">, double: </w:t>
+            </w:r>
+            <w:proofErr w:type="spellStart"/>
+            <w:r>
+              <w:rPr>
+                <w:color w:val="000000"/>
+                <w:sz w:val="24"/>
+                <w:szCs w:val="24"/>
+                <w:lang w:val="en-US"/>
+              </w:rPr>
+              <w:t>stalkRadius</w:t>
+            </w:r>
+            <w:proofErr w:type="spellEnd"/>
+            <w:r>
+              <w:rPr>
+                <w:color w:val="000000"/>
+                <w:sz w:val="24"/>
+                <w:szCs w:val="24"/>
+                <w:lang w:val="en-US"/>
+              </w:rPr>
+              <w:t xml:space="preserve">, double: </w:t>
+            </w:r>
+            <w:proofErr w:type="spellStart"/>
+            <w:r>
+              <w:rPr>
+                <w:color w:val="000000"/>
+                <w:sz w:val="24"/>
+                <w:szCs w:val="24"/>
+                <w:lang w:val="en-US"/>
+              </w:rPr>
+              <w:t>sideAngle</w:t>
+            </w:r>
+            <w:proofErr w:type="spellEnd"/>
+            <w:r>
+              <w:rPr>
+                <w:color w:val="000000"/>
+                <w:sz w:val="24"/>
+                <w:szCs w:val="24"/>
+                <w:lang w:val="en-US"/>
+              </w:rPr>
+              <w:t xml:space="preserve">, double: </w:t>
+            </w:r>
+            <w:proofErr w:type="spellStart"/>
+            <w:r>
+              <w:rPr>
+                <w:color w:val="000000"/>
+                <w:sz w:val="24"/>
+                <w:szCs w:val="24"/>
+                <w:lang w:val="en-US"/>
+              </w:rPr>
+              <w:t>standRadius</w:t>
+            </w:r>
+            <w:proofErr w:type="spellEnd"/>
           </w:p>
         </w:tc>
         <w:tc>
@@ -8488,6 +9475,7 @@
                 <w:szCs w:val="24"/>
               </w:rPr>
             </w:pPr>
+            <w:proofErr w:type="spellStart"/>
             <w:r>
               <w:rPr>
                 <w:color w:val="000000"/>
@@ -8496,6 +9484,7 @@
               </w:rPr>
               <w:t>ValidateParameters</w:t>
             </w:r>
+            <w:proofErr w:type="spellEnd"/>
           </w:p>
         </w:tc>
         <w:tc>
@@ -8514,14 +9503,34 @@
                 <w:lang w:val="en-US"/>
               </w:rPr>
             </w:pPr>
-            <w:r>
-              <w:rPr>
-                <w:color w:val="000000"/>
-                <w:sz w:val="24"/>
-                <w:szCs w:val="24"/>
-              </w:rPr>
-              <w:t>Parameters: parameters</w:t>
-            </w:r>
+            <w:proofErr w:type="spellStart"/>
+            <w:r>
+              <w:rPr>
+                <w:color w:val="000000"/>
+                <w:sz w:val="24"/>
+                <w:szCs w:val="24"/>
+              </w:rPr>
+              <w:t>Parameters</w:t>
+            </w:r>
+            <w:proofErr w:type="spellEnd"/>
+            <w:r>
+              <w:rPr>
+                <w:color w:val="000000"/>
+                <w:sz w:val="24"/>
+                <w:szCs w:val="24"/>
+              </w:rPr>
+              <w:t xml:space="preserve">: </w:t>
+            </w:r>
+            <w:proofErr w:type="spellStart"/>
+            <w:r>
+              <w:rPr>
+                <w:color w:val="000000"/>
+                <w:sz w:val="24"/>
+                <w:szCs w:val="24"/>
+              </w:rPr>
+              <w:t>parameters</w:t>
+            </w:r>
+            <w:proofErr w:type="spellEnd"/>
           </w:p>
         </w:tc>
         <w:tc>
@@ -8577,8 +9586,18 @@
                 <w:sz w:val="24"/>
                 <w:szCs w:val="24"/>
               </w:rPr>
-              <w:t>Проверка параметров объекта Parameter</w:t>
-            </w:r>
+              <w:t xml:space="preserve">Проверка параметров объекта </w:t>
+            </w:r>
+            <w:proofErr w:type="spellStart"/>
+            <w:r>
+              <w:rPr>
+                <w:color w:val="000000"/>
+                <w:sz w:val="24"/>
+                <w:szCs w:val="24"/>
+              </w:rPr>
+              <w:t>Parameter</w:t>
+            </w:r>
+            <w:proofErr w:type="spellEnd"/>
             <w:r>
               <w:rPr>
                 <w:color w:val="000000"/>
@@ -8954,8 +9973,18 @@
                 <w:sz w:val="24"/>
                 <w:szCs w:val="24"/>
               </w:rPr>
-              <w:t>_value</w:t>
-            </w:r>
+              <w:t>_</w:t>
+            </w:r>
+            <w:proofErr w:type="spellStart"/>
+            <w:r>
+              <w:rPr>
+                <w:color w:val="000000"/>
+                <w:sz w:val="24"/>
+                <w:szCs w:val="24"/>
+              </w:rPr>
+              <w:t>value</w:t>
+            </w:r>
+            <w:proofErr w:type="spellEnd"/>
           </w:p>
         </w:tc>
         <w:tc>
@@ -9058,8 +10087,18 @@
                 <w:sz w:val="24"/>
                 <w:szCs w:val="24"/>
               </w:rPr>
-              <w:t>_minValue</w:t>
-            </w:r>
+              <w:t>_</w:t>
+            </w:r>
+            <w:proofErr w:type="spellStart"/>
+            <w:r>
+              <w:rPr>
+                <w:color w:val="000000"/>
+                <w:sz w:val="24"/>
+                <w:szCs w:val="24"/>
+              </w:rPr>
+              <w:t>minValue</w:t>
+            </w:r>
+            <w:proofErr w:type="spellEnd"/>
           </w:p>
         </w:tc>
         <w:tc>
@@ -9172,8 +10211,18 @@
                 <w:sz w:val="24"/>
                 <w:szCs w:val="24"/>
               </w:rPr>
-              <w:t>_maxValue</w:t>
-            </w:r>
+              <w:t>_</w:t>
+            </w:r>
+            <w:proofErr w:type="spellStart"/>
+            <w:r>
+              <w:rPr>
+                <w:color w:val="000000"/>
+                <w:sz w:val="24"/>
+                <w:szCs w:val="24"/>
+              </w:rPr>
+              <w:t>maxValue</w:t>
+            </w:r>
+            <w:proofErr w:type="spellEnd"/>
           </w:p>
         </w:tc>
         <w:tc>
@@ -9441,8 +10490,39 @@
                 <w:szCs w:val="24"/>
                 <w:lang w:val="en-US"/>
               </w:rPr>
-              <w:t>double: minValue, double: maxValue</w:t>
-            </w:r>
+              <w:t xml:space="preserve">double: </w:t>
+            </w:r>
+            <w:proofErr w:type="spellStart"/>
+            <w:r>
+              <w:rPr>
+                <w:color w:val="000000"/>
+                <w:sz w:val="24"/>
+                <w:szCs w:val="24"/>
+                <w:lang w:val="en-US"/>
+              </w:rPr>
+              <w:t>minValue</w:t>
+            </w:r>
+            <w:proofErr w:type="spellEnd"/>
+            <w:r>
+              <w:rPr>
+                <w:color w:val="000000"/>
+                <w:sz w:val="24"/>
+                <w:szCs w:val="24"/>
+                <w:lang w:val="en-US"/>
+              </w:rPr>
+              <w:t xml:space="preserve">, double: </w:t>
+            </w:r>
+            <w:proofErr w:type="spellStart"/>
+            <w:r>
+              <w:rPr>
+                <w:color w:val="000000"/>
+                <w:sz w:val="24"/>
+                <w:szCs w:val="24"/>
+                <w:lang w:val="en-US"/>
+              </w:rPr>
+              <w:t>maxValue</w:t>
+            </w:r>
+            <w:proofErr w:type="spellEnd"/>
           </w:p>
         </w:tc>
         <w:tc>
@@ -9514,6 +10594,7 @@
                 <w:lang w:val="en-US"/>
               </w:rPr>
             </w:pPr>
+            <w:proofErr w:type="spellStart"/>
             <w:r>
               <w:rPr>
                 <w:color w:val="000000"/>
@@ -9522,6 +10603,7 @@
               </w:rPr>
               <w:t>Validate</w:t>
             </w:r>
+            <w:proofErr w:type="spellEnd"/>
           </w:p>
         </w:tc>
         <w:tc>
@@ -9617,6 +10699,7 @@
                 <w:szCs w:val="24"/>
               </w:rPr>
             </w:pPr>
+            <w:proofErr w:type="spellStart"/>
             <w:r>
               <w:rPr>
                 <w:color w:val="000000"/>
@@ -9625,6 +10708,7 @@
               </w:rPr>
               <w:t>MinValue</w:t>
             </w:r>
+            <w:proofErr w:type="spellEnd"/>
           </w:p>
         </w:tc>
         <w:tc>
@@ -9722,6 +10806,7 @@
                 <w:szCs w:val="24"/>
               </w:rPr>
             </w:pPr>
+            <w:proofErr w:type="spellStart"/>
             <w:r>
               <w:rPr>
                 <w:color w:val="000000"/>
@@ -9730,6 +10815,7 @@
               </w:rPr>
               <w:t>MaxValue</w:t>
             </w:r>
+            <w:proofErr w:type="spellEnd"/>
           </w:p>
         </w:tc>
         <w:tc>
@@ -9842,6 +10928,7 @@
                 <w:szCs w:val="24"/>
               </w:rPr>
             </w:pPr>
+            <w:proofErr w:type="spellStart"/>
             <w:r>
               <w:rPr>
                 <w:color w:val="000000"/>
@@ -9850,6 +10937,7 @@
               </w:rPr>
               <w:t>Value</w:t>
             </w:r>
+            <w:proofErr w:type="spellEnd"/>
           </w:p>
         </w:tc>
         <w:tc>
@@ -10010,8 +11098,20 @@
           <w:szCs w:val="24"/>
           <w:lang w:bidi="ar-SA"/>
         </w:rPr>
-        <w:t xml:space="preserve"> – Перечисление Parameter</w:t>
-      </w:r>
+        <w:t xml:space="preserve"> – Перечисление </w:t>
+      </w:r>
+      <w:proofErr w:type="spellStart"/>
+      <w:r>
+        <w:rPr>
+          <w:rFonts w:eastAsia="SimSun"/>
+          <w:color w:val="000000"/>
+          <w:sz w:val="24"/>
+          <w:szCs w:val="24"/>
+          <w:lang w:bidi="ar-SA"/>
+        </w:rPr>
+        <w:t>Parameter</w:t>
+      </w:r>
+      <w:proofErr w:type="spellEnd"/>
       <w:r>
         <w:rPr>
           <w:rFonts w:eastAsia="SimSun"/>
@@ -10121,6 +11221,7 @@
                 <w:lang w:val="en-US" w:bidi="ar-SA"/>
               </w:rPr>
             </w:pPr>
+            <w:proofErr w:type="spellStart"/>
             <w:r>
               <w:rPr>
                 <w:rFonts w:eastAsia="SimSun"/>
@@ -10131,6 +11232,7 @@
               </w:rPr>
               <w:t>StalkHeight</w:t>
             </w:r>
+            <w:proofErr w:type="spellEnd"/>
           </w:p>
         </w:tc>
         <w:tc>
@@ -10186,6 +11288,7 @@
                 <w:lang w:val="en-US" w:bidi="ar-SA"/>
               </w:rPr>
             </w:pPr>
+            <w:proofErr w:type="spellStart"/>
             <w:r>
               <w:rPr>
                 <w:rFonts w:eastAsia="SimSun"/>
@@ -10196,6 +11299,7 @@
               </w:rPr>
               <w:t>SideHeight</w:t>
             </w:r>
+            <w:proofErr w:type="spellEnd"/>
           </w:p>
         </w:tc>
         <w:tc>
@@ -10251,6 +11355,7 @@
                 <w:lang w:val="en-US" w:bidi="ar-SA"/>
               </w:rPr>
             </w:pPr>
+            <w:proofErr w:type="spellStart"/>
             <w:r>
               <w:rPr>
                 <w:rFonts w:eastAsia="SimSun"/>
@@ -10261,6 +11366,7 @@
               </w:rPr>
               <w:t>BowlRadius</w:t>
             </w:r>
+            <w:proofErr w:type="spellEnd"/>
           </w:p>
         </w:tc>
         <w:tc>
@@ -10316,6 +11422,7 @@
                 <w:lang w:val="en-US" w:bidi="ar-SA"/>
               </w:rPr>
             </w:pPr>
+            <w:proofErr w:type="spellStart"/>
             <w:r>
               <w:rPr>
                 <w:rFonts w:eastAsia="SimSun"/>
@@ -10326,6 +11433,7 @@
               </w:rPr>
               <w:t>StalkRadius</w:t>
             </w:r>
+            <w:proofErr w:type="spellEnd"/>
           </w:p>
         </w:tc>
         <w:tc>
@@ -10381,6 +11489,7 @@
                 <w:lang w:val="en-US" w:bidi="ar-SA"/>
               </w:rPr>
             </w:pPr>
+            <w:proofErr w:type="spellStart"/>
             <w:r>
               <w:rPr>
                 <w:rFonts w:eastAsia="SimSun"/>
@@ -10391,6 +11500,7 @@
               </w:rPr>
               <w:t>SideAngle</w:t>
             </w:r>
+            <w:proofErr w:type="spellEnd"/>
           </w:p>
         </w:tc>
         <w:tc>
@@ -10446,6 +11556,7 @@
                 <w:lang w:val="en-US" w:bidi="ar-SA"/>
               </w:rPr>
             </w:pPr>
+            <w:proofErr w:type="spellStart"/>
             <w:r>
               <w:rPr>
                 <w:rFonts w:eastAsia="SimSun"/>
@@ -10456,6 +11567,7 @@
               </w:rPr>
               <w:t>StandRadius</w:t>
             </w:r>
+            <w:proofErr w:type="spellEnd"/>
           </w:p>
         </w:tc>
         <w:tc>
@@ -10590,6 +11702,7 @@
         </w:rPr>
         <w:t xml:space="preserve">Поля класса </w:t>
       </w:r>
+      <w:proofErr w:type="spellStart"/>
       <w:r>
         <w:rPr>
           <w:color w:val="000000"/>
@@ -10599,6 +11712,7 @@
         </w:rPr>
         <w:t>KompasWrapper</w:t>
       </w:r>
+      <w:proofErr w:type="spellEnd"/>
     </w:p>
     <w:tbl>
       <w:tblPr>
@@ -10753,8 +11867,18 @@
                 <w:sz w:val="24"/>
                 <w:szCs w:val="24"/>
               </w:rPr>
-              <w:t>_kompas</w:t>
-            </w:r>
+              <w:t>_</w:t>
+            </w:r>
+            <w:proofErr w:type="spellStart"/>
+            <w:r>
+              <w:rPr>
+                <w:color w:val="000000"/>
+                <w:sz w:val="24"/>
+                <w:szCs w:val="24"/>
+              </w:rPr>
+              <w:t>kompas</w:t>
+            </w:r>
+            <w:proofErr w:type="spellEnd"/>
           </w:p>
         </w:tc>
         <w:tc>
@@ -10781,6 +11905,7 @@
                 <w:lang w:val="en-US"/>
               </w:rPr>
             </w:pPr>
+            <w:proofErr w:type="spellStart"/>
             <w:r>
               <w:rPr>
                 <w:color w:val="000000"/>
@@ -10799,6 +11924,7 @@
               </w:rPr>
               <w:t>t</w:t>
             </w:r>
+            <w:proofErr w:type="spellEnd"/>
           </w:p>
         </w:tc>
         <w:tc>
@@ -10966,8 +12092,18 @@
                 <w:sz w:val="24"/>
                 <w:szCs w:val="24"/>
               </w:rPr>
-              <w:t>_part</w:t>
-            </w:r>
+              <w:t>_</w:t>
+            </w:r>
+            <w:proofErr w:type="spellStart"/>
+            <w:r>
+              <w:rPr>
+                <w:color w:val="000000"/>
+                <w:sz w:val="24"/>
+                <w:szCs w:val="24"/>
+              </w:rPr>
+              <w:t>part</w:t>
+            </w:r>
+            <w:proofErr w:type="spellEnd"/>
           </w:p>
         </w:tc>
         <w:tc>
@@ -10992,6 +12128,7 @@
                 <w:szCs w:val="24"/>
               </w:rPr>
             </w:pPr>
+            <w:proofErr w:type="spellStart"/>
             <w:r>
               <w:rPr>
                 <w:color w:val="000000"/>
@@ -11000,6 +12137,7 @@
               </w:rPr>
               <w:t>ksPart</w:t>
             </w:r>
+            <w:proofErr w:type="spellEnd"/>
           </w:p>
         </w:tc>
         <w:tc>
@@ -11074,8 +12212,18 @@
                 <w:sz w:val="24"/>
                 <w:szCs w:val="24"/>
               </w:rPr>
-              <w:t>_isCadAttached</w:t>
-            </w:r>
+              <w:t>_</w:t>
+            </w:r>
+            <w:proofErr w:type="spellStart"/>
+            <w:r>
+              <w:rPr>
+                <w:color w:val="000000"/>
+                <w:sz w:val="24"/>
+                <w:szCs w:val="24"/>
+              </w:rPr>
+              <w:t>isCadAttached</w:t>
+            </w:r>
+            <w:proofErr w:type="spellEnd"/>
           </w:p>
         </w:tc>
         <w:tc>
@@ -11100,6 +12248,7 @@
                 <w:szCs w:val="24"/>
               </w:rPr>
             </w:pPr>
+            <w:proofErr w:type="spellStart"/>
             <w:r>
               <w:rPr>
                 <w:color w:val="000000"/>
@@ -11108,6 +12257,7 @@
               </w:rPr>
               <w:t>bool</w:t>
             </w:r>
+            <w:proofErr w:type="spellEnd"/>
           </w:p>
         </w:tc>
         <w:tc>
@@ -11182,6 +12332,7 @@
         </w:rPr>
         <w:t xml:space="preserve"> – Конструктор и методы класса </w:t>
       </w:r>
+      <w:proofErr w:type="spellStart"/>
       <w:r>
         <w:rPr>
           <w:color w:val="000000"/>
@@ -11191,6 +12342,7 @@
         </w:rPr>
         <w:t>KompasWrapper</w:t>
       </w:r>
+      <w:proofErr w:type="spellEnd"/>
     </w:p>
     <w:tbl>
       <w:tblPr>
@@ -11326,6 +12478,7 @@
                 <w:lang w:val="en-US"/>
               </w:rPr>
             </w:pPr>
+            <w:proofErr w:type="spellStart"/>
             <w:r>
               <w:rPr>
                 <w:color w:val="000000"/>
@@ -11335,6 +12488,7 @@
               </w:rPr>
               <w:t>ConnectCAD</w:t>
             </w:r>
+            <w:proofErr w:type="spellEnd"/>
           </w:p>
         </w:tc>
         <w:tc>
@@ -11433,6 +12587,7 @@
                 <w:lang w:val="en-US"/>
               </w:rPr>
             </w:pPr>
+            <w:proofErr w:type="spellStart"/>
             <w:r>
               <w:rPr>
                 <w:color w:val="000000"/>
@@ -11441,6 +12596,7 @@
               </w:rPr>
               <w:t>CreateDocument</w:t>
             </w:r>
+            <w:proofErr w:type="spellEnd"/>
           </w:p>
         </w:tc>
         <w:tc>
@@ -11538,6 +12694,7 @@
                 <w:szCs w:val="24"/>
               </w:rPr>
             </w:pPr>
+            <w:proofErr w:type="spellStart"/>
             <w:r>
               <w:rPr>
                 <w:color w:val="000000"/>
@@ -11546,6 +12703,7 @@
               </w:rPr>
               <w:t>TestConnection</w:t>
             </w:r>
+            <w:proofErr w:type="spellEnd"/>
           </w:p>
         </w:tc>
         <w:tc>
@@ -11642,6 +12800,7 @@
                 <w:szCs w:val="24"/>
               </w:rPr>
             </w:pPr>
+            <w:proofErr w:type="spellStart"/>
             <w:r>
               <w:rPr>
                 <w:color w:val="000000"/>
@@ -11650,6 +12809,7 @@
               </w:rPr>
               <w:t>StartKompas</w:t>
             </w:r>
+            <w:proofErr w:type="spellEnd"/>
           </w:p>
         </w:tc>
         <w:tc>
@@ -11747,6 +12907,7 @@
                 <w:szCs w:val="24"/>
               </w:rPr>
             </w:pPr>
+            <w:proofErr w:type="spellStart"/>
             <w:r>
               <w:rPr>
                 <w:color w:val="000000"/>
@@ -11755,6 +12916,7 @@
               </w:rPr>
               <w:t>CreateFile</w:t>
             </w:r>
+            <w:proofErr w:type="spellEnd"/>
           </w:p>
         </w:tc>
         <w:tc>
@@ -11851,6 +13013,7 @@
                 <w:szCs w:val="24"/>
               </w:rPr>
             </w:pPr>
+            <w:proofErr w:type="spellStart"/>
             <w:r>
               <w:rPr>
                 <w:color w:val="000000"/>
@@ -11859,6 +13022,7 @@
               </w:rPr>
               <w:t>CreateSketch</w:t>
             </w:r>
+            <w:proofErr w:type="spellEnd"/>
           </w:p>
         </w:tc>
         <w:tc>
@@ -11883,8 +13047,19 @@
                 <w:szCs w:val="24"/>
                 <w:lang w:val="en-US"/>
               </w:rPr>
-              <w:t>short: planeType</w:t>
-            </w:r>
+              <w:t xml:space="preserve">short: </w:t>
+            </w:r>
+            <w:proofErr w:type="spellStart"/>
+            <w:r>
+              <w:rPr>
+                <w:color w:val="000000"/>
+                <w:sz w:val="24"/>
+                <w:szCs w:val="24"/>
+                <w:lang w:val="en-US"/>
+              </w:rPr>
+              <w:t>planeType</w:t>
+            </w:r>
+            <w:proofErr w:type="spellEnd"/>
           </w:p>
         </w:tc>
         <w:tc>
@@ -11903,6 +13078,7 @@
                 <w:lang w:val="en-US"/>
               </w:rPr>
             </w:pPr>
+            <w:proofErr w:type="spellStart"/>
             <w:r>
               <w:rPr>
                 <w:color w:val="000000"/>
@@ -11912,6 +13088,7 @@
               </w:rPr>
               <w:t>ksEntity</w:t>
             </w:r>
+            <w:proofErr w:type="spellEnd"/>
           </w:p>
         </w:tc>
         <w:tc>
@@ -12005,6 +13182,7 @@
                 <w:szCs w:val="24"/>
               </w:rPr>
             </w:pPr>
+            <w:proofErr w:type="spellStart"/>
             <w:r>
               <w:rPr>
                 <w:color w:val="000000"/>
@@ -12013,6 +13191,7 @@
               </w:rPr>
               <w:t>BeginSketchEdit</w:t>
             </w:r>
+            <w:proofErr w:type="spellEnd"/>
           </w:p>
         </w:tc>
         <w:tc>
@@ -12031,14 +13210,25 @@
                 <w:lang w:val="en-US"/>
               </w:rPr>
             </w:pPr>
-            <w:r>
-              <w:rPr>
-                <w:color w:val="000000"/>
-                <w:sz w:val="24"/>
-                <w:szCs w:val="24"/>
-                <w:lang w:val="en-US"/>
-              </w:rPr>
-              <w:t>ksEntity: sketch</w:t>
+            <w:proofErr w:type="spellStart"/>
+            <w:r>
+              <w:rPr>
+                <w:color w:val="000000"/>
+                <w:sz w:val="24"/>
+                <w:szCs w:val="24"/>
+                <w:lang w:val="en-US"/>
+              </w:rPr>
+              <w:t>ksEntity</w:t>
+            </w:r>
+            <w:proofErr w:type="spellEnd"/>
+            <w:r>
+              <w:rPr>
+                <w:color w:val="000000"/>
+                <w:sz w:val="24"/>
+                <w:szCs w:val="24"/>
+                <w:lang w:val="en-US"/>
+              </w:rPr>
+              <w:t>: sketch</w:t>
             </w:r>
           </w:p>
         </w:tc>
@@ -12111,6 +13301,7 @@
                 <w:szCs w:val="24"/>
               </w:rPr>
             </w:pPr>
+            <w:proofErr w:type="spellStart"/>
             <w:r>
               <w:rPr>
                 <w:color w:val="000000"/>
@@ -12119,6 +13310,7 @@
               </w:rPr>
               <w:t>EndSketchEdit</w:t>
             </w:r>
+            <w:proofErr w:type="spellEnd"/>
           </w:p>
         </w:tc>
         <w:tc>
@@ -12136,14 +13328,34 @@
                 <w:szCs w:val="24"/>
               </w:rPr>
             </w:pPr>
-            <w:r>
-              <w:rPr>
-                <w:color w:val="000000"/>
-                <w:sz w:val="24"/>
-                <w:szCs w:val="24"/>
-              </w:rPr>
-              <w:t>ksEntity: sketch</w:t>
-            </w:r>
+            <w:proofErr w:type="spellStart"/>
+            <w:r>
+              <w:rPr>
+                <w:color w:val="000000"/>
+                <w:sz w:val="24"/>
+                <w:szCs w:val="24"/>
+              </w:rPr>
+              <w:t>ksEntity</w:t>
+            </w:r>
+            <w:proofErr w:type="spellEnd"/>
+            <w:r>
+              <w:rPr>
+                <w:color w:val="000000"/>
+                <w:sz w:val="24"/>
+                <w:szCs w:val="24"/>
+              </w:rPr>
+              <w:t xml:space="preserve">: </w:t>
+            </w:r>
+            <w:proofErr w:type="spellStart"/>
+            <w:r>
+              <w:rPr>
+                <w:color w:val="000000"/>
+                <w:sz w:val="24"/>
+                <w:szCs w:val="24"/>
+              </w:rPr>
+              <w:t>sketch</w:t>
+            </w:r>
+            <w:proofErr w:type="spellEnd"/>
           </w:p>
         </w:tc>
         <w:tc>
@@ -12215,6 +13427,7 @@
                 <w:szCs w:val="24"/>
               </w:rPr>
             </w:pPr>
+            <w:proofErr w:type="spellStart"/>
             <w:r>
               <w:rPr>
                 <w:color w:val="000000"/>
@@ -12223,6 +13436,7 @@
               </w:rPr>
               <w:t>DrawLineSeg</w:t>
             </w:r>
+            <w:proofErr w:type="spellEnd"/>
           </w:p>
         </w:tc>
         <w:tc>
@@ -12338,6 +13552,7 @@
                 <w:szCs w:val="24"/>
               </w:rPr>
             </w:pPr>
+            <w:proofErr w:type="spellStart"/>
             <w:r>
               <w:rPr>
                 <w:color w:val="000000"/>
@@ -12346,6 +13561,7 @@
               </w:rPr>
               <w:t>DrawArc</w:t>
             </w:r>
+            <w:proofErr w:type="spellEnd"/>
           </w:p>
         </w:tc>
         <w:tc>
@@ -12371,7 +13587,87 @@
                 <w:szCs w:val="24"/>
                 <w:lang w:val="en-US"/>
               </w:rPr>
-              <w:t>ksDocument2D: doc2D, double: centerX, double: centerY, double: radius, double: startAngle, double: endAngle, int: style</w:t>
+              <w:t xml:space="preserve">ksDocument2D: doc2D, double: </w:t>
+            </w:r>
+            <w:proofErr w:type="spellStart"/>
+            <w:r>
+              <w:rPr>
+                <w:color w:val="000000"/>
+                <w:sz w:val="24"/>
+                <w:szCs w:val="24"/>
+                <w:lang w:val="en-US"/>
+              </w:rPr>
+              <w:t>centerX</w:t>
+            </w:r>
+            <w:proofErr w:type="spellEnd"/>
+            <w:r>
+              <w:rPr>
+                <w:color w:val="000000"/>
+                <w:sz w:val="24"/>
+                <w:szCs w:val="24"/>
+                <w:lang w:val="en-US"/>
+              </w:rPr>
+              <w:t xml:space="preserve">, double: </w:t>
+            </w:r>
+            <w:proofErr w:type="spellStart"/>
+            <w:r>
+              <w:rPr>
+                <w:color w:val="000000"/>
+                <w:sz w:val="24"/>
+                <w:szCs w:val="24"/>
+                <w:lang w:val="en-US"/>
+              </w:rPr>
+              <w:t>centerY</w:t>
+            </w:r>
+            <w:proofErr w:type="spellEnd"/>
+            <w:r>
+              <w:rPr>
+                <w:color w:val="000000"/>
+                <w:sz w:val="24"/>
+                <w:szCs w:val="24"/>
+                <w:lang w:val="en-US"/>
+              </w:rPr>
+              <w:t xml:space="preserve">, double: radius, double: </w:t>
+            </w:r>
+            <w:proofErr w:type="spellStart"/>
+            <w:r>
+              <w:rPr>
+                <w:color w:val="000000"/>
+                <w:sz w:val="24"/>
+                <w:szCs w:val="24"/>
+                <w:lang w:val="en-US"/>
+              </w:rPr>
+              <w:t>startAngle</w:t>
+            </w:r>
+            <w:proofErr w:type="spellEnd"/>
+            <w:r>
+              <w:rPr>
+                <w:color w:val="000000"/>
+                <w:sz w:val="24"/>
+                <w:szCs w:val="24"/>
+                <w:lang w:val="en-US"/>
+              </w:rPr>
+              <w:t xml:space="preserve">, double: </w:t>
+            </w:r>
+            <w:proofErr w:type="spellStart"/>
+            <w:r>
+              <w:rPr>
+                <w:color w:val="000000"/>
+                <w:sz w:val="24"/>
+                <w:szCs w:val="24"/>
+                <w:lang w:val="en-US"/>
+              </w:rPr>
+              <w:t>endAngle</w:t>
+            </w:r>
+            <w:proofErr w:type="spellEnd"/>
+            <w:r>
+              <w:rPr>
+                <w:color w:val="000000"/>
+                <w:sz w:val="24"/>
+                <w:szCs w:val="24"/>
+                <w:lang w:val="en-US"/>
+              </w:rPr>
+              <w:t>, int: style</w:t>
             </w:r>
           </w:p>
         </w:tc>
@@ -12461,6 +13757,7 @@
                 <w:szCs w:val="24"/>
               </w:rPr>
             </w:pPr>
+            <w:proofErr w:type="spellStart"/>
             <w:r>
               <w:rPr>
                 <w:color w:val="000000"/>
@@ -12469,6 +13766,7 @@
               </w:rPr>
               <w:t>CreateRevolvedExtrusion</w:t>
             </w:r>
+            <w:proofErr w:type="spellEnd"/>
           </w:p>
         </w:tc>
         <w:tc>
@@ -12486,14 +13784,70 @@
                 <w:szCs w:val="24"/>
               </w:rPr>
             </w:pPr>
-            <w:r>
-              <w:rPr>
-                <w:color w:val="000000"/>
-                <w:sz w:val="24"/>
-                <w:szCs w:val="24"/>
-              </w:rPr>
-              <w:t>ksEntity: sketch, double: angleDegrees</w:t>
-            </w:r>
+            <w:proofErr w:type="spellStart"/>
+            <w:r>
+              <w:rPr>
+                <w:color w:val="000000"/>
+                <w:sz w:val="24"/>
+                <w:szCs w:val="24"/>
+              </w:rPr>
+              <w:t>ksEntity</w:t>
+            </w:r>
+            <w:proofErr w:type="spellEnd"/>
+            <w:r>
+              <w:rPr>
+                <w:color w:val="000000"/>
+                <w:sz w:val="24"/>
+                <w:szCs w:val="24"/>
+              </w:rPr>
+              <w:t xml:space="preserve">: </w:t>
+            </w:r>
+            <w:proofErr w:type="spellStart"/>
+            <w:r>
+              <w:rPr>
+                <w:color w:val="000000"/>
+                <w:sz w:val="24"/>
+                <w:szCs w:val="24"/>
+              </w:rPr>
+              <w:t>sketch</w:t>
+            </w:r>
+            <w:proofErr w:type="spellEnd"/>
+            <w:r>
+              <w:rPr>
+                <w:color w:val="000000"/>
+                <w:sz w:val="24"/>
+                <w:szCs w:val="24"/>
+              </w:rPr>
+              <w:t xml:space="preserve">, </w:t>
+            </w:r>
+            <w:proofErr w:type="spellStart"/>
+            <w:r>
+              <w:rPr>
+                <w:color w:val="000000"/>
+                <w:sz w:val="24"/>
+                <w:szCs w:val="24"/>
+              </w:rPr>
+              <w:t>double</w:t>
+            </w:r>
+            <w:proofErr w:type="spellEnd"/>
+            <w:r>
+              <w:rPr>
+                <w:color w:val="000000"/>
+                <w:sz w:val="24"/>
+                <w:szCs w:val="24"/>
+              </w:rPr>
+              <w:t xml:space="preserve">: </w:t>
+            </w:r>
+            <w:proofErr w:type="spellStart"/>
+            <w:r>
+              <w:rPr>
+                <w:color w:val="000000"/>
+                <w:sz w:val="24"/>
+                <w:szCs w:val="24"/>
+              </w:rPr>
+              <w:t>angleDegrees</w:t>
+            </w:r>
+            <w:proofErr w:type="spellEnd"/>
           </w:p>
         </w:tc>
         <w:tc>
@@ -12512,6 +13866,7 @@
                 <w:lang w:val="en-US"/>
               </w:rPr>
             </w:pPr>
+            <w:proofErr w:type="spellStart"/>
             <w:r>
               <w:rPr>
                 <w:color w:val="000000"/>
@@ -12521,6 +13876,7 @@
               </w:rPr>
               <w:t>ksEntity</w:t>
             </w:r>
+            <w:proofErr w:type="spellEnd"/>
           </w:p>
         </w:tc>
         <w:tc>
@@ -12565,6 +13921,7 @@
                 <w:szCs w:val="24"/>
               </w:rPr>
             </w:pPr>
+            <w:proofErr w:type="spellStart"/>
             <w:r>
               <w:rPr>
                 <w:color w:val="000000"/>
@@ -12573,6 +13930,7 @@
               </w:rPr>
               <w:t>CloseDocument</w:t>
             </w:r>
+            <w:proofErr w:type="spellEnd"/>
           </w:p>
         </w:tc>
         <w:tc>
@@ -12669,6 +14027,7 @@
                 <w:szCs w:val="24"/>
               </w:rPr>
             </w:pPr>
+            <w:proofErr w:type="spellStart"/>
             <w:r>
               <w:rPr>
                 <w:color w:val="000000"/>
@@ -12677,6 +14036,7 @@
               </w:rPr>
               <w:t>ResetAllSketches</w:t>
             </w:r>
+            <w:proofErr w:type="spellEnd"/>
           </w:p>
         </w:tc>
         <w:tc>
@@ -12773,6 +14133,7 @@
                 <w:szCs w:val="24"/>
               </w:rPr>
             </w:pPr>
+            <w:proofErr w:type="spellStart"/>
             <w:r>
               <w:rPr>
                 <w:color w:val="000000"/>
@@ -12781,6 +14142,7 @@
               </w:rPr>
               <w:t>GetKompasObject</w:t>
             </w:r>
+            <w:proofErr w:type="spellEnd"/>
           </w:p>
         </w:tc>
         <w:tc>
@@ -12824,6 +14186,7 @@
                 <w:lang w:val="en-US"/>
               </w:rPr>
             </w:pPr>
+            <w:proofErr w:type="spellStart"/>
             <w:r>
               <w:rPr>
                 <w:color w:val="000000"/>
@@ -12833,6 +14196,7 @@
               </w:rPr>
               <w:t>KompasObject</w:t>
             </w:r>
+            <w:proofErr w:type="spellEnd"/>
           </w:p>
         </w:tc>
         <w:tc>
@@ -12877,6 +14241,7 @@
                 <w:szCs w:val="24"/>
               </w:rPr>
             </w:pPr>
+            <w:proofErr w:type="spellStart"/>
             <w:r>
               <w:rPr>
                 <w:color w:val="000000"/>
@@ -12885,6 +14250,7 @@
               </w:rPr>
               <w:t>GetPart</w:t>
             </w:r>
+            <w:proofErr w:type="spellEnd"/>
           </w:p>
         </w:tc>
         <w:tc>
@@ -12928,6 +14294,7 @@
                 <w:lang w:val="en-US"/>
               </w:rPr>
             </w:pPr>
+            <w:proofErr w:type="spellStart"/>
             <w:r>
               <w:rPr>
                 <w:color w:val="000000"/>
@@ -12937,6 +14304,7 @@
               </w:rPr>
               <w:t>ksPart</w:t>
             </w:r>
+            <w:proofErr w:type="spellEnd"/>
           </w:p>
         </w:tc>
         <w:tc>
@@ -13219,6 +14587,7 @@
                 <w:lang w:val="en-US"/>
               </w:rPr>
             </w:pPr>
+            <w:proofErr w:type="spellStart"/>
             <w:r>
               <w:rPr>
                 <w:color w:val="000000"/>
@@ -13227,6 +14596,7 @@
               </w:rPr>
               <w:t>NumericalParameters</w:t>
             </w:r>
+            <w:proofErr w:type="spellEnd"/>
           </w:p>
         </w:tc>
         <w:tc>
@@ -13260,7 +14630,27 @@
                 <w:szCs w:val="24"/>
                 <w:lang w:val="en-US"/>
               </w:rPr>
-              <w:t>Dictionary&lt;ParameterType, Parameter&gt;</w:t>
+              <w:t>Dictionary&lt;</w:t>
+            </w:r>
+            <w:proofErr w:type="spellStart"/>
+            <w:r>
+              <w:rPr>
+                <w:color w:val="000000"/>
+                <w:sz w:val="24"/>
+                <w:szCs w:val="24"/>
+                <w:lang w:val="en-US"/>
+              </w:rPr>
+              <w:t>ParameterType</w:t>
+            </w:r>
+            <w:proofErr w:type="spellEnd"/>
+            <w:r>
+              <w:rPr>
+                <w:color w:val="000000"/>
+                <w:sz w:val="24"/>
+                <w:szCs w:val="24"/>
+                <w:lang w:val="en-US"/>
+              </w:rPr>
+              <w:t>, Parameter&gt;</w:t>
             </w:r>
           </w:p>
         </w:tc>
@@ -13361,8 +14751,18 @@
                 <w:sz w:val="24"/>
                 <w:szCs w:val="24"/>
               </w:rPr>
-              <w:t>_initialLimits</w:t>
-            </w:r>
+              <w:t>_</w:t>
+            </w:r>
+            <w:proofErr w:type="spellStart"/>
+            <w:r>
+              <w:rPr>
+                <w:color w:val="000000"/>
+                <w:sz w:val="24"/>
+                <w:szCs w:val="24"/>
+              </w:rPr>
+              <w:t>initialLimits</w:t>
+            </w:r>
+            <w:proofErr w:type="spellEnd"/>
           </w:p>
         </w:tc>
         <w:tc>
@@ -13395,7 +14795,27 @@
                 <w:szCs w:val="24"/>
                 <w:lang w:val="en-US"/>
               </w:rPr>
-              <w:t>Dictionary&lt;ParameterType, (double Min, double Max, double Default)&gt;</w:t>
+              <w:t>Dictionary&lt;</w:t>
+            </w:r>
+            <w:proofErr w:type="spellStart"/>
+            <w:r>
+              <w:rPr>
+                <w:color w:val="000000"/>
+                <w:sz w:val="24"/>
+                <w:szCs w:val="24"/>
+                <w:lang w:val="en-US"/>
+              </w:rPr>
+              <w:t>ParameterType</w:t>
+            </w:r>
+            <w:proofErr w:type="spellEnd"/>
+            <w:r>
+              <w:rPr>
+                <w:color w:val="000000"/>
+                <w:sz w:val="24"/>
+                <w:szCs w:val="24"/>
+                <w:lang w:val="en-US"/>
+              </w:rPr>
+              <w:t>, (double Min, double Max, double Default)&gt;</w:t>
             </w:r>
           </w:p>
         </w:tc>
@@ -13697,8 +15117,18 @@
                 <w:sz w:val="24"/>
                 <w:szCs w:val="24"/>
               </w:rPr>
-              <w:t>Инициализирует новый экземпляр класса Parameters</w:t>
-            </w:r>
+              <w:t xml:space="preserve">Инициализирует новый экземпляр класса </w:t>
+            </w:r>
+            <w:proofErr w:type="spellStart"/>
+            <w:r>
+              <w:rPr>
+                <w:color w:val="000000"/>
+                <w:sz w:val="24"/>
+                <w:szCs w:val="24"/>
+              </w:rPr>
+              <w:t>Parameters</w:t>
+            </w:r>
+            <w:proofErr w:type="spellEnd"/>
           </w:p>
         </w:tc>
       </w:tr>
@@ -13719,6 +15149,7 @@
                 <w:lang w:val="en-US"/>
               </w:rPr>
             </w:pPr>
+            <w:proofErr w:type="spellStart"/>
             <w:r>
               <w:rPr>
                 <w:color w:val="000000"/>
@@ -13727,6 +15158,7 @@
               </w:rPr>
               <w:t>SetDependencies</w:t>
             </w:r>
+            <w:proofErr w:type="spellEnd"/>
           </w:p>
         </w:tc>
         <w:tc>
@@ -13743,14 +15175,70 @@
                 <w:szCs w:val="24"/>
               </w:rPr>
             </w:pPr>
-            <w:r>
-              <w:rPr>
-                <w:color w:val="000000"/>
-                <w:sz w:val="24"/>
-                <w:szCs w:val="24"/>
-              </w:rPr>
-              <w:t>double: changedValue, ParameterType: changedType</w:t>
-            </w:r>
+            <w:proofErr w:type="spellStart"/>
+            <w:r>
+              <w:rPr>
+                <w:color w:val="000000"/>
+                <w:sz w:val="24"/>
+                <w:szCs w:val="24"/>
+              </w:rPr>
+              <w:t>double</w:t>
+            </w:r>
+            <w:proofErr w:type="spellEnd"/>
+            <w:r>
+              <w:rPr>
+                <w:color w:val="000000"/>
+                <w:sz w:val="24"/>
+                <w:szCs w:val="24"/>
+              </w:rPr>
+              <w:t xml:space="preserve">: </w:t>
+            </w:r>
+            <w:proofErr w:type="spellStart"/>
+            <w:r>
+              <w:rPr>
+                <w:color w:val="000000"/>
+                <w:sz w:val="24"/>
+                <w:szCs w:val="24"/>
+              </w:rPr>
+              <w:t>changedValue</w:t>
+            </w:r>
+            <w:proofErr w:type="spellEnd"/>
+            <w:r>
+              <w:rPr>
+                <w:color w:val="000000"/>
+                <w:sz w:val="24"/>
+                <w:szCs w:val="24"/>
+              </w:rPr>
+              <w:t xml:space="preserve">, </w:t>
+            </w:r>
+            <w:proofErr w:type="spellStart"/>
+            <w:r>
+              <w:rPr>
+                <w:color w:val="000000"/>
+                <w:sz w:val="24"/>
+                <w:szCs w:val="24"/>
+              </w:rPr>
+              <w:t>ParameterType</w:t>
+            </w:r>
+            <w:proofErr w:type="spellEnd"/>
+            <w:r>
+              <w:rPr>
+                <w:color w:val="000000"/>
+                <w:sz w:val="24"/>
+                <w:szCs w:val="24"/>
+              </w:rPr>
+              <w:t xml:space="preserve">: </w:t>
+            </w:r>
+            <w:proofErr w:type="spellStart"/>
+            <w:r>
+              <w:rPr>
+                <w:color w:val="000000"/>
+                <w:sz w:val="24"/>
+                <w:szCs w:val="24"/>
+              </w:rPr>
+              <w:t>changedType</w:t>
+            </w:r>
+            <w:proofErr w:type="spellEnd"/>
           </w:p>
         </w:tc>
         <w:tc>
@@ -13820,6 +15308,7 @@
                 <w:szCs w:val="24"/>
               </w:rPr>
             </w:pPr>
+            <w:proofErr w:type="spellStart"/>
             <w:r>
               <w:rPr>
                 <w:color w:val="000000"/>
@@ -13828,6 +15317,7 @@
               </w:rPr>
               <w:t>ResetToDefaults</w:t>
             </w:r>
+            <w:proofErr w:type="spellEnd"/>
           </w:p>
         </w:tc>
         <w:tc>
@@ -13922,6 +15412,7 @@
                 <w:szCs w:val="24"/>
               </w:rPr>
             </w:pPr>
+            <w:proofErr w:type="spellStart"/>
             <w:r>
               <w:rPr>
                 <w:color w:val="000000"/>
@@ -13930,6 +15421,7 @@
               </w:rPr>
               <w:t>GetLimitsString</w:t>
             </w:r>
+            <w:proofErr w:type="spellEnd"/>
           </w:p>
         </w:tc>
         <w:tc>
@@ -13947,14 +15439,34 @@
                 <w:lang w:val="en-US"/>
               </w:rPr>
             </w:pPr>
-            <w:r>
-              <w:rPr>
-                <w:color w:val="000000"/>
-                <w:sz w:val="24"/>
-                <w:szCs w:val="24"/>
-              </w:rPr>
-              <w:t>ParameterType: type</w:t>
-            </w:r>
+            <w:proofErr w:type="spellStart"/>
+            <w:r>
+              <w:rPr>
+                <w:color w:val="000000"/>
+                <w:sz w:val="24"/>
+                <w:szCs w:val="24"/>
+              </w:rPr>
+              <w:t>ParameterType</w:t>
+            </w:r>
+            <w:proofErr w:type="spellEnd"/>
+            <w:r>
+              <w:rPr>
+                <w:color w:val="000000"/>
+                <w:sz w:val="24"/>
+                <w:szCs w:val="24"/>
+              </w:rPr>
+              <w:t xml:space="preserve">: </w:t>
+            </w:r>
+            <w:proofErr w:type="spellStart"/>
+            <w:r>
+              <w:rPr>
+                <w:color w:val="000000"/>
+                <w:sz w:val="24"/>
+                <w:szCs w:val="24"/>
+              </w:rPr>
+              <w:t>type</w:t>
+            </w:r>
+            <w:proofErr w:type="spellEnd"/>
           </w:p>
         </w:tc>
         <w:tc>
@@ -14025,6 +15537,7 @@
                 <w:szCs w:val="24"/>
               </w:rPr>
             </w:pPr>
+            <w:proofErr w:type="spellStart"/>
             <w:r>
               <w:rPr>
                 <w:color w:val="000000"/>
@@ -14033,6 +15546,7 @@
               </w:rPr>
               <w:t>InitializeParameters</w:t>
             </w:r>
+            <w:proofErr w:type="spellEnd"/>
           </w:p>
         </w:tc>
         <w:tc>
@@ -14107,8 +15621,36 @@
                 <w:sz w:val="24"/>
                 <w:szCs w:val="24"/>
               </w:rPr>
-              <w:t>Инициализирует словарь параметров с "заводскими" Min/Max</w:t>
-            </w:r>
+              <w:t xml:space="preserve">Инициализирует словарь параметров с "заводскими" </w:t>
+            </w:r>
+            <w:proofErr w:type="spellStart"/>
+            <w:r>
+              <w:rPr>
+                <w:color w:val="000000"/>
+                <w:sz w:val="24"/>
+                <w:szCs w:val="24"/>
+              </w:rPr>
+              <w:t>Min</w:t>
+            </w:r>
+            <w:proofErr w:type="spellEnd"/>
+            <w:r>
+              <w:rPr>
+                <w:color w:val="000000"/>
+                <w:sz w:val="24"/>
+                <w:szCs w:val="24"/>
+              </w:rPr>
+              <w:t>/</w:t>
+            </w:r>
+            <w:proofErr w:type="spellStart"/>
+            <w:r>
+              <w:rPr>
+                <w:color w:val="000000"/>
+                <w:sz w:val="24"/>
+                <w:szCs w:val="24"/>
+              </w:rPr>
+              <w:t>Max</w:t>
+            </w:r>
+            <w:proofErr w:type="spellEnd"/>
           </w:p>
         </w:tc>
       </w:tr>
@@ -14128,6 +15670,7 @@
                 <w:szCs w:val="24"/>
               </w:rPr>
             </w:pPr>
+            <w:proofErr w:type="spellStart"/>
             <w:r>
               <w:rPr>
                 <w:color w:val="000000"/>
@@ -14136,6 +15679,7 @@
               </w:rPr>
               <w:t>SetDefaultValues</w:t>
             </w:r>
+            <w:proofErr w:type="spellEnd"/>
           </w:p>
         </w:tc>
         <w:tc>
@@ -14231,6 +15775,7 @@
                 <w:szCs w:val="24"/>
               </w:rPr>
             </w:pPr>
+            <w:proofErr w:type="spellStart"/>
             <w:r>
               <w:rPr>
                 <w:color w:val="000000"/>
@@ -14239,6 +15784,7 @@
               </w:rPr>
               <w:t>UpdateAllLimits</w:t>
             </w:r>
+            <w:proofErr w:type="spellEnd"/>
           </w:p>
         </w:tc>
         <w:tc>
@@ -14334,6 +15880,7 @@
                 <w:szCs w:val="24"/>
               </w:rPr>
             </w:pPr>
+            <w:proofErr w:type="spellStart"/>
             <w:r>
               <w:rPr>
                 <w:color w:val="000000"/>
@@ -14342,6 +15889,7 @@
               </w:rPr>
               <w:t>ResetLimitsToInitial</w:t>
             </w:r>
+            <w:proofErr w:type="spellEnd"/>
           </w:p>
         </w:tc>
         <w:tc>
@@ -14480,6 +16028,7 @@
                 <w:szCs w:val="24"/>
               </w:rPr>
             </w:pPr>
+            <w:proofErr w:type="spellStart"/>
             <w:r>
               <w:rPr>
                 <w:color w:val="000000"/>
@@ -14488,6 +16037,7 @@
               </w:rPr>
               <w:t>ApplyStandBowlRadiusDependency</w:t>
             </w:r>
+            <w:proofErr w:type="spellEnd"/>
           </w:p>
         </w:tc>
         <w:tc>
@@ -14562,8 +16112,46 @@
                 <w:sz w:val="24"/>
                 <w:szCs w:val="24"/>
               </w:rPr>
-              <w:t>Применяет зависимость: StandRadius &gt;= 2/3 * BowlRadius</w:t>
-            </w:r>
+              <w:t xml:space="preserve">Применяет зависимость: </w:t>
+            </w:r>
+            <w:proofErr w:type="spellStart"/>
+            <w:proofErr w:type="gramStart"/>
+            <w:r>
+              <w:rPr>
+                <w:color w:val="000000"/>
+                <w:sz w:val="24"/>
+                <w:szCs w:val="24"/>
+              </w:rPr>
+              <w:t>StandRadius</w:t>
+            </w:r>
+            <w:proofErr w:type="spellEnd"/>
+            <w:r>
+              <w:rPr>
+                <w:color w:val="000000"/>
+                <w:sz w:val="24"/>
+                <w:szCs w:val="24"/>
+              </w:rPr>
+              <w:t xml:space="preserve"> &gt;</w:t>
+            </w:r>
+            <w:proofErr w:type="gramEnd"/>
+            <w:r>
+              <w:rPr>
+                <w:color w:val="000000"/>
+                <w:sz w:val="24"/>
+                <w:szCs w:val="24"/>
+              </w:rPr>
+              <w:t xml:space="preserve">= 2/3 * </w:t>
+            </w:r>
+            <w:proofErr w:type="spellStart"/>
+            <w:r>
+              <w:rPr>
+                <w:color w:val="000000"/>
+                <w:sz w:val="24"/>
+                <w:szCs w:val="24"/>
+              </w:rPr>
+              <w:t>BowlRadius</w:t>
+            </w:r>
+            <w:proofErr w:type="spellEnd"/>
           </w:p>
         </w:tc>
       </w:tr>
@@ -14583,6 +16171,7 @@
                 <w:szCs w:val="24"/>
               </w:rPr>
             </w:pPr>
+            <w:proofErr w:type="spellStart"/>
             <w:r>
               <w:rPr>
                 <w:color w:val="000000"/>
@@ -14591,6 +16180,7 @@
               </w:rPr>
               <w:t>ApplySideHeightAngleDependency</w:t>
             </w:r>
+            <w:proofErr w:type="spellEnd"/>
           </w:p>
         </w:tc>
         <w:tc>
@@ -14665,7 +16255,81 @@
                 <w:sz w:val="24"/>
                 <w:szCs w:val="24"/>
               </w:rPr>
-              <w:t>Применяет зависимость: SideHeight * sin(SideAngle) &lt;= BowlRadius / 2</w:t>
+              <w:t xml:space="preserve">Применяет зависимость: </w:t>
+            </w:r>
+            <w:proofErr w:type="spellStart"/>
+            <w:r>
+              <w:rPr>
+                <w:color w:val="000000"/>
+                <w:sz w:val="24"/>
+                <w:szCs w:val="24"/>
+              </w:rPr>
+              <w:t>SideHeight</w:t>
+            </w:r>
+            <w:proofErr w:type="spellEnd"/>
+            <w:r>
+              <w:rPr>
+                <w:color w:val="000000"/>
+                <w:sz w:val="24"/>
+                <w:szCs w:val="24"/>
+              </w:rPr>
+              <w:t xml:space="preserve"> * </w:t>
+            </w:r>
+            <w:proofErr w:type="spellStart"/>
+            <w:proofErr w:type="gramStart"/>
+            <w:r>
+              <w:rPr>
+                <w:color w:val="000000"/>
+                <w:sz w:val="24"/>
+                <w:szCs w:val="24"/>
+              </w:rPr>
+              <w:t>sin</w:t>
+            </w:r>
+            <w:proofErr w:type="spellEnd"/>
+            <w:r>
+              <w:rPr>
+                <w:color w:val="000000"/>
+                <w:sz w:val="24"/>
+                <w:szCs w:val="24"/>
+              </w:rPr>
+              <w:t>(</w:t>
+            </w:r>
+            <w:proofErr w:type="spellStart"/>
+            <w:proofErr w:type="gramEnd"/>
+            <w:r>
+              <w:rPr>
+                <w:color w:val="000000"/>
+                <w:sz w:val="24"/>
+                <w:szCs w:val="24"/>
+              </w:rPr>
+              <w:t>SideAngle</w:t>
+            </w:r>
+            <w:proofErr w:type="spellEnd"/>
+            <w:r>
+              <w:rPr>
+                <w:color w:val="000000"/>
+                <w:sz w:val="24"/>
+                <w:szCs w:val="24"/>
+              </w:rPr>
+              <w:t xml:space="preserve">) &lt;= </w:t>
+            </w:r>
+            <w:proofErr w:type="spellStart"/>
+            <w:r>
+              <w:rPr>
+                <w:color w:val="000000"/>
+                <w:sz w:val="24"/>
+                <w:szCs w:val="24"/>
+              </w:rPr>
+              <w:t>BowlRadius</w:t>
+            </w:r>
+            <w:proofErr w:type="spellEnd"/>
+            <w:r>
+              <w:rPr>
+                <w:color w:val="000000"/>
+                <w:sz w:val="24"/>
+                <w:szCs w:val="24"/>
+              </w:rPr>
+              <w:t xml:space="preserve"> / 2</w:t>
             </w:r>
           </w:p>
         </w:tc>
@@ -14714,12 +16378,14 @@
       <w:r>
         <w:t xml:space="preserve">— </w:t>
       </w:r>
+      <w:proofErr w:type="spellStart"/>
       <w:r>
         <w:rPr>
           <w:lang w:val="en-US"/>
         </w:rPr>
         <w:t>BuilderGlass</w:t>
       </w:r>
+      <w:proofErr w:type="spellEnd"/>
       <w:r>
         <w:t xml:space="preserve"> — основной проект, в котором реализованы классы взаимодействия с API КОМПАС-3D;</w:t>
       </w:r>
@@ -14732,7 +16398,15 @@
         <w:contextualSpacing/>
       </w:pPr>
       <w:r>
-        <w:t>— Core — выделенный проект, в котором реализованы классы моделей и параметров для плагина;</w:t>
+        <w:t xml:space="preserve">— </w:t>
+      </w:r>
+      <w:proofErr w:type="spellStart"/>
+      <w:r>
+        <w:t>Core</w:t>
+      </w:r>
+      <w:proofErr w:type="spellEnd"/>
+      <w:r>
+        <w:t xml:space="preserve"> — выделенный проект, в котором реализованы классы моделей и параметров для плагина;</w:t>
       </w:r>
     </w:p>
     <w:p>
@@ -14745,12 +16419,14 @@
       <w:r>
         <w:t xml:space="preserve">— </w:t>
       </w:r>
+      <w:proofErr w:type="spellStart"/>
       <w:r>
         <w:rPr>
           <w:lang w:val="en-US"/>
         </w:rPr>
         <w:t>GlassPlugin</w:t>
       </w:r>
+      <w:proofErr w:type="spellEnd"/>
       <w:r>
         <w:t xml:space="preserve"> — проект, в котором реализована визуальная часть — главная форма GUI.</w:t>
       </w:r>
@@ -14763,13 +16439,45 @@
         <w:contextualSpacing/>
       </w:pPr>
       <w:r>
-        <w:t xml:space="preserve">Глобальные изменения потерпели классы Parameters и Wrapper. Логика класса Parameters, который изначально был простым хранилищем, была </w:t>
+        <w:t xml:space="preserve">Глобальные изменения потерпели классы </w:t>
+      </w:r>
+      <w:proofErr w:type="spellStart"/>
+      <w:r>
+        <w:t>Parameters</w:t>
+      </w:r>
+      <w:proofErr w:type="spellEnd"/>
+      <w:r>
+        <w:t xml:space="preserve"> и </w:t>
+      </w:r>
+      <w:proofErr w:type="spellStart"/>
+      <w:r>
+        <w:t>Wrapper</w:t>
+      </w:r>
+      <w:proofErr w:type="spellEnd"/>
+      <w:r>
+        <w:t xml:space="preserve">. Логика класса </w:t>
+      </w:r>
+      <w:proofErr w:type="spellStart"/>
+      <w:r>
+        <w:t>Parameters</w:t>
+      </w:r>
+      <w:proofErr w:type="spellEnd"/>
+      <w:r>
+        <w:t xml:space="preserve">, который изначально был простым хранилищем, была </w:t>
       </w:r>
       <w:r>
         <w:t>значительно</w:t>
       </w:r>
       <w:r>
-        <w:t xml:space="preserve"> переработана. Он превратился в центральный узел для управления значениями, проверки зависимостей и сбора детализированных ошибок, сняв эту ответственность с других частей программы. Класс Wrapper был преобразован из набора базовых команд в полноценную оболочку над API, которая теперь выполняет более сложные операции, изолируя остальную логику от деталей API.</w:t>
+        <w:t xml:space="preserve"> переработана. Он превратился в центральный узел для управления значениями, проверки зависимостей и сбора детализированных ошибок, сняв эту ответственность с других частей программы. Класс </w:t>
+      </w:r>
+      <w:proofErr w:type="spellStart"/>
+      <w:r>
+        <w:t>Wrapper</w:t>
+      </w:r>
+      <w:proofErr w:type="spellEnd"/>
+      <w:r>
+        <w:t> был преобразован из набора базовых команд в полноценную оболочку над API, которая теперь выполняет более сложные операции, изолируя остальную логику от деталей API.</w:t>
       </w:r>
     </w:p>
     <w:p>
@@ -15613,46 +17321,7 @@
         <w:t>.</w:t>
       </w:r>
       <w:r>
-        <w:t xml:space="preserve"> На рисунках </w:t>
-      </w:r>
-      <w:r>
-        <w:t>8.</w:t>
-      </w:r>
-      <w:r>
-        <w:t>3</w:t>
-      </w:r>
-      <w:r>
-        <w:t>, 8.</w:t>
-      </w:r>
-      <w:r>
-        <w:t>4</w:t>
-      </w:r>
-      <w:r>
         <w:t xml:space="preserve"> </w:t>
-      </w:r>
-      <w:r>
-        <w:t xml:space="preserve">и </w:t>
-      </w:r>
-      <w:r>
-        <w:t>8.</w:t>
-      </w:r>
-      <w:r>
-        <w:t>5</w:t>
-      </w:r>
-      <w:r>
-        <w:t xml:space="preserve">, </w:t>
-      </w:r>
-      <w:r>
-        <w:t>соответственно порядку</w:t>
-      </w:r>
-      <w:r>
-        <w:t>,</w:t>
-      </w:r>
-      <w:r>
-        <w:t xml:space="preserve"> представлены результаты построения моделей</w:t>
-      </w:r>
-      <w:r>
-        <w:t>.</w:t>
       </w:r>
     </w:p>
     <w:p>
@@ -15671,6 +17340,7 @@
         <w:t xml:space="preserve">Таблица 8.1 – </w:t>
       </w:r>
       <w:commentRangeStart w:id="32"/>
+      <w:commentRangeStart w:id="33"/>
       <w:r>
         <w:rPr>
           <w:sz w:val="24"/>
@@ -15686,6 +17356,16 @@
           <w:szCs w:val="24"/>
         </w:rPr>
         <w:commentReference w:id="32"/>
+      </w:r>
+      <w:commentRangeEnd w:id="33"/>
+      <w:r>
+        <w:rPr>
+          <w:rStyle w:val="af6"/>
+          <w:rFonts w:eastAsia="SimSun" w:cs="Times New Roman (Заголовки (сло"/>
+          <w:color w:val="000000" w:themeColor="text1"/>
+          <w:lang w:bidi="ar-SA"/>
+        </w:rPr>
+        <w:commentReference w:id="33"/>
       </w:r>
       <w:r>
         <w:rPr>
@@ -16029,6 +17709,8 @@
             </w:r>
           </w:p>
         </w:tc>
+        <w:bookmarkStart w:id="34" w:name="_GoBack"/>
+        <w:bookmarkEnd w:id="34"/>
       </w:tr>
       <w:tr>
         <w:trPr>
@@ -16160,6 +17842,94 @@
     </w:p>
     <w:p>
       <w:pPr>
+        <w:ind w:firstLine="0"/>
+      </w:pPr>
+      <w:r>
+        <w:tab/>
+        <w:t>На рисунке 8.3 представлен результат построения модели бокала при введённых средних параметрах.</w:t>
+      </w:r>
+    </w:p>
+    <w:p>
+      <w:pPr>
+        <w:ind w:firstLine="0"/>
+      </w:pPr>
+    </w:p>
+    <w:p>
+      <w:pPr>
+        <w:spacing w:line="240" w:lineRule="auto"/>
+        <w:ind w:firstLine="0"/>
+        <w:jc w:val="center"/>
+      </w:pPr>
+      <w:r>
+        <w:rPr>
+          <w:noProof/>
+        </w:rPr>
+        <w:drawing>
+          <wp:inline distT="0" distB="0" distL="0" distR="0" wp14:anchorId="5745190E" wp14:editId="4FCC2066">
+            <wp:extent cx="4112284" cy="4962525"/>
+            <wp:effectExtent l="0" t="0" r="2540" b="0"/>
+            <wp:docPr id="2" name="Рисунок 2"/>
+            <wp:cNvGraphicFramePr>
+              <a:graphicFrameLocks xmlns:a="http://schemas.openxmlformats.org/drawingml/2006/main" noChangeAspect="1"/>
+            </wp:cNvGraphicFramePr>
+            <a:graphic xmlns:a="http://schemas.openxmlformats.org/drawingml/2006/main">
+              <a:graphicData uri="http://schemas.openxmlformats.org/drawingml/2006/picture">
+                <pic:pic xmlns:pic="http://schemas.openxmlformats.org/drawingml/2006/picture">
+                  <pic:nvPicPr>
+                    <pic:cNvPr id="1" name=""/>
+                    <pic:cNvPicPr/>
+                  </pic:nvPicPr>
+                  <pic:blipFill>
+                    <a:blip r:embed="rId21"/>
+                    <a:stretch>
+                      <a:fillRect/>
+                    </a:stretch>
+                  </pic:blipFill>
+                  <pic:spPr>
+                    <a:xfrm>
+                      <a:off x="0" y="0"/>
+                      <a:ext cx="4146265" cy="5003532"/>
+                    </a:xfrm>
+                    <a:prstGeom prst="rect">
+                      <a:avLst/>
+                    </a:prstGeom>
+                  </pic:spPr>
+                </pic:pic>
+              </a:graphicData>
+            </a:graphic>
+          </wp:inline>
+        </w:drawing>
+      </w:r>
+    </w:p>
+    <w:p>
+      <w:pPr>
+        <w:spacing w:line="240" w:lineRule="auto"/>
+        <w:ind w:firstLine="0"/>
+        <w:jc w:val="center"/>
+      </w:pPr>
+      <w:r>
+        <w:t>Рисунок 8</w:t>
+      </w:r>
+      <w:r>
+        <w:t>.</w:t>
+      </w:r>
+      <w:r>
+        <w:t>3</w:t>
+      </w:r>
+      <w:r>
+        <w:t xml:space="preserve"> </w:t>
+      </w:r>
+      <w:r>
+        <w:t>– Результат построения при средних значениях</w:t>
+      </w:r>
+    </w:p>
+    <w:p>
+      <w:pPr>
+        <w:ind w:firstLine="0"/>
+      </w:pPr>
+    </w:p>
+    <w:p>
+      <w:pPr>
         <w:ind w:firstLine="708"/>
         <w:rPr>
           <w:sz w:val="24"/>
@@ -16171,6 +17941,7 @@
           <w:sz w:val="24"/>
           <w:szCs w:val="24"/>
         </w:rPr>
+        <w:lastRenderedPageBreak/>
         <w:t>Таблица 8.2 – Значения минимальных параметров для построения</w:t>
       </w:r>
     </w:p>
@@ -16638,18 +18409,120 @@
       </w:r>
     </w:p>
     <w:p>
-      <w:pPr>
-        <w:ind w:firstLine="708"/>
+      <w:r>
+        <w:t>На рисунке 8.</w:t>
+      </w:r>
+      <w:r>
+        <w:t>4</w:t>
+      </w:r>
+      <w:r>
+        <w:t xml:space="preserve"> представлен результат построения модели бокала при введённых </w:t>
+      </w:r>
+      <w:r>
+        <w:t>минимальных</w:t>
+      </w:r>
+      <w:r>
+        <w:t xml:space="preserve"> параметрах.</w:t>
+      </w:r>
+    </w:p>
+    <w:p>
+      <w:pPr>
+        <w:rPr>
+          <w:szCs w:val="28"/>
+        </w:rPr>
+      </w:pPr>
+    </w:p>
+    <w:p>
+      <w:pPr>
+        <w:spacing w:line="240" w:lineRule="auto"/>
+        <w:ind w:firstLine="0"/>
+        <w:jc w:val="center"/>
+      </w:pPr>
+      <w:r>
+        <w:rPr>
+          <w:noProof/>
+        </w:rPr>
+        <w:drawing>
+          <wp:inline distT="0" distB="0" distL="0" distR="0" wp14:anchorId="67BDFB9A" wp14:editId="375FA354">
+            <wp:extent cx="4793469" cy="5143500"/>
+            <wp:effectExtent l="0" t="0" r="7620" b="0"/>
+            <wp:docPr id="11" name="Рисунок 11"/>
+            <wp:cNvGraphicFramePr>
+              <a:graphicFrameLocks xmlns:a="http://schemas.openxmlformats.org/drawingml/2006/main" noChangeAspect="1"/>
+            </wp:cNvGraphicFramePr>
+            <a:graphic xmlns:a="http://schemas.openxmlformats.org/drawingml/2006/main">
+              <a:graphicData uri="http://schemas.openxmlformats.org/drawingml/2006/picture">
+                <pic:pic xmlns:pic="http://schemas.openxmlformats.org/drawingml/2006/picture">
+                  <pic:nvPicPr>
+                    <pic:cNvPr id="1" name=""/>
+                    <pic:cNvPicPr/>
+                  </pic:nvPicPr>
+                  <pic:blipFill>
+                    <a:blip r:embed="rId22"/>
+                    <a:stretch>
+                      <a:fillRect/>
+                    </a:stretch>
+                  </pic:blipFill>
+                  <pic:spPr>
+                    <a:xfrm>
+                      <a:off x="0" y="0"/>
+                      <a:ext cx="4865613" cy="5220913"/>
+                    </a:xfrm>
+                    <a:prstGeom prst="rect">
+                      <a:avLst/>
+                    </a:prstGeom>
+                  </pic:spPr>
+                </pic:pic>
+              </a:graphicData>
+            </a:graphic>
+          </wp:inline>
+        </w:drawing>
+      </w:r>
+    </w:p>
+    <w:p>
+      <w:pPr>
+        <w:spacing w:line="240" w:lineRule="auto"/>
+        <w:ind w:firstLine="0"/>
+        <w:jc w:val="center"/>
+      </w:pPr>
+      <w:r>
+        <w:t>Рисунок 8</w:t>
+      </w:r>
+      <w:r>
+        <w:t>.</w:t>
+      </w:r>
+      <w:r>
+        <w:t>4</w:t>
+      </w:r>
+      <w:r>
+        <w:t xml:space="preserve"> </w:t>
+      </w:r>
+      <w:r>
+        <w:t>– Результат построения при минимальных значениях</w:t>
+      </w:r>
+    </w:p>
+    <w:p>
+      <w:pPr>
         <w:rPr>
           <w:sz w:val="24"/>
           <w:szCs w:val="24"/>
         </w:rPr>
       </w:pPr>
-      <w:r>
+    </w:p>
+    <w:p>
+      <w:pPr>
+        <w:ind w:firstLine="708"/>
         <w:rPr>
           <w:sz w:val="24"/>
           <w:szCs w:val="24"/>
         </w:rPr>
+      </w:pPr>
+      <w:r>
+        <w:rPr>
+          <w:sz w:val="24"/>
+          <w:szCs w:val="24"/>
+        </w:rPr>
+        <w:lastRenderedPageBreak/>
         <w:t>Таблица 8.3 – Значения максимальных параметров для построения</w:t>
       </w:r>
     </w:p>
@@ -17119,49 +18992,22 @@
     <w:p>
       <w:pPr>
         <w:spacing w:line="240" w:lineRule="auto"/>
-        <w:ind w:firstLine="0"/>
-        <w:jc w:val="center"/>
-      </w:pPr>
-      <w:r>
-        <w:rPr>
-          <w:noProof/>
-        </w:rPr>
-        <w:lastRenderedPageBreak/>
-        <w:drawing>
-          <wp:inline distT="0" distB="0" distL="0" distR="0" wp14:anchorId="51BD1A72" wp14:editId="5041D2DF">
-            <wp:extent cx="3438525" cy="4149462"/>
-            <wp:effectExtent l="0" t="0" r="0" b="3810"/>
-            <wp:docPr id="2" name="Рисунок 2"/>
-            <wp:cNvGraphicFramePr>
-              <a:graphicFrameLocks xmlns:a="http://schemas.openxmlformats.org/drawingml/2006/main" noChangeAspect="1"/>
-            </wp:cNvGraphicFramePr>
-            <a:graphic xmlns:a="http://schemas.openxmlformats.org/drawingml/2006/main">
-              <a:graphicData uri="http://schemas.openxmlformats.org/drawingml/2006/picture">
-                <pic:pic xmlns:pic="http://schemas.openxmlformats.org/drawingml/2006/picture">
-                  <pic:nvPicPr>
-                    <pic:cNvPr id="1" name=""/>
-                    <pic:cNvPicPr/>
-                  </pic:nvPicPr>
-                  <pic:blipFill>
-                    <a:blip r:embed="rId21"/>
-                    <a:stretch>
-                      <a:fillRect/>
-                    </a:stretch>
-                  </pic:blipFill>
-                  <pic:spPr>
-                    <a:xfrm>
-                      <a:off x="0" y="0"/>
-                      <a:ext cx="3458106" cy="4173091"/>
-                    </a:xfrm>
-                    <a:prstGeom prst="rect">
-                      <a:avLst/>
-                    </a:prstGeom>
-                  </pic:spPr>
-                </pic:pic>
-              </a:graphicData>
-            </a:graphic>
-          </wp:inline>
-        </w:drawing>
+        <w:ind w:firstLine="708"/>
+      </w:pPr>
+      <w:r>
+        <w:t>На рисунке 8.</w:t>
+      </w:r>
+      <w:r>
+        <w:t>5</w:t>
+      </w:r>
+      <w:r>
+        <w:t xml:space="preserve"> представлен результат построения модели бокала при введённых </w:t>
+      </w:r>
+      <w:r>
+        <w:t>максимальных</w:t>
+      </w:r>
+      <w:r>
+        <w:t xml:space="preserve"> параметрах.</w:t>
       </w:r>
     </w:p>
     <w:p>
@@ -17170,24 +19016,6 @@
         <w:ind w:firstLine="0"/>
         <w:jc w:val="center"/>
       </w:pPr>
-      <w:r>
-        <w:t>Рисунок 8</w:t>
-      </w:r>
-      <w:r>
-        <w:t>.</w:t>
-      </w:r>
-      <w:r>
-        <w:t>3</w:t>
-      </w:r>
-      <w:r>
-        <w:t xml:space="preserve"> </w:t>
-      </w:r>
-      <w:r>
-        <w:t>– Результат п</w:t>
-      </w:r>
-      <w:r>
-        <w:t>остроения при средних значениях</w:t>
-      </w:r>
     </w:p>
     <w:p>
       <w:pPr>
@@ -17195,98 +19023,14 @@
         <w:ind w:firstLine="0"/>
         <w:jc w:val="center"/>
       </w:pPr>
-    </w:p>
-    <w:p>
-      <w:pPr>
-        <w:spacing w:line="240" w:lineRule="auto"/>
-        <w:ind w:firstLine="0"/>
-        <w:jc w:val="center"/>
-      </w:pPr>
       <w:r>
         <w:rPr>
           <w:noProof/>
         </w:rPr>
         <w:drawing>
-          <wp:inline distT="0" distB="0" distL="0" distR="0" wp14:anchorId="528B187D" wp14:editId="3F9ED5FD">
-            <wp:extent cx="3524087" cy="3781425"/>
-            <wp:effectExtent l="0" t="0" r="635" b="0"/>
-            <wp:docPr id="11" name="Рисунок 11"/>
-            <wp:cNvGraphicFramePr>
-              <a:graphicFrameLocks xmlns:a="http://schemas.openxmlformats.org/drawingml/2006/main" noChangeAspect="1"/>
-            </wp:cNvGraphicFramePr>
-            <a:graphic xmlns:a="http://schemas.openxmlformats.org/drawingml/2006/main">
-              <a:graphicData uri="http://schemas.openxmlformats.org/drawingml/2006/picture">
-                <pic:pic xmlns:pic="http://schemas.openxmlformats.org/drawingml/2006/picture">
-                  <pic:nvPicPr>
-                    <pic:cNvPr id="1" name=""/>
-                    <pic:cNvPicPr/>
-                  </pic:nvPicPr>
-                  <pic:blipFill>
-                    <a:blip r:embed="rId22"/>
-                    <a:stretch>
-                      <a:fillRect/>
-                    </a:stretch>
-                  </pic:blipFill>
-                  <pic:spPr>
-                    <a:xfrm>
-                      <a:off x="0" y="0"/>
-                      <a:ext cx="3545387" cy="3804280"/>
-                    </a:xfrm>
-                    <a:prstGeom prst="rect">
-                      <a:avLst/>
-                    </a:prstGeom>
-                  </pic:spPr>
-                </pic:pic>
-              </a:graphicData>
-            </a:graphic>
-          </wp:inline>
-        </w:drawing>
-      </w:r>
-    </w:p>
-    <w:p>
-      <w:pPr>
-        <w:spacing w:line="240" w:lineRule="auto"/>
-        <w:ind w:firstLine="0"/>
-        <w:jc w:val="center"/>
-      </w:pPr>
-      <w:r>
-        <w:t>Рисунок 8</w:t>
-      </w:r>
-      <w:r>
-        <w:t>.</w:t>
-      </w:r>
-      <w:r>
-        <w:t>4</w:t>
-      </w:r>
-      <w:r>
-        <w:t xml:space="preserve"> </w:t>
-      </w:r>
-      <w:r>
-        <w:t>– Результат построения при минимальных значениях</w:t>
-      </w:r>
-    </w:p>
-    <w:p>
-      <w:pPr>
-        <w:spacing w:line="240" w:lineRule="auto"/>
-        <w:ind w:firstLine="0"/>
-        <w:jc w:val="center"/>
-      </w:pPr>
-    </w:p>
-    <w:p>
-      <w:pPr>
-        <w:spacing w:line="240" w:lineRule="auto"/>
-        <w:ind w:firstLine="0"/>
-        <w:jc w:val="center"/>
-      </w:pPr>
-      <w:r>
-        <w:rPr>
-          <w:noProof/>
-        </w:rPr>
-        <w:lastRenderedPageBreak/>
-        <w:drawing>
-          <wp:inline distT="0" distB="0" distL="0" distR="0" wp14:anchorId="3FCEE077" wp14:editId="0B782834">
-            <wp:extent cx="3557944" cy="4286250"/>
-            <wp:effectExtent l="0" t="0" r="4445" b="0"/>
+          <wp:inline distT="0" distB="0" distL="0" distR="0" wp14:anchorId="3FCEE077" wp14:editId="535DE13C">
+            <wp:extent cx="4688580" cy="5648325"/>
+            <wp:effectExtent l="0" t="0" r="0" b="0"/>
             <wp:docPr id="12" name="Рисунок 12"/>
             <wp:cNvGraphicFramePr>
               <a:graphicFrameLocks xmlns:a="http://schemas.openxmlformats.org/drawingml/2006/main" noChangeAspect="1"/>
@@ -17307,7 +19051,7 @@
                   <pic:spPr>
                     <a:xfrm>
                       <a:off x="0" y="0"/>
-                      <a:ext cx="3567699" cy="4298002"/>
+                      <a:ext cx="4715604" cy="5680881"/>
                     </a:xfrm>
                     <a:prstGeom prst="rect">
                       <a:avLst/>
@@ -17354,8 +19098,9 @@
         <w:pStyle w:val="2"/>
         <w:spacing w:line="240" w:lineRule="auto"/>
       </w:pPr>
-      <w:bookmarkStart w:id="33" w:name="_Toc219137224"/>
-      <w:r>
+      <w:bookmarkStart w:id="35" w:name="_Toc219137224"/>
+      <w:r>
+        <w:lastRenderedPageBreak/>
         <w:t>8.</w:t>
       </w:r>
       <w:r>
@@ -17367,7 +19112,7 @@
       <w:r>
         <w:t>Модульное тестирование</w:t>
       </w:r>
-      <w:bookmarkEnd w:id="33"/>
+      <w:bookmarkEnd w:id="35"/>
     </w:p>
     <w:p>
       <w:pPr>
@@ -17490,8 +19235,29 @@
       <w:r>
         <w:t xml:space="preserve"> сформированный с помощью инструмента </w:t>
       </w:r>
-      <w:r>
-        <w:t>Fine Code Coverage.</w:t>
+      <w:proofErr w:type="spellStart"/>
+      <w:r>
+        <w:t>Fine</w:t>
+      </w:r>
+      <w:proofErr w:type="spellEnd"/>
+      <w:r>
+        <w:t xml:space="preserve"> </w:t>
+      </w:r>
+      <w:proofErr w:type="spellStart"/>
+      <w:r>
+        <w:t>Code</w:t>
+      </w:r>
+      <w:proofErr w:type="spellEnd"/>
+      <w:r>
+        <w:t xml:space="preserve"> </w:t>
+      </w:r>
+      <w:proofErr w:type="spellStart"/>
+      <w:r>
+        <w:t>Coverage</w:t>
+      </w:r>
+      <w:proofErr w:type="spellEnd"/>
+      <w:r>
+        <w:t>.</w:t>
       </w:r>
     </w:p>
     <w:p>
@@ -17728,8 +19494,18 @@
           <w:sz w:val="24"/>
           <w:szCs w:val="24"/>
         </w:rPr>
-        <w:t xml:space="preserve"> – Модульный тест ParameterTests</w:t>
-      </w:r>
+        <w:t xml:space="preserve"> – Модульный тест </w:t>
+      </w:r>
+      <w:proofErr w:type="spellStart"/>
+      <w:r>
+        <w:rPr>
+          <w:rFonts w:cs="Times New Roman"/>
+          <w:sz w:val="24"/>
+          <w:szCs w:val="24"/>
+        </w:rPr>
+        <w:t>ParameterTests</w:t>
+      </w:r>
+      <w:proofErr w:type="spellEnd"/>
     </w:p>
     <w:tbl>
       <w:tblPr>
@@ -17755,7 +19531,7 @@
                 <w:szCs w:val="20"/>
               </w:rPr>
             </w:pPr>
-            <w:bookmarkStart w:id="34" w:name="_Toc219137225"/>
+            <w:bookmarkStart w:id="36" w:name="_Toc219137225"/>
             <w:r>
               <w:rPr>
                 <w:sz w:val="24"/>
@@ -17801,12 +19577,21 @@
                 <w:szCs w:val="20"/>
               </w:rPr>
             </w:pPr>
-            <w:r>
-              <w:rPr>
-                <w:sz w:val="24"/>
-                <w:szCs w:val="20"/>
-              </w:rPr>
-              <w:t>Constructor_WhenMinGreaterThanMax_</w:t>
+            <w:proofErr w:type="spellStart"/>
+            <w:r>
+              <w:rPr>
+                <w:sz w:val="24"/>
+                <w:szCs w:val="20"/>
+              </w:rPr>
+              <w:t>Constructor_WhenMinGreaterThanMax</w:t>
+            </w:r>
+            <w:proofErr w:type="spellEnd"/>
+            <w:r>
+              <w:rPr>
+                <w:sz w:val="24"/>
+                <w:szCs w:val="20"/>
+              </w:rPr>
+              <w:t>_</w:t>
             </w:r>
           </w:p>
           <w:p>
@@ -17817,6 +19602,7 @@
                 <w:szCs w:val="20"/>
               </w:rPr>
             </w:pPr>
+            <w:proofErr w:type="spellStart"/>
             <w:r>
               <w:rPr>
                 <w:sz w:val="24"/>
@@ -17824,6 +19610,7 @@
               </w:rPr>
               <w:t>ShouldThrowArgumentException</w:t>
             </w:r>
+            <w:proofErr w:type="spellEnd"/>
           </w:p>
         </w:tc>
         <w:tc>
@@ -17843,8 +19630,42 @@
                 <w:sz w:val="24"/>
                 <w:szCs w:val="20"/>
               </w:rPr>
-              <w:t>Проверяет, что конструктор выбрасывает исключение при minValue &gt; maxValue</w:t>
-            </w:r>
+              <w:t xml:space="preserve">Проверяет, что конструктор выбрасывает исключение при </w:t>
+            </w:r>
+            <w:proofErr w:type="spellStart"/>
+            <w:proofErr w:type="gramStart"/>
+            <w:r>
+              <w:rPr>
+                <w:sz w:val="24"/>
+                <w:szCs w:val="20"/>
+              </w:rPr>
+              <w:t>minValue</w:t>
+            </w:r>
+            <w:proofErr w:type="spellEnd"/>
+            <w:r>
+              <w:rPr>
+                <w:sz w:val="24"/>
+                <w:szCs w:val="20"/>
+              </w:rPr>
+              <w:t xml:space="preserve"> &gt;</w:t>
+            </w:r>
+            <w:proofErr w:type="gramEnd"/>
+            <w:r>
+              <w:rPr>
+                <w:sz w:val="24"/>
+                <w:szCs w:val="20"/>
+              </w:rPr>
+              <w:t xml:space="preserve"> </w:t>
+            </w:r>
+            <w:proofErr w:type="spellStart"/>
+            <w:r>
+              <w:rPr>
+                <w:sz w:val="24"/>
+                <w:szCs w:val="20"/>
+              </w:rPr>
+              <w:t>maxValue</w:t>
+            </w:r>
+            <w:proofErr w:type="spellEnd"/>
           </w:p>
         </w:tc>
       </w:tr>
@@ -17861,6 +19682,7 @@
                 <w:szCs w:val="20"/>
               </w:rPr>
             </w:pPr>
+            <w:proofErr w:type="spellStart"/>
             <w:r>
               <w:rPr>
                 <w:sz w:val="24"/>
@@ -17868,6 +19690,7 @@
               </w:rPr>
               <w:t>Value_SetValidValue_ShouldSetValue</w:t>
             </w:r>
+            <w:proofErr w:type="spellEnd"/>
           </w:p>
         </w:tc>
         <w:tc>
@@ -17906,6 +19729,7 @@
                 <w:lang w:val="en-US"/>
               </w:rPr>
             </w:pPr>
+            <w:proofErr w:type="spellStart"/>
             <w:r>
               <w:rPr>
                 <w:sz w:val="24"/>
@@ -17914,6 +19738,7 @@
               </w:rPr>
               <w:t>Value_SetBelowMinValue_Should</w:t>
             </w:r>
+            <w:proofErr w:type="spellEnd"/>
           </w:p>
           <w:p>
             <w:pPr>
@@ -17924,6 +19749,7 @@
                 <w:lang w:val="en-US"/>
               </w:rPr>
             </w:pPr>
+            <w:proofErr w:type="spellStart"/>
             <w:r>
               <w:rPr>
                 <w:sz w:val="24"/>
@@ -17932,6 +19758,7 @@
               </w:rPr>
               <w:t>ThrowArgumentException_WithValueSmall</w:t>
             </w:r>
+            <w:proofErr w:type="spellEnd"/>
           </w:p>
         </w:tc>
         <w:tc>
@@ -17960,6 +19787,7 @@
               </w:rPr>
               <w:t xml:space="preserve">меньше </w:t>
             </w:r>
+            <w:proofErr w:type="spellStart"/>
             <w:r>
               <w:rPr>
                 <w:sz w:val="24"/>
@@ -17968,6 +19796,7 @@
               </w:rPr>
               <w:t>MinValue</w:t>
             </w:r>
+            <w:proofErr w:type="spellEnd"/>
             <w:r>
               <w:rPr>
                 <w:sz w:val="24"/>
@@ -17992,6 +19821,7 @@
                 <w:lang w:val="en-US"/>
               </w:rPr>
             </w:pPr>
+            <w:proofErr w:type="spellStart"/>
             <w:r>
               <w:rPr>
                 <w:sz w:val="24"/>
@@ -18000,6 +19830,7 @@
               </w:rPr>
               <w:t>Value_SetAboveMaxValue_Should</w:t>
             </w:r>
+            <w:proofErr w:type="spellEnd"/>
           </w:p>
           <w:p>
             <w:pPr>
@@ -18010,14 +19841,17 @@
                 <w:lang w:val="en-US"/>
               </w:rPr>
             </w:pPr>
-            <w:r>
-              <w:rPr>
-                <w:sz w:val="24"/>
-                <w:szCs w:val="20"/>
-                <w:lang w:val="en-US"/>
-              </w:rPr>
+            <w:proofErr w:type="spellStart"/>
+            <w:r>
+              <w:rPr>
+                <w:sz w:val="24"/>
+                <w:szCs w:val="20"/>
+                <w:lang w:val="en-US"/>
+              </w:rPr>
+              <w:lastRenderedPageBreak/>
               <w:t>ThrowArgumentException_WithValueTooBig</w:t>
             </w:r>
+            <w:proofErr w:type="spellEnd"/>
           </w:p>
         </w:tc>
         <w:tc>
@@ -18037,6 +19871,7 @@
                 <w:sz w:val="24"/>
                 <w:szCs w:val="20"/>
               </w:rPr>
+              <w:lastRenderedPageBreak/>
               <w:t xml:space="preserve">Проверяет, что значение </w:t>
             </w:r>
             <w:r>
@@ -18046,12 +19881,22 @@
               </w:rPr>
               <w:t xml:space="preserve">больше </w:t>
             </w:r>
-            <w:r>
-              <w:rPr>
-                <w:sz w:val="24"/>
-                <w:szCs w:val="20"/>
-              </w:rPr>
-              <w:t>MaxValue вызывает правильное исключение</w:t>
+            <w:proofErr w:type="spellStart"/>
+            <w:r>
+              <w:rPr>
+                <w:sz w:val="24"/>
+                <w:szCs w:val="20"/>
+              </w:rPr>
+              <w:lastRenderedPageBreak/>
+              <w:t>MaxValue</w:t>
+            </w:r>
+            <w:proofErr w:type="spellEnd"/>
+            <w:r>
+              <w:rPr>
+                <w:sz w:val="24"/>
+                <w:szCs w:val="20"/>
+              </w:rPr>
+              <w:t xml:space="preserve"> вызывает правильное исключение</w:t>
             </w:r>
           </w:p>
         </w:tc>
@@ -18069,13 +19914,16 @@
                 <w:szCs w:val="20"/>
               </w:rPr>
             </w:pPr>
-            <w:r>
-              <w:rPr>
-                <w:sz w:val="24"/>
-                <w:szCs w:val="20"/>
-              </w:rPr>
+            <w:proofErr w:type="spellStart"/>
+            <w:r>
+              <w:rPr>
+                <w:sz w:val="24"/>
+                <w:szCs w:val="20"/>
+              </w:rPr>
+              <w:lastRenderedPageBreak/>
               <w:t>Value_AfterInvalidSet_ShouldKeepPreviousValue</w:t>
             </w:r>
+            <w:proofErr w:type="spellEnd"/>
           </w:p>
         </w:tc>
         <w:tc>
@@ -18113,6 +19961,7 @@
                 <w:szCs w:val="20"/>
               </w:rPr>
             </w:pPr>
+            <w:proofErr w:type="spellStart"/>
             <w:r>
               <w:rPr>
                 <w:sz w:val="24"/>
@@ -18120,6 +19969,7 @@
               </w:rPr>
               <w:t>Value_SetToBoundaries_ShouldBeValid</w:t>
             </w:r>
+            <w:proofErr w:type="spellEnd"/>
           </w:p>
         </w:tc>
         <w:tc>
@@ -18139,7 +19989,39 @@
                 <w:sz w:val="24"/>
                 <w:szCs w:val="20"/>
               </w:rPr>
-              <w:t>Проверяет граничные значения (установка MinValue и MaxValue)</w:t>
+              <w:t xml:space="preserve">Проверяет граничные значения (установка </w:t>
+            </w:r>
+            <w:proofErr w:type="spellStart"/>
+            <w:r>
+              <w:rPr>
+                <w:sz w:val="24"/>
+                <w:szCs w:val="20"/>
+              </w:rPr>
+              <w:t>MinValue</w:t>
+            </w:r>
+            <w:proofErr w:type="spellEnd"/>
+            <w:r>
+              <w:rPr>
+                <w:sz w:val="24"/>
+                <w:szCs w:val="20"/>
+              </w:rPr>
+              <w:t xml:space="preserve"> и </w:t>
+            </w:r>
+            <w:proofErr w:type="spellStart"/>
+            <w:r>
+              <w:rPr>
+                <w:sz w:val="24"/>
+                <w:szCs w:val="20"/>
+              </w:rPr>
+              <w:t>MaxValue</w:t>
+            </w:r>
+            <w:proofErr w:type="spellEnd"/>
+            <w:r>
+              <w:rPr>
+                <w:sz w:val="24"/>
+                <w:szCs w:val="20"/>
+              </w:rPr>
+              <w:t>)</w:t>
             </w:r>
           </w:p>
         </w:tc>
@@ -18157,6 +20039,7 @@
                 <w:szCs w:val="20"/>
               </w:rPr>
             </w:pPr>
+            <w:proofErr w:type="spellStart"/>
             <w:r>
               <w:rPr>
                 <w:sz w:val="24"/>
@@ -18164,6 +20047,7 @@
               </w:rPr>
               <w:t>MinValue_SetGreaterThanMaxValue_Should</w:t>
             </w:r>
+            <w:proofErr w:type="spellEnd"/>
           </w:p>
           <w:p>
             <w:pPr>
@@ -18173,6 +20057,7 @@
                 <w:szCs w:val="20"/>
               </w:rPr>
             </w:pPr>
+            <w:proofErr w:type="spellStart"/>
             <w:r>
               <w:rPr>
                 <w:sz w:val="24"/>
@@ -18180,6 +20065,7 @@
               </w:rPr>
               <w:t>ThrowArgumentException</w:t>
             </w:r>
+            <w:proofErr w:type="spellEnd"/>
           </w:p>
         </w:tc>
         <w:tc>
@@ -18199,8 +20085,33 @@
                 <w:sz w:val="24"/>
                 <w:szCs w:val="20"/>
               </w:rPr>
-              <w:t>Проверяет, что MinValue нельзя установить больше MaxValue</w:t>
-            </w:r>
+              <w:t xml:space="preserve">Проверяет, что </w:t>
+            </w:r>
+            <w:proofErr w:type="spellStart"/>
+            <w:r>
+              <w:rPr>
+                <w:sz w:val="24"/>
+                <w:szCs w:val="20"/>
+              </w:rPr>
+              <w:t>MinValue</w:t>
+            </w:r>
+            <w:proofErr w:type="spellEnd"/>
+            <w:r>
+              <w:rPr>
+                <w:sz w:val="24"/>
+                <w:szCs w:val="20"/>
+              </w:rPr>
+              <w:t xml:space="preserve"> нельзя установить больше </w:t>
+            </w:r>
+            <w:proofErr w:type="spellStart"/>
+            <w:r>
+              <w:rPr>
+                <w:sz w:val="24"/>
+                <w:szCs w:val="20"/>
+              </w:rPr>
+              <w:t>MaxValue</w:t>
+            </w:r>
+            <w:proofErr w:type="spellEnd"/>
           </w:p>
         </w:tc>
       </w:tr>
@@ -18217,6 +20128,7 @@
                 <w:szCs w:val="20"/>
               </w:rPr>
             </w:pPr>
+            <w:proofErr w:type="spellStart"/>
             <w:r>
               <w:rPr>
                 <w:sz w:val="24"/>
@@ -18224,6 +20136,7 @@
               </w:rPr>
               <w:t>MaxValue_SetLessThanMinValue_Should</w:t>
             </w:r>
+            <w:proofErr w:type="spellEnd"/>
           </w:p>
           <w:p>
             <w:pPr>
@@ -18233,6 +20146,7 @@
                 <w:szCs w:val="20"/>
               </w:rPr>
             </w:pPr>
+            <w:proofErr w:type="spellStart"/>
             <w:r>
               <w:rPr>
                 <w:sz w:val="24"/>
@@ -18240,6 +20154,7 @@
               </w:rPr>
               <w:t>ThrowArgumentException</w:t>
             </w:r>
+            <w:proofErr w:type="spellEnd"/>
           </w:p>
         </w:tc>
         <w:tc>
@@ -18259,8 +20174,33 @@
                 <w:sz w:val="24"/>
                 <w:szCs w:val="20"/>
               </w:rPr>
-              <w:t>Проверяет, что MaxValue нельзя установить меньше MinValue</w:t>
-            </w:r>
+              <w:t xml:space="preserve">Проверяет, что </w:t>
+            </w:r>
+            <w:proofErr w:type="spellStart"/>
+            <w:r>
+              <w:rPr>
+                <w:sz w:val="24"/>
+                <w:szCs w:val="20"/>
+              </w:rPr>
+              <w:t>MaxValue</w:t>
+            </w:r>
+            <w:proofErr w:type="spellEnd"/>
+            <w:r>
+              <w:rPr>
+                <w:sz w:val="24"/>
+                <w:szCs w:val="20"/>
+              </w:rPr>
+              <w:t xml:space="preserve"> нельзя установить меньше </w:t>
+            </w:r>
+            <w:proofErr w:type="spellStart"/>
+            <w:r>
+              <w:rPr>
+                <w:sz w:val="24"/>
+                <w:szCs w:val="20"/>
+              </w:rPr>
+              <w:t>MinValue</w:t>
+            </w:r>
+            <w:proofErr w:type="spellEnd"/>
           </w:p>
         </w:tc>
       </w:tr>
@@ -18277,6 +20217,7 @@
                 <w:szCs w:val="20"/>
               </w:rPr>
             </w:pPr>
+            <w:proofErr w:type="spellStart"/>
             <w:r>
               <w:rPr>
                 <w:sz w:val="24"/>
@@ -18284,6 +20225,7 @@
               </w:rPr>
               <w:t>MinValue_SetValidValue_ShouldUpdateValue</w:t>
             </w:r>
+            <w:proofErr w:type="spellEnd"/>
           </w:p>
         </w:tc>
         <w:tc>
@@ -18303,8 +20245,17 @@
                 <w:sz w:val="24"/>
                 <w:szCs w:val="20"/>
               </w:rPr>
-              <w:t>Проверяет корректное изменение MinValue</w:t>
-            </w:r>
+              <w:t xml:space="preserve">Проверяет корректное изменение </w:t>
+            </w:r>
+            <w:proofErr w:type="spellStart"/>
+            <w:r>
+              <w:rPr>
+                <w:sz w:val="24"/>
+                <w:szCs w:val="20"/>
+              </w:rPr>
+              <w:t>MinValue</w:t>
+            </w:r>
+            <w:proofErr w:type="spellEnd"/>
           </w:p>
         </w:tc>
       </w:tr>
@@ -18321,6 +20272,7 @@
                 <w:szCs w:val="20"/>
               </w:rPr>
             </w:pPr>
+            <w:proofErr w:type="spellStart"/>
             <w:r>
               <w:rPr>
                 <w:sz w:val="24"/>
@@ -18328,6 +20280,7 @@
               </w:rPr>
               <w:t>MaxValue_SetValidValue_ShouldUpdateValue</w:t>
             </w:r>
+            <w:proofErr w:type="spellEnd"/>
           </w:p>
         </w:tc>
         <w:tc>
@@ -18347,8 +20300,17 @@
                 <w:sz w:val="24"/>
                 <w:szCs w:val="20"/>
               </w:rPr>
-              <w:t>Проверяет корректное изменение MaxValue</w:t>
-            </w:r>
+              <w:t xml:space="preserve">Проверяет корректное изменение </w:t>
+            </w:r>
+            <w:proofErr w:type="spellStart"/>
+            <w:r>
+              <w:rPr>
+                <w:sz w:val="24"/>
+                <w:szCs w:val="20"/>
+              </w:rPr>
+              <w:t>MaxValue</w:t>
+            </w:r>
+            <w:proofErr w:type="spellEnd"/>
           </w:p>
         </w:tc>
       </w:tr>
@@ -18365,6 +20327,7 @@
                 <w:szCs w:val="20"/>
               </w:rPr>
             </w:pPr>
+            <w:proofErr w:type="spellStart"/>
             <w:r>
               <w:rPr>
                 <w:sz w:val="24"/>
@@ -18372,6 +20335,7 @@
               </w:rPr>
               <w:t>MinValue_SetEqualToMaxValue_ShouldBeValid</w:t>
             </w:r>
+            <w:proofErr w:type="spellEnd"/>
           </w:p>
         </w:tc>
         <w:tc>
@@ -18391,8 +20355,33 @@
                 <w:sz w:val="24"/>
                 <w:szCs w:val="20"/>
               </w:rPr>
-              <w:t>Проверяет, что можно установить MinValue равное MaxValue</w:t>
-            </w:r>
+              <w:t xml:space="preserve">Проверяет, что можно установить </w:t>
+            </w:r>
+            <w:proofErr w:type="spellStart"/>
+            <w:r>
+              <w:rPr>
+                <w:sz w:val="24"/>
+                <w:szCs w:val="20"/>
+              </w:rPr>
+              <w:t>MinValue</w:t>
+            </w:r>
+            <w:proofErr w:type="spellEnd"/>
+            <w:r>
+              <w:rPr>
+                <w:sz w:val="24"/>
+                <w:szCs w:val="20"/>
+              </w:rPr>
+              <w:t xml:space="preserve"> равное </w:t>
+            </w:r>
+            <w:proofErr w:type="spellStart"/>
+            <w:r>
+              <w:rPr>
+                <w:sz w:val="24"/>
+                <w:szCs w:val="20"/>
+              </w:rPr>
+              <w:t>MaxValue</w:t>
+            </w:r>
+            <w:proofErr w:type="spellEnd"/>
           </w:p>
         </w:tc>
       </w:tr>
@@ -18411,7 +20400,6 @@
           <w:sz w:val="24"/>
           <w:szCs w:val="20"/>
         </w:rPr>
-        <w:lastRenderedPageBreak/>
         <w:t>Окончание таблицы 8.4</w:t>
       </w:r>
     </w:p>
@@ -18438,6 +20426,7 @@
                 <w:szCs w:val="20"/>
               </w:rPr>
             </w:pPr>
+            <w:proofErr w:type="spellStart"/>
             <w:r>
               <w:rPr>
                 <w:sz w:val="24"/>
@@ -18445,6 +20434,7 @@
               </w:rPr>
               <w:t>MaxValue_SetEqualToMinValue_ShouldBeValid</w:t>
             </w:r>
+            <w:proofErr w:type="spellEnd"/>
           </w:p>
         </w:tc>
         <w:tc>
@@ -18464,8 +20454,33 @@
                 <w:sz w:val="24"/>
                 <w:szCs w:val="20"/>
               </w:rPr>
-              <w:t>Проверяет, что можно установить MaxValue равное MinValue</w:t>
-            </w:r>
+              <w:t xml:space="preserve">Проверяет, что можно установить </w:t>
+            </w:r>
+            <w:proofErr w:type="spellStart"/>
+            <w:r>
+              <w:rPr>
+                <w:sz w:val="24"/>
+                <w:szCs w:val="20"/>
+              </w:rPr>
+              <w:t>MaxValue</w:t>
+            </w:r>
+            <w:proofErr w:type="spellEnd"/>
+            <w:r>
+              <w:rPr>
+                <w:sz w:val="24"/>
+                <w:szCs w:val="20"/>
+              </w:rPr>
+              <w:t xml:space="preserve"> равное </w:t>
+            </w:r>
+            <w:proofErr w:type="spellStart"/>
+            <w:r>
+              <w:rPr>
+                <w:sz w:val="24"/>
+                <w:szCs w:val="20"/>
+              </w:rPr>
+              <w:t>MinValue</w:t>
+            </w:r>
+            <w:proofErr w:type="spellEnd"/>
           </w:p>
         </w:tc>
       </w:tr>
@@ -18482,6 +20497,7 @@
                 <w:szCs w:val="20"/>
               </w:rPr>
             </w:pPr>
+            <w:proofErr w:type="spellStart"/>
             <w:r>
               <w:rPr>
                 <w:sz w:val="24"/>
@@ -18489,6 +20505,7 @@
               </w:rPr>
               <w:t>Value_WhenBoundsChanged_Should</w:t>
             </w:r>
+            <w:proofErr w:type="spellEnd"/>
           </w:p>
           <w:p>
             <w:pPr>
@@ -18498,6 +20515,7 @@
                 <w:szCs w:val="20"/>
               </w:rPr>
             </w:pPr>
+            <w:proofErr w:type="spellStart"/>
             <w:r>
               <w:rPr>
                 <w:sz w:val="24"/>
@@ -18505,6 +20523,7 @@
               </w:rPr>
               <w:t>KeepValueIfStillValid</w:t>
             </w:r>
+            <w:proofErr w:type="spellEnd"/>
           </w:p>
         </w:tc>
         <w:tc>
@@ -18542,6 +20561,7 @@
                 <w:szCs w:val="20"/>
               </w:rPr>
             </w:pPr>
+            <w:proofErr w:type="spellStart"/>
             <w:r>
               <w:rPr>
                 <w:sz w:val="24"/>
@@ -18549,6 +20569,7 @@
               </w:rPr>
               <w:t>Value_WhenBoundsChangedToInvalidateCurrent</w:t>
             </w:r>
+            <w:proofErr w:type="spellEnd"/>
           </w:p>
           <w:p>
             <w:pPr>
@@ -18558,6 +20579,7 @@
                 <w:szCs w:val="20"/>
               </w:rPr>
             </w:pPr>
+            <w:proofErr w:type="spellStart"/>
             <w:r>
               <w:rPr>
                 <w:sz w:val="24"/>
@@ -18565,6 +20587,7 @@
               </w:rPr>
               <w:t>Value_ShouldThrowOnNextAccess</w:t>
             </w:r>
+            <w:proofErr w:type="spellEnd"/>
           </w:p>
         </w:tc>
         <w:tc>
@@ -18584,7 +20607,23 @@
                 <w:sz w:val="24"/>
                 <w:szCs w:val="20"/>
               </w:rPr>
-              <w:t>Проверяет, что при изменении границ, делающих текущее значение невалидным, выбрасывается исключение</w:t>
+              <w:t xml:space="preserve">Проверяет, что при изменении границ, делающих текущее значение </w:t>
+            </w:r>
+            <w:proofErr w:type="spellStart"/>
+            <w:r>
+              <w:rPr>
+                <w:sz w:val="24"/>
+                <w:szCs w:val="20"/>
+              </w:rPr>
+              <w:t>невалидным</w:t>
+            </w:r>
+            <w:proofErr w:type="spellEnd"/>
+            <w:r>
+              <w:rPr>
+                <w:sz w:val="24"/>
+                <w:szCs w:val="20"/>
+              </w:rPr>
+              <w:t>, выбрасывается исключение</w:t>
             </w:r>
           </w:p>
         </w:tc>
@@ -18619,8 +20658,17 @@
           <w:sz w:val="24"/>
           <w:szCs w:val="20"/>
         </w:rPr>
-        <w:t>Модульный тест ParametersTest</w:t>
-      </w:r>
+        <w:t xml:space="preserve">Модульный тест </w:t>
+      </w:r>
+      <w:proofErr w:type="spellStart"/>
+      <w:r>
+        <w:rPr>
+          <w:sz w:val="24"/>
+          <w:szCs w:val="20"/>
+        </w:rPr>
+        <w:t>ParametersTest</w:t>
+      </w:r>
+      <w:proofErr w:type="spellEnd"/>
     </w:p>
     <w:tbl>
       <w:tblPr>
@@ -18691,6 +20739,7 @@
                 <w:szCs w:val="20"/>
               </w:rPr>
             </w:pPr>
+            <w:proofErr w:type="spellStart"/>
             <w:r>
               <w:rPr>
                 <w:sz w:val="24"/>
@@ -18698,6 +20747,7 @@
               </w:rPr>
               <w:t>Constructor_ShouldInitializeCorrectly</w:t>
             </w:r>
+            <w:proofErr w:type="spellEnd"/>
           </w:p>
         </w:tc>
         <w:tc>
@@ -18735,6 +20785,7 @@
                 <w:szCs w:val="20"/>
               </w:rPr>
             </w:pPr>
+            <w:proofErr w:type="spellStart"/>
             <w:r>
               <w:rPr>
                 <w:sz w:val="24"/>
@@ -18742,6 +20793,7 @@
               </w:rPr>
               <w:t>SetDependencies_ShouldChangeParameter</w:t>
             </w:r>
+            <w:proofErr w:type="spellEnd"/>
           </w:p>
           <w:p>
             <w:pPr>
@@ -18751,6 +20803,7 @@
                 <w:szCs w:val="20"/>
               </w:rPr>
             </w:pPr>
+            <w:proofErr w:type="spellStart"/>
             <w:r>
               <w:rPr>
                 <w:sz w:val="24"/>
@@ -18758,6 +20811,7 @@
               </w:rPr>
               <w:t>Value</w:t>
             </w:r>
+            <w:proofErr w:type="spellEnd"/>
           </w:p>
         </w:tc>
         <w:tc>
@@ -18780,7 +20834,23 @@
                 <w:sz w:val="24"/>
                 <w:szCs w:val="20"/>
               </w:rPr>
-              <w:t>Проверяет, что SetDependencies правильно обновляет значение</w:t>
+              <w:t xml:space="preserve">Проверяет, что </w:t>
+            </w:r>
+            <w:proofErr w:type="spellStart"/>
+            <w:r>
+              <w:rPr>
+                <w:sz w:val="24"/>
+                <w:szCs w:val="20"/>
+              </w:rPr>
+              <w:t>SetDependencies</w:t>
+            </w:r>
+            <w:proofErr w:type="spellEnd"/>
+            <w:r>
+              <w:rPr>
+                <w:sz w:val="24"/>
+                <w:szCs w:val="20"/>
+              </w:rPr>
+              <w:t xml:space="preserve"> правильно обновляет значение</w:t>
             </w:r>
           </w:p>
         </w:tc>
@@ -18798,13 +20868,16 @@
                 <w:szCs w:val="20"/>
               </w:rPr>
             </w:pPr>
-            <w:r>
-              <w:rPr>
-                <w:sz w:val="24"/>
-                <w:szCs w:val="20"/>
-              </w:rPr>
+            <w:proofErr w:type="spellStart"/>
+            <w:r>
+              <w:rPr>
+                <w:sz w:val="24"/>
+                <w:szCs w:val="20"/>
+              </w:rPr>
+              <w:lastRenderedPageBreak/>
               <w:t>SetDependencies_ShouldNarrowLimits</w:t>
             </w:r>
+            <w:proofErr w:type="spellEnd"/>
           </w:p>
         </w:tc>
         <w:tc>
@@ -18859,6 +20932,7 @@
                 <w:szCs w:val="20"/>
               </w:rPr>
             </w:pPr>
+            <w:proofErr w:type="spellStart"/>
             <w:r>
               <w:rPr>
                 <w:sz w:val="24"/>
@@ -18866,6 +20940,7 @@
               </w:rPr>
               <w:t>ResetToDefaults_ShouldRestoreInitial</w:t>
             </w:r>
+            <w:proofErr w:type="spellEnd"/>
           </w:p>
           <w:p>
             <w:pPr>
@@ -18875,6 +20950,7 @@
                 <w:szCs w:val="20"/>
               </w:rPr>
             </w:pPr>
+            <w:proofErr w:type="spellStart"/>
             <w:r>
               <w:rPr>
                 <w:sz w:val="24"/>
@@ -18882,6 +20958,7 @@
               </w:rPr>
               <w:t>ValuesAndLimits</w:t>
             </w:r>
+            <w:proofErr w:type="spellEnd"/>
           </w:p>
         </w:tc>
         <w:tc>
@@ -18901,7 +20978,23 @@
                 <w:sz w:val="24"/>
                 <w:szCs w:val="20"/>
               </w:rPr>
-              <w:t xml:space="preserve">Проверяет, что ResetToDefaults возвращает все к </w:t>
+              <w:t xml:space="preserve">Проверяет, что </w:t>
+            </w:r>
+            <w:proofErr w:type="spellStart"/>
+            <w:r>
+              <w:rPr>
+                <w:sz w:val="24"/>
+                <w:szCs w:val="20"/>
+              </w:rPr>
+              <w:t>ResetToDefaults</w:t>
+            </w:r>
+            <w:proofErr w:type="spellEnd"/>
+            <w:r>
+              <w:rPr>
+                <w:sz w:val="24"/>
+                <w:szCs w:val="20"/>
+              </w:rPr>
+              <w:t xml:space="preserve"> возвращает все к </w:t>
             </w:r>
             <w:r>
               <w:rPr>
@@ -18933,6 +21026,7 @@
                 <w:szCs w:val="20"/>
               </w:rPr>
             </w:pPr>
+            <w:proofErr w:type="spellStart"/>
             <w:r>
               <w:rPr>
                 <w:sz w:val="24"/>
@@ -18940,6 +21034,7 @@
               </w:rPr>
               <w:t>GetLimitsString_ShouldReturnCorrectFormat</w:t>
             </w:r>
+            <w:proofErr w:type="spellEnd"/>
           </w:p>
         </w:tc>
         <w:tc>
@@ -18959,7 +21054,23 @@
                 <w:sz w:val="24"/>
                 <w:szCs w:val="20"/>
               </w:rPr>
-              <w:t>Проверяет, что GetLimitsString возвращает правильный формат</w:t>
+              <w:t xml:space="preserve">Проверяет, что </w:t>
+            </w:r>
+            <w:proofErr w:type="spellStart"/>
+            <w:r>
+              <w:rPr>
+                <w:sz w:val="24"/>
+                <w:szCs w:val="20"/>
+              </w:rPr>
+              <w:t>GetLimitsString</w:t>
+            </w:r>
+            <w:proofErr w:type="spellEnd"/>
+            <w:r>
+              <w:rPr>
+                <w:sz w:val="24"/>
+                <w:szCs w:val="20"/>
+              </w:rPr>
+              <w:t xml:space="preserve"> возвращает правильный формат</w:t>
             </w:r>
           </w:p>
         </w:tc>
@@ -18977,12 +21088,21 @@
                 <w:szCs w:val="20"/>
               </w:rPr>
             </w:pPr>
-            <w:r>
-              <w:rPr>
-                <w:sz w:val="24"/>
-                <w:szCs w:val="20"/>
-              </w:rPr>
-              <w:t>GetLimitsString_WhenMinGreaterThanMax_</w:t>
+            <w:proofErr w:type="spellStart"/>
+            <w:r>
+              <w:rPr>
+                <w:sz w:val="24"/>
+                <w:szCs w:val="20"/>
+              </w:rPr>
+              <w:t>GetLimitsString_WhenMinGreaterThanMax</w:t>
+            </w:r>
+            <w:proofErr w:type="spellEnd"/>
+            <w:r>
+              <w:rPr>
+                <w:sz w:val="24"/>
+                <w:szCs w:val="20"/>
+              </w:rPr>
+              <w:t>_</w:t>
             </w:r>
           </w:p>
           <w:p>
@@ -18993,6 +21113,7 @@
                 <w:szCs w:val="20"/>
               </w:rPr>
             </w:pPr>
+            <w:proofErr w:type="spellStart"/>
             <w:r>
               <w:rPr>
                 <w:sz w:val="24"/>
@@ -19000,6 +21121,7 @@
               </w:rPr>
               <w:t>ShouldReturnConflict</w:t>
             </w:r>
+            <w:proofErr w:type="spellEnd"/>
           </w:p>
         </w:tc>
         <w:tc>
@@ -19019,7 +21141,23 @@
                 <w:sz w:val="24"/>
                 <w:szCs w:val="20"/>
               </w:rPr>
-              <w:t xml:space="preserve">Проверяет, что GetLimitsString возвращает </w:t>
+              <w:t xml:space="preserve">Проверяет, что </w:t>
+            </w:r>
+            <w:proofErr w:type="spellStart"/>
+            <w:r>
+              <w:rPr>
+                <w:sz w:val="24"/>
+                <w:szCs w:val="20"/>
+              </w:rPr>
+              <w:t>GetLimitsString</w:t>
+            </w:r>
+            <w:proofErr w:type="spellEnd"/>
+            <w:r>
+              <w:rPr>
+                <w:sz w:val="24"/>
+                <w:szCs w:val="20"/>
+              </w:rPr>
+              <w:t xml:space="preserve"> возвращает </w:t>
             </w:r>
             <w:r>
               <w:rPr>
@@ -19047,8 +21185,35 @@
                 <w:sz w:val="24"/>
                 <w:szCs w:val="20"/>
               </w:rPr>
-              <w:t>, если Min&gt;Max</w:t>
-            </w:r>
+              <w:t xml:space="preserve">, если </w:t>
+            </w:r>
+            <w:proofErr w:type="spellStart"/>
+            <w:proofErr w:type="gramStart"/>
+            <w:r>
+              <w:rPr>
+                <w:sz w:val="24"/>
+                <w:szCs w:val="20"/>
+              </w:rPr>
+              <w:t>Min</w:t>
+            </w:r>
+            <w:proofErr w:type="spellEnd"/>
+            <w:r>
+              <w:rPr>
+                <w:sz w:val="24"/>
+                <w:szCs w:val="20"/>
+              </w:rPr>
+              <w:t>&gt;</w:t>
+            </w:r>
+            <w:proofErr w:type="spellStart"/>
+            <w:r>
+              <w:rPr>
+                <w:sz w:val="24"/>
+                <w:szCs w:val="20"/>
+              </w:rPr>
+              <w:t>Max</w:t>
+            </w:r>
+            <w:proofErr w:type="spellEnd"/>
+            <w:proofErr w:type="gramEnd"/>
           </w:p>
         </w:tc>
       </w:tr>
@@ -19065,6 +21230,7 @@
                 <w:szCs w:val="20"/>
               </w:rPr>
             </w:pPr>
+            <w:proofErr w:type="spellStart"/>
             <w:r>
               <w:rPr>
                 <w:sz w:val="24"/>
@@ -19072,6 +21238,7 @@
               </w:rPr>
               <w:t>SetDependencies_WhenValueIsInvalid_Should</w:t>
             </w:r>
+            <w:proofErr w:type="spellEnd"/>
           </w:p>
           <w:p>
             <w:pPr>
@@ -19081,6 +21248,7 @@
                 <w:szCs w:val="20"/>
               </w:rPr>
             </w:pPr>
+            <w:proofErr w:type="spellStart"/>
             <w:r>
               <w:rPr>
                 <w:sz w:val="24"/>
@@ -19088,6 +21256,7 @@
               </w:rPr>
               <w:t>ThrowArgumentException</w:t>
             </w:r>
+            <w:proofErr w:type="spellEnd"/>
           </w:p>
         </w:tc>
         <w:tc>
@@ -19107,8 +21276,33 @@
                 <w:sz w:val="24"/>
                 <w:szCs w:val="20"/>
               </w:rPr>
-              <w:t>Проверяет, что SetDependencies пробрасывает исключение от Parameter.Value</w:t>
-            </w:r>
+              <w:t xml:space="preserve">Проверяет, что </w:t>
+            </w:r>
+            <w:proofErr w:type="spellStart"/>
+            <w:r>
+              <w:rPr>
+                <w:sz w:val="24"/>
+                <w:szCs w:val="20"/>
+              </w:rPr>
+              <w:t>SetDependencies</w:t>
+            </w:r>
+            <w:proofErr w:type="spellEnd"/>
+            <w:r>
+              <w:rPr>
+                <w:sz w:val="24"/>
+                <w:szCs w:val="20"/>
+              </w:rPr>
+              <w:t xml:space="preserve"> пробрасывает исключение от </w:t>
+            </w:r>
+            <w:proofErr w:type="spellStart"/>
+            <w:r>
+              <w:rPr>
+                <w:sz w:val="24"/>
+                <w:szCs w:val="20"/>
+              </w:rPr>
+              <w:t>Parameter.Value</w:t>
+            </w:r>
+            <w:proofErr w:type="spellEnd"/>
           </w:p>
         </w:tc>
       </w:tr>
@@ -19125,6 +21319,7 @@
                 <w:szCs w:val="20"/>
               </w:rPr>
             </w:pPr>
+            <w:proofErr w:type="spellStart"/>
             <w:r>
               <w:rPr>
                 <w:sz w:val="24"/>
@@ -19132,6 +21327,7 @@
               </w:rPr>
               <w:t>UpdateAllLimits_WhenAngleIsZero_Should</w:t>
             </w:r>
+            <w:proofErr w:type="spellEnd"/>
           </w:p>
           <w:p>
             <w:pPr>
@@ -19141,6 +21337,7 @@
                 <w:szCs w:val="20"/>
               </w:rPr>
             </w:pPr>
+            <w:proofErr w:type="spellStart"/>
             <w:r>
               <w:rPr>
                 <w:sz w:val="24"/>
@@ -19148,6 +21345,7 @@
               </w:rPr>
               <w:t>NotLimitHeight</w:t>
             </w:r>
+            <w:proofErr w:type="spellEnd"/>
           </w:p>
         </w:tc>
         <w:tc>
@@ -19185,6 +21383,7 @@
                 <w:szCs w:val="20"/>
               </w:rPr>
             </w:pPr>
+            <w:proofErr w:type="spellStart"/>
             <w:r>
               <w:rPr>
                 <w:sz w:val="24"/>
@@ -19192,6 +21391,7 @@
               </w:rPr>
               <w:t>GetLimitsString_WithInvalidKey_ShouldReturnNA</w:t>
             </w:r>
+            <w:proofErr w:type="spellEnd"/>
           </w:p>
         </w:tc>
         <w:tc>
@@ -19211,7 +21411,23 @@
                 <w:sz w:val="24"/>
                 <w:szCs w:val="20"/>
               </w:rPr>
-              <w:t>Проверяет, что GetLimitsString возвращает N/A для несуществующего ключа</w:t>
+              <w:t xml:space="preserve">Проверяет, что </w:t>
+            </w:r>
+            <w:proofErr w:type="spellStart"/>
+            <w:r>
+              <w:rPr>
+                <w:sz w:val="24"/>
+                <w:szCs w:val="20"/>
+              </w:rPr>
+              <w:t>GetLimitsString</w:t>
+            </w:r>
+            <w:proofErr w:type="spellEnd"/>
+            <w:r>
+              <w:rPr>
+                <w:sz w:val="24"/>
+                <w:szCs w:val="20"/>
+              </w:rPr>
+              <w:t xml:space="preserve"> возвращает N/A для несуществующего ключа</w:t>
             </w:r>
           </w:p>
         </w:tc>
@@ -19230,7 +21446,6 @@
           <w:sz w:val="24"/>
           <w:szCs w:val="20"/>
         </w:rPr>
-        <w:lastRenderedPageBreak/>
         <w:t xml:space="preserve">Таблица 8.6 - </w:t>
       </w:r>
       <w:r>
@@ -19240,6 +21455,7 @@
         </w:rPr>
         <w:t xml:space="preserve">Модульный тест </w:t>
       </w:r>
+      <w:proofErr w:type="spellStart"/>
       <w:r>
         <w:rPr>
           <w:sz w:val="24"/>
@@ -19247,6 +21463,7 @@
         </w:rPr>
         <w:t>BuilderTest</w:t>
       </w:r>
+      <w:proofErr w:type="spellEnd"/>
     </w:p>
     <w:tbl>
       <w:tblPr>
@@ -19317,6 +21534,7 @@
                 <w:szCs w:val="20"/>
               </w:rPr>
             </w:pPr>
+            <w:proofErr w:type="spellStart"/>
             <w:r>
               <w:rPr>
                 <w:sz w:val="24"/>
@@ -19324,6 +21542,7 @@
               </w:rPr>
               <w:t>Constructor_ShouldCreateInstance</w:t>
             </w:r>
+            <w:proofErr w:type="spellEnd"/>
           </w:p>
         </w:tc>
         <w:tc>
@@ -19361,6 +21580,7 @@
                 <w:szCs w:val="20"/>
               </w:rPr>
             </w:pPr>
+            <w:proofErr w:type="spellStart"/>
             <w:r>
               <w:rPr>
                 <w:sz w:val="24"/>
@@ -19368,6 +21588,7 @@
               </w:rPr>
               <w:t>ValidateParameters_WithValidParameters</w:t>
             </w:r>
+            <w:proofErr w:type="spellEnd"/>
           </w:p>
           <w:p>
             <w:pPr>
@@ -19382,8 +21603,17 @@
                 <w:sz w:val="24"/>
                 <w:szCs w:val="20"/>
               </w:rPr>
-              <w:t>_ShouldReturnTrue</w:t>
-            </w:r>
+              <w:t>_</w:t>
+            </w:r>
+            <w:proofErr w:type="spellStart"/>
+            <w:r>
+              <w:rPr>
+                <w:sz w:val="24"/>
+                <w:szCs w:val="20"/>
+              </w:rPr>
+              <w:t>ShouldReturnTrue</w:t>
+            </w:r>
+            <w:proofErr w:type="spellEnd"/>
           </w:p>
         </w:tc>
         <w:tc>
@@ -19403,7 +21633,39 @@
                 <w:sz w:val="24"/>
                 <w:szCs w:val="20"/>
               </w:rPr>
-              <w:t>Проверяет, что ValidateParameters возвращает true для корректных параметров</w:t>
+              <w:t xml:space="preserve">Проверяет, что </w:t>
+            </w:r>
+            <w:proofErr w:type="spellStart"/>
+            <w:r>
+              <w:rPr>
+                <w:sz w:val="24"/>
+                <w:szCs w:val="20"/>
+              </w:rPr>
+              <w:t>ValidateParameters</w:t>
+            </w:r>
+            <w:proofErr w:type="spellEnd"/>
+            <w:r>
+              <w:rPr>
+                <w:sz w:val="24"/>
+                <w:szCs w:val="20"/>
+              </w:rPr>
+              <w:t xml:space="preserve"> возвращает </w:t>
+            </w:r>
+            <w:proofErr w:type="spellStart"/>
+            <w:r>
+              <w:rPr>
+                <w:sz w:val="24"/>
+                <w:szCs w:val="20"/>
+              </w:rPr>
+              <w:t>true</w:t>
+            </w:r>
+            <w:proofErr w:type="spellEnd"/>
+            <w:r>
+              <w:rPr>
+                <w:sz w:val="24"/>
+                <w:szCs w:val="20"/>
+              </w:rPr>
+              <w:t xml:space="preserve"> для корректных параметров</w:t>
             </w:r>
           </w:p>
         </w:tc>
@@ -19424,6 +21686,7 @@
                 <w:szCs w:val="20"/>
               </w:rPr>
             </w:pPr>
+            <w:proofErr w:type="spellStart"/>
             <w:r>
               <w:rPr>
                 <w:sz w:val="24"/>
@@ -19431,6 +21694,7 @@
               </w:rPr>
               <w:t>ValidateParameters_WithInvalidParameters</w:t>
             </w:r>
+            <w:proofErr w:type="spellEnd"/>
           </w:p>
           <w:p>
             <w:pPr>
@@ -19448,8 +21712,17 @@
                 <w:sz w:val="24"/>
                 <w:szCs w:val="20"/>
               </w:rPr>
-              <w:t>_ShouldReturnFalse</w:t>
-            </w:r>
+              <w:t>_</w:t>
+            </w:r>
+            <w:proofErr w:type="spellStart"/>
+            <w:r>
+              <w:rPr>
+                <w:sz w:val="24"/>
+                <w:szCs w:val="20"/>
+              </w:rPr>
+              <w:t>ShouldReturnFalse</w:t>
+            </w:r>
+            <w:proofErr w:type="spellEnd"/>
             <w:r>
               <w:rPr>
                 <w:sz w:val="24"/>
@@ -19476,7 +21749,55 @@
                 <w:sz w:val="24"/>
                 <w:szCs w:val="20"/>
               </w:rPr>
-              <w:t>Проверяет, что ValidateParameters возвращает false для невалидных параметров</w:t>
+              <w:t xml:space="preserve">Проверяет, что </w:t>
+            </w:r>
+            <w:proofErr w:type="spellStart"/>
+            <w:r>
+              <w:rPr>
+                <w:sz w:val="24"/>
+                <w:szCs w:val="20"/>
+              </w:rPr>
+              <w:t>ValidateParameters</w:t>
+            </w:r>
+            <w:proofErr w:type="spellEnd"/>
+            <w:r>
+              <w:rPr>
+                <w:sz w:val="24"/>
+                <w:szCs w:val="20"/>
+              </w:rPr>
+              <w:t xml:space="preserve"> возвращает </w:t>
+            </w:r>
+            <w:proofErr w:type="spellStart"/>
+            <w:r>
+              <w:rPr>
+                <w:sz w:val="24"/>
+                <w:szCs w:val="20"/>
+              </w:rPr>
+              <w:t>false</w:t>
+            </w:r>
+            <w:proofErr w:type="spellEnd"/>
+            <w:r>
+              <w:rPr>
+                <w:sz w:val="24"/>
+                <w:szCs w:val="20"/>
+              </w:rPr>
+              <w:t xml:space="preserve"> для </w:t>
+            </w:r>
+            <w:proofErr w:type="spellStart"/>
+            <w:r>
+              <w:rPr>
+                <w:sz w:val="24"/>
+                <w:szCs w:val="20"/>
+              </w:rPr>
+              <w:t>невалидных</w:t>
+            </w:r>
+            <w:proofErr w:type="spellEnd"/>
+            <w:r>
+              <w:rPr>
+                <w:sz w:val="24"/>
+                <w:szCs w:val="20"/>
+              </w:rPr>
+              <w:t xml:space="preserve"> параметров</w:t>
             </w:r>
           </w:p>
         </w:tc>
@@ -19494,6 +21815,7 @@
                 <w:szCs w:val="20"/>
               </w:rPr>
             </w:pPr>
+            <w:proofErr w:type="spellStart"/>
             <w:r>
               <w:rPr>
                 <w:sz w:val="24"/>
@@ -19501,6 +21823,7 @@
               </w:rPr>
               <w:t>PrivateValidate_WhenBowlRadiusIsLess</w:t>
             </w:r>
+            <w:proofErr w:type="spellEnd"/>
           </w:p>
           <w:p>
             <w:pPr>
@@ -19510,6 +21833,7 @@
                 <w:szCs w:val="20"/>
               </w:rPr>
             </w:pPr>
+            <w:proofErr w:type="spellStart"/>
             <w:r>
               <w:rPr>
                 <w:sz w:val="24"/>
@@ -19517,6 +21841,7 @@
               </w:rPr>
               <w:t>ThanWallThickness_ShouldThrow</w:t>
             </w:r>
+            <w:proofErr w:type="spellEnd"/>
           </w:p>
         </w:tc>
         <w:tc>
@@ -19536,8 +21861,58 @@
                 <w:sz w:val="24"/>
                 <w:szCs w:val="20"/>
               </w:rPr>
-              <w:t>Проверяет, что приватный ValidateParameters вызывает исключение, если BowlRadius &lt; wallThickness</w:t>
-            </w:r>
+              <w:t xml:space="preserve">Проверяет, что приватный </w:t>
+            </w:r>
+            <w:proofErr w:type="spellStart"/>
+            <w:r>
+              <w:rPr>
+                <w:sz w:val="24"/>
+                <w:szCs w:val="20"/>
+              </w:rPr>
+              <w:t>ValidateParameters</w:t>
+            </w:r>
+            <w:proofErr w:type="spellEnd"/>
+            <w:r>
+              <w:rPr>
+                <w:sz w:val="24"/>
+                <w:szCs w:val="20"/>
+              </w:rPr>
+              <w:t xml:space="preserve"> вызывает исключение, если </w:t>
+            </w:r>
+            <w:proofErr w:type="spellStart"/>
+            <w:r>
+              <w:rPr>
+                <w:sz w:val="24"/>
+                <w:szCs w:val="20"/>
+              </w:rPr>
+              <w:t>BowlRadius</w:t>
+            </w:r>
+            <w:proofErr w:type="spellEnd"/>
+            <w:r>
+              <w:rPr>
+                <w:sz w:val="24"/>
+                <w:szCs w:val="20"/>
+              </w:rPr>
+              <w:t xml:space="preserve"> </w:t>
+            </w:r>
+            <w:proofErr w:type="gramStart"/>
+            <w:r>
+              <w:rPr>
+                <w:sz w:val="24"/>
+                <w:szCs w:val="20"/>
+              </w:rPr>
+              <w:t xml:space="preserve">&lt; </w:t>
+            </w:r>
+            <w:proofErr w:type="spellStart"/>
+            <w:r>
+              <w:rPr>
+                <w:sz w:val="24"/>
+                <w:szCs w:val="20"/>
+              </w:rPr>
+              <w:t>wallThickness</w:t>
+            </w:r>
+            <w:proofErr w:type="spellEnd"/>
+            <w:proofErr w:type="gramEnd"/>
           </w:p>
         </w:tc>
       </w:tr>
@@ -19554,6 +21929,7 @@
                 <w:szCs w:val="20"/>
               </w:rPr>
             </w:pPr>
+            <w:proofErr w:type="spellStart"/>
             <w:r>
               <w:rPr>
                 <w:sz w:val="24"/>
@@ -19561,6 +21937,7 @@
               </w:rPr>
               <w:t>BuildGlass_WithInvalidParameters_Should</w:t>
             </w:r>
+            <w:proofErr w:type="spellEnd"/>
           </w:p>
           <w:p>
             <w:pPr>
@@ -19570,6 +21947,7 @@
                 <w:szCs w:val="20"/>
               </w:rPr>
             </w:pPr>
+            <w:proofErr w:type="spellStart"/>
             <w:r>
               <w:rPr>
                 <w:sz w:val="24"/>
@@ -19577,6 +21955,7 @@
               </w:rPr>
               <w:t>ThrowValidationError</w:t>
             </w:r>
+            <w:proofErr w:type="spellEnd"/>
           </w:p>
         </w:tc>
         <w:tc>
@@ -19596,8 +21975,33 @@
                 <w:sz w:val="24"/>
                 <w:szCs w:val="20"/>
               </w:rPr>
-              <w:t>Проверяет, что BuildGlass вызывает исключение, если параметры невалидны</w:t>
-            </w:r>
+              <w:t xml:space="preserve">Проверяет, что </w:t>
+            </w:r>
+            <w:proofErr w:type="spellStart"/>
+            <w:r>
+              <w:rPr>
+                <w:sz w:val="24"/>
+                <w:szCs w:val="20"/>
+              </w:rPr>
+              <w:t>BuildGlass</w:t>
+            </w:r>
+            <w:proofErr w:type="spellEnd"/>
+            <w:r>
+              <w:rPr>
+                <w:sz w:val="24"/>
+                <w:szCs w:val="20"/>
+              </w:rPr>
+              <w:t xml:space="preserve"> вызывает исключение, если параметры </w:t>
+            </w:r>
+            <w:proofErr w:type="spellStart"/>
+            <w:r>
+              <w:rPr>
+                <w:sz w:val="24"/>
+                <w:szCs w:val="20"/>
+              </w:rPr>
+              <w:t>невалидны</w:t>
+            </w:r>
+            <w:proofErr w:type="spellEnd"/>
           </w:p>
         </w:tc>
       </w:tr>
@@ -19614,6 +22018,7 @@
                 <w:szCs w:val="20"/>
               </w:rPr>
             </w:pPr>
+            <w:proofErr w:type="spellStart"/>
             <w:r>
               <w:rPr>
                 <w:sz w:val="24"/>
@@ -19621,6 +22026,7 @@
               </w:rPr>
               <w:t>BuildGlass_WithNullParameters_ShouldThrow</w:t>
             </w:r>
+            <w:proofErr w:type="spellEnd"/>
           </w:p>
         </w:tc>
         <w:tc>
@@ -19640,7 +22046,39 @@
                 <w:sz w:val="24"/>
                 <w:szCs w:val="20"/>
               </w:rPr>
-              <w:t>Проверяет, что вызов BuildGlass с null параметрами вызывает исключение</w:t>
+              <w:t xml:space="preserve">Проверяет, что вызов </w:t>
+            </w:r>
+            <w:proofErr w:type="spellStart"/>
+            <w:r>
+              <w:rPr>
+                <w:sz w:val="24"/>
+                <w:szCs w:val="20"/>
+              </w:rPr>
+              <w:t>BuildGlass</w:t>
+            </w:r>
+            <w:proofErr w:type="spellEnd"/>
+            <w:r>
+              <w:rPr>
+                <w:sz w:val="24"/>
+                <w:szCs w:val="20"/>
+              </w:rPr>
+              <w:t xml:space="preserve"> с </w:t>
+            </w:r>
+            <w:proofErr w:type="spellStart"/>
+            <w:r>
+              <w:rPr>
+                <w:sz w:val="24"/>
+                <w:szCs w:val="20"/>
+              </w:rPr>
+              <w:t>null</w:t>
+            </w:r>
+            <w:proofErr w:type="spellEnd"/>
+            <w:r>
+              <w:rPr>
+                <w:sz w:val="24"/>
+                <w:szCs w:val="20"/>
+              </w:rPr>
+              <w:t xml:space="preserve"> параметрами вызывает исключение</w:t>
             </w:r>
           </w:p>
         </w:tc>
@@ -19658,13 +22096,16 @@
                 <w:szCs w:val="20"/>
               </w:rPr>
             </w:pPr>
-            <w:r>
-              <w:rPr>
-                <w:sz w:val="24"/>
-                <w:szCs w:val="20"/>
-              </w:rPr>
+            <w:proofErr w:type="spellStart"/>
+            <w:r>
+              <w:rPr>
+                <w:sz w:val="24"/>
+                <w:szCs w:val="20"/>
+              </w:rPr>
+              <w:lastRenderedPageBreak/>
               <w:t>Reset_ShouldNotThrowException_When</w:t>
             </w:r>
+            <w:proofErr w:type="spellEnd"/>
           </w:p>
           <w:p>
             <w:pPr>
@@ -19674,6 +22115,7 @@
                 <w:szCs w:val="20"/>
               </w:rPr>
             </w:pPr>
+            <w:proofErr w:type="spellStart"/>
             <w:r>
               <w:rPr>
                 <w:sz w:val="24"/>
@@ -19681,6 +22123,7 @@
               </w:rPr>
               <w:t>WrapperIsNull</w:t>
             </w:r>
+            <w:proofErr w:type="spellEnd"/>
           </w:p>
         </w:tc>
         <w:tc>
@@ -19700,7 +22143,32 @@
                 <w:sz w:val="24"/>
                 <w:szCs w:val="20"/>
               </w:rPr>
-              <w:t xml:space="preserve">Проверяет, что Reset() не </w:t>
+              <w:t xml:space="preserve">Проверяет, что </w:t>
+            </w:r>
+            <w:proofErr w:type="spellStart"/>
+            <w:proofErr w:type="gramStart"/>
+            <w:r>
+              <w:rPr>
+                <w:sz w:val="24"/>
+                <w:szCs w:val="20"/>
+              </w:rPr>
+              <w:t>Reset</w:t>
+            </w:r>
+            <w:proofErr w:type="spellEnd"/>
+            <w:r>
+              <w:rPr>
+                <w:sz w:val="24"/>
+                <w:szCs w:val="20"/>
+              </w:rPr>
+              <w:t>(</w:t>
+            </w:r>
+            <w:proofErr w:type="gramEnd"/>
+            <w:r>
+              <w:rPr>
+                <w:sz w:val="24"/>
+                <w:szCs w:val="20"/>
+              </w:rPr>
+              <w:t xml:space="preserve">) не </w:t>
             </w:r>
             <w:r>
               <w:rPr>
@@ -19747,12 +22215,21 @@
                 <w:szCs w:val="20"/>
               </w:rPr>
             </w:pPr>
-            <w:r>
-              <w:rPr>
-                <w:sz w:val="24"/>
-                <w:szCs w:val="20"/>
-              </w:rPr>
-              <w:t>PrivateValidate_WithNegativeStalkHeight_</w:t>
+            <w:proofErr w:type="spellStart"/>
+            <w:r>
+              <w:rPr>
+                <w:sz w:val="24"/>
+                <w:szCs w:val="20"/>
+              </w:rPr>
+              <w:t>PrivateValidate_WithNegativeStalkHeight</w:t>
+            </w:r>
+            <w:proofErr w:type="spellEnd"/>
+            <w:r>
+              <w:rPr>
+                <w:sz w:val="24"/>
+                <w:szCs w:val="20"/>
+              </w:rPr>
+              <w:t>_</w:t>
             </w:r>
           </w:p>
           <w:p>
@@ -19763,6 +22240,7 @@
                 <w:szCs w:val="20"/>
               </w:rPr>
             </w:pPr>
+            <w:proofErr w:type="spellStart"/>
             <w:r>
               <w:rPr>
                 <w:sz w:val="24"/>
@@ -19770,6 +22248,7 @@
               </w:rPr>
               <w:t>ShouldThrow</w:t>
             </w:r>
+            <w:proofErr w:type="spellEnd"/>
           </w:p>
         </w:tc>
         <w:tc>
@@ -19789,7 +22268,23 @@
                 <w:sz w:val="24"/>
                 <w:szCs w:val="20"/>
               </w:rPr>
-              <w:t>Проверяет, что приватный ValidateParameters вызывает исключение для отрицательной высоты ножки</w:t>
+              <w:t xml:space="preserve">Проверяет, что приватный </w:t>
+            </w:r>
+            <w:proofErr w:type="spellStart"/>
+            <w:r>
+              <w:rPr>
+                <w:sz w:val="24"/>
+                <w:szCs w:val="20"/>
+              </w:rPr>
+              <w:t>ValidateParameters</w:t>
+            </w:r>
+            <w:proofErr w:type="spellEnd"/>
+            <w:r>
+              <w:rPr>
+                <w:sz w:val="24"/>
+                <w:szCs w:val="20"/>
+              </w:rPr>
+              <w:t xml:space="preserve"> вызывает исключение для отрицательной высоты ножки</w:t>
             </w:r>
           </w:p>
         </w:tc>
@@ -19807,12 +22302,21 @@
                 <w:szCs w:val="20"/>
               </w:rPr>
             </w:pPr>
-            <w:r>
-              <w:rPr>
-                <w:sz w:val="24"/>
-                <w:szCs w:val="20"/>
-              </w:rPr>
-              <w:t>PrivateValidate_WithZeroStandRadius_</w:t>
+            <w:proofErr w:type="spellStart"/>
+            <w:r>
+              <w:rPr>
+                <w:sz w:val="24"/>
+                <w:szCs w:val="20"/>
+              </w:rPr>
+              <w:t>PrivateValidate_WithZeroStandRadius</w:t>
+            </w:r>
+            <w:proofErr w:type="spellEnd"/>
+            <w:r>
+              <w:rPr>
+                <w:sz w:val="24"/>
+                <w:szCs w:val="20"/>
+              </w:rPr>
+              <w:t>_</w:t>
             </w:r>
           </w:p>
           <w:p>
@@ -19823,6 +22327,7 @@
                 <w:szCs w:val="20"/>
               </w:rPr>
             </w:pPr>
+            <w:proofErr w:type="spellStart"/>
             <w:r>
               <w:rPr>
                 <w:sz w:val="24"/>
@@ -19830,6 +22335,7 @@
               </w:rPr>
               <w:t>ShouldThrow</w:t>
             </w:r>
+            <w:proofErr w:type="spellEnd"/>
           </w:p>
         </w:tc>
         <w:tc>
@@ -19849,7 +22355,23 @@
                 <w:sz w:val="24"/>
                 <w:szCs w:val="20"/>
               </w:rPr>
-              <w:t>Проверяет, что приватный ValidateParameters вызывает исключение для нулевого радиуса основания</w:t>
+              <w:t xml:space="preserve">Проверяет, что приватный </w:t>
+            </w:r>
+            <w:proofErr w:type="spellStart"/>
+            <w:r>
+              <w:rPr>
+                <w:sz w:val="24"/>
+                <w:szCs w:val="20"/>
+              </w:rPr>
+              <w:t>ValidateParameters</w:t>
+            </w:r>
+            <w:proofErr w:type="spellEnd"/>
+            <w:r>
+              <w:rPr>
+                <w:sz w:val="24"/>
+                <w:szCs w:val="20"/>
+              </w:rPr>
+              <w:t xml:space="preserve"> вызывает исключение для нулевого радиуса основания</w:t>
             </w:r>
           </w:p>
         </w:tc>
@@ -19867,12 +22389,21 @@
                 <w:szCs w:val="20"/>
               </w:rPr>
             </w:pPr>
-            <w:r>
-              <w:rPr>
-                <w:sz w:val="24"/>
-                <w:szCs w:val="20"/>
-              </w:rPr>
-              <w:t>PrivateValidate_WithAngleOutsideRange_</w:t>
+            <w:proofErr w:type="spellStart"/>
+            <w:r>
+              <w:rPr>
+                <w:sz w:val="24"/>
+                <w:szCs w:val="20"/>
+              </w:rPr>
+              <w:t>PrivateValidate_WithAngleOutsideRange</w:t>
+            </w:r>
+            <w:proofErr w:type="spellEnd"/>
+            <w:r>
+              <w:rPr>
+                <w:sz w:val="24"/>
+                <w:szCs w:val="20"/>
+              </w:rPr>
+              <w:t>_</w:t>
             </w:r>
           </w:p>
           <w:p>
@@ -19883,6 +22414,7 @@
                 <w:szCs w:val="20"/>
               </w:rPr>
             </w:pPr>
+            <w:proofErr w:type="spellStart"/>
             <w:r>
               <w:rPr>
                 <w:sz w:val="24"/>
@@ -19890,6 +22422,7 @@
               </w:rPr>
               <w:t>ShouldThrow</w:t>
             </w:r>
+            <w:proofErr w:type="spellEnd"/>
           </w:p>
         </w:tc>
         <w:tc>
@@ -19916,7 +22449,23 @@
                 <w:sz w:val="24"/>
                 <w:szCs w:val="20"/>
               </w:rPr>
-              <w:t>роверяет, что приватный ValidateParameters вызывает исключение для угла вне диапазона</w:t>
+              <w:t xml:space="preserve">роверяет, что приватный </w:t>
+            </w:r>
+            <w:proofErr w:type="spellStart"/>
+            <w:r>
+              <w:rPr>
+                <w:sz w:val="24"/>
+                <w:szCs w:val="20"/>
+              </w:rPr>
+              <w:t>ValidateParameters</w:t>
+            </w:r>
+            <w:proofErr w:type="spellEnd"/>
+            <w:r>
+              <w:rPr>
+                <w:sz w:val="24"/>
+                <w:szCs w:val="20"/>
+              </w:rPr>
+              <w:t xml:space="preserve"> вызывает исключение для угла вне диапазона</w:t>
             </w:r>
           </w:p>
         </w:tc>
@@ -19934,12 +22483,21 @@
                 <w:szCs w:val="20"/>
               </w:rPr>
             </w:pPr>
-            <w:r>
-              <w:rPr>
-                <w:sz w:val="24"/>
-                <w:szCs w:val="20"/>
-              </w:rPr>
-              <w:t>PrivateValidate_WithWallThicknessTooSmall_</w:t>
+            <w:proofErr w:type="spellStart"/>
+            <w:r>
+              <w:rPr>
+                <w:sz w:val="24"/>
+                <w:szCs w:val="20"/>
+              </w:rPr>
+              <w:t>PrivateValidate_WithWallThicknessTooSmall</w:t>
+            </w:r>
+            <w:proofErr w:type="spellEnd"/>
+            <w:r>
+              <w:rPr>
+                <w:sz w:val="24"/>
+                <w:szCs w:val="20"/>
+              </w:rPr>
+              <w:t>_</w:t>
             </w:r>
           </w:p>
           <w:p>
@@ -19950,6 +22508,7 @@
                 <w:szCs w:val="20"/>
               </w:rPr>
             </w:pPr>
+            <w:proofErr w:type="spellStart"/>
             <w:r>
               <w:rPr>
                 <w:sz w:val="24"/>
@@ -19957,6 +22516,7 @@
               </w:rPr>
               <w:t>ShouldThrow</w:t>
             </w:r>
+            <w:proofErr w:type="spellEnd"/>
           </w:p>
         </w:tc>
         <w:tc>
@@ -19976,7 +22536,23 @@
                 <w:sz w:val="24"/>
                 <w:szCs w:val="20"/>
               </w:rPr>
-              <w:t>Проверяет, что приватный ValidateParameters вызывает исключение для слишком маленькой толщины стенок</w:t>
+              <w:t xml:space="preserve">Проверяет, что приватный </w:t>
+            </w:r>
+            <w:proofErr w:type="spellStart"/>
+            <w:r>
+              <w:rPr>
+                <w:sz w:val="24"/>
+                <w:szCs w:val="20"/>
+              </w:rPr>
+              <w:t>ValidateParameters</w:t>
+            </w:r>
+            <w:proofErr w:type="spellEnd"/>
+            <w:r>
+              <w:rPr>
+                <w:sz w:val="24"/>
+                <w:szCs w:val="20"/>
+              </w:rPr>
+              <w:t xml:space="preserve"> вызывает исключение для слишком маленькой толщины стенок</w:t>
             </w:r>
           </w:p>
         </w:tc>
@@ -19994,12 +22570,21 @@
                 <w:szCs w:val="20"/>
               </w:rPr>
             </w:pPr>
-            <w:r>
-              <w:rPr>
-                <w:sz w:val="24"/>
-                <w:szCs w:val="20"/>
-              </w:rPr>
-              <w:t>Reset_WhenWrapperThrowsException_</w:t>
+            <w:proofErr w:type="spellStart"/>
+            <w:r>
+              <w:rPr>
+                <w:sz w:val="24"/>
+                <w:szCs w:val="20"/>
+              </w:rPr>
+              <w:t>Reset_WhenWrapperThrowsException</w:t>
+            </w:r>
+            <w:proofErr w:type="spellEnd"/>
+            <w:r>
+              <w:rPr>
+                <w:sz w:val="24"/>
+                <w:szCs w:val="20"/>
+              </w:rPr>
+              <w:t>_</w:t>
             </w:r>
           </w:p>
           <w:p>
@@ -20010,6 +22595,7 @@
                 <w:szCs w:val="20"/>
               </w:rPr>
             </w:pPr>
+            <w:proofErr w:type="spellStart"/>
             <w:r>
               <w:rPr>
                 <w:sz w:val="24"/>
@@ -20017,6 +22603,7 @@
               </w:rPr>
               <w:t>ShouldWrapException</w:t>
             </w:r>
+            <w:proofErr w:type="spellEnd"/>
           </w:p>
         </w:tc>
         <w:tc>
@@ -20036,7 +22623,32 @@
                 <w:sz w:val="24"/>
                 <w:szCs w:val="20"/>
               </w:rPr>
-              <w:t>Проверяет обработку исключения в Reset()</w:t>
+              <w:t xml:space="preserve">Проверяет обработку исключения в </w:t>
+            </w:r>
+            <w:proofErr w:type="spellStart"/>
+            <w:proofErr w:type="gramStart"/>
+            <w:r>
+              <w:rPr>
+                <w:sz w:val="24"/>
+                <w:szCs w:val="20"/>
+              </w:rPr>
+              <w:t>Reset</w:t>
+            </w:r>
+            <w:proofErr w:type="spellEnd"/>
+            <w:r>
+              <w:rPr>
+                <w:sz w:val="24"/>
+                <w:szCs w:val="20"/>
+              </w:rPr>
+              <w:t>(</w:t>
+            </w:r>
+            <w:proofErr w:type="gramEnd"/>
+            <w:r>
+              <w:rPr>
+                <w:sz w:val="24"/>
+                <w:szCs w:val="20"/>
+              </w:rPr>
+              <w:t>)</w:t>
             </w:r>
           </w:p>
         </w:tc>
@@ -20054,7 +22666,6 @@
           <w:sz w:val="24"/>
           <w:szCs w:val="20"/>
         </w:rPr>
-        <w:lastRenderedPageBreak/>
         <w:t>Окончание таблицы 8.6</w:t>
       </w:r>
     </w:p>
@@ -20081,12 +22692,21 @@
                 <w:szCs w:val="20"/>
               </w:rPr>
             </w:pPr>
-            <w:r>
-              <w:rPr>
-                <w:sz w:val="24"/>
-                <w:szCs w:val="20"/>
-              </w:rPr>
-              <w:t>ValidateParameters_WhenExceptionOccurs_</w:t>
+            <w:proofErr w:type="spellStart"/>
+            <w:r>
+              <w:rPr>
+                <w:sz w:val="24"/>
+                <w:szCs w:val="20"/>
+              </w:rPr>
+              <w:t>ValidateParameters_WhenExceptionOccurs</w:t>
+            </w:r>
+            <w:proofErr w:type="spellEnd"/>
+            <w:r>
+              <w:rPr>
+                <w:sz w:val="24"/>
+                <w:szCs w:val="20"/>
+              </w:rPr>
+              <w:t>_</w:t>
             </w:r>
           </w:p>
           <w:p>
@@ -20097,6 +22717,7 @@
                 <w:szCs w:val="20"/>
               </w:rPr>
             </w:pPr>
+            <w:proofErr w:type="spellStart"/>
             <w:r>
               <w:rPr>
                 <w:sz w:val="24"/>
@@ -20104,6 +22725,7 @@
               </w:rPr>
               <w:t>ShouldReturnFalse</w:t>
             </w:r>
+            <w:proofErr w:type="spellEnd"/>
           </w:p>
         </w:tc>
         <w:tc>
@@ -20123,7 +22745,39 @@
                 <w:sz w:val="24"/>
                 <w:szCs w:val="20"/>
               </w:rPr>
-              <w:t>Проверяет, что ValidateParameters возвращает false при любом исключении</w:t>
+              <w:t xml:space="preserve">Проверяет, что </w:t>
+            </w:r>
+            <w:proofErr w:type="spellStart"/>
+            <w:r>
+              <w:rPr>
+                <w:sz w:val="24"/>
+                <w:szCs w:val="20"/>
+              </w:rPr>
+              <w:t>ValidateParameters</w:t>
+            </w:r>
+            <w:proofErr w:type="spellEnd"/>
+            <w:r>
+              <w:rPr>
+                <w:sz w:val="24"/>
+                <w:szCs w:val="20"/>
+              </w:rPr>
+              <w:t xml:space="preserve"> возвращает </w:t>
+            </w:r>
+            <w:proofErr w:type="spellStart"/>
+            <w:r>
+              <w:rPr>
+                <w:sz w:val="24"/>
+                <w:szCs w:val="20"/>
+              </w:rPr>
+              <w:t>false</w:t>
+            </w:r>
+            <w:proofErr w:type="spellEnd"/>
+            <w:r>
+              <w:rPr>
+                <w:sz w:val="24"/>
+                <w:szCs w:val="20"/>
+              </w:rPr>
+              <w:t xml:space="preserve"> при любом исключении</w:t>
             </w:r>
           </w:p>
         </w:tc>
@@ -20146,7 +22800,7 @@
       <w:r>
         <w:t>8.3 Нагрузочное тестирование</w:t>
       </w:r>
-      <w:bookmarkEnd w:id="34"/>
+      <w:bookmarkEnd w:id="36"/>
     </w:p>
     <w:p>
       <w:pPr>
@@ -20212,6 +22866,7 @@
         <w:rPr>
           <w:noProof/>
         </w:rPr>
+        <w:lastRenderedPageBreak/>
         <w:drawing>
           <wp:inline distT="0" distB="0" distL="0" distR="0" wp14:anchorId="244A2BAB" wp14:editId="0417B495">
             <wp:extent cx="5939790" cy="3085465"/>
@@ -20315,7 +22970,7 @@
         <w:t>8.</w:t>
       </w:r>
       <w:r>
-        <w:t>10</w:t>
+        <w:t>8</w:t>
       </w:r>
       <w:r>
         <w:t xml:space="preserve">, можно сделать вывод, что объем оперативной памяти, затрачиваемый плагином на построение трехмерных моделей, линейно увеличивается </w:t>
@@ -20329,21 +22984,44 @@
       <w:r>
         <w:t xml:space="preserve">Объём используемой оперативной памяти достигает максимума и больше не достигает таких значений, очищаясь на уровне около </w:t>
       </w:r>
-      <w:commentRangeStart w:id="35"/>
-      <w:r>
-        <w:t>10.8 ГБ.</w:t>
+      <w:commentRangeStart w:id="37"/>
+      <w:commentRangeStart w:id="38"/>
+      <w:r>
+        <w:t>1</w:t>
+      </w:r>
+      <w:r>
+        <w:t>4</w:t>
+      </w:r>
+      <w:r>
+        <w:t>.</w:t>
+      </w:r>
+      <w:r>
+        <w:t>7</w:t>
+      </w:r>
+      <w:r>
+        <w:t xml:space="preserve"> ГБ.</w:t>
       </w:r>
       <w:r>
         <w:t xml:space="preserve"> </w:t>
       </w:r>
-      <w:commentRangeEnd w:id="35"/>
+      <w:commentRangeEnd w:id="37"/>
       <w:r>
         <w:rPr>
           <w:rStyle w:val="af6"/>
           <w:sz w:val="28"/>
           <w:szCs w:val="22"/>
         </w:rPr>
-        <w:commentReference w:id="35"/>
+        <w:commentReference w:id="37"/>
+      </w:r>
+      <w:commentRangeEnd w:id="38"/>
+      <w:r>
+        <w:rPr>
+          <w:rStyle w:val="af6"/>
+          <w:rFonts w:eastAsia="SimSun" w:cs="Times New Roman (Заголовки (сло"/>
+          <w:color w:val="000000" w:themeColor="text1"/>
+          <w:lang w:bidi="ar-SA"/>
+        </w:rPr>
+        <w:commentReference w:id="38"/>
       </w:r>
       <w:r>
         <w:t xml:space="preserve">Процесс частичной очистки оперативной памяти, происходящий </w:t>
@@ -20367,7 +23045,7 @@
         <w:t xml:space="preserve">и, предположительно, объясняется использованием файла подкачки для компенсации её недостатка, однако на построении </w:t>
       </w:r>
       <w:r>
-        <w:t>9408</w:t>
+        <w:t>7015</w:t>
       </w:r>
       <w:r>
         <w:t xml:space="preserve"> </w:t>
@@ -20376,11 +23054,7 @@
         <w:t xml:space="preserve">модели </w:t>
       </w:r>
       <w:r>
-        <w:t xml:space="preserve">САПР </w:t>
-      </w:r>
-      <w:r>
-        <w:lastRenderedPageBreak/>
-        <w:t>КОМПАС-3D перестал отвечать, достигнув максимального потребления ОЗУ, когда система уже не смогла выделить больший объем.</w:t>
+        <w:t>САПР КОМПАС-3D перестал отвечать, достигнув максимального потребления ОЗУ, когда система уже не смогла выделить больший объем.</w:t>
       </w:r>
       <w:r>
         <w:t xml:space="preserve"> </w:t>
@@ -20396,6 +23070,7 @@
         <w:rPr>
           <w:noProof/>
         </w:rPr>
+        <w:lastRenderedPageBreak/>
         <w:drawing>
           <wp:inline distT="0" distB="0" distL="0" distR="0" wp14:anchorId="5CE9DD3B" wp14:editId="35E4DC67">
             <wp:extent cx="5363323" cy="3353268"/>
@@ -20483,14 +23158,13 @@
         <w:spacing w:line="240" w:lineRule="auto"/>
         <w:ind w:firstLine="0"/>
       </w:pPr>
-      <w:commentRangeStart w:id="36"/>
     </w:p>
     <w:p>
       <w:r>
         <w:t>Проанализировав график 8.</w:t>
       </w:r>
       <w:r>
-        <w:t>11</w:t>
+        <w:t>9</w:t>
       </w:r>
       <w:r>
         <w:t>,</w:t>
@@ -20520,8 +23194,13 @@
         <w:t>0</w:t>
       </w:r>
       <w:r>
-        <w:t xml:space="preserve"> мс</w:t>
-      </w:r>
+        <w:t xml:space="preserve"> </w:t>
+      </w:r>
+      <w:proofErr w:type="spellStart"/>
+      <w:r>
+        <w:t>мс</w:t>
+      </w:r>
+      <w:proofErr w:type="spellEnd"/>
       <w:r>
         <w:t>.</w:t>
       </w:r>
@@ -20532,7 +23211,15 @@
         <w:t>1901</w:t>
       </w:r>
       <w:r>
-        <w:t xml:space="preserve"> мс можно связать с загруженностью операционной системы другими задачами, которые находятся в фоновом режиме</w:t>
+        <w:t xml:space="preserve"> </w:t>
+      </w:r>
+      <w:proofErr w:type="spellStart"/>
+      <w:r>
+        <w:t>мс</w:t>
+      </w:r>
+      <w:proofErr w:type="spellEnd"/>
+      <w:r>
+        <w:t xml:space="preserve"> можно связать с загруженностью операционной системы другими задачами, которые находятся в фоновом режиме</w:t>
       </w:r>
       <w:r>
         <w:t>,</w:t>
@@ -20545,15 +23232,6 @@
       </w:r>
       <w:r>
         <w:t>.</w:t>
-      </w:r>
-      <w:commentRangeEnd w:id="36"/>
-      <w:r>
-        <w:rPr>
-          <w:rStyle w:val="af6"/>
-          <w:sz w:val="28"/>
-          <w:szCs w:val="22"/>
-        </w:rPr>
-        <w:commentReference w:id="36"/>
       </w:r>
       <w:r>
         <w:br w:type="page"/>
@@ -20564,24 +23242,24 @@
         <w:pStyle w:val="10"/>
         <w:spacing w:line="240" w:lineRule="auto"/>
       </w:pPr>
-      <w:bookmarkStart w:id="37" w:name="_Toc185369670"/>
-      <w:bookmarkStart w:id="38" w:name="_Toc185597202"/>
-      <w:bookmarkStart w:id="39" w:name="_Toc185949962"/>
-      <w:bookmarkStart w:id="40" w:name="_Toc185950169"/>
-      <w:bookmarkStart w:id="41" w:name="_Toc185950999"/>
-      <w:bookmarkStart w:id="42" w:name="_Toc185951569"/>
-      <w:bookmarkStart w:id="43" w:name="_Toc219137226"/>
+      <w:bookmarkStart w:id="39" w:name="_Toc185369670"/>
+      <w:bookmarkStart w:id="40" w:name="_Toc185597202"/>
+      <w:bookmarkStart w:id="41" w:name="_Toc185949962"/>
+      <w:bookmarkStart w:id="42" w:name="_Toc185950169"/>
+      <w:bookmarkStart w:id="43" w:name="_Toc185950999"/>
+      <w:bookmarkStart w:id="44" w:name="_Toc185951569"/>
+      <w:bookmarkStart w:id="45" w:name="_Toc219137226"/>
       <w:r>
         <w:lastRenderedPageBreak/>
         <w:t>Заключение</w:t>
       </w:r>
-      <w:bookmarkEnd w:id="37"/>
-      <w:bookmarkEnd w:id="38"/>
       <w:bookmarkEnd w:id="39"/>
       <w:bookmarkEnd w:id="40"/>
       <w:bookmarkEnd w:id="41"/>
       <w:bookmarkEnd w:id="42"/>
       <w:bookmarkEnd w:id="43"/>
+      <w:bookmarkEnd w:id="44"/>
+      <w:bookmarkEnd w:id="45"/>
     </w:p>
     <w:p>
       <w:pPr>
@@ -20632,24 +23310,24 @@
         <w:pStyle w:val="10"/>
         <w:spacing w:line="240" w:lineRule="auto"/>
       </w:pPr>
-      <w:bookmarkStart w:id="44" w:name="_Toc185369671"/>
-      <w:bookmarkStart w:id="45" w:name="_Toc185597203"/>
-      <w:bookmarkStart w:id="46" w:name="_Toc185949963"/>
-      <w:bookmarkStart w:id="47" w:name="_Toc185950170"/>
-      <w:bookmarkStart w:id="48" w:name="_Toc185951000"/>
-      <w:bookmarkStart w:id="49" w:name="_Toc185951570"/>
-      <w:bookmarkStart w:id="50" w:name="_Toc219137227"/>
+      <w:bookmarkStart w:id="46" w:name="_Toc185369671"/>
+      <w:bookmarkStart w:id="47" w:name="_Toc185597203"/>
+      <w:bookmarkStart w:id="48" w:name="_Toc185949963"/>
+      <w:bookmarkStart w:id="49" w:name="_Toc185950170"/>
+      <w:bookmarkStart w:id="50" w:name="_Toc185951000"/>
+      <w:bookmarkStart w:id="51" w:name="_Toc185951570"/>
+      <w:bookmarkStart w:id="52" w:name="_Toc219137227"/>
       <w:r>
         <w:lastRenderedPageBreak/>
         <w:t>Список использованных источников</w:t>
       </w:r>
-      <w:bookmarkEnd w:id="44"/>
-      <w:bookmarkEnd w:id="45"/>
       <w:bookmarkEnd w:id="46"/>
       <w:bookmarkEnd w:id="47"/>
       <w:bookmarkEnd w:id="48"/>
       <w:bookmarkEnd w:id="49"/>
       <w:bookmarkEnd w:id="50"/>
+      <w:bookmarkEnd w:id="51"/>
+      <w:bookmarkEnd w:id="52"/>
     </w:p>
     <w:p>
       <w:pPr>
@@ -20719,7 +23397,47 @@
         <w:ind w:left="0" w:firstLine="709"/>
       </w:pPr>
       <w:r>
-        <w:t>Введение в UML от создателей языка [Текст] : руководство пользователя / Г. Буч, Д. Рамбо, И. Якобсон. - 2-е изд. - М. : ДМК Пресс, 2012. - 494 с. : ил. - (Классика программирования). - Предм. указ.: с. 483-493. - ISBN 978-5-94074-644-7;</w:t>
+        <w:t>Введение в UML от создателей языка [Текст</w:t>
+      </w:r>
+      <w:proofErr w:type="gramStart"/>
+      <w:r>
+        <w:t>] :</w:t>
+      </w:r>
+      <w:proofErr w:type="gramEnd"/>
+      <w:r>
+        <w:t xml:space="preserve"> руководство пользователя / Г. Буч, Д. </w:t>
+      </w:r>
+      <w:proofErr w:type="spellStart"/>
+      <w:r>
+        <w:t>Рамбо</w:t>
+      </w:r>
+      <w:proofErr w:type="spellEnd"/>
+      <w:r>
+        <w:t xml:space="preserve">, И. Якобсон. - 2-е изд. - </w:t>
+      </w:r>
+      <w:proofErr w:type="gramStart"/>
+      <w:r>
+        <w:t>М. :</w:t>
+      </w:r>
+      <w:proofErr w:type="gramEnd"/>
+      <w:r>
+        <w:t xml:space="preserve"> ДМК Пресс, 2012. - 494 </w:t>
+      </w:r>
+      <w:proofErr w:type="gramStart"/>
+      <w:r>
+        <w:t>с. :</w:t>
+      </w:r>
+      <w:proofErr w:type="gramEnd"/>
+      <w:r>
+        <w:t xml:space="preserve"> ил. - (Классика программирования). - </w:t>
+      </w:r>
+      <w:proofErr w:type="spellStart"/>
+      <w:r>
+        <w:t>Предм</w:t>
+      </w:r>
+      <w:proofErr w:type="spellEnd"/>
+      <w:r>
+        <w:t>. указ.: с. 483-493. - ISBN 978-5-94074-644-7;</w:t>
       </w:r>
     </w:p>
     <w:p>
@@ -20804,12 +23522,14 @@
       <w:r>
         <w:t>://</w:t>
       </w:r>
+      <w:proofErr w:type="spellStart"/>
       <w:r>
         <w:rPr>
           <w:lang w:val="en-US"/>
         </w:rPr>
         <w:t>habr</w:t>
       </w:r>
+      <w:proofErr w:type="spellEnd"/>
       <w:r>
         <w:t>.</w:t>
       </w:r>
@@ -20822,12 +23542,14 @@
       <w:r>
         <w:t>/</w:t>
       </w:r>
+      <w:proofErr w:type="spellStart"/>
       <w:r>
         <w:rPr>
           <w:lang w:val="en-US"/>
         </w:rPr>
         <w:t>ru</w:t>
       </w:r>
+      <w:proofErr w:type="spellEnd"/>
       <w:r>
         <w:t>/</w:t>
       </w:r>
@@ -20906,12 +23628,14 @@
         <w:autoSpaceDN/>
         <w:ind w:left="0" w:firstLine="709"/>
       </w:pPr>
+      <w:proofErr w:type="spellStart"/>
       <w:r>
         <w:rPr>
           <w:lang w:val="en-US"/>
         </w:rPr>
         <w:t>StackOverFlow</w:t>
       </w:r>
+      <w:proofErr w:type="spellEnd"/>
       <w:r>
         <w:t xml:space="preserve"> [</w:t>
       </w:r>
@@ -20967,8 +23691,29 @@
         </w:numPr>
         <w:ind w:left="0" w:firstLine="709"/>
       </w:pPr>
-      <w:r>
-        <w:t>Teapot Plugin [Электронный ресурс]. − Режим доступа https://github.com/kurocha/teapot  (дата обращения 14.10.2025)</w:t>
+      <w:proofErr w:type="spellStart"/>
+      <w:r>
+        <w:t>Teapot</w:t>
+      </w:r>
+      <w:proofErr w:type="spellEnd"/>
+      <w:r>
+        <w:t xml:space="preserve"> </w:t>
+      </w:r>
+      <w:proofErr w:type="spellStart"/>
+      <w:r>
+        <w:t>Plugin</w:t>
+      </w:r>
+      <w:proofErr w:type="spellEnd"/>
+      <w:r>
+        <w:t xml:space="preserve"> [Электронный ресурс]. − Режим доступа </w:t>
+      </w:r>
+      <w:proofErr w:type="gramStart"/>
+      <w:r>
+        <w:t>https://github.com/kurocha/teapot  (</w:t>
+      </w:r>
+      <w:proofErr w:type="gramEnd"/>
+      <w:r>
+        <w:t>дата обращения 14.10.2025)</w:t>
       </w:r>
     </w:p>
     <w:p>
@@ -20981,7 +23726,15 @@
         <w:ind w:left="0" w:firstLine="709"/>
       </w:pPr>
       <w:r>
-        <w:t>Программа автоматического построения 3D моделей и разверток по заданным значениям в AutoCAD «Лекало». Расчет и построение механических передач [Электронный ресурс]. – Режим доступа: https://www.2d-3d.ru/3d-galereia/autocad/811-programma-dlya-autocad-lekalo.html (дата обращения: 14.10.2025)</w:t>
+        <w:t xml:space="preserve">Программа автоматического построения 3D моделей и разверток по заданным значениям в </w:t>
+      </w:r>
+      <w:proofErr w:type="spellStart"/>
+      <w:r>
+        <w:t>AutoCAD</w:t>
+      </w:r>
+      <w:proofErr w:type="spellEnd"/>
+      <w:r>
+        <w:t xml:space="preserve"> «Лекало». Расчет и построение механических передач [Электронный ресурс]. – Режим доступа: https://www.2d-3d.ru/3d-galereia/autocad/811-programma-dlya-autocad-lekalo.html (дата обращения: 14.10.2025)</w:t>
       </w:r>
     </w:p>
     <w:p>
@@ -21007,7 +23760,7 @@
 </file>
 
 <file path=word/comments.xml><?xml version="1.0" encoding="utf-8"?>
-<w:comments xmlns:wpc="http://schemas.microsoft.com/office/word/2010/wordprocessingCanvas" xmlns:cx="http://schemas.microsoft.com/office/drawing/2014/chartex" xmlns:cx1="http://schemas.microsoft.com/office/drawing/2015/9/8/chartex" xmlns:cx2="http://schemas.microsoft.com/office/drawing/2015/10/21/chartex" xmlns:cx3="http://schemas.microsoft.com/office/drawing/2016/5/9/chartex" xmlns:cx4="http://schemas.microsoft.com/office/drawing/2016/5/10/chartex" xmlns:cx5="http://schemas.microsoft.com/office/drawing/2016/5/11/chartex" xmlns:cx6="http://schemas.microsoft.com/office/drawing/2016/5/12/chartex" xmlns:cx7="http://schemas.microsoft.com/office/drawing/2016/5/13/chartex" xmlns:cx8="http://schemas.microsoft.com/office/drawing/2016/5/14/chartex" xmlns:mc="http://schemas.openxmlformats.org/markup-compatibility/2006" xmlns:aink="http://schemas.microsoft.com/office/drawing/2016/ink" xmlns:am3d="http://schemas.microsoft.com/office/drawing/2017/model3d" xmlns:o="urn:schemas-microsoft-com:office:office" xmlns:oel="http://schemas.microsoft.com/office/2019/extlst" xmlns:r="http://schemas.openxmlformats.org/officeDocument/2006/relationships" xmlns:m="http://schemas.openxmlformats.org/officeDocument/2006/math" xmlns:v="urn:schemas-microsoft-com:vml" xmlns:wp14="http://schemas.microsoft.com/office/word/2010/wordprocessingDrawing" xmlns:wp="http://schemas.openxmlformats.org/drawingml/2006/wordprocessingDrawing" xmlns:w10="urn:schemas-microsoft-com:office:word" xmlns:w="http://schemas.openxmlformats.org/wordprocessingml/2006/main" xmlns:w14="http://schemas.microsoft.com/office/word/2010/wordml" xmlns:w15="http://schemas.microsoft.com/office/word/2012/wordml" xmlns:w16cex="http://schemas.microsoft.com/office/word/2018/wordml/cex" xmlns:w16cid="http://schemas.microsoft.com/office/word/2016/wordml/cid" xmlns:w16="http://schemas.microsoft.com/office/word/2018/wordml" xmlns:w16du="http://schemas.microsoft.com/office/word/2023/wordml/word16du" xmlns:w16sdtdh="http://schemas.microsoft.com/office/word/2020/wordml/sdtdatahash" xmlns:w16sdtfl="http://schemas.microsoft.com/office/word/2024/wordml/sdtformatlock" xmlns:w16se="http://schemas.microsoft.com/office/word/2015/wordml/symex" xmlns:wpg="http://schemas.microsoft.com/office/word/2010/wordprocessingGroup" xmlns:wpi="http://schemas.microsoft.com/office/word/2010/wordprocessingInk" xmlns:wne="http://schemas.microsoft.com/office/word/2006/wordml" xmlns:wps="http://schemas.microsoft.com/office/word/2010/wordprocessingShape" mc:Ignorable="w14 w15 w16se w16cid w16 w16cex w16sdtdh w16sdtfl w16du wp14">
+<w:comments xmlns:wpc="http://schemas.microsoft.com/office/word/2010/wordprocessingCanvas" xmlns:cx="http://schemas.microsoft.com/office/drawing/2014/chartex" xmlns:cx1="http://schemas.microsoft.com/office/drawing/2015/9/8/chartex" xmlns:cx2="http://schemas.microsoft.com/office/drawing/2015/10/21/chartex" xmlns:cx3="http://schemas.microsoft.com/office/drawing/2016/5/9/chartex" xmlns:cx4="http://schemas.microsoft.com/office/drawing/2016/5/10/chartex" xmlns:cx5="http://schemas.microsoft.com/office/drawing/2016/5/11/chartex" xmlns:cx6="http://schemas.microsoft.com/office/drawing/2016/5/12/chartex" xmlns:cx7="http://schemas.microsoft.com/office/drawing/2016/5/13/chartex" xmlns:cx8="http://schemas.microsoft.com/office/drawing/2016/5/14/chartex" xmlns:mc="http://schemas.openxmlformats.org/markup-compatibility/2006" xmlns:aink="http://schemas.microsoft.com/office/drawing/2016/ink" xmlns:am3d="http://schemas.microsoft.com/office/drawing/2017/model3d" xmlns:o="urn:schemas-microsoft-com:office:office" xmlns:r="http://schemas.openxmlformats.org/officeDocument/2006/relationships" xmlns:m="http://schemas.openxmlformats.org/officeDocument/2006/math" xmlns:v="urn:schemas-microsoft-com:vml" xmlns:wp14="http://schemas.microsoft.com/office/word/2010/wordprocessingDrawing" xmlns:wp="http://schemas.openxmlformats.org/drawingml/2006/wordprocessingDrawing" xmlns:w10="urn:schemas-microsoft-com:office:word" xmlns:w="http://schemas.openxmlformats.org/wordprocessingml/2006/main" xmlns:w14="http://schemas.microsoft.com/office/word/2010/wordml" xmlns:w15="http://schemas.microsoft.com/office/word/2012/wordml" xmlns:w16cex="http://schemas.microsoft.com/office/word/2018/wordml/cex" xmlns:w16cid="http://schemas.microsoft.com/office/word/2016/wordml/cid" xmlns:w16="http://schemas.microsoft.com/office/word/2018/wordml" xmlns:w16se="http://schemas.microsoft.com/office/word/2015/wordml/symex" xmlns:wpg="http://schemas.microsoft.com/office/word/2010/wordprocessingGroup" xmlns:wpi="http://schemas.microsoft.com/office/word/2010/wordprocessingInk" xmlns:wne="http://schemas.microsoft.com/office/word/2006/wordml" xmlns:wps="http://schemas.microsoft.com/office/word/2010/wordprocessingShape" mc:Ignorable="w14 w15 w16se w16cid w16 w16cex wp14">
   <w:comment w:id="32" w:author="Kalentyev Alexey" w:date="2026-02-28T16:09:00Z" w:initials="KA">
     <w:p>
       <w:pPr>
@@ -21026,7 +23779,20 @@
       </w:r>
     </w:p>
   </w:comment>
-  <w:comment w:id="35" w:author="Kalentyev Alexey" w:date="2026-02-28T16:09:00Z" w:initials="KA">
+  <w:comment w:id="33" w:author="Максим Лавор" w:date="2026-03-17T14:31:00Z" w:initials="МЛ">
+    <w:p>
+      <w:pPr>
+        <w:pStyle w:val="af7"/>
+      </w:pPr>
+      <w:r>
+        <w:rPr>
+          <w:rStyle w:val="af6"/>
+        </w:rPr>
+        <w:annotationRef/>
+      </w:r>
+    </w:p>
+  </w:comment>
+  <w:comment w:id="37" w:author="Kalentyev Alexey" w:date="2026-02-28T16:09:00Z" w:initials="KA">
     <w:p>
       <w:pPr>
         <w:pStyle w:val="af7"/>
@@ -21044,53 +23810,57 @@
       </w:r>
     </w:p>
   </w:comment>
-  <w:comment w:id="36" w:author="Kalentyev Alexey" w:date="2026-02-28T16:10:00Z" w:initials="KA">
+  <w:comment w:id="38" w:author="Максим Лавор" w:date="2026-03-17T14:25:00Z" w:initials="МЛ">
+    <w:p>
+      <w:pPr>
+        <w:pStyle w:val="af7"/>
+      </w:pPr>
+      <w:r>
+        <w:rPr>
+          <w:rStyle w:val="af6"/>
+        </w:rPr>
+        <w:annotationRef/>
+      </w:r>
+    </w:p>
     <w:p>
       <w:pPr>
         <w:pStyle w:val="af7"/>
         <w:ind w:firstLine="0"/>
-        <w:jc w:val="left"/>
-      </w:pPr>
-      <w:r>
-        <w:rPr>
-          <w:rStyle w:val="af6"/>
-        </w:rPr>
-        <w:annotationRef/>
-      </w:r>
-      <w:r>
-        <w:t>Не верю.</w:t>
-      </w:r>
+      </w:pPr>
     </w:p>
   </w:comment>
 </w:comments>
 </file>
 
 <file path=word/commentsExtended.xml><?xml version="1.0" encoding="utf-8"?>
-<w15:commentsEx xmlns:wpc="http://schemas.microsoft.com/office/word/2010/wordprocessingCanvas" xmlns:cx="http://schemas.microsoft.com/office/drawing/2014/chartex" xmlns:cx1="http://schemas.microsoft.com/office/drawing/2015/9/8/chartex" xmlns:cx2="http://schemas.microsoft.com/office/drawing/2015/10/21/chartex" xmlns:cx3="http://schemas.microsoft.com/office/drawing/2016/5/9/chartex" xmlns:cx4="http://schemas.microsoft.com/office/drawing/2016/5/10/chartex" xmlns:cx5="http://schemas.microsoft.com/office/drawing/2016/5/11/chartex" xmlns:cx6="http://schemas.microsoft.com/office/drawing/2016/5/12/chartex" xmlns:cx7="http://schemas.microsoft.com/office/drawing/2016/5/13/chartex" xmlns:cx8="http://schemas.microsoft.com/office/drawing/2016/5/14/chartex" xmlns:mc="http://schemas.openxmlformats.org/markup-compatibility/2006" xmlns:aink="http://schemas.microsoft.com/office/drawing/2016/ink" xmlns:am3d="http://schemas.microsoft.com/office/drawing/2017/model3d" xmlns:o="urn:schemas-microsoft-com:office:office" xmlns:oel="http://schemas.microsoft.com/office/2019/extlst" xmlns:r="http://schemas.openxmlformats.org/officeDocument/2006/relationships" xmlns:m="http://schemas.openxmlformats.org/officeDocument/2006/math" xmlns:v="urn:schemas-microsoft-com:vml" xmlns:wp14="http://schemas.microsoft.com/office/word/2010/wordprocessingDrawing" xmlns:wp="http://schemas.openxmlformats.org/drawingml/2006/wordprocessingDrawing" xmlns:w10="urn:schemas-microsoft-com:office:word" xmlns:w="http://schemas.openxmlformats.org/wordprocessingml/2006/main" xmlns:w14="http://schemas.microsoft.com/office/word/2010/wordml" xmlns:w15="http://schemas.microsoft.com/office/word/2012/wordml" xmlns:w16cex="http://schemas.microsoft.com/office/word/2018/wordml/cex" xmlns:w16cid="http://schemas.microsoft.com/office/word/2016/wordml/cid" xmlns:w16="http://schemas.microsoft.com/office/word/2018/wordml" xmlns:w16du="http://schemas.microsoft.com/office/word/2023/wordml/word16du" xmlns:w16sdtdh="http://schemas.microsoft.com/office/word/2020/wordml/sdtdatahash" xmlns:w16sdtfl="http://schemas.microsoft.com/office/word/2024/wordml/sdtformatlock" xmlns:w16se="http://schemas.microsoft.com/office/word/2015/wordml/symex" xmlns:wpg="http://schemas.microsoft.com/office/word/2010/wordprocessingGroup" xmlns:wpi="http://schemas.microsoft.com/office/word/2010/wordprocessingInk" xmlns:wne="http://schemas.microsoft.com/office/word/2006/wordml" xmlns:wps="http://schemas.microsoft.com/office/word/2010/wordprocessingShape" mc:Ignorable="w14 w15 w16se w16cid w16 w16cex w16sdtdh w16sdtfl w16du wp14">
+<w15:commentsEx xmlns:wpc="http://schemas.microsoft.com/office/word/2010/wordprocessingCanvas" xmlns:cx="http://schemas.microsoft.com/office/drawing/2014/chartex" xmlns:cx1="http://schemas.microsoft.com/office/drawing/2015/9/8/chartex" xmlns:cx2="http://schemas.microsoft.com/office/drawing/2015/10/21/chartex" xmlns:cx3="http://schemas.microsoft.com/office/drawing/2016/5/9/chartex" xmlns:cx4="http://schemas.microsoft.com/office/drawing/2016/5/10/chartex" xmlns:cx5="http://schemas.microsoft.com/office/drawing/2016/5/11/chartex" xmlns:cx6="http://schemas.microsoft.com/office/drawing/2016/5/12/chartex" xmlns:cx7="http://schemas.microsoft.com/office/drawing/2016/5/13/chartex" xmlns:cx8="http://schemas.microsoft.com/office/drawing/2016/5/14/chartex" xmlns:mc="http://schemas.openxmlformats.org/markup-compatibility/2006" xmlns:aink="http://schemas.microsoft.com/office/drawing/2016/ink" xmlns:am3d="http://schemas.microsoft.com/office/drawing/2017/model3d" xmlns:o="urn:schemas-microsoft-com:office:office" xmlns:r="http://schemas.openxmlformats.org/officeDocument/2006/relationships" xmlns:m="http://schemas.openxmlformats.org/officeDocument/2006/math" xmlns:v="urn:schemas-microsoft-com:vml" xmlns:wp14="http://schemas.microsoft.com/office/word/2010/wordprocessingDrawing" xmlns:wp="http://schemas.openxmlformats.org/drawingml/2006/wordprocessingDrawing" xmlns:w10="urn:schemas-microsoft-com:office:word" xmlns:w="http://schemas.openxmlformats.org/wordprocessingml/2006/main" xmlns:w14="http://schemas.microsoft.com/office/word/2010/wordml" xmlns:w15="http://schemas.microsoft.com/office/word/2012/wordml" xmlns:w16cex="http://schemas.microsoft.com/office/word/2018/wordml/cex" xmlns:w16cid="http://schemas.microsoft.com/office/word/2016/wordml/cid" xmlns:w16="http://schemas.microsoft.com/office/word/2018/wordml" xmlns:w16se="http://schemas.microsoft.com/office/word/2015/wordml/symex" xmlns:wpg="http://schemas.microsoft.com/office/word/2010/wordprocessingGroup" xmlns:wpi="http://schemas.microsoft.com/office/word/2010/wordprocessingInk" xmlns:wne="http://schemas.microsoft.com/office/word/2006/wordml" xmlns:wps="http://schemas.microsoft.com/office/word/2010/wordprocessingShape" mc:Ignorable="w14 w15 w16se w16cid w16 w16cex wp14">
   <w15:commentEx w15:paraId="0F48D7D3" w15:done="0"/>
+  <w15:commentEx w15:paraId="2FC98394" w15:paraIdParent="0F48D7D3" w15:done="0"/>
   <w15:commentEx w15:paraId="2760704B" w15:done="0"/>
-  <w15:commentEx w15:paraId="6A64B560" w15:done="0"/>
+  <w15:commentEx w15:paraId="140DFF7E" w15:paraIdParent="2760704B" w15:done="0"/>
 </w15:commentsEx>
 </file>
 
 <file path=word/commentsExtensible.xml><?xml version="1.0" encoding="utf-8"?>
-<w16cex:commentsExtensible xmlns:wpc="http://schemas.microsoft.com/office/word/2010/wordprocessingCanvas" xmlns:cx="http://schemas.microsoft.com/office/drawing/2014/chartex" xmlns:cx1="http://schemas.microsoft.com/office/drawing/2015/9/8/chartex" xmlns:cx2="http://schemas.microsoft.com/office/drawing/2015/10/21/chartex" xmlns:cx3="http://schemas.microsoft.com/office/drawing/2016/5/9/chartex" xmlns:cx4="http://schemas.microsoft.com/office/drawing/2016/5/10/chartex" xmlns:cx5="http://schemas.microsoft.com/office/drawing/2016/5/11/chartex" xmlns:cx6="http://schemas.microsoft.com/office/drawing/2016/5/12/chartex" xmlns:cx7="http://schemas.microsoft.com/office/drawing/2016/5/13/chartex" xmlns:cx8="http://schemas.microsoft.com/office/drawing/2016/5/14/chartex" xmlns:cr="http://schemas.microsoft.com/office/comments/2020/reactions" xmlns:mc="http://schemas.openxmlformats.org/markup-compatibility/2006" xmlns:aink="http://schemas.microsoft.com/office/drawing/2016/ink" xmlns:am3d="http://schemas.microsoft.com/office/drawing/2017/model3d" xmlns:o="urn:schemas-microsoft-com:office:office" xmlns:oel="http://schemas.microsoft.com/office/2019/extlst" xmlns:r="http://schemas.openxmlformats.org/officeDocument/2006/relationships" xmlns:m="http://schemas.openxmlformats.org/officeDocument/2006/math" xmlns:v="urn:schemas-microsoft-com:vml" xmlns:wp14="http://schemas.microsoft.com/office/word/2010/wordprocessingDrawing" xmlns:wp="http://schemas.openxmlformats.org/drawingml/2006/wordprocessingDrawing" xmlns:w10="urn:schemas-microsoft-com:office:word" xmlns:w="http://schemas.openxmlformats.org/wordprocessingml/2006/main" xmlns:w14="http://schemas.microsoft.com/office/word/2010/wordml" xmlns:w15="http://schemas.microsoft.com/office/word/2012/wordml" xmlns:w16cex="http://schemas.microsoft.com/office/word/2018/wordml/cex" xmlns:w16cid="http://schemas.microsoft.com/office/word/2016/wordml/cid" xmlns:w16="http://schemas.microsoft.com/office/word/2018/wordml" xmlns:w16du="http://schemas.microsoft.com/office/word/2023/wordml/word16du" xmlns:w16sdtdh="http://schemas.microsoft.com/office/word/2020/wordml/sdtdatahash" xmlns:w16sdtfl="http://schemas.microsoft.com/office/word/2024/wordml/sdtformatlock" xmlns:w16se="http://schemas.microsoft.com/office/word/2015/wordml/symex" xmlns:wpg="http://schemas.microsoft.com/office/word/2010/wordprocessingGroup" xmlns:wpi="http://schemas.microsoft.com/office/word/2010/wordprocessingInk" xmlns:wne="http://schemas.microsoft.com/office/word/2006/wordml" xmlns:wps="http://schemas.microsoft.com/office/word/2010/wordprocessingShape" mc:Ignorable="w14 w15 w16se w16cid w16 w16cex w16sdtdh w16sdtfl cr w16du wp14">
+<w16cex:commentsExtensible xmlns:wpc="http://schemas.microsoft.com/office/word/2010/wordprocessingCanvas" xmlns:cx="http://schemas.microsoft.com/office/drawing/2014/chartex" xmlns:cx1="http://schemas.microsoft.com/office/drawing/2015/9/8/chartex" xmlns:cx2="http://schemas.microsoft.com/office/drawing/2015/10/21/chartex" xmlns:cx3="http://schemas.microsoft.com/office/drawing/2016/5/9/chartex" xmlns:cx4="http://schemas.microsoft.com/office/drawing/2016/5/10/chartex" xmlns:cx5="http://schemas.microsoft.com/office/drawing/2016/5/11/chartex" xmlns:cx6="http://schemas.microsoft.com/office/drawing/2016/5/12/chartex" xmlns:cx7="http://schemas.microsoft.com/office/drawing/2016/5/13/chartex" xmlns:cx8="http://schemas.microsoft.com/office/drawing/2016/5/14/chartex" xmlns:mc="http://schemas.openxmlformats.org/markup-compatibility/2006" xmlns:aink="http://schemas.microsoft.com/office/drawing/2016/ink" xmlns:am3d="http://schemas.microsoft.com/office/drawing/2017/model3d" xmlns:o="urn:schemas-microsoft-com:office:office" xmlns:r="http://schemas.openxmlformats.org/officeDocument/2006/relationships" xmlns:m="http://schemas.openxmlformats.org/officeDocument/2006/math" xmlns:v="urn:schemas-microsoft-com:vml" xmlns:wp14="http://schemas.microsoft.com/office/word/2010/wordprocessingDrawing" xmlns:wp="http://schemas.openxmlformats.org/drawingml/2006/wordprocessingDrawing" xmlns:w10="urn:schemas-microsoft-com:office:word" xmlns:w="http://schemas.openxmlformats.org/wordprocessingml/2006/main" xmlns:w14="http://schemas.microsoft.com/office/word/2010/wordml" xmlns:w15="http://schemas.microsoft.com/office/word/2012/wordml" xmlns:w16cex="http://schemas.microsoft.com/office/word/2018/wordml/cex" xmlns:w16cid="http://schemas.microsoft.com/office/word/2016/wordml/cid" xmlns:w16="http://schemas.microsoft.com/office/word/2018/wordml" xmlns:w16se="http://schemas.microsoft.com/office/word/2015/wordml/symex" xmlns:wpg="http://schemas.microsoft.com/office/word/2010/wordprocessingGroup" xmlns:wpi="http://schemas.microsoft.com/office/word/2010/wordprocessingInk" xmlns:wne="http://schemas.microsoft.com/office/word/2006/wordml" xmlns:wps="http://schemas.microsoft.com/office/word/2010/wordprocessingShape" mc:Ignorable="w14 w15 w16se w16cid w16 w16cex wp14">
   <w16cex:commentExtensible w16cex:durableId="1259B6C0" w16cex:dateUtc="2026-02-28T09:09:00Z"/>
+  <w16cex:commentExtensible w16cex:durableId="2D63E43D" w16cex:dateUtc="2026-03-17T07:31:00Z"/>
   <w16cex:commentExtensible w16cex:durableId="7B53AEC4" w16cex:dateUtc="2026-02-28T09:09:00Z"/>
-  <w16cex:commentExtensible w16cex:durableId="24DA2F85" w16cex:dateUtc="2026-02-28T09:10:00Z"/>
+  <w16cex:commentExtensible w16cex:durableId="2D63E2E8" w16cex:dateUtc="2026-03-17T07:25:00Z"/>
 </w16cex:commentsExtensible>
 </file>
 
 <file path=word/commentsIds.xml><?xml version="1.0" encoding="utf-8"?>
-<w16cid:commentsIds xmlns:wpc="http://schemas.microsoft.com/office/word/2010/wordprocessingCanvas" xmlns:cx="http://schemas.microsoft.com/office/drawing/2014/chartex" xmlns:cx1="http://schemas.microsoft.com/office/drawing/2015/9/8/chartex" xmlns:cx2="http://schemas.microsoft.com/office/drawing/2015/10/21/chartex" xmlns:cx3="http://schemas.microsoft.com/office/drawing/2016/5/9/chartex" xmlns:cx4="http://schemas.microsoft.com/office/drawing/2016/5/10/chartex" xmlns:cx5="http://schemas.microsoft.com/office/drawing/2016/5/11/chartex" xmlns:cx6="http://schemas.microsoft.com/office/drawing/2016/5/12/chartex" xmlns:cx7="http://schemas.microsoft.com/office/drawing/2016/5/13/chartex" xmlns:cx8="http://schemas.microsoft.com/office/drawing/2016/5/14/chartex" xmlns:mc="http://schemas.openxmlformats.org/markup-compatibility/2006" xmlns:aink="http://schemas.microsoft.com/office/drawing/2016/ink" xmlns:am3d="http://schemas.microsoft.com/office/drawing/2017/model3d" xmlns:o="urn:schemas-microsoft-com:office:office" xmlns:oel="http://schemas.microsoft.com/office/2019/extlst" xmlns:r="http://schemas.openxmlformats.org/officeDocument/2006/relationships" xmlns:m="http://schemas.openxmlformats.org/officeDocument/2006/math" xmlns:v="urn:schemas-microsoft-com:vml" xmlns:wp14="http://schemas.microsoft.com/office/word/2010/wordprocessingDrawing" xmlns:wp="http://schemas.openxmlformats.org/drawingml/2006/wordprocessingDrawing" xmlns:w10="urn:schemas-microsoft-com:office:word" xmlns:w="http://schemas.openxmlformats.org/wordprocessingml/2006/main" xmlns:w14="http://schemas.microsoft.com/office/word/2010/wordml" xmlns:w15="http://schemas.microsoft.com/office/word/2012/wordml" xmlns:w16cex="http://schemas.microsoft.com/office/word/2018/wordml/cex" xmlns:w16cid="http://schemas.microsoft.com/office/word/2016/wordml/cid" xmlns:w16="http://schemas.microsoft.com/office/word/2018/wordml" xmlns:w16du="http://schemas.microsoft.com/office/word/2023/wordml/word16du" xmlns:w16sdtdh="http://schemas.microsoft.com/office/word/2020/wordml/sdtdatahash" xmlns:w16sdtfl="http://schemas.microsoft.com/office/word/2024/wordml/sdtformatlock" xmlns:w16se="http://schemas.microsoft.com/office/word/2015/wordml/symex" xmlns:wpg="http://schemas.microsoft.com/office/word/2010/wordprocessingGroup" xmlns:wpi="http://schemas.microsoft.com/office/word/2010/wordprocessingInk" xmlns:wne="http://schemas.microsoft.com/office/word/2006/wordml" xmlns:wps="http://schemas.microsoft.com/office/word/2010/wordprocessingShape" mc:Ignorable="w14 w15 w16se w16cid w16 w16cex w16sdtdh w16sdtfl w16du wp14">
+<w16cid:commentsIds xmlns:wpc="http://schemas.microsoft.com/office/word/2010/wordprocessingCanvas" xmlns:cx="http://schemas.microsoft.com/office/drawing/2014/chartex" xmlns:cx1="http://schemas.microsoft.com/office/drawing/2015/9/8/chartex" xmlns:cx2="http://schemas.microsoft.com/office/drawing/2015/10/21/chartex" xmlns:cx3="http://schemas.microsoft.com/office/drawing/2016/5/9/chartex" xmlns:cx4="http://schemas.microsoft.com/office/drawing/2016/5/10/chartex" xmlns:cx5="http://schemas.microsoft.com/office/drawing/2016/5/11/chartex" xmlns:cx6="http://schemas.microsoft.com/office/drawing/2016/5/12/chartex" xmlns:cx7="http://schemas.microsoft.com/office/drawing/2016/5/13/chartex" xmlns:cx8="http://schemas.microsoft.com/office/drawing/2016/5/14/chartex" xmlns:mc="http://schemas.openxmlformats.org/markup-compatibility/2006" xmlns:aink="http://schemas.microsoft.com/office/drawing/2016/ink" xmlns:am3d="http://schemas.microsoft.com/office/drawing/2017/model3d" xmlns:o="urn:schemas-microsoft-com:office:office" xmlns:r="http://schemas.openxmlformats.org/officeDocument/2006/relationships" xmlns:m="http://schemas.openxmlformats.org/officeDocument/2006/math" xmlns:v="urn:schemas-microsoft-com:vml" xmlns:wp14="http://schemas.microsoft.com/office/word/2010/wordprocessingDrawing" xmlns:wp="http://schemas.openxmlformats.org/drawingml/2006/wordprocessingDrawing" xmlns:w10="urn:schemas-microsoft-com:office:word" xmlns:w="http://schemas.openxmlformats.org/wordprocessingml/2006/main" xmlns:w14="http://schemas.microsoft.com/office/word/2010/wordml" xmlns:w15="http://schemas.microsoft.com/office/word/2012/wordml" xmlns:w16cex="http://schemas.microsoft.com/office/word/2018/wordml/cex" xmlns:w16cid="http://schemas.microsoft.com/office/word/2016/wordml/cid" xmlns:w16="http://schemas.microsoft.com/office/word/2018/wordml" xmlns:w16se="http://schemas.microsoft.com/office/word/2015/wordml/symex" xmlns:wpg="http://schemas.microsoft.com/office/word/2010/wordprocessingGroup" xmlns:wpi="http://schemas.microsoft.com/office/word/2010/wordprocessingInk" xmlns:wne="http://schemas.microsoft.com/office/word/2006/wordml" xmlns:wps="http://schemas.microsoft.com/office/word/2010/wordprocessingShape" mc:Ignorable="w14 w15 w16se w16cid w16 w16cex wp14">
   <w16cid:commentId w16cid:paraId="0F48D7D3" w16cid:durableId="1259B6C0"/>
+  <w16cid:commentId w16cid:paraId="2FC98394" w16cid:durableId="2D63E43D"/>
   <w16cid:commentId w16cid:paraId="2760704B" w16cid:durableId="7B53AEC4"/>
-  <w16cid:commentId w16cid:paraId="6A64B560" w16cid:durableId="24DA2F85"/>
+  <w16cid:commentId w16cid:paraId="140DFF7E" w16cid:durableId="2D63E2E8"/>
 </w16cid:commentsIds>
 </file>
 
 <file path=word/endnotes.xml><?xml version="1.0" encoding="utf-8"?>
-<w:endnotes xmlns:wpc="http://schemas.microsoft.com/office/word/2010/wordprocessingCanvas" xmlns:cx="http://schemas.microsoft.com/office/drawing/2014/chartex" xmlns:cx1="http://schemas.microsoft.com/office/drawing/2015/9/8/chartex" xmlns:cx2="http://schemas.microsoft.com/office/drawing/2015/10/21/chartex" xmlns:cx3="http://schemas.microsoft.com/office/drawing/2016/5/9/chartex" xmlns:cx4="http://schemas.microsoft.com/office/drawing/2016/5/10/chartex" xmlns:cx5="http://schemas.microsoft.com/office/drawing/2016/5/11/chartex" xmlns:cx6="http://schemas.microsoft.com/office/drawing/2016/5/12/chartex" xmlns:cx7="http://schemas.microsoft.com/office/drawing/2016/5/13/chartex" xmlns:cx8="http://schemas.microsoft.com/office/drawing/2016/5/14/chartex" xmlns:mc="http://schemas.openxmlformats.org/markup-compatibility/2006" xmlns:aink="http://schemas.microsoft.com/office/drawing/2016/ink" xmlns:am3d="http://schemas.microsoft.com/office/drawing/2017/model3d" xmlns:o="urn:schemas-microsoft-com:office:office" xmlns:oel="http://schemas.microsoft.com/office/2019/extlst" xmlns:r="http://schemas.openxmlformats.org/officeDocument/2006/relationships" xmlns:m="http://schemas.openxmlformats.org/officeDocument/2006/math" xmlns:v="urn:schemas-microsoft-com:vml" xmlns:wp14="http://schemas.microsoft.com/office/word/2010/wordprocessingDrawing" xmlns:wp="http://schemas.openxmlformats.org/drawingml/2006/wordprocessingDrawing" xmlns:w10="urn:schemas-microsoft-com:office:word" xmlns:w="http://schemas.openxmlformats.org/wordprocessingml/2006/main" xmlns:w14="http://schemas.microsoft.com/office/word/2010/wordml" xmlns:w15="http://schemas.microsoft.com/office/word/2012/wordml" xmlns:w16cex="http://schemas.microsoft.com/office/word/2018/wordml/cex" xmlns:w16cid="http://schemas.microsoft.com/office/word/2016/wordml/cid" xmlns:w16="http://schemas.microsoft.com/office/word/2018/wordml" xmlns:w16du="http://schemas.microsoft.com/office/word/2023/wordml/word16du" xmlns:w16sdtdh="http://schemas.microsoft.com/office/word/2020/wordml/sdtdatahash" xmlns:w16sdtfl="http://schemas.microsoft.com/office/word/2024/wordml/sdtformatlock" xmlns:w16se="http://schemas.microsoft.com/office/word/2015/wordml/symex" xmlns:wpg="http://schemas.microsoft.com/office/word/2010/wordprocessingGroup" xmlns:wpi="http://schemas.microsoft.com/office/word/2010/wordprocessingInk" xmlns:wne="http://schemas.microsoft.com/office/word/2006/wordml" xmlns:wps="http://schemas.microsoft.com/office/word/2010/wordprocessingShape" mc:Ignorable="w14 w15 w16se w16cid w16 w16cex w16sdtdh w16sdtfl w16du wp14">
+<w:endnotes xmlns:wpc="http://schemas.microsoft.com/office/word/2010/wordprocessingCanvas" xmlns:cx="http://schemas.microsoft.com/office/drawing/2014/chartex" xmlns:cx1="http://schemas.microsoft.com/office/drawing/2015/9/8/chartex" xmlns:cx2="http://schemas.microsoft.com/office/drawing/2015/10/21/chartex" xmlns:cx3="http://schemas.microsoft.com/office/drawing/2016/5/9/chartex" xmlns:cx4="http://schemas.microsoft.com/office/drawing/2016/5/10/chartex" xmlns:cx5="http://schemas.microsoft.com/office/drawing/2016/5/11/chartex" xmlns:cx6="http://schemas.microsoft.com/office/drawing/2016/5/12/chartex" xmlns:cx7="http://schemas.microsoft.com/office/drawing/2016/5/13/chartex" xmlns:cx8="http://schemas.microsoft.com/office/drawing/2016/5/14/chartex" xmlns:mc="http://schemas.openxmlformats.org/markup-compatibility/2006" xmlns:aink="http://schemas.microsoft.com/office/drawing/2016/ink" xmlns:am3d="http://schemas.microsoft.com/office/drawing/2017/model3d" xmlns:o="urn:schemas-microsoft-com:office:office" xmlns:r="http://schemas.openxmlformats.org/officeDocument/2006/relationships" xmlns:m="http://schemas.openxmlformats.org/officeDocument/2006/math" xmlns:v="urn:schemas-microsoft-com:vml" xmlns:wp14="http://schemas.microsoft.com/office/word/2010/wordprocessingDrawing" xmlns:wp="http://schemas.openxmlformats.org/drawingml/2006/wordprocessingDrawing" xmlns:w10="urn:schemas-microsoft-com:office:word" xmlns:w="http://schemas.openxmlformats.org/wordprocessingml/2006/main" xmlns:w14="http://schemas.microsoft.com/office/word/2010/wordml" xmlns:w15="http://schemas.microsoft.com/office/word/2012/wordml" xmlns:w16cex="http://schemas.microsoft.com/office/word/2018/wordml/cex" xmlns:w16cid="http://schemas.microsoft.com/office/word/2016/wordml/cid" xmlns:w16="http://schemas.microsoft.com/office/word/2018/wordml" xmlns:w16se="http://schemas.microsoft.com/office/word/2015/wordml/symex" xmlns:wpg="http://schemas.microsoft.com/office/word/2010/wordprocessingGroup" xmlns:wpi="http://schemas.microsoft.com/office/word/2010/wordprocessingInk" xmlns:wne="http://schemas.microsoft.com/office/word/2006/wordml" xmlns:wps="http://schemas.microsoft.com/office/word/2010/wordprocessingShape" mc:Ignorable="w14 w15 w16se w16cid w16 w16cex wp14">
   <w:endnote w:type="separator" w:id="-1">
     <w:p>
       <w:pPr>
@@ -21115,7 +23885,7 @@
 </file>
 
 <file path=word/footer1.xml><?xml version="1.0" encoding="utf-8"?>
-<w:ftr xmlns:wpc="http://schemas.microsoft.com/office/word/2010/wordprocessingCanvas" xmlns:cx="http://schemas.microsoft.com/office/drawing/2014/chartex" xmlns:cx1="http://schemas.microsoft.com/office/drawing/2015/9/8/chartex" xmlns:cx2="http://schemas.microsoft.com/office/drawing/2015/10/21/chartex" xmlns:cx3="http://schemas.microsoft.com/office/drawing/2016/5/9/chartex" xmlns:cx4="http://schemas.microsoft.com/office/drawing/2016/5/10/chartex" xmlns:cx5="http://schemas.microsoft.com/office/drawing/2016/5/11/chartex" xmlns:cx6="http://schemas.microsoft.com/office/drawing/2016/5/12/chartex" xmlns:cx7="http://schemas.microsoft.com/office/drawing/2016/5/13/chartex" xmlns:cx8="http://schemas.microsoft.com/office/drawing/2016/5/14/chartex" xmlns:mc="http://schemas.openxmlformats.org/markup-compatibility/2006" xmlns:aink="http://schemas.microsoft.com/office/drawing/2016/ink" xmlns:am3d="http://schemas.microsoft.com/office/drawing/2017/model3d" xmlns:o="urn:schemas-microsoft-com:office:office" xmlns:oel="http://schemas.microsoft.com/office/2019/extlst" xmlns:r="http://schemas.openxmlformats.org/officeDocument/2006/relationships" xmlns:m="http://schemas.openxmlformats.org/officeDocument/2006/math" xmlns:v="urn:schemas-microsoft-com:vml" xmlns:wp14="http://schemas.microsoft.com/office/word/2010/wordprocessingDrawing" xmlns:wp="http://schemas.openxmlformats.org/drawingml/2006/wordprocessingDrawing" xmlns:w10="urn:schemas-microsoft-com:office:word" xmlns:w="http://schemas.openxmlformats.org/wordprocessingml/2006/main" xmlns:w14="http://schemas.microsoft.com/office/word/2010/wordml" xmlns:w15="http://schemas.microsoft.com/office/word/2012/wordml" xmlns:w16cex="http://schemas.microsoft.com/office/word/2018/wordml/cex" xmlns:w16cid="http://schemas.microsoft.com/office/word/2016/wordml/cid" xmlns:w16="http://schemas.microsoft.com/office/word/2018/wordml" xmlns:w16du="http://schemas.microsoft.com/office/word/2023/wordml/word16du" xmlns:w16sdtdh="http://schemas.microsoft.com/office/word/2020/wordml/sdtdatahash" xmlns:w16sdtfl="http://schemas.microsoft.com/office/word/2024/wordml/sdtformatlock" xmlns:w16se="http://schemas.microsoft.com/office/word/2015/wordml/symex" xmlns:wpg="http://schemas.microsoft.com/office/word/2010/wordprocessingGroup" xmlns:wpi="http://schemas.microsoft.com/office/word/2010/wordprocessingInk" xmlns:wne="http://schemas.microsoft.com/office/word/2006/wordml" xmlns:wps="http://schemas.microsoft.com/office/word/2010/wordprocessingShape" mc:Ignorable="w14 w15 w16se w16cid w16 w16cex w16sdtdh w16sdtfl w16du wp14">
+<w:ftr xmlns:wpc="http://schemas.microsoft.com/office/word/2010/wordprocessingCanvas" xmlns:cx="http://schemas.microsoft.com/office/drawing/2014/chartex" xmlns:cx1="http://schemas.microsoft.com/office/drawing/2015/9/8/chartex" xmlns:cx2="http://schemas.microsoft.com/office/drawing/2015/10/21/chartex" xmlns:cx3="http://schemas.microsoft.com/office/drawing/2016/5/9/chartex" xmlns:cx4="http://schemas.microsoft.com/office/drawing/2016/5/10/chartex" xmlns:cx5="http://schemas.microsoft.com/office/drawing/2016/5/11/chartex" xmlns:cx6="http://schemas.microsoft.com/office/drawing/2016/5/12/chartex" xmlns:cx7="http://schemas.microsoft.com/office/drawing/2016/5/13/chartex" xmlns:cx8="http://schemas.microsoft.com/office/drawing/2016/5/14/chartex" xmlns:mc="http://schemas.openxmlformats.org/markup-compatibility/2006" xmlns:aink="http://schemas.microsoft.com/office/drawing/2016/ink" xmlns:am3d="http://schemas.microsoft.com/office/drawing/2017/model3d" xmlns:o="urn:schemas-microsoft-com:office:office" xmlns:r="http://schemas.openxmlformats.org/officeDocument/2006/relationships" xmlns:m="http://schemas.openxmlformats.org/officeDocument/2006/math" xmlns:v="urn:schemas-microsoft-com:vml" xmlns:wp14="http://schemas.microsoft.com/office/word/2010/wordprocessingDrawing" xmlns:wp="http://schemas.openxmlformats.org/drawingml/2006/wordprocessingDrawing" xmlns:w10="urn:schemas-microsoft-com:office:word" xmlns:w="http://schemas.openxmlformats.org/wordprocessingml/2006/main" xmlns:w14="http://schemas.microsoft.com/office/word/2010/wordml" xmlns:w15="http://schemas.microsoft.com/office/word/2012/wordml" xmlns:w16cex="http://schemas.microsoft.com/office/word/2018/wordml/cex" xmlns:w16cid="http://schemas.microsoft.com/office/word/2016/wordml/cid" xmlns:w16="http://schemas.microsoft.com/office/word/2018/wordml" xmlns:w16se="http://schemas.microsoft.com/office/word/2015/wordml/symex" xmlns:wpg="http://schemas.microsoft.com/office/word/2010/wordprocessingGroup" xmlns:wpi="http://schemas.microsoft.com/office/word/2010/wordprocessingInk" xmlns:wne="http://schemas.microsoft.com/office/word/2006/wordml" xmlns:wps="http://schemas.microsoft.com/office/word/2010/wordprocessingShape" mc:Ignorable="w14 w15 w16se w16cid w16 w16cex wp14">
   <w:sdt>
     <w:sdtPr>
       <w:id w:val="2092421847"/>
@@ -21124,6 +23894,7 @@
         <w:docPartUnique/>
       </w:docPartObj>
     </w:sdtPr>
+    <w:sdtEndPr/>
     <w:sdtContent>
       <w:p>
         <w:pPr>
@@ -21158,7 +23929,7 @@
 </file>
 
 <file path=word/footer2.xml><?xml version="1.0" encoding="utf-8"?>
-<w:ftr xmlns:wpc="http://schemas.microsoft.com/office/word/2010/wordprocessingCanvas" xmlns:cx="http://schemas.microsoft.com/office/drawing/2014/chartex" xmlns:cx1="http://schemas.microsoft.com/office/drawing/2015/9/8/chartex" xmlns:cx2="http://schemas.microsoft.com/office/drawing/2015/10/21/chartex" xmlns:cx3="http://schemas.microsoft.com/office/drawing/2016/5/9/chartex" xmlns:cx4="http://schemas.microsoft.com/office/drawing/2016/5/10/chartex" xmlns:cx5="http://schemas.microsoft.com/office/drawing/2016/5/11/chartex" xmlns:cx6="http://schemas.microsoft.com/office/drawing/2016/5/12/chartex" xmlns:cx7="http://schemas.microsoft.com/office/drawing/2016/5/13/chartex" xmlns:cx8="http://schemas.microsoft.com/office/drawing/2016/5/14/chartex" xmlns:mc="http://schemas.openxmlformats.org/markup-compatibility/2006" xmlns:aink="http://schemas.microsoft.com/office/drawing/2016/ink" xmlns:am3d="http://schemas.microsoft.com/office/drawing/2017/model3d" xmlns:o="urn:schemas-microsoft-com:office:office" xmlns:oel="http://schemas.microsoft.com/office/2019/extlst" xmlns:r="http://schemas.openxmlformats.org/officeDocument/2006/relationships" xmlns:m="http://schemas.openxmlformats.org/officeDocument/2006/math" xmlns:v="urn:schemas-microsoft-com:vml" xmlns:wp14="http://schemas.microsoft.com/office/word/2010/wordprocessingDrawing" xmlns:wp="http://schemas.openxmlformats.org/drawingml/2006/wordprocessingDrawing" xmlns:w10="urn:schemas-microsoft-com:office:word" xmlns:w="http://schemas.openxmlformats.org/wordprocessingml/2006/main" xmlns:w14="http://schemas.microsoft.com/office/word/2010/wordml" xmlns:w15="http://schemas.microsoft.com/office/word/2012/wordml" xmlns:w16cex="http://schemas.microsoft.com/office/word/2018/wordml/cex" xmlns:w16cid="http://schemas.microsoft.com/office/word/2016/wordml/cid" xmlns:w16="http://schemas.microsoft.com/office/word/2018/wordml" xmlns:w16du="http://schemas.microsoft.com/office/word/2023/wordml/word16du" xmlns:w16sdtdh="http://schemas.microsoft.com/office/word/2020/wordml/sdtdatahash" xmlns:w16sdtfl="http://schemas.microsoft.com/office/word/2024/wordml/sdtformatlock" xmlns:w16se="http://schemas.microsoft.com/office/word/2015/wordml/symex" xmlns:wpg="http://schemas.microsoft.com/office/word/2010/wordprocessingGroup" xmlns:wpi="http://schemas.microsoft.com/office/word/2010/wordprocessingInk" xmlns:wne="http://schemas.microsoft.com/office/word/2006/wordml" xmlns:wps="http://schemas.microsoft.com/office/word/2010/wordprocessingShape" mc:Ignorable="w14 w15 w16se w16cid w16 w16cex w16sdtdh w16sdtfl w16du wp14">
+<w:ftr xmlns:wpc="http://schemas.microsoft.com/office/word/2010/wordprocessingCanvas" xmlns:cx="http://schemas.microsoft.com/office/drawing/2014/chartex" xmlns:cx1="http://schemas.microsoft.com/office/drawing/2015/9/8/chartex" xmlns:cx2="http://schemas.microsoft.com/office/drawing/2015/10/21/chartex" xmlns:cx3="http://schemas.microsoft.com/office/drawing/2016/5/9/chartex" xmlns:cx4="http://schemas.microsoft.com/office/drawing/2016/5/10/chartex" xmlns:cx5="http://schemas.microsoft.com/office/drawing/2016/5/11/chartex" xmlns:cx6="http://schemas.microsoft.com/office/drawing/2016/5/12/chartex" xmlns:cx7="http://schemas.microsoft.com/office/drawing/2016/5/13/chartex" xmlns:cx8="http://schemas.microsoft.com/office/drawing/2016/5/14/chartex" xmlns:mc="http://schemas.openxmlformats.org/markup-compatibility/2006" xmlns:aink="http://schemas.microsoft.com/office/drawing/2016/ink" xmlns:am3d="http://schemas.microsoft.com/office/drawing/2017/model3d" xmlns:o="urn:schemas-microsoft-com:office:office" xmlns:r="http://schemas.openxmlformats.org/officeDocument/2006/relationships" xmlns:m="http://schemas.openxmlformats.org/officeDocument/2006/math" xmlns:v="urn:schemas-microsoft-com:vml" xmlns:wp14="http://schemas.microsoft.com/office/word/2010/wordprocessingDrawing" xmlns:wp="http://schemas.openxmlformats.org/drawingml/2006/wordprocessingDrawing" xmlns:w10="urn:schemas-microsoft-com:office:word" xmlns:w="http://schemas.openxmlformats.org/wordprocessingml/2006/main" xmlns:w14="http://schemas.microsoft.com/office/word/2010/wordml" xmlns:w15="http://schemas.microsoft.com/office/word/2012/wordml" xmlns:w16cex="http://schemas.microsoft.com/office/word/2018/wordml/cex" xmlns:w16cid="http://schemas.microsoft.com/office/word/2016/wordml/cid" xmlns:w16="http://schemas.microsoft.com/office/word/2018/wordml" xmlns:w16se="http://schemas.microsoft.com/office/word/2015/wordml/symex" xmlns:wpg="http://schemas.microsoft.com/office/word/2010/wordprocessingGroup" xmlns:wpi="http://schemas.microsoft.com/office/word/2010/wordprocessingInk" xmlns:wne="http://schemas.microsoft.com/office/word/2006/wordml" xmlns:wps="http://schemas.microsoft.com/office/word/2010/wordprocessingShape" mc:Ignorable="w14 w15 w16se w16cid w16 w16cex wp14">
   <w:sdt>
     <w:sdtPr>
       <w:id w:val="1676690216"/>
@@ -21167,6 +23938,7 @@
         <w:docPartUnique/>
       </w:docPartObj>
     </w:sdtPr>
+    <w:sdtEndPr/>
     <w:sdtContent>
       <w:p>
         <w:pPr>
@@ -21189,7 +23961,7 @@
 </file>
 
 <file path=word/footnotes.xml><?xml version="1.0" encoding="utf-8"?>
-<w:footnotes xmlns:wpc="http://schemas.microsoft.com/office/word/2010/wordprocessingCanvas" xmlns:cx="http://schemas.microsoft.com/office/drawing/2014/chartex" xmlns:cx1="http://schemas.microsoft.com/office/drawing/2015/9/8/chartex" xmlns:cx2="http://schemas.microsoft.com/office/drawing/2015/10/21/chartex" xmlns:cx3="http://schemas.microsoft.com/office/drawing/2016/5/9/chartex" xmlns:cx4="http://schemas.microsoft.com/office/drawing/2016/5/10/chartex" xmlns:cx5="http://schemas.microsoft.com/office/drawing/2016/5/11/chartex" xmlns:cx6="http://schemas.microsoft.com/office/drawing/2016/5/12/chartex" xmlns:cx7="http://schemas.microsoft.com/office/drawing/2016/5/13/chartex" xmlns:cx8="http://schemas.microsoft.com/office/drawing/2016/5/14/chartex" xmlns:mc="http://schemas.openxmlformats.org/markup-compatibility/2006" xmlns:aink="http://schemas.microsoft.com/office/drawing/2016/ink" xmlns:am3d="http://schemas.microsoft.com/office/drawing/2017/model3d" xmlns:o="urn:schemas-microsoft-com:office:office" xmlns:oel="http://schemas.microsoft.com/office/2019/extlst" xmlns:r="http://schemas.openxmlformats.org/officeDocument/2006/relationships" xmlns:m="http://schemas.openxmlformats.org/officeDocument/2006/math" xmlns:v="urn:schemas-microsoft-com:vml" xmlns:wp14="http://schemas.microsoft.com/office/word/2010/wordprocessingDrawing" xmlns:wp="http://schemas.openxmlformats.org/drawingml/2006/wordprocessingDrawing" xmlns:w10="urn:schemas-microsoft-com:office:word" xmlns:w="http://schemas.openxmlformats.org/wordprocessingml/2006/main" xmlns:w14="http://schemas.microsoft.com/office/word/2010/wordml" xmlns:w15="http://schemas.microsoft.com/office/word/2012/wordml" xmlns:w16cex="http://schemas.microsoft.com/office/word/2018/wordml/cex" xmlns:w16cid="http://schemas.microsoft.com/office/word/2016/wordml/cid" xmlns:w16="http://schemas.microsoft.com/office/word/2018/wordml" xmlns:w16du="http://schemas.microsoft.com/office/word/2023/wordml/word16du" xmlns:w16sdtdh="http://schemas.microsoft.com/office/word/2020/wordml/sdtdatahash" xmlns:w16sdtfl="http://schemas.microsoft.com/office/word/2024/wordml/sdtformatlock" xmlns:w16se="http://schemas.microsoft.com/office/word/2015/wordml/symex" xmlns:wpg="http://schemas.microsoft.com/office/word/2010/wordprocessingGroup" xmlns:wpi="http://schemas.microsoft.com/office/word/2010/wordprocessingInk" xmlns:wne="http://schemas.microsoft.com/office/word/2006/wordml" xmlns:wps="http://schemas.microsoft.com/office/word/2010/wordprocessingShape" mc:Ignorable="w14 w15 w16se w16cid w16 w16cex w16sdtdh w16sdtfl w16du wp14">
+<w:footnotes xmlns:wpc="http://schemas.microsoft.com/office/word/2010/wordprocessingCanvas" xmlns:cx="http://schemas.microsoft.com/office/drawing/2014/chartex" xmlns:cx1="http://schemas.microsoft.com/office/drawing/2015/9/8/chartex" xmlns:cx2="http://schemas.microsoft.com/office/drawing/2015/10/21/chartex" xmlns:cx3="http://schemas.microsoft.com/office/drawing/2016/5/9/chartex" xmlns:cx4="http://schemas.microsoft.com/office/drawing/2016/5/10/chartex" xmlns:cx5="http://schemas.microsoft.com/office/drawing/2016/5/11/chartex" xmlns:cx6="http://schemas.microsoft.com/office/drawing/2016/5/12/chartex" xmlns:cx7="http://schemas.microsoft.com/office/drawing/2016/5/13/chartex" xmlns:cx8="http://schemas.microsoft.com/office/drawing/2016/5/14/chartex" xmlns:mc="http://schemas.openxmlformats.org/markup-compatibility/2006" xmlns:aink="http://schemas.microsoft.com/office/drawing/2016/ink" xmlns:am3d="http://schemas.microsoft.com/office/drawing/2017/model3d" xmlns:o="urn:schemas-microsoft-com:office:office" xmlns:r="http://schemas.openxmlformats.org/officeDocument/2006/relationships" xmlns:m="http://schemas.openxmlformats.org/officeDocument/2006/math" xmlns:v="urn:schemas-microsoft-com:vml" xmlns:wp14="http://schemas.microsoft.com/office/word/2010/wordprocessingDrawing" xmlns:wp="http://schemas.openxmlformats.org/drawingml/2006/wordprocessingDrawing" xmlns:w10="urn:schemas-microsoft-com:office:word" xmlns:w="http://schemas.openxmlformats.org/wordprocessingml/2006/main" xmlns:w14="http://schemas.microsoft.com/office/word/2010/wordml" xmlns:w15="http://schemas.microsoft.com/office/word/2012/wordml" xmlns:w16cex="http://schemas.microsoft.com/office/word/2018/wordml/cex" xmlns:w16cid="http://schemas.microsoft.com/office/word/2016/wordml/cid" xmlns:w16="http://schemas.microsoft.com/office/word/2018/wordml" xmlns:w16se="http://schemas.microsoft.com/office/word/2015/wordml/symex" xmlns:wpg="http://schemas.microsoft.com/office/word/2010/wordprocessingGroup" xmlns:wpi="http://schemas.microsoft.com/office/word/2010/wordprocessingInk" xmlns:wne="http://schemas.microsoft.com/office/word/2006/wordml" xmlns:wps="http://schemas.microsoft.com/office/word/2010/wordprocessingShape" mc:Ignorable="w14 w15 w16se w16cid w16 w16cex wp14">
   <w:footnote w:type="separator" w:id="-1">
     <w:p>
       <w:pPr>
@@ -21214,7 +23986,7 @@
 </file>
 
 <file path=word/numbering.xml><?xml version="1.0" encoding="utf-8"?>
-<w:numbering xmlns:wpc="http://schemas.microsoft.com/office/word/2010/wordprocessingCanvas" xmlns:cx="http://schemas.microsoft.com/office/drawing/2014/chartex" xmlns:cx1="http://schemas.microsoft.com/office/drawing/2015/9/8/chartex" xmlns:cx2="http://schemas.microsoft.com/office/drawing/2015/10/21/chartex" xmlns:cx3="http://schemas.microsoft.com/office/drawing/2016/5/9/chartex" xmlns:cx4="http://schemas.microsoft.com/office/drawing/2016/5/10/chartex" xmlns:cx5="http://schemas.microsoft.com/office/drawing/2016/5/11/chartex" xmlns:cx6="http://schemas.microsoft.com/office/drawing/2016/5/12/chartex" xmlns:cx7="http://schemas.microsoft.com/office/drawing/2016/5/13/chartex" xmlns:cx8="http://schemas.microsoft.com/office/drawing/2016/5/14/chartex" xmlns:mc="http://schemas.openxmlformats.org/markup-compatibility/2006" xmlns:aink="http://schemas.microsoft.com/office/drawing/2016/ink" xmlns:am3d="http://schemas.microsoft.com/office/drawing/2017/model3d" xmlns:o="urn:schemas-microsoft-com:office:office" xmlns:oel="http://schemas.microsoft.com/office/2019/extlst" xmlns:r="http://schemas.openxmlformats.org/officeDocument/2006/relationships" xmlns:m="http://schemas.openxmlformats.org/officeDocument/2006/math" xmlns:v="urn:schemas-microsoft-com:vml" xmlns:wp14="http://schemas.microsoft.com/office/word/2010/wordprocessingDrawing" xmlns:wp="http://schemas.openxmlformats.org/drawingml/2006/wordprocessingDrawing" xmlns:w10="urn:schemas-microsoft-com:office:word" xmlns:w="http://schemas.openxmlformats.org/wordprocessingml/2006/main" xmlns:w14="http://schemas.microsoft.com/office/word/2010/wordml" xmlns:w15="http://schemas.microsoft.com/office/word/2012/wordml" xmlns:w16cex="http://schemas.microsoft.com/office/word/2018/wordml/cex" xmlns:w16cid="http://schemas.microsoft.com/office/word/2016/wordml/cid" xmlns:w16="http://schemas.microsoft.com/office/word/2018/wordml" xmlns:w16du="http://schemas.microsoft.com/office/word/2023/wordml/word16du" xmlns:w16sdtdh="http://schemas.microsoft.com/office/word/2020/wordml/sdtdatahash" xmlns:w16sdtfl="http://schemas.microsoft.com/office/word/2024/wordml/sdtformatlock" xmlns:w16se="http://schemas.microsoft.com/office/word/2015/wordml/symex" xmlns:wpg="http://schemas.microsoft.com/office/word/2010/wordprocessingGroup" xmlns:wpi="http://schemas.microsoft.com/office/word/2010/wordprocessingInk" xmlns:wne="http://schemas.microsoft.com/office/word/2006/wordml" xmlns:wps="http://schemas.microsoft.com/office/word/2010/wordprocessingShape" mc:Ignorable="w14 w15 w16se w16cid w16 w16cex w16sdtdh w16sdtfl w16du wp14">
+<w:numbering xmlns:wpc="http://schemas.microsoft.com/office/word/2010/wordprocessingCanvas" xmlns:cx="http://schemas.microsoft.com/office/drawing/2014/chartex" xmlns:cx1="http://schemas.microsoft.com/office/drawing/2015/9/8/chartex" xmlns:cx2="http://schemas.microsoft.com/office/drawing/2015/10/21/chartex" xmlns:cx3="http://schemas.microsoft.com/office/drawing/2016/5/9/chartex" xmlns:cx4="http://schemas.microsoft.com/office/drawing/2016/5/10/chartex" xmlns:cx5="http://schemas.microsoft.com/office/drawing/2016/5/11/chartex" xmlns:cx6="http://schemas.microsoft.com/office/drawing/2016/5/12/chartex" xmlns:cx7="http://schemas.microsoft.com/office/drawing/2016/5/13/chartex" xmlns:cx8="http://schemas.microsoft.com/office/drawing/2016/5/14/chartex" xmlns:mc="http://schemas.openxmlformats.org/markup-compatibility/2006" xmlns:aink="http://schemas.microsoft.com/office/drawing/2016/ink" xmlns:am3d="http://schemas.microsoft.com/office/drawing/2017/model3d" xmlns:o="urn:schemas-microsoft-com:office:office" xmlns:r="http://schemas.openxmlformats.org/officeDocument/2006/relationships" xmlns:m="http://schemas.openxmlformats.org/officeDocument/2006/math" xmlns:v="urn:schemas-microsoft-com:vml" xmlns:wp14="http://schemas.microsoft.com/office/word/2010/wordprocessingDrawing" xmlns:wp="http://schemas.openxmlformats.org/drawingml/2006/wordprocessingDrawing" xmlns:w10="urn:schemas-microsoft-com:office:word" xmlns:w="http://schemas.openxmlformats.org/wordprocessingml/2006/main" xmlns:w14="http://schemas.microsoft.com/office/word/2010/wordml" xmlns:w15="http://schemas.microsoft.com/office/word/2012/wordml" xmlns:w16cex="http://schemas.microsoft.com/office/word/2018/wordml/cex" xmlns:w16cid="http://schemas.microsoft.com/office/word/2016/wordml/cid" xmlns:w16="http://schemas.microsoft.com/office/word/2018/wordml" xmlns:w16se="http://schemas.microsoft.com/office/word/2015/wordml/symex" xmlns:wpg="http://schemas.microsoft.com/office/word/2010/wordprocessingGroup" xmlns:wpi="http://schemas.microsoft.com/office/word/2010/wordprocessingInk" xmlns:wne="http://schemas.microsoft.com/office/word/2006/wordml" xmlns:wps="http://schemas.microsoft.com/office/word/2010/wordprocessingShape" mc:Ignorable="w14 w15 w16se w16cid w16 w16cex wp14">
   <w:abstractNum w:abstractNumId="0" w15:restartNumberingAfterBreak="0">
     <w:nsid w:val="915C93DA"/>
     <w:multiLevelType w:val="singleLevel"/>
@@ -22394,16 +25166,16 @@
       </w:rPr>
     </w:lvl>
   </w:abstractNum>
-  <w:num w:numId="1" w16cid:durableId="1505783820">
+  <w:num w:numId="1">
     <w:abstractNumId w:val="11"/>
   </w:num>
-  <w:num w:numId="2" w16cid:durableId="1005089926">
+  <w:num w:numId="2">
     <w:abstractNumId w:val="2"/>
   </w:num>
-  <w:num w:numId="3" w16cid:durableId="251011627">
+  <w:num w:numId="3">
     <w:abstractNumId w:val="7"/>
   </w:num>
-  <w:num w:numId="4" w16cid:durableId="1870676809">
+  <w:num w:numId="4">
     <w:abstractNumId w:val="6"/>
     <w:lvlOverride w:ilvl="0">
       <w:startOverride w:val="1"/>
@@ -22433,43 +25205,46 @@
       <w:startOverride w:val="1"/>
     </w:lvlOverride>
   </w:num>
-  <w:num w:numId="5" w16cid:durableId="1945140700">
+  <w:num w:numId="5">
     <w:abstractNumId w:val="8"/>
   </w:num>
-  <w:num w:numId="6" w16cid:durableId="888684019">
+  <w:num w:numId="6">
     <w:abstractNumId w:val="4"/>
   </w:num>
-  <w:num w:numId="7" w16cid:durableId="704863877">
+  <w:num w:numId="7">
     <w:abstractNumId w:val="0"/>
   </w:num>
-  <w:num w:numId="8" w16cid:durableId="401146370">
+  <w:num w:numId="8">
     <w:abstractNumId w:val="10"/>
   </w:num>
-  <w:num w:numId="9" w16cid:durableId="632950572">
+  <w:num w:numId="9">
     <w:abstractNumId w:val="1"/>
   </w:num>
-  <w:num w:numId="10" w16cid:durableId="378435477">
+  <w:num w:numId="10">
     <w:abstractNumId w:val="9"/>
   </w:num>
-  <w:num w:numId="11" w16cid:durableId="519784181">
+  <w:num w:numId="11">
     <w:abstractNumId w:val="3"/>
   </w:num>
-  <w:num w:numId="12" w16cid:durableId="1174955041">
+  <w:num w:numId="12">
     <w:abstractNumId w:val="5"/>
   </w:num>
 </w:numbering>
 </file>
 
 <file path=word/people.xml><?xml version="1.0" encoding="utf-8"?>
-<w15:people xmlns:wpc="http://schemas.microsoft.com/office/word/2010/wordprocessingCanvas" xmlns:cx="http://schemas.microsoft.com/office/drawing/2014/chartex" xmlns:cx1="http://schemas.microsoft.com/office/drawing/2015/9/8/chartex" xmlns:cx2="http://schemas.microsoft.com/office/drawing/2015/10/21/chartex" xmlns:cx3="http://schemas.microsoft.com/office/drawing/2016/5/9/chartex" xmlns:cx4="http://schemas.microsoft.com/office/drawing/2016/5/10/chartex" xmlns:cx5="http://schemas.microsoft.com/office/drawing/2016/5/11/chartex" xmlns:cx6="http://schemas.microsoft.com/office/drawing/2016/5/12/chartex" xmlns:cx7="http://schemas.microsoft.com/office/drawing/2016/5/13/chartex" xmlns:cx8="http://schemas.microsoft.com/office/drawing/2016/5/14/chartex" xmlns:mc="http://schemas.openxmlformats.org/markup-compatibility/2006" xmlns:aink="http://schemas.microsoft.com/office/drawing/2016/ink" xmlns:am3d="http://schemas.microsoft.com/office/drawing/2017/model3d" xmlns:o="urn:schemas-microsoft-com:office:office" xmlns:oel="http://schemas.microsoft.com/office/2019/extlst" xmlns:r="http://schemas.openxmlformats.org/officeDocument/2006/relationships" xmlns:m="http://schemas.openxmlformats.org/officeDocument/2006/math" xmlns:v="urn:schemas-microsoft-com:vml" xmlns:wp14="http://schemas.microsoft.com/office/word/2010/wordprocessingDrawing" xmlns:wp="http://schemas.openxmlformats.org/drawingml/2006/wordprocessingDrawing" xmlns:w10="urn:schemas-microsoft-com:office:word" xmlns:w="http://schemas.openxmlformats.org/wordprocessingml/2006/main" xmlns:w14="http://schemas.microsoft.com/office/word/2010/wordml" xmlns:w15="http://schemas.microsoft.com/office/word/2012/wordml" xmlns:w16cex="http://schemas.microsoft.com/office/word/2018/wordml/cex" xmlns:w16cid="http://schemas.microsoft.com/office/word/2016/wordml/cid" xmlns:w16="http://schemas.microsoft.com/office/word/2018/wordml" xmlns:w16du="http://schemas.microsoft.com/office/word/2023/wordml/word16du" xmlns:w16sdtdh="http://schemas.microsoft.com/office/word/2020/wordml/sdtdatahash" xmlns:w16sdtfl="http://schemas.microsoft.com/office/word/2024/wordml/sdtformatlock" xmlns:w16se="http://schemas.microsoft.com/office/word/2015/wordml/symex" xmlns:wpg="http://schemas.microsoft.com/office/word/2010/wordprocessingGroup" xmlns:wpi="http://schemas.microsoft.com/office/word/2010/wordprocessingInk" xmlns:wne="http://schemas.microsoft.com/office/word/2006/wordml" xmlns:wps="http://schemas.microsoft.com/office/word/2010/wordprocessingShape" mc:Ignorable="w14 w15 w16se w16cid w16 w16cex w16sdtdh w16sdtfl w16du wp14">
+<w15:people xmlns:wpc="http://schemas.microsoft.com/office/word/2010/wordprocessingCanvas" xmlns:cx="http://schemas.microsoft.com/office/drawing/2014/chartex" xmlns:cx1="http://schemas.microsoft.com/office/drawing/2015/9/8/chartex" xmlns:cx2="http://schemas.microsoft.com/office/drawing/2015/10/21/chartex" xmlns:cx3="http://schemas.microsoft.com/office/drawing/2016/5/9/chartex" xmlns:cx4="http://schemas.microsoft.com/office/drawing/2016/5/10/chartex" xmlns:cx5="http://schemas.microsoft.com/office/drawing/2016/5/11/chartex" xmlns:cx6="http://schemas.microsoft.com/office/drawing/2016/5/12/chartex" xmlns:cx7="http://schemas.microsoft.com/office/drawing/2016/5/13/chartex" xmlns:cx8="http://schemas.microsoft.com/office/drawing/2016/5/14/chartex" xmlns:mc="http://schemas.openxmlformats.org/markup-compatibility/2006" xmlns:aink="http://schemas.microsoft.com/office/drawing/2016/ink" xmlns:am3d="http://schemas.microsoft.com/office/drawing/2017/model3d" xmlns:o="urn:schemas-microsoft-com:office:office" xmlns:r="http://schemas.openxmlformats.org/officeDocument/2006/relationships" xmlns:m="http://schemas.openxmlformats.org/officeDocument/2006/math" xmlns:v="urn:schemas-microsoft-com:vml" xmlns:wp14="http://schemas.microsoft.com/office/word/2010/wordprocessingDrawing" xmlns:wp="http://schemas.openxmlformats.org/drawingml/2006/wordprocessingDrawing" xmlns:w10="urn:schemas-microsoft-com:office:word" xmlns:w="http://schemas.openxmlformats.org/wordprocessingml/2006/main" xmlns:w14="http://schemas.microsoft.com/office/word/2010/wordml" xmlns:w15="http://schemas.microsoft.com/office/word/2012/wordml" xmlns:w16cex="http://schemas.microsoft.com/office/word/2018/wordml/cex" xmlns:w16cid="http://schemas.microsoft.com/office/word/2016/wordml/cid" xmlns:w16="http://schemas.microsoft.com/office/word/2018/wordml" xmlns:w16se="http://schemas.microsoft.com/office/word/2015/wordml/symex" xmlns:wpg="http://schemas.microsoft.com/office/word/2010/wordprocessingGroup" xmlns:wpi="http://schemas.microsoft.com/office/word/2010/wordprocessingInk" xmlns:wne="http://schemas.microsoft.com/office/word/2006/wordml" xmlns:wps="http://schemas.microsoft.com/office/word/2010/wordprocessingShape" mc:Ignorable="w14 w15 w16se w16cid w16 w16cex wp14">
   <w15:person w15:author="Kalentyev Alexey">
     <w15:presenceInfo w15:providerId="Windows Live" w15:userId="da819b8650d7d997"/>
+  </w15:person>
+  <w15:person w15:author="Максим Лавор">
+    <w15:presenceInfo w15:providerId="Windows Live" w15:userId="cb7afbf9440fe8f7"/>
   </w15:person>
 </w15:people>
 </file>
 
 <file path=word/styles.xml><?xml version="1.0" encoding="utf-8"?>
-<w:styles xmlns:mc="http://schemas.openxmlformats.org/markup-compatibility/2006" xmlns:r="http://schemas.openxmlformats.org/officeDocument/2006/relationships" xmlns:w="http://schemas.openxmlformats.org/wordprocessingml/2006/main" xmlns:w14="http://schemas.microsoft.com/office/word/2010/wordml" xmlns:w15="http://schemas.microsoft.com/office/word/2012/wordml" xmlns:w16cex="http://schemas.microsoft.com/office/word/2018/wordml/cex" xmlns:w16cid="http://schemas.microsoft.com/office/word/2016/wordml/cid" xmlns:w16="http://schemas.microsoft.com/office/word/2018/wordml" xmlns:w16du="http://schemas.microsoft.com/office/word/2023/wordml/word16du" xmlns:w16sdtdh="http://schemas.microsoft.com/office/word/2020/wordml/sdtdatahash" xmlns:w16sdtfl="http://schemas.microsoft.com/office/word/2024/wordml/sdtformatlock" xmlns:w16se="http://schemas.microsoft.com/office/word/2015/wordml/symex" mc:Ignorable="w14 w15 w16se w16cid w16 w16cex w16sdtdh w16sdtfl w16du">
+<w:styles xmlns:mc="http://schemas.openxmlformats.org/markup-compatibility/2006" xmlns:r="http://schemas.openxmlformats.org/officeDocument/2006/relationships" xmlns:w="http://schemas.openxmlformats.org/wordprocessingml/2006/main" xmlns:w14="http://schemas.microsoft.com/office/word/2010/wordml" xmlns:w15="http://schemas.microsoft.com/office/word/2012/wordml" xmlns:w16cex="http://schemas.microsoft.com/office/word/2018/wordml/cex" xmlns:w16cid="http://schemas.microsoft.com/office/word/2016/wordml/cid" xmlns:w16="http://schemas.microsoft.com/office/word/2018/wordml" xmlns:w16se="http://schemas.microsoft.com/office/word/2015/wordml/symex" mc:Ignorable="w14 w15 w16se w16cid w16 w16cex">
   <w:docDefaults>
     <w:rPrDefault>
       <w:rPr>
@@ -23951,7 +26726,7 @@
 </file>
 
 <file path=customXml/itemProps1.xml><?xml version="1.0" encoding="utf-8"?>
-<ds:datastoreItem xmlns:ds="http://schemas.openxmlformats.org/officeDocument/2006/customXml" ds:itemID="{CB9028B6-CD19-497A-9CC9-518AC0817E2D}">
+<ds:datastoreItem xmlns:ds="http://schemas.openxmlformats.org/officeDocument/2006/customXml" ds:itemID="{8313B812-CCF1-4708-AEC8-DCA6BE2BEDC8}">
   <ds:schemaRefs>
     <ds:schemaRef ds:uri="http://schemas.openxmlformats.org/officeDocument/2006/bibliography"/>
   </ds:schemaRefs>

--- a/Пояснительная Записка Лавор 582-1.docx
+++ b/Пояснительная Записка Лавор 582-1.docx
@@ -296,13 +296,8 @@
               </w:rPr>
               <w:t>c</w:t>
             </w:r>
-            <w:proofErr w:type="spellStart"/>
-            <w:r>
-              <w:t>тудент</w:t>
-            </w:r>
-            <w:proofErr w:type="spellEnd"/>
-            <w:r>
-              <w:t xml:space="preserve"> гр. </w:t>
+            <w:r>
+              <w:t xml:space="preserve">тудент гр. </w:t>
             </w:r>
             <w:r>
               <w:t>582-1</w:t>
@@ -332,7 +327,6 @@
               <w:ind w:firstLine="0"/>
               <w:jc w:val="right"/>
             </w:pPr>
-            <w:proofErr w:type="gramStart"/>
             <w:r>
               <w:t>«</w:t>
             </w:r>
@@ -340,14 +334,7 @@
               <w:rPr>
                 <w:u w:val="single"/>
               </w:rPr>
-              <w:t xml:space="preserve">  </w:t>
-            </w:r>
-            <w:proofErr w:type="gramEnd"/>
-            <w:r>
-              <w:rPr>
-                <w:u w:val="single"/>
-              </w:rPr>
-              <w:t xml:space="preserve"> </w:t>
+              <w:t xml:space="preserve">   </w:t>
             </w:r>
             <w:r>
               <w:rPr>
@@ -486,7 +473,6 @@
             <w:r>
               <w:t xml:space="preserve"> </w:t>
             </w:r>
-            <w:proofErr w:type="spellStart"/>
             <w:r>
               <w:t>А</w:t>
             </w:r>
@@ -502,7 +488,6 @@
             <w:r>
               <w:t>Калентьев</w:t>
             </w:r>
-            <w:proofErr w:type="spellEnd"/>
             <w:r>
               <w:t xml:space="preserve"> </w:t>
             </w:r>
@@ -512,7 +497,6 @@
               <w:ind w:firstLine="0"/>
               <w:jc w:val="right"/>
             </w:pPr>
-            <w:proofErr w:type="gramStart"/>
             <w:r>
               <w:t>«</w:t>
             </w:r>
@@ -520,14 +504,7 @@
               <w:rPr>
                 <w:u w:val="single"/>
               </w:rPr>
-              <w:t xml:space="preserve">  </w:t>
-            </w:r>
-            <w:proofErr w:type="gramEnd"/>
-            <w:r>
-              <w:rPr>
-                <w:u w:val="single"/>
-              </w:rPr>
-              <w:t xml:space="preserve"> </w:t>
+              <w:t xml:space="preserve">   </w:t>
             </w:r>
             <w:r>
               <w:rPr>
@@ -755,7 +732,6 @@
         </w:rPr>
         <w:t xml:space="preserve"> 2022 С</w:t>
       </w:r>
-      <w:proofErr w:type="spellStart"/>
       <w:r>
         <w:rPr>
           <w:bCs/>
@@ -764,7 +740,6 @@
         <w:t>ommunity</w:t>
       </w:r>
       <w:bookmarkEnd w:id="0"/>
-      <w:proofErr w:type="spellEnd"/>
       <w:r>
         <w:t xml:space="preserve">. В разработке использовалась система контроля версий </w:t>
       </w:r>
@@ -1895,49 +1870,7 @@
         <w:rPr>
           <w:color w:val="000000"/>
         </w:rPr>
-        <w:t>(</w:t>
-      </w:r>
-      <w:proofErr w:type="spellStart"/>
-      <w:r>
-        <w:rPr>
-          <w:color w:val="000000"/>
-        </w:rPr>
-        <w:t>Component</w:t>
-      </w:r>
-      <w:proofErr w:type="spellEnd"/>
-      <w:r>
-        <w:rPr>
-          <w:color w:val="000000"/>
-        </w:rPr>
-        <w:t xml:space="preserve"> </w:t>
-      </w:r>
-      <w:proofErr w:type="spellStart"/>
-      <w:r>
-        <w:rPr>
-          <w:color w:val="000000"/>
-        </w:rPr>
-        <w:t>Object</w:t>
-      </w:r>
-      <w:proofErr w:type="spellEnd"/>
-      <w:r>
-        <w:rPr>
-          <w:color w:val="000000"/>
-        </w:rPr>
-        <w:t xml:space="preserve"> </w:t>
-      </w:r>
-      <w:proofErr w:type="spellStart"/>
-      <w:r>
-        <w:rPr>
-          <w:color w:val="000000"/>
-        </w:rPr>
-        <w:t>Model</w:t>
-      </w:r>
-      <w:proofErr w:type="spellEnd"/>
-      <w:r>
-        <w:rPr>
-          <w:color w:val="000000"/>
-        </w:rPr>
-        <w:t>)</w:t>
+        <w:t>(Component Object Model)</w:t>
       </w:r>
       <w:r>
         <w:rPr>
@@ -2564,23 +2497,7 @@
                 <w:sz w:val="24"/>
                 <w:szCs w:val="24"/>
               </w:rPr>
-              <w:t xml:space="preserve">RSDN </w:t>
-            </w:r>
-            <w:proofErr w:type="spellStart"/>
-            <w:r>
-              <w:rPr>
-                <w:sz w:val="24"/>
-                <w:szCs w:val="24"/>
-              </w:rPr>
-              <w:t>Magazine</w:t>
-            </w:r>
-            <w:proofErr w:type="spellEnd"/>
-            <w:r>
-              <w:rPr>
-                <w:sz w:val="24"/>
-                <w:szCs w:val="24"/>
-              </w:rPr>
-              <w:t xml:space="preserve"> #1-2004</w:t>
+              <w:t>RSDN Magazine #1-2004</w:t>
             </w:r>
           </w:p>
         </w:tc>
@@ -3017,25 +2934,7 @@
                 <w:sz w:val="24"/>
                 <w:szCs w:val="24"/>
               </w:rPr>
-              <w:t xml:space="preserve">RSDN </w:t>
-            </w:r>
-            <w:proofErr w:type="spellStart"/>
-            <w:r>
-              <w:rPr>
-                <w:color w:val="000000"/>
-                <w:sz w:val="24"/>
-                <w:szCs w:val="24"/>
-              </w:rPr>
-              <w:t>Magazine</w:t>
-            </w:r>
-            <w:proofErr w:type="spellEnd"/>
-            <w:r>
-              <w:rPr>
-                <w:color w:val="000000"/>
-                <w:sz w:val="24"/>
-                <w:szCs w:val="24"/>
-              </w:rPr>
-              <w:t xml:space="preserve"> #1-2004</w:t>
+              <w:t>RSDN Magazine #1-2004</w:t>
             </w:r>
           </w:p>
           <w:p>
@@ -3984,35 +3883,7 @@
         <w:rPr>
           <w:szCs w:val="28"/>
         </w:rPr>
-        <w:t xml:space="preserve">Угол наклона стенки бокала a1 (не может быть отрицательным и должно выполняться условие: </w:t>
-      </w:r>
-      <w:proofErr w:type="spellStart"/>
-      <w:r>
-        <w:rPr>
-          <w:szCs w:val="28"/>
-        </w:rPr>
-        <w:t>sin</w:t>
-      </w:r>
-      <w:proofErr w:type="spellEnd"/>
-      <w:r>
-        <w:rPr>
-          <w:szCs w:val="28"/>
-        </w:rPr>
-        <w:t>(a</w:t>
-      </w:r>
-      <w:proofErr w:type="gramStart"/>
-      <w:r>
-        <w:rPr>
-          <w:szCs w:val="28"/>
-        </w:rPr>
-        <w:t>1)*</w:t>
-      </w:r>
-      <w:proofErr w:type="gramEnd"/>
-      <w:r>
-        <w:rPr>
-          <w:szCs w:val="28"/>
-        </w:rPr>
-        <w:t>l1 &lt;= (r2)/2);</w:t>
+        <w:t>Угол наклона стенки бокала a1 (не может быть отрицательным и должно выполняться условие: sin(a1)*l1 &lt;= (r2)/2);</w:t>
       </w:r>
     </w:p>
     <w:p>
@@ -4058,39 +3929,27 @@
       <w:r>
         <w:t xml:space="preserve">В качестве среды разработки была выбрана </w:t>
       </w:r>
-      <w:proofErr w:type="spellStart"/>
-      <w:r>
-        <w:t>Visual</w:t>
-      </w:r>
-      <w:proofErr w:type="spellEnd"/>
+      <w:r>
+        <w:t>Visual Studio</w:t>
+      </w:r>
+      <w:r>
+        <w:t xml:space="preserve"> 2022</w:t>
+      </w:r>
+      <w:r>
+        <w:t xml:space="preserve">, </w:t>
+      </w:r>
+      <w:r>
+        <w:t>поскольку данная среда обладает большим количеством документации,</w:t>
+      </w:r>
       <w:r>
         <w:t xml:space="preserve"> </w:t>
       </w:r>
-      <w:proofErr w:type="spellStart"/>
-      <w:r>
-        <w:t>Studio</w:t>
-      </w:r>
-      <w:proofErr w:type="spellEnd"/>
-      <w:r>
-        <w:t xml:space="preserve"> 2022</w:t>
-      </w:r>
-      <w:r>
-        <w:t xml:space="preserve">, </w:t>
-      </w:r>
-      <w:r>
-        <w:t>поскольку данная среда обладает большим количеством документации,</w:t>
-      </w:r>
-      <w:r>
-        <w:t xml:space="preserve"> </w:t>
-      </w:r>
       <w:r>
         <w:t>имеет официальную бесплатную версию «</w:t>
       </w:r>
-      <w:proofErr w:type="spellStart"/>
       <w:r>
         <w:t>Community</w:t>
       </w:r>
-      <w:proofErr w:type="spellEnd"/>
       <w:r>
         <w:t>»</w:t>
       </w:r>
@@ -4159,19 +4018,9 @@
       <w:r>
         <w:t xml:space="preserve"> </w:t>
       </w:r>
-      <w:proofErr w:type="spellStart"/>
-      <w:r>
-        <w:t>Windows</w:t>
-      </w:r>
-      <w:proofErr w:type="spellEnd"/>
-      <w:r>
-        <w:t xml:space="preserve"> </w:t>
-      </w:r>
-      <w:proofErr w:type="spellStart"/>
-      <w:r>
-        <w:t>Forms</w:t>
-      </w:r>
-      <w:proofErr w:type="spellEnd"/>
+      <w:r>
+        <w:t>Windows Forms</w:t>
+      </w:r>
       <w:r>
         <w:t>.</w:t>
       </w:r>
@@ -4263,33 +4112,55 @@
         <w:rPr>
           <w:lang w:val="en-US"/>
         </w:rPr>
-        <w:t xml:space="preserve">: </w:t>
-      </w:r>
-      <w:proofErr w:type="spellStart"/>
+        <w:t xml:space="preserve">: NUnit 3.14.0 — </w:t>
+      </w:r>
+      <w:r>
+        <w:t>современный</w:t>
+      </w:r>
       <w:r>
         <w:rPr>
           <w:lang w:val="en-US"/>
         </w:rPr>
-        <w:t>NUnit</w:t>
-      </w:r>
-      <w:proofErr w:type="spellEnd"/>
+        <w:t xml:space="preserve"> </w:t>
+      </w:r>
+      <w:r>
+        <w:t>фреймворк</w:t>
+      </w:r>
       <w:r>
         <w:rPr>
           <w:lang w:val="en-US"/>
         </w:rPr>
-        <w:t xml:space="preserve"> 3.14.0 — </w:t>
-      </w:r>
-      <w:r>
-        <w:t>современный</w:t>
+        <w:t xml:space="preserve"> </w:t>
+      </w:r>
+      <w:r>
+        <w:t>для</w:t>
       </w:r>
       <w:r>
         <w:rPr>
           <w:lang w:val="en-US"/>
         </w:rPr>
+        <w:t xml:space="preserve"> unit-</w:t>
+      </w:r>
+      <w:r>
+        <w:t>тестирования</w:t>
+      </w:r>
+      <w:r>
+        <w:rPr>
+          <w:lang w:val="en-US"/>
+        </w:rPr>
+        <w:t xml:space="preserve">, NUnit3TestAdapter 4.5.0 — </w:t>
+      </w:r>
+      <w:r>
+        <w:t>адаптер</w:t>
+      </w:r>
+      <w:r>
+        <w:rPr>
+          <w:lang w:val="en-US"/>
+        </w:rPr>
         <w:t xml:space="preserve"> </w:t>
       </w:r>
       <w:r>
-        <w:t>фреймворк</w:t>
+        <w:t>для</w:t>
       </w:r>
       <w:r>
         <w:rPr>
@@ -4298,95 +4169,31 @@
         <w:t xml:space="preserve"> </w:t>
       </w:r>
       <w:r>
-        <w:t>для</w:t>
+        <w:t>запуска</w:t>
       </w:r>
       <w:r>
         <w:rPr>
           <w:lang w:val="en-US"/>
         </w:rPr>
-        <w:t xml:space="preserve"> unit-</w:t>
-      </w:r>
-      <w:r>
-        <w:t>тестирования</w:t>
+        <w:t xml:space="preserve"> NUnit-</w:t>
+      </w:r>
+      <w:r>
+        <w:t>тестов</w:t>
       </w:r>
       <w:r>
         <w:rPr>
           <w:lang w:val="en-US"/>
         </w:rPr>
-        <w:t xml:space="preserve">, NUnit3TestAdapter 4.5.0 — </w:t>
-      </w:r>
-      <w:r>
-        <w:t>адаптер</w:t>
+        <w:t xml:space="preserve"> </w:t>
+      </w:r>
+      <w:r>
+        <w:t>в</w:t>
       </w:r>
       <w:r>
         <w:rPr>
           <w:lang w:val="en-US"/>
         </w:rPr>
-        <w:t xml:space="preserve"> </w:t>
-      </w:r>
-      <w:r>
-        <w:t>для</w:t>
-      </w:r>
-      <w:r>
-        <w:rPr>
-          <w:lang w:val="en-US"/>
-        </w:rPr>
-        <w:t xml:space="preserve"> </w:t>
-      </w:r>
-      <w:r>
-        <w:t>запуска</w:t>
-      </w:r>
-      <w:r>
-        <w:rPr>
-          <w:lang w:val="en-US"/>
-        </w:rPr>
-        <w:t xml:space="preserve"> </w:t>
-      </w:r>
-      <w:proofErr w:type="spellStart"/>
-      <w:r>
-        <w:rPr>
-          <w:lang w:val="en-US"/>
-        </w:rPr>
-        <w:t>NUnit</w:t>
-      </w:r>
-      <w:proofErr w:type="spellEnd"/>
-      <w:r>
-        <w:rPr>
-          <w:lang w:val="en-US"/>
-        </w:rPr>
-        <w:t>-</w:t>
-      </w:r>
-      <w:r>
-        <w:t>тестов</w:t>
-      </w:r>
-      <w:r>
-        <w:rPr>
-          <w:lang w:val="en-US"/>
-        </w:rPr>
-        <w:t xml:space="preserve"> </w:t>
-      </w:r>
-      <w:r>
-        <w:t>в</w:t>
-      </w:r>
-      <w:r>
-        <w:rPr>
-          <w:lang w:val="en-US"/>
-        </w:rPr>
-        <w:t xml:space="preserve"> Visual Studio, </w:t>
-      </w:r>
-      <w:proofErr w:type="spellStart"/>
-      <w:r>
-        <w:rPr>
-          <w:lang w:val="en-US"/>
-        </w:rPr>
-        <w:t>Coverlet.Collector</w:t>
-      </w:r>
-      <w:proofErr w:type="spellEnd"/>
-      <w:r>
-        <w:rPr>
-          <w:lang w:val="en-US"/>
-        </w:rPr>
-        <w:t xml:space="preserve"> 6.0.0 — </w:t>
+        <w:t xml:space="preserve"> Visual Studio, Coverlet.Collector 6.0.0 — </w:t>
       </w:r>
       <w:r>
         <w:t>инструмент</w:t>
@@ -4455,14 +4262,12 @@
       <w:r>
         <w:t xml:space="preserve">Инструмент контроля качества кода — </w:t>
       </w:r>
-      <w:proofErr w:type="spellStart"/>
       <w:r>
         <w:rPr>
           <w:lang w:val="en-US"/>
         </w:rPr>
         <w:t>StyleCop</w:t>
       </w:r>
-      <w:proofErr w:type="spellEnd"/>
       <w:r>
         <w:t>.</w:t>
       </w:r>
@@ -4743,23 +4548,7 @@
         <w:ind w:right="59" w:firstLine="0"/>
       </w:pPr>
       <w:r>
-        <w:t>Первым аналогом является приложения «</w:t>
-      </w:r>
-      <w:proofErr w:type="spellStart"/>
-      <w:r>
-        <w:t>Teapot</w:t>
-      </w:r>
-      <w:proofErr w:type="spellEnd"/>
-      <w:r>
-        <w:t xml:space="preserve"> </w:t>
-      </w:r>
-      <w:proofErr w:type="spellStart"/>
-      <w:r>
-        <w:t>Plugin</w:t>
-      </w:r>
-      <w:proofErr w:type="spellEnd"/>
-      <w:r>
-        <w:t>»</w:t>
+        <w:t>Первым аналогом является приложения «Teapot Plugin»</w:t>
       </w:r>
       <w:r>
         <w:t xml:space="preserve"> [3]</w:t>
@@ -4875,19 +4664,9 @@
         </w:rPr>
         <w:t xml:space="preserve"> Интерфейс приложения «</w:t>
       </w:r>
-      <w:proofErr w:type="spellStart"/>
-      <w:r>
-        <w:t>Teapot</w:t>
-      </w:r>
-      <w:proofErr w:type="spellEnd"/>
-      <w:r>
-        <w:t xml:space="preserve"> </w:t>
-      </w:r>
-      <w:proofErr w:type="spellStart"/>
-      <w:r>
-        <w:t>Plugin</w:t>
-      </w:r>
-      <w:proofErr w:type="spellEnd"/>
+      <w:r>
+        <w:t>Teapot Plugin</w:t>
+      </w:r>
       <w:r>
         <w:rPr>
           <w:rFonts w:eastAsia="SimSun"/>
@@ -4918,15 +4697,7 @@
         <w:t xml:space="preserve">Вторым аналогом является </w:t>
       </w:r>
       <w:r>
-        <w:t xml:space="preserve">программа автоматического построения 3D моделей и разверток по заданным значениям в </w:t>
-      </w:r>
-      <w:proofErr w:type="spellStart"/>
-      <w:r>
-        <w:t>AutoCAD</w:t>
-      </w:r>
-      <w:proofErr w:type="spellEnd"/>
-      <w:r>
-        <w:t xml:space="preserve"> «Лекало». Расчет и построение механических передач</w:t>
+        <w:t>программа автоматического построения 3D моделей и разверток по заданным значениям в AutoCAD «Лекало». Расчет и построение механических передач</w:t>
       </w:r>
     </w:p>
     <w:p>
@@ -4934,15 +4705,7 @@
         <w:ind w:right="59"/>
       </w:pPr>
       <w:r>
-        <w:t xml:space="preserve">Данная программа позволяет создавать следующие 3D модели в </w:t>
-      </w:r>
-      <w:proofErr w:type="spellStart"/>
-      <w:r>
-        <w:t>AutoCAD</w:t>
-      </w:r>
-      <w:proofErr w:type="spellEnd"/>
-      <w:r>
-        <w:t xml:space="preserve"> посредством ввода размеров с клавиатуры:</w:t>
+        <w:t>Данная программа позволяет создавать следующие 3D модели в AutoCAD посредством ввода размеров с клавиатуры:</w:t>
       </w:r>
     </w:p>
     <w:p>
@@ -5011,15 +4774,7 @@
         <w:contextualSpacing/>
       </w:pPr>
       <w:r>
-        <w:t xml:space="preserve">элементы гидро- и </w:t>
-      </w:r>
-      <w:proofErr w:type="spellStart"/>
-      <w:r>
-        <w:t>пнемвоприводов</w:t>
-      </w:r>
-      <w:proofErr w:type="spellEnd"/>
-      <w:r>
-        <w:t>;</w:t>
+        <w:t>элементы гидро- и пнемвоприводов;</w:t>
       </w:r>
     </w:p>
     <w:p>
@@ -5859,18 +5614,8 @@
                 <w:sz w:val="24"/>
                 <w:szCs w:val="24"/>
               </w:rPr>
-              <w:t>_</w:t>
-            </w:r>
-            <w:proofErr w:type="spellStart"/>
-            <w:r>
-              <w:rPr>
-                <w:color w:val="000000"/>
-                <w:sz w:val="24"/>
-                <w:szCs w:val="24"/>
-              </w:rPr>
-              <w:t>textBoxMappings</w:t>
-            </w:r>
-            <w:proofErr w:type="spellEnd"/>
+              <w:t>_textBoxMappings</w:t>
+            </w:r>
           </w:p>
         </w:tc>
         <w:tc>
@@ -5902,47 +5647,7 @@
                 <w:szCs w:val="24"/>
                 <w:lang w:val="en-US"/>
               </w:rPr>
-              <w:t>Dictionary&lt;</w:t>
-            </w:r>
-            <w:proofErr w:type="spellStart"/>
-            <w:r>
-              <w:rPr>
-                <w:color w:val="000000"/>
-                <w:sz w:val="24"/>
-                <w:szCs w:val="24"/>
-                <w:lang w:val="en-US"/>
-              </w:rPr>
-              <w:t>TextBox</w:t>
-            </w:r>
-            <w:proofErr w:type="spellEnd"/>
-            <w:r>
-              <w:rPr>
-                <w:color w:val="000000"/>
-                <w:sz w:val="24"/>
-                <w:szCs w:val="24"/>
-                <w:lang w:val="en-US"/>
-              </w:rPr>
-              <w:t xml:space="preserve">, </w:t>
-            </w:r>
-            <w:proofErr w:type="spellStart"/>
-            <w:r>
-              <w:rPr>
-                <w:color w:val="000000"/>
-                <w:sz w:val="24"/>
-                <w:szCs w:val="24"/>
-                <w:lang w:val="en-US"/>
-              </w:rPr>
-              <w:t>ParameterType</w:t>
-            </w:r>
-            <w:proofErr w:type="spellEnd"/>
-            <w:r>
-              <w:rPr>
-                <w:color w:val="000000"/>
-                <w:sz w:val="24"/>
-                <w:szCs w:val="24"/>
-                <w:lang w:val="en-US"/>
-              </w:rPr>
-              <w:t>&gt;</w:t>
+              <w:t>Dictionary&lt;TextBox, ParameterType&gt;</w:t>
             </w:r>
           </w:p>
         </w:tc>
@@ -5972,25 +5677,7 @@
                 <w:sz w:val="24"/>
                 <w:szCs w:val="24"/>
               </w:rPr>
-              <w:t xml:space="preserve">Хранит словарь соответствий </w:t>
-            </w:r>
-            <w:proofErr w:type="spellStart"/>
-            <w:r>
-              <w:rPr>
-                <w:color w:val="000000"/>
-                <w:sz w:val="24"/>
-                <w:szCs w:val="24"/>
-              </w:rPr>
-              <w:t>текстбоксов</w:t>
-            </w:r>
-            <w:proofErr w:type="spellEnd"/>
-            <w:r>
-              <w:rPr>
-                <w:color w:val="000000"/>
-                <w:sz w:val="24"/>
-                <w:szCs w:val="24"/>
-              </w:rPr>
-              <w:t xml:space="preserve"> с типом параметра</w:t>
+              <w:t>Хранит словарь соответствий текстбоксов с типом параметра</w:t>
             </w:r>
           </w:p>
         </w:tc>
@@ -6025,18 +5712,8 @@
                 <w:sz w:val="24"/>
                 <w:szCs w:val="24"/>
               </w:rPr>
-              <w:t>_</w:t>
-            </w:r>
-            <w:proofErr w:type="spellStart"/>
-            <w:r>
-              <w:rPr>
-                <w:color w:val="000000"/>
-                <w:sz w:val="24"/>
-                <w:szCs w:val="24"/>
-              </w:rPr>
-              <w:t>controlMap</w:t>
-            </w:r>
-            <w:proofErr w:type="spellEnd"/>
+              <w:t>_controlMap</w:t>
+            </w:r>
           </w:p>
         </w:tc>
         <w:tc>
@@ -6068,87 +5745,7 @@
                 <w:szCs w:val="24"/>
                 <w:lang w:val="en-US"/>
               </w:rPr>
-              <w:t>Dictionary&lt;</w:t>
-            </w:r>
-            <w:proofErr w:type="spellStart"/>
-            <w:r>
-              <w:rPr>
-                <w:color w:val="000000"/>
-                <w:sz w:val="24"/>
-                <w:szCs w:val="24"/>
-                <w:lang w:val="en-US"/>
-              </w:rPr>
-              <w:t>ParameterType</w:t>
-            </w:r>
-            <w:proofErr w:type="spellEnd"/>
-            <w:r>
-              <w:rPr>
-                <w:color w:val="000000"/>
-                <w:sz w:val="24"/>
-                <w:szCs w:val="24"/>
-                <w:lang w:val="en-US"/>
-              </w:rPr>
-              <w:t>, (</w:t>
-            </w:r>
-            <w:proofErr w:type="spellStart"/>
-            <w:r>
-              <w:rPr>
-                <w:color w:val="000000"/>
-                <w:sz w:val="24"/>
-                <w:szCs w:val="24"/>
-                <w:lang w:val="en-US"/>
-              </w:rPr>
-              <w:t>TextBox</w:t>
-            </w:r>
-            <w:proofErr w:type="spellEnd"/>
-            <w:r>
-              <w:rPr>
-                <w:color w:val="000000"/>
-                <w:sz w:val="24"/>
-                <w:szCs w:val="24"/>
-                <w:lang w:val="en-US"/>
-              </w:rPr>
-              <w:t xml:space="preserve"> </w:t>
-            </w:r>
-            <w:proofErr w:type="spellStart"/>
-            <w:r>
-              <w:rPr>
-                <w:color w:val="000000"/>
-                <w:sz w:val="24"/>
-                <w:szCs w:val="24"/>
-                <w:lang w:val="en-US"/>
-              </w:rPr>
-              <w:t>TextBox</w:t>
-            </w:r>
-            <w:proofErr w:type="spellEnd"/>
-            <w:r>
-              <w:rPr>
-                <w:color w:val="000000"/>
-                <w:sz w:val="24"/>
-                <w:szCs w:val="24"/>
-                <w:lang w:val="en-US"/>
-              </w:rPr>
-              <w:t xml:space="preserve">, ToolTip </w:t>
-            </w:r>
-            <w:proofErr w:type="spellStart"/>
-            <w:r>
-              <w:rPr>
-                <w:color w:val="000000"/>
-                <w:sz w:val="24"/>
-                <w:szCs w:val="24"/>
-                <w:lang w:val="en-US"/>
-              </w:rPr>
-              <w:t>ToolTip</w:t>
-            </w:r>
-            <w:proofErr w:type="spellEnd"/>
-            <w:r>
-              <w:rPr>
-                <w:color w:val="000000"/>
-                <w:sz w:val="24"/>
-                <w:szCs w:val="24"/>
-                <w:lang w:val="en-US"/>
-              </w:rPr>
-              <w:t>, Label Label)&gt;</w:t>
+              <w:t>Dictionary&lt;ParameterType, (TextBox TextBox, ToolTip ToolTip, Label Label)&gt;</w:t>
             </w:r>
           </w:p>
         </w:tc>
@@ -6501,7 +6098,6 @@
                 <w:lang w:val="en-US"/>
               </w:rPr>
             </w:pPr>
-            <w:proofErr w:type="spellStart"/>
             <w:r>
               <w:rPr>
                 <w:color w:val="000000"/>
@@ -6510,7 +6106,6 @@
               </w:rPr>
               <w:t>GUI_Load</w:t>
             </w:r>
-            <w:proofErr w:type="spellEnd"/>
           </w:p>
         </w:tc>
         <w:tc>
@@ -6528,59 +6123,13 @@
                 <w:szCs w:val="24"/>
               </w:rPr>
             </w:pPr>
-            <w:proofErr w:type="spellStart"/>
-            <w:r>
-              <w:rPr>
-                <w:color w:val="000000"/>
-                <w:sz w:val="24"/>
-                <w:szCs w:val="24"/>
-              </w:rPr>
-              <w:t>object</w:t>
-            </w:r>
-            <w:proofErr w:type="spellEnd"/>
-            <w:r>
-              <w:rPr>
-                <w:color w:val="000000"/>
-                <w:sz w:val="24"/>
-                <w:szCs w:val="24"/>
-              </w:rPr>
-              <w:t xml:space="preserve">: </w:t>
-            </w:r>
-            <w:proofErr w:type="spellStart"/>
-            <w:r>
-              <w:rPr>
-                <w:color w:val="000000"/>
-                <w:sz w:val="24"/>
-                <w:szCs w:val="24"/>
-              </w:rPr>
-              <w:t>sender</w:t>
-            </w:r>
-            <w:proofErr w:type="spellEnd"/>
-            <w:r>
-              <w:rPr>
-                <w:color w:val="000000"/>
-                <w:sz w:val="24"/>
-                <w:szCs w:val="24"/>
-              </w:rPr>
-              <w:t xml:space="preserve">, </w:t>
-            </w:r>
-            <w:proofErr w:type="spellStart"/>
-            <w:r>
-              <w:rPr>
-                <w:color w:val="000000"/>
-                <w:sz w:val="24"/>
-                <w:szCs w:val="24"/>
-              </w:rPr>
-              <w:t>EventArgs</w:t>
-            </w:r>
-            <w:proofErr w:type="spellEnd"/>
-            <w:r>
-              <w:rPr>
-                <w:color w:val="000000"/>
-                <w:sz w:val="24"/>
-                <w:szCs w:val="24"/>
-              </w:rPr>
-              <w:t>: e</w:t>
+            <w:r>
+              <w:rPr>
+                <w:color w:val="000000"/>
+                <w:sz w:val="24"/>
+                <w:szCs w:val="24"/>
+              </w:rPr>
+              <w:t>object: sender, EventArgs: e</w:t>
             </w:r>
           </w:p>
         </w:tc>
@@ -6651,7 +6200,6 @@
                 <w:szCs w:val="24"/>
               </w:rPr>
             </w:pPr>
-            <w:proofErr w:type="spellStart"/>
             <w:r>
               <w:rPr>
                 <w:color w:val="000000"/>
@@ -6660,7 +6208,6 @@
               </w:rPr>
               <w:t>InitializeControlMap</w:t>
             </w:r>
-            <w:proofErr w:type="spellEnd"/>
           </w:p>
         </w:tc>
         <w:tc>
@@ -6756,7 +6303,6 @@
                 <w:lang w:val="en-US"/>
               </w:rPr>
             </w:pPr>
-            <w:proofErr w:type="spellStart"/>
             <w:r>
               <w:rPr>
                 <w:color w:val="000000"/>
@@ -6766,7 +6312,6 @@
               </w:rPr>
               <w:t>InitializeTextBoxMapping</w:t>
             </w:r>
-            <w:proofErr w:type="spellEnd"/>
           </w:p>
         </w:tc>
         <w:tc>
@@ -6862,7 +6407,6 @@
                 <w:lang w:val="en-US"/>
               </w:rPr>
             </w:pPr>
-            <w:proofErr w:type="spellStart"/>
             <w:r>
               <w:rPr>
                 <w:color w:val="000000"/>
@@ -6871,7 +6415,6 @@
               </w:rPr>
               <w:t>UpdateAllLimitLabels</w:t>
             </w:r>
-            <w:proofErr w:type="spellEnd"/>
           </w:p>
         </w:tc>
         <w:tc>
@@ -6967,7 +6510,6 @@
                 <w:lang w:val="en-US"/>
               </w:rPr>
             </w:pPr>
-            <w:proofErr w:type="spellStart"/>
             <w:r>
               <w:rPr>
                 <w:color w:val="000000"/>
@@ -6976,7 +6518,6 @@
               </w:rPr>
               <w:t>CreateButton_Click</w:t>
             </w:r>
-            <w:proofErr w:type="spellEnd"/>
           </w:p>
         </w:tc>
         <w:tc>
@@ -7002,27 +6543,7 @@
                 <w:szCs w:val="24"/>
                 <w:lang w:val="en-US"/>
               </w:rPr>
-              <w:t xml:space="preserve">object: sender, </w:t>
-            </w:r>
-            <w:proofErr w:type="spellStart"/>
-            <w:r>
-              <w:rPr>
-                <w:color w:val="000000"/>
-                <w:sz w:val="24"/>
-                <w:szCs w:val="24"/>
-                <w:lang w:val="en-US"/>
-              </w:rPr>
-              <w:t>EventArgs</w:t>
-            </w:r>
-            <w:proofErr w:type="spellEnd"/>
-            <w:r>
-              <w:rPr>
-                <w:color w:val="000000"/>
-                <w:sz w:val="24"/>
-                <w:szCs w:val="24"/>
-                <w:lang w:val="en-US"/>
-              </w:rPr>
-              <w:t>: e</w:t>
+              <w:t>object: sender, EventArgs: e</w:t>
             </w:r>
           </w:p>
         </w:tc>
@@ -7094,7 +6615,6 @@
                 <w:lang w:val="en-US"/>
               </w:rPr>
             </w:pPr>
-            <w:proofErr w:type="spellStart"/>
             <w:r>
               <w:rPr>
                 <w:color w:val="000000"/>
@@ -7103,7 +6623,6 @@
               </w:rPr>
               <w:t>CalculateAndShowCharacteristics</w:t>
             </w:r>
-            <w:proofErr w:type="spellEnd"/>
           </w:p>
         </w:tc>
         <w:tc>
@@ -7198,7 +6717,6 @@
                 <w:szCs w:val="24"/>
               </w:rPr>
             </w:pPr>
-            <w:proofErr w:type="spellStart"/>
             <w:r>
               <w:rPr>
                 <w:color w:val="000000"/>
@@ -7207,7 +6725,6 @@
               </w:rPr>
               <w:t>CheckAll</w:t>
             </w:r>
-            <w:proofErr w:type="spellEnd"/>
           </w:p>
         </w:tc>
         <w:tc>
@@ -7410,7 +6927,6 @@
                 <w:szCs w:val="24"/>
               </w:rPr>
             </w:pPr>
-            <w:proofErr w:type="spellStart"/>
             <w:r>
               <w:rPr>
                 <w:color w:val="000000"/>
@@ -7419,7 +6935,6 @@
               </w:rPr>
               <w:t>ValidateAndUpdate</w:t>
             </w:r>
-            <w:proofErr w:type="spellEnd"/>
           </w:p>
         </w:tc>
         <w:tc>
@@ -7438,7 +6953,6 @@
                 <w:lang w:val="en-US"/>
               </w:rPr>
             </w:pPr>
-            <w:proofErr w:type="spellStart"/>
             <w:r>
               <w:rPr>
                 <w:color w:val="000000"/>
@@ -7446,29 +6960,8 @@
                 <w:szCs w:val="24"/>
                 <w:lang w:val="en-US"/>
               </w:rPr>
-              <w:t>ParameterType</w:t>
-            </w:r>
-            <w:proofErr w:type="spellEnd"/>
-            <w:r>
-              <w:rPr>
-                <w:color w:val="000000"/>
-                <w:sz w:val="24"/>
-                <w:szCs w:val="24"/>
-                <w:lang w:val="en-US"/>
-              </w:rPr>
-              <w:t xml:space="preserve">: </w:t>
-            </w:r>
-            <w:proofErr w:type="spellStart"/>
-            <w:r>
-              <w:rPr>
-                <w:color w:val="000000"/>
-                <w:sz w:val="24"/>
-                <w:szCs w:val="24"/>
-                <w:lang w:val="en-US"/>
-              </w:rPr>
-              <w:t>paramType</w:t>
-            </w:r>
-            <w:proofErr w:type="spellEnd"/>
+              <w:t>ParameterType: paramType</w:t>
+            </w:r>
           </w:p>
         </w:tc>
         <w:tc>
@@ -7538,7 +7031,6 @@
                 <w:szCs w:val="24"/>
               </w:rPr>
             </w:pPr>
-            <w:proofErr w:type="spellStart"/>
             <w:r>
               <w:rPr>
                 <w:color w:val="000000"/>
@@ -7547,7 +7039,6 @@
               </w:rPr>
               <w:t>UnifiedTextChangedHandler</w:t>
             </w:r>
-            <w:proofErr w:type="spellEnd"/>
           </w:p>
         </w:tc>
         <w:tc>
@@ -7573,19 +7064,25 @@
                 <w:szCs w:val="24"/>
                 <w:lang w:val="en-US"/>
               </w:rPr>
-              <w:t xml:space="preserve">object: sender, </w:t>
-            </w:r>
-            <w:proofErr w:type="spellStart"/>
-            <w:r>
+              <w:t>object: sender, EventArgs: e</w:t>
+            </w:r>
+          </w:p>
+        </w:tc>
+        <w:tc>
+          <w:tcPr>
+            <w:tcW w:w="947" w:type="pct"/>
+          </w:tcPr>
+          <w:p>
+            <w:pPr>
+              <w:ind w:right="57" w:firstLine="0"/>
+              <w:jc w:val="center"/>
               <w:rPr>
                 <w:color w:val="000000"/>
                 <w:sz w:val="24"/>
                 <w:szCs w:val="24"/>
                 <w:lang w:val="en-US"/>
               </w:rPr>
-              <w:t>EventArgs</w:t>
-            </w:r>
-            <w:proofErr w:type="spellEnd"/>
+            </w:pPr>
             <w:r>
               <w:rPr>
                 <w:color w:val="000000"/>
@@ -7593,32 +7090,6 @@
                 <w:szCs w:val="24"/>
                 <w:lang w:val="en-US"/>
               </w:rPr>
-              <w:t>: e</w:t>
-            </w:r>
-          </w:p>
-        </w:tc>
-        <w:tc>
-          <w:tcPr>
-            <w:tcW w:w="947" w:type="pct"/>
-          </w:tcPr>
-          <w:p>
-            <w:pPr>
-              <w:ind w:right="57" w:firstLine="0"/>
-              <w:jc w:val="center"/>
-              <w:rPr>
-                <w:color w:val="000000"/>
-                <w:sz w:val="24"/>
-                <w:szCs w:val="24"/>
-                <w:lang w:val="en-US"/>
-              </w:rPr>
-            </w:pPr>
-            <w:r>
-              <w:rPr>
-                <w:color w:val="000000"/>
-                <w:sz w:val="24"/>
-                <w:szCs w:val="24"/>
-                <w:lang w:val="en-US"/>
-              </w:rPr>
               <w:t>void</w:t>
             </w:r>
           </w:p>
@@ -7643,18 +7114,8 @@
                 <w:sz w:val="24"/>
                 <w:szCs w:val="24"/>
               </w:rPr>
-              <w:t xml:space="preserve">Универсальный обработчик изменения текста в </w:t>
-            </w:r>
-            <w:proofErr w:type="spellStart"/>
-            <w:r>
-              <w:rPr>
-                <w:color w:val="000000"/>
-                <w:sz w:val="24"/>
-                <w:szCs w:val="24"/>
-              </w:rPr>
-              <w:t>TextBox</w:t>
-            </w:r>
-            <w:proofErr w:type="spellEnd"/>
+              <w:t>Универсальный обработчик изменения текста в TextBox</w:t>
+            </w:r>
           </w:p>
         </w:tc>
       </w:tr>
@@ -7674,7 +7135,6 @@
                 <w:szCs w:val="24"/>
               </w:rPr>
             </w:pPr>
-            <w:proofErr w:type="spellStart"/>
             <w:r>
               <w:rPr>
                 <w:color w:val="000000"/>
@@ -7683,7 +7143,6 @@
               </w:rPr>
               <w:t>ResetButton_Click</w:t>
             </w:r>
-            <w:proofErr w:type="spellEnd"/>
           </w:p>
         </w:tc>
         <w:tc>
@@ -7709,27 +7168,7 @@
                 <w:szCs w:val="24"/>
                 <w:lang w:val="en-US"/>
               </w:rPr>
-              <w:t xml:space="preserve">object: sender, </w:t>
-            </w:r>
-            <w:proofErr w:type="spellStart"/>
-            <w:r>
-              <w:rPr>
-                <w:color w:val="000000"/>
-                <w:sz w:val="24"/>
-                <w:szCs w:val="24"/>
-                <w:lang w:val="en-US"/>
-              </w:rPr>
-              <w:t>EventArgs</w:t>
-            </w:r>
-            <w:proofErr w:type="spellEnd"/>
-            <w:r>
-              <w:rPr>
-                <w:color w:val="000000"/>
-                <w:sz w:val="24"/>
-                <w:szCs w:val="24"/>
-                <w:lang w:val="en-US"/>
-              </w:rPr>
-              <w:t>: e</w:t>
+              <w:t>object: sender, EventArgs: e</w:t>
             </w:r>
           </w:p>
         </w:tc>
@@ -7800,7 +7239,6 @@
                 <w:szCs w:val="24"/>
               </w:rPr>
             </w:pPr>
-            <w:proofErr w:type="spellStart"/>
             <w:r>
               <w:rPr>
                 <w:color w:val="000000"/>
@@ -7809,7 +7247,6 @@
               </w:rPr>
               <w:t>ResetFormToDefaults</w:t>
             </w:r>
-            <w:proofErr w:type="spellEnd"/>
           </w:p>
         </w:tc>
         <w:tc>
@@ -7969,7 +7406,6 @@
         </w:rPr>
         <w:t xml:space="preserve">Поля класса </w:t>
       </w:r>
-      <w:proofErr w:type="spellStart"/>
       <w:r>
         <w:rPr>
           <w:color w:val="000000"/>
@@ -7979,7 +7415,6 @@
         </w:rPr>
         <w:t>GlassBuilder</w:t>
       </w:r>
-      <w:proofErr w:type="spellEnd"/>
     </w:p>
     <w:tbl>
       <w:tblPr>
@@ -8134,18 +7569,8 @@
                 <w:sz w:val="24"/>
                 <w:szCs w:val="24"/>
               </w:rPr>
-              <w:t>_</w:t>
-            </w:r>
-            <w:proofErr w:type="spellStart"/>
-            <w:r>
-              <w:rPr>
-                <w:color w:val="000000"/>
-                <w:sz w:val="24"/>
-                <w:szCs w:val="24"/>
-              </w:rPr>
-              <w:t>wrapper</w:t>
-            </w:r>
-            <w:proofErr w:type="spellEnd"/>
+              <w:t>_wrapper</w:t>
+            </w:r>
           </w:p>
         </w:tc>
         <w:tc>
@@ -8172,7 +7597,6 @@
                 <w:lang w:val="en-US"/>
               </w:rPr>
             </w:pPr>
-            <w:proofErr w:type="spellStart"/>
             <w:r>
               <w:rPr>
                 <w:color w:val="000000"/>
@@ -8182,7 +7606,6 @@
               </w:rPr>
               <w:t>KompasWrapper</w:t>
             </w:r>
-            <w:proofErr w:type="spellEnd"/>
           </w:p>
         </w:tc>
         <w:tc>
@@ -8261,7 +7684,6 @@
         </w:rPr>
         <w:t xml:space="preserve">етоды класса </w:t>
       </w:r>
-      <w:proofErr w:type="spellStart"/>
       <w:r>
         <w:rPr>
           <w:color w:val="000000"/>
@@ -8271,7 +7693,6 @@
         </w:rPr>
         <w:t>GlassBuilder</w:t>
       </w:r>
-      <w:proofErr w:type="spellEnd"/>
     </w:p>
     <w:tbl>
       <w:tblPr>
@@ -8434,7 +7855,6 @@
                 <w:lang w:val="en-US"/>
               </w:rPr>
             </w:pPr>
-            <w:proofErr w:type="spellStart"/>
             <w:r>
               <w:rPr>
                 <w:color w:val="000000"/>
@@ -8444,7 +7864,6 @@
               </w:rPr>
               <w:t>BuildGlass</w:t>
             </w:r>
-            <w:proofErr w:type="spellEnd"/>
           </w:p>
         </w:tc>
         <w:tc>
@@ -8462,70 +7881,14 @@
                 <w:szCs w:val="24"/>
               </w:rPr>
             </w:pPr>
-            <w:proofErr w:type="spellStart"/>
-            <w:r>
-              <w:rPr>
-                <w:color w:val="000000"/>
-                <w:sz w:val="24"/>
-                <w:szCs w:val="24"/>
-              </w:rPr>
-              <w:t>Parameters</w:t>
-            </w:r>
-            <w:proofErr w:type="spellEnd"/>
-            <w:r>
-              <w:rPr>
-                <w:color w:val="000000"/>
-                <w:sz w:val="24"/>
-                <w:szCs w:val="24"/>
-              </w:rPr>
-              <w:t xml:space="preserve">: </w:t>
-            </w:r>
-            <w:proofErr w:type="spellStart"/>
-            <w:r>
-              <w:rPr>
-                <w:color w:val="000000"/>
-                <w:sz w:val="24"/>
-                <w:szCs w:val="24"/>
-              </w:rPr>
-              <w:t>parameters</w:t>
-            </w:r>
-            <w:proofErr w:type="spellEnd"/>
-            <w:r>
-              <w:rPr>
-                <w:color w:val="000000"/>
-                <w:sz w:val="24"/>
-                <w:szCs w:val="24"/>
-              </w:rPr>
-              <w:t xml:space="preserve">, </w:t>
-            </w:r>
-            <w:proofErr w:type="spellStart"/>
-            <w:r>
-              <w:rPr>
-                <w:color w:val="000000"/>
-                <w:sz w:val="24"/>
-                <w:szCs w:val="24"/>
-              </w:rPr>
-              <w:t>bool</w:t>
-            </w:r>
-            <w:proofErr w:type="spellEnd"/>
-            <w:r>
-              <w:rPr>
-                <w:color w:val="000000"/>
-                <w:sz w:val="24"/>
-                <w:szCs w:val="24"/>
-              </w:rPr>
-              <w:t xml:space="preserve">: </w:t>
-            </w:r>
-            <w:proofErr w:type="spellStart"/>
-            <w:r>
-              <w:rPr>
-                <w:color w:val="000000"/>
-                <w:sz w:val="24"/>
-                <w:szCs w:val="24"/>
-              </w:rPr>
-              <w:t>createHandle</w:t>
-            </w:r>
-            <w:proofErr w:type="spellEnd"/>
+            <w:r>
+              <w:rPr>
+                <w:color w:val="000000"/>
+                <w:sz w:val="24"/>
+                <w:szCs w:val="24"/>
+              </w:rPr>
+              <w:t>Parameters: parameters, bool: createHandle</w:t>
+            </w:r>
           </w:p>
         </w:tc>
         <w:tc>
@@ -8767,7 +8130,6 @@
                 <w:szCs w:val="24"/>
               </w:rPr>
             </w:pPr>
-            <w:proofErr w:type="spellStart"/>
             <w:r>
               <w:rPr>
                 <w:color w:val="000000"/>
@@ -8776,7 +8138,6 @@
               </w:rPr>
               <w:t>BuildGlassProfile</w:t>
             </w:r>
-            <w:proofErr w:type="spellEnd"/>
           </w:p>
         </w:tc>
         <w:tc>
@@ -8802,139 +8163,8 @@
                 <w:szCs w:val="24"/>
                 <w:lang w:val="en-US"/>
               </w:rPr>
-              <w:t xml:space="preserve">double: </w:t>
-            </w:r>
-            <w:proofErr w:type="spellStart"/>
-            <w:r>
-              <w:rPr>
-                <w:color w:val="000000"/>
-                <w:sz w:val="24"/>
-                <w:szCs w:val="24"/>
-                <w:lang w:val="en-US"/>
-              </w:rPr>
-              <w:t>stalkHeight</w:t>
-            </w:r>
-            <w:proofErr w:type="spellEnd"/>
-            <w:r>
-              <w:rPr>
-                <w:color w:val="000000"/>
-                <w:sz w:val="24"/>
-                <w:szCs w:val="24"/>
-                <w:lang w:val="en-US"/>
-              </w:rPr>
-              <w:t xml:space="preserve">, double: </w:t>
-            </w:r>
-            <w:proofErr w:type="spellStart"/>
-            <w:r>
-              <w:rPr>
-                <w:color w:val="000000"/>
-                <w:sz w:val="24"/>
-                <w:szCs w:val="24"/>
-                <w:lang w:val="en-US"/>
-              </w:rPr>
-              <w:t>sideHeight</w:t>
-            </w:r>
-            <w:proofErr w:type="spellEnd"/>
-            <w:r>
-              <w:rPr>
-                <w:color w:val="000000"/>
-                <w:sz w:val="24"/>
-                <w:szCs w:val="24"/>
-                <w:lang w:val="en-US"/>
-              </w:rPr>
-              <w:t xml:space="preserve">, double: </w:t>
-            </w:r>
-            <w:proofErr w:type="spellStart"/>
-            <w:r>
-              <w:rPr>
-                <w:color w:val="000000"/>
-                <w:sz w:val="24"/>
-                <w:szCs w:val="24"/>
-                <w:lang w:val="en-US"/>
-              </w:rPr>
-              <w:t>bowlRadius</w:t>
-            </w:r>
-            <w:proofErr w:type="spellEnd"/>
-            <w:r>
-              <w:rPr>
-                <w:color w:val="000000"/>
-                <w:sz w:val="24"/>
-                <w:szCs w:val="24"/>
-                <w:lang w:val="en-US"/>
-              </w:rPr>
-              <w:t xml:space="preserve">, double: </w:t>
-            </w:r>
-            <w:proofErr w:type="spellStart"/>
-            <w:r>
-              <w:rPr>
-                <w:color w:val="000000"/>
-                <w:sz w:val="24"/>
-                <w:szCs w:val="24"/>
-                <w:lang w:val="en-US"/>
-              </w:rPr>
-              <w:t>stalkRadius</w:t>
-            </w:r>
-            <w:proofErr w:type="spellEnd"/>
-            <w:r>
-              <w:rPr>
-                <w:color w:val="000000"/>
-                <w:sz w:val="24"/>
-                <w:szCs w:val="24"/>
-                <w:lang w:val="en-US"/>
-              </w:rPr>
-              <w:t xml:space="preserve">, double: </w:t>
-            </w:r>
-            <w:proofErr w:type="spellStart"/>
-            <w:r>
-              <w:rPr>
-                <w:color w:val="000000"/>
-                <w:sz w:val="24"/>
-                <w:szCs w:val="24"/>
-                <w:lang w:val="en-US"/>
-              </w:rPr>
-              <w:t>sideAngle</w:t>
-            </w:r>
-            <w:proofErr w:type="spellEnd"/>
-            <w:r>
-              <w:rPr>
-                <w:color w:val="000000"/>
-                <w:sz w:val="24"/>
-                <w:szCs w:val="24"/>
-                <w:lang w:val="en-US"/>
-              </w:rPr>
-              <w:t xml:space="preserve">, double: </w:t>
-            </w:r>
-            <w:proofErr w:type="spellStart"/>
-            <w:r>
-              <w:rPr>
-                <w:color w:val="000000"/>
-                <w:sz w:val="24"/>
-                <w:szCs w:val="24"/>
-                <w:lang w:val="en-US"/>
-              </w:rPr>
-              <w:t>standRadius</w:t>
-            </w:r>
-            <w:proofErr w:type="spellEnd"/>
-            <w:r>
-              <w:rPr>
-                <w:color w:val="000000"/>
-                <w:sz w:val="24"/>
-                <w:szCs w:val="24"/>
-                <w:lang w:val="en-US"/>
-              </w:rPr>
-              <w:t xml:space="preserve">, bool: </w:t>
-            </w:r>
-            <w:proofErr w:type="spellStart"/>
-            <w:r>
-              <w:rPr>
-                <w:color w:val="000000"/>
-                <w:sz w:val="24"/>
-                <w:szCs w:val="24"/>
-                <w:lang w:val="en-US"/>
-              </w:rPr>
-              <w:t>createHandle</w:t>
-            </w:r>
-            <w:proofErr w:type="spellEnd"/>
+              <w:t>double: stalkHeight, double: sideHeight, double: bowlRadius, double: stalkRadius, double: sideAngle, double: standRadius, bool: createHandle</w:t>
+            </w:r>
           </w:p>
         </w:tc>
         <w:tc>
@@ -9020,7 +8250,6 @@
                 <w:szCs w:val="24"/>
               </w:rPr>
             </w:pPr>
-            <w:proofErr w:type="spellStart"/>
             <w:r>
               <w:rPr>
                 <w:color w:val="000000"/>
@@ -9029,7 +8258,6 @@
               </w:rPr>
               <w:t>CreateHandle</w:t>
             </w:r>
-            <w:proofErr w:type="spellEnd"/>
           </w:p>
         </w:tc>
         <w:tc>
@@ -9048,7 +8276,6 @@
                 <w:lang w:val="en-US"/>
               </w:rPr>
             </w:pPr>
-            <w:proofErr w:type="spellStart"/>
             <w:r>
               <w:rPr>
                 <w:color w:val="000000"/>
@@ -9056,109 +8283,8 @@
                 <w:szCs w:val="24"/>
                 <w:lang w:val="en-US"/>
               </w:rPr>
-              <w:t>ksPart</w:t>
-            </w:r>
-            <w:proofErr w:type="spellEnd"/>
-            <w:r>
-              <w:rPr>
-                <w:color w:val="000000"/>
-                <w:sz w:val="24"/>
-                <w:szCs w:val="24"/>
-                <w:lang w:val="en-US"/>
-              </w:rPr>
-              <w:t xml:space="preserve">: part, double: </w:t>
-            </w:r>
-            <w:proofErr w:type="spellStart"/>
-            <w:r>
-              <w:rPr>
-                <w:color w:val="000000"/>
-                <w:sz w:val="24"/>
-                <w:szCs w:val="24"/>
-                <w:lang w:val="en-US"/>
-              </w:rPr>
-              <w:t>stalkHeight</w:t>
-            </w:r>
-            <w:proofErr w:type="spellEnd"/>
-            <w:r>
-              <w:rPr>
-                <w:color w:val="000000"/>
-                <w:sz w:val="24"/>
-                <w:szCs w:val="24"/>
-                <w:lang w:val="en-US"/>
-              </w:rPr>
-              <w:t xml:space="preserve">, double: </w:t>
-            </w:r>
-            <w:proofErr w:type="spellStart"/>
-            <w:r>
-              <w:rPr>
-                <w:color w:val="000000"/>
-                <w:sz w:val="24"/>
-                <w:szCs w:val="24"/>
-                <w:lang w:val="en-US"/>
-              </w:rPr>
-              <w:t>stalkRadius</w:t>
-            </w:r>
-            <w:proofErr w:type="spellEnd"/>
-            <w:r>
-              <w:rPr>
-                <w:color w:val="000000"/>
-                <w:sz w:val="24"/>
-                <w:szCs w:val="24"/>
-                <w:lang w:val="en-US"/>
-              </w:rPr>
-              <w:t xml:space="preserve">, double: </w:t>
-            </w:r>
-            <w:proofErr w:type="spellStart"/>
-            <w:r>
-              <w:rPr>
-                <w:color w:val="000000"/>
-                <w:sz w:val="24"/>
-                <w:szCs w:val="24"/>
-                <w:lang w:val="en-US"/>
-              </w:rPr>
-              <w:t>bowlRadius</w:t>
-            </w:r>
-            <w:proofErr w:type="spellEnd"/>
-            <w:r>
-              <w:rPr>
-                <w:color w:val="000000"/>
-                <w:sz w:val="24"/>
-                <w:szCs w:val="24"/>
-                <w:lang w:val="en-US"/>
-              </w:rPr>
-              <w:t xml:space="preserve">, double: </w:t>
-            </w:r>
-            <w:proofErr w:type="spellStart"/>
-            <w:r>
-              <w:rPr>
-                <w:color w:val="000000"/>
-                <w:sz w:val="24"/>
-                <w:szCs w:val="24"/>
-                <w:lang w:val="en-US"/>
-              </w:rPr>
-              <w:t>sideAngle</w:t>
-            </w:r>
-            <w:proofErr w:type="spellEnd"/>
-            <w:r>
-              <w:rPr>
-                <w:color w:val="000000"/>
-                <w:sz w:val="24"/>
-                <w:szCs w:val="24"/>
-                <w:lang w:val="en-US"/>
-              </w:rPr>
-              <w:t xml:space="preserve">, double: </w:t>
-            </w:r>
-            <w:proofErr w:type="spellStart"/>
-            <w:r>
-              <w:rPr>
-                <w:color w:val="000000"/>
-                <w:sz w:val="24"/>
-                <w:szCs w:val="24"/>
-                <w:lang w:val="en-US"/>
-              </w:rPr>
-              <w:t>sideHeight</w:t>
-            </w:r>
-            <w:proofErr w:type="spellEnd"/>
+              <w:t>ksPart: part, double: stalkHeight, double: stalkRadius, double: bowlRadius, double: sideAngle, double: sideHeight</w:t>
+            </w:r>
           </w:p>
         </w:tc>
         <w:tc>
@@ -9243,7 +8369,6 @@
                 <w:szCs w:val="24"/>
               </w:rPr>
             </w:pPr>
-            <w:proofErr w:type="spellStart"/>
             <w:r>
               <w:rPr>
                 <w:color w:val="000000"/>
@@ -9252,7 +8377,6 @@
               </w:rPr>
               <w:t>ValidateParameters</w:t>
             </w:r>
-            <w:proofErr w:type="spellEnd"/>
           </w:p>
         </w:tc>
         <w:tc>
@@ -9278,119 +8402,8 @@
                 <w:szCs w:val="24"/>
                 <w:lang w:val="en-US"/>
               </w:rPr>
-              <w:t xml:space="preserve">double: </w:t>
-            </w:r>
-            <w:proofErr w:type="spellStart"/>
-            <w:r>
-              <w:rPr>
-                <w:color w:val="000000"/>
-                <w:sz w:val="24"/>
-                <w:szCs w:val="24"/>
-                <w:lang w:val="en-US"/>
-              </w:rPr>
-              <w:t>stalkHeight</w:t>
-            </w:r>
-            <w:proofErr w:type="spellEnd"/>
-            <w:r>
-              <w:rPr>
-                <w:color w:val="000000"/>
-                <w:sz w:val="24"/>
-                <w:szCs w:val="24"/>
-                <w:lang w:val="en-US"/>
-              </w:rPr>
-              <w:t xml:space="preserve">, double: </w:t>
-            </w:r>
-            <w:proofErr w:type="spellStart"/>
-            <w:r>
-              <w:rPr>
-                <w:color w:val="000000"/>
-                <w:sz w:val="24"/>
-                <w:szCs w:val="24"/>
-                <w:lang w:val="en-US"/>
-              </w:rPr>
-              <w:t>sideHeight</w:t>
-            </w:r>
-            <w:proofErr w:type="spellEnd"/>
-            <w:r>
-              <w:rPr>
-                <w:color w:val="000000"/>
-                <w:sz w:val="24"/>
-                <w:szCs w:val="24"/>
-                <w:lang w:val="en-US"/>
-              </w:rPr>
-              <w:t xml:space="preserve">, double: </w:t>
-            </w:r>
-            <w:proofErr w:type="spellStart"/>
-            <w:r>
-              <w:rPr>
-                <w:color w:val="000000"/>
-                <w:sz w:val="24"/>
-                <w:szCs w:val="24"/>
-                <w:lang w:val="en-US"/>
-              </w:rPr>
-              <w:t>bowlRadius</w:t>
-            </w:r>
-            <w:proofErr w:type="spellEnd"/>
-            <w:r>
-              <w:rPr>
-                <w:color w:val="000000"/>
-                <w:sz w:val="24"/>
-                <w:szCs w:val="24"/>
-                <w:lang w:val="en-US"/>
-              </w:rPr>
-              <w:t xml:space="preserve">, double: </w:t>
-            </w:r>
-            <w:proofErr w:type="spellStart"/>
-            <w:r>
-              <w:rPr>
-                <w:color w:val="000000"/>
-                <w:sz w:val="24"/>
-                <w:szCs w:val="24"/>
-                <w:lang w:val="en-US"/>
-              </w:rPr>
-              <w:t>stalkRadius</w:t>
-            </w:r>
-            <w:proofErr w:type="spellEnd"/>
-            <w:r>
-              <w:rPr>
-                <w:color w:val="000000"/>
-                <w:sz w:val="24"/>
-                <w:szCs w:val="24"/>
-                <w:lang w:val="en-US"/>
-              </w:rPr>
-              <w:t xml:space="preserve">, double: </w:t>
-            </w:r>
-            <w:proofErr w:type="spellStart"/>
-            <w:r>
-              <w:rPr>
-                <w:color w:val="000000"/>
-                <w:sz w:val="24"/>
-                <w:szCs w:val="24"/>
-                <w:lang w:val="en-US"/>
-              </w:rPr>
-              <w:t>sideAngle</w:t>
-            </w:r>
-            <w:proofErr w:type="spellEnd"/>
-            <w:r>
-              <w:rPr>
-                <w:color w:val="000000"/>
-                <w:sz w:val="24"/>
-                <w:szCs w:val="24"/>
-                <w:lang w:val="en-US"/>
-              </w:rPr>
-              <w:t xml:space="preserve">, double: </w:t>
-            </w:r>
-            <w:proofErr w:type="spellStart"/>
-            <w:r>
-              <w:rPr>
-                <w:color w:val="000000"/>
-                <w:sz w:val="24"/>
-                <w:szCs w:val="24"/>
-                <w:lang w:val="en-US"/>
-              </w:rPr>
-              <w:t>standRadius</w:t>
-            </w:r>
-            <w:proofErr w:type="spellEnd"/>
+              <w:t>double: stalkHeight, double: sideHeight, double: bowlRadius, double: stalkRadius, double: sideAngle, double: standRadius</w:t>
+            </w:r>
           </w:p>
         </w:tc>
         <w:tc>
@@ -9475,7 +8488,6 @@
                 <w:szCs w:val="24"/>
               </w:rPr>
             </w:pPr>
-            <w:proofErr w:type="spellStart"/>
             <w:r>
               <w:rPr>
                 <w:color w:val="000000"/>
@@ -9484,7 +8496,6 @@
               </w:rPr>
               <w:t>ValidateParameters</w:t>
             </w:r>
-            <w:proofErr w:type="spellEnd"/>
           </w:p>
         </w:tc>
         <w:tc>
@@ -9503,34 +8514,14 @@
                 <w:lang w:val="en-US"/>
               </w:rPr>
             </w:pPr>
-            <w:proofErr w:type="spellStart"/>
-            <w:r>
-              <w:rPr>
-                <w:color w:val="000000"/>
-                <w:sz w:val="24"/>
-                <w:szCs w:val="24"/>
-              </w:rPr>
-              <w:t>Parameters</w:t>
-            </w:r>
-            <w:proofErr w:type="spellEnd"/>
-            <w:r>
-              <w:rPr>
-                <w:color w:val="000000"/>
-                <w:sz w:val="24"/>
-                <w:szCs w:val="24"/>
-              </w:rPr>
-              <w:t xml:space="preserve">: </w:t>
-            </w:r>
-            <w:proofErr w:type="spellStart"/>
-            <w:r>
-              <w:rPr>
-                <w:color w:val="000000"/>
-                <w:sz w:val="24"/>
-                <w:szCs w:val="24"/>
-              </w:rPr>
-              <w:t>parameters</w:t>
-            </w:r>
-            <w:proofErr w:type="spellEnd"/>
+            <w:r>
+              <w:rPr>
+                <w:color w:val="000000"/>
+                <w:sz w:val="24"/>
+                <w:szCs w:val="24"/>
+              </w:rPr>
+              <w:t>Parameters: parameters</w:t>
+            </w:r>
           </w:p>
         </w:tc>
         <w:tc>
@@ -9586,18 +8577,8 @@
                 <w:sz w:val="24"/>
                 <w:szCs w:val="24"/>
               </w:rPr>
-              <w:t xml:space="preserve">Проверка параметров объекта </w:t>
-            </w:r>
-            <w:proofErr w:type="spellStart"/>
-            <w:r>
-              <w:rPr>
-                <w:color w:val="000000"/>
-                <w:sz w:val="24"/>
-                <w:szCs w:val="24"/>
-              </w:rPr>
-              <w:t>Parameter</w:t>
-            </w:r>
-            <w:proofErr w:type="spellEnd"/>
+              <w:t>Проверка параметров объекта Parameter</w:t>
+            </w:r>
             <w:r>
               <w:rPr>
                 <w:color w:val="000000"/>
@@ -9973,18 +8954,8 @@
                 <w:sz w:val="24"/>
                 <w:szCs w:val="24"/>
               </w:rPr>
-              <w:t>_</w:t>
-            </w:r>
-            <w:proofErr w:type="spellStart"/>
-            <w:r>
-              <w:rPr>
-                <w:color w:val="000000"/>
-                <w:sz w:val="24"/>
-                <w:szCs w:val="24"/>
-              </w:rPr>
-              <w:t>value</w:t>
-            </w:r>
-            <w:proofErr w:type="spellEnd"/>
+              <w:t>_value</w:t>
+            </w:r>
           </w:p>
         </w:tc>
         <w:tc>
@@ -10087,18 +9058,8 @@
                 <w:sz w:val="24"/>
                 <w:szCs w:val="24"/>
               </w:rPr>
-              <w:t>_</w:t>
-            </w:r>
-            <w:proofErr w:type="spellStart"/>
-            <w:r>
-              <w:rPr>
-                <w:color w:val="000000"/>
-                <w:sz w:val="24"/>
-                <w:szCs w:val="24"/>
-              </w:rPr>
-              <w:t>minValue</w:t>
-            </w:r>
-            <w:proofErr w:type="spellEnd"/>
+              <w:t>_minValue</w:t>
+            </w:r>
           </w:p>
         </w:tc>
         <w:tc>
@@ -10211,18 +9172,8 @@
                 <w:sz w:val="24"/>
                 <w:szCs w:val="24"/>
               </w:rPr>
-              <w:t>_</w:t>
-            </w:r>
-            <w:proofErr w:type="spellStart"/>
-            <w:r>
-              <w:rPr>
-                <w:color w:val="000000"/>
-                <w:sz w:val="24"/>
-                <w:szCs w:val="24"/>
-              </w:rPr>
-              <w:t>maxValue</w:t>
-            </w:r>
-            <w:proofErr w:type="spellEnd"/>
+              <w:t>_maxValue</w:t>
+            </w:r>
           </w:p>
         </w:tc>
         <w:tc>
@@ -10490,39 +9441,8 @@
                 <w:szCs w:val="24"/>
                 <w:lang w:val="en-US"/>
               </w:rPr>
-              <w:t xml:space="preserve">double: </w:t>
-            </w:r>
-            <w:proofErr w:type="spellStart"/>
-            <w:r>
-              <w:rPr>
-                <w:color w:val="000000"/>
-                <w:sz w:val="24"/>
-                <w:szCs w:val="24"/>
-                <w:lang w:val="en-US"/>
-              </w:rPr>
-              <w:t>minValue</w:t>
-            </w:r>
-            <w:proofErr w:type="spellEnd"/>
-            <w:r>
-              <w:rPr>
-                <w:color w:val="000000"/>
-                <w:sz w:val="24"/>
-                <w:szCs w:val="24"/>
-                <w:lang w:val="en-US"/>
-              </w:rPr>
-              <w:t xml:space="preserve">, double: </w:t>
-            </w:r>
-            <w:proofErr w:type="spellStart"/>
-            <w:r>
-              <w:rPr>
-                <w:color w:val="000000"/>
-                <w:sz w:val="24"/>
-                <w:szCs w:val="24"/>
-                <w:lang w:val="en-US"/>
-              </w:rPr>
-              <w:t>maxValue</w:t>
-            </w:r>
-            <w:proofErr w:type="spellEnd"/>
+              <w:t>double: minValue, double: maxValue</w:t>
+            </w:r>
           </w:p>
         </w:tc>
         <w:tc>
@@ -10594,7 +9514,6 @@
                 <w:lang w:val="en-US"/>
               </w:rPr>
             </w:pPr>
-            <w:proofErr w:type="spellStart"/>
             <w:r>
               <w:rPr>
                 <w:color w:val="000000"/>
@@ -10603,7 +9522,6 @@
               </w:rPr>
               <w:t>Validate</w:t>
             </w:r>
-            <w:proofErr w:type="spellEnd"/>
           </w:p>
         </w:tc>
         <w:tc>
@@ -10699,7 +9617,6 @@
                 <w:szCs w:val="24"/>
               </w:rPr>
             </w:pPr>
-            <w:proofErr w:type="spellStart"/>
             <w:r>
               <w:rPr>
                 <w:color w:val="000000"/>
@@ -10708,7 +9625,6 @@
               </w:rPr>
               <w:t>MinValue</w:t>
             </w:r>
-            <w:proofErr w:type="spellEnd"/>
           </w:p>
         </w:tc>
         <w:tc>
@@ -10806,7 +9722,6 @@
                 <w:szCs w:val="24"/>
               </w:rPr>
             </w:pPr>
-            <w:proofErr w:type="spellStart"/>
             <w:r>
               <w:rPr>
                 <w:color w:val="000000"/>
@@ -10815,7 +9730,6 @@
               </w:rPr>
               <w:t>MaxValue</w:t>
             </w:r>
-            <w:proofErr w:type="spellEnd"/>
           </w:p>
         </w:tc>
         <w:tc>
@@ -10928,7 +9842,6 @@
                 <w:szCs w:val="24"/>
               </w:rPr>
             </w:pPr>
-            <w:proofErr w:type="spellStart"/>
             <w:r>
               <w:rPr>
                 <w:color w:val="000000"/>
@@ -10937,7 +9850,6 @@
               </w:rPr>
               <w:t>Value</w:t>
             </w:r>
-            <w:proofErr w:type="spellEnd"/>
           </w:p>
         </w:tc>
         <w:tc>
@@ -11098,20 +10010,8 @@
           <w:szCs w:val="24"/>
           <w:lang w:bidi="ar-SA"/>
         </w:rPr>
-        <w:t xml:space="preserve"> – Перечисление </w:t>
-      </w:r>
-      <w:proofErr w:type="spellStart"/>
-      <w:r>
-        <w:rPr>
-          <w:rFonts w:eastAsia="SimSun"/>
-          <w:color w:val="000000"/>
-          <w:sz w:val="24"/>
-          <w:szCs w:val="24"/>
-          <w:lang w:bidi="ar-SA"/>
-        </w:rPr>
-        <w:t>Parameter</w:t>
-      </w:r>
-      <w:proofErr w:type="spellEnd"/>
+        <w:t xml:space="preserve"> – Перечисление Parameter</w:t>
+      </w:r>
       <w:r>
         <w:rPr>
           <w:rFonts w:eastAsia="SimSun"/>
@@ -11221,7 +10121,6 @@
                 <w:lang w:val="en-US" w:bidi="ar-SA"/>
               </w:rPr>
             </w:pPr>
-            <w:proofErr w:type="spellStart"/>
             <w:r>
               <w:rPr>
                 <w:rFonts w:eastAsia="SimSun"/>
@@ -11232,7 +10131,6 @@
               </w:rPr>
               <w:t>StalkHeight</w:t>
             </w:r>
-            <w:proofErr w:type="spellEnd"/>
           </w:p>
         </w:tc>
         <w:tc>
@@ -11288,7 +10186,6 @@
                 <w:lang w:val="en-US" w:bidi="ar-SA"/>
               </w:rPr>
             </w:pPr>
-            <w:proofErr w:type="spellStart"/>
             <w:r>
               <w:rPr>
                 <w:rFonts w:eastAsia="SimSun"/>
@@ -11299,7 +10196,6 @@
               </w:rPr>
               <w:t>SideHeight</w:t>
             </w:r>
-            <w:proofErr w:type="spellEnd"/>
           </w:p>
         </w:tc>
         <w:tc>
@@ -11355,7 +10251,6 @@
                 <w:lang w:val="en-US" w:bidi="ar-SA"/>
               </w:rPr>
             </w:pPr>
-            <w:proofErr w:type="spellStart"/>
             <w:r>
               <w:rPr>
                 <w:rFonts w:eastAsia="SimSun"/>
@@ -11366,7 +10261,6 @@
               </w:rPr>
               <w:t>BowlRadius</w:t>
             </w:r>
-            <w:proofErr w:type="spellEnd"/>
           </w:p>
         </w:tc>
         <w:tc>
@@ -11422,7 +10316,6 @@
                 <w:lang w:val="en-US" w:bidi="ar-SA"/>
               </w:rPr>
             </w:pPr>
-            <w:proofErr w:type="spellStart"/>
             <w:r>
               <w:rPr>
                 <w:rFonts w:eastAsia="SimSun"/>
@@ -11433,7 +10326,6 @@
               </w:rPr>
               <w:t>StalkRadius</w:t>
             </w:r>
-            <w:proofErr w:type="spellEnd"/>
           </w:p>
         </w:tc>
         <w:tc>
@@ -11489,7 +10381,6 @@
                 <w:lang w:val="en-US" w:bidi="ar-SA"/>
               </w:rPr>
             </w:pPr>
-            <w:proofErr w:type="spellStart"/>
             <w:r>
               <w:rPr>
                 <w:rFonts w:eastAsia="SimSun"/>
@@ -11500,7 +10391,6 @@
               </w:rPr>
               <w:t>SideAngle</w:t>
             </w:r>
-            <w:proofErr w:type="spellEnd"/>
           </w:p>
         </w:tc>
         <w:tc>
@@ -11556,7 +10446,6 @@
                 <w:lang w:val="en-US" w:bidi="ar-SA"/>
               </w:rPr>
             </w:pPr>
-            <w:proofErr w:type="spellStart"/>
             <w:r>
               <w:rPr>
                 <w:rFonts w:eastAsia="SimSun"/>
@@ -11567,7 +10456,6 @@
               </w:rPr>
               <w:t>StandRadius</w:t>
             </w:r>
-            <w:proofErr w:type="spellEnd"/>
           </w:p>
         </w:tc>
         <w:tc>
@@ -11702,7 +10590,6 @@
         </w:rPr>
         <w:t xml:space="preserve">Поля класса </w:t>
       </w:r>
-      <w:proofErr w:type="spellStart"/>
       <w:r>
         <w:rPr>
           <w:color w:val="000000"/>
@@ -11712,7 +10599,6 @@
         </w:rPr>
         <w:t>KompasWrapper</w:t>
       </w:r>
-      <w:proofErr w:type="spellEnd"/>
     </w:p>
     <w:tbl>
       <w:tblPr>
@@ -11867,18 +10753,8 @@
                 <w:sz w:val="24"/>
                 <w:szCs w:val="24"/>
               </w:rPr>
-              <w:t>_</w:t>
-            </w:r>
-            <w:proofErr w:type="spellStart"/>
-            <w:r>
-              <w:rPr>
-                <w:color w:val="000000"/>
-                <w:sz w:val="24"/>
-                <w:szCs w:val="24"/>
-              </w:rPr>
-              <w:t>kompas</w:t>
-            </w:r>
-            <w:proofErr w:type="spellEnd"/>
+              <w:t>_kompas</w:t>
+            </w:r>
           </w:p>
         </w:tc>
         <w:tc>
@@ -11905,7 +10781,6 @@
                 <w:lang w:val="en-US"/>
               </w:rPr>
             </w:pPr>
-            <w:proofErr w:type="spellStart"/>
             <w:r>
               <w:rPr>
                 <w:color w:val="000000"/>
@@ -11924,7 +10799,6 @@
               </w:rPr>
               <w:t>t</w:t>
             </w:r>
-            <w:proofErr w:type="spellEnd"/>
           </w:p>
         </w:tc>
         <w:tc>
@@ -12092,18 +10966,8 @@
                 <w:sz w:val="24"/>
                 <w:szCs w:val="24"/>
               </w:rPr>
-              <w:t>_</w:t>
-            </w:r>
-            <w:proofErr w:type="spellStart"/>
-            <w:r>
-              <w:rPr>
-                <w:color w:val="000000"/>
-                <w:sz w:val="24"/>
-                <w:szCs w:val="24"/>
-              </w:rPr>
-              <w:t>part</w:t>
-            </w:r>
-            <w:proofErr w:type="spellEnd"/>
+              <w:t>_part</w:t>
+            </w:r>
           </w:p>
         </w:tc>
         <w:tc>
@@ -12128,7 +10992,6 @@
                 <w:szCs w:val="24"/>
               </w:rPr>
             </w:pPr>
-            <w:proofErr w:type="spellStart"/>
             <w:r>
               <w:rPr>
                 <w:color w:val="000000"/>
@@ -12137,7 +11000,6 @@
               </w:rPr>
               <w:t>ksPart</w:t>
             </w:r>
-            <w:proofErr w:type="spellEnd"/>
           </w:p>
         </w:tc>
         <w:tc>
@@ -12212,18 +11074,8 @@
                 <w:sz w:val="24"/>
                 <w:szCs w:val="24"/>
               </w:rPr>
-              <w:t>_</w:t>
-            </w:r>
-            <w:proofErr w:type="spellStart"/>
-            <w:r>
-              <w:rPr>
-                <w:color w:val="000000"/>
-                <w:sz w:val="24"/>
-                <w:szCs w:val="24"/>
-              </w:rPr>
-              <w:t>isCadAttached</w:t>
-            </w:r>
-            <w:proofErr w:type="spellEnd"/>
+              <w:t>_isCadAttached</w:t>
+            </w:r>
           </w:p>
         </w:tc>
         <w:tc>
@@ -12248,7 +11100,6 @@
                 <w:szCs w:val="24"/>
               </w:rPr>
             </w:pPr>
-            <w:proofErr w:type="spellStart"/>
             <w:r>
               <w:rPr>
                 <w:color w:val="000000"/>
@@ -12257,7 +11108,6 @@
               </w:rPr>
               <w:t>bool</w:t>
             </w:r>
-            <w:proofErr w:type="spellEnd"/>
           </w:p>
         </w:tc>
         <w:tc>
@@ -12332,7 +11182,6 @@
         </w:rPr>
         <w:t xml:space="preserve"> – Конструктор и методы класса </w:t>
       </w:r>
-      <w:proofErr w:type="spellStart"/>
       <w:r>
         <w:rPr>
           <w:color w:val="000000"/>
@@ -12342,7 +11191,6 @@
         </w:rPr>
         <w:t>KompasWrapper</w:t>
       </w:r>
-      <w:proofErr w:type="spellEnd"/>
     </w:p>
     <w:tbl>
       <w:tblPr>
@@ -12478,7 +11326,6 @@
                 <w:lang w:val="en-US"/>
               </w:rPr>
             </w:pPr>
-            <w:proofErr w:type="spellStart"/>
             <w:r>
               <w:rPr>
                 <w:color w:val="000000"/>
@@ -12488,7 +11335,6 @@
               </w:rPr>
               <w:t>ConnectCAD</w:t>
             </w:r>
-            <w:proofErr w:type="spellEnd"/>
           </w:p>
         </w:tc>
         <w:tc>
@@ -12587,7 +11433,6 @@
                 <w:lang w:val="en-US"/>
               </w:rPr>
             </w:pPr>
-            <w:proofErr w:type="spellStart"/>
             <w:r>
               <w:rPr>
                 <w:color w:val="000000"/>
@@ -12596,7 +11441,6 @@
               </w:rPr>
               <w:t>CreateDocument</w:t>
             </w:r>
-            <w:proofErr w:type="spellEnd"/>
           </w:p>
         </w:tc>
         <w:tc>
@@ -12694,7 +11538,6 @@
                 <w:szCs w:val="24"/>
               </w:rPr>
             </w:pPr>
-            <w:proofErr w:type="spellStart"/>
             <w:r>
               <w:rPr>
                 <w:color w:val="000000"/>
@@ -12703,7 +11546,6 @@
               </w:rPr>
               <w:t>TestConnection</w:t>
             </w:r>
-            <w:proofErr w:type="spellEnd"/>
           </w:p>
         </w:tc>
         <w:tc>
@@ -12800,7 +11642,6 @@
                 <w:szCs w:val="24"/>
               </w:rPr>
             </w:pPr>
-            <w:proofErr w:type="spellStart"/>
             <w:r>
               <w:rPr>
                 <w:color w:val="000000"/>
@@ -12809,7 +11650,6 @@
               </w:rPr>
               <w:t>StartKompas</w:t>
             </w:r>
-            <w:proofErr w:type="spellEnd"/>
           </w:p>
         </w:tc>
         <w:tc>
@@ -12907,7 +11747,6 @@
                 <w:szCs w:val="24"/>
               </w:rPr>
             </w:pPr>
-            <w:proofErr w:type="spellStart"/>
             <w:r>
               <w:rPr>
                 <w:color w:val="000000"/>
@@ -12916,7 +11755,6 @@
               </w:rPr>
               <w:t>CreateFile</w:t>
             </w:r>
-            <w:proofErr w:type="spellEnd"/>
           </w:p>
         </w:tc>
         <w:tc>
@@ -13013,7 +11851,6 @@
                 <w:szCs w:val="24"/>
               </w:rPr>
             </w:pPr>
-            <w:proofErr w:type="spellStart"/>
             <w:r>
               <w:rPr>
                 <w:color w:val="000000"/>
@@ -13022,7 +11859,6 @@
               </w:rPr>
               <w:t>CreateSketch</w:t>
             </w:r>
-            <w:proofErr w:type="spellEnd"/>
           </w:p>
         </w:tc>
         <w:tc>
@@ -13047,48 +11883,35 @@
                 <w:szCs w:val="24"/>
                 <w:lang w:val="en-US"/>
               </w:rPr>
-              <w:t xml:space="preserve">short: </w:t>
-            </w:r>
-            <w:proofErr w:type="spellStart"/>
-            <w:r>
+              <w:t>short: planeType</w:t>
+            </w:r>
+          </w:p>
+        </w:tc>
+        <w:tc>
+          <w:tcPr>
+            <w:tcW w:w="909" w:type="pct"/>
+            <w:vAlign w:val="center"/>
+          </w:tcPr>
+          <w:p>
+            <w:pPr>
+              <w:ind w:right="57" w:firstLine="0"/>
+              <w:jc w:val="center"/>
               <w:rPr>
                 <w:color w:val="000000"/>
                 <w:sz w:val="24"/>
                 <w:szCs w:val="24"/>
                 <w:lang w:val="en-US"/>
               </w:rPr>
-              <w:t>planeType</w:t>
-            </w:r>
-            <w:proofErr w:type="spellEnd"/>
-          </w:p>
-        </w:tc>
-        <w:tc>
-          <w:tcPr>
-            <w:tcW w:w="909" w:type="pct"/>
-            <w:vAlign w:val="center"/>
-          </w:tcPr>
-          <w:p>
-            <w:pPr>
-              <w:ind w:right="57" w:firstLine="0"/>
-              <w:jc w:val="center"/>
+            </w:pPr>
+            <w:r>
               <w:rPr>
                 <w:color w:val="000000"/>
                 <w:sz w:val="24"/>
                 <w:szCs w:val="24"/>
                 <w:lang w:val="en-US"/>
               </w:rPr>
-            </w:pPr>
-            <w:proofErr w:type="spellStart"/>
-            <w:r>
-              <w:rPr>
-                <w:color w:val="000000"/>
-                <w:sz w:val="24"/>
-                <w:szCs w:val="24"/>
-                <w:lang w:val="en-US"/>
-              </w:rPr>
               <w:t>ksEntity</w:t>
             </w:r>
-            <w:proofErr w:type="spellEnd"/>
           </w:p>
         </w:tc>
         <w:tc>
@@ -13182,7 +12005,6 @@
                 <w:szCs w:val="24"/>
               </w:rPr>
             </w:pPr>
-            <w:proofErr w:type="spellStart"/>
             <w:r>
               <w:rPr>
                 <w:color w:val="000000"/>
@@ -13191,7 +12013,6 @@
               </w:rPr>
               <w:t>BeginSketchEdit</w:t>
             </w:r>
-            <w:proofErr w:type="spellEnd"/>
           </w:p>
         </w:tc>
         <w:tc>
@@ -13210,7 +12031,6 @@
                 <w:lang w:val="en-US"/>
               </w:rPr>
             </w:pPr>
-            <w:proofErr w:type="spellStart"/>
             <w:r>
               <w:rPr>
                 <w:color w:val="000000"/>
@@ -13218,17 +12038,7 @@
                 <w:szCs w:val="24"/>
                 <w:lang w:val="en-US"/>
               </w:rPr>
-              <w:t>ksEntity</w:t>
-            </w:r>
-            <w:proofErr w:type="spellEnd"/>
-            <w:r>
-              <w:rPr>
-                <w:color w:val="000000"/>
-                <w:sz w:val="24"/>
-                <w:szCs w:val="24"/>
-                <w:lang w:val="en-US"/>
-              </w:rPr>
-              <w:t>: sketch</w:t>
+              <w:t>ksEntity: sketch</w:t>
             </w:r>
           </w:p>
         </w:tc>
@@ -13301,7 +12111,6 @@
                 <w:szCs w:val="24"/>
               </w:rPr>
             </w:pPr>
-            <w:proofErr w:type="spellStart"/>
             <w:r>
               <w:rPr>
                 <w:color w:val="000000"/>
@@ -13310,7 +12119,6 @@
               </w:rPr>
               <w:t>EndSketchEdit</w:t>
             </w:r>
-            <w:proofErr w:type="spellEnd"/>
           </w:p>
         </w:tc>
         <w:tc>
@@ -13328,34 +12136,14 @@
                 <w:szCs w:val="24"/>
               </w:rPr>
             </w:pPr>
-            <w:proofErr w:type="spellStart"/>
-            <w:r>
-              <w:rPr>
-                <w:color w:val="000000"/>
-                <w:sz w:val="24"/>
-                <w:szCs w:val="24"/>
-              </w:rPr>
-              <w:t>ksEntity</w:t>
-            </w:r>
-            <w:proofErr w:type="spellEnd"/>
-            <w:r>
-              <w:rPr>
-                <w:color w:val="000000"/>
-                <w:sz w:val="24"/>
-                <w:szCs w:val="24"/>
-              </w:rPr>
-              <w:t xml:space="preserve">: </w:t>
-            </w:r>
-            <w:proofErr w:type="spellStart"/>
-            <w:r>
-              <w:rPr>
-                <w:color w:val="000000"/>
-                <w:sz w:val="24"/>
-                <w:szCs w:val="24"/>
-              </w:rPr>
-              <w:t>sketch</w:t>
-            </w:r>
-            <w:proofErr w:type="spellEnd"/>
+            <w:r>
+              <w:rPr>
+                <w:color w:val="000000"/>
+                <w:sz w:val="24"/>
+                <w:szCs w:val="24"/>
+              </w:rPr>
+              <w:t>ksEntity: sketch</w:t>
+            </w:r>
           </w:p>
         </w:tc>
         <w:tc>
@@ -13427,7 +12215,6 @@
                 <w:szCs w:val="24"/>
               </w:rPr>
             </w:pPr>
-            <w:proofErr w:type="spellStart"/>
             <w:r>
               <w:rPr>
                 <w:color w:val="000000"/>
@@ -13436,7 +12223,6 @@
               </w:rPr>
               <w:t>DrawLineSeg</w:t>
             </w:r>
-            <w:proofErr w:type="spellEnd"/>
           </w:p>
         </w:tc>
         <w:tc>
@@ -13552,7 +12338,6 @@
                 <w:szCs w:val="24"/>
               </w:rPr>
             </w:pPr>
-            <w:proofErr w:type="spellStart"/>
             <w:r>
               <w:rPr>
                 <w:color w:val="000000"/>
@@ -13561,7 +12346,6 @@
               </w:rPr>
               <w:t>DrawArc</w:t>
             </w:r>
-            <w:proofErr w:type="spellEnd"/>
           </w:p>
         </w:tc>
         <w:tc>
@@ -13587,87 +12371,7 @@
                 <w:szCs w:val="24"/>
                 <w:lang w:val="en-US"/>
               </w:rPr>
-              <w:t xml:space="preserve">ksDocument2D: doc2D, double: </w:t>
-            </w:r>
-            <w:proofErr w:type="spellStart"/>
-            <w:r>
-              <w:rPr>
-                <w:color w:val="000000"/>
-                <w:sz w:val="24"/>
-                <w:szCs w:val="24"/>
-                <w:lang w:val="en-US"/>
-              </w:rPr>
-              <w:t>centerX</w:t>
-            </w:r>
-            <w:proofErr w:type="spellEnd"/>
-            <w:r>
-              <w:rPr>
-                <w:color w:val="000000"/>
-                <w:sz w:val="24"/>
-                <w:szCs w:val="24"/>
-                <w:lang w:val="en-US"/>
-              </w:rPr>
-              <w:t xml:space="preserve">, double: </w:t>
-            </w:r>
-            <w:proofErr w:type="spellStart"/>
-            <w:r>
-              <w:rPr>
-                <w:color w:val="000000"/>
-                <w:sz w:val="24"/>
-                <w:szCs w:val="24"/>
-                <w:lang w:val="en-US"/>
-              </w:rPr>
-              <w:t>centerY</w:t>
-            </w:r>
-            <w:proofErr w:type="spellEnd"/>
-            <w:r>
-              <w:rPr>
-                <w:color w:val="000000"/>
-                <w:sz w:val="24"/>
-                <w:szCs w:val="24"/>
-                <w:lang w:val="en-US"/>
-              </w:rPr>
-              <w:t xml:space="preserve">, double: radius, double: </w:t>
-            </w:r>
-            <w:proofErr w:type="spellStart"/>
-            <w:r>
-              <w:rPr>
-                <w:color w:val="000000"/>
-                <w:sz w:val="24"/>
-                <w:szCs w:val="24"/>
-                <w:lang w:val="en-US"/>
-              </w:rPr>
-              <w:t>startAngle</w:t>
-            </w:r>
-            <w:proofErr w:type="spellEnd"/>
-            <w:r>
-              <w:rPr>
-                <w:color w:val="000000"/>
-                <w:sz w:val="24"/>
-                <w:szCs w:val="24"/>
-                <w:lang w:val="en-US"/>
-              </w:rPr>
-              <w:t xml:space="preserve">, double: </w:t>
-            </w:r>
-            <w:proofErr w:type="spellStart"/>
-            <w:r>
-              <w:rPr>
-                <w:color w:val="000000"/>
-                <w:sz w:val="24"/>
-                <w:szCs w:val="24"/>
-                <w:lang w:val="en-US"/>
-              </w:rPr>
-              <w:t>endAngle</w:t>
-            </w:r>
-            <w:proofErr w:type="spellEnd"/>
-            <w:r>
-              <w:rPr>
-                <w:color w:val="000000"/>
-                <w:sz w:val="24"/>
-                <w:szCs w:val="24"/>
-                <w:lang w:val="en-US"/>
-              </w:rPr>
-              <w:t>, int: style</w:t>
+              <w:t>ksDocument2D: doc2D, double: centerX, double: centerY, double: radius, double: startAngle, double: endAngle, int: style</w:t>
             </w:r>
           </w:p>
         </w:tc>
@@ -13757,7 +12461,6 @@
                 <w:szCs w:val="24"/>
               </w:rPr>
             </w:pPr>
-            <w:proofErr w:type="spellStart"/>
             <w:r>
               <w:rPr>
                 <w:color w:val="000000"/>
@@ -13766,7 +12469,6 @@
               </w:rPr>
               <w:t>CreateRevolvedExtrusion</w:t>
             </w:r>
-            <w:proofErr w:type="spellEnd"/>
           </w:p>
         </w:tc>
         <w:tc>
@@ -13784,99 +12486,41 @@
                 <w:szCs w:val="24"/>
               </w:rPr>
             </w:pPr>
-            <w:proofErr w:type="spellStart"/>
-            <w:r>
-              <w:rPr>
-                <w:color w:val="000000"/>
-                <w:sz w:val="24"/>
-                <w:szCs w:val="24"/>
+            <w:r>
+              <w:rPr>
+                <w:color w:val="000000"/>
+                <w:sz w:val="24"/>
+                <w:szCs w:val="24"/>
+              </w:rPr>
+              <w:t>ksEntity: sketch, double: angleDegrees</w:t>
+            </w:r>
+          </w:p>
+        </w:tc>
+        <w:tc>
+          <w:tcPr>
+            <w:tcW w:w="909" w:type="pct"/>
+            <w:vAlign w:val="center"/>
+          </w:tcPr>
+          <w:p>
+            <w:pPr>
+              <w:ind w:right="57" w:firstLine="0"/>
+              <w:jc w:val="center"/>
+              <w:rPr>
+                <w:color w:val="000000"/>
+                <w:sz w:val="24"/>
+                <w:szCs w:val="24"/>
+                <w:lang w:val="en-US"/>
+              </w:rPr>
+            </w:pPr>
+            <w:r>
+              <w:rPr>
+                <w:color w:val="000000"/>
+                <w:sz w:val="24"/>
+                <w:szCs w:val="24"/>
+                <w:lang w:val="en-US"/>
               </w:rPr>
               <w:t>ksEntity</w:t>
             </w:r>
-            <w:proofErr w:type="spellEnd"/>
-            <w:r>
-              <w:rPr>
-                <w:color w:val="000000"/>
-                <w:sz w:val="24"/>
-                <w:szCs w:val="24"/>
-              </w:rPr>
-              <w:t xml:space="preserve">: </w:t>
-            </w:r>
-            <w:proofErr w:type="spellStart"/>
-            <w:r>
-              <w:rPr>
-                <w:color w:val="000000"/>
-                <w:sz w:val="24"/>
-                <w:szCs w:val="24"/>
-              </w:rPr>
-              <w:t>sketch</w:t>
-            </w:r>
-            <w:proofErr w:type="spellEnd"/>
-            <w:r>
-              <w:rPr>
-                <w:color w:val="000000"/>
-                <w:sz w:val="24"/>
-                <w:szCs w:val="24"/>
-              </w:rPr>
-              <w:t xml:space="preserve">, </w:t>
-            </w:r>
-            <w:proofErr w:type="spellStart"/>
-            <w:r>
-              <w:rPr>
-                <w:color w:val="000000"/>
-                <w:sz w:val="24"/>
-                <w:szCs w:val="24"/>
-              </w:rPr>
-              <w:t>double</w:t>
-            </w:r>
-            <w:proofErr w:type="spellEnd"/>
-            <w:r>
-              <w:rPr>
-                <w:color w:val="000000"/>
-                <w:sz w:val="24"/>
-                <w:szCs w:val="24"/>
-              </w:rPr>
-              <w:t xml:space="preserve">: </w:t>
-            </w:r>
-            <w:proofErr w:type="spellStart"/>
-            <w:r>
-              <w:rPr>
-                <w:color w:val="000000"/>
-                <w:sz w:val="24"/>
-                <w:szCs w:val="24"/>
-              </w:rPr>
-              <w:t>angleDegrees</w:t>
-            </w:r>
-            <w:proofErr w:type="spellEnd"/>
-          </w:p>
-        </w:tc>
-        <w:tc>
-          <w:tcPr>
-            <w:tcW w:w="909" w:type="pct"/>
-            <w:vAlign w:val="center"/>
-          </w:tcPr>
-          <w:p>
-            <w:pPr>
-              <w:ind w:right="57" w:firstLine="0"/>
-              <w:jc w:val="center"/>
-              <w:rPr>
-                <w:color w:val="000000"/>
-                <w:sz w:val="24"/>
-                <w:szCs w:val="24"/>
-                <w:lang w:val="en-US"/>
-              </w:rPr>
-            </w:pPr>
-            <w:proofErr w:type="spellStart"/>
-            <w:r>
-              <w:rPr>
-                <w:color w:val="000000"/>
-                <w:sz w:val="24"/>
-                <w:szCs w:val="24"/>
-                <w:lang w:val="en-US"/>
-              </w:rPr>
-              <w:t>ksEntity</w:t>
-            </w:r>
-            <w:proofErr w:type="spellEnd"/>
           </w:p>
         </w:tc>
         <w:tc>
@@ -13921,7 +12565,6 @@
                 <w:szCs w:val="24"/>
               </w:rPr>
             </w:pPr>
-            <w:proofErr w:type="spellStart"/>
             <w:r>
               <w:rPr>
                 <w:color w:val="000000"/>
@@ -13930,7 +12573,6 @@
               </w:rPr>
               <w:t>CloseDocument</w:t>
             </w:r>
-            <w:proofErr w:type="spellEnd"/>
           </w:p>
         </w:tc>
         <w:tc>
@@ -14027,7 +12669,6 @@
                 <w:szCs w:val="24"/>
               </w:rPr>
             </w:pPr>
-            <w:proofErr w:type="spellStart"/>
             <w:r>
               <w:rPr>
                 <w:color w:val="000000"/>
@@ -14036,7 +12677,6 @@
               </w:rPr>
               <w:t>ResetAllSketches</w:t>
             </w:r>
-            <w:proofErr w:type="spellEnd"/>
           </w:p>
         </w:tc>
         <w:tc>
@@ -14133,7 +12773,6 @@
                 <w:szCs w:val="24"/>
               </w:rPr>
             </w:pPr>
-            <w:proofErr w:type="spellStart"/>
             <w:r>
               <w:rPr>
                 <w:color w:val="000000"/>
@@ -14142,7 +12781,6 @@
               </w:rPr>
               <w:t>GetKompasObject</w:t>
             </w:r>
-            <w:proofErr w:type="spellEnd"/>
           </w:p>
         </w:tc>
         <w:tc>
@@ -14186,7 +12824,6 @@
                 <w:lang w:val="en-US"/>
               </w:rPr>
             </w:pPr>
-            <w:proofErr w:type="spellStart"/>
             <w:r>
               <w:rPr>
                 <w:color w:val="000000"/>
@@ -14196,7 +12833,6 @@
               </w:rPr>
               <w:t>KompasObject</w:t>
             </w:r>
-            <w:proofErr w:type="spellEnd"/>
           </w:p>
         </w:tc>
         <w:tc>
@@ -14241,7 +12877,6 @@
                 <w:szCs w:val="24"/>
               </w:rPr>
             </w:pPr>
-            <w:proofErr w:type="spellStart"/>
             <w:r>
               <w:rPr>
                 <w:color w:val="000000"/>
@@ -14250,7 +12885,6 @@
               </w:rPr>
               <w:t>GetPart</w:t>
             </w:r>
-            <w:proofErr w:type="spellEnd"/>
           </w:p>
         </w:tc>
         <w:tc>
@@ -14294,7 +12928,6 @@
                 <w:lang w:val="en-US"/>
               </w:rPr>
             </w:pPr>
-            <w:proofErr w:type="spellStart"/>
             <w:r>
               <w:rPr>
                 <w:color w:val="000000"/>
@@ -14304,7 +12937,6 @@
               </w:rPr>
               <w:t>ksPart</w:t>
             </w:r>
-            <w:proofErr w:type="spellEnd"/>
           </w:p>
         </w:tc>
         <w:tc>
@@ -14587,7 +13219,6 @@
                 <w:lang w:val="en-US"/>
               </w:rPr>
             </w:pPr>
-            <w:proofErr w:type="spellStart"/>
             <w:r>
               <w:rPr>
                 <w:color w:val="000000"/>
@@ -14596,7 +13227,6 @@
               </w:rPr>
               <w:t>NumericalParameters</w:t>
             </w:r>
-            <w:proofErr w:type="spellEnd"/>
           </w:p>
         </w:tc>
         <w:tc>
@@ -14630,27 +13260,7 @@
                 <w:szCs w:val="24"/>
                 <w:lang w:val="en-US"/>
               </w:rPr>
-              <w:t>Dictionary&lt;</w:t>
-            </w:r>
-            <w:proofErr w:type="spellStart"/>
-            <w:r>
-              <w:rPr>
-                <w:color w:val="000000"/>
-                <w:sz w:val="24"/>
-                <w:szCs w:val="24"/>
-                <w:lang w:val="en-US"/>
-              </w:rPr>
-              <w:t>ParameterType</w:t>
-            </w:r>
-            <w:proofErr w:type="spellEnd"/>
-            <w:r>
-              <w:rPr>
-                <w:color w:val="000000"/>
-                <w:sz w:val="24"/>
-                <w:szCs w:val="24"/>
-                <w:lang w:val="en-US"/>
-              </w:rPr>
-              <w:t>, Parameter&gt;</w:t>
+              <w:t>Dictionary&lt;ParameterType, Parameter&gt;</w:t>
             </w:r>
           </w:p>
         </w:tc>
@@ -14751,18 +13361,8 @@
                 <w:sz w:val="24"/>
                 <w:szCs w:val="24"/>
               </w:rPr>
-              <w:t>_</w:t>
-            </w:r>
-            <w:proofErr w:type="spellStart"/>
-            <w:r>
-              <w:rPr>
-                <w:color w:val="000000"/>
-                <w:sz w:val="24"/>
-                <w:szCs w:val="24"/>
-              </w:rPr>
-              <w:t>initialLimits</w:t>
-            </w:r>
-            <w:proofErr w:type="spellEnd"/>
+              <w:t>_initialLimits</w:t>
+            </w:r>
           </w:p>
         </w:tc>
         <w:tc>
@@ -14795,27 +13395,7 @@
                 <w:szCs w:val="24"/>
                 <w:lang w:val="en-US"/>
               </w:rPr>
-              <w:t>Dictionary&lt;</w:t>
-            </w:r>
-            <w:proofErr w:type="spellStart"/>
-            <w:r>
-              <w:rPr>
-                <w:color w:val="000000"/>
-                <w:sz w:val="24"/>
-                <w:szCs w:val="24"/>
-                <w:lang w:val="en-US"/>
-              </w:rPr>
-              <w:t>ParameterType</w:t>
-            </w:r>
-            <w:proofErr w:type="spellEnd"/>
-            <w:r>
-              <w:rPr>
-                <w:color w:val="000000"/>
-                <w:sz w:val="24"/>
-                <w:szCs w:val="24"/>
-                <w:lang w:val="en-US"/>
-              </w:rPr>
-              <w:t>, (double Min, double Max, double Default)&gt;</w:t>
+              <w:t>Dictionary&lt;ParameterType, (double Min, double Max, double Default)&gt;</w:t>
             </w:r>
           </w:p>
         </w:tc>
@@ -15117,18 +13697,8 @@
                 <w:sz w:val="24"/>
                 <w:szCs w:val="24"/>
               </w:rPr>
-              <w:t xml:space="preserve">Инициализирует новый экземпляр класса </w:t>
-            </w:r>
-            <w:proofErr w:type="spellStart"/>
-            <w:r>
-              <w:rPr>
-                <w:color w:val="000000"/>
-                <w:sz w:val="24"/>
-                <w:szCs w:val="24"/>
-              </w:rPr>
-              <w:t>Parameters</w:t>
-            </w:r>
-            <w:proofErr w:type="spellEnd"/>
+              <w:t>Инициализирует новый экземпляр класса Parameters</w:t>
+            </w:r>
           </w:p>
         </w:tc>
       </w:tr>
@@ -15149,7 +13719,6 @@
                 <w:lang w:val="en-US"/>
               </w:rPr>
             </w:pPr>
-            <w:proofErr w:type="spellStart"/>
             <w:r>
               <w:rPr>
                 <w:color w:val="000000"/>
@@ -15158,7 +13727,6 @@
               </w:rPr>
               <w:t>SetDependencies</w:t>
             </w:r>
-            <w:proofErr w:type="spellEnd"/>
           </w:p>
         </w:tc>
         <w:tc>
@@ -15175,70 +13743,14 @@
                 <w:szCs w:val="24"/>
               </w:rPr>
             </w:pPr>
-            <w:proofErr w:type="spellStart"/>
-            <w:r>
-              <w:rPr>
-                <w:color w:val="000000"/>
-                <w:sz w:val="24"/>
-                <w:szCs w:val="24"/>
-              </w:rPr>
-              <w:t>double</w:t>
-            </w:r>
-            <w:proofErr w:type="spellEnd"/>
-            <w:r>
-              <w:rPr>
-                <w:color w:val="000000"/>
-                <w:sz w:val="24"/>
-                <w:szCs w:val="24"/>
-              </w:rPr>
-              <w:t xml:space="preserve">: </w:t>
-            </w:r>
-            <w:proofErr w:type="spellStart"/>
-            <w:r>
-              <w:rPr>
-                <w:color w:val="000000"/>
-                <w:sz w:val="24"/>
-                <w:szCs w:val="24"/>
-              </w:rPr>
-              <w:t>changedValue</w:t>
-            </w:r>
-            <w:proofErr w:type="spellEnd"/>
-            <w:r>
-              <w:rPr>
-                <w:color w:val="000000"/>
-                <w:sz w:val="24"/>
-                <w:szCs w:val="24"/>
-              </w:rPr>
-              <w:t xml:space="preserve">, </w:t>
-            </w:r>
-            <w:proofErr w:type="spellStart"/>
-            <w:r>
-              <w:rPr>
-                <w:color w:val="000000"/>
-                <w:sz w:val="24"/>
-                <w:szCs w:val="24"/>
-              </w:rPr>
-              <w:t>ParameterType</w:t>
-            </w:r>
-            <w:proofErr w:type="spellEnd"/>
-            <w:r>
-              <w:rPr>
-                <w:color w:val="000000"/>
-                <w:sz w:val="24"/>
-                <w:szCs w:val="24"/>
-              </w:rPr>
-              <w:t xml:space="preserve">: </w:t>
-            </w:r>
-            <w:proofErr w:type="spellStart"/>
-            <w:r>
-              <w:rPr>
-                <w:color w:val="000000"/>
-                <w:sz w:val="24"/>
-                <w:szCs w:val="24"/>
-              </w:rPr>
-              <w:t>changedType</w:t>
-            </w:r>
-            <w:proofErr w:type="spellEnd"/>
+            <w:r>
+              <w:rPr>
+                <w:color w:val="000000"/>
+                <w:sz w:val="24"/>
+                <w:szCs w:val="24"/>
+              </w:rPr>
+              <w:t>double: changedValue, ParameterType: changedType</w:t>
+            </w:r>
           </w:p>
         </w:tc>
         <w:tc>
@@ -15308,7 +13820,6 @@
                 <w:szCs w:val="24"/>
               </w:rPr>
             </w:pPr>
-            <w:proofErr w:type="spellStart"/>
             <w:r>
               <w:rPr>
                 <w:color w:val="000000"/>
@@ -15317,7 +13828,6 @@
               </w:rPr>
               <w:t>ResetToDefaults</w:t>
             </w:r>
-            <w:proofErr w:type="spellEnd"/>
           </w:p>
         </w:tc>
         <w:tc>
@@ -15412,7 +13922,6 @@
                 <w:szCs w:val="24"/>
               </w:rPr>
             </w:pPr>
-            <w:proofErr w:type="spellStart"/>
             <w:r>
               <w:rPr>
                 <w:color w:val="000000"/>
@@ -15421,7 +13930,6 @@
               </w:rPr>
               <w:t>GetLimitsString</w:t>
             </w:r>
-            <w:proofErr w:type="spellEnd"/>
           </w:p>
         </w:tc>
         <w:tc>
@@ -15439,34 +13947,14 @@
                 <w:lang w:val="en-US"/>
               </w:rPr>
             </w:pPr>
-            <w:proofErr w:type="spellStart"/>
-            <w:r>
-              <w:rPr>
-                <w:color w:val="000000"/>
-                <w:sz w:val="24"/>
-                <w:szCs w:val="24"/>
-              </w:rPr>
-              <w:t>ParameterType</w:t>
-            </w:r>
-            <w:proofErr w:type="spellEnd"/>
-            <w:r>
-              <w:rPr>
-                <w:color w:val="000000"/>
-                <w:sz w:val="24"/>
-                <w:szCs w:val="24"/>
-              </w:rPr>
-              <w:t xml:space="preserve">: </w:t>
-            </w:r>
-            <w:proofErr w:type="spellStart"/>
-            <w:r>
-              <w:rPr>
-                <w:color w:val="000000"/>
-                <w:sz w:val="24"/>
-                <w:szCs w:val="24"/>
-              </w:rPr>
-              <w:t>type</w:t>
-            </w:r>
-            <w:proofErr w:type="spellEnd"/>
+            <w:r>
+              <w:rPr>
+                <w:color w:val="000000"/>
+                <w:sz w:val="24"/>
+                <w:szCs w:val="24"/>
+              </w:rPr>
+              <w:t>ParameterType: type</w:t>
+            </w:r>
           </w:p>
         </w:tc>
         <w:tc>
@@ -15537,7 +14025,6 @@
                 <w:szCs w:val="24"/>
               </w:rPr>
             </w:pPr>
-            <w:proofErr w:type="spellStart"/>
             <w:r>
               <w:rPr>
                 <w:color w:val="000000"/>
@@ -15546,7 +14033,6 @@
               </w:rPr>
               <w:t>InitializeParameters</w:t>
             </w:r>
-            <w:proofErr w:type="spellEnd"/>
           </w:p>
         </w:tc>
         <w:tc>
@@ -15621,36 +14107,8 @@
                 <w:sz w:val="24"/>
                 <w:szCs w:val="24"/>
               </w:rPr>
-              <w:t xml:space="preserve">Инициализирует словарь параметров с "заводскими" </w:t>
-            </w:r>
-            <w:proofErr w:type="spellStart"/>
-            <w:r>
-              <w:rPr>
-                <w:color w:val="000000"/>
-                <w:sz w:val="24"/>
-                <w:szCs w:val="24"/>
-              </w:rPr>
-              <w:t>Min</w:t>
-            </w:r>
-            <w:proofErr w:type="spellEnd"/>
-            <w:r>
-              <w:rPr>
-                <w:color w:val="000000"/>
-                <w:sz w:val="24"/>
-                <w:szCs w:val="24"/>
-              </w:rPr>
-              <w:t>/</w:t>
-            </w:r>
-            <w:proofErr w:type="spellStart"/>
-            <w:r>
-              <w:rPr>
-                <w:color w:val="000000"/>
-                <w:sz w:val="24"/>
-                <w:szCs w:val="24"/>
-              </w:rPr>
-              <w:t>Max</w:t>
-            </w:r>
-            <w:proofErr w:type="spellEnd"/>
+              <w:t>Инициализирует словарь параметров с "заводскими" Min/Max</w:t>
+            </w:r>
           </w:p>
         </w:tc>
       </w:tr>
@@ -15670,7 +14128,6 @@
                 <w:szCs w:val="24"/>
               </w:rPr>
             </w:pPr>
-            <w:proofErr w:type="spellStart"/>
             <w:r>
               <w:rPr>
                 <w:color w:val="000000"/>
@@ -15679,7 +14136,6 @@
               </w:rPr>
               <w:t>SetDefaultValues</w:t>
             </w:r>
-            <w:proofErr w:type="spellEnd"/>
           </w:p>
         </w:tc>
         <w:tc>
@@ -15775,7 +14231,6 @@
                 <w:szCs w:val="24"/>
               </w:rPr>
             </w:pPr>
-            <w:proofErr w:type="spellStart"/>
             <w:r>
               <w:rPr>
                 <w:color w:val="000000"/>
@@ -15784,7 +14239,6 @@
               </w:rPr>
               <w:t>UpdateAllLimits</w:t>
             </w:r>
-            <w:proofErr w:type="spellEnd"/>
           </w:p>
         </w:tc>
         <w:tc>
@@ -15880,7 +14334,6 @@
                 <w:szCs w:val="24"/>
               </w:rPr>
             </w:pPr>
-            <w:proofErr w:type="spellStart"/>
             <w:r>
               <w:rPr>
                 <w:color w:val="000000"/>
@@ -15889,7 +14342,6 @@
               </w:rPr>
               <w:t>ResetLimitsToInitial</w:t>
             </w:r>
-            <w:proofErr w:type="spellEnd"/>
           </w:p>
         </w:tc>
         <w:tc>
@@ -16028,7 +14480,6 @@
                 <w:szCs w:val="24"/>
               </w:rPr>
             </w:pPr>
-            <w:proofErr w:type="spellStart"/>
             <w:r>
               <w:rPr>
                 <w:color w:val="000000"/>
@@ -16037,7 +14488,6 @@
               </w:rPr>
               <w:t>ApplyStandBowlRadiusDependency</w:t>
             </w:r>
-            <w:proofErr w:type="spellEnd"/>
           </w:p>
         </w:tc>
         <w:tc>
@@ -16112,46 +14562,8 @@
                 <w:sz w:val="24"/>
                 <w:szCs w:val="24"/>
               </w:rPr>
-              <w:t xml:space="preserve">Применяет зависимость: </w:t>
-            </w:r>
-            <w:proofErr w:type="spellStart"/>
-            <w:proofErr w:type="gramStart"/>
-            <w:r>
-              <w:rPr>
-                <w:color w:val="000000"/>
-                <w:sz w:val="24"/>
-                <w:szCs w:val="24"/>
-              </w:rPr>
-              <w:t>StandRadius</w:t>
-            </w:r>
-            <w:proofErr w:type="spellEnd"/>
-            <w:r>
-              <w:rPr>
-                <w:color w:val="000000"/>
-                <w:sz w:val="24"/>
-                <w:szCs w:val="24"/>
-              </w:rPr>
-              <w:t xml:space="preserve"> &gt;</w:t>
-            </w:r>
-            <w:proofErr w:type="gramEnd"/>
-            <w:r>
-              <w:rPr>
-                <w:color w:val="000000"/>
-                <w:sz w:val="24"/>
-                <w:szCs w:val="24"/>
-              </w:rPr>
-              <w:t xml:space="preserve">= 2/3 * </w:t>
-            </w:r>
-            <w:proofErr w:type="spellStart"/>
-            <w:r>
-              <w:rPr>
-                <w:color w:val="000000"/>
-                <w:sz w:val="24"/>
-                <w:szCs w:val="24"/>
-              </w:rPr>
-              <w:t>BowlRadius</w:t>
-            </w:r>
-            <w:proofErr w:type="spellEnd"/>
+              <w:t>Применяет зависимость: StandRadius &gt;= 2/3 * BowlRadius</w:t>
+            </w:r>
           </w:p>
         </w:tc>
       </w:tr>
@@ -16171,7 +14583,6 @@
                 <w:szCs w:val="24"/>
               </w:rPr>
             </w:pPr>
-            <w:proofErr w:type="spellStart"/>
             <w:r>
               <w:rPr>
                 <w:color w:val="000000"/>
@@ -16180,7 +14591,6 @@
               </w:rPr>
               <w:t>ApplySideHeightAngleDependency</w:t>
             </w:r>
-            <w:proofErr w:type="spellEnd"/>
           </w:p>
         </w:tc>
         <w:tc>
@@ -16255,81 +14665,7 @@
                 <w:sz w:val="24"/>
                 <w:szCs w:val="24"/>
               </w:rPr>
-              <w:t xml:space="preserve">Применяет зависимость: </w:t>
-            </w:r>
-            <w:proofErr w:type="spellStart"/>
-            <w:r>
-              <w:rPr>
-                <w:color w:val="000000"/>
-                <w:sz w:val="24"/>
-                <w:szCs w:val="24"/>
-              </w:rPr>
-              <w:t>SideHeight</w:t>
-            </w:r>
-            <w:proofErr w:type="spellEnd"/>
-            <w:r>
-              <w:rPr>
-                <w:color w:val="000000"/>
-                <w:sz w:val="24"/>
-                <w:szCs w:val="24"/>
-              </w:rPr>
-              <w:t xml:space="preserve"> * </w:t>
-            </w:r>
-            <w:proofErr w:type="spellStart"/>
-            <w:proofErr w:type="gramStart"/>
-            <w:r>
-              <w:rPr>
-                <w:color w:val="000000"/>
-                <w:sz w:val="24"/>
-                <w:szCs w:val="24"/>
-              </w:rPr>
-              <w:t>sin</w:t>
-            </w:r>
-            <w:proofErr w:type="spellEnd"/>
-            <w:r>
-              <w:rPr>
-                <w:color w:val="000000"/>
-                <w:sz w:val="24"/>
-                <w:szCs w:val="24"/>
-              </w:rPr>
-              <w:t>(</w:t>
-            </w:r>
-            <w:proofErr w:type="spellStart"/>
-            <w:proofErr w:type="gramEnd"/>
-            <w:r>
-              <w:rPr>
-                <w:color w:val="000000"/>
-                <w:sz w:val="24"/>
-                <w:szCs w:val="24"/>
-              </w:rPr>
-              <w:t>SideAngle</w:t>
-            </w:r>
-            <w:proofErr w:type="spellEnd"/>
-            <w:r>
-              <w:rPr>
-                <w:color w:val="000000"/>
-                <w:sz w:val="24"/>
-                <w:szCs w:val="24"/>
-              </w:rPr>
-              <w:t xml:space="preserve">) &lt;= </w:t>
-            </w:r>
-            <w:proofErr w:type="spellStart"/>
-            <w:r>
-              <w:rPr>
-                <w:color w:val="000000"/>
-                <w:sz w:val="24"/>
-                <w:szCs w:val="24"/>
-              </w:rPr>
-              <w:t>BowlRadius</w:t>
-            </w:r>
-            <w:proofErr w:type="spellEnd"/>
-            <w:r>
-              <w:rPr>
-                <w:color w:val="000000"/>
-                <w:sz w:val="24"/>
-                <w:szCs w:val="24"/>
-              </w:rPr>
-              <w:t xml:space="preserve"> / 2</w:t>
+              <w:t>Применяет зависимость: SideHeight * sin(SideAngle) &lt;= BowlRadius / 2</w:t>
             </w:r>
           </w:p>
         </w:tc>
@@ -16378,14 +14714,12 @@
       <w:r>
         <w:t xml:space="preserve">— </w:t>
       </w:r>
-      <w:proofErr w:type="spellStart"/>
       <w:r>
         <w:rPr>
           <w:lang w:val="en-US"/>
         </w:rPr>
         <w:t>BuilderGlass</w:t>
       </w:r>
-      <w:proofErr w:type="spellEnd"/>
       <w:r>
         <w:t xml:space="preserve"> — основной проект, в котором реализованы классы взаимодействия с API КОМПАС-3D;</w:t>
       </w:r>
@@ -16398,15 +14732,7 @@
         <w:contextualSpacing/>
       </w:pPr>
       <w:r>
-        <w:t xml:space="preserve">— </w:t>
-      </w:r>
-      <w:proofErr w:type="spellStart"/>
-      <w:r>
-        <w:t>Core</w:t>
-      </w:r>
-      <w:proofErr w:type="spellEnd"/>
-      <w:r>
-        <w:t xml:space="preserve"> — выделенный проект, в котором реализованы классы моделей и параметров для плагина;</w:t>
+        <w:t>— Core — выделенный проект, в котором реализованы классы моделей и параметров для плагина;</w:t>
       </w:r>
     </w:p>
     <w:p>
@@ -16419,14 +14745,12 @@
       <w:r>
         <w:t xml:space="preserve">— </w:t>
       </w:r>
-      <w:proofErr w:type="spellStart"/>
       <w:r>
         <w:rPr>
           <w:lang w:val="en-US"/>
         </w:rPr>
         <w:t>GlassPlugin</w:t>
       </w:r>
-      <w:proofErr w:type="spellEnd"/>
       <w:r>
         <w:t xml:space="preserve"> — проект, в котором реализована визуальная часть — главная форма GUI.</w:t>
       </w:r>
@@ -16439,45 +14763,13 @@
         <w:contextualSpacing/>
       </w:pPr>
       <w:r>
-        <w:t xml:space="preserve">Глобальные изменения потерпели классы </w:t>
-      </w:r>
-      <w:proofErr w:type="spellStart"/>
-      <w:r>
-        <w:t>Parameters</w:t>
-      </w:r>
-      <w:proofErr w:type="spellEnd"/>
-      <w:r>
-        <w:t xml:space="preserve"> и </w:t>
-      </w:r>
-      <w:proofErr w:type="spellStart"/>
-      <w:r>
-        <w:t>Wrapper</w:t>
-      </w:r>
-      <w:proofErr w:type="spellEnd"/>
-      <w:r>
-        <w:t xml:space="preserve">. Логика класса </w:t>
-      </w:r>
-      <w:proofErr w:type="spellStart"/>
-      <w:r>
-        <w:t>Parameters</w:t>
-      </w:r>
-      <w:proofErr w:type="spellEnd"/>
-      <w:r>
-        <w:t xml:space="preserve">, который изначально был простым хранилищем, была </w:t>
+        <w:t xml:space="preserve">Глобальные изменения потерпели классы Parameters и Wrapper. Логика класса Parameters, который изначально был простым хранилищем, была </w:t>
       </w:r>
       <w:r>
         <w:t>значительно</w:t>
       </w:r>
       <w:r>
-        <w:t xml:space="preserve"> переработана. Он превратился в центральный узел для управления значениями, проверки зависимостей и сбора детализированных ошибок, сняв эту ответственность с других частей программы. Класс </w:t>
-      </w:r>
-      <w:proofErr w:type="spellStart"/>
-      <w:r>
-        <w:t>Wrapper</w:t>
-      </w:r>
-      <w:proofErr w:type="spellEnd"/>
-      <w:r>
-        <w:t> был преобразован из набора базовых команд в полноценную оболочку над API, которая теперь выполняет более сложные операции, изолируя остальную логику от деталей API.</w:t>
+        <w:t xml:space="preserve"> переработана. Он превратился в центральный узел для управления значениями, проверки зависимостей и сбора детализированных ошибок, сняв эту ответственность с других частей программы. Класс Wrapper был преобразован из набора базовых команд в полноценную оболочку над API, которая теперь выполняет более сложные операции, изолируя остальную логику от деталей API.</w:t>
       </w:r>
     </w:p>
     <w:p>
@@ -17290,38 +15582,7 @@
         <w:t>.1</w:t>
       </w:r>
       <w:r>
-        <w:t xml:space="preserve">, </w:t>
-      </w:r>
-      <w:r>
-        <w:t xml:space="preserve">значения минимальных </w:t>
-      </w:r>
-      <w:r>
-        <w:t>в таблице 8</w:t>
-      </w:r>
-      <w:r>
-        <w:t>.2</w:t>
-      </w:r>
-      <w:r>
-        <w:t>,</w:t>
-      </w:r>
-      <w:r>
-        <w:t xml:space="preserve"> значения </w:t>
-      </w:r>
-      <w:r>
-        <w:lastRenderedPageBreak/>
-        <w:t xml:space="preserve">максимальных </w:t>
-      </w:r>
-      <w:r>
-        <w:t xml:space="preserve">в таблице </w:t>
-      </w:r>
-      <w:r>
-        <w:t>8.3</w:t>
-      </w:r>
-      <w:r>
         <w:t>.</w:t>
-      </w:r>
-      <w:r>
-        <w:t xml:space="preserve"> </w:t>
       </w:r>
     </w:p>
     <w:p>
@@ -17337,6 +15598,7 @@
           <w:sz w:val="24"/>
           <w:szCs w:val="24"/>
         </w:rPr>
+        <w:lastRenderedPageBreak/>
         <w:t xml:space="preserve">Таблица 8.1 – </w:t>
       </w:r>
       <w:commentRangeStart w:id="32"/>
@@ -17709,8 +15971,6 @@
             </w:r>
           </w:p>
         </w:tc>
-        <w:bookmarkStart w:id="34" w:name="_GoBack"/>
-        <w:bookmarkEnd w:id="34"/>
       </w:tr>
       <w:tr>
         <w:trPr>
@@ -17932,6 +16192,20 @@
       <w:pPr>
         <w:ind w:firstLine="708"/>
         <w:rPr>
+          <w:szCs w:val="28"/>
+        </w:rPr>
+      </w:pPr>
+      <w:r>
+        <w:rPr>
+          <w:szCs w:val="28"/>
+        </w:rPr>
+        <w:t>В таблице 8.2 представлены значения минимальных параметров.</w:t>
+      </w:r>
+    </w:p>
+    <w:p>
+      <w:pPr>
+        <w:ind w:firstLine="708"/>
+        <w:rPr>
           <w:sz w:val="24"/>
           <w:szCs w:val="24"/>
         </w:rPr>
@@ -18416,13 +16690,7 @@
         <w:t>4</w:t>
       </w:r>
       <w:r>
-        <w:t xml:space="preserve"> представлен результат построения модели бокала при введённых </w:t>
-      </w:r>
-      <w:r>
-        <w:t>минимальных</w:t>
-      </w:r>
-      <w:r>
-        <w:t xml:space="preserve"> параметрах.</w:t>
+        <w:t xml:space="preserve"> представлен результат построения модели бокала при введённых минимальных параметрах.</w:t>
       </w:r>
     </w:p>
     <w:p>
@@ -18443,9 +16711,9 @@
           <w:noProof/>
         </w:rPr>
         <w:drawing>
-          <wp:inline distT="0" distB="0" distL="0" distR="0" wp14:anchorId="67BDFB9A" wp14:editId="375FA354">
-            <wp:extent cx="4793469" cy="5143500"/>
-            <wp:effectExtent l="0" t="0" r="7620" b="0"/>
+          <wp:inline distT="0" distB="0" distL="0" distR="0" wp14:anchorId="67BDFB9A" wp14:editId="28499430">
+            <wp:extent cx="4550734" cy="4883041"/>
+            <wp:effectExtent l="0" t="0" r="2540" b="0"/>
             <wp:docPr id="11" name="Рисунок 11"/>
             <wp:cNvGraphicFramePr>
               <a:graphicFrameLocks xmlns:a="http://schemas.openxmlformats.org/drawingml/2006/main" noChangeAspect="1"/>
@@ -18466,7 +16734,7 @@
                   <pic:spPr>
                     <a:xfrm>
                       <a:off x="0" y="0"/>
-                      <a:ext cx="4865613" cy="5220913"/>
+                      <a:ext cx="4626104" cy="4963915"/>
                     </a:xfrm>
                     <a:prstGeom prst="rect">
                       <a:avLst/>
@@ -18508,6 +16776,20 @@
           <w:szCs w:val="24"/>
         </w:rPr>
       </w:pPr>
+    </w:p>
+    <w:p>
+      <w:pPr>
+        <w:ind w:firstLine="708"/>
+        <w:rPr>
+          <w:szCs w:val="28"/>
+        </w:rPr>
+      </w:pPr>
+      <w:r>
+        <w:rPr>
+          <w:szCs w:val="28"/>
+        </w:rPr>
+        <w:t>В таблице 8.3 представлены значения максимальных параметров.</w:t>
+      </w:r>
     </w:p>
     <w:p>
       <w:pPr>
@@ -18995,19 +17277,7 @@
         <w:ind w:firstLine="708"/>
       </w:pPr>
       <w:r>
-        <w:t>На рисунке 8.</w:t>
-      </w:r>
-      <w:r>
-        <w:t>5</w:t>
-      </w:r>
-      <w:r>
-        <w:t xml:space="preserve"> представлен результат построения модели бокала при введённых </w:t>
-      </w:r>
-      <w:r>
-        <w:t>максимальных</w:t>
-      </w:r>
-      <w:r>
-        <w:t xml:space="preserve"> параметрах.</w:t>
+        <w:t>На рисунке 8.5 представлен результат построения модели бокала при введённых максимальных параметрах.</w:t>
       </w:r>
     </w:p>
     <w:p>
@@ -19098,7 +17368,7 @@
         <w:pStyle w:val="2"/>
         <w:spacing w:line="240" w:lineRule="auto"/>
       </w:pPr>
-      <w:bookmarkStart w:id="35" w:name="_Toc219137224"/>
+      <w:bookmarkStart w:id="34" w:name="_Toc219137224"/>
       <w:r>
         <w:lastRenderedPageBreak/>
         <w:t>8.</w:t>
@@ -19112,7 +17382,7 @@
       <w:r>
         <w:t>Модульное тестирование</w:t>
       </w:r>
-      <w:bookmarkEnd w:id="35"/>
+      <w:bookmarkEnd w:id="34"/>
     </w:p>
     <w:p>
       <w:pPr>
@@ -19235,29 +17505,8 @@
       <w:r>
         <w:t xml:space="preserve"> сформированный с помощью инструмента </w:t>
       </w:r>
-      <w:proofErr w:type="spellStart"/>
-      <w:r>
-        <w:t>Fine</w:t>
-      </w:r>
-      <w:proofErr w:type="spellEnd"/>
-      <w:r>
-        <w:t xml:space="preserve"> </w:t>
-      </w:r>
-      <w:proofErr w:type="spellStart"/>
-      <w:r>
-        <w:t>Code</w:t>
-      </w:r>
-      <w:proofErr w:type="spellEnd"/>
-      <w:r>
-        <w:t xml:space="preserve"> </w:t>
-      </w:r>
-      <w:proofErr w:type="spellStart"/>
-      <w:r>
-        <w:t>Coverage</w:t>
-      </w:r>
-      <w:proofErr w:type="spellEnd"/>
-      <w:r>
-        <w:t>.</w:t>
+      <w:r>
+        <w:t>Fine Code Coverage.</w:t>
       </w:r>
     </w:p>
     <w:p>
@@ -19494,18 +17743,8 @@
           <w:sz w:val="24"/>
           <w:szCs w:val="24"/>
         </w:rPr>
-        <w:t xml:space="preserve"> – Модульный тест </w:t>
-      </w:r>
-      <w:proofErr w:type="spellStart"/>
-      <w:r>
-        <w:rPr>
-          <w:rFonts w:cs="Times New Roman"/>
-          <w:sz w:val="24"/>
-          <w:szCs w:val="24"/>
-        </w:rPr>
-        <w:t>ParameterTests</w:t>
-      </w:r>
-      <w:proofErr w:type="spellEnd"/>
+        <w:t xml:space="preserve"> – Модульный тест ParameterTests</w:t>
+      </w:r>
     </w:p>
     <w:tbl>
       <w:tblPr>
@@ -19531,7 +17770,7 @@
                 <w:szCs w:val="20"/>
               </w:rPr>
             </w:pPr>
-            <w:bookmarkStart w:id="36" w:name="_Toc219137225"/>
+            <w:bookmarkStart w:id="35" w:name="_Toc219137225"/>
             <w:r>
               <w:rPr>
                 <w:sz w:val="24"/>
@@ -19577,23 +17816,35 @@
                 <w:szCs w:val="20"/>
               </w:rPr>
             </w:pPr>
-            <w:proofErr w:type="spellStart"/>
             <w:r>
               <w:rPr>
                 <w:sz w:val="24"/>
                 <w:szCs w:val="20"/>
               </w:rPr>
-              <w:t>Constructor_WhenMinGreaterThanMax</w:t>
-            </w:r>
-            <w:proofErr w:type="spellEnd"/>
-            <w:r>
+              <w:t>Constructor_WhenMinGreaterThanMax_</w:t>
+            </w:r>
+          </w:p>
+          <w:p>
+            <w:pPr>
+              <w:ind w:firstLine="0"/>
               <w:rPr>
                 <w:sz w:val="24"/>
                 <w:szCs w:val="20"/>
               </w:rPr>
-              <w:t>_</w:t>
-            </w:r>
-          </w:p>
+            </w:pPr>
+            <w:r>
+              <w:rPr>
+                <w:sz w:val="24"/>
+                <w:szCs w:val="20"/>
+              </w:rPr>
+              <w:t>ShouldThrowArgumentException</w:t>
+            </w:r>
+          </w:p>
+        </w:tc>
+        <w:tc>
+          <w:tcPr>
+            <w:tcW w:w="4222" w:type="dxa"/>
+          </w:tcPr>
           <w:p>
             <w:pPr>
               <w:ind w:firstLine="0"/>
@@ -19602,70 +17853,13 @@
                 <w:szCs w:val="20"/>
               </w:rPr>
             </w:pPr>
-            <w:proofErr w:type="spellStart"/>
             <w:r>
               <w:rPr>
                 <w:sz w:val="24"/>
                 <w:szCs w:val="20"/>
               </w:rPr>
-              <w:t>ShouldThrowArgumentException</w:t>
-            </w:r>
-            <w:proofErr w:type="spellEnd"/>
-          </w:p>
-        </w:tc>
-        <w:tc>
-          <w:tcPr>
-            <w:tcW w:w="4222" w:type="dxa"/>
-          </w:tcPr>
-          <w:p>
-            <w:pPr>
-              <w:ind w:firstLine="0"/>
-              <w:rPr>
-                <w:sz w:val="24"/>
-                <w:szCs w:val="20"/>
-              </w:rPr>
-            </w:pPr>
-            <w:r>
-              <w:rPr>
-                <w:sz w:val="24"/>
-                <w:szCs w:val="20"/>
-              </w:rPr>
-              <w:t xml:space="preserve">Проверяет, что конструктор выбрасывает исключение при </w:t>
-            </w:r>
-            <w:proofErr w:type="spellStart"/>
-            <w:proofErr w:type="gramStart"/>
-            <w:r>
-              <w:rPr>
-                <w:sz w:val="24"/>
-                <w:szCs w:val="20"/>
-              </w:rPr>
-              <w:t>minValue</w:t>
-            </w:r>
-            <w:proofErr w:type="spellEnd"/>
-            <w:r>
-              <w:rPr>
-                <w:sz w:val="24"/>
-                <w:szCs w:val="20"/>
-              </w:rPr>
-              <w:t xml:space="preserve"> &gt;</w:t>
-            </w:r>
-            <w:proofErr w:type="gramEnd"/>
-            <w:r>
-              <w:rPr>
-                <w:sz w:val="24"/>
-                <w:szCs w:val="20"/>
-              </w:rPr>
-              <w:t xml:space="preserve"> </w:t>
-            </w:r>
-            <w:proofErr w:type="spellStart"/>
-            <w:r>
-              <w:rPr>
-                <w:sz w:val="24"/>
-                <w:szCs w:val="20"/>
-              </w:rPr>
-              <w:t>maxValue</w:t>
-            </w:r>
-            <w:proofErr w:type="spellEnd"/>
+              <w:t>Проверяет, что конструктор выбрасывает исключение при minValue &gt; maxValue</w:t>
+            </w:r>
           </w:p>
         </w:tc>
       </w:tr>
@@ -19682,7 +17876,6 @@
                 <w:szCs w:val="20"/>
               </w:rPr>
             </w:pPr>
-            <w:proofErr w:type="spellStart"/>
             <w:r>
               <w:rPr>
                 <w:sz w:val="24"/>
@@ -19690,7 +17883,6 @@
               </w:rPr>
               <w:t>Value_SetValidValue_ShouldSetValue</w:t>
             </w:r>
-            <w:proofErr w:type="spellEnd"/>
           </w:p>
         </w:tc>
         <w:tc>
@@ -19729,7 +17921,6 @@
                 <w:lang w:val="en-US"/>
               </w:rPr>
             </w:pPr>
-            <w:proofErr w:type="spellStart"/>
             <w:r>
               <w:rPr>
                 <w:sz w:val="24"/>
@@ -19738,7 +17929,6 @@
               </w:rPr>
               <w:t>Value_SetBelowMinValue_Should</w:t>
             </w:r>
-            <w:proofErr w:type="spellEnd"/>
           </w:p>
           <w:p>
             <w:pPr>
@@ -19749,7 +17939,6 @@
                 <w:lang w:val="en-US"/>
               </w:rPr>
             </w:pPr>
-            <w:proofErr w:type="spellStart"/>
             <w:r>
               <w:rPr>
                 <w:sz w:val="24"/>
@@ -19758,7 +17947,6 @@
               </w:rPr>
               <w:t>ThrowArgumentException_WithValueSmall</w:t>
             </w:r>
-            <w:proofErr w:type="spellEnd"/>
           </w:p>
         </w:tc>
         <w:tc>
@@ -19787,7 +17975,6 @@
               </w:rPr>
               <w:t xml:space="preserve">меньше </w:t>
             </w:r>
-            <w:proofErr w:type="spellStart"/>
             <w:r>
               <w:rPr>
                 <w:sz w:val="24"/>
@@ -19796,7 +17983,6 @@
               </w:rPr>
               <w:t>MinValue</w:t>
             </w:r>
-            <w:proofErr w:type="spellEnd"/>
             <w:r>
               <w:rPr>
                 <w:sz w:val="24"/>
@@ -19821,7 +18007,6 @@
                 <w:lang w:val="en-US"/>
               </w:rPr>
             </w:pPr>
-            <w:proofErr w:type="spellStart"/>
             <w:r>
               <w:rPr>
                 <w:sz w:val="24"/>
@@ -19830,7 +18015,6 @@
               </w:rPr>
               <w:t>Value_SetAboveMaxValue_Should</w:t>
             </w:r>
-            <w:proofErr w:type="spellEnd"/>
           </w:p>
           <w:p>
             <w:pPr>
@@ -19841,7 +18025,6 @@
                 <w:lang w:val="en-US"/>
               </w:rPr>
             </w:pPr>
-            <w:proofErr w:type="spellStart"/>
             <w:r>
               <w:rPr>
                 <w:sz w:val="24"/>
@@ -19851,7 +18034,6 @@
               <w:lastRenderedPageBreak/>
               <w:t>ThrowArgumentException_WithValueTooBig</w:t>
             </w:r>
-            <w:proofErr w:type="spellEnd"/>
           </w:p>
         </w:tc>
         <w:tc>
@@ -19881,22 +18063,13 @@
               </w:rPr>
               <w:t xml:space="preserve">больше </w:t>
             </w:r>
-            <w:proofErr w:type="spellStart"/>
             <w:r>
               <w:rPr>
                 <w:sz w:val="24"/>
                 <w:szCs w:val="20"/>
               </w:rPr>
               <w:lastRenderedPageBreak/>
-              <w:t>MaxValue</w:t>
-            </w:r>
-            <w:proofErr w:type="spellEnd"/>
-            <w:r>
-              <w:rPr>
-                <w:sz w:val="24"/>
-                <w:szCs w:val="20"/>
-              </w:rPr>
-              <w:t xml:space="preserve"> вызывает правильное исключение</w:t>
+              <w:t>MaxValue вызывает правильное исключение</w:t>
             </w:r>
           </w:p>
         </w:tc>
@@ -19914,7 +18087,6 @@
                 <w:szCs w:val="20"/>
               </w:rPr>
             </w:pPr>
-            <w:proofErr w:type="spellStart"/>
             <w:r>
               <w:rPr>
                 <w:sz w:val="24"/>
@@ -19923,7 +18095,6 @@
               <w:lastRenderedPageBreak/>
               <w:t>Value_AfterInvalidSet_ShouldKeepPreviousValue</w:t>
             </w:r>
-            <w:proofErr w:type="spellEnd"/>
           </w:p>
         </w:tc>
         <w:tc>
@@ -19961,7 +18132,6 @@
                 <w:szCs w:val="20"/>
               </w:rPr>
             </w:pPr>
-            <w:proofErr w:type="spellStart"/>
             <w:r>
               <w:rPr>
                 <w:sz w:val="24"/>
@@ -19969,7 +18139,6 @@
               </w:rPr>
               <w:t>Value_SetToBoundaries_ShouldBeValid</w:t>
             </w:r>
-            <w:proofErr w:type="spellEnd"/>
           </w:p>
         </w:tc>
         <w:tc>
@@ -19989,39 +18158,7 @@
                 <w:sz w:val="24"/>
                 <w:szCs w:val="20"/>
               </w:rPr>
-              <w:t xml:space="preserve">Проверяет граничные значения (установка </w:t>
-            </w:r>
-            <w:proofErr w:type="spellStart"/>
-            <w:r>
-              <w:rPr>
-                <w:sz w:val="24"/>
-                <w:szCs w:val="20"/>
-              </w:rPr>
-              <w:t>MinValue</w:t>
-            </w:r>
-            <w:proofErr w:type="spellEnd"/>
-            <w:r>
-              <w:rPr>
-                <w:sz w:val="24"/>
-                <w:szCs w:val="20"/>
-              </w:rPr>
-              <w:t xml:space="preserve"> и </w:t>
-            </w:r>
-            <w:proofErr w:type="spellStart"/>
-            <w:r>
-              <w:rPr>
-                <w:sz w:val="24"/>
-                <w:szCs w:val="20"/>
-              </w:rPr>
-              <w:t>MaxValue</w:t>
-            </w:r>
-            <w:proofErr w:type="spellEnd"/>
-            <w:r>
-              <w:rPr>
-                <w:sz w:val="24"/>
-                <w:szCs w:val="20"/>
-              </w:rPr>
-              <w:t>)</w:t>
+              <w:t>Проверяет граничные значения (установка MinValue и MaxValue)</w:t>
             </w:r>
           </w:p>
         </w:tc>
@@ -20039,7 +18176,6 @@
                 <w:szCs w:val="20"/>
               </w:rPr>
             </w:pPr>
-            <w:proofErr w:type="spellStart"/>
             <w:r>
               <w:rPr>
                 <w:sz w:val="24"/>
@@ -20047,7 +18183,6 @@
               </w:rPr>
               <w:t>MinValue_SetGreaterThanMaxValue_Should</w:t>
             </w:r>
-            <w:proofErr w:type="spellEnd"/>
           </w:p>
           <w:p>
             <w:pPr>
@@ -20057,7 +18192,6 @@
                 <w:szCs w:val="20"/>
               </w:rPr>
             </w:pPr>
-            <w:proofErr w:type="spellStart"/>
             <w:r>
               <w:rPr>
                 <w:sz w:val="24"/>
@@ -20065,7 +18199,6 @@
               </w:rPr>
               <w:t>ThrowArgumentException</w:t>
             </w:r>
-            <w:proofErr w:type="spellEnd"/>
           </w:p>
         </w:tc>
         <w:tc>
@@ -20085,33 +18218,8 @@
                 <w:sz w:val="24"/>
                 <w:szCs w:val="20"/>
               </w:rPr>
-              <w:t xml:space="preserve">Проверяет, что </w:t>
-            </w:r>
-            <w:proofErr w:type="spellStart"/>
-            <w:r>
-              <w:rPr>
-                <w:sz w:val="24"/>
-                <w:szCs w:val="20"/>
-              </w:rPr>
-              <w:t>MinValue</w:t>
-            </w:r>
-            <w:proofErr w:type="spellEnd"/>
-            <w:r>
-              <w:rPr>
-                <w:sz w:val="24"/>
-                <w:szCs w:val="20"/>
-              </w:rPr>
-              <w:t xml:space="preserve"> нельзя установить больше </w:t>
-            </w:r>
-            <w:proofErr w:type="spellStart"/>
-            <w:r>
-              <w:rPr>
-                <w:sz w:val="24"/>
-                <w:szCs w:val="20"/>
-              </w:rPr>
-              <w:t>MaxValue</w:t>
-            </w:r>
-            <w:proofErr w:type="spellEnd"/>
+              <w:t>Проверяет, что MinValue нельзя установить больше MaxValue</w:t>
+            </w:r>
           </w:p>
         </w:tc>
       </w:tr>
@@ -20128,7 +18236,6 @@
                 <w:szCs w:val="20"/>
               </w:rPr>
             </w:pPr>
-            <w:proofErr w:type="spellStart"/>
             <w:r>
               <w:rPr>
                 <w:sz w:val="24"/>
@@ -20136,7 +18243,6 @@
               </w:rPr>
               <w:t>MaxValue_SetLessThanMinValue_Should</w:t>
             </w:r>
-            <w:proofErr w:type="spellEnd"/>
           </w:p>
           <w:p>
             <w:pPr>
@@ -20146,7 +18252,6 @@
                 <w:szCs w:val="20"/>
               </w:rPr>
             </w:pPr>
-            <w:proofErr w:type="spellStart"/>
             <w:r>
               <w:rPr>
                 <w:sz w:val="24"/>
@@ -20154,7 +18259,6 @@
               </w:rPr>
               <w:t>ThrowArgumentException</w:t>
             </w:r>
-            <w:proofErr w:type="spellEnd"/>
           </w:p>
         </w:tc>
         <w:tc>
@@ -20174,33 +18278,8 @@
                 <w:sz w:val="24"/>
                 <w:szCs w:val="20"/>
               </w:rPr>
-              <w:t xml:space="preserve">Проверяет, что </w:t>
-            </w:r>
-            <w:proofErr w:type="spellStart"/>
-            <w:r>
-              <w:rPr>
-                <w:sz w:val="24"/>
-                <w:szCs w:val="20"/>
-              </w:rPr>
-              <w:t>MaxValue</w:t>
-            </w:r>
-            <w:proofErr w:type="spellEnd"/>
-            <w:r>
-              <w:rPr>
-                <w:sz w:val="24"/>
-                <w:szCs w:val="20"/>
-              </w:rPr>
-              <w:t xml:space="preserve"> нельзя установить меньше </w:t>
-            </w:r>
-            <w:proofErr w:type="spellStart"/>
-            <w:r>
-              <w:rPr>
-                <w:sz w:val="24"/>
-                <w:szCs w:val="20"/>
-              </w:rPr>
-              <w:t>MinValue</w:t>
-            </w:r>
-            <w:proofErr w:type="spellEnd"/>
+              <w:t>Проверяет, что MaxValue нельзя установить меньше MinValue</w:t>
+            </w:r>
           </w:p>
         </w:tc>
       </w:tr>
@@ -20217,7 +18296,6 @@
                 <w:szCs w:val="20"/>
               </w:rPr>
             </w:pPr>
-            <w:proofErr w:type="spellStart"/>
             <w:r>
               <w:rPr>
                 <w:sz w:val="24"/>
@@ -20225,7 +18303,6 @@
               </w:rPr>
               <w:t>MinValue_SetValidValue_ShouldUpdateValue</w:t>
             </w:r>
-            <w:proofErr w:type="spellEnd"/>
           </w:p>
         </w:tc>
         <w:tc>
@@ -20245,17 +18322,8 @@
                 <w:sz w:val="24"/>
                 <w:szCs w:val="20"/>
               </w:rPr>
-              <w:t xml:space="preserve">Проверяет корректное изменение </w:t>
-            </w:r>
-            <w:proofErr w:type="spellStart"/>
-            <w:r>
-              <w:rPr>
-                <w:sz w:val="24"/>
-                <w:szCs w:val="20"/>
-              </w:rPr>
-              <w:t>MinValue</w:t>
-            </w:r>
-            <w:proofErr w:type="spellEnd"/>
+              <w:t>Проверяет корректное изменение MinValue</w:t>
+            </w:r>
           </w:p>
         </w:tc>
       </w:tr>
@@ -20272,7 +18340,6 @@
                 <w:szCs w:val="20"/>
               </w:rPr>
             </w:pPr>
-            <w:proofErr w:type="spellStart"/>
             <w:r>
               <w:rPr>
                 <w:sz w:val="24"/>
@@ -20280,7 +18347,6 @@
               </w:rPr>
               <w:t>MaxValue_SetValidValue_ShouldUpdateValue</w:t>
             </w:r>
-            <w:proofErr w:type="spellEnd"/>
           </w:p>
         </w:tc>
         <w:tc>
@@ -20300,17 +18366,8 @@
                 <w:sz w:val="24"/>
                 <w:szCs w:val="20"/>
               </w:rPr>
-              <w:t xml:space="preserve">Проверяет корректное изменение </w:t>
-            </w:r>
-            <w:proofErr w:type="spellStart"/>
-            <w:r>
-              <w:rPr>
-                <w:sz w:val="24"/>
-                <w:szCs w:val="20"/>
-              </w:rPr>
-              <w:t>MaxValue</w:t>
-            </w:r>
-            <w:proofErr w:type="spellEnd"/>
+              <w:t>Проверяет корректное изменение MaxValue</w:t>
+            </w:r>
           </w:p>
         </w:tc>
       </w:tr>
@@ -20327,7 +18384,6 @@
                 <w:szCs w:val="20"/>
               </w:rPr>
             </w:pPr>
-            <w:proofErr w:type="spellStart"/>
             <w:r>
               <w:rPr>
                 <w:sz w:val="24"/>
@@ -20335,7 +18391,6 @@
               </w:rPr>
               <w:t>MinValue_SetEqualToMaxValue_ShouldBeValid</w:t>
             </w:r>
-            <w:proofErr w:type="spellEnd"/>
           </w:p>
         </w:tc>
         <w:tc>
@@ -20355,33 +18410,8 @@
                 <w:sz w:val="24"/>
                 <w:szCs w:val="20"/>
               </w:rPr>
-              <w:t xml:space="preserve">Проверяет, что можно установить </w:t>
-            </w:r>
-            <w:proofErr w:type="spellStart"/>
-            <w:r>
-              <w:rPr>
-                <w:sz w:val="24"/>
-                <w:szCs w:val="20"/>
-              </w:rPr>
-              <w:t>MinValue</w:t>
-            </w:r>
-            <w:proofErr w:type="spellEnd"/>
-            <w:r>
-              <w:rPr>
-                <w:sz w:val="24"/>
-                <w:szCs w:val="20"/>
-              </w:rPr>
-              <w:t xml:space="preserve"> равное </w:t>
-            </w:r>
-            <w:proofErr w:type="spellStart"/>
-            <w:r>
-              <w:rPr>
-                <w:sz w:val="24"/>
-                <w:szCs w:val="20"/>
-              </w:rPr>
-              <w:t>MaxValue</w:t>
-            </w:r>
-            <w:proofErr w:type="spellEnd"/>
+              <w:t>Проверяет, что можно установить MinValue равное MaxValue</w:t>
+            </w:r>
           </w:p>
         </w:tc>
       </w:tr>
@@ -20426,7 +18456,6 @@
                 <w:szCs w:val="20"/>
               </w:rPr>
             </w:pPr>
-            <w:proofErr w:type="spellStart"/>
             <w:r>
               <w:rPr>
                 <w:sz w:val="24"/>
@@ -20434,7 +18463,6 @@
               </w:rPr>
               <w:t>MaxValue_SetEqualToMinValue_ShouldBeValid</w:t>
             </w:r>
-            <w:proofErr w:type="spellEnd"/>
           </w:p>
         </w:tc>
         <w:tc>
@@ -20454,33 +18482,8 @@
                 <w:sz w:val="24"/>
                 <w:szCs w:val="20"/>
               </w:rPr>
-              <w:t xml:space="preserve">Проверяет, что можно установить </w:t>
-            </w:r>
-            <w:proofErr w:type="spellStart"/>
-            <w:r>
-              <w:rPr>
-                <w:sz w:val="24"/>
-                <w:szCs w:val="20"/>
-              </w:rPr>
-              <w:t>MaxValue</w:t>
-            </w:r>
-            <w:proofErr w:type="spellEnd"/>
-            <w:r>
-              <w:rPr>
-                <w:sz w:val="24"/>
-                <w:szCs w:val="20"/>
-              </w:rPr>
-              <w:t xml:space="preserve"> равное </w:t>
-            </w:r>
-            <w:proofErr w:type="spellStart"/>
-            <w:r>
-              <w:rPr>
-                <w:sz w:val="24"/>
-                <w:szCs w:val="20"/>
-              </w:rPr>
-              <w:t>MinValue</w:t>
-            </w:r>
-            <w:proofErr w:type="spellEnd"/>
+              <w:t>Проверяет, что можно установить MaxValue равное MinValue</w:t>
+            </w:r>
           </w:p>
         </w:tc>
       </w:tr>
@@ -20497,7 +18500,6 @@
                 <w:szCs w:val="20"/>
               </w:rPr>
             </w:pPr>
-            <w:proofErr w:type="spellStart"/>
             <w:r>
               <w:rPr>
                 <w:sz w:val="24"/>
@@ -20505,7 +18507,6 @@
               </w:rPr>
               <w:t>Value_WhenBoundsChanged_Should</w:t>
             </w:r>
-            <w:proofErr w:type="spellEnd"/>
           </w:p>
           <w:p>
             <w:pPr>
@@ -20515,7 +18516,6 @@
                 <w:szCs w:val="20"/>
               </w:rPr>
             </w:pPr>
-            <w:proofErr w:type="spellStart"/>
             <w:r>
               <w:rPr>
                 <w:sz w:val="24"/>
@@ -20523,7 +18523,6 @@
               </w:rPr>
               <w:t>KeepValueIfStillValid</w:t>
             </w:r>
-            <w:proofErr w:type="spellEnd"/>
           </w:p>
         </w:tc>
         <w:tc>
@@ -20561,7 +18560,6 @@
                 <w:szCs w:val="20"/>
               </w:rPr>
             </w:pPr>
-            <w:proofErr w:type="spellStart"/>
             <w:r>
               <w:rPr>
                 <w:sz w:val="24"/>
@@ -20569,7 +18567,6 @@
               </w:rPr>
               <w:t>Value_WhenBoundsChangedToInvalidateCurrent</w:t>
             </w:r>
-            <w:proofErr w:type="spellEnd"/>
           </w:p>
           <w:p>
             <w:pPr>
@@ -20579,7 +18576,6 @@
                 <w:szCs w:val="20"/>
               </w:rPr>
             </w:pPr>
-            <w:proofErr w:type="spellStart"/>
             <w:r>
               <w:rPr>
                 <w:sz w:val="24"/>
@@ -20587,7 +18583,6 @@
               </w:rPr>
               <w:t>Value_ShouldThrowOnNextAccess</w:t>
             </w:r>
-            <w:proofErr w:type="spellEnd"/>
           </w:p>
         </w:tc>
         <w:tc>
@@ -20607,23 +18602,7 @@
                 <w:sz w:val="24"/>
                 <w:szCs w:val="20"/>
               </w:rPr>
-              <w:t xml:space="preserve">Проверяет, что при изменении границ, делающих текущее значение </w:t>
-            </w:r>
-            <w:proofErr w:type="spellStart"/>
-            <w:r>
-              <w:rPr>
-                <w:sz w:val="24"/>
-                <w:szCs w:val="20"/>
-              </w:rPr>
-              <w:t>невалидным</w:t>
-            </w:r>
-            <w:proofErr w:type="spellEnd"/>
-            <w:r>
-              <w:rPr>
-                <w:sz w:val="24"/>
-                <w:szCs w:val="20"/>
-              </w:rPr>
-              <w:t>, выбрасывается исключение</w:t>
+              <w:t>Проверяет, что при изменении границ, делающих текущее значение невалидным, выбрасывается исключение</w:t>
             </w:r>
           </w:p>
         </w:tc>
@@ -20658,17 +18637,8 @@
           <w:sz w:val="24"/>
           <w:szCs w:val="20"/>
         </w:rPr>
-        <w:t xml:space="preserve">Модульный тест </w:t>
-      </w:r>
-      <w:proofErr w:type="spellStart"/>
-      <w:r>
-        <w:rPr>
-          <w:sz w:val="24"/>
-          <w:szCs w:val="20"/>
-        </w:rPr>
-        <w:t>ParametersTest</w:t>
-      </w:r>
-      <w:proofErr w:type="spellEnd"/>
+        <w:t>Модульный тест ParametersTest</w:t>
+      </w:r>
     </w:p>
     <w:tbl>
       <w:tblPr>
@@ -20739,7 +18709,6 @@
                 <w:szCs w:val="20"/>
               </w:rPr>
             </w:pPr>
-            <w:proofErr w:type="spellStart"/>
             <w:r>
               <w:rPr>
                 <w:sz w:val="24"/>
@@ -20747,7 +18716,6 @@
               </w:rPr>
               <w:t>Constructor_ShouldInitializeCorrectly</w:t>
             </w:r>
-            <w:proofErr w:type="spellEnd"/>
           </w:p>
         </w:tc>
         <w:tc>
@@ -20785,7 +18753,6 @@
                 <w:szCs w:val="20"/>
               </w:rPr>
             </w:pPr>
-            <w:proofErr w:type="spellStart"/>
             <w:r>
               <w:rPr>
                 <w:sz w:val="24"/>
@@ -20793,7 +18760,6 @@
               </w:rPr>
               <w:t>SetDependencies_ShouldChangeParameter</w:t>
             </w:r>
-            <w:proofErr w:type="spellEnd"/>
           </w:p>
           <w:p>
             <w:pPr>
@@ -20803,7 +18769,6 @@
                 <w:szCs w:val="20"/>
               </w:rPr>
             </w:pPr>
-            <w:proofErr w:type="spellStart"/>
             <w:r>
               <w:rPr>
                 <w:sz w:val="24"/>
@@ -20811,7 +18776,6 @@
               </w:rPr>
               <w:t>Value</w:t>
             </w:r>
-            <w:proofErr w:type="spellEnd"/>
           </w:p>
         </w:tc>
         <w:tc>
@@ -20834,23 +18798,7 @@
                 <w:sz w:val="24"/>
                 <w:szCs w:val="20"/>
               </w:rPr>
-              <w:t xml:space="preserve">Проверяет, что </w:t>
-            </w:r>
-            <w:proofErr w:type="spellStart"/>
-            <w:r>
-              <w:rPr>
-                <w:sz w:val="24"/>
-                <w:szCs w:val="20"/>
-              </w:rPr>
-              <w:t>SetDependencies</w:t>
-            </w:r>
-            <w:proofErr w:type="spellEnd"/>
-            <w:r>
-              <w:rPr>
-                <w:sz w:val="24"/>
-                <w:szCs w:val="20"/>
-              </w:rPr>
-              <w:t xml:space="preserve"> правильно обновляет значение</w:t>
+              <w:t>Проверяет, что SetDependencies правильно обновляет значение</w:t>
             </w:r>
           </w:p>
         </w:tc>
@@ -20868,7 +18816,6 @@
                 <w:szCs w:val="20"/>
               </w:rPr>
             </w:pPr>
-            <w:proofErr w:type="spellStart"/>
             <w:r>
               <w:rPr>
                 <w:sz w:val="24"/>
@@ -20877,7 +18824,6 @@
               <w:lastRenderedPageBreak/>
               <w:t>SetDependencies_ShouldNarrowLimits</w:t>
             </w:r>
-            <w:proofErr w:type="spellEnd"/>
           </w:p>
         </w:tc>
         <w:tc>
@@ -20932,7 +18878,6 @@
                 <w:szCs w:val="20"/>
               </w:rPr>
             </w:pPr>
-            <w:proofErr w:type="spellStart"/>
             <w:r>
               <w:rPr>
                 <w:sz w:val="24"/>
@@ -20940,7 +18885,6 @@
               </w:rPr>
               <w:t>ResetToDefaults_ShouldRestoreInitial</w:t>
             </w:r>
-            <w:proofErr w:type="spellEnd"/>
           </w:p>
           <w:p>
             <w:pPr>
@@ -20950,7 +18894,6 @@
                 <w:szCs w:val="20"/>
               </w:rPr>
             </w:pPr>
-            <w:proofErr w:type="spellStart"/>
             <w:r>
               <w:rPr>
                 <w:sz w:val="24"/>
@@ -20958,7 +18901,6 @@
               </w:rPr>
               <w:t>ValuesAndLimits</w:t>
             </w:r>
-            <w:proofErr w:type="spellEnd"/>
           </w:p>
         </w:tc>
         <w:tc>
@@ -20978,23 +18920,7 @@
                 <w:sz w:val="24"/>
                 <w:szCs w:val="20"/>
               </w:rPr>
-              <w:t xml:space="preserve">Проверяет, что </w:t>
-            </w:r>
-            <w:proofErr w:type="spellStart"/>
-            <w:r>
-              <w:rPr>
-                <w:sz w:val="24"/>
-                <w:szCs w:val="20"/>
-              </w:rPr>
-              <w:t>ResetToDefaults</w:t>
-            </w:r>
-            <w:proofErr w:type="spellEnd"/>
-            <w:r>
-              <w:rPr>
-                <w:sz w:val="24"/>
-                <w:szCs w:val="20"/>
-              </w:rPr>
-              <w:t xml:space="preserve"> возвращает все к </w:t>
+              <w:t xml:space="preserve">Проверяет, что ResetToDefaults возвращает все к </w:t>
             </w:r>
             <w:r>
               <w:rPr>
@@ -21026,7 +18952,6 @@
                 <w:szCs w:val="20"/>
               </w:rPr>
             </w:pPr>
-            <w:proofErr w:type="spellStart"/>
             <w:r>
               <w:rPr>
                 <w:sz w:val="24"/>
@@ -21034,7 +18959,6 @@
               </w:rPr>
               <w:t>GetLimitsString_ShouldReturnCorrectFormat</w:t>
             </w:r>
-            <w:proofErr w:type="spellEnd"/>
           </w:p>
         </w:tc>
         <w:tc>
@@ -21054,23 +18978,7 @@
                 <w:sz w:val="24"/>
                 <w:szCs w:val="20"/>
               </w:rPr>
-              <w:t xml:space="preserve">Проверяет, что </w:t>
-            </w:r>
-            <w:proofErr w:type="spellStart"/>
-            <w:r>
-              <w:rPr>
-                <w:sz w:val="24"/>
-                <w:szCs w:val="20"/>
-              </w:rPr>
-              <w:t>GetLimitsString</w:t>
-            </w:r>
-            <w:proofErr w:type="spellEnd"/>
-            <w:r>
-              <w:rPr>
-                <w:sz w:val="24"/>
-                <w:szCs w:val="20"/>
-              </w:rPr>
-              <w:t xml:space="preserve"> возвращает правильный формат</w:t>
+              <w:t>Проверяет, что GetLimitsString возвращает правильный формат</w:t>
             </w:r>
           </w:p>
         </w:tc>
@@ -21088,23 +18996,35 @@
                 <w:szCs w:val="20"/>
               </w:rPr>
             </w:pPr>
-            <w:proofErr w:type="spellStart"/>
             <w:r>
               <w:rPr>
                 <w:sz w:val="24"/>
                 <w:szCs w:val="20"/>
               </w:rPr>
-              <w:t>GetLimitsString_WhenMinGreaterThanMax</w:t>
-            </w:r>
-            <w:proofErr w:type="spellEnd"/>
-            <w:r>
+              <w:t>GetLimitsString_WhenMinGreaterThanMax_</w:t>
+            </w:r>
+          </w:p>
+          <w:p>
+            <w:pPr>
+              <w:ind w:firstLine="0"/>
               <w:rPr>
                 <w:sz w:val="24"/>
                 <w:szCs w:val="20"/>
               </w:rPr>
-              <w:t>_</w:t>
-            </w:r>
-          </w:p>
+            </w:pPr>
+            <w:r>
+              <w:rPr>
+                <w:sz w:val="24"/>
+                <w:szCs w:val="20"/>
+              </w:rPr>
+              <w:t>ShouldReturnConflict</w:t>
+            </w:r>
+          </w:p>
+        </w:tc>
+        <w:tc>
+          <w:tcPr>
+            <w:tcW w:w="4088" w:type="dxa"/>
+          </w:tcPr>
           <w:p>
             <w:pPr>
               <w:ind w:firstLine="0"/>
@@ -21113,107 +19033,41 @@
                 <w:szCs w:val="20"/>
               </w:rPr>
             </w:pPr>
-            <w:proofErr w:type="spellStart"/>
             <w:r>
               <w:rPr>
                 <w:sz w:val="24"/>
                 <w:szCs w:val="20"/>
               </w:rPr>
-              <w:t>ShouldReturnConflict</w:t>
-            </w:r>
-            <w:proofErr w:type="spellEnd"/>
-          </w:p>
-        </w:tc>
-        <w:tc>
-          <w:tcPr>
-            <w:tcW w:w="4088" w:type="dxa"/>
-          </w:tcPr>
-          <w:p>
-            <w:pPr>
-              <w:ind w:firstLine="0"/>
+              <w:t xml:space="preserve">Проверяет, что GetLimitsString возвращает </w:t>
+            </w:r>
+            <w:r>
               <w:rPr>
                 <w:sz w:val="24"/>
                 <w:szCs w:val="20"/>
               </w:rPr>
-            </w:pPr>
+              <w:t>к</w:t>
+            </w:r>
             <w:r>
               <w:rPr>
                 <w:sz w:val="24"/>
                 <w:szCs w:val="20"/>
               </w:rPr>
-              <w:t xml:space="preserve">Проверяет, что </w:t>
-            </w:r>
-            <w:proofErr w:type="spellStart"/>
+              <w:t>онфлик</w:t>
+            </w:r>
             <w:r>
               <w:rPr>
                 <w:sz w:val="24"/>
                 <w:szCs w:val="20"/>
               </w:rPr>
-              <w:t>GetLimitsString</w:t>
-            </w:r>
-            <w:proofErr w:type="spellEnd"/>
+              <w:t>т</w:t>
+            </w:r>
             <w:r>
               <w:rPr>
                 <w:sz w:val="24"/>
                 <w:szCs w:val="20"/>
               </w:rPr>
-              <w:t xml:space="preserve"> возвращает </w:t>
-            </w:r>
-            <w:r>
-              <w:rPr>
-                <w:sz w:val="24"/>
-                <w:szCs w:val="20"/>
-              </w:rPr>
-              <w:t>к</w:t>
-            </w:r>
-            <w:r>
-              <w:rPr>
-                <w:sz w:val="24"/>
-                <w:szCs w:val="20"/>
-              </w:rPr>
-              <w:t>онфлик</w:t>
-            </w:r>
-            <w:r>
-              <w:rPr>
-                <w:sz w:val="24"/>
-                <w:szCs w:val="20"/>
-              </w:rPr>
-              <w:t>т</w:t>
-            </w:r>
-            <w:r>
-              <w:rPr>
-                <w:sz w:val="24"/>
-                <w:szCs w:val="20"/>
-              </w:rPr>
-              <w:t xml:space="preserve">, если </w:t>
-            </w:r>
-            <w:proofErr w:type="spellStart"/>
-            <w:proofErr w:type="gramStart"/>
-            <w:r>
-              <w:rPr>
-                <w:sz w:val="24"/>
-                <w:szCs w:val="20"/>
-              </w:rPr>
-              <w:t>Min</w:t>
-            </w:r>
-            <w:proofErr w:type="spellEnd"/>
-            <w:r>
-              <w:rPr>
-                <w:sz w:val="24"/>
-                <w:szCs w:val="20"/>
-              </w:rPr>
-              <w:t>&gt;</w:t>
-            </w:r>
-            <w:proofErr w:type="spellStart"/>
-            <w:r>
-              <w:rPr>
-                <w:sz w:val="24"/>
-                <w:szCs w:val="20"/>
-              </w:rPr>
-              <w:t>Max</w:t>
-            </w:r>
-            <w:proofErr w:type="spellEnd"/>
-            <w:proofErr w:type="gramEnd"/>
+              <w:t>, если Min&gt;Max</w:t>
+            </w:r>
           </w:p>
         </w:tc>
       </w:tr>
@@ -21230,7 +19084,6 @@
                 <w:szCs w:val="20"/>
               </w:rPr>
             </w:pPr>
-            <w:proofErr w:type="spellStart"/>
             <w:r>
               <w:rPr>
                 <w:sz w:val="24"/>
@@ -21238,7 +19091,6 @@
               </w:rPr>
               <w:t>SetDependencies_WhenValueIsInvalid_Should</w:t>
             </w:r>
-            <w:proofErr w:type="spellEnd"/>
           </w:p>
           <w:p>
             <w:pPr>
@@ -21248,7 +19100,6 @@
                 <w:szCs w:val="20"/>
               </w:rPr>
             </w:pPr>
-            <w:proofErr w:type="spellStart"/>
             <w:r>
               <w:rPr>
                 <w:sz w:val="24"/>
@@ -21256,7 +19107,6 @@
               </w:rPr>
               <w:t>ThrowArgumentException</w:t>
             </w:r>
-            <w:proofErr w:type="spellEnd"/>
           </w:p>
         </w:tc>
         <w:tc>
@@ -21276,33 +19126,8 @@
                 <w:sz w:val="24"/>
                 <w:szCs w:val="20"/>
               </w:rPr>
-              <w:t xml:space="preserve">Проверяет, что </w:t>
-            </w:r>
-            <w:proofErr w:type="spellStart"/>
-            <w:r>
-              <w:rPr>
-                <w:sz w:val="24"/>
-                <w:szCs w:val="20"/>
-              </w:rPr>
-              <w:t>SetDependencies</w:t>
-            </w:r>
-            <w:proofErr w:type="spellEnd"/>
-            <w:r>
-              <w:rPr>
-                <w:sz w:val="24"/>
-                <w:szCs w:val="20"/>
-              </w:rPr>
-              <w:t xml:space="preserve"> пробрасывает исключение от </w:t>
-            </w:r>
-            <w:proofErr w:type="spellStart"/>
-            <w:r>
-              <w:rPr>
-                <w:sz w:val="24"/>
-                <w:szCs w:val="20"/>
-              </w:rPr>
-              <w:t>Parameter.Value</w:t>
-            </w:r>
-            <w:proofErr w:type="spellEnd"/>
+              <w:t>Проверяет, что SetDependencies пробрасывает исключение от Parameter.Value</w:t>
+            </w:r>
           </w:p>
         </w:tc>
       </w:tr>
@@ -21319,7 +19144,6 @@
                 <w:szCs w:val="20"/>
               </w:rPr>
             </w:pPr>
-            <w:proofErr w:type="spellStart"/>
             <w:r>
               <w:rPr>
                 <w:sz w:val="24"/>
@@ -21327,7 +19151,6 @@
               </w:rPr>
               <w:t>UpdateAllLimits_WhenAngleIsZero_Should</w:t>
             </w:r>
-            <w:proofErr w:type="spellEnd"/>
           </w:p>
           <w:p>
             <w:pPr>
@@ -21337,7 +19160,6 @@
                 <w:szCs w:val="20"/>
               </w:rPr>
             </w:pPr>
-            <w:proofErr w:type="spellStart"/>
             <w:r>
               <w:rPr>
                 <w:sz w:val="24"/>
@@ -21345,7 +19167,6 @@
               </w:rPr>
               <w:t>NotLimitHeight</w:t>
             </w:r>
-            <w:proofErr w:type="spellEnd"/>
           </w:p>
         </w:tc>
         <w:tc>
@@ -21383,7 +19204,6 @@
                 <w:szCs w:val="20"/>
               </w:rPr>
             </w:pPr>
-            <w:proofErr w:type="spellStart"/>
             <w:r>
               <w:rPr>
                 <w:sz w:val="24"/>
@@ -21391,7 +19211,6 @@
               </w:rPr>
               <w:t>GetLimitsString_WithInvalidKey_ShouldReturnNA</w:t>
             </w:r>
-            <w:proofErr w:type="spellEnd"/>
           </w:p>
         </w:tc>
         <w:tc>
@@ -21411,23 +19230,7 @@
                 <w:sz w:val="24"/>
                 <w:szCs w:val="20"/>
               </w:rPr>
-              <w:t xml:space="preserve">Проверяет, что </w:t>
-            </w:r>
-            <w:proofErr w:type="spellStart"/>
-            <w:r>
-              <w:rPr>
-                <w:sz w:val="24"/>
-                <w:szCs w:val="20"/>
-              </w:rPr>
-              <w:t>GetLimitsString</w:t>
-            </w:r>
-            <w:proofErr w:type="spellEnd"/>
-            <w:r>
-              <w:rPr>
-                <w:sz w:val="24"/>
-                <w:szCs w:val="20"/>
-              </w:rPr>
-              <w:t xml:space="preserve"> возвращает N/A для несуществующего ключа</w:t>
+              <w:t>Проверяет, что GetLimitsString возвращает N/A для несуществующего ключа</w:t>
             </w:r>
           </w:p>
         </w:tc>
@@ -21455,7 +19258,6 @@
         </w:rPr>
         <w:t xml:space="preserve">Модульный тест </w:t>
       </w:r>
-      <w:proofErr w:type="spellStart"/>
       <w:r>
         <w:rPr>
           <w:sz w:val="24"/>
@@ -21463,7 +19265,6 @@
         </w:rPr>
         <w:t>BuilderTest</w:t>
       </w:r>
-      <w:proofErr w:type="spellEnd"/>
     </w:p>
     <w:tbl>
       <w:tblPr>
@@ -21534,7 +19335,6 @@
                 <w:szCs w:val="20"/>
               </w:rPr>
             </w:pPr>
-            <w:proofErr w:type="spellStart"/>
             <w:r>
               <w:rPr>
                 <w:sz w:val="24"/>
@@ -21542,7 +19342,6 @@
               </w:rPr>
               <w:t>Constructor_ShouldCreateInstance</w:t>
             </w:r>
-            <w:proofErr w:type="spellEnd"/>
           </w:p>
         </w:tc>
         <w:tc>
@@ -21580,7 +19379,6 @@
                 <w:szCs w:val="20"/>
               </w:rPr>
             </w:pPr>
-            <w:proofErr w:type="spellStart"/>
             <w:r>
               <w:rPr>
                 <w:sz w:val="24"/>
@@ -21588,7 +19386,6 @@
               </w:rPr>
               <w:t>ValidateParameters_WithValidParameters</w:t>
             </w:r>
-            <w:proofErr w:type="spellEnd"/>
           </w:p>
           <w:p>
             <w:pPr>
@@ -21603,69 +19400,28 @@
                 <w:sz w:val="24"/>
                 <w:szCs w:val="20"/>
               </w:rPr>
-              <w:t>_</w:t>
-            </w:r>
-            <w:proofErr w:type="spellStart"/>
-            <w:r>
+              <w:t>_ShouldReturnTrue</w:t>
+            </w:r>
+          </w:p>
+        </w:tc>
+        <w:tc>
+          <w:tcPr>
+            <w:tcW w:w="4528" w:type="dxa"/>
+          </w:tcPr>
+          <w:p>
+            <w:pPr>
+              <w:ind w:firstLine="0"/>
               <w:rPr>
                 <w:sz w:val="24"/>
                 <w:szCs w:val="20"/>
               </w:rPr>
-              <w:t>ShouldReturnTrue</w:t>
-            </w:r>
-            <w:proofErr w:type="spellEnd"/>
-          </w:p>
-        </w:tc>
-        <w:tc>
-          <w:tcPr>
-            <w:tcW w:w="4528" w:type="dxa"/>
-          </w:tcPr>
-          <w:p>
-            <w:pPr>
-              <w:ind w:firstLine="0"/>
+            </w:pPr>
+            <w:r>
               <w:rPr>
                 <w:sz w:val="24"/>
                 <w:szCs w:val="20"/>
               </w:rPr>
-            </w:pPr>
-            <w:r>
-              <w:rPr>
-                <w:sz w:val="24"/>
-                <w:szCs w:val="20"/>
-              </w:rPr>
-              <w:t xml:space="preserve">Проверяет, что </w:t>
-            </w:r>
-            <w:proofErr w:type="spellStart"/>
-            <w:r>
-              <w:rPr>
-                <w:sz w:val="24"/>
-                <w:szCs w:val="20"/>
-              </w:rPr>
-              <w:t>ValidateParameters</w:t>
-            </w:r>
-            <w:proofErr w:type="spellEnd"/>
-            <w:r>
-              <w:rPr>
-                <w:sz w:val="24"/>
-                <w:szCs w:val="20"/>
-              </w:rPr>
-              <w:t xml:space="preserve"> возвращает </w:t>
-            </w:r>
-            <w:proofErr w:type="spellStart"/>
-            <w:r>
-              <w:rPr>
-                <w:sz w:val="24"/>
-                <w:szCs w:val="20"/>
-              </w:rPr>
-              <w:t>true</w:t>
-            </w:r>
-            <w:proofErr w:type="spellEnd"/>
-            <w:r>
-              <w:rPr>
-                <w:sz w:val="24"/>
-                <w:szCs w:val="20"/>
-              </w:rPr>
-              <w:t xml:space="preserve"> для корректных параметров</w:t>
+              <w:t>Проверяет, что ValidateParameters возвращает true для корректных параметров</w:t>
             </w:r>
           </w:p>
         </w:tc>
@@ -21686,7 +19442,6 @@
                 <w:szCs w:val="20"/>
               </w:rPr>
             </w:pPr>
-            <w:proofErr w:type="spellStart"/>
             <w:r>
               <w:rPr>
                 <w:sz w:val="24"/>
@@ -21694,7 +19449,6 @@
               </w:rPr>
               <w:t>ValidateParameters_WithInvalidParameters</w:t>
             </w:r>
-            <w:proofErr w:type="spellEnd"/>
           </w:p>
           <w:p>
             <w:pPr>
@@ -21712,92 +19466,35 @@
                 <w:sz w:val="24"/>
                 <w:szCs w:val="20"/>
               </w:rPr>
-              <w:t>_</w:t>
-            </w:r>
-            <w:proofErr w:type="spellStart"/>
+              <w:t>_ShouldReturnFalse</w:t>
+            </w:r>
             <w:r>
               <w:rPr>
                 <w:sz w:val="24"/>
                 <w:szCs w:val="20"/>
               </w:rPr>
-              <w:t>ShouldReturnFalse</w:t>
-            </w:r>
-            <w:proofErr w:type="spellEnd"/>
-            <w:r>
+              <w:tab/>
+            </w:r>
+          </w:p>
+        </w:tc>
+        <w:tc>
+          <w:tcPr>
+            <w:tcW w:w="4528" w:type="dxa"/>
+          </w:tcPr>
+          <w:p>
+            <w:pPr>
+              <w:ind w:firstLine="0"/>
               <w:rPr>
                 <w:sz w:val="24"/>
                 <w:szCs w:val="20"/>
               </w:rPr>
-              <w:tab/>
-            </w:r>
-          </w:p>
-        </w:tc>
-        <w:tc>
-          <w:tcPr>
-            <w:tcW w:w="4528" w:type="dxa"/>
-          </w:tcPr>
-          <w:p>
-            <w:pPr>
-              <w:ind w:firstLine="0"/>
+            </w:pPr>
+            <w:r>
               <w:rPr>
                 <w:sz w:val="24"/>
                 <w:szCs w:val="20"/>
               </w:rPr>
-            </w:pPr>
-            <w:r>
-              <w:rPr>
-                <w:sz w:val="24"/>
-                <w:szCs w:val="20"/>
-              </w:rPr>
-              <w:t xml:space="preserve">Проверяет, что </w:t>
-            </w:r>
-            <w:proofErr w:type="spellStart"/>
-            <w:r>
-              <w:rPr>
-                <w:sz w:val="24"/>
-                <w:szCs w:val="20"/>
-              </w:rPr>
-              <w:t>ValidateParameters</w:t>
-            </w:r>
-            <w:proofErr w:type="spellEnd"/>
-            <w:r>
-              <w:rPr>
-                <w:sz w:val="24"/>
-                <w:szCs w:val="20"/>
-              </w:rPr>
-              <w:t xml:space="preserve"> возвращает </w:t>
-            </w:r>
-            <w:proofErr w:type="spellStart"/>
-            <w:r>
-              <w:rPr>
-                <w:sz w:val="24"/>
-                <w:szCs w:val="20"/>
-              </w:rPr>
-              <w:t>false</w:t>
-            </w:r>
-            <w:proofErr w:type="spellEnd"/>
-            <w:r>
-              <w:rPr>
-                <w:sz w:val="24"/>
-                <w:szCs w:val="20"/>
-              </w:rPr>
-              <w:t xml:space="preserve"> для </w:t>
-            </w:r>
-            <w:proofErr w:type="spellStart"/>
-            <w:r>
-              <w:rPr>
-                <w:sz w:val="24"/>
-                <w:szCs w:val="20"/>
-              </w:rPr>
-              <w:t>невалидных</w:t>
-            </w:r>
-            <w:proofErr w:type="spellEnd"/>
-            <w:r>
-              <w:rPr>
-                <w:sz w:val="24"/>
-                <w:szCs w:val="20"/>
-              </w:rPr>
-              <w:t xml:space="preserve"> параметров</w:t>
+              <w:t>Проверяет, что ValidateParameters возвращает false для невалидных параметров</w:t>
             </w:r>
           </w:p>
         </w:tc>
@@ -21815,7 +19512,6 @@
                 <w:szCs w:val="20"/>
               </w:rPr>
             </w:pPr>
-            <w:proofErr w:type="spellStart"/>
             <w:r>
               <w:rPr>
                 <w:sz w:val="24"/>
@@ -21823,7 +19519,6 @@
               </w:rPr>
               <w:t>PrivateValidate_WhenBowlRadiusIsLess</w:t>
             </w:r>
-            <w:proofErr w:type="spellEnd"/>
           </w:p>
           <w:p>
             <w:pPr>
@@ -21833,7 +19528,6 @@
                 <w:szCs w:val="20"/>
               </w:rPr>
             </w:pPr>
-            <w:proofErr w:type="spellStart"/>
             <w:r>
               <w:rPr>
                 <w:sz w:val="24"/>
@@ -21841,7 +19535,6 @@
               </w:rPr>
               <w:t>ThanWallThickness_ShouldThrow</w:t>
             </w:r>
-            <w:proofErr w:type="spellEnd"/>
           </w:p>
         </w:tc>
         <w:tc>
@@ -21861,58 +19554,8 @@
                 <w:sz w:val="24"/>
                 <w:szCs w:val="20"/>
               </w:rPr>
-              <w:t xml:space="preserve">Проверяет, что приватный </w:t>
-            </w:r>
-            <w:proofErr w:type="spellStart"/>
-            <w:r>
-              <w:rPr>
-                <w:sz w:val="24"/>
-                <w:szCs w:val="20"/>
-              </w:rPr>
-              <w:t>ValidateParameters</w:t>
-            </w:r>
-            <w:proofErr w:type="spellEnd"/>
-            <w:r>
-              <w:rPr>
-                <w:sz w:val="24"/>
-                <w:szCs w:val="20"/>
-              </w:rPr>
-              <w:t xml:space="preserve"> вызывает исключение, если </w:t>
-            </w:r>
-            <w:proofErr w:type="spellStart"/>
-            <w:r>
-              <w:rPr>
-                <w:sz w:val="24"/>
-                <w:szCs w:val="20"/>
-              </w:rPr>
-              <w:t>BowlRadius</w:t>
-            </w:r>
-            <w:proofErr w:type="spellEnd"/>
-            <w:r>
-              <w:rPr>
-                <w:sz w:val="24"/>
-                <w:szCs w:val="20"/>
-              </w:rPr>
-              <w:t xml:space="preserve"> </w:t>
-            </w:r>
-            <w:proofErr w:type="gramStart"/>
-            <w:r>
-              <w:rPr>
-                <w:sz w:val="24"/>
-                <w:szCs w:val="20"/>
-              </w:rPr>
-              <w:t xml:space="preserve">&lt; </w:t>
-            </w:r>
-            <w:proofErr w:type="spellStart"/>
-            <w:r>
-              <w:rPr>
-                <w:sz w:val="24"/>
-                <w:szCs w:val="20"/>
-              </w:rPr>
-              <w:t>wallThickness</w:t>
-            </w:r>
-            <w:proofErr w:type="spellEnd"/>
-            <w:proofErr w:type="gramEnd"/>
+              <w:t>Проверяет, что приватный ValidateParameters вызывает исключение, если BowlRadius &lt; wallThickness</w:t>
+            </w:r>
           </w:p>
         </w:tc>
       </w:tr>
@@ -21929,7 +19572,6 @@
                 <w:szCs w:val="20"/>
               </w:rPr>
             </w:pPr>
-            <w:proofErr w:type="spellStart"/>
             <w:r>
               <w:rPr>
                 <w:sz w:val="24"/>
@@ -21937,7 +19579,6 @@
               </w:rPr>
               <w:t>BuildGlass_WithInvalidParameters_Should</w:t>
             </w:r>
-            <w:proofErr w:type="spellEnd"/>
           </w:p>
           <w:p>
             <w:pPr>
@@ -21947,7 +19588,6 @@
                 <w:szCs w:val="20"/>
               </w:rPr>
             </w:pPr>
-            <w:proofErr w:type="spellStart"/>
             <w:r>
               <w:rPr>
                 <w:sz w:val="24"/>
@@ -21955,7 +19595,6 @@
               </w:rPr>
               <w:t>ThrowValidationError</w:t>
             </w:r>
-            <w:proofErr w:type="spellEnd"/>
           </w:p>
         </w:tc>
         <w:tc>
@@ -21975,33 +19614,8 @@
                 <w:sz w:val="24"/>
                 <w:szCs w:val="20"/>
               </w:rPr>
-              <w:t xml:space="preserve">Проверяет, что </w:t>
-            </w:r>
-            <w:proofErr w:type="spellStart"/>
-            <w:r>
-              <w:rPr>
-                <w:sz w:val="24"/>
-                <w:szCs w:val="20"/>
-              </w:rPr>
-              <w:t>BuildGlass</w:t>
-            </w:r>
-            <w:proofErr w:type="spellEnd"/>
-            <w:r>
-              <w:rPr>
-                <w:sz w:val="24"/>
-                <w:szCs w:val="20"/>
-              </w:rPr>
-              <w:t xml:space="preserve"> вызывает исключение, если параметры </w:t>
-            </w:r>
-            <w:proofErr w:type="spellStart"/>
-            <w:r>
-              <w:rPr>
-                <w:sz w:val="24"/>
-                <w:szCs w:val="20"/>
-              </w:rPr>
-              <w:t>невалидны</w:t>
-            </w:r>
-            <w:proofErr w:type="spellEnd"/>
+              <w:t>Проверяет, что BuildGlass вызывает исключение, если параметры невалидны</w:t>
+            </w:r>
           </w:p>
         </w:tc>
       </w:tr>
@@ -22018,7 +19632,6 @@
                 <w:szCs w:val="20"/>
               </w:rPr>
             </w:pPr>
-            <w:proofErr w:type="spellStart"/>
             <w:r>
               <w:rPr>
                 <w:sz w:val="24"/>
@@ -22026,7 +19639,6 @@
               </w:rPr>
               <w:t>BuildGlass_WithNullParameters_ShouldThrow</w:t>
             </w:r>
-            <w:proofErr w:type="spellEnd"/>
           </w:p>
         </w:tc>
         <w:tc>
@@ -22046,39 +19658,7 @@
                 <w:sz w:val="24"/>
                 <w:szCs w:val="20"/>
               </w:rPr>
-              <w:t xml:space="preserve">Проверяет, что вызов </w:t>
-            </w:r>
-            <w:proofErr w:type="spellStart"/>
-            <w:r>
-              <w:rPr>
-                <w:sz w:val="24"/>
-                <w:szCs w:val="20"/>
-              </w:rPr>
-              <w:t>BuildGlass</w:t>
-            </w:r>
-            <w:proofErr w:type="spellEnd"/>
-            <w:r>
-              <w:rPr>
-                <w:sz w:val="24"/>
-                <w:szCs w:val="20"/>
-              </w:rPr>
-              <w:t xml:space="preserve"> с </w:t>
-            </w:r>
-            <w:proofErr w:type="spellStart"/>
-            <w:r>
-              <w:rPr>
-                <w:sz w:val="24"/>
-                <w:szCs w:val="20"/>
-              </w:rPr>
-              <w:t>null</w:t>
-            </w:r>
-            <w:proofErr w:type="spellEnd"/>
-            <w:r>
-              <w:rPr>
-                <w:sz w:val="24"/>
-                <w:szCs w:val="20"/>
-              </w:rPr>
-              <w:t xml:space="preserve"> параметрами вызывает исключение</w:t>
+              <w:t>Проверяет, что вызов BuildGlass с null параметрами вызывает исключение</w:t>
             </w:r>
           </w:p>
         </w:tc>
@@ -22096,7 +19676,6 @@
                 <w:szCs w:val="20"/>
               </w:rPr>
             </w:pPr>
-            <w:proofErr w:type="spellStart"/>
             <w:r>
               <w:rPr>
                 <w:sz w:val="24"/>
@@ -22105,7 +19684,6 @@
               <w:lastRenderedPageBreak/>
               <w:t>Reset_ShouldNotThrowException_When</w:t>
             </w:r>
-            <w:proofErr w:type="spellEnd"/>
           </w:p>
           <w:p>
             <w:pPr>
@@ -22115,7 +19693,6 @@
                 <w:szCs w:val="20"/>
               </w:rPr>
             </w:pPr>
-            <w:proofErr w:type="spellStart"/>
             <w:r>
               <w:rPr>
                 <w:sz w:val="24"/>
@@ -22123,7 +19700,6 @@
               </w:rPr>
               <w:t>WrapperIsNull</w:t>
             </w:r>
-            <w:proofErr w:type="spellEnd"/>
           </w:p>
         </w:tc>
         <w:tc>
@@ -22143,32 +19719,7 @@
                 <w:sz w:val="24"/>
                 <w:szCs w:val="20"/>
               </w:rPr>
-              <w:t xml:space="preserve">Проверяет, что </w:t>
-            </w:r>
-            <w:proofErr w:type="spellStart"/>
-            <w:proofErr w:type="gramStart"/>
-            <w:r>
-              <w:rPr>
-                <w:sz w:val="24"/>
-                <w:szCs w:val="20"/>
-              </w:rPr>
-              <w:t>Reset</w:t>
-            </w:r>
-            <w:proofErr w:type="spellEnd"/>
-            <w:r>
-              <w:rPr>
-                <w:sz w:val="24"/>
-                <w:szCs w:val="20"/>
-              </w:rPr>
-              <w:t>(</w:t>
-            </w:r>
-            <w:proofErr w:type="gramEnd"/>
-            <w:r>
-              <w:rPr>
-                <w:sz w:val="24"/>
-                <w:szCs w:val="20"/>
-              </w:rPr>
-              <w:t xml:space="preserve">) не </w:t>
+              <w:t xml:space="preserve">Проверяет, что Reset() не </w:t>
             </w:r>
             <w:r>
               <w:rPr>
@@ -22215,23 +19766,35 @@
                 <w:szCs w:val="20"/>
               </w:rPr>
             </w:pPr>
-            <w:proofErr w:type="spellStart"/>
             <w:r>
               <w:rPr>
                 <w:sz w:val="24"/>
                 <w:szCs w:val="20"/>
               </w:rPr>
-              <w:t>PrivateValidate_WithNegativeStalkHeight</w:t>
-            </w:r>
-            <w:proofErr w:type="spellEnd"/>
-            <w:r>
+              <w:t>PrivateValidate_WithNegativeStalkHeight_</w:t>
+            </w:r>
+          </w:p>
+          <w:p>
+            <w:pPr>
+              <w:ind w:firstLine="0"/>
               <w:rPr>
                 <w:sz w:val="24"/>
                 <w:szCs w:val="20"/>
               </w:rPr>
-              <w:t>_</w:t>
-            </w:r>
-          </w:p>
+            </w:pPr>
+            <w:r>
+              <w:rPr>
+                <w:sz w:val="24"/>
+                <w:szCs w:val="20"/>
+              </w:rPr>
+              <w:t>ShouldThrow</w:t>
+            </w:r>
+          </w:p>
+        </w:tc>
+        <w:tc>
+          <w:tcPr>
+            <w:tcW w:w="4528" w:type="dxa"/>
+          </w:tcPr>
           <w:p>
             <w:pPr>
               <w:ind w:firstLine="0"/>
@@ -22240,51 +19803,12 @@
                 <w:szCs w:val="20"/>
               </w:rPr>
             </w:pPr>
-            <w:proofErr w:type="spellStart"/>
             <w:r>
               <w:rPr>
                 <w:sz w:val="24"/>
                 <w:szCs w:val="20"/>
               </w:rPr>
-              <w:t>ShouldThrow</w:t>
-            </w:r>
-            <w:proofErr w:type="spellEnd"/>
-          </w:p>
-        </w:tc>
-        <w:tc>
-          <w:tcPr>
-            <w:tcW w:w="4528" w:type="dxa"/>
-          </w:tcPr>
-          <w:p>
-            <w:pPr>
-              <w:ind w:firstLine="0"/>
-              <w:rPr>
-                <w:sz w:val="24"/>
-                <w:szCs w:val="20"/>
-              </w:rPr>
-            </w:pPr>
-            <w:r>
-              <w:rPr>
-                <w:sz w:val="24"/>
-                <w:szCs w:val="20"/>
-              </w:rPr>
-              <w:t xml:space="preserve">Проверяет, что приватный </w:t>
-            </w:r>
-            <w:proofErr w:type="spellStart"/>
-            <w:r>
-              <w:rPr>
-                <w:sz w:val="24"/>
-                <w:szCs w:val="20"/>
-              </w:rPr>
-              <w:t>ValidateParameters</w:t>
-            </w:r>
-            <w:proofErr w:type="spellEnd"/>
-            <w:r>
-              <w:rPr>
-                <w:sz w:val="24"/>
-                <w:szCs w:val="20"/>
-              </w:rPr>
-              <w:t xml:space="preserve"> вызывает исключение для отрицательной высоты ножки</w:t>
+              <w:t>Проверяет, что приватный ValidateParameters вызывает исключение для отрицательной высоты ножки</w:t>
             </w:r>
           </w:p>
         </w:tc>
@@ -22302,23 +19826,35 @@
                 <w:szCs w:val="20"/>
               </w:rPr>
             </w:pPr>
-            <w:proofErr w:type="spellStart"/>
             <w:r>
               <w:rPr>
                 <w:sz w:val="24"/>
                 <w:szCs w:val="20"/>
               </w:rPr>
-              <w:t>PrivateValidate_WithZeroStandRadius</w:t>
-            </w:r>
-            <w:proofErr w:type="spellEnd"/>
-            <w:r>
+              <w:t>PrivateValidate_WithZeroStandRadius_</w:t>
+            </w:r>
+          </w:p>
+          <w:p>
+            <w:pPr>
+              <w:ind w:firstLine="0"/>
               <w:rPr>
                 <w:sz w:val="24"/>
                 <w:szCs w:val="20"/>
               </w:rPr>
-              <w:t>_</w:t>
-            </w:r>
-          </w:p>
+            </w:pPr>
+            <w:r>
+              <w:rPr>
+                <w:sz w:val="24"/>
+                <w:szCs w:val="20"/>
+              </w:rPr>
+              <w:t>ShouldThrow</w:t>
+            </w:r>
+          </w:p>
+        </w:tc>
+        <w:tc>
+          <w:tcPr>
+            <w:tcW w:w="4528" w:type="dxa"/>
+          </w:tcPr>
           <w:p>
             <w:pPr>
               <w:ind w:firstLine="0"/>
@@ -22327,51 +19863,12 @@
                 <w:szCs w:val="20"/>
               </w:rPr>
             </w:pPr>
-            <w:proofErr w:type="spellStart"/>
             <w:r>
               <w:rPr>
                 <w:sz w:val="24"/>
                 <w:szCs w:val="20"/>
               </w:rPr>
-              <w:t>ShouldThrow</w:t>
-            </w:r>
-            <w:proofErr w:type="spellEnd"/>
-          </w:p>
-        </w:tc>
-        <w:tc>
-          <w:tcPr>
-            <w:tcW w:w="4528" w:type="dxa"/>
-          </w:tcPr>
-          <w:p>
-            <w:pPr>
-              <w:ind w:firstLine="0"/>
-              <w:rPr>
-                <w:sz w:val="24"/>
-                <w:szCs w:val="20"/>
-              </w:rPr>
-            </w:pPr>
-            <w:r>
-              <w:rPr>
-                <w:sz w:val="24"/>
-                <w:szCs w:val="20"/>
-              </w:rPr>
-              <w:t xml:space="preserve">Проверяет, что приватный </w:t>
-            </w:r>
-            <w:proofErr w:type="spellStart"/>
-            <w:r>
-              <w:rPr>
-                <w:sz w:val="24"/>
-                <w:szCs w:val="20"/>
-              </w:rPr>
-              <w:t>ValidateParameters</w:t>
-            </w:r>
-            <w:proofErr w:type="spellEnd"/>
-            <w:r>
-              <w:rPr>
-                <w:sz w:val="24"/>
-                <w:szCs w:val="20"/>
-              </w:rPr>
-              <w:t xml:space="preserve"> вызывает исключение для нулевого радиуса основания</w:t>
+              <w:t>Проверяет, что приватный ValidateParameters вызывает исключение для нулевого радиуса основания</w:t>
             </w:r>
           </w:p>
         </w:tc>
@@ -22389,23 +19886,35 @@
                 <w:szCs w:val="20"/>
               </w:rPr>
             </w:pPr>
-            <w:proofErr w:type="spellStart"/>
             <w:r>
               <w:rPr>
                 <w:sz w:val="24"/>
                 <w:szCs w:val="20"/>
               </w:rPr>
-              <w:t>PrivateValidate_WithAngleOutsideRange</w:t>
-            </w:r>
-            <w:proofErr w:type="spellEnd"/>
-            <w:r>
+              <w:t>PrivateValidate_WithAngleOutsideRange_</w:t>
+            </w:r>
+          </w:p>
+          <w:p>
+            <w:pPr>
+              <w:ind w:firstLine="0"/>
               <w:rPr>
                 <w:sz w:val="24"/>
                 <w:szCs w:val="20"/>
               </w:rPr>
-              <w:t>_</w:t>
-            </w:r>
-          </w:p>
+            </w:pPr>
+            <w:r>
+              <w:rPr>
+                <w:sz w:val="24"/>
+                <w:szCs w:val="20"/>
+              </w:rPr>
+              <w:t>ShouldThrow</w:t>
+            </w:r>
+          </w:p>
+        </w:tc>
+        <w:tc>
+          <w:tcPr>
+            <w:tcW w:w="4528" w:type="dxa"/>
+          </w:tcPr>
           <w:p>
             <w:pPr>
               <w:ind w:firstLine="0"/>
@@ -22414,58 +19923,19 @@
                 <w:szCs w:val="20"/>
               </w:rPr>
             </w:pPr>
-            <w:proofErr w:type="spellStart"/>
             <w:r>
               <w:rPr>
                 <w:sz w:val="24"/>
                 <w:szCs w:val="20"/>
               </w:rPr>
-              <w:t>ShouldThrow</w:t>
-            </w:r>
-            <w:proofErr w:type="spellEnd"/>
-          </w:p>
-        </w:tc>
-        <w:tc>
-          <w:tcPr>
-            <w:tcW w:w="4528" w:type="dxa"/>
-          </w:tcPr>
-          <w:p>
-            <w:pPr>
-              <w:ind w:firstLine="0"/>
+              <w:t>П</w:t>
+            </w:r>
+            <w:r>
               <w:rPr>
                 <w:sz w:val="24"/>
                 <w:szCs w:val="20"/>
               </w:rPr>
-            </w:pPr>
-            <w:r>
-              <w:rPr>
-                <w:sz w:val="24"/>
-                <w:szCs w:val="20"/>
-              </w:rPr>
-              <w:t>П</w:t>
-            </w:r>
-            <w:r>
-              <w:rPr>
-                <w:sz w:val="24"/>
-                <w:szCs w:val="20"/>
-              </w:rPr>
-              <w:t xml:space="preserve">роверяет, что приватный </w:t>
-            </w:r>
-            <w:proofErr w:type="spellStart"/>
-            <w:r>
-              <w:rPr>
-                <w:sz w:val="24"/>
-                <w:szCs w:val="20"/>
-              </w:rPr>
-              <w:t>ValidateParameters</w:t>
-            </w:r>
-            <w:proofErr w:type="spellEnd"/>
-            <w:r>
-              <w:rPr>
-                <w:sz w:val="24"/>
-                <w:szCs w:val="20"/>
-              </w:rPr>
-              <w:t xml:space="preserve"> вызывает исключение для угла вне диапазона</w:t>
+              <w:t>роверяет, что приватный ValidateParameters вызывает исключение для угла вне диапазона</w:t>
             </w:r>
           </w:p>
         </w:tc>
@@ -22483,23 +19953,35 @@
                 <w:szCs w:val="20"/>
               </w:rPr>
             </w:pPr>
-            <w:proofErr w:type="spellStart"/>
             <w:r>
               <w:rPr>
                 <w:sz w:val="24"/>
                 <w:szCs w:val="20"/>
               </w:rPr>
-              <w:t>PrivateValidate_WithWallThicknessTooSmall</w:t>
-            </w:r>
-            <w:proofErr w:type="spellEnd"/>
-            <w:r>
+              <w:t>PrivateValidate_WithWallThicknessTooSmall_</w:t>
+            </w:r>
+          </w:p>
+          <w:p>
+            <w:pPr>
+              <w:ind w:firstLine="0"/>
               <w:rPr>
                 <w:sz w:val="24"/>
                 <w:szCs w:val="20"/>
               </w:rPr>
-              <w:t>_</w:t>
-            </w:r>
-          </w:p>
+            </w:pPr>
+            <w:r>
+              <w:rPr>
+                <w:sz w:val="24"/>
+                <w:szCs w:val="20"/>
+              </w:rPr>
+              <w:t>ShouldThrow</w:t>
+            </w:r>
+          </w:p>
+        </w:tc>
+        <w:tc>
+          <w:tcPr>
+            <w:tcW w:w="4528" w:type="dxa"/>
+          </w:tcPr>
           <w:p>
             <w:pPr>
               <w:ind w:firstLine="0"/>
@@ -22508,51 +19990,12 @@
                 <w:szCs w:val="20"/>
               </w:rPr>
             </w:pPr>
-            <w:proofErr w:type="spellStart"/>
             <w:r>
               <w:rPr>
                 <w:sz w:val="24"/>
                 <w:szCs w:val="20"/>
               </w:rPr>
-              <w:t>ShouldThrow</w:t>
-            </w:r>
-            <w:proofErr w:type="spellEnd"/>
-          </w:p>
-        </w:tc>
-        <w:tc>
-          <w:tcPr>
-            <w:tcW w:w="4528" w:type="dxa"/>
-          </w:tcPr>
-          <w:p>
-            <w:pPr>
-              <w:ind w:firstLine="0"/>
-              <w:rPr>
-                <w:sz w:val="24"/>
-                <w:szCs w:val="20"/>
-              </w:rPr>
-            </w:pPr>
-            <w:r>
-              <w:rPr>
-                <w:sz w:val="24"/>
-                <w:szCs w:val="20"/>
-              </w:rPr>
-              <w:t xml:space="preserve">Проверяет, что приватный </w:t>
-            </w:r>
-            <w:proofErr w:type="spellStart"/>
-            <w:r>
-              <w:rPr>
-                <w:sz w:val="24"/>
-                <w:szCs w:val="20"/>
-              </w:rPr>
-              <w:t>ValidateParameters</w:t>
-            </w:r>
-            <w:proofErr w:type="spellEnd"/>
-            <w:r>
-              <w:rPr>
-                <w:sz w:val="24"/>
-                <w:szCs w:val="20"/>
-              </w:rPr>
-              <w:t xml:space="preserve"> вызывает исключение для слишком маленькой толщины стенок</w:t>
+              <w:t>Проверяет, что приватный ValidateParameters вызывает исключение для слишком маленькой толщины стенок</w:t>
             </w:r>
           </w:p>
         </w:tc>
@@ -22570,23 +20013,35 @@
                 <w:szCs w:val="20"/>
               </w:rPr>
             </w:pPr>
-            <w:proofErr w:type="spellStart"/>
             <w:r>
               <w:rPr>
                 <w:sz w:val="24"/>
                 <w:szCs w:val="20"/>
               </w:rPr>
-              <w:t>Reset_WhenWrapperThrowsException</w:t>
-            </w:r>
-            <w:proofErr w:type="spellEnd"/>
-            <w:r>
+              <w:t>Reset_WhenWrapperThrowsException_</w:t>
+            </w:r>
+          </w:p>
+          <w:p>
+            <w:pPr>
+              <w:ind w:firstLine="0"/>
               <w:rPr>
                 <w:sz w:val="24"/>
                 <w:szCs w:val="20"/>
               </w:rPr>
-              <w:t>_</w:t>
-            </w:r>
-          </w:p>
+            </w:pPr>
+            <w:r>
+              <w:rPr>
+                <w:sz w:val="24"/>
+                <w:szCs w:val="20"/>
+              </w:rPr>
+              <w:t>ShouldWrapException</w:t>
+            </w:r>
+          </w:p>
+        </w:tc>
+        <w:tc>
+          <w:tcPr>
+            <w:tcW w:w="4528" w:type="dxa"/>
+          </w:tcPr>
           <w:p>
             <w:pPr>
               <w:ind w:firstLine="0"/>
@@ -22595,60 +20050,12 @@
                 <w:szCs w:val="20"/>
               </w:rPr>
             </w:pPr>
-            <w:proofErr w:type="spellStart"/>
             <w:r>
               <w:rPr>
                 <w:sz w:val="24"/>
                 <w:szCs w:val="20"/>
               </w:rPr>
-              <w:t>ShouldWrapException</w:t>
-            </w:r>
-            <w:proofErr w:type="spellEnd"/>
-          </w:p>
-        </w:tc>
-        <w:tc>
-          <w:tcPr>
-            <w:tcW w:w="4528" w:type="dxa"/>
-          </w:tcPr>
-          <w:p>
-            <w:pPr>
-              <w:ind w:firstLine="0"/>
-              <w:rPr>
-                <w:sz w:val="24"/>
-                <w:szCs w:val="20"/>
-              </w:rPr>
-            </w:pPr>
-            <w:r>
-              <w:rPr>
-                <w:sz w:val="24"/>
-                <w:szCs w:val="20"/>
-              </w:rPr>
-              <w:t xml:space="preserve">Проверяет обработку исключения в </w:t>
-            </w:r>
-            <w:proofErr w:type="spellStart"/>
-            <w:proofErr w:type="gramStart"/>
-            <w:r>
-              <w:rPr>
-                <w:sz w:val="24"/>
-                <w:szCs w:val="20"/>
-              </w:rPr>
-              <w:t>Reset</w:t>
-            </w:r>
-            <w:proofErr w:type="spellEnd"/>
-            <w:r>
-              <w:rPr>
-                <w:sz w:val="24"/>
-                <w:szCs w:val="20"/>
-              </w:rPr>
-              <w:t>(</w:t>
-            </w:r>
-            <w:proofErr w:type="gramEnd"/>
-            <w:r>
-              <w:rPr>
-                <w:sz w:val="24"/>
-                <w:szCs w:val="20"/>
-              </w:rPr>
-              <w:t>)</w:t>
+              <w:t>Проверяет обработку исключения в Reset()</w:t>
             </w:r>
           </w:p>
         </w:tc>
@@ -22692,23 +20099,35 @@
                 <w:szCs w:val="20"/>
               </w:rPr>
             </w:pPr>
-            <w:proofErr w:type="spellStart"/>
             <w:r>
               <w:rPr>
                 <w:sz w:val="24"/>
                 <w:szCs w:val="20"/>
               </w:rPr>
-              <w:t>ValidateParameters_WhenExceptionOccurs</w:t>
-            </w:r>
-            <w:proofErr w:type="spellEnd"/>
-            <w:r>
+              <w:t>ValidateParameters_WhenExceptionOccurs_</w:t>
+            </w:r>
+          </w:p>
+          <w:p>
+            <w:pPr>
+              <w:ind w:firstLine="0"/>
               <w:rPr>
                 <w:sz w:val="24"/>
                 <w:szCs w:val="20"/>
               </w:rPr>
-              <w:t>_</w:t>
-            </w:r>
-          </w:p>
+            </w:pPr>
+            <w:r>
+              <w:rPr>
+                <w:sz w:val="24"/>
+                <w:szCs w:val="20"/>
+              </w:rPr>
+              <w:t>ShouldReturnFalse</w:t>
+            </w:r>
+          </w:p>
+        </w:tc>
+        <w:tc>
+          <w:tcPr>
+            <w:tcW w:w="4672" w:type="dxa"/>
+          </w:tcPr>
           <w:p>
             <w:pPr>
               <w:ind w:firstLine="0"/>
@@ -22717,67 +20136,12 @@
                 <w:szCs w:val="20"/>
               </w:rPr>
             </w:pPr>
-            <w:proofErr w:type="spellStart"/>
             <w:r>
               <w:rPr>
                 <w:sz w:val="24"/>
                 <w:szCs w:val="20"/>
               </w:rPr>
-              <w:t>ShouldReturnFalse</w:t>
-            </w:r>
-            <w:proofErr w:type="spellEnd"/>
-          </w:p>
-        </w:tc>
-        <w:tc>
-          <w:tcPr>
-            <w:tcW w:w="4672" w:type="dxa"/>
-          </w:tcPr>
-          <w:p>
-            <w:pPr>
-              <w:ind w:firstLine="0"/>
-              <w:rPr>
-                <w:sz w:val="24"/>
-                <w:szCs w:val="20"/>
-              </w:rPr>
-            </w:pPr>
-            <w:r>
-              <w:rPr>
-                <w:sz w:val="24"/>
-                <w:szCs w:val="20"/>
-              </w:rPr>
-              <w:t xml:space="preserve">Проверяет, что </w:t>
-            </w:r>
-            <w:proofErr w:type="spellStart"/>
-            <w:r>
-              <w:rPr>
-                <w:sz w:val="24"/>
-                <w:szCs w:val="20"/>
-              </w:rPr>
-              <w:t>ValidateParameters</w:t>
-            </w:r>
-            <w:proofErr w:type="spellEnd"/>
-            <w:r>
-              <w:rPr>
-                <w:sz w:val="24"/>
-                <w:szCs w:val="20"/>
-              </w:rPr>
-              <w:t xml:space="preserve"> возвращает </w:t>
-            </w:r>
-            <w:proofErr w:type="spellStart"/>
-            <w:r>
-              <w:rPr>
-                <w:sz w:val="24"/>
-                <w:szCs w:val="20"/>
-              </w:rPr>
-              <w:t>false</w:t>
-            </w:r>
-            <w:proofErr w:type="spellEnd"/>
-            <w:r>
-              <w:rPr>
-                <w:sz w:val="24"/>
-                <w:szCs w:val="20"/>
-              </w:rPr>
-              <w:t xml:space="preserve"> при любом исключении</w:t>
+              <w:t>Проверяет, что ValidateParameters возвращает false при любом исключении</w:t>
             </w:r>
           </w:p>
         </w:tc>
@@ -22800,7 +20164,7 @@
       <w:r>
         <w:t>8.3 Нагрузочное тестирование</w:t>
       </w:r>
-      <w:bookmarkEnd w:id="36"/>
+      <w:bookmarkEnd w:id="35"/>
     </w:p>
     <w:p>
       <w:pPr>
@@ -22984,8 +20348,8 @@
       <w:r>
         <w:t xml:space="preserve">Объём используемой оперативной памяти достигает максимума и больше не достигает таких значений, очищаясь на уровне около </w:t>
       </w:r>
+      <w:commentRangeStart w:id="36"/>
       <w:commentRangeStart w:id="37"/>
-      <w:commentRangeStart w:id="38"/>
       <w:r>
         <w:t>1</w:t>
       </w:r>
@@ -23004,16 +20368,16 @@
       <w:r>
         <w:t xml:space="preserve"> </w:t>
       </w:r>
-      <w:commentRangeEnd w:id="37"/>
+      <w:commentRangeEnd w:id="36"/>
       <w:r>
         <w:rPr>
           <w:rStyle w:val="af6"/>
           <w:sz w:val="28"/>
           <w:szCs w:val="22"/>
         </w:rPr>
-        <w:commentReference w:id="37"/>
-      </w:r>
-      <w:commentRangeEnd w:id="38"/>
+        <w:commentReference w:id="36"/>
+      </w:r>
+      <w:commentRangeEnd w:id="37"/>
       <w:r>
         <w:rPr>
           <w:rStyle w:val="af6"/>
@@ -23021,7 +20385,7 @@
           <w:color w:val="000000" w:themeColor="text1"/>
           <w:lang w:bidi="ar-SA"/>
         </w:rPr>
-        <w:commentReference w:id="38"/>
+        <w:commentReference w:id="37"/>
       </w:r>
       <w:r>
         <w:t xml:space="preserve">Процесс частичной очистки оперативной памяти, происходящий </w:t>
@@ -23059,6 +20423,17 @@
       <w:r>
         <w:t xml:space="preserve"> </w:t>
       </w:r>
+      <w:r>
+        <w:t xml:space="preserve">На рисунке 8.9 показана гистограмма </w:t>
+      </w:r>
+      <w:r>
+        <w:t>зависимости времени построения от количества построенных моделей</w:t>
+      </w:r>
+      <w:r>
+        <w:t>.</w:t>
+      </w:r>
+      <w:bookmarkStart w:id="38" w:name="_GoBack"/>
+      <w:bookmarkEnd w:id="38"/>
     </w:p>
     <w:p>
       <w:pPr>
@@ -23194,13 +20569,8 @@
         <w:t>0</w:t>
       </w:r>
       <w:r>
-        <w:t xml:space="preserve"> </w:t>
-      </w:r>
-      <w:proofErr w:type="spellStart"/>
-      <w:r>
-        <w:t>мс</w:t>
-      </w:r>
-      <w:proofErr w:type="spellEnd"/>
+        <w:t xml:space="preserve"> мс</w:t>
+      </w:r>
       <w:r>
         <w:t>.</w:t>
       </w:r>
@@ -23211,15 +20581,7 @@
         <w:t>1901</w:t>
       </w:r>
       <w:r>
-        <w:t xml:space="preserve"> </w:t>
-      </w:r>
-      <w:proofErr w:type="spellStart"/>
-      <w:r>
-        <w:t>мс</w:t>
-      </w:r>
-      <w:proofErr w:type="spellEnd"/>
-      <w:r>
-        <w:t xml:space="preserve"> можно связать с загруженностью операционной системы другими задачами, которые находятся в фоновом режиме</w:t>
+        <w:t xml:space="preserve"> мс можно связать с загруженностью операционной системы другими задачами, которые находятся в фоновом режиме</w:t>
       </w:r>
       <w:r>
         <w:t>,</w:t>
@@ -23397,47 +20759,7 @@
         <w:ind w:left="0" w:firstLine="709"/>
       </w:pPr>
       <w:r>
-        <w:t>Введение в UML от создателей языка [Текст</w:t>
-      </w:r>
-      <w:proofErr w:type="gramStart"/>
-      <w:r>
-        <w:t>] :</w:t>
-      </w:r>
-      <w:proofErr w:type="gramEnd"/>
-      <w:r>
-        <w:t xml:space="preserve"> руководство пользователя / Г. Буч, Д. </w:t>
-      </w:r>
-      <w:proofErr w:type="spellStart"/>
-      <w:r>
-        <w:t>Рамбо</w:t>
-      </w:r>
-      <w:proofErr w:type="spellEnd"/>
-      <w:r>
-        <w:t xml:space="preserve">, И. Якобсон. - 2-е изд. - </w:t>
-      </w:r>
-      <w:proofErr w:type="gramStart"/>
-      <w:r>
-        <w:t>М. :</w:t>
-      </w:r>
-      <w:proofErr w:type="gramEnd"/>
-      <w:r>
-        <w:t xml:space="preserve"> ДМК Пресс, 2012. - 494 </w:t>
-      </w:r>
-      <w:proofErr w:type="gramStart"/>
-      <w:r>
-        <w:t>с. :</w:t>
-      </w:r>
-      <w:proofErr w:type="gramEnd"/>
-      <w:r>
-        <w:t xml:space="preserve"> ил. - (Классика программирования). - </w:t>
-      </w:r>
-      <w:proofErr w:type="spellStart"/>
-      <w:r>
-        <w:t>Предм</w:t>
-      </w:r>
-      <w:proofErr w:type="spellEnd"/>
-      <w:r>
-        <w:t>. указ.: с. 483-493. - ISBN 978-5-94074-644-7;</w:t>
+        <w:t>Введение в UML от создателей языка [Текст] : руководство пользователя / Г. Буч, Д. Рамбо, И. Якобсон. - 2-е изд. - М. : ДМК Пресс, 2012. - 494 с. : ил. - (Классика программирования). - Предм. указ.: с. 483-493. - ISBN 978-5-94074-644-7;</w:t>
       </w:r>
     </w:p>
     <w:p>
@@ -23522,14 +20844,12 @@
       <w:r>
         <w:t>://</w:t>
       </w:r>
-      <w:proofErr w:type="spellStart"/>
       <w:r>
         <w:rPr>
           <w:lang w:val="en-US"/>
         </w:rPr>
         <w:t>habr</w:t>
       </w:r>
-      <w:proofErr w:type="spellEnd"/>
       <w:r>
         <w:t>.</w:t>
       </w:r>
@@ -23542,14 +20862,12 @@
       <w:r>
         <w:t>/</w:t>
       </w:r>
-      <w:proofErr w:type="spellStart"/>
       <w:r>
         <w:rPr>
           <w:lang w:val="en-US"/>
         </w:rPr>
         <w:t>ru</w:t>
       </w:r>
-      <w:proofErr w:type="spellEnd"/>
       <w:r>
         <w:t>/</w:t>
       </w:r>
@@ -23628,14 +20946,12 @@
         <w:autoSpaceDN/>
         <w:ind w:left="0" w:firstLine="709"/>
       </w:pPr>
-      <w:proofErr w:type="spellStart"/>
       <w:r>
         <w:rPr>
           <w:lang w:val="en-US"/>
         </w:rPr>
         <w:t>StackOverFlow</w:t>
       </w:r>
-      <w:proofErr w:type="spellEnd"/>
       <w:r>
         <w:t xml:space="preserve"> [</w:t>
       </w:r>
@@ -23691,29 +21007,8 @@
         </w:numPr>
         <w:ind w:left="0" w:firstLine="709"/>
       </w:pPr>
-      <w:proofErr w:type="spellStart"/>
-      <w:r>
-        <w:t>Teapot</w:t>
-      </w:r>
-      <w:proofErr w:type="spellEnd"/>
-      <w:r>
-        <w:t xml:space="preserve"> </w:t>
-      </w:r>
-      <w:proofErr w:type="spellStart"/>
-      <w:r>
-        <w:t>Plugin</w:t>
-      </w:r>
-      <w:proofErr w:type="spellEnd"/>
-      <w:r>
-        <w:t xml:space="preserve"> [Электронный ресурс]. − Режим доступа </w:t>
-      </w:r>
-      <w:proofErr w:type="gramStart"/>
-      <w:r>
-        <w:t>https://github.com/kurocha/teapot  (</w:t>
-      </w:r>
-      <w:proofErr w:type="gramEnd"/>
-      <w:r>
-        <w:t>дата обращения 14.10.2025)</w:t>
+      <w:r>
+        <w:t>Teapot Plugin [Электронный ресурс]. − Режим доступа https://github.com/kurocha/teapot  (дата обращения 14.10.2025)</w:t>
       </w:r>
     </w:p>
     <w:p>
@@ -23726,15 +21021,7 @@
         <w:ind w:left="0" w:firstLine="709"/>
       </w:pPr>
       <w:r>
-        <w:t xml:space="preserve">Программа автоматического построения 3D моделей и разверток по заданным значениям в </w:t>
-      </w:r>
-      <w:proofErr w:type="spellStart"/>
-      <w:r>
-        <w:t>AutoCAD</w:t>
-      </w:r>
-      <w:proofErr w:type="spellEnd"/>
-      <w:r>
-        <w:t xml:space="preserve"> «Лекало». Расчет и построение механических передач [Электронный ресурс]. – Режим доступа: https://www.2d-3d.ru/3d-galereia/autocad/811-programma-dlya-autocad-lekalo.html (дата обращения: 14.10.2025)</w:t>
+        <w:t>Программа автоматического построения 3D моделей и разверток по заданным значениям в AutoCAD «Лекало». Расчет и построение механических передач [Электронный ресурс]. – Режим доступа: https://www.2d-3d.ru/3d-galereia/autocad/811-programma-dlya-autocad-lekalo.html (дата обращения: 14.10.2025)</w:t>
       </w:r>
     </w:p>
     <w:p>
@@ -23792,7 +21079,7 @@
       </w:r>
     </w:p>
   </w:comment>
-  <w:comment w:id="37" w:author="Kalentyev Alexey" w:date="2026-02-28T16:09:00Z" w:initials="KA">
+  <w:comment w:id="36" w:author="Kalentyev Alexey" w:date="2026-02-28T16:09:00Z" w:initials="KA">
     <w:p>
       <w:pPr>
         <w:pStyle w:val="af7"/>
@@ -23810,7 +21097,7 @@
       </w:r>
     </w:p>
   </w:comment>
-  <w:comment w:id="38" w:author="Максим Лавор" w:date="2026-03-17T14:25:00Z" w:initials="МЛ">
+  <w:comment w:id="37" w:author="Максим Лавор" w:date="2026-03-17T14:25:00Z" w:initials="МЛ">
     <w:p>
       <w:pPr>
         <w:pStyle w:val="af7"/>
@@ -26726,7 +24013,7 @@
 </file>
 
 <file path=customXml/itemProps1.xml><?xml version="1.0" encoding="utf-8"?>
-<ds:datastoreItem xmlns:ds="http://schemas.openxmlformats.org/officeDocument/2006/customXml" ds:itemID="{8313B812-CCF1-4708-AEC8-DCA6BE2BEDC8}">
+<ds:datastoreItem xmlns:ds="http://schemas.openxmlformats.org/officeDocument/2006/customXml" ds:itemID="{356C100E-5A11-4A45-83DA-2CE7137C4B90}">
   <ds:schemaRefs>
     <ds:schemaRef ds:uri="http://schemas.openxmlformats.org/officeDocument/2006/bibliography"/>
   </ds:schemaRefs>

--- a/Пояснительная Записка Лавор 582-1.docx
+++ b/Пояснительная Записка Лавор 582-1.docx
@@ -1,6 +1,6 @@
 
 <file path=word/document.xml><?xml version="1.0" encoding="utf-8"?>
-<w:document xmlns:wpc="http://schemas.microsoft.com/office/word/2010/wordprocessingCanvas" xmlns:cx="http://schemas.microsoft.com/office/drawing/2014/chartex" xmlns:cx1="http://schemas.microsoft.com/office/drawing/2015/9/8/chartex" xmlns:cx2="http://schemas.microsoft.com/office/drawing/2015/10/21/chartex" xmlns:cx3="http://schemas.microsoft.com/office/drawing/2016/5/9/chartex" xmlns:cx4="http://schemas.microsoft.com/office/drawing/2016/5/10/chartex" xmlns:cx5="http://schemas.microsoft.com/office/drawing/2016/5/11/chartex" xmlns:cx6="http://schemas.microsoft.com/office/drawing/2016/5/12/chartex" xmlns:cx7="http://schemas.microsoft.com/office/drawing/2016/5/13/chartex" xmlns:cx8="http://schemas.microsoft.com/office/drawing/2016/5/14/chartex" xmlns:mc="http://schemas.openxmlformats.org/markup-compatibility/2006" xmlns:aink="http://schemas.microsoft.com/office/drawing/2016/ink" xmlns:am3d="http://schemas.microsoft.com/office/drawing/2017/model3d" xmlns:o="urn:schemas-microsoft-com:office:office" xmlns:r="http://schemas.openxmlformats.org/officeDocument/2006/relationships" xmlns:m="http://schemas.openxmlformats.org/officeDocument/2006/math" xmlns:v="urn:schemas-microsoft-com:vml" xmlns:wp14="http://schemas.microsoft.com/office/word/2010/wordprocessingDrawing" xmlns:wp="http://schemas.openxmlformats.org/drawingml/2006/wordprocessingDrawing" xmlns:w10="urn:schemas-microsoft-com:office:word" xmlns:w="http://schemas.openxmlformats.org/wordprocessingml/2006/main" xmlns:w14="http://schemas.microsoft.com/office/word/2010/wordml" xmlns:w15="http://schemas.microsoft.com/office/word/2012/wordml" xmlns:w16cex="http://schemas.microsoft.com/office/word/2018/wordml/cex" xmlns:w16cid="http://schemas.microsoft.com/office/word/2016/wordml/cid" xmlns:w16="http://schemas.microsoft.com/office/word/2018/wordml" xmlns:w16se="http://schemas.microsoft.com/office/word/2015/wordml/symex" xmlns:wpg="http://schemas.microsoft.com/office/word/2010/wordprocessingGroup" xmlns:wpi="http://schemas.microsoft.com/office/word/2010/wordprocessingInk" xmlns:wne="http://schemas.microsoft.com/office/word/2006/wordml" xmlns:wps="http://schemas.microsoft.com/office/word/2010/wordprocessingShape" mc:Ignorable="w14 w15 w16se w16cid w16 w16cex wp14">
+<w:document xmlns:wpc="http://schemas.microsoft.com/office/word/2010/wordprocessingCanvas" xmlns:cx="http://schemas.microsoft.com/office/drawing/2014/chartex" xmlns:cx1="http://schemas.microsoft.com/office/drawing/2015/9/8/chartex" xmlns:cx2="http://schemas.microsoft.com/office/drawing/2015/10/21/chartex" xmlns:cx3="http://schemas.microsoft.com/office/drawing/2016/5/9/chartex" xmlns:cx4="http://schemas.microsoft.com/office/drawing/2016/5/10/chartex" xmlns:cx5="http://schemas.microsoft.com/office/drawing/2016/5/11/chartex" xmlns:cx6="http://schemas.microsoft.com/office/drawing/2016/5/12/chartex" xmlns:cx7="http://schemas.microsoft.com/office/drawing/2016/5/13/chartex" xmlns:cx8="http://schemas.microsoft.com/office/drawing/2016/5/14/chartex" xmlns:mc="http://schemas.openxmlformats.org/markup-compatibility/2006" xmlns:aink="http://schemas.microsoft.com/office/drawing/2016/ink" xmlns:am3d="http://schemas.microsoft.com/office/drawing/2017/model3d" xmlns:o="urn:schemas-microsoft-com:office:office" xmlns:oel="http://schemas.microsoft.com/office/2019/extlst" xmlns:r="http://schemas.openxmlformats.org/officeDocument/2006/relationships" xmlns:m="http://schemas.openxmlformats.org/officeDocument/2006/math" xmlns:v="urn:schemas-microsoft-com:vml" xmlns:wp14="http://schemas.microsoft.com/office/word/2010/wordprocessingDrawing" xmlns:wp="http://schemas.openxmlformats.org/drawingml/2006/wordprocessingDrawing" xmlns:w10="urn:schemas-microsoft-com:office:word" xmlns:w="http://schemas.openxmlformats.org/wordprocessingml/2006/main" xmlns:w14="http://schemas.microsoft.com/office/word/2010/wordml" xmlns:w15="http://schemas.microsoft.com/office/word/2012/wordml" xmlns:w16cex="http://schemas.microsoft.com/office/word/2018/wordml/cex" xmlns:w16cid="http://schemas.microsoft.com/office/word/2016/wordml/cid" xmlns:w16="http://schemas.microsoft.com/office/word/2018/wordml" xmlns:w16du="http://schemas.microsoft.com/office/word/2023/wordml/word16du" xmlns:w16sdtdh="http://schemas.microsoft.com/office/word/2020/wordml/sdtdatahash" xmlns:w16sdtfl="http://schemas.microsoft.com/office/word/2024/wordml/sdtformatlock" xmlns:w16se="http://schemas.microsoft.com/office/word/2015/wordml/symex" xmlns:wpg="http://schemas.microsoft.com/office/word/2010/wordprocessingGroup" xmlns:wpi="http://schemas.microsoft.com/office/word/2010/wordprocessingInk" xmlns:wne="http://schemas.microsoft.com/office/word/2006/wordml" xmlns:wps="http://schemas.microsoft.com/office/word/2010/wordprocessingShape" mc:Ignorable="w14 w15 w16se w16cid w16 w16cex w16sdtdh w16sdtfl w16du wp14">
   <w:body>
     <w:p>
       <w:pPr>
@@ -15599,42 +15599,7 @@
           <w:szCs w:val="24"/>
         </w:rPr>
         <w:lastRenderedPageBreak/>
-        <w:t xml:space="preserve">Таблица 8.1 – </w:t>
-      </w:r>
-      <w:commentRangeStart w:id="32"/>
-      <w:commentRangeStart w:id="33"/>
-      <w:r>
-        <w:rPr>
-          <w:sz w:val="24"/>
-          <w:szCs w:val="24"/>
-        </w:rPr>
-        <w:t xml:space="preserve">Значения средних </w:t>
-      </w:r>
-      <w:commentRangeEnd w:id="32"/>
-      <w:r>
-        <w:rPr>
-          <w:rStyle w:val="af6"/>
-          <w:sz w:val="24"/>
-          <w:szCs w:val="24"/>
-        </w:rPr>
-        <w:commentReference w:id="32"/>
-      </w:r>
-      <w:commentRangeEnd w:id="33"/>
-      <w:r>
-        <w:rPr>
-          <w:rStyle w:val="af6"/>
-          <w:rFonts w:eastAsia="SimSun" w:cs="Times New Roman (Заголовки (сло"/>
-          <w:color w:val="000000" w:themeColor="text1"/>
-          <w:lang w:bidi="ar-SA"/>
-        </w:rPr>
-        <w:commentReference w:id="33"/>
-      </w:r>
-      <w:r>
-        <w:rPr>
-          <w:sz w:val="24"/>
-          <w:szCs w:val="24"/>
-        </w:rPr>
-        <w:t>параметров для построения</w:t>
+        <w:t>Таблица 8.1 – Значения средних параметров для построения</w:t>
       </w:r>
     </w:p>
     <w:tbl>
@@ -16140,7 +16105,7 @@
                     <pic:cNvPicPr/>
                   </pic:nvPicPr>
                   <pic:blipFill>
-                    <a:blip r:embed="rId21"/>
+                    <a:blip r:embed="rId17"/>
                     <a:stretch>
                       <a:fillRect/>
                     </a:stretch>
@@ -16726,7 +16691,7 @@
                     <pic:cNvPicPr/>
                   </pic:nvPicPr>
                   <pic:blipFill>
-                    <a:blip r:embed="rId22"/>
+                    <a:blip r:embed="rId18"/>
                     <a:stretch>
                       <a:fillRect/>
                     </a:stretch>
@@ -17313,7 +17278,7 @@
                     <pic:cNvPicPr/>
                   </pic:nvPicPr>
                   <pic:blipFill>
-                    <a:blip r:embed="rId23"/>
+                    <a:blip r:embed="rId19"/>
                     <a:stretch>
                       <a:fillRect/>
                     </a:stretch>
@@ -17368,7 +17333,7 @@
         <w:pStyle w:val="2"/>
         <w:spacing w:line="240" w:lineRule="auto"/>
       </w:pPr>
-      <w:bookmarkStart w:id="34" w:name="_Toc219137224"/>
+      <w:bookmarkStart w:id="32" w:name="_Toc219137224"/>
       <w:r>
         <w:lastRenderedPageBreak/>
         <w:t>8.</w:t>
@@ -17382,7 +17347,7 @@
       <w:r>
         <w:t>Модульное тестирование</w:t>
       </w:r>
-      <w:bookmarkEnd w:id="34"/>
+      <w:bookmarkEnd w:id="32"/>
     </w:p>
     <w:p>
       <w:pPr>
@@ -17536,7 +17501,7 @@
                     <pic:cNvPicPr/>
                   </pic:nvPicPr>
                   <pic:blipFill>
-                    <a:blip r:embed="rId24"/>
+                    <a:blip r:embed="rId20"/>
                     <a:stretch>
                       <a:fillRect/>
                     </a:stretch>
@@ -17616,7 +17581,7 @@
                     <pic:cNvPicPr/>
                   </pic:nvPicPr>
                   <pic:blipFill>
-                    <a:blip r:embed="rId25"/>
+                    <a:blip r:embed="rId21"/>
                     <a:stretch>
                       <a:fillRect/>
                     </a:stretch>
@@ -17770,7 +17735,7 @@
                 <w:szCs w:val="20"/>
               </w:rPr>
             </w:pPr>
-            <w:bookmarkStart w:id="35" w:name="_Toc219137225"/>
+            <w:bookmarkStart w:id="33" w:name="_Toc219137225"/>
             <w:r>
               <w:rPr>
                 <w:sz w:val="24"/>
@@ -18425,12 +18390,23 @@
           <w:lang w:val="en-US"/>
         </w:rPr>
       </w:pPr>
+      <w:commentRangeStart w:id="34"/>
       <w:r>
         <w:rPr>
           <w:sz w:val="24"/>
           <w:szCs w:val="20"/>
         </w:rPr>
         <w:t>Окончание таблицы 8.4</w:t>
+      </w:r>
+      <w:commentRangeEnd w:id="34"/>
+      <w:r>
+        <w:rPr>
+          <w:rStyle w:val="af6"/>
+          <w:sz w:val="24"/>
+          <w:szCs w:val="20"/>
+          <w:lang w:val="en-US"/>
+        </w:rPr>
+        <w:commentReference w:id="34"/>
       </w:r>
     </w:p>
     <w:tbl>
@@ -20068,12 +20044,22 @@
           <w:szCs w:val="20"/>
         </w:rPr>
       </w:pPr>
+      <w:commentRangeStart w:id="35"/>
       <w:r>
         <w:rPr>
           <w:sz w:val="24"/>
           <w:szCs w:val="20"/>
         </w:rPr>
         <w:t>Окончание таблицы 8.6</w:t>
+      </w:r>
+      <w:commentRangeEnd w:id="35"/>
+      <w:r>
+        <w:rPr>
+          <w:rStyle w:val="af6"/>
+          <w:sz w:val="24"/>
+          <w:szCs w:val="20"/>
+        </w:rPr>
+        <w:commentReference w:id="35"/>
       </w:r>
     </w:p>
     <w:tbl>
@@ -20164,7 +20150,7 @@
       <w:r>
         <w:t>8.3 Нагрузочное тестирование</w:t>
       </w:r>
-      <w:bookmarkEnd w:id="35"/>
+      <w:bookmarkEnd w:id="33"/>
     </w:p>
     <w:p>
       <w:pPr>
@@ -20346,24 +20332,47 @@
         <w:t xml:space="preserve">. </w:t>
       </w:r>
       <w:r>
-        <w:t xml:space="preserve">Объём используемой оперативной памяти достигает максимума и больше не достигает таких значений, очищаясь на уровне около </w:t>
+        <w:t>Объём используемой оперативной памяти достигает максимума и больше не достигает таких значений, очищаясь на уровне около 1</w:t>
+      </w:r>
+      <w:r>
+        <w:t>4</w:t>
+      </w:r>
+      <w:r>
+        <w:t>.</w:t>
+      </w:r>
+      <w:r>
+        <w:t>7</w:t>
+      </w:r>
+      <w:r>
+        <w:t xml:space="preserve"> ГБ.</w:t>
+      </w:r>
+      <w:r>
+        <w:t xml:space="preserve"> </w:t>
+      </w:r>
+      <w:r>
+        <w:t xml:space="preserve">Процесс частичной очистки оперативной памяти, происходящий </w:t>
+      </w:r>
+      <w:r>
+        <w:t>п</w:t>
+      </w:r>
+      <w:r>
+        <w:t>о окончании</w:t>
+      </w:r>
+      <w:r>
+        <w:t xml:space="preserve"> </w:t>
+      </w:r>
+      <w:r>
+        <w:t>свободного места, носит цикличный характер</w:t>
+      </w:r>
+      <w:r>
+        <w:t xml:space="preserve"> </w:t>
+      </w:r>
+      <w:r>
+        <w:t xml:space="preserve">и, предположительно, объясняется использованием файла подкачки для компенсации её недостатка, однако на построении </w:t>
       </w:r>
       <w:commentRangeStart w:id="36"/>
-      <w:commentRangeStart w:id="37"/>
-      <w:r>
-        <w:t>1</w:t>
-      </w:r>
-      <w:r>
-        <w:t>4</w:t>
-      </w:r>
-      <w:r>
-        <w:t>.</w:t>
-      </w:r>
-      <w:r>
-        <w:t>7</w:t>
-      </w:r>
-      <w:r>
-        <w:t xml:space="preserve"> ГБ.</w:t>
+      <w:r>
+        <w:t>7015</w:t>
       </w:r>
       <w:r>
         <w:t xml:space="preserve"> </w:t>
@@ -20377,63 +20386,18 @@
         </w:rPr>
         <w:commentReference w:id="36"/>
       </w:r>
-      <w:commentRangeEnd w:id="37"/>
-      <w:r>
-        <w:rPr>
-          <w:rStyle w:val="af6"/>
-          <w:rFonts w:eastAsia="SimSun" w:cs="Times New Roman (Заголовки (сло"/>
-          <w:color w:val="000000" w:themeColor="text1"/>
-          <w:lang w:bidi="ar-SA"/>
-        </w:rPr>
-        <w:commentReference w:id="37"/>
-      </w:r>
-      <w:r>
-        <w:t xml:space="preserve">Процесс частичной очистки оперативной памяти, происходящий </w:t>
-      </w:r>
-      <w:r>
-        <w:t>п</w:t>
-      </w:r>
-      <w:r>
-        <w:t>о окончании</w:t>
+      <w:r>
+        <w:t xml:space="preserve">модели </w:t>
+      </w:r>
+      <w:r>
+        <w:t>САПР КОМПАС-3D перестал отвечать, достигнув максимального потребления ОЗУ, когда система уже не смогла выделить больший объем.</w:t>
       </w:r>
       <w:r>
         <w:t xml:space="preserve"> </w:t>
       </w:r>
       <w:r>
-        <w:t>свободного места, носит цикличный характер</w:t>
-      </w:r>
-      <w:r>
-        <w:t xml:space="preserve"> </w:t>
-      </w:r>
-      <w:r>
-        <w:t xml:space="preserve">и, предположительно, объясняется использованием файла подкачки для компенсации её недостатка, однако на построении </w:t>
-      </w:r>
-      <w:r>
-        <w:t>7015</w:t>
-      </w:r>
-      <w:r>
-        <w:t xml:space="preserve"> </w:t>
-      </w:r>
-      <w:r>
-        <w:t xml:space="preserve">модели </w:t>
-      </w:r>
-      <w:r>
-        <w:t>САПР КОМПАС-3D перестал отвечать, достигнув максимального потребления ОЗУ, когда система уже не смогла выделить больший объем.</w:t>
-      </w:r>
-      <w:r>
-        <w:t xml:space="preserve"> </w:t>
-      </w:r>
-      <w:r>
-        <w:t xml:space="preserve">На рисунке 8.9 показана гистограмма </w:t>
-      </w:r>
-      <w:r>
-        <w:t>зависимости времени построения от количества построенных моделей</w:t>
-      </w:r>
-      <w:r>
-        <w:t>.</w:t>
-      </w:r>
-      <w:bookmarkStart w:id="38" w:name="_GoBack"/>
-      <w:bookmarkEnd w:id="38"/>
+        <w:t>На рисунке 8.9 показана гистограмма зависимости времени построения от количества построенных моделей.</w:t>
+      </w:r>
     </w:p>
     <w:p>
       <w:pPr>
@@ -20604,24 +20568,24 @@
         <w:pStyle w:val="10"/>
         <w:spacing w:line="240" w:lineRule="auto"/>
       </w:pPr>
-      <w:bookmarkStart w:id="39" w:name="_Toc185369670"/>
-      <w:bookmarkStart w:id="40" w:name="_Toc185597202"/>
-      <w:bookmarkStart w:id="41" w:name="_Toc185949962"/>
-      <w:bookmarkStart w:id="42" w:name="_Toc185950169"/>
-      <w:bookmarkStart w:id="43" w:name="_Toc185950999"/>
-      <w:bookmarkStart w:id="44" w:name="_Toc185951569"/>
-      <w:bookmarkStart w:id="45" w:name="_Toc219137226"/>
+      <w:bookmarkStart w:id="37" w:name="_Toc185369670"/>
+      <w:bookmarkStart w:id="38" w:name="_Toc185597202"/>
+      <w:bookmarkStart w:id="39" w:name="_Toc185949962"/>
+      <w:bookmarkStart w:id="40" w:name="_Toc185950169"/>
+      <w:bookmarkStart w:id="41" w:name="_Toc185950999"/>
+      <w:bookmarkStart w:id="42" w:name="_Toc185951569"/>
+      <w:bookmarkStart w:id="43" w:name="_Toc219137226"/>
       <w:r>
         <w:lastRenderedPageBreak/>
         <w:t>Заключение</w:t>
       </w:r>
+      <w:bookmarkEnd w:id="37"/>
+      <w:bookmarkEnd w:id="38"/>
       <w:bookmarkEnd w:id="39"/>
       <w:bookmarkEnd w:id="40"/>
       <w:bookmarkEnd w:id="41"/>
       <w:bookmarkEnd w:id="42"/>
       <w:bookmarkEnd w:id="43"/>
-      <w:bookmarkEnd w:id="44"/>
-      <w:bookmarkEnd w:id="45"/>
     </w:p>
     <w:p>
       <w:pPr>
@@ -20658,7 +20622,23 @@
         <w:t xml:space="preserve">возможность построения ручки бокала, а также автоматическое вычисление числовых характеристик бокала </w:t>
       </w:r>
       <w:r>
-        <w:t>с возможностью совмещать дополнительный функционал с основным.</w:t>
+        <w:t xml:space="preserve">с возможностью совмещать дополнительный </w:t>
+      </w:r>
+      <w:commentRangeStart w:id="44"/>
+      <w:r>
+        <w:t xml:space="preserve">функционал </w:t>
+      </w:r>
+      <w:commentRangeEnd w:id="44"/>
+      <w:r>
+        <w:rPr>
+          <w:rStyle w:val="af6"/>
+          <w:sz w:val="28"/>
+          <w:szCs w:val="22"/>
+        </w:rPr>
+        <w:commentReference w:id="44"/>
+      </w:r>
+      <w:r>
+        <w:t>с основным.</w:t>
       </w:r>
       <w:r>
         <w:rPr>
@@ -20672,24 +20652,24 @@
         <w:pStyle w:val="10"/>
         <w:spacing w:line="240" w:lineRule="auto"/>
       </w:pPr>
-      <w:bookmarkStart w:id="46" w:name="_Toc185369671"/>
-      <w:bookmarkStart w:id="47" w:name="_Toc185597203"/>
-      <w:bookmarkStart w:id="48" w:name="_Toc185949963"/>
-      <w:bookmarkStart w:id="49" w:name="_Toc185950170"/>
-      <w:bookmarkStart w:id="50" w:name="_Toc185951000"/>
-      <w:bookmarkStart w:id="51" w:name="_Toc185951570"/>
-      <w:bookmarkStart w:id="52" w:name="_Toc219137227"/>
+      <w:bookmarkStart w:id="45" w:name="_Toc185369671"/>
+      <w:bookmarkStart w:id="46" w:name="_Toc185597203"/>
+      <w:bookmarkStart w:id="47" w:name="_Toc185949963"/>
+      <w:bookmarkStart w:id="48" w:name="_Toc185950170"/>
+      <w:bookmarkStart w:id="49" w:name="_Toc185951000"/>
+      <w:bookmarkStart w:id="50" w:name="_Toc185951570"/>
+      <w:bookmarkStart w:id="51" w:name="_Toc219137227"/>
       <w:r>
         <w:lastRenderedPageBreak/>
         <w:t>Список использованных источников</w:t>
       </w:r>
+      <w:bookmarkEnd w:id="45"/>
       <w:bookmarkEnd w:id="46"/>
       <w:bookmarkEnd w:id="47"/>
       <w:bookmarkEnd w:id="48"/>
       <w:bookmarkEnd w:id="49"/>
       <w:bookmarkEnd w:id="50"/>
       <w:bookmarkEnd w:id="51"/>
-      <w:bookmarkEnd w:id="52"/>
     </w:p>
     <w:p>
       <w:pPr>
@@ -21047,8 +21027,8 @@
 </file>
 
 <file path=word/comments.xml><?xml version="1.0" encoding="utf-8"?>
-<w:comments xmlns:wpc="http://schemas.microsoft.com/office/word/2010/wordprocessingCanvas" xmlns:cx="http://schemas.microsoft.com/office/drawing/2014/chartex" xmlns:cx1="http://schemas.microsoft.com/office/drawing/2015/9/8/chartex" xmlns:cx2="http://schemas.microsoft.com/office/drawing/2015/10/21/chartex" xmlns:cx3="http://schemas.microsoft.com/office/drawing/2016/5/9/chartex" xmlns:cx4="http://schemas.microsoft.com/office/drawing/2016/5/10/chartex" xmlns:cx5="http://schemas.microsoft.com/office/drawing/2016/5/11/chartex" xmlns:cx6="http://schemas.microsoft.com/office/drawing/2016/5/12/chartex" xmlns:cx7="http://schemas.microsoft.com/office/drawing/2016/5/13/chartex" xmlns:cx8="http://schemas.microsoft.com/office/drawing/2016/5/14/chartex" xmlns:mc="http://schemas.openxmlformats.org/markup-compatibility/2006" xmlns:aink="http://schemas.microsoft.com/office/drawing/2016/ink" xmlns:am3d="http://schemas.microsoft.com/office/drawing/2017/model3d" xmlns:o="urn:schemas-microsoft-com:office:office" xmlns:r="http://schemas.openxmlformats.org/officeDocument/2006/relationships" xmlns:m="http://schemas.openxmlformats.org/officeDocument/2006/math" xmlns:v="urn:schemas-microsoft-com:vml" xmlns:wp14="http://schemas.microsoft.com/office/word/2010/wordprocessingDrawing" xmlns:wp="http://schemas.openxmlformats.org/drawingml/2006/wordprocessingDrawing" xmlns:w10="urn:schemas-microsoft-com:office:word" xmlns:w="http://schemas.openxmlformats.org/wordprocessingml/2006/main" xmlns:w14="http://schemas.microsoft.com/office/word/2010/wordml" xmlns:w15="http://schemas.microsoft.com/office/word/2012/wordml" xmlns:w16cex="http://schemas.microsoft.com/office/word/2018/wordml/cex" xmlns:w16cid="http://schemas.microsoft.com/office/word/2016/wordml/cid" xmlns:w16="http://schemas.microsoft.com/office/word/2018/wordml" xmlns:w16se="http://schemas.microsoft.com/office/word/2015/wordml/symex" xmlns:wpg="http://schemas.microsoft.com/office/word/2010/wordprocessingGroup" xmlns:wpi="http://schemas.microsoft.com/office/word/2010/wordprocessingInk" xmlns:wne="http://schemas.microsoft.com/office/word/2006/wordml" xmlns:wps="http://schemas.microsoft.com/office/word/2010/wordprocessingShape" mc:Ignorable="w14 w15 w16se w16cid w16 w16cex wp14">
-  <w:comment w:id="32" w:author="Kalentyev Alexey" w:date="2026-02-28T16:09:00Z" w:initials="KA">
+<w:comments xmlns:wpc="http://schemas.microsoft.com/office/word/2010/wordprocessingCanvas" xmlns:cx="http://schemas.microsoft.com/office/drawing/2014/chartex" xmlns:cx1="http://schemas.microsoft.com/office/drawing/2015/9/8/chartex" xmlns:cx2="http://schemas.microsoft.com/office/drawing/2015/10/21/chartex" xmlns:cx3="http://schemas.microsoft.com/office/drawing/2016/5/9/chartex" xmlns:cx4="http://schemas.microsoft.com/office/drawing/2016/5/10/chartex" xmlns:cx5="http://schemas.microsoft.com/office/drawing/2016/5/11/chartex" xmlns:cx6="http://schemas.microsoft.com/office/drawing/2016/5/12/chartex" xmlns:cx7="http://schemas.microsoft.com/office/drawing/2016/5/13/chartex" xmlns:cx8="http://schemas.microsoft.com/office/drawing/2016/5/14/chartex" xmlns:mc="http://schemas.openxmlformats.org/markup-compatibility/2006" xmlns:aink="http://schemas.microsoft.com/office/drawing/2016/ink" xmlns:am3d="http://schemas.microsoft.com/office/drawing/2017/model3d" xmlns:o="urn:schemas-microsoft-com:office:office" xmlns:oel="http://schemas.microsoft.com/office/2019/extlst" xmlns:r="http://schemas.openxmlformats.org/officeDocument/2006/relationships" xmlns:m="http://schemas.openxmlformats.org/officeDocument/2006/math" xmlns:v="urn:schemas-microsoft-com:vml" xmlns:wp14="http://schemas.microsoft.com/office/word/2010/wordprocessingDrawing" xmlns:wp="http://schemas.openxmlformats.org/drawingml/2006/wordprocessingDrawing" xmlns:w10="urn:schemas-microsoft-com:office:word" xmlns:w="http://schemas.openxmlformats.org/wordprocessingml/2006/main" xmlns:w14="http://schemas.microsoft.com/office/word/2010/wordml" xmlns:w15="http://schemas.microsoft.com/office/word/2012/wordml" xmlns:w16cex="http://schemas.microsoft.com/office/word/2018/wordml/cex" xmlns:w16cid="http://schemas.microsoft.com/office/word/2016/wordml/cid" xmlns:w16="http://schemas.microsoft.com/office/word/2018/wordml" xmlns:w16du="http://schemas.microsoft.com/office/word/2023/wordml/word16du" xmlns:w16sdtdh="http://schemas.microsoft.com/office/word/2020/wordml/sdtdatahash" xmlns:w16sdtfl="http://schemas.microsoft.com/office/word/2024/wordml/sdtformatlock" xmlns:w16se="http://schemas.microsoft.com/office/word/2015/wordml/symex" xmlns:wpg="http://schemas.microsoft.com/office/word/2010/wordprocessingGroup" xmlns:wpi="http://schemas.microsoft.com/office/word/2010/wordprocessingInk" xmlns:wne="http://schemas.microsoft.com/office/word/2006/wordml" xmlns:wps="http://schemas.microsoft.com/office/word/2010/wordprocessingShape" mc:Ignorable="w14 w15 w16se w16cid w16 w16cex w16sdtdh w16sdtfl w16du wp14">
+  <w:comment w:id="34" w:author="Kalentyev Alexey" w:date="2026-03-28T15:06:00Z" w:initials="KA">
     <w:p>
       <w:pPr>
         <w:pStyle w:val="af7"/>
@@ -21062,24 +21042,11 @@
         <w:annotationRef/>
       </w:r>
       <w:r>
-        <w:t>Переставить и подписать текстом.</w:t>
+        <w:t>?</w:t>
       </w:r>
     </w:p>
   </w:comment>
-  <w:comment w:id="33" w:author="Максим Лавор" w:date="2026-03-17T14:31:00Z" w:initials="МЛ">
-    <w:p>
-      <w:pPr>
-        <w:pStyle w:val="af7"/>
-      </w:pPr>
-      <w:r>
-        <w:rPr>
-          <w:rStyle w:val="af6"/>
-        </w:rPr>
-        <w:annotationRef/>
-      </w:r>
-    </w:p>
-  </w:comment>
-  <w:comment w:id="36" w:author="Kalentyev Alexey" w:date="2026-02-28T16:09:00Z" w:initials="KA">
+  <w:comment w:id="35" w:author="Kalentyev Alexey" w:date="2026-03-28T15:06:00Z" w:initials="KA">
     <w:p>
       <w:pPr>
         <w:pStyle w:val="af7"/>
@@ -21097,57 +21064,74 @@
       </w:r>
     </w:p>
   </w:comment>
-  <w:comment w:id="37" w:author="Максим Лавор" w:date="2026-03-17T14:25:00Z" w:initials="МЛ">
-    <w:p>
-      <w:pPr>
-        <w:pStyle w:val="af7"/>
-      </w:pPr>
-      <w:r>
-        <w:rPr>
-          <w:rStyle w:val="af6"/>
-        </w:rPr>
-        <w:annotationRef/>
-      </w:r>
-    </w:p>
+  <w:comment w:id="36" w:author="Kalentyev Alexey" w:date="2026-03-28T15:08:00Z" w:initials="KA">
     <w:p>
       <w:pPr>
         <w:pStyle w:val="af7"/>
         <w:ind w:firstLine="0"/>
-      </w:pPr>
+        <w:jc w:val="left"/>
+      </w:pPr>
+      <w:r>
+        <w:rPr>
+          <w:rStyle w:val="af6"/>
+        </w:rPr>
+        <w:annotationRef/>
+      </w:r>
+      <w:r>
+        <w:t>?</w:t>
+      </w:r>
+    </w:p>
+  </w:comment>
+  <w:comment w:id="44" w:author="Kalentyev Alexey" w:date="2026-03-28T15:08:00Z" w:initials="KA">
+    <w:p>
+      <w:pPr>
+        <w:pStyle w:val="af7"/>
+        <w:ind w:firstLine="0"/>
+        <w:jc w:val="left"/>
+      </w:pPr>
+      <w:r>
+        <w:rPr>
+          <w:rStyle w:val="af6"/>
+        </w:rPr>
+        <w:annotationRef/>
+      </w:r>
+      <w:r>
+        <w:t>Функциональность</w:t>
+      </w:r>
     </w:p>
   </w:comment>
 </w:comments>
 </file>
 
 <file path=word/commentsExtended.xml><?xml version="1.0" encoding="utf-8"?>
-<w15:commentsEx xmlns:wpc="http://schemas.microsoft.com/office/word/2010/wordprocessingCanvas" xmlns:cx="http://schemas.microsoft.com/office/drawing/2014/chartex" xmlns:cx1="http://schemas.microsoft.com/office/drawing/2015/9/8/chartex" xmlns:cx2="http://schemas.microsoft.com/office/drawing/2015/10/21/chartex" xmlns:cx3="http://schemas.microsoft.com/office/drawing/2016/5/9/chartex" xmlns:cx4="http://schemas.microsoft.com/office/drawing/2016/5/10/chartex" xmlns:cx5="http://schemas.microsoft.com/office/drawing/2016/5/11/chartex" xmlns:cx6="http://schemas.microsoft.com/office/drawing/2016/5/12/chartex" xmlns:cx7="http://schemas.microsoft.com/office/drawing/2016/5/13/chartex" xmlns:cx8="http://schemas.microsoft.com/office/drawing/2016/5/14/chartex" xmlns:mc="http://schemas.openxmlformats.org/markup-compatibility/2006" xmlns:aink="http://schemas.microsoft.com/office/drawing/2016/ink" xmlns:am3d="http://schemas.microsoft.com/office/drawing/2017/model3d" xmlns:o="urn:schemas-microsoft-com:office:office" xmlns:r="http://schemas.openxmlformats.org/officeDocument/2006/relationships" xmlns:m="http://schemas.openxmlformats.org/officeDocument/2006/math" xmlns:v="urn:schemas-microsoft-com:vml" xmlns:wp14="http://schemas.microsoft.com/office/word/2010/wordprocessingDrawing" xmlns:wp="http://schemas.openxmlformats.org/drawingml/2006/wordprocessingDrawing" xmlns:w10="urn:schemas-microsoft-com:office:word" xmlns:w="http://schemas.openxmlformats.org/wordprocessingml/2006/main" xmlns:w14="http://schemas.microsoft.com/office/word/2010/wordml" xmlns:w15="http://schemas.microsoft.com/office/word/2012/wordml" xmlns:w16cex="http://schemas.microsoft.com/office/word/2018/wordml/cex" xmlns:w16cid="http://schemas.microsoft.com/office/word/2016/wordml/cid" xmlns:w16="http://schemas.microsoft.com/office/word/2018/wordml" xmlns:w16se="http://schemas.microsoft.com/office/word/2015/wordml/symex" xmlns:wpg="http://schemas.microsoft.com/office/word/2010/wordprocessingGroup" xmlns:wpi="http://schemas.microsoft.com/office/word/2010/wordprocessingInk" xmlns:wne="http://schemas.microsoft.com/office/word/2006/wordml" xmlns:wps="http://schemas.microsoft.com/office/word/2010/wordprocessingShape" mc:Ignorable="w14 w15 w16se w16cid w16 w16cex wp14">
-  <w15:commentEx w15:paraId="0F48D7D3" w15:done="0"/>
-  <w15:commentEx w15:paraId="2FC98394" w15:paraIdParent="0F48D7D3" w15:done="0"/>
-  <w15:commentEx w15:paraId="2760704B" w15:done="0"/>
-  <w15:commentEx w15:paraId="140DFF7E" w15:paraIdParent="2760704B" w15:done="0"/>
+<w15:commentsEx xmlns:wpc="http://schemas.microsoft.com/office/word/2010/wordprocessingCanvas" xmlns:cx="http://schemas.microsoft.com/office/drawing/2014/chartex" xmlns:cx1="http://schemas.microsoft.com/office/drawing/2015/9/8/chartex" xmlns:cx2="http://schemas.microsoft.com/office/drawing/2015/10/21/chartex" xmlns:cx3="http://schemas.microsoft.com/office/drawing/2016/5/9/chartex" xmlns:cx4="http://schemas.microsoft.com/office/drawing/2016/5/10/chartex" xmlns:cx5="http://schemas.microsoft.com/office/drawing/2016/5/11/chartex" xmlns:cx6="http://schemas.microsoft.com/office/drawing/2016/5/12/chartex" xmlns:cx7="http://schemas.microsoft.com/office/drawing/2016/5/13/chartex" xmlns:cx8="http://schemas.microsoft.com/office/drawing/2016/5/14/chartex" xmlns:mc="http://schemas.openxmlformats.org/markup-compatibility/2006" xmlns:aink="http://schemas.microsoft.com/office/drawing/2016/ink" xmlns:am3d="http://schemas.microsoft.com/office/drawing/2017/model3d" xmlns:o="urn:schemas-microsoft-com:office:office" xmlns:oel="http://schemas.microsoft.com/office/2019/extlst" xmlns:r="http://schemas.openxmlformats.org/officeDocument/2006/relationships" xmlns:m="http://schemas.openxmlformats.org/officeDocument/2006/math" xmlns:v="urn:schemas-microsoft-com:vml" xmlns:wp14="http://schemas.microsoft.com/office/word/2010/wordprocessingDrawing" xmlns:wp="http://schemas.openxmlformats.org/drawingml/2006/wordprocessingDrawing" xmlns:w10="urn:schemas-microsoft-com:office:word" xmlns:w="http://schemas.openxmlformats.org/wordprocessingml/2006/main" xmlns:w14="http://schemas.microsoft.com/office/word/2010/wordml" xmlns:w15="http://schemas.microsoft.com/office/word/2012/wordml" xmlns:w16cex="http://schemas.microsoft.com/office/word/2018/wordml/cex" xmlns:w16cid="http://schemas.microsoft.com/office/word/2016/wordml/cid" xmlns:w16="http://schemas.microsoft.com/office/word/2018/wordml" xmlns:w16du="http://schemas.microsoft.com/office/word/2023/wordml/word16du" xmlns:w16sdtdh="http://schemas.microsoft.com/office/word/2020/wordml/sdtdatahash" xmlns:w16sdtfl="http://schemas.microsoft.com/office/word/2024/wordml/sdtformatlock" xmlns:w16se="http://schemas.microsoft.com/office/word/2015/wordml/symex" xmlns:wpg="http://schemas.microsoft.com/office/word/2010/wordprocessingGroup" xmlns:wpi="http://schemas.microsoft.com/office/word/2010/wordprocessingInk" xmlns:wne="http://schemas.microsoft.com/office/word/2006/wordml" xmlns:wps="http://schemas.microsoft.com/office/word/2010/wordprocessingShape" mc:Ignorable="w14 w15 w16se w16cid w16 w16cex w16sdtdh w16sdtfl w16du wp14">
+  <w15:commentEx w15:paraId="129319EF" w15:done="0"/>
+  <w15:commentEx w15:paraId="4DF7CF34" w15:done="0"/>
+  <w15:commentEx w15:paraId="357585F0" w15:done="0"/>
+  <w15:commentEx w15:paraId="703B1CCF" w15:done="0"/>
 </w15:commentsEx>
 </file>
 
 <file path=word/commentsExtensible.xml><?xml version="1.0" encoding="utf-8"?>
-<w16cex:commentsExtensible xmlns:wpc="http://schemas.microsoft.com/office/word/2010/wordprocessingCanvas" xmlns:cx="http://schemas.microsoft.com/office/drawing/2014/chartex" xmlns:cx1="http://schemas.microsoft.com/office/drawing/2015/9/8/chartex" xmlns:cx2="http://schemas.microsoft.com/office/drawing/2015/10/21/chartex" xmlns:cx3="http://schemas.microsoft.com/office/drawing/2016/5/9/chartex" xmlns:cx4="http://schemas.microsoft.com/office/drawing/2016/5/10/chartex" xmlns:cx5="http://schemas.microsoft.com/office/drawing/2016/5/11/chartex" xmlns:cx6="http://schemas.microsoft.com/office/drawing/2016/5/12/chartex" xmlns:cx7="http://schemas.microsoft.com/office/drawing/2016/5/13/chartex" xmlns:cx8="http://schemas.microsoft.com/office/drawing/2016/5/14/chartex" xmlns:mc="http://schemas.openxmlformats.org/markup-compatibility/2006" xmlns:aink="http://schemas.microsoft.com/office/drawing/2016/ink" xmlns:am3d="http://schemas.microsoft.com/office/drawing/2017/model3d" xmlns:o="urn:schemas-microsoft-com:office:office" xmlns:r="http://schemas.openxmlformats.org/officeDocument/2006/relationships" xmlns:m="http://schemas.openxmlformats.org/officeDocument/2006/math" xmlns:v="urn:schemas-microsoft-com:vml" xmlns:wp14="http://schemas.microsoft.com/office/word/2010/wordprocessingDrawing" xmlns:wp="http://schemas.openxmlformats.org/drawingml/2006/wordprocessingDrawing" xmlns:w10="urn:schemas-microsoft-com:office:word" xmlns:w="http://schemas.openxmlformats.org/wordprocessingml/2006/main" xmlns:w14="http://schemas.microsoft.com/office/word/2010/wordml" xmlns:w15="http://schemas.microsoft.com/office/word/2012/wordml" xmlns:w16cex="http://schemas.microsoft.com/office/word/2018/wordml/cex" xmlns:w16cid="http://schemas.microsoft.com/office/word/2016/wordml/cid" xmlns:w16="http://schemas.microsoft.com/office/word/2018/wordml" xmlns:w16se="http://schemas.microsoft.com/office/word/2015/wordml/symex" xmlns:wpg="http://schemas.microsoft.com/office/word/2010/wordprocessingGroup" xmlns:wpi="http://schemas.microsoft.com/office/word/2010/wordprocessingInk" xmlns:wne="http://schemas.microsoft.com/office/word/2006/wordml" xmlns:wps="http://schemas.microsoft.com/office/word/2010/wordprocessingShape" mc:Ignorable="w14 w15 w16se w16cid w16 w16cex wp14">
-  <w16cex:commentExtensible w16cex:durableId="1259B6C0" w16cex:dateUtc="2026-02-28T09:09:00Z"/>
-  <w16cex:commentExtensible w16cex:durableId="2D63E43D" w16cex:dateUtc="2026-03-17T07:31:00Z"/>
-  <w16cex:commentExtensible w16cex:durableId="7B53AEC4" w16cex:dateUtc="2026-02-28T09:09:00Z"/>
-  <w16cex:commentExtensible w16cex:durableId="2D63E2E8" w16cex:dateUtc="2026-03-17T07:25:00Z"/>
+<w16cex:commentsExtensible xmlns:wpc="http://schemas.microsoft.com/office/word/2010/wordprocessingCanvas" xmlns:cx="http://schemas.microsoft.com/office/drawing/2014/chartex" xmlns:cx1="http://schemas.microsoft.com/office/drawing/2015/9/8/chartex" xmlns:cx2="http://schemas.microsoft.com/office/drawing/2015/10/21/chartex" xmlns:cx3="http://schemas.microsoft.com/office/drawing/2016/5/9/chartex" xmlns:cx4="http://schemas.microsoft.com/office/drawing/2016/5/10/chartex" xmlns:cx5="http://schemas.microsoft.com/office/drawing/2016/5/11/chartex" xmlns:cx6="http://schemas.microsoft.com/office/drawing/2016/5/12/chartex" xmlns:cx7="http://schemas.microsoft.com/office/drawing/2016/5/13/chartex" xmlns:cx8="http://schemas.microsoft.com/office/drawing/2016/5/14/chartex" xmlns:cr="http://schemas.microsoft.com/office/comments/2020/reactions" xmlns:mc="http://schemas.openxmlformats.org/markup-compatibility/2006" xmlns:aink="http://schemas.microsoft.com/office/drawing/2016/ink" xmlns:am3d="http://schemas.microsoft.com/office/drawing/2017/model3d" xmlns:o="urn:schemas-microsoft-com:office:office" xmlns:oel="http://schemas.microsoft.com/office/2019/extlst" xmlns:r="http://schemas.openxmlformats.org/officeDocument/2006/relationships" xmlns:m="http://schemas.openxmlformats.org/officeDocument/2006/math" xmlns:v="urn:schemas-microsoft-com:vml" xmlns:wp14="http://schemas.microsoft.com/office/word/2010/wordprocessingDrawing" xmlns:wp="http://schemas.openxmlformats.org/drawingml/2006/wordprocessingDrawing" xmlns:w10="urn:schemas-microsoft-com:office:word" xmlns:w="http://schemas.openxmlformats.org/wordprocessingml/2006/main" xmlns:w14="http://schemas.microsoft.com/office/word/2010/wordml" xmlns:w15="http://schemas.microsoft.com/office/word/2012/wordml" xmlns:w16cex="http://schemas.microsoft.com/office/word/2018/wordml/cex" xmlns:w16cid="http://schemas.microsoft.com/office/word/2016/wordml/cid" xmlns:w16="http://schemas.microsoft.com/office/word/2018/wordml" xmlns:w16du="http://schemas.microsoft.com/office/word/2023/wordml/word16du" xmlns:w16sdtdh="http://schemas.microsoft.com/office/word/2020/wordml/sdtdatahash" xmlns:w16sdtfl="http://schemas.microsoft.com/office/word/2024/wordml/sdtformatlock" xmlns:w16se="http://schemas.microsoft.com/office/word/2015/wordml/symex" xmlns:wpg="http://schemas.microsoft.com/office/word/2010/wordprocessingGroup" xmlns:wpi="http://schemas.microsoft.com/office/word/2010/wordprocessingInk" xmlns:wne="http://schemas.microsoft.com/office/word/2006/wordml" xmlns:wps="http://schemas.microsoft.com/office/word/2010/wordprocessingShape" mc:Ignorable="w14 w15 w16se w16cid w16 w16cex w16sdtdh w16sdtfl cr w16du wp14">
+  <w16cex:commentExtensible w16cex:durableId="08F8E5BE" w16cex:dateUtc="2026-03-28T08:06:00Z"/>
+  <w16cex:commentExtensible w16cex:durableId="5D8A0EAE" w16cex:dateUtc="2026-03-28T08:06:00Z"/>
+  <w16cex:commentExtensible w16cex:durableId="1C6F54F9" w16cex:dateUtc="2026-03-28T08:08:00Z"/>
+  <w16cex:commentExtensible w16cex:durableId="18FD378B" w16cex:dateUtc="2026-03-28T08:08:00Z"/>
 </w16cex:commentsExtensible>
 </file>
 
 <file path=word/commentsIds.xml><?xml version="1.0" encoding="utf-8"?>
-<w16cid:commentsIds xmlns:wpc="http://schemas.microsoft.com/office/word/2010/wordprocessingCanvas" xmlns:cx="http://schemas.microsoft.com/office/drawing/2014/chartex" xmlns:cx1="http://schemas.microsoft.com/office/drawing/2015/9/8/chartex" xmlns:cx2="http://schemas.microsoft.com/office/drawing/2015/10/21/chartex" xmlns:cx3="http://schemas.microsoft.com/office/drawing/2016/5/9/chartex" xmlns:cx4="http://schemas.microsoft.com/office/drawing/2016/5/10/chartex" xmlns:cx5="http://schemas.microsoft.com/office/drawing/2016/5/11/chartex" xmlns:cx6="http://schemas.microsoft.com/office/drawing/2016/5/12/chartex" xmlns:cx7="http://schemas.microsoft.com/office/drawing/2016/5/13/chartex" xmlns:cx8="http://schemas.microsoft.com/office/drawing/2016/5/14/chartex" xmlns:mc="http://schemas.openxmlformats.org/markup-compatibility/2006" xmlns:aink="http://schemas.microsoft.com/office/drawing/2016/ink" xmlns:am3d="http://schemas.microsoft.com/office/drawing/2017/model3d" xmlns:o="urn:schemas-microsoft-com:office:office" xmlns:r="http://schemas.openxmlformats.org/officeDocument/2006/relationships" xmlns:m="http://schemas.openxmlformats.org/officeDocument/2006/math" xmlns:v="urn:schemas-microsoft-com:vml" xmlns:wp14="http://schemas.microsoft.com/office/word/2010/wordprocessingDrawing" xmlns:wp="http://schemas.openxmlformats.org/drawingml/2006/wordprocessingDrawing" xmlns:w10="urn:schemas-microsoft-com:office:word" xmlns:w="http://schemas.openxmlformats.org/wordprocessingml/2006/main" xmlns:w14="http://schemas.microsoft.com/office/word/2010/wordml" xmlns:w15="http://schemas.microsoft.com/office/word/2012/wordml" xmlns:w16cex="http://schemas.microsoft.com/office/word/2018/wordml/cex" xmlns:w16cid="http://schemas.microsoft.com/office/word/2016/wordml/cid" xmlns:w16="http://schemas.microsoft.com/office/word/2018/wordml" xmlns:w16se="http://schemas.microsoft.com/office/word/2015/wordml/symex" xmlns:wpg="http://schemas.microsoft.com/office/word/2010/wordprocessingGroup" xmlns:wpi="http://schemas.microsoft.com/office/word/2010/wordprocessingInk" xmlns:wne="http://schemas.microsoft.com/office/word/2006/wordml" xmlns:wps="http://schemas.microsoft.com/office/word/2010/wordprocessingShape" mc:Ignorable="w14 w15 w16se w16cid w16 w16cex wp14">
-  <w16cid:commentId w16cid:paraId="0F48D7D3" w16cid:durableId="1259B6C0"/>
-  <w16cid:commentId w16cid:paraId="2FC98394" w16cid:durableId="2D63E43D"/>
-  <w16cid:commentId w16cid:paraId="2760704B" w16cid:durableId="7B53AEC4"/>
-  <w16cid:commentId w16cid:paraId="140DFF7E" w16cid:durableId="2D63E2E8"/>
+<w16cid:commentsIds xmlns:wpc="http://schemas.microsoft.com/office/word/2010/wordprocessingCanvas" xmlns:cx="http://schemas.microsoft.com/office/drawing/2014/chartex" xmlns:cx1="http://schemas.microsoft.com/office/drawing/2015/9/8/chartex" xmlns:cx2="http://schemas.microsoft.com/office/drawing/2015/10/21/chartex" xmlns:cx3="http://schemas.microsoft.com/office/drawing/2016/5/9/chartex" xmlns:cx4="http://schemas.microsoft.com/office/drawing/2016/5/10/chartex" xmlns:cx5="http://schemas.microsoft.com/office/drawing/2016/5/11/chartex" xmlns:cx6="http://schemas.microsoft.com/office/drawing/2016/5/12/chartex" xmlns:cx7="http://schemas.microsoft.com/office/drawing/2016/5/13/chartex" xmlns:cx8="http://schemas.microsoft.com/office/drawing/2016/5/14/chartex" xmlns:mc="http://schemas.openxmlformats.org/markup-compatibility/2006" xmlns:aink="http://schemas.microsoft.com/office/drawing/2016/ink" xmlns:am3d="http://schemas.microsoft.com/office/drawing/2017/model3d" xmlns:o="urn:schemas-microsoft-com:office:office" xmlns:oel="http://schemas.microsoft.com/office/2019/extlst" xmlns:r="http://schemas.openxmlformats.org/officeDocument/2006/relationships" xmlns:m="http://schemas.openxmlformats.org/officeDocument/2006/math" xmlns:v="urn:schemas-microsoft-com:vml" xmlns:wp14="http://schemas.microsoft.com/office/word/2010/wordprocessingDrawing" xmlns:wp="http://schemas.openxmlformats.org/drawingml/2006/wordprocessingDrawing" xmlns:w10="urn:schemas-microsoft-com:office:word" xmlns:w="http://schemas.openxmlformats.org/wordprocessingml/2006/main" xmlns:w14="http://schemas.microsoft.com/office/word/2010/wordml" xmlns:w15="http://schemas.microsoft.com/office/word/2012/wordml" xmlns:w16cex="http://schemas.microsoft.com/office/word/2018/wordml/cex" xmlns:w16cid="http://schemas.microsoft.com/office/word/2016/wordml/cid" xmlns:w16="http://schemas.microsoft.com/office/word/2018/wordml" xmlns:w16du="http://schemas.microsoft.com/office/word/2023/wordml/word16du" xmlns:w16sdtdh="http://schemas.microsoft.com/office/word/2020/wordml/sdtdatahash" xmlns:w16sdtfl="http://schemas.microsoft.com/office/word/2024/wordml/sdtformatlock" xmlns:w16se="http://schemas.microsoft.com/office/word/2015/wordml/symex" xmlns:wpg="http://schemas.microsoft.com/office/word/2010/wordprocessingGroup" xmlns:wpi="http://schemas.microsoft.com/office/word/2010/wordprocessingInk" xmlns:wne="http://schemas.microsoft.com/office/word/2006/wordml" xmlns:wps="http://schemas.microsoft.com/office/word/2010/wordprocessingShape" mc:Ignorable="w14 w15 w16se w16cid w16 w16cex w16sdtdh w16sdtfl w16du wp14">
+  <w16cid:commentId w16cid:paraId="129319EF" w16cid:durableId="08F8E5BE"/>
+  <w16cid:commentId w16cid:paraId="4DF7CF34" w16cid:durableId="5D8A0EAE"/>
+  <w16cid:commentId w16cid:paraId="357585F0" w16cid:durableId="1C6F54F9"/>
+  <w16cid:commentId w16cid:paraId="703B1CCF" w16cid:durableId="18FD378B"/>
 </w16cid:commentsIds>
 </file>
 
 <file path=word/endnotes.xml><?xml version="1.0" encoding="utf-8"?>
-<w:endnotes xmlns:wpc="http://schemas.microsoft.com/office/word/2010/wordprocessingCanvas" xmlns:cx="http://schemas.microsoft.com/office/drawing/2014/chartex" xmlns:cx1="http://schemas.microsoft.com/office/drawing/2015/9/8/chartex" xmlns:cx2="http://schemas.microsoft.com/office/drawing/2015/10/21/chartex" xmlns:cx3="http://schemas.microsoft.com/office/drawing/2016/5/9/chartex" xmlns:cx4="http://schemas.microsoft.com/office/drawing/2016/5/10/chartex" xmlns:cx5="http://schemas.microsoft.com/office/drawing/2016/5/11/chartex" xmlns:cx6="http://schemas.microsoft.com/office/drawing/2016/5/12/chartex" xmlns:cx7="http://schemas.microsoft.com/office/drawing/2016/5/13/chartex" xmlns:cx8="http://schemas.microsoft.com/office/drawing/2016/5/14/chartex" xmlns:mc="http://schemas.openxmlformats.org/markup-compatibility/2006" xmlns:aink="http://schemas.microsoft.com/office/drawing/2016/ink" xmlns:am3d="http://schemas.microsoft.com/office/drawing/2017/model3d" xmlns:o="urn:schemas-microsoft-com:office:office" xmlns:r="http://schemas.openxmlformats.org/officeDocument/2006/relationships" xmlns:m="http://schemas.openxmlformats.org/officeDocument/2006/math" xmlns:v="urn:schemas-microsoft-com:vml" xmlns:wp14="http://schemas.microsoft.com/office/word/2010/wordprocessingDrawing" xmlns:wp="http://schemas.openxmlformats.org/drawingml/2006/wordprocessingDrawing" xmlns:w10="urn:schemas-microsoft-com:office:word" xmlns:w="http://schemas.openxmlformats.org/wordprocessingml/2006/main" xmlns:w14="http://schemas.microsoft.com/office/word/2010/wordml" xmlns:w15="http://schemas.microsoft.com/office/word/2012/wordml" xmlns:w16cex="http://schemas.microsoft.com/office/word/2018/wordml/cex" xmlns:w16cid="http://schemas.microsoft.com/office/word/2016/wordml/cid" xmlns:w16="http://schemas.microsoft.com/office/word/2018/wordml" xmlns:w16se="http://schemas.microsoft.com/office/word/2015/wordml/symex" xmlns:wpg="http://schemas.microsoft.com/office/word/2010/wordprocessingGroup" xmlns:wpi="http://schemas.microsoft.com/office/word/2010/wordprocessingInk" xmlns:wne="http://schemas.microsoft.com/office/word/2006/wordml" xmlns:wps="http://schemas.microsoft.com/office/word/2010/wordprocessingShape" mc:Ignorable="w14 w15 w16se w16cid w16 w16cex wp14">
+<w:endnotes xmlns:wpc="http://schemas.microsoft.com/office/word/2010/wordprocessingCanvas" xmlns:cx="http://schemas.microsoft.com/office/drawing/2014/chartex" xmlns:cx1="http://schemas.microsoft.com/office/drawing/2015/9/8/chartex" xmlns:cx2="http://schemas.microsoft.com/office/drawing/2015/10/21/chartex" xmlns:cx3="http://schemas.microsoft.com/office/drawing/2016/5/9/chartex" xmlns:cx4="http://schemas.microsoft.com/office/drawing/2016/5/10/chartex" xmlns:cx5="http://schemas.microsoft.com/office/drawing/2016/5/11/chartex" xmlns:cx6="http://schemas.microsoft.com/office/drawing/2016/5/12/chartex" xmlns:cx7="http://schemas.microsoft.com/office/drawing/2016/5/13/chartex" xmlns:cx8="http://schemas.microsoft.com/office/drawing/2016/5/14/chartex" xmlns:mc="http://schemas.openxmlformats.org/markup-compatibility/2006" xmlns:aink="http://schemas.microsoft.com/office/drawing/2016/ink" xmlns:am3d="http://schemas.microsoft.com/office/drawing/2017/model3d" xmlns:o="urn:schemas-microsoft-com:office:office" xmlns:oel="http://schemas.microsoft.com/office/2019/extlst" xmlns:r="http://schemas.openxmlformats.org/officeDocument/2006/relationships" xmlns:m="http://schemas.openxmlformats.org/officeDocument/2006/math" xmlns:v="urn:schemas-microsoft-com:vml" xmlns:wp14="http://schemas.microsoft.com/office/word/2010/wordprocessingDrawing" xmlns:wp="http://schemas.openxmlformats.org/drawingml/2006/wordprocessingDrawing" xmlns:w10="urn:schemas-microsoft-com:office:word" xmlns:w="http://schemas.openxmlformats.org/wordprocessingml/2006/main" xmlns:w14="http://schemas.microsoft.com/office/word/2010/wordml" xmlns:w15="http://schemas.microsoft.com/office/word/2012/wordml" xmlns:w16cex="http://schemas.microsoft.com/office/word/2018/wordml/cex" xmlns:w16cid="http://schemas.microsoft.com/office/word/2016/wordml/cid" xmlns:w16="http://schemas.microsoft.com/office/word/2018/wordml" xmlns:w16du="http://schemas.microsoft.com/office/word/2023/wordml/word16du" xmlns:w16sdtdh="http://schemas.microsoft.com/office/word/2020/wordml/sdtdatahash" xmlns:w16sdtfl="http://schemas.microsoft.com/office/word/2024/wordml/sdtformatlock" xmlns:w16se="http://schemas.microsoft.com/office/word/2015/wordml/symex" xmlns:wpg="http://schemas.microsoft.com/office/word/2010/wordprocessingGroup" xmlns:wpi="http://schemas.microsoft.com/office/word/2010/wordprocessingInk" xmlns:wne="http://schemas.microsoft.com/office/word/2006/wordml" xmlns:wps="http://schemas.microsoft.com/office/word/2010/wordprocessingShape" mc:Ignorable="w14 w15 w16se w16cid w16 w16cex w16sdtdh w16sdtfl w16du wp14">
   <w:endnote w:type="separator" w:id="-1">
     <w:p>
       <w:pPr>
@@ -21172,7 +21156,7 @@
 </file>
 
 <file path=word/footer1.xml><?xml version="1.0" encoding="utf-8"?>
-<w:ftr xmlns:wpc="http://schemas.microsoft.com/office/word/2010/wordprocessingCanvas" xmlns:cx="http://schemas.microsoft.com/office/drawing/2014/chartex" xmlns:cx1="http://schemas.microsoft.com/office/drawing/2015/9/8/chartex" xmlns:cx2="http://schemas.microsoft.com/office/drawing/2015/10/21/chartex" xmlns:cx3="http://schemas.microsoft.com/office/drawing/2016/5/9/chartex" xmlns:cx4="http://schemas.microsoft.com/office/drawing/2016/5/10/chartex" xmlns:cx5="http://schemas.microsoft.com/office/drawing/2016/5/11/chartex" xmlns:cx6="http://schemas.microsoft.com/office/drawing/2016/5/12/chartex" xmlns:cx7="http://schemas.microsoft.com/office/drawing/2016/5/13/chartex" xmlns:cx8="http://schemas.microsoft.com/office/drawing/2016/5/14/chartex" xmlns:mc="http://schemas.openxmlformats.org/markup-compatibility/2006" xmlns:aink="http://schemas.microsoft.com/office/drawing/2016/ink" xmlns:am3d="http://schemas.microsoft.com/office/drawing/2017/model3d" xmlns:o="urn:schemas-microsoft-com:office:office" xmlns:r="http://schemas.openxmlformats.org/officeDocument/2006/relationships" xmlns:m="http://schemas.openxmlformats.org/officeDocument/2006/math" xmlns:v="urn:schemas-microsoft-com:vml" xmlns:wp14="http://schemas.microsoft.com/office/word/2010/wordprocessingDrawing" xmlns:wp="http://schemas.openxmlformats.org/drawingml/2006/wordprocessingDrawing" xmlns:w10="urn:schemas-microsoft-com:office:word" xmlns:w="http://schemas.openxmlformats.org/wordprocessingml/2006/main" xmlns:w14="http://schemas.microsoft.com/office/word/2010/wordml" xmlns:w15="http://schemas.microsoft.com/office/word/2012/wordml" xmlns:w16cex="http://schemas.microsoft.com/office/word/2018/wordml/cex" xmlns:w16cid="http://schemas.microsoft.com/office/word/2016/wordml/cid" xmlns:w16="http://schemas.microsoft.com/office/word/2018/wordml" xmlns:w16se="http://schemas.microsoft.com/office/word/2015/wordml/symex" xmlns:wpg="http://schemas.microsoft.com/office/word/2010/wordprocessingGroup" xmlns:wpi="http://schemas.microsoft.com/office/word/2010/wordprocessingInk" xmlns:wne="http://schemas.microsoft.com/office/word/2006/wordml" xmlns:wps="http://schemas.microsoft.com/office/word/2010/wordprocessingShape" mc:Ignorable="w14 w15 w16se w16cid w16 w16cex wp14">
+<w:ftr xmlns:wpc="http://schemas.microsoft.com/office/word/2010/wordprocessingCanvas" xmlns:cx="http://schemas.microsoft.com/office/drawing/2014/chartex" xmlns:cx1="http://schemas.microsoft.com/office/drawing/2015/9/8/chartex" xmlns:cx2="http://schemas.microsoft.com/office/drawing/2015/10/21/chartex" xmlns:cx3="http://schemas.microsoft.com/office/drawing/2016/5/9/chartex" xmlns:cx4="http://schemas.microsoft.com/office/drawing/2016/5/10/chartex" xmlns:cx5="http://schemas.microsoft.com/office/drawing/2016/5/11/chartex" xmlns:cx6="http://schemas.microsoft.com/office/drawing/2016/5/12/chartex" xmlns:cx7="http://schemas.microsoft.com/office/drawing/2016/5/13/chartex" xmlns:cx8="http://schemas.microsoft.com/office/drawing/2016/5/14/chartex" xmlns:mc="http://schemas.openxmlformats.org/markup-compatibility/2006" xmlns:aink="http://schemas.microsoft.com/office/drawing/2016/ink" xmlns:am3d="http://schemas.microsoft.com/office/drawing/2017/model3d" xmlns:o="urn:schemas-microsoft-com:office:office" xmlns:oel="http://schemas.microsoft.com/office/2019/extlst" xmlns:r="http://schemas.openxmlformats.org/officeDocument/2006/relationships" xmlns:m="http://schemas.openxmlformats.org/officeDocument/2006/math" xmlns:v="urn:schemas-microsoft-com:vml" xmlns:wp14="http://schemas.microsoft.com/office/word/2010/wordprocessingDrawing" xmlns:wp="http://schemas.openxmlformats.org/drawingml/2006/wordprocessingDrawing" xmlns:w10="urn:schemas-microsoft-com:office:word" xmlns:w="http://schemas.openxmlformats.org/wordprocessingml/2006/main" xmlns:w14="http://schemas.microsoft.com/office/word/2010/wordml" xmlns:w15="http://schemas.microsoft.com/office/word/2012/wordml" xmlns:w16cex="http://schemas.microsoft.com/office/word/2018/wordml/cex" xmlns:w16cid="http://schemas.microsoft.com/office/word/2016/wordml/cid" xmlns:w16="http://schemas.microsoft.com/office/word/2018/wordml" xmlns:w16du="http://schemas.microsoft.com/office/word/2023/wordml/word16du" xmlns:w16sdtdh="http://schemas.microsoft.com/office/word/2020/wordml/sdtdatahash" xmlns:w16sdtfl="http://schemas.microsoft.com/office/word/2024/wordml/sdtformatlock" xmlns:w16se="http://schemas.microsoft.com/office/word/2015/wordml/symex" xmlns:wpg="http://schemas.microsoft.com/office/word/2010/wordprocessingGroup" xmlns:wpi="http://schemas.microsoft.com/office/word/2010/wordprocessingInk" xmlns:wne="http://schemas.microsoft.com/office/word/2006/wordml" xmlns:wps="http://schemas.microsoft.com/office/word/2010/wordprocessingShape" mc:Ignorable="w14 w15 w16se w16cid w16 w16cex w16sdtdh w16sdtfl w16du wp14">
   <w:sdt>
     <w:sdtPr>
       <w:id w:val="2092421847"/>
@@ -21181,7 +21165,6 @@
         <w:docPartUnique/>
       </w:docPartObj>
     </w:sdtPr>
-    <w:sdtEndPr/>
     <w:sdtContent>
       <w:p>
         <w:pPr>
@@ -21216,7 +21199,7 @@
 </file>
 
 <file path=word/footer2.xml><?xml version="1.0" encoding="utf-8"?>
-<w:ftr xmlns:wpc="http://schemas.microsoft.com/office/word/2010/wordprocessingCanvas" xmlns:cx="http://schemas.microsoft.com/office/drawing/2014/chartex" xmlns:cx1="http://schemas.microsoft.com/office/drawing/2015/9/8/chartex" xmlns:cx2="http://schemas.microsoft.com/office/drawing/2015/10/21/chartex" xmlns:cx3="http://schemas.microsoft.com/office/drawing/2016/5/9/chartex" xmlns:cx4="http://schemas.microsoft.com/office/drawing/2016/5/10/chartex" xmlns:cx5="http://schemas.microsoft.com/office/drawing/2016/5/11/chartex" xmlns:cx6="http://schemas.microsoft.com/office/drawing/2016/5/12/chartex" xmlns:cx7="http://schemas.microsoft.com/office/drawing/2016/5/13/chartex" xmlns:cx8="http://schemas.microsoft.com/office/drawing/2016/5/14/chartex" xmlns:mc="http://schemas.openxmlformats.org/markup-compatibility/2006" xmlns:aink="http://schemas.microsoft.com/office/drawing/2016/ink" xmlns:am3d="http://schemas.microsoft.com/office/drawing/2017/model3d" xmlns:o="urn:schemas-microsoft-com:office:office" xmlns:r="http://schemas.openxmlformats.org/officeDocument/2006/relationships" xmlns:m="http://schemas.openxmlformats.org/officeDocument/2006/math" xmlns:v="urn:schemas-microsoft-com:vml" xmlns:wp14="http://schemas.microsoft.com/office/word/2010/wordprocessingDrawing" xmlns:wp="http://schemas.openxmlformats.org/drawingml/2006/wordprocessingDrawing" xmlns:w10="urn:schemas-microsoft-com:office:word" xmlns:w="http://schemas.openxmlformats.org/wordprocessingml/2006/main" xmlns:w14="http://schemas.microsoft.com/office/word/2010/wordml" xmlns:w15="http://schemas.microsoft.com/office/word/2012/wordml" xmlns:w16cex="http://schemas.microsoft.com/office/word/2018/wordml/cex" xmlns:w16cid="http://schemas.microsoft.com/office/word/2016/wordml/cid" xmlns:w16="http://schemas.microsoft.com/office/word/2018/wordml" xmlns:w16se="http://schemas.microsoft.com/office/word/2015/wordml/symex" xmlns:wpg="http://schemas.microsoft.com/office/word/2010/wordprocessingGroup" xmlns:wpi="http://schemas.microsoft.com/office/word/2010/wordprocessingInk" xmlns:wne="http://schemas.microsoft.com/office/word/2006/wordml" xmlns:wps="http://schemas.microsoft.com/office/word/2010/wordprocessingShape" mc:Ignorable="w14 w15 w16se w16cid w16 w16cex wp14">
+<w:ftr xmlns:wpc="http://schemas.microsoft.com/office/word/2010/wordprocessingCanvas" xmlns:cx="http://schemas.microsoft.com/office/drawing/2014/chartex" xmlns:cx1="http://schemas.microsoft.com/office/drawing/2015/9/8/chartex" xmlns:cx2="http://schemas.microsoft.com/office/drawing/2015/10/21/chartex" xmlns:cx3="http://schemas.microsoft.com/office/drawing/2016/5/9/chartex" xmlns:cx4="http://schemas.microsoft.com/office/drawing/2016/5/10/chartex" xmlns:cx5="http://schemas.microsoft.com/office/drawing/2016/5/11/chartex" xmlns:cx6="http://schemas.microsoft.com/office/drawing/2016/5/12/chartex" xmlns:cx7="http://schemas.microsoft.com/office/drawing/2016/5/13/chartex" xmlns:cx8="http://schemas.microsoft.com/office/drawing/2016/5/14/chartex" xmlns:mc="http://schemas.openxmlformats.org/markup-compatibility/2006" xmlns:aink="http://schemas.microsoft.com/office/drawing/2016/ink" xmlns:am3d="http://schemas.microsoft.com/office/drawing/2017/model3d" xmlns:o="urn:schemas-microsoft-com:office:office" xmlns:oel="http://schemas.microsoft.com/office/2019/extlst" xmlns:r="http://schemas.openxmlformats.org/officeDocument/2006/relationships" xmlns:m="http://schemas.openxmlformats.org/officeDocument/2006/math" xmlns:v="urn:schemas-microsoft-com:vml" xmlns:wp14="http://schemas.microsoft.com/office/word/2010/wordprocessingDrawing" xmlns:wp="http://schemas.openxmlformats.org/drawingml/2006/wordprocessingDrawing" xmlns:w10="urn:schemas-microsoft-com:office:word" xmlns:w="http://schemas.openxmlformats.org/wordprocessingml/2006/main" xmlns:w14="http://schemas.microsoft.com/office/word/2010/wordml" xmlns:w15="http://schemas.microsoft.com/office/word/2012/wordml" xmlns:w16cex="http://schemas.microsoft.com/office/word/2018/wordml/cex" xmlns:w16cid="http://schemas.microsoft.com/office/word/2016/wordml/cid" xmlns:w16="http://schemas.microsoft.com/office/word/2018/wordml" xmlns:w16du="http://schemas.microsoft.com/office/word/2023/wordml/word16du" xmlns:w16sdtdh="http://schemas.microsoft.com/office/word/2020/wordml/sdtdatahash" xmlns:w16sdtfl="http://schemas.microsoft.com/office/word/2024/wordml/sdtformatlock" xmlns:w16se="http://schemas.microsoft.com/office/word/2015/wordml/symex" xmlns:wpg="http://schemas.microsoft.com/office/word/2010/wordprocessingGroup" xmlns:wpi="http://schemas.microsoft.com/office/word/2010/wordprocessingInk" xmlns:wne="http://schemas.microsoft.com/office/word/2006/wordml" xmlns:wps="http://schemas.microsoft.com/office/word/2010/wordprocessingShape" mc:Ignorable="w14 w15 w16se w16cid w16 w16cex w16sdtdh w16sdtfl w16du wp14">
   <w:sdt>
     <w:sdtPr>
       <w:id w:val="1676690216"/>
@@ -21225,7 +21208,6 @@
         <w:docPartUnique/>
       </w:docPartObj>
     </w:sdtPr>
-    <w:sdtEndPr/>
     <w:sdtContent>
       <w:p>
         <w:pPr>
@@ -21248,7 +21230,7 @@
 </file>
 
 <file path=word/footnotes.xml><?xml version="1.0" encoding="utf-8"?>
-<w:footnotes xmlns:wpc="http://schemas.microsoft.com/office/word/2010/wordprocessingCanvas" xmlns:cx="http://schemas.microsoft.com/office/drawing/2014/chartex" xmlns:cx1="http://schemas.microsoft.com/office/drawing/2015/9/8/chartex" xmlns:cx2="http://schemas.microsoft.com/office/drawing/2015/10/21/chartex" xmlns:cx3="http://schemas.microsoft.com/office/drawing/2016/5/9/chartex" xmlns:cx4="http://schemas.microsoft.com/office/drawing/2016/5/10/chartex" xmlns:cx5="http://schemas.microsoft.com/office/drawing/2016/5/11/chartex" xmlns:cx6="http://schemas.microsoft.com/office/drawing/2016/5/12/chartex" xmlns:cx7="http://schemas.microsoft.com/office/drawing/2016/5/13/chartex" xmlns:cx8="http://schemas.microsoft.com/office/drawing/2016/5/14/chartex" xmlns:mc="http://schemas.openxmlformats.org/markup-compatibility/2006" xmlns:aink="http://schemas.microsoft.com/office/drawing/2016/ink" xmlns:am3d="http://schemas.microsoft.com/office/drawing/2017/model3d" xmlns:o="urn:schemas-microsoft-com:office:office" xmlns:r="http://schemas.openxmlformats.org/officeDocument/2006/relationships" xmlns:m="http://schemas.openxmlformats.org/officeDocument/2006/math" xmlns:v="urn:schemas-microsoft-com:vml" xmlns:wp14="http://schemas.microsoft.com/office/word/2010/wordprocessingDrawing" xmlns:wp="http://schemas.openxmlformats.org/drawingml/2006/wordprocessingDrawing" xmlns:w10="urn:schemas-microsoft-com:office:word" xmlns:w="http://schemas.openxmlformats.org/wordprocessingml/2006/main" xmlns:w14="http://schemas.microsoft.com/office/word/2010/wordml" xmlns:w15="http://schemas.microsoft.com/office/word/2012/wordml" xmlns:w16cex="http://schemas.microsoft.com/office/word/2018/wordml/cex" xmlns:w16cid="http://schemas.microsoft.com/office/word/2016/wordml/cid" xmlns:w16="http://schemas.microsoft.com/office/word/2018/wordml" xmlns:w16se="http://schemas.microsoft.com/office/word/2015/wordml/symex" xmlns:wpg="http://schemas.microsoft.com/office/word/2010/wordprocessingGroup" xmlns:wpi="http://schemas.microsoft.com/office/word/2010/wordprocessingInk" xmlns:wne="http://schemas.microsoft.com/office/word/2006/wordml" xmlns:wps="http://schemas.microsoft.com/office/word/2010/wordprocessingShape" mc:Ignorable="w14 w15 w16se w16cid w16 w16cex wp14">
+<w:footnotes xmlns:wpc="http://schemas.microsoft.com/office/word/2010/wordprocessingCanvas" xmlns:cx="http://schemas.microsoft.com/office/drawing/2014/chartex" xmlns:cx1="http://schemas.microsoft.com/office/drawing/2015/9/8/chartex" xmlns:cx2="http://schemas.microsoft.com/office/drawing/2015/10/21/chartex" xmlns:cx3="http://schemas.microsoft.com/office/drawing/2016/5/9/chartex" xmlns:cx4="http://schemas.microsoft.com/office/drawing/2016/5/10/chartex" xmlns:cx5="http://schemas.microsoft.com/office/drawing/2016/5/11/chartex" xmlns:cx6="http://schemas.microsoft.com/office/drawing/2016/5/12/chartex" xmlns:cx7="http://schemas.microsoft.com/office/drawing/2016/5/13/chartex" xmlns:cx8="http://schemas.microsoft.com/office/drawing/2016/5/14/chartex" xmlns:mc="http://schemas.openxmlformats.org/markup-compatibility/2006" xmlns:aink="http://schemas.microsoft.com/office/drawing/2016/ink" xmlns:am3d="http://schemas.microsoft.com/office/drawing/2017/model3d" xmlns:o="urn:schemas-microsoft-com:office:office" xmlns:oel="http://schemas.microsoft.com/office/2019/extlst" xmlns:r="http://schemas.openxmlformats.org/officeDocument/2006/relationships" xmlns:m="http://schemas.openxmlformats.org/officeDocument/2006/math" xmlns:v="urn:schemas-microsoft-com:vml" xmlns:wp14="http://schemas.microsoft.com/office/word/2010/wordprocessingDrawing" xmlns:wp="http://schemas.openxmlformats.org/drawingml/2006/wordprocessingDrawing" xmlns:w10="urn:schemas-microsoft-com:office:word" xmlns:w="http://schemas.openxmlformats.org/wordprocessingml/2006/main" xmlns:w14="http://schemas.microsoft.com/office/word/2010/wordml" xmlns:w15="http://schemas.microsoft.com/office/word/2012/wordml" xmlns:w16cex="http://schemas.microsoft.com/office/word/2018/wordml/cex" xmlns:w16cid="http://schemas.microsoft.com/office/word/2016/wordml/cid" xmlns:w16="http://schemas.microsoft.com/office/word/2018/wordml" xmlns:w16du="http://schemas.microsoft.com/office/word/2023/wordml/word16du" xmlns:w16sdtdh="http://schemas.microsoft.com/office/word/2020/wordml/sdtdatahash" xmlns:w16sdtfl="http://schemas.microsoft.com/office/word/2024/wordml/sdtformatlock" xmlns:w16se="http://schemas.microsoft.com/office/word/2015/wordml/symex" xmlns:wpg="http://schemas.microsoft.com/office/word/2010/wordprocessingGroup" xmlns:wpi="http://schemas.microsoft.com/office/word/2010/wordprocessingInk" xmlns:wne="http://schemas.microsoft.com/office/word/2006/wordml" xmlns:wps="http://schemas.microsoft.com/office/word/2010/wordprocessingShape" mc:Ignorable="w14 w15 w16se w16cid w16 w16cex w16sdtdh w16sdtfl w16du wp14">
   <w:footnote w:type="separator" w:id="-1">
     <w:p>
       <w:pPr>
@@ -21273,7 +21255,7 @@
 </file>
 
 <file path=word/numbering.xml><?xml version="1.0" encoding="utf-8"?>
-<w:numbering xmlns:wpc="http://schemas.microsoft.com/office/word/2010/wordprocessingCanvas" xmlns:cx="http://schemas.microsoft.com/office/drawing/2014/chartex" xmlns:cx1="http://schemas.microsoft.com/office/drawing/2015/9/8/chartex" xmlns:cx2="http://schemas.microsoft.com/office/drawing/2015/10/21/chartex" xmlns:cx3="http://schemas.microsoft.com/office/drawing/2016/5/9/chartex" xmlns:cx4="http://schemas.microsoft.com/office/drawing/2016/5/10/chartex" xmlns:cx5="http://schemas.microsoft.com/office/drawing/2016/5/11/chartex" xmlns:cx6="http://schemas.microsoft.com/office/drawing/2016/5/12/chartex" xmlns:cx7="http://schemas.microsoft.com/office/drawing/2016/5/13/chartex" xmlns:cx8="http://schemas.microsoft.com/office/drawing/2016/5/14/chartex" xmlns:mc="http://schemas.openxmlformats.org/markup-compatibility/2006" xmlns:aink="http://schemas.microsoft.com/office/drawing/2016/ink" xmlns:am3d="http://schemas.microsoft.com/office/drawing/2017/model3d" xmlns:o="urn:schemas-microsoft-com:office:office" xmlns:r="http://schemas.openxmlformats.org/officeDocument/2006/relationships" xmlns:m="http://schemas.openxmlformats.org/officeDocument/2006/math" xmlns:v="urn:schemas-microsoft-com:vml" xmlns:wp14="http://schemas.microsoft.com/office/word/2010/wordprocessingDrawing" xmlns:wp="http://schemas.openxmlformats.org/drawingml/2006/wordprocessingDrawing" xmlns:w10="urn:schemas-microsoft-com:office:word" xmlns:w="http://schemas.openxmlformats.org/wordprocessingml/2006/main" xmlns:w14="http://schemas.microsoft.com/office/word/2010/wordml" xmlns:w15="http://schemas.microsoft.com/office/word/2012/wordml" xmlns:w16cex="http://schemas.microsoft.com/office/word/2018/wordml/cex" xmlns:w16cid="http://schemas.microsoft.com/office/word/2016/wordml/cid" xmlns:w16="http://schemas.microsoft.com/office/word/2018/wordml" xmlns:w16se="http://schemas.microsoft.com/office/word/2015/wordml/symex" xmlns:wpg="http://schemas.microsoft.com/office/word/2010/wordprocessingGroup" xmlns:wpi="http://schemas.microsoft.com/office/word/2010/wordprocessingInk" xmlns:wne="http://schemas.microsoft.com/office/word/2006/wordml" xmlns:wps="http://schemas.microsoft.com/office/word/2010/wordprocessingShape" mc:Ignorable="w14 w15 w16se w16cid w16 w16cex wp14">
+<w:numbering xmlns:wpc="http://schemas.microsoft.com/office/word/2010/wordprocessingCanvas" xmlns:cx="http://schemas.microsoft.com/office/drawing/2014/chartex" xmlns:cx1="http://schemas.microsoft.com/office/drawing/2015/9/8/chartex" xmlns:cx2="http://schemas.microsoft.com/office/drawing/2015/10/21/chartex" xmlns:cx3="http://schemas.microsoft.com/office/drawing/2016/5/9/chartex" xmlns:cx4="http://schemas.microsoft.com/office/drawing/2016/5/10/chartex" xmlns:cx5="http://schemas.microsoft.com/office/drawing/2016/5/11/chartex" xmlns:cx6="http://schemas.microsoft.com/office/drawing/2016/5/12/chartex" xmlns:cx7="http://schemas.microsoft.com/office/drawing/2016/5/13/chartex" xmlns:cx8="http://schemas.microsoft.com/office/drawing/2016/5/14/chartex" xmlns:mc="http://schemas.openxmlformats.org/markup-compatibility/2006" xmlns:aink="http://schemas.microsoft.com/office/drawing/2016/ink" xmlns:am3d="http://schemas.microsoft.com/office/drawing/2017/model3d" xmlns:o="urn:schemas-microsoft-com:office:office" xmlns:oel="http://schemas.microsoft.com/office/2019/extlst" xmlns:r="http://schemas.openxmlformats.org/officeDocument/2006/relationships" xmlns:m="http://schemas.openxmlformats.org/officeDocument/2006/math" xmlns:v="urn:schemas-microsoft-com:vml" xmlns:wp14="http://schemas.microsoft.com/office/word/2010/wordprocessingDrawing" xmlns:wp="http://schemas.openxmlformats.org/drawingml/2006/wordprocessingDrawing" xmlns:w10="urn:schemas-microsoft-com:office:word" xmlns:w="http://schemas.openxmlformats.org/wordprocessingml/2006/main" xmlns:w14="http://schemas.microsoft.com/office/word/2010/wordml" xmlns:w15="http://schemas.microsoft.com/office/word/2012/wordml" xmlns:w16cex="http://schemas.microsoft.com/office/word/2018/wordml/cex" xmlns:w16cid="http://schemas.microsoft.com/office/word/2016/wordml/cid" xmlns:w16="http://schemas.microsoft.com/office/word/2018/wordml" xmlns:w16du="http://schemas.microsoft.com/office/word/2023/wordml/word16du" xmlns:w16sdtdh="http://schemas.microsoft.com/office/word/2020/wordml/sdtdatahash" xmlns:w16sdtfl="http://schemas.microsoft.com/office/word/2024/wordml/sdtformatlock" xmlns:w16se="http://schemas.microsoft.com/office/word/2015/wordml/symex" xmlns:wpg="http://schemas.microsoft.com/office/word/2010/wordprocessingGroup" xmlns:wpi="http://schemas.microsoft.com/office/word/2010/wordprocessingInk" xmlns:wne="http://schemas.microsoft.com/office/word/2006/wordml" xmlns:wps="http://schemas.microsoft.com/office/word/2010/wordprocessingShape" mc:Ignorable="w14 w15 w16se w16cid w16 w16cex w16sdtdh w16sdtfl w16du wp14">
   <w:abstractNum w:abstractNumId="0" w15:restartNumberingAfterBreak="0">
     <w:nsid w:val="915C93DA"/>
     <w:multiLevelType w:val="singleLevel"/>
@@ -22453,16 +22435,16 @@
       </w:rPr>
     </w:lvl>
   </w:abstractNum>
-  <w:num w:numId="1">
+  <w:num w:numId="1" w16cid:durableId="1957515425">
     <w:abstractNumId w:val="11"/>
   </w:num>
-  <w:num w:numId="2">
+  <w:num w:numId="2" w16cid:durableId="1420519807">
     <w:abstractNumId w:val="2"/>
   </w:num>
-  <w:num w:numId="3">
+  <w:num w:numId="3" w16cid:durableId="2008901043">
     <w:abstractNumId w:val="7"/>
   </w:num>
-  <w:num w:numId="4">
+  <w:num w:numId="4" w16cid:durableId="1966304664">
     <w:abstractNumId w:val="6"/>
     <w:lvlOverride w:ilvl="0">
       <w:startOverride w:val="1"/>
@@ -22492,46 +22474,43 @@
       <w:startOverride w:val="1"/>
     </w:lvlOverride>
   </w:num>
-  <w:num w:numId="5">
+  <w:num w:numId="5" w16cid:durableId="430585927">
     <w:abstractNumId w:val="8"/>
   </w:num>
-  <w:num w:numId="6">
+  <w:num w:numId="6" w16cid:durableId="107244567">
     <w:abstractNumId w:val="4"/>
   </w:num>
-  <w:num w:numId="7">
+  <w:num w:numId="7" w16cid:durableId="258834384">
     <w:abstractNumId w:val="0"/>
   </w:num>
-  <w:num w:numId="8">
+  <w:num w:numId="8" w16cid:durableId="1714648886">
     <w:abstractNumId w:val="10"/>
   </w:num>
-  <w:num w:numId="9">
+  <w:num w:numId="9" w16cid:durableId="870650701">
     <w:abstractNumId w:val="1"/>
   </w:num>
-  <w:num w:numId="10">
+  <w:num w:numId="10" w16cid:durableId="1925916730">
     <w:abstractNumId w:val="9"/>
   </w:num>
-  <w:num w:numId="11">
+  <w:num w:numId="11" w16cid:durableId="716928970">
     <w:abstractNumId w:val="3"/>
   </w:num>
-  <w:num w:numId="12">
+  <w:num w:numId="12" w16cid:durableId="1924947614">
     <w:abstractNumId w:val="5"/>
   </w:num>
 </w:numbering>
 </file>
 
 <file path=word/people.xml><?xml version="1.0" encoding="utf-8"?>
-<w15:people xmlns:wpc="http://schemas.microsoft.com/office/word/2010/wordprocessingCanvas" xmlns:cx="http://schemas.microsoft.com/office/drawing/2014/chartex" xmlns:cx1="http://schemas.microsoft.com/office/drawing/2015/9/8/chartex" xmlns:cx2="http://schemas.microsoft.com/office/drawing/2015/10/21/chartex" xmlns:cx3="http://schemas.microsoft.com/office/drawing/2016/5/9/chartex" xmlns:cx4="http://schemas.microsoft.com/office/drawing/2016/5/10/chartex" xmlns:cx5="http://schemas.microsoft.com/office/drawing/2016/5/11/chartex" xmlns:cx6="http://schemas.microsoft.com/office/drawing/2016/5/12/chartex" xmlns:cx7="http://schemas.microsoft.com/office/drawing/2016/5/13/chartex" xmlns:cx8="http://schemas.microsoft.com/office/drawing/2016/5/14/chartex" xmlns:mc="http://schemas.openxmlformats.org/markup-compatibility/2006" xmlns:aink="http://schemas.microsoft.com/office/drawing/2016/ink" xmlns:am3d="http://schemas.microsoft.com/office/drawing/2017/model3d" xmlns:o="urn:schemas-microsoft-com:office:office" xmlns:r="http://schemas.openxmlformats.org/officeDocument/2006/relationships" xmlns:m="http://schemas.openxmlformats.org/officeDocument/2006/math" xmlns:v="urn:schemas-microsoft-com:vml" xmlns:wp14="http://schemas.microsoft.com/office/word/2010/wordprocessingDrawing" xmlns:wp="http://schemas.openxmlformats.org/drawingml/2006/wordprocessingDrawing" xmlns:w10="urn:schemas-microsoft-com:office:word" xmlns:w="http://schemas.openxmlformats.org/wordprocessingml/2006/main" xmlns:w14="http://schemas.microsoft.com/office/word/2010/wordml" xmlns:w15="http://schemas.microsoft.com/office/word/2012/wordml" xmlns:w16cex="http://schemas.microsoft.com/office/word/2018/wordml/cex" xmlns:w16cid="http://schemas.microsoft.com/office/word/2016/wordml/cid" xmlns:w16="http://schemas.microsoft.com/office/word/2018/wordml" xmlns:w16se="http://schemas.microsoft.com/office/word/2015/wordml/symex" xmlns:wpg="http://schemas.microsoft.com/office/word/2010/wordprocessingGroup" xmlns:wpi="http://schemas.microsoft.com/office/word/2010/wordprocessingInk" xmlns:wne="http://schemas.microsoft.com/office/word/2006/wordml" xmlns:wps="http://schemas.microsoft.com/office/word/2010/wordprocessingShape" mc:Ignorable="w14 w15 w16se w16cid w16 w16cex wp14">
+<w15:people xmlns:wpc="http://schemas.microsoft.com/office/word/2010/wordprocessingCanvas" xmlns:cx="http://schemas.microsoft.com/office/drawing/2014/chartex" xmlns:cx1="http://schemas.microsoft.com/office/drawing/2015/9/8/chartex" xmlns:cx2="http://schemas.microsoft.com/office/drawing/2015/10/21/chartex" xmlns:cx3="http://schemas.microsoft.com/office/drawing/2016/5/9/chartex" xmlns:cx4="http://schemas.microsoft.com/office/drawing/2016/5/10/chartex" xmlns:cx5="http://schemas.microsoft.com/office/drawing/2016/5/11/chartex" xmlns:cx6="http://schemas.microsoft.com/office/drawing/2016/5/12/chartex" xmlns:cx7="http://schemas.microsoft.com/office/drawing/2016/5/13/chartex" xmlns:cx8="http://schemas.microsoft.com/office/drawing/2016/5/14/chartex" xmlns:mc="http://schemas.openxmlformats.org/markup-compatibility/2006" xmlns:aink="http://schemas.microsoft.com/office/drawing/2016/ink" xmlns:am3d="http://schemas.microsoft.com/office/drawing/2017/model3d" xmlns:o="urn:schemas-microsoft-com:office:office" xmlns:oel="http://schemas.microsoft.com/office/2019/extlst" xmlns:r="http://schemas.openxmlformats.org/officeDocument/2006/relationships" xmlns:m="http://schemas.openxmlformats.org/officeDocument/2006/math" xmlns:v="urn:schemas-microsoft-com:vml" xmlns:wp14="http://schemas.microsoft.com/office/word/2010/wordprocessingDrawing" xmlns:wp="http://schemas.openxmlformats.org/drawingml/2006/wordprocessingDrawing" xmlns:w10="urn:schemas-microsoft-com:office:word" xmlns:w="http://schemas.openxmlformats.org/wordprocessingml/2006/main" xmlns:w14="http://schemas.microsoft.com/office/word/2010/wordml" xmlns:w15="http://schemas.microsoft.com/office/word/2012/wordml" xmlns:w16cex="http://schemas.microsoft.com/office/word/2018/wordml/cex" xmlns:w16cid="http://schemas.microsoft.com/office/word/2016/wordml/cid" xmlns:w16="http://schemas.microsoft.com/office/word/2018/wordml" xmlns:w16du="http://schemas.microsoft.com/office/word/2023/wordml/word16du" xmlns:w16sdtdh="http://schemas.microsoft.com/office/word/2020/wordml/sdtdatahash" xmlns:w16sdtfl="http://schemas.microsoft.com/office/word/2024/wordml/sdtformatlock" xmlns:w16se="http://schemas.microsoft.com/office/word/2015/wordml/symex" xmlns:wpg="http://schemas.microsoft.com/office/word/2010/wordprocessingGroup" xmlns:wpi="http://schemas.microsoft.com/office/word/2010/wordprocessingInk" xmlns:wne="http://schemas.microsoft.com/office/word/2006/wordml" xmlns:wps="http://schemas.microsoft.com/office/word/2010/wordprocessingShape" mc:Ignorable="w14 w15 w16se w16cid w16 w16cex w16sdtdh w16sdtfl w16du wp14">
   <w15:person w15:author="Kalentyev Alexey">
     <w15:presenceInfo w15:providerId="Windows Live" w15:userId="da819b8650d7d997"/>
-  </w15:person>
-  <w15:person w15:author="Максим Лавор">
-    <w15:presenceInfo w15:providerId="Windows Live" w15:userId="cb7afbf9440fe8f7"/>
   </w15:person>
 </w15:people>
 </file>
 
 <file path=word/styles.xml><?xml version="1.0" encoding="utf-8"?>
-<w:styles xmlns:mc="http://schemas.openxmlformats.org/markup-compatibility/2006" xmlns:r="http://schemas.openxmlformats.org/officeDocument/2006/relationships" xmlns:w="http://schemas.openxmlformats.org/wordprocessingml/2006/main" xmlns:w14="http://schemas.microsoft.com/office/word/2010/wordml" xmlns:w15="http://schemas.microsoft.com/office/word/2012/wordml" xmlns:w16cex="http://schemas.microsoft.com/office/word/2018/wordml/cex" xmlns:w16cid="http://schemas.microsoft.com/office/word/2016/wordml/cid" xmlns:w16="http://schemas.microsoft.com/office/word/2018/wordml" xmlns:w16se="http://schemas.microsoft.com/office/word/2015/wordml/symex" mc:Ignorable="w14 w15 w16se w16cid w16 w16cex">
+<w:styles xmlns:mc="http://schemas.openxmlformats.org/markup-compatibility/2006" xmlns:r="http://schemas.openxmlformats.org/officeDocument/2006/relationships" xmlns:w="http://schemas.openxmlformats.org/wordprocessingml/2006/main" xmlns:w14="http://schemas.microsoft.com/office/word/2010/wordml" xmlns:w15="http://schemas.microsoft.com/office/word/2012/wordml" xmlns:w16cex="http://schemas.microsoft.com/office/word/2018/wordml/cex" xmlns:w16cid="http://schemas.microsoft.com/office/word/2016/wordml/cid" xmlns:w16="http://schemas.microsoft.com/office/word/2018/wordml" xmlns:w16du="http://schemas.microsoft.com/office/word/2023/wordml/word16du" xmlns:w16sdtdh="http://schemas.microsoft.com/office/word/2020/wordml/sdtdatahash" xmlns:w16sdtfl="http://schemas.microsoft.com/office/word/2024/wordml/sdtformatlock" xmlns:w16se="http://schemas.microsoft.com/office/word/2015/wordml/symex" mc:Ignorable="w14 w15 w16se w16cid w16 w16cex w16sdtdh w16sdtfl w16du">
   <w:docDefaults>
     <w:rPrDefault>
       <w:rPr>

--- a/Пояснительная Записка Лавор 582-1.docx
+++ b/Пояснительная Записка Лавор 582-1.docx
@@ -1,6 +1,6 @@
 
 <file path=word/document.xml><?xml version="1.0" encoding="utf-8"?>
-<w:document xmlns:wpc="http://schemas.microsoft.com/office/word/2010/wordprocessingCanvas" xmlns:cx="http://schemas.microsoft.com/office/drawing/2014/chartex" xmlns:cx1="http://schemas.microsoft.com/office/drawing/2015/9/8/chartex" xmlns:cx2="http://schemas.microsoft.com/office/drawing/2015/10/21/chartex" xmlns:cx3="http://schemas.microsoft.com/office/drawing/2016/5/9/chartex" xmlns:cx4="http://schemas.microsoft.com/office/drawing/2016/5/10/chartex" xmlns:cx5="http://schemas.microsoft.com/office/drawing/2016/5/11/chartex" xmlns:cx6="http://schemas.microsoft.com/office/drawing/2016/5/12/chartex" xmlns:cx7="http://schemas.microsoft.com/office/drawing/2016/5/13/chartex" xmlns:cx8="http://schemas.microsoft.com/office/drawing/2016/5/14/chartex" xmlns:mc="http://schemas.openxmlformats.org/markup-compatibility/2006" xmlns:aink="http://schemas.microsoft.com/office/drawing/2016/ink" xmlns:am3d="http://schemas.microsoft.com/office/drawing/2017/model3d" xmlns:o="urn:schemas-microsoft-com:office:office" xmlns:oel="http://schemas.microsoft.com/office/2019/extlst" xmlns:r="http://schemas.openxmlformats.org/officeDocument/2006/relationships" xmlns:m="http://schemas.openxmlformats.org/officeDocument/2006/math" xmlns:v="urn:schemas-microsoft-com:vml" xmlns:wp14="http://schemas.microsoft.com/office/word/2010/wordprocessingDrawing" xmlns:wp="http://schemas.openxmlformats.org/drawingml/2006/wordprocessingDrawing" xmlns:w10="urn:schemas-microsoft-com:office:word" xmlns:w="http://schemas.openxmlformats.org/wordprocessingml/2006/main" xmlns:w14="http://schemas.microsoft.com/office/word/2010/wordml" xmlns:w15="http://schemas.microsoft.com/office/word/2012/wordml" xmlns:w16cex="http://schemas.microsoft.com/office/word/2018/wordml/cex" xmlns:w16cid="http://schemas.microsoft.com/office/word/2016/wordml/cid" xmlns:w16="http://schemas.microsoft.com/office/word/2018/wordml" xmlns:w16du="http://schemas.microsoft.com/office/word/2023/wordml/word16du" xmlns:w16sdtdh="http://schemas.microsoft.com/office/word/2020/wordml/sdtdatahash" xmlns:w16sdtfl="http://schemas.microsoft.com/office/word/2024/wordml/sdtformatlock" xmlns:w16se="http://schemas.microsoft.com/office/word/2015/wordml/symex" xmlns:wpg="http://schemas.microsoft.com/office/word/2010/wordprocessingGroup" xmlns:wpi="http://schemas.microsoft.com/office/word/2010/wordprocessingInk" xmlns:wne="http://schemas.microsoft.com/office/word/2006/wordml" xmlns:wps="http://schemas.microsoft.com/office/word/2010/wordprocessingShape" mc:Ignorable="w14 w15 w16se w16cid w16 w16cex w16sdtdh w16sdtfl w16du wp14">
+<w:document xmlns:wpc="http://schemas.microsoft.com/office/word/2010/wordprocessingCanvas" xmlns:cx="http://schemas.microsoft.com/office/drawing/2014/chartex" xmlns:cx1="http://schemas.microsoft.com/office/drawing/2015/9/8/chartex" xmlns:cx2="http://schemas.microsoft.com/office/drawing/2015/10/21/chartex" xmlns:cx3="http://schemas.microsoft.com/office/drawing/2016/5/9/chartex" xmlns:cx4="http://schemas.microsoft.com/office/drawing/2016/5/10/chartex" xmlns:cx5="http://schemas.microsoft.com/office/drawing/2016/5/11/chartex" xmlns:cx6="http://schemas.microsoft.com/office/drawing/2016/5/12/chartex" xmlns:cx7="http://schemas.microsoft.com/office/drawing/2016/5/13/chartex" xmlns:cx8="http://schemas.microsoft.com/office/drawing/2016/5/14/chartex" xmlns:mc="http://schemas.openxmlformats.org/markup-compatibility/2006" xmlns:aink="http://schemas.microsoft.com/office/drawing/2016/ink" xmlns:am3d="http://schemas.microsoft.com/office/drawing/2017/model3d" xmlns:o="urn:schemas-microsoft-com:office:office" xmlns:r="http://schemas.openxmlformats.org/officeDocument/2006/relationships" xmlns:m="http://schemas.openxmlformats.org/officeDocument/2006/math" xmlns:v="urn:schemas-microsoft-com:vml" xmlns:wp14="http://schemas.microsoft.com/office/word/2010/wordprocessingDrawing" xmlns:wp="http://schemas.openxmlformats.org/drawingml/2006/wordprocessingDrawing" xmlns:w10="urn:schemas-microsoft-com:office:word" xmlns:w="http://schemas.openxmlformats.org/wordprocessingml/2006/main" xmlns:w14="http://schemas.microsoft.com/office/word/2010/wordml" xmlns:w15="http://schemas.microsoft.com/office/word/2012/wordml" xmlns:w16cex="http://schemas.microsoft.com/office/word/2018/wordml/cex" xmlns:w16cid="http://schemas.microsoft.com/office/word/2016/wordml/cid" xmlns:w16="http://schemas.microsoft.com/office/word/2018/wordml" xmlns:w16se="http://schemas.microsoft.com/office/word/2015/wordml/symex" xmlns:wpg="http://schemas.microsoft.com/office/word/2010/wordprocessingGroup" xmlns:wpi="http://schemas.microsoft.com/office/word/2010/wordprocessingInk" xmlns:wne="http://schemas.microsoft.com/office/word/2006/wordml" xmlns:wps="http://schemas.microsoft.com/office/word/2010/wordprocessingShape" mc:Ignorable="w14 w15 w16se w16cid w16 w16cex wp14">
   <w:body>
     <w:p>
       <w:pPr>
@@ -296,8 +296,13 @@
               </w:rPr>
               <w:t>c</w:t>
             </w:r>
-            <w:r>
-              <w:t xml:space="preserve">тудент гр. </w:t>
+            <w:proofErr w:type="spellStart"/>
+            <w:r>
+              <w:t>тудент</w:t>
+            </w:r>
+            <w:proofErr w:type="spellEnd"/>
+            <w:r>
+              <w:t xml:space="preserve"> гр. </w:t>
             </w:r>
             <w:r>
               <w:t>582-1</w:t>
@@ -327,6 +332,7 @@
               <w:ind w:firstLine="0"/>
               <w:jc w:val="right"/>
             </w:pPr>
+            <w:proofErr w:type="gramStart"/>
             <w:r>
               <w:t>«</w:t>
             </w:r>
@@ -334,7 +340,14 @@
               <w:rPr>
                 <w:u w:val="single"/>
               </w:rPr>
-              <w:t xml:space="preserve">   </w:t>
+              <w:t xml:space="preserve">  </w:t>
+            </w:r>
+            <w:proofErr w:type="gramEnd"/>
+            <w:r>
+              <w:rPr>
+                <w:u w:val="single"/>
+              </w:rPr>
+              <w:t xml:space="preserve"> </w:t>
             </w:r>
             <w:r>
               <w:rPr>
@@ -473,6 +486,7 @@
             <w:r>
               <w:t xml:space="preserve"> </w:t>
             </w:r>
+            <w:proofErr w:type="spellStart"/>
             <w:r>
               <w:t>А</w:t>
             </w:r>
@@ -488,6 +502,7 @@
             <w:r>
               <w:t>Калентьев</w:t>
             </w:r>
+            <w:proofErr w:type="spellEnd"/>
             <w:r>
               <w:t xml:space="preserve"> </w:t>
             </w:r>
@@ -497,6 +512,7 @@
               <w:ind w:firstLine="0"/>
               <w:jc w:val="right"/>
             </w:pPr>
+            <w:proofErr w:type="gramStart"/>
             <w:r>
               <w:t>«</w:t>
             </w:r>
@@ -504,7 +520,14 @@
               <w:rPr>
                 <w:u w:val="single"/>
               </w:rPr>
-              <w:t xml:space="preserve">   </w:t>
+              <w:t xml:space="preserve">  </w:t>
+            </w:r>
+            <w:proofErr w:type="gramEnd"/>
+            <w:r>
+              <w:rPr>
+                <w:u w:val="single"/>
+              </w:rPr>
+              <w:t xml:space="preserve"> </w:t>
             </w:r>
             <w:r>
               <w:rPr>
@@ -732,6 +755,7 @@
         </w:rPr>
         <w:t xml:space="preserve"> 2022 С</w:t>
       </w:r>
+      <w:proofErr w:type="spellStart"/>
       <w:r>
         <w:rPr>
           <w:bCs/>
@@ -740,6 +764,7 @@
         <w:t>ommunity</w:t>
       </w:r>
       <w:bookmarkEnd w:id="0"/>
+      <w:proofErr w:type="spellEnd"/>
       <w:r>
         <w:t xml:space="preserve">. В разработке использовалась система контроля версий </w:t>
       </w:r>
@@ -1870,7 +1895,49 @@
         <w:rPr>
           <w:color w:val="000000"/>
         </w:rPr>
-        <w:t>(Component Object Model)</w:t>
+        <w:t>(</w:t>
+      </w:r>
+      <w:proofErr w:type="spellStart"/>
+      <w:r>
+        <w:rPr>
+          <w:color w:val="000000"/>
+        </w:rPr>
+        <w:t>Component</w:t>
+      </w:r>
+      <w:proofErr w:type="spellEnd"/>
+      <w:r>
+        <w:rPr>
+          <w:color w:val="000000"/>
+        </w:rPr>
+        <w:t xml:space="preserve"> </w:t>
+      </w:r>
+      <w:proofErr w:type="spellStart"/>
+      <w:r>
+        <w:rPr>
+          <w:color w:val="000000"/>
+        </w:rPr>
+        <w:t>Object</w:t>
+      </w:r>
+      <w:proofErr w:type="spellEnd"/>
+      <w:r>
+        <w:rPr>
+          <w:color w:val="000000"/>
+        </w:rPr>
+        <w:t xml:space="preserve"> </w:t>
+      </w:r>
+      <w:proofErr w:type="spellStart"/>
+      <w:r>
+        <w:rPr>
+          <w:color w:val="000000"/>
+        </w:rPr>
+        <w:t>Model</w:t>
+      </w:r>
+      <w:proofErr w:type="spellEnd"/>
+      <w:r>
+        <w:rPr>
+          <w:color w:val="000000"/>
+        </w:rPr>
+        <w:t>)</w:t>
       </w:r>
       <w:r>
         <w:rPr>
@@ -2497,7 +2564,23 @@
                 <w:sz w:val="24"/>
                 <w:szCs w:val="24"/>
               </w:rPr>
-              <w:t>RSDN Magazine #1-2004</w:t>
+              <w:t xml:space="preserve">RSDN </w:t>
+            </w:r>
+            <w:proofErr w:type="spellStart"/>
+            <w:r>
+              <w:rPr>
+                <w:sz w:val="24"/>
+                <w:szCs w:val="24"/>
+              </w:rPr>
+              <w:t>Magazine</w:t>
+            </w:r>
+            <w:proofErr w:type="spellEnd"/>
+            <w:r>
+              <w:rPr>
+                <w:sz w:val="24"/>
+                <w:szCs w:val="24"/>
+              </w:rPr>
+              <w:t xml:space="preserve"> #1-2004</w:t>
             </w:r>
           </w:p>
         </w:tc>
@@ -2934,7 +3017,25 @@
                 <w:sz w:val="24"/>
                 <w:szCs w:val="24"/>
               </w:rPr>
-              <w:t>RSDN Magazine #1-2004</w:t>
+              <w:t xml:space="preserve">RSDN </w:t>
+            </w:r>
+            <w:proofErr w:type="spellStart"/>
+            <w:r>
+              <w:rPr>
+                <w:color w:val="000000"/>
+                <w:sz w:val="24"/>
+                <w:szCs w:val="24"/>
+              </w:rPr>
+              <w:t>Magazine</w:t>
+            </w:r>
+            <w:proofErr w:type="spellEnd"/>
+            <w:r>
+              <w:rPr>
+                <w:color w:val="000000"/>
+                <w:sz w:val="24"/>
+                <w:szCs w:val="24"/>
+              </w:rPr>
+              <w:t xml:space="preserve"> #1-2004</w:t>
             </w:r>
           </w:p>
           <w:p>
@@ -3883,7 +3984,35 @@
         <w:rPr>
           <w:szCs w:val="28"/>
         </w:rPr>
-        <w:t>Угол наклона стенки бокала a1 (не может быть отрицательным и должно выполняться условие: sin(a1)*l1 &lt;= (r2)/2);</w:t>
+        <w:t xml:space="preserve">Угол наклона стенки бокала a1 (не может быть отрицательным и должно выполняться условие: </w:t>
+      </w:r>
+      <w:proofErr w:type="spellStart"/>
+      <w:r>
+        <w:rPr>
+          <w:szCs w:val="28"/>
+        </w:rPr>
+        <w:t>sin</w:t>
+      </w:r>
+      <w:proofErr w:type="spellEnd"/>
+      <w:r>
+        <w:rPr>
+          <w:szCs w:val="28"/>
+        </w:rPr>
+        <w:t>(a</w:t>
+      </w:r>
+      <w:proofErr w:type="gramStart"/>
+      <w:r>
+        <w:rPr>
+          <w:szCs w:val="28"/>
+        </w:rPr>
+        <w:t>1)*</w:t>
+      </w:r>
+      <w:proofErr w:type="gramEnd"/>
+      <w:r>
+        <w:rPr>
+          <w:szCs w:val="28"/>
+        </w:rPr>
+        <w:t>l1 &lt;= (r2)/2);</w:t>
       </w:r>
     </w:p>
     <w:p>
@@ -3929,9 +4058,19 @@
       <w:r>
         <w:t xml:space="preserve">В качестве среды разработки была выбрана </w:t>
       </w:r>
-      <w:r>
-        <w:t>Visual Studio</w:t>
-      </w:r>
+      <w:proofErr w:type="spellStart"/>
+      <w:r>
+        <w:t>Visual</w:t>
+      </w:r>
+      <w:proofErr w:type="spellEnd"/>
+      <w:r>
+        <w:t xml:space="preserve"> </w:t>
+      </w:r>
+      <w:proofErr w:type="spellStart"/>
+      <w:r>
+        <w:t>Studio</w:t>
+      </w:r>
+      <w:proofErr w:type="spellEnd"/>
       <w:r>
         <w:t xml:space="preserve"> 2022</w:t>
       </w:r>
@@ -3947,9 +4086,11 @@
       <w:r>
         <w:t>имеет официальную бесплатную версию «</w:t>
       </w:r>
+      <w:proofErr w:type="spellStart"/>
       <w:r>
         <w:t>Community</w:t>
       </w:r>
+      <w:proofErr w:type="spellEnd"/>
       <w:r>
         <w:t>»</w:t>
       </w:r>
@@ -4018,9 +4159,19 @@
       <w:r>
         <w:t xml:space="preserve"> </w:t>
       </w:r>
-      <w:r>
-        <w:t>Windows Forms</w:t>
-      </w:r>
+      <w:proofErr w:type="spellStart"/>
+      <w:r>
+        <w:t>Windows</w:t>
+      </w:r>
+      <w:proofErr w:type="spellEnd"/>
+      <w:r>
+        <w:t xml:space="preserve"> </w:t>
+      </w:r>
+      <w:proofErr w:type="spellStart"/>
+      <w:r>
+        <w:t>Forms</w:t>
+      </w:r>
+      <w:proofErr w:type="spellEnd"/>
       <w:r>
         <w:t>.</w:t>
       </w:r>
@@ -4112,7 +4263,21 @@
         <w:rPr>
           <w:lang w:val="en-US"/>
         </w:rPr>
-        <w:t xml:space="preserve">: NUnit 3.14.0 — </w:t>
+        <w:t xml:space="preserve">: </w:t>
+      </w:r>
+      <w:proofErr w:type="spellStart"/>
+      <w:r>
+        <w:rPr>
+          <w:lang w:val="en-US"/>
+        </w:rPr>
+        <w:t>NUnit</w:t>
+      </w:r>
+      <w:proofErr w:type="spellEnd"/>
+      <w:r>
+        <w:rPr>
+          <w:lang w:val="en-US"/>
+        </w:rPr>
+        <w:t xml:space="preserve"> 3.14.0 — </w:t>
       </w:r>
       <w:r>
         <w:t>современный</w:t>
@@ -4175,7 +4340,21 @@
         <w:rPr>
           <w:lang w:val="en-US"/>
         </w:rPr>
-        <w:t xml:space="preserve"> NUnit-</w:t>
+        <w:t xml:space="preserve"> </w:t>
+      </w:r>
+      <w:proofErr w:type="spellStart"/>
+      <w:r>
+        <w:rPr>
+          <w:lang w:val="en-US"/>
+        </w:rPr>
+        <w:t>NUnit</w:t>
+      </w:r>
+      <w:proofErr w:type="spellEnd"/>
+      <w:r>
+        <w:rPr>
+          <w:lang w:val="en-US"/>
+        </w:rPr>
+        <w:t>-</w:t>
       </w:r>
       <w:r>
         <w:t>тестов</w:t>
@@ -4193,7 +4372,21 @@
         <w:rPr>
           <w:lang w:val="en-US"/>
         </w:rPr>
-        <w:t xml:space="preserve"> Visual Studio, Coverlet.Collector 6.0.0 — </w:t>
+        <w:t xml:space="preserve"> Visual Studio, </w:t>
+      </w:r>
+      <w:proofErr w:type="spellStart"/>
+      <w:r>
+        <w:rPr>
+          <w:lang w:val="en-US"/>
+        </w:rPr>
+        <w:t>Coverlet.Collector</w:t>
+      </w:r>
+      <w:proofErr w:type="spellEnd"/>
+      <w:r>
+        <w:rPr>
+          <w:lang w:val="en-US"/>
+        </w:rPr>
+        <w:t xml:space="preserve"> 6.0.0 — </w:t>
       </w:r>
       <w:r>
         <w:t>инструмент</w:t>
@@ -4262,12 +4455,14 @@
       <w:r>
         <w:t xml:space="preserve">Инструмент контроля качества кода — </w:t>
       </w:r>
+      <w:proofErr w:type="spellStart"/>
       <w:r>
         <w:rPr>
           <w:lang w:val="en-US"/>
         </w:rPr>
         <w:t>StyleCop</w:t>
       </w:r>
+      <w:proofErr w:type="spellEnd"/>
       <w:r>
         <w:t>.</w:t>
       </w:r>
@@ -4548,7 +4743,23 @@
         <w:ind w:right="59" w:firstLine="0"/>
       </w:pPr>
       <w:r>
-        <w:t>Первым аналогом является приложения «Teapot Plugin»</w:t>
+        <w:t>Первым аналогом является приложения «</w:t>
+      </w:r>
+      <w:proofErr w:type="spellStart"/>
+      <w:r>
+        <w:t>Teapot</w:t>
+      </w:r>
+      <w:proofErr w:type="spellEnd"/>
+      <w:r>
+        <w:t xml:space="preserve"> </w:t>
+      </w:r>
+      <w:proofErr w:type="spellStart"/>
+      <w:r>
+        <w:t>Plugin</w:t>
+      </w:r>
+      <w:proofErr w:type="spellEnd"/>
+      <w:r>
+        <w:t>»</w:t>
       </w:r>
       <w:r>
         <w:t xml:space="preserve"> [3]</w:t>
@@ -4664,9 +4875,19 @@
         </w:rPr>
         <w:t xml:space="preserve"> Интерфейс приложения «</w:t>
       </w:r>
-      <w:r>
-        <w:t>Teapot Plugin</w:t>
-      </w:r>
+      <w:proofErr w:type="spellStart"/>
+      <w:r>
+        <w:t>Teapot</w:t>
+      </w:r>
+      <w:proofErr w:type="spellEnd"/>
+      <w:r>
+        <w:t xml:space="preserve"> </w:t>
+      </w:r>
+      <w:proofErr w:type="spellStart"/>
+      <w:r>
+        <w:t>Plugin</w:t>
+      </w:r>
+      <w:proofErr w:type="spellEnd"/>
       <w:r>
         <w:rPr>
           <w:rFonts w:eastAsia="SimSun"/>
@@ -4697,7 +4918,15 @@
         <w:t xml:space="preserve">Вторым аналогом является </w:t>
       </w:r>
       <w:r>
-        <w:t>программа автоматического построения 3D моделей и разверток по заданным значениям в AutoCAD «Лекало». Расчет и построение механических передач</w:t>
+        <w:t xml:space="preserve">программа автоматического построения 3D моделей и разверток по заданным значениям в </w:t>
+      </w:r>
+      <w:proofErr w:type="spellStart"/>
+      <w:r>
+        <w:t>AutoCAD</w:t>
+      </w:r>
+      <w:proofErr w:type="spellEnd"/>
+      <w:r>
+        <w:t xml:space="preserve"> «Лекало». Расчет и построение механических передач</w:t>
       </w:r>
     </w:p>
     <w:p>
@@ -4705,7 +4934,15 @@
         <w:ind w:right="59"/>
       </w:pPr>
       <w:r>
-        <w:t>Данная программа позволяет создавать следующие 3D модели в AutoCAD посредством ввода размеров с клавиатуры:</w:t>
+        <w:t xml:space="preserve">Данная программа позволяет создавать следующие 3D модели в </w:t>
+      </w:r>
+      <w:proofErr w:type="spellStart"/>
+      <w:r>
+        <w:t>AutoCAD</w:t>
+      </w:r>
+      <w:proofErr w:type="spellEnd"/>
+      <w:r>
+        <w:t xml:space="preserve"> посредством ввода размеров с клавиатуры:</w:t>
       </w:r>
     </w:p>
     <w:p>
@@ -4774,7 +5011,15 @@
         <w:contextualSpacing/>
       </w:pPr>
       <w:r>
-        <w:t>элементы гидро- и пнемвоприводов;</w:t>
+        <w:t xml:space="preserve">элементы гидро- и </w:t>
+      </w:r>
+      <w:proofErr w:type="spellStart"/>
+      <w:r>
+        <w:t>пнемвоприводов</w:t>
+      </w:r>
+      <w:proofErr w:type="spellEnd"/>
+      <w:r>
+        <w:t>;</w:t>
       </w:r>
     </w:p>
     <w:p>
@@ -5614,8 +5859,18 @@
                 <w:sz w:val="24"/>
                 <w:szCs w:val="24"/>
               </w:rPr>
-              <w:t>_textBoxMappings</w:t>
-            </w:r>
+              <w:t>_</w:t>
+            </w:r>
+            <w:proofErr w:type="spellStart"/>
+            <w:r>
+              <w:rPr>
+                <w:color w:val="000000"/>
+                <w:sz w:val="24"/>
+                <w:szCs w:val="24"/>
+              </w:rPr>
+              <w:t>textBoxMappings</w:t>
+            </w:r>
+            <w:proofErr w:type="spellEnd"/>
           </w:p>
         </w:tc>
         <w:tc>
@@ -5647,7 +5902,47 @@
                 <w:szCs w:val="24"/>
                 <w:lang w:val="en-US"/>
               </w:rPr>
-              <w:t>Dictionary&lt;TextBox, ParameterType&gt;</w:t>
+              <w:t>Dictionary&lt;</w:t>
+            </w:r>
+            <w:proofErr w:type="spellStart"/>
+            <w:r>
+              <w:rPr>
+                <w:color w:val="000000"/>
+                <w:sz w:val="24"/>
+                <w:szCs w:val="24"/>
+                <w:lang w:val="en-US"/>
+              </w:rPr>
+              <w:t>TextBox</w:t>
+            </w:r>
+            <w:proofErr w:type="spellEnd"/>
+            <w:r>
+              <w:rPr>
+                <w:color w:val="000000"/>
+                <w:sz w:val="24"/>
+                <w:szCs w:val="24"/>
+                <w:lang w:val="en-US"/>
+              </w:rPr>
+              <w:t xml:space="preserve">, </w:t>
+            </w:r>
+            <w:proofErr w:type="spellStart"/>
+            <w:r>
+              <w:rPr>
+                <w:color w:val="000000"/>
+                <w:sz w:val="24"/>
+                <w:szCs w:val="24"/>
+                <w:lang w:val="en-US"/>
+              </w:rPr>
+              <w:t>ParameterType</w:t>
+            </w:r>
+            <w:proofErr w:type="spellEnd"/>
+            <w:r>
+              <w:rPr>
+                <w:color w:val="000000"/>
+                <w:sz w:val="24"/>
+                <w:szCs w:val="24"/>
+                <w:lang w:val="en-US"/>
+              </w:rPr>
+              <w:t>&gt;</w:t>
             </w:r>
           </w:p>
         </w:tc>
@@ -5677,7 +5972,25 @@
                 <w:sz w:val="24"/>
                 <w:szCs w:val="24"/>
               </w:rPr>
-              <w:t>Хранит словарь соответствий текстбоксов с типом параметра</w:t>
+              <w:t xml:space="preserve">Хранит словарь соответствий </w:t>
+            </w:r>
+            <w:proofErr w:type="spellStart"/>
+            <w:r>
+              <w:rPr>
+                <w:color w:val="000000"/>
+                <w:sz w:val="24"/>
+                <w:szCs w:val="24"/>
+              </w:rPr>
+              <w:t>текстбоксов</w:t>
+            </w:r>
+            <w:proofErr w:type="spellEnd"/>
+            <w:r>
+              <w:rPr>
+                <w:color w:val="000000"/>
+                <w:sz w:val="24"/>
+                <w:szCs w:val="24"/>
+              </w:rPr>
+              <w:t xml:space="preserve"> с типом параметра</w:t>
             </w:r>
           </w:p>
         </w:tc>
@@ -5712,8 +6025,18 @@
                 <w:sz w:val="24"/>
                 <w:szCs w:val="24"/>
               </w:rPr>
-              <w:t>_controlMap</w:t>
-            </w:r>
+              <w:t>_</w:t>
+            </w:r>
+            <w:proofErr w:type="spellStart"/>
+            <w:r>
+              <w:rPr>
+                <w:color w:val="000000"/>
+                <w:sz w:val="24"/>
+                <w:szCs w:val="24"/>
+              </w:rPr>
+              <w:t>controlMap</w:t>
+            </w:r>
+            <w:proofErr w:type="spellEnd"/>
           </w:p>
         </w:tc>
         <w:tc>
@@ -5745,7 +6068,87 @@
                 <w:szCs w:val="24"/>
                 <w:lang w:val="en-US"/>
               </w:rPr>
-              <w:t>Dictionary&lt;ParameterType, (TextBox TextBox, ToolTip ToolTip, Label Label)&gt;</w:t>
+              <w:t>Dictionary&lt;</w:t>
+            </w:r>
+            <w:proofErr w:type="spellStart"/>
+            <w:r>
+              <w:rPr>
+                <w:color w:val="000000"/>
+                <w:sz w:val="24"/>
+                <w:szCs w:val="24"/>
+                <w:lang w:val="en-US"/>
+              </w:rPr>
+              <w:t>ParameterType</w:t>
+            </w:r>
+            <w:proofErr w:type="spellEnd"/>
+            <w:r>
+              <w:rPr>
+                <w:color w:val="000000"/>
+                <w:sz w:val="24"/>
+                <w:szCs w:val="24"/>
+                <w:lang w:val="en-US"/>
+              </w:rPr>
+              <w:t>, (</w:t>
+            </w:r>
+            <w:proofErr w:type="spellStart"/>
+            <w:r>
+              <w:rPr>
+                <w:color w:val="000000"/>
+                <w:sz w:val="24"/>
+                <w:szCs w:val="24"/>
+                <w:lang w:val="en-US"/>
+              </w:rPr>
+              <w:t>TextBox</w:t>
+            </w:r>
+            <w:proofErr w:type="spellEnd"/>
+            <w:r>
+              <w:rPr>
+                <w:color w:val="000000"/>
+                <w:sz w:val="24"/>
+                <w:szCs w:val="24"/>
+                <w:lang w:val="en-US"/>
+              </w:rPr>
+              <w:t xml:space="preserve"> </w:t>
+            </w:r>
+            <w:proofErr w:type="spellStart"/>
+            <w:r>
+              <w:rPr>
+                <w:color w:val="000000"/>
+                <w:sz w:val="24"/>
+                <w:szCs w:val="24"/>
+                <w:lang w:val="en-US"/>
+              </w:rPr>
+              <w:t>TextBox</w:t>
+            </w:r>
+            <w:proofErr w:type="spellEnd"/>
+            <w:r>
+              <w:rPr>
+                <w:color w:val="000000"/>
+                <w:sz w:val="24"/>
+                <w:szCs w:val="24"/>
+                <w:lang w:val="en-US"/>
+              </w:rPr>
+              <w:t xml:space="preserve">, ToolTip </w:t>
+            </w:r>
+            <w:proofErr w:type="spellStart"/>
+            <w:r>
+              <w:rPr>
+                <w:color w:val="000000"/>
+                <w:sz w:val="24"/>
+                <w:szCs w:val="24"/>
+                <w:lang w:val="en-US"/>
+              </w:rPr>
+              <w:t>ToolTip</w:t>
+            </w:r>
+            <w:proofErr w:type="spellEnd"/>
+            <w:r>
+              <w:rPr>
+                <w:color w:val="000000"/>
+                <w:sz w:val="24"/>
+                <w:szCs w:val="24"/>
+                <w:lang w:val="en-US"/>
+              </w:rPr>
+              <w:t>, Label Label)&gt;</w:t>
             </w:r>
           </w:p>
         </w:tc>
@@ -6098,6 +6501,7 @@
                 <w:lang w:val="en-US"/>
               </w:rPr>
             </w:pPr>
+            <w:proofErr w:type="spellStart"/>
             <w:r>
               <w:rPr>
                 <w:color w:val="000000"/>
@@ -6106,6 +6510,7 @@
               </w:rPr>
               <w:t>GUI_Load</w:t>
             </w:r>
+            <w:proofErr w:type="spellEnd"/>
           </w:p>
         </w:tc>
         <w:tc>
@@ -6123,13 +6528,59 @@
                 <w:szCs w:val="24"/>
               </w:rPr>
             </w:pPr>
-            <w:r>
-              <w:rPr>
-                <w:color w:val="000000"/>
-                <w:sz w:val="24"/>
-                <w:szCs w:val="24"/>
-              </w:rPr>
-              <w:t>object: sender, EventArgs: e</w:t>
+            <w:proofErr w:type="spellStart"/>
+            <w:r>
+              <w:rPr>
+                <w:color w:val="000000"/>
+                <w:sz w:val="24"/>
+                <w:szCs w:val="24"/>
+              </w:rPr>
+              <w:t>object</w:t>
+            </w:r>
+            <w:proofErr w:type="spellEnd"/>
+            <w:r>
+              <w:rPr>
+                <w:color w:val="000000"/>
+                <w:sz w:val="24"/>
+                <w:szCs w:val="24"/>
+              </w:rPr>
+              <w:t xml:space="preserve">: </w:t>
+            </w:r>
+            <w:proofErr w:type="spellStart"/>
+            <w:r>
+              <w:rPr>
+                <w:color w:val="000000"/>
+                <w:sz w:val="24"/>
+                <w:szCs w:val="24"/>
+              </w:rPr>
+              <w:t>sender</w:t>
+            </w:r>
+            <w:proofErr w:type="spellEnd"/>
+            <w:r>
+              <w:rPr>
+                <w:color w:val="000000"/>
+                <w:sz w:val="24"/>
+                <w:szCs w:val="24"/>
+              </w:rPr>
+              <w:t xml:space="preserve">, </w:t>
+            </w:r>
+            <w:proofErr w:type="spellStart"/>
+            <w:r>
+              <w:rPr>
+                <w:color w:val="000000"/>
+                <w:sz w:val="24"/>
+                <w:szCs w:val="24"/>
+              </w:rPr>
+              <w:t>EventArgs</w:t>
+            </w:r>
+            <w:proofErr w:type="spellEnd"/>
+            <w:r>
+              <w:rPr>
+                <w:color w:val="000000"/>
+                <w:sz w:val="24"/>
+                <w:szCs w:val="24"/>
+              </w:rPr>
+              <w:t>: e</w:t>
             </w:r>
           </w:p>
         </w:tc>
@@ -6200,6 +6651,7 @@
                 <w:szCs w:val="24"/>
               </w:rPr>
             </w:pPr>
+            <w:proofErr w:type="spellStart"/>
             <w:r>
               <w:rPr>
                 <w:color w:val="000000"/>
@@ -6208,6 +6660,7 @@
               </w:rPr>
               <w:t>InitializeControlMap</w:t>
             </w:r>
+            <w:proofErr w:type="spellEnd"/>
           </w:p>
         </w:tc>
         <w:tc>
@@ -6303,6 +6756,7 @@
                 <w:lang w:val="en-US"/>
               </w:rPr>
             </w:pPr>
+            <w:proofErr w:type="spellStart"/>
             <w:r>
               <w:rPr>
                 <w:color w:val="000000"/>
@@ -6312,6 +6766,7 @@
               </w:rPr>
               <w:t>InitializeTextBoxMapping</w:t>
             </w:r>
+            <w:proofErr w:type="spellEnd"/>
           </w:p>
         </w:tc>
         <w:tc>
@@ -6407,6 +6862,7 @@
                 <w:lang w:val="en-US"/>
               </w:rPr>
             </w:pPr>
+            <w:proofErr w:type="spellStart"/>
             <w:r>
               <w:rPr>
                 <w:color w:val="000000"/>
@@ -6415,6 +6871,7 @@
               </w:rPr>
               <w:t>UpdateAllLimitLabels</w:t>
             </w:r>
+            <w:proofErr w:type="spellEnd"/>
           </w:p>
         </w:tc>
         <w:tc>
@@ -6510,6 +6967,7 @@
                 <w:lang w:val="en-US"/>
               </w:rPr>
             </w:pPr>
+            <w:proofErr w:type="spellStart"/>
             <w:r>
               <w:rPr>
                 <w:color w:val="000000"/>
@@ -6518,6 +6976,7 @@
               </w:rPr>
               <w:t>CreateButton_Click</w:t>
             </w:r>
+            <w:proofErr w:type="spellEnd"/>
           </w:p>
         </w:tc>
         <w:tc>
@@ -6543,7 +7002,27 @@
                 <w:szCs w:val="24"/>
                 <w:lang w:val="en-US"/>
               </w:rPr>
-              <w:t>object: sender, EventArgs: e</w:t>
+              <w:t xml:space="preserve">object: sender, </w:t>
+            </w:r>
+            <w:proofErr w:type="spellStart"/>
+            <w:r>
+              <w:rPr>
+                <w:color w:val="000000"/>
+                <w:sz w:val="24"/>
+                <w:szCs w:val="24"/>
+                <w:lang w:val="en-US"/>
+              </w:rPr>
+              <w:t>EventArgs</w:t>
+            </w:r>
+            <w:proofErr w:type="spellEnd"/>
+            <w:r>
+              <w:rPr>
+                <w:color w:val="000000"/>
+                <w:sz w:val="24"/>
+                <w:szCs w:val="24"/>
+                <w:lang w:val="en-US"/>
+              </w:rPr>
+              <w:t>: e</w:t>
             </w:r>
           </w:p>
         </w:tc>
@@ -6615,6 +7094,7 @@
                 <w:lang w:val="en-US"/>
               </w:rPr>
             </w:pPr>
+            <w:proofErr w:type="spellStart"/>
             <w:r>
               <w:rPr>
                 <w:color w:val="000000"/>
@@ -6623,6 +7103,7 @@
               </w:rPr>
               <w:t>CalculateAndShowCharacteristics</w:t>
             </w:r>
+            <w:proofErr w:type="spellEnd"/>
           </w:p>
         </w:tc>
         <w:tc>
@@ -6717,6 +7198,7 @@
                 <w:szCs w:val="24"/>
               </w:rPr>
             </w:pPr>
+            <w:proofErr w:type="spellStart"/>
             <w:r>
               <w:rPr>
                 <w:color w:val="000000"/>
@@ -6725,6 +7207,7 @@
               </w:rPr>
               <w:t>CheckAll</w:t>
             </w:r>
+            <w:proofErr w:type="spellEnd"/>
           </w:p>
         </w:tc>
         <w:tc>
@@ -6927,6 +7410,7 @@
                 <w:szCs w:val="24"/>
               </w:rPr>
             </w:pPr>
+            <w:proofErr w:type="spellStart"/>
             <w:r>
               <w:rPr>
                 <w:color w:val="000000"/>
@@ -6935,6 +7419,7 @@
               </w:rPr>
               <w:t>ValidateAndUpdate</w:t>
             </w:r>
+            <w:proofErr w:type="spellEnd"/>
           </w:p>
         </w:tc>
         <w:tc>
@@ -6953,15 +7438,37 @@
                 <w:lang w:val="en-US"/>
               </w:rPr>
             </w:pPr>
-            <w:r>
-              <w:rPr>
-                <w:color w:val="000000"/>
-                <w:sz w:val="24"/>
-                <w:szCs w:val="24"/>
-                <w:lang w:val="en-US"/>
-              </w:rPr>
-              <w:t>ParameterType: paramType</w:t>
-            </w:r>
+            <w:proofErr w:type="spellStart"/>
+            <w:r>
+              <w:rPr>
+                <w:color w:val="000000"/>
+                <w:sz w:val="24"/>
+                <w:szCs w:val="24"/>
+                <w:lang w:val="en-US"/>
+              </w:rPr>
+              <w:t>ParameterType</w:t>
+            </w:r>
+            <w:proofErr w:type="spellEnd"/>
+            <w:r>
+              <w:rPr>
+                <w:color w:val="000000"/>
+                <w:sz w:val="24"/>
+                <w:szCs w:val="24"/>
+                <w:lang w:val="en-US"/>
+              </w:rPr>
+              <w:t xml:space="preserve">: </w:t>
+            </w:r>
+            <w:proofErr w:type="spellStart"/>
+            <w:r>
+              <w:rPr>
+                <w:color w:val="000000"/>
+                <w:sz w:val="24"/>
+                <w:szCs w:val="24"/>
+                <w:lang w:val="en-US"/>
+              </w:rPr>
+              <w:t>paramType</w:t>
+            </w:r>
+            <w:proofErr w:type="spellEnd"/>
           </w:p>
         </w:tc>
         <w:tc>
@@ -7031,6 +7538,7 @@
                 <w:szCs w:val="24"/>
               </w:rPr>
             </w:pPr>
+            <w:proofErr w:type="spellStart"/>
             <w:r>
               <w:rPr>
                 <w:color w:val="000000"/>
@@ -7039,6 +7547,7 @@
               </w:rPr>
               <w:t>UnifiedTextChangedHandler</w:t>
             </w:r>
+            <w:proofErr w:type="spellEnd"/>
           </w:p>
         </w:tc>
         <w:tc>
@@ -7064,7 +7573,27 @@
                 <w:szCs w:val="24"/>
                 <w:lang w:val="en-US"/>
               </w:rPr>
-              <w:t>object: sender, EventArgs: e</w:t>
+              <w:t xml:space="preserve">object: sender, </w:t>
+            </w:r>
+            <w:proofErr w:type="spellStart"/>
+            <w:r>
+              <w:rPr>
+                <w:color w:val="000000"/>
+                <w:sz w:val="24"/>
+                <w:szCs w:val="24"/>
+                <w:lang w:val="en-US"/>
+              </w:rPr>
+              <w:t>EventArgs</w:t>
+            </w:r>
+            <w:proofErr w:type="spellEnd"/>
+            <w:r>
+              <w:rPr>
+                <w:color w:val="000000"/>
+                <w:sz w:val="24"/>
+                <w:szCs w:val="24"/>
+                <w:lang w:val="en-US"/>
+              </w:rPr>
+              <w:t>: e</w:t>
             </w:r>
           </w:p>
         </w:tc>
@@ -7114,8 +7643,18 @@
                 <w:sz w:val="24"/>
                 <w:szCs w:val="24"/>
               </w:rPr>
-              <w:t>Универсальный обработчик изменения текста в TextBox</w:t>
-            </w:r>
+              <w:t xml:space="preserve">Универсальный обработчик изменения текста в </w:t>
+            </w:r>
+            <w:proofErr w:type="spellStart"/>
+            <w:r>
+              <w:rPr>
+                <w:color w:val="000000"/>
+                <w:sz w:val="24"/>
+                <w:szCs w:val="24"/>
+              </w:rPr>
+              <w:t>TextBox</w:t>
+            </w:r>
+            <w:proofErr w:type="spellEnd"/>
           </w:p>
         </w:tc>
       </w:tr>
@@ -7135,6 +7674,7 @@
                 <w:szCs w:val="24"/>
               </w:rPr>
             </w:pPr>
+            <w:proofErr w:type="spellStart"/>
             <w:r>
               <w:rPr>
                 <w:color w:val="000000"/>
@@ -7143,6 +7683,7 @@
               </w:rPr>
               <w:t>ResetButton_Click</w:t>
             </w:r>
+            <w:proofErr w:type="spellEnd"/>
           </w:p>
         </w:tc>
         <w:tc>
@@ -7168,7 +7709,27 @@
                 <w:szCs w:val="24"/>
                 <w:lang w:val="en-US"/>
               </w:rPr>
-              <w:t>object: sender, EventArgs: e</w:t>
+              <w:t xml:space="preserve">object: sender, </w:t>
+            </w:r>
+            <w:proofErr w:type="spellStart"/>
+            <w:r>
+              <w:rPr>
+                <w:color w:val="000000"/>
+                <w:sz w:val="24"/>
+                <w:szCs w:val="24"/>
+                <w:lang w:val="en-US"/>
+              </w:rPr>
+              <w:t>EventArgs</w:t>
+            </w:r>
+            <w:proofErr w:type="spellEnd"/>
+            <w:r>
+              <w:rPr>
+                <w:color w:val="000000"/>
+                <w:sz w:val="24"/>
+                <w:szCs w:val="24"/>
+                <w:lang w:val="en-US"/>
+              </w:rPr>
+              <w:t>: e</w:t>
             </w:r>
           </w:p>
         </w:tc>
@@ -7239,6 +7800,7 @@
                 <w:szCs w:val="24"/>
               </w:rPr>
             </w:pPr>
+            <w:proofErr w:type="spellStart"/>
             <w:r>
               <w:rPr>
                 <w:color w:val="000000"/>
@@ -7247,6 +7809,7 @@
               </w:rPr>
               <w:t>ResetFormToDefaults</w:t>
             </w:r>
+            <w:proofErr w:type="spellEnd"/>
           </w:p>
         </w:tc>
         <w:tc>
@@ -7406,6 +7969,7 @@
         </w:rPr>
         <w:t xml:space="preserve">Поля класса </w:t>
       </w:r>
+      <w:proofErr w:type="spellStart"/>
       <w:r>
         <w:rPr>
           <w:color w:val="000000"/>
@@ -7415,6 +7979,7 @@
         </w:rPr>
         <w:t>GlassBuilder</w:t>
       </w:r>
+      <w:proofErr w:type="spellEnd"/>
     </w:p>
     <w:tbl>
       <w:tblPr>
@@ -7569,8 +8134,18 @@
                 <w:sz w:val="24"/>
                 <w:szCs w:val="24"/>
               </w:rPr>
-              <w:t>_wrapper</w:t>
-            </w:r>
+              <w:t>_</w:t>
+            </w:r>
+            <w:proofErr w:type="spellStart"/>
+            <w:r>
+              <w:rPr>
+                <w:color w:val="000000"/>
+                <w:sz w:val="24"/>
+                <w:szCs w:val="24"/>
+              </w:rPr>
+              <w:t>wrapper</w:t>
+            </w:r>
+            <w:proofErr w:type="spellEnd"/>
           </w:p>
         </w:tc>
         <w:tc>
@@ -7597,6 +8172,7 @@
                 <w:lang w:val="en-US"/>
               </w:rPr>
             </w:pPr>
+            <w:proofErr w:type="spellStart"/>
             <w:r>
               <w:rPr>
                 <w:color w:val="000000"/>
@@ -7606,6 +8182,7 @@
               </w:rPr>
               <w:t>KompasWrapper</w:t>
             </w:r>
+            <w:proofErr w:type="spellEnd"/>
           </w:p>
         </w:tc>
         <w:tc>
@@ -7684,6 +8261,7 @@
         </w:rPr>
         <w:t xml:space="preserve">етоды класса </w:t>
       </w:r>
+      <w:proofErr w:type="spellStart"/>
       <w:r>
         <w:rPr>
           <w:color w:val="000000"/>
@@ -7693,6 +8271,7 @@
         </w:rPr>
         <w:t>GlassBuilder</w:t>
       </w:r>
+      <w:proofErr w:type="spellEnd"/>
     </w:p>
     <w:tbl>
       <w:tblPr>
@@ -7855,6 +8434,7 @@
                 <w:lang w:val="en-US"/>
               </w:rPr>
             </w:pPr>
+            <w:proofErr w:type="spellStart"/>
             <w:r>
               <w:rPr>
                 <w:color w:val="000000"/>
@@ -7864,6 +8444,7 @@
               </w:rPr>
               <w:t>BuildGlass</w:t>
             </w:r>
+            <w:proofErr w:type="spellEnd"/>
           </w:p>
         </w:tc>
         <w:tc>
@@ -7881,14 +8462,70 @@
                 <w:szCs w:val="24"/>
               </w:rPr>
             </w:pPr>
-            <w:r>
-              <w:rPr>
-                <w:color w:val="000000"/>
-                <w:sz w:val="24"/>
-                <w:szCs w:val="24"/>
-              </w:rPr>
-              <w:t>Parameters: parameters, bool: createHandle</w:t>
-            </w:r>
+            <w:proofErr w:type="spellStart"/>
+            <w:r>
+              <w:rPr>
+                <w:color w:val="000000"/>
+                <w:sz w:val="24"/>
+                <w:szCs w:val="24"/>
+              </w:rPr>
+              <w:t>Parameters</w:t>
+            </w:r>
+            <w:proofErr w:type="spellEnd"/>
+            <w:r>
+              <w:rPr>
+                <w:color w:val="000000"/>
+                <w:sz w:val="24"/>
+                <w:szCs w:val="24"/>
+              </w:rPr>
+              <w:t xml:space="preserve">: </w:t>
+            </w:r>
+            <w:proofErr w:type="spellStart"/>
+            <w:r>
+              <w:rPr>
+                <w:color w:val="000000"/>
+                <w:sz w:val="24"/>
+                <w:szCs w:val="24"/>
+              </w:rPr>
+              <w:t>parameters</w:t>
+            </w:r>
+            <w:proofErr w:type="spellEnd"/>
+            <w:r>
+              <w:rPr>
+                <w:color w:val="000000"/>
+                <w:sz w:val="24"/>
+                <w:szCs w:val="24"/>
+              </w:rPr>
+              <w:t xml:space="preserve">, </w:t>
+            </w:r>
+            <w:proofErr w:type="spellStart"/>
+            <w:r>
+              <w:rPr>
+                <w:color w:val="000000"/>
+                <w:sz w:val="24"/>
+                <w:szCs w:val="24"/>
+              </w:rPr>
+              <w:t>bool</w:t>
+            </w:r>
+            <w:proofErr w:type="spellEnd"/>
+            <w:r>
+              <w:rPr>
+                <w:color w:val="000000"/>
+                <w:sz w:val="24"/>
+                <w:szCs w:val="24"/>
+              </w:rPr>
+              <w:t xml:space="preserve">: </w:t>
+            </w:r>
+            <w:proofErr w:type="spellStart"/>
+            <w:r>
+              <w:rPr>
+                <w:color w:val="000000"/>
+                <w:sz w:val="24"/>
+                <w:szCs w:val="24"/>
+              </w:rPr>
+              <w:t>createHandle</w:t>
+            </w:r>
+            <w:proofErr w:type="spellEnd"/>
           </w:p>
         </w:tc>
         <w:tc>
@@ -8130,6 +8767,7 @@
                 <w:szCs w:val="24"/>
               </w:rPr>
             </w:pPr>
+            <w:proofErr w:type="spellStart"/>
             <w:r>
               <w:rPr>
                 <w:color w:val="000000"/>
@@ -8138,6 +8776,7 @@
               </w:rPr>
               <w:t>BuildGlassProfile</w:t>
             </w:r>
+            <w:proofErr w:type="spellEnd"/>
           </w:p>
         </w:tc>
         <w:tc>
@@ -8163,8 +8802,139 @@
                 <w:szCs w:val="24"/>
                 <w:lang w:val="en-US"/>
               </w:rPr>
-              <w:t>double: stalkHeight, double: sideHeight, double: bowlRadius, double: stalkRadius, double: sideAngle, double: standRadius, bool: createHandle</w:t>
-            </w:r>
+              <w:t xml:space="preserve">double: </w:t>
+            </w:r>
+            <w:proofErr w:type="spellStart"/>
+            <w:r>
+              <w:rPr>
+                <w:color w:val="000000"/>
+                <w:sz w:val="24"/>
+                <w:szCs w:val="24"/>
+                <w:lang w:val="en-US"/>
+              </w:rPr>
+              <w:t>stalkHeight</w:t>
+            </w:r>
+            <w:proofErr w:type="spellEnd"/>
+            <w:r>
+              <w:rPr>
+                <w:color w:val="000000"/>
+                <w:sz w:val="24"/>
+                <w:szCs w:val="24"/>
+                <w:lang w:val="en-US"/>
+              </w:rPr>
+              <w:t xml:space="preserve">, double: </w:t>
+            </w:r>
+            <w:proofErr w:type="spellStart"/>
+            <w:r>
+              <w:rPr>
+                <w:color w:val="000000"/>
+                <w:sz w:val="24"/>
+                <w:szCs w:val="24"/>
+                <w:lang w:val="en-US"/>
+              </w:rPr>
+              <w:t>sideHeight</w:t>
+            </w:r>
+            <w:proofErr w:type="spellEnd"/>
+            <w:r>
+              <w:rPr>
+                <w:color w:val="000000"/>
+                <w:sz w:val="24"/>
+                <w:szCs w:val="24"/>
+                <w:lang w:val="en-US"/>
+              </w:rPr>
+              <w:t xml:space="preserve">, double: </w:t>
+            </w:r>
+            <w:proofErr w:type="spellStart"/>
+            <w:r>
+              <w:rPr>
+                <w:color w:val="000000"/>
+                <w:sz w:val="24"/>
+                <w:szCs w:val="24"/>
+                <w:lang w:val="en-US"/>
+              </w:rPr>
+              <w:t>bowlRadius</w:t>
+            </w:r>
+            <w:proofErr w:type="spellEnd"/>
+            <w:r>
+              <w:rPr>
+                <w:color w:val="000000"/>
+                <w:sz w:val="24"/>
+                <w:szCs w:val="24"/>
+                <w:lang w:val="en-US"/>
+              </w:rPr>
+              <w:t xml:space="preserve">, double: </w:t>
+            </w:r>
+            <w:proofErr w:type="spellStart"/>
+            <w:r>
+              <w:rPr>
+                <w:color w:val="000000"/>
+                <w:sz w:val="24"/>
+                <w:szCs w:val="24"/>
+                <w:lang w:val="en-US"/>
+              </w:rPr>
+              <w:t>stalkRadius</w:t>
+            </w:r>
+            <w:proofErr w:type="spellEnd"/>
+            <w:r>
+              <w:rPr>
+                <w:color w:val="000000"/>
+                <w:sz w:val="24"/>
+                <w:szCs w:val="24"/>
+                <w:lang w:val="en-US"/>
+              </w:rPr>
+              <w:t xml:space="preserve">, double: </w:t>
+            </w:r>
+            <w:proofErr w:type="spellStart"/>
+            <w:r>
+              <w:rPr>
+                <w:color w:val="000000"/>
+                <w:sz w:val="24"/>
+                <w:szCs w:val="24"/>
+                <w:lang w:val="en-US"/>
+              </w:rPr>
+              <w:t>sideAngle</w:t>
+            </w:r>
+            <w:proofErr w:type="spellEnd"/>
+            <w:r>
+              <w:rPr>
+                <w:color w:val="000000"/>
+                <w:sz w:val="24"/>
+                <w:szCs w:val="24"/>
+                <w:lang w:val="en-US"/>
+              </w:rPr>
+              <w:t xml:space="preserve">, double: </w:t>
+            </w:r>
+            <w:proofErr w:type="spellStart"/>
+            <w:r>
+              <w:rPr>
+                <w:color w:val="000000"/>
+                <w:sz w:val="24"/>
+                <w:szCs w:val="24"/>
+                <w:lang w:val="en-US"/>
+              </w:rPr>
+              <w:t>standRadius</w:t>
+            </w:r>
+            <w:proofErr w:type="spellEnd"/>
+            <w:r>
+              <w:rPr>
+                <w:color w:val="000000"/>
+                <w:sz w:val="24"/>
+                <w:szCs w:val="24"/>
+                <w:lang w:val="en-US"/>
+              </w:rPr>
+              <w:t xml:space="preserve">, bool: </w:t>
+            </w:r>
+            <w:proofErr w:type="spellStart"/>
+            <w:r>
+              <w:rPr>
+                <w:color w:val="000000"/>
+                <w:sz w:val="24"/>
+                <w:szCs w:val="24"/>
+                <w:lang w:val="en-US"/>
+              </w:rPr>
+              <w:t>createHandle</w:t>
+            </w:r>
+            <w:proofErr w:type="spellEnd"/>
           </w:p>
         </w:tc>
         <w:tc>
@@ -8250,6 +9020,7 @@
                 <w:szCs w:val="24"/>
               </w:rPr>
             </w:pPr>
+            <w:proofErr w:type="spellStart"/>
             <w:r>
               <w:rPr>
                 <w:color w:val="000000"/>
@@ -8258,6 +9029,7 @@
               </w:rPr>
               <w:t>CreateHandle</w:t>
             </w:r>
+            <w:proofErr w:type="spellEnd"/>
           </w:p>
         </w:tc>
         <w:tc>
@@ -8276,15 +9048,117 @@
                 <w:lang w:val="en-US"/>
               </w:rPr>
             </w:pPr>
-            <w:r>
-              <w:rPr>
-                <w:color w:val="000000"/>
-                <w:sz w:val="24"/>
-                <w:szCs w:val="24"/>
-                <w:lang w:val="en-US"/>
-              </w:rPr>
-              <w:t>ksPart: part, double: stalkHeight, double: stalkRadius, double: bowlRadius, double: sideAngle, double: sideHeight</w:t>
-            </w:r>
+            <w:proofErr w:type="spellStart"/>
+            <w:r>
+              <w:rPr>
+                <w:color w:val="000000"/>
+                <w:sz w:val="24"/>
+                <w:szCs w:val="24"/>
+                <w:lang w:val="en-US"/>
+              </w:rPr>
+              <w:t>ksPart</w:t>
+            </w:r>
+            <w:proofErr w:type="spellEnd"/>
+            <w:r>
+              <w:rPr>
+                <w:color w:val="000000"/>
+                <w:sz w:val="24"/>
+                <w:szCs w:val="24"/>
+                <w:lang w:val="en-US"/>
+              </w:rPr>
+              <w:t xml:space="preserve">: part, double: </w:t>
+            </w:r>
+            <w:proofErr w:type="spellStart"/>
+            <w:r>
+              <w:rPr>
+                <w:color w:val="000000"/>
+                <w:sz w:val="24"/>
+                <w:szCs w:val="24"/>
+                <w:lang w:val="en-US"/>
+              </w:rPr>
+              <w:t>stalkHeight</w:t>
+            </w:r>
+            <w:proofErr w:type="spellEnd"/>
+            <w:r>
+              <w:rPr>
+                <w:color w:val="000000"/>
+                <w:sz w:val="24"/>
+                <w:szCs w:val="24"/>
+                <w:lang w:val="en-US"/>
+              </w:rPr>
+              <w:t xml:space="preserve">, double: </w:t>
+            </w:r>
+            <w:proofErr w:type="spellStart"/>
+            <w:r>
+              <w:rPr>
+                <w:color w:val="000000"/>
+                <w:sz w:val="24"/>
+                <w:szCs w:val="24"/>
+                <w:lang w:val="en-US"/>
+              </w:rPr>
+              <w:t>stalkRadius</w:t>
+            </w:r>
+            <w:proofErr w:type="spellEnd"/>
+            <w:r>
+              <w:rPr>
+                <w:color w:val="000000"/>
+                <w:sz w:val="24"/>
+                <w:szCs w:val="24"/>
+                <w:lang w:val="en-US"/>
+              </w:rPr>
+              <w:t xml:space="preserve">, double: </w:t>
+            </w:r>
+            <w:proofErr w:type="spellStart"/>
+            <w:r>
+              <w:rPr>
+                <w:color w:val="000000"/>
+                <w:sz w:val="24"/>
+                <w:szCs w:val="24"/>
+                <w:lang w:val="en-US"/>
+              </w:rPr>
+              <w:t>bowlRadius</w:t>
+            </w:r>
+            <w:proofErr w:type="spellEnd"/>
+            <w:r>
+              <w:rPr>
+                <w:color w:val="000000"/>
+                <w:sz w:val="24"/>
+                <w:szCs w:val="24"/>
+                <w:lang w:val="en-US"/>
+              </w:rPr>
+              <w:t xml:space="preserve">, double: </w:t>
+            </w:r>
+            <w:proofErr w:type="spellStart"/>
+            <w:r>
+              <w:rPr>
+                <w:color w:val="000000"/>
+                <w:sz w:val="24"/>
+                <w:szCs w:val="24"/>
+                <w:lang w:val="en-US"/>
+              </w:rPr>
+              <w:t>sideAngle</w:t>
+            </w:r>
+            <w:proofErr w:type="spellEnd"/>
+            <w:r>
+              <w:rPr>
+                <w:color w:val="000000"/>
+                <w:sz w:val="24"/>
+                <w:szCs w:val="24"/>
+                <w:lang w:val="en-US"/>
+              </w:rPr>
+              <w:t xml:space="preserve">, double: </w:t>
+            </w:r>
+            <w:proofErr w:type="spellStart"/>
+            <w:r>
+              <w:rPr>
+                <w:color w:val="000000"/>
+                <w:sz w:val="24"/>
+                <w:szCs w:val="24"/>
+                <w:lang w:val="en-US"/>
+              </w:rPr>
+              <w:t>sideHeight</w:t>
+            </w:r>
+            <w:proofErr w:type="spellEnd"/>
           </w:p>
         </w:tc>
         <w:tc>
@@ -8369,6 +9243,7 @@
                 <w:szCs w:val="24"/>
               </w:rPr>
             </w:pPr>
+            <w:proofErr w:type="spellStart"/>
             <w:r>
               <w:rPr>
                 <w:color w:val="000000"/>
@@ -8377,6 +9252,7 @@
               </w:rPr>
               <w:t>ValidateParameters</w:t>
             </w:r>
+            <w:proofErr w:type="spellEnd"/>
           </w:p>
         </w:tc>
         <w:tc>
@@ -8402,8 +9278,119 @@
                 <w:szCs w:val="24"/>
                 <w:lang w:val="en-US"/>
               </w:rPr>
-              <w:t>double: stalkHeight, double: sideHeight, double: bowlRadius, double: stalkRadius, double: sideAngle, double: standRadius</w:t>
-            </w:r>
+              <w:t xml:space="preserve">double: </w:t>
+            </w:r>
+            <w:proofErr w:type="spellStart"/>
+            <w:r>
+              <w:rPr>
+                <w:color w:val="000000"/>
+                <w:sz w:val="24"/>
+                <w:szCs w:val="24"/>
+                <w:lang w:val="en-US"/>
+              </w:rPr>
+              <w:t>stalkHeight</w:t>
+            </w:r>
+            <w:proofErr w:type="spellEnd"/>
+            <w:r>
+              <w:rPr>
+                <w:color w:val="000000"/>
+                <w:sz w:val="24"/>
+                <w:szCs w:val="24"/>
+                <w:lang w:val="en-US"/>
+              </w:rPr>
+              <w:t xml:space="preserve">, double: </w:t>
+            </w:r>
+            <w:proofErr w:type="spellStart"/>
+            <w:r>
+              <w:rPr>
+                <w:color w:val="000000"/>
+                <w:sz w:val="24"/>
+                <w:szCs w:val="24"/>
+                <w:lang w:val="en-US"/>
+              </w:rPr>
+              <w:t>sideHeight</w:t>
+            </w:r>
+            <w:proofErr w:type="spellEnd"/>
+            <w:r>
+              <w:rPr>
+                <w:color w:val="000000"/>
+                <w:sz w:val="24"/>
+                <w:szCs w:val="24"/>
+                <w:lang w:val="en-US"/>
+              </w:rPr>
+              <w:t xml:space="preserve">, double: </w:t>
+            </w:r>
+            <w:proofErr w:type="spellStart"/>
+            <w:r>
+              <w:rPr>
+                <w:color w:val="000000"/>
+                <w:sz w:val="24"/>
+                <w:szCs w:val="24"/>
+                <w:lang w:val="en-US"/>
+              </w:rPr>
+              <w:t>bowlRadius</w:t>
+            </w:r>
+            <w:proofErr w:type="spellEnd"/>
+            <w:r>
+              <w:rPr>
+                <w:color w:val="000000"/>
+                <w:sz w:val="24"/>
+                <w:szCs w:val="24"/>
+                <w:lang w:val="en-US"/>
+              </w:rPr>
+              <w:t xml:space="preserve">, double: </w:t>
+            </w:r>
+            <w:proofErr w:type="spellStart"/>
+            <w:r>
+              <w:rPr>
+                <w:color w:val="000000"/>
+                <w:sz w:val="24"/>
+                <w:szCs w:val="24"/>
+                <w:lang w:val="en-US"/>
+              </w:rPr>
+              <w:t>stalkRadius</w:t>
+            </w:r>
+            <w:proofErr w:type="spellEnd"/>
+            <w:r>
+              <w:rPr>
+                <w:color w:val="000000"/>
+                <w:sz w:val="24"/>
+                <w:szCs w:val="24"/>
+                <w:lang w:val="en-US"/>
+              </w:rPr>
+              <w:t xml:space="preserve">, double: </w:t>
+            </w:r>
+            <w:proofErr w:type="spellStart"/>
+            <w:r>
+              <w:rPr>
+                <w:color w:val="000000"/>
+                <w:sz w:val="24"/>
+                <w:szCs w:val="24"/>
+                <w:lang w:val="en-US"/>
+              </w:rPr>
+              <w:t>sideAngle</w:t>
+            </w:r>
+            <w:proofErr w:type="spellEnd"/>
+            <w:r>
+              <w:rPr>
+                <w:color w:val="000000"/>
+                <w:sz w:val="24"/>
+                <w:szCs w:val="24"/>
+                <w:lang w:val="en-US"/>
+              </w:rPr>
+              <w:t xml:space="preserve">, double: </w:t>
+            </w:r>
+            <w:proofErr w:type="spellStart"/>
+            <w:r>
+              <w:rPr>
+                <w:color w:val="000000"/>
+                <w:sz w:val="24"/>
+                <w:szCs w:val="24"/>
+                <w:lang w:val="en-US"/>
+              </w:rPr>
+              <w:t>standRadius</w:t>
+            </w:r>
+            <w:proofErr w:type="spellEnd"/>
           </w:p>
         </w:tc>
         <w:tc>
@@ -8488,6 +9475,7 @@
                 <w:szCs w:val="24"/>
               </w:rPr>
             </w:pPr>
+            <w:proofErr w:type="spellStart"/>
             <w:r>
               <w:rPr>
                 <w:color w:val="000000"/>
@@ -8496,6 +9484,7 @@
               </w:rPr>
               <w:t>ValidateParameters</w:t>
             </w:r>
+            <w:proofErr w:type="spellEnd"/>
           </w:p>
         </w:tc>
         <w:tc>
@@ -8514,14 +9503,34 @@
                 <w:lang w:val="en-US"/>
               </w:rPr>
             </w:pPr>
-            <w:r>
-              <w:rPr>
-                <w:color w:val="000000"/>
-                <w:sz w:val="24"/>
-                <w:szCs w:val="24"/>
-              </w:rPr>
-              <w:t>Parameters: parameters</w:t>
-            </w:r>
+            <w:proofErr w:type="spellStart"/>
+            <w:r>
+              <w:rPr>
+                <w:color w:val="000000"/>
+                <w:sz w:val="24"/>
+                <w:szCs w:val="24"/>
+              </w:rPr>
+              <w:t>Parameters</w:t>
+            </w:r>
+            <w:proofErr w:type="spellEnd"/>
+            <w:r>
+              <w:rPr>
+                <w:color w:val="000000"/>
+                <w:sz w:val="24"/>
+                <w:szCs w:val="24"/>
+              </w:rPr>
+              <w:t xml:space="preserve">: </w:t>
+            </w:r>
+            <w:proofErr w:type="spellStart"/>
+            <w:r>
+              <w:rPr>
+                <w:color w:val="000000"/>
+                <w:sz w:val="24"/>
+                <w:szCs w:val="24"/>
+              </w:rPr>
+              <w:t>parameters</w:t>
+            </w:r>
+            <w:proofErr w:type="spellEnd"/>
           </w:p>
         </w:tc>
         <w:tc>
@@ -8577,8 +9586,18 @@
                 <w:sz w:val="24"/>
                 <w:szCs w:val="24"/>
               </w:rPr>
-              <w:t>Проверка параметров объекта Parameter</w:t>
-            </w:r>
+              <w:t xml:space="preserve">Проверка параметров объекта </w:t>
+            </w:r>
+            <w:proofErr w:type="spellStart"/>
+            <w:r>
+              <w:rPr>
+                <w:color w:val="000000"/>
+                <w:sz w:val="24"/>
+                <w:szCs w:val="24"/>
+              </w:rPr>
+              <w:t>Parameter</w:t>
+            </w:r>
+            <w:proofErr w:type="spellEnd"/>
             <w:r>
               <w:rPr>
                 <w:color w:val="000000"/>
@@ -8954,8 +9973,18 @@
                 <w:sz w:val="24"/>
                 <w:szCs w:val="24"/>
               </w:rPr>
-              <w:t>_value</w:t>
-            </w:r>
+              <w:t>_</w:t>
+            </w:r>
+            <w:proofErr w:type="spellStart"/>
+            <w:r>
+              <w:rPr>
+                <w:color w:val="000000"/>
+                <w:sz w:val="24"/>
+                <w:szCs w:val="24"/>
+              </w:rPr>
+              <w:t>value</w:t>
+            </w:r>
+            <w:proofErr w:type="spellEnd"/>
           </w:p>
         </w:tc>
         <w:tc>
@@ -9058,8 +10087,18 @@
                 <w:sz w:val="24"/>
                 <w:szCs w:val="24"/>
               </w:rPr>
-              <w:t>_minValue</w:t>
-            </w:r>
+              <w:t>_</w:t>
+            </w:r>
+            <w:proofErr w:type="spellStart"/>
+            <w:r>
+              <w:rPr>
+                <w:color w:val="000000"/>
+                <w:sz w:val="24"/>
+                <w:szCs w:val="24"/>
+              </w:rPr>
+              <w:t>minValue</w:t>
+            </w:r>
+            <w:proofErr w:type="spellEnd"/>
           </w:p>
         </w:tc>
         <w:tc>
@@ -9172,8 +10211,18 @@
                 <w:sz w:val="24"/>
                 <w:szCs w:val="24"/>
               </w:rPr>
-              <w:t>_maxValue</w:t>
-            </w:r>
+              <w:t>_</w:t>
+            </w:r>
+            <w:proofErr w:type="spellStart"/>
+            <w:r>
+              <w:rPr>
+                <w:color w:val="000000"/>
+                <w:sz w:val="24"/>
+                <w:szCs w:val="24"/>
+              </w:rPr>
+              <w:t>maxValue</w:t>
+            </w:r>
+            <w:proofErr w:type="spellEnd"/>
           </w:p>
         </w:tc>
         <w:tc>
@@ -9441,8 +10490,39 @@
                 <w:szCs w:val="24"/>
                 <w:lang w:val="en-US"/>
               </w:rPr>
-              <w:t>double: minValue, double: maxValue</w:t>
-            </w:r>
+              <w:t xml:space="preserve">double: </w:t>
+            </w:r>
+            <w:proofErr w:type="spellStart"/>
+            <w:r>
+              <w:rPr>
+                <w:color w:val="000000"/>
+                <w:sz w:val="24"/>
+                <w:szCs w:val="24"/>
+                <w:lang w:val="en-US"/>
+              </w:rPr>
+              <w:t>minValue</w:t>
+            </w:r>
+            <w:proofErr w:type="spellEnd"/>
+            <w:r>
+              <w:rPr>
+                <w:color w:val="000000"/>
+                <w:sz w:val="24"/>
+                <w:szCs w:val="24"/>
+                <w:lang w:val="en-US"/>
+              </w:rPr>
+              <w:t xml:space="preserve">, double: </w:t>
+            </w:r>
+            <w:proofErr w:type="spellStart"/>
+            <w:r>
+              <w:rPr>
+                <w:color w:val="000000"/>
+                <w:sz w:val="24"/>
+                <w:szCs w:val="24"/>
+                <w:lang w:val="en-US"/>
+              </w:rPr>
+              <w:t>maxValue</w:t>
+            </w:r>
+            <w:proofErr w:type="spellEnd"/>
           </w:p>
         </w:tc>
         <w:tc>
@@ -9514,6 +10594,7 @@
                 <w:lang w:val="en-US"/>
               </w:rPr>
             </w:pPr>
+            <w:proofErr w:type="spellStart"/>
             <w:r>
               <w:rPr>
                 <w:color w:val="000000"/>
@@ -9522,6 +10603,7 @@
               </w:rPr>
               <w:t>Validate</w:t>
             </w:r>
+            <w:proofErr w:type="spellEnd"/>
           </w:p>
         </w:tc>
         <w:tc>
@@ -9617,6 +10699,7 @@
                 <w:szCs w:val="24"/>
               </w:rPr>
             </w:pPr>
+            <w:proofErr w:type="spellStart"/>
             <w:r>
               <w:rPr>
                 <w:color w:val="000000"/>
@@ -9625,6 +10708,7 @@
               </w:rPr>
               <w:t>MinValue</w:t>
             </w:r>
+            <w:proofErr w:type="spellEnd"/>
           </w:p>
         </w:tc>
         <w:tc>
@@ -9722,6 +10806,7 @@
                 <w:szCs w:val="24"/>
               </w:rPr>
             </w:pPr>
+            <w:proofErr w:type="spellStart"/>
             <w:r>
               <w:rPr>
                 <w:color w:val="000000"/>
@@ -9730,6 +10815,7 @@
               </w:rPr>
               <w:t>MaxValue</w:t>
             </w:r>
+            <w:proofErr w:type="spellEnd"/>
           </w:p>
         </w:tc>
         <w:tc>
@@ -9842,6 +10928,7 @@
                 <w:szCs w:val="24"/>
               </w:rPr>
             </w:pPr>
+            <w:proofErr w:type="spellStart"/>
             <w:r>
               <w:rPr>
                 <w:color w:val="000000"/>
@@ -9850,6 +10937,7 @@
               </w:rPr>
               <w:t>Value</w:t>
             </w:r>
+            <w:proofErr w:type="spellEnd"/>
           </w:p>
         </w:tc>
         <w:tc>
@@ -10010,8 +11098,20 @@
           <w:szCs w:val="24"/>
           <w:lang w:bidi="ar-SA"/>
         </w:rPr>
-        <w:t xml:space="preserve"> – Перечисление Parameter</w:t>
-      </w:r>
+        <w:t xml:space="preserve"> – Перечисление </w:t>
+      </w:r>
+      <w:proofErr w:type="spellStart"/>
+      <w:r>
+        <w:rPr>
+          <w:rFonts w:eastAsia="SimSun"/>
+          <w:color w:val="000000"/>
+          <w:sz w:val="24"/>
+          <w:szCs w:val="24"/>
+          <w:lang w:bidi="ar-SA"/>
+        </w:rPr>
+        <w:t>Parameter</w:t>
+      </w:r>
+      <w:proofErr w:type="spellEnd"/>
       <w:r>
         <w:rPr>
           <w:rFonts w:eastAsia="SimSun"/>
@@ -10121,6 +11221,7 @@
                 <w:lang w:val="en-US" w:bidi="ar-SA"/>
               </w:rPr>
             </w:pPr>
+            <w:proofErr w:type="spellStart"/>
             <w:r>
               <w:rPr>
                 <w:rFonts w:eastAsia="SimSun"/>
@@ -10131,6 +11232,7 @@
               </w:rPr>
               <w:t>StalkHeight</w:t>
             </w:r>
+            <w:proofErr w:type="spellEnd"/>
           </w:p>
         </w:tc>
         <w:tc>
@@ -10186,6 +11288,7 @@
                 <w:lang w:val="en-US" w:bidi="ar-SA"/>
               </w:rPr>
             </w:pPr>
+            <w:proofErr w:type="spellStart"/>
             <w:r>
               <w:rPr>
                 <w:rFonts w:eastAsia="SimSun"/>
@@ -10196,6 +11299,7 @@
               </w:rPr>
               <w:t>SideHeight</w:t>
             </w:r>
+            <w:proofErr w:type="spellEnd"/>
           </w:p>
         </w:tc>
         <w:tc>
@@ -10251,6 +11355,7 @@
                 <w:lang w:val="en-US" w:bidi="ar-SA"/>
               </w:rPr>
             </w:pPr>
+            <w:proofErr w:type="spellStart"/>
             <w:r>
               <w:rPr>
                 <w:rFonts w:eastAsia="SimSun"/>
@@ -10261,6 +11366,7 @@
               </w:rPr>
               <w:t>BowlRadius</w:t>
             </w:r>
+            <w:proofErr w:type="spellEnd"/>
           </w:p>
         </w:tc>
         <w:tc>
@@ -10316,6 +11422,7 @@
                 <w:lang w:val="en-US" w:bidi="ar-SA"/>
               </w:rPr>
             </w:pPr>
+            <w:proofErr w:type="spellStart"/>
             <w:r>
               <w:rPr>
                 <w:rFonts w:eastAsia="SimSun"/>
@@ -10326,6 +11433,7 @@
               </w:rPr>
               <w:t>StalkRadius</w:t>
             </w:r>
+            <w:proofErr w:type="spellEnd"/>
           </w:p>
         </w:tc>
         <w:tc>
@@ -10381,6 +11489,7 @@
                 <w:lang w:val="en-US" w:bidi="ar-SA"/>
               </w:rPr>
             </w:pPr>
+            <w:proofErr w:type="spellStart"/>
             <w:r>
               <w:rPr>
                 <w:rFonts w:eastAsia="SimSun"/>
@@ -10391,6 +11500,7 @@
               </w:rPr>
               <w:t>SideAngle</w:t>
             </w:r>
+            <w:proofErr w:type="spellEnd"/>
           </w:p>
         </w:tc>
         <w:tc>
@@ -10446,6 +11556,7 @@
                 <w:lang w:val="en-US" w:bidi="ar-SA"/>
               </w:rPr>
             </w:pPr>
+            <w:proofErr w:type="spellStart"/>
             <w:r>
               <w:rPr>
                 <w:rFonts w:eastAsia="SimSun"/>
@@ -10456,6 +11567,7 @@
               </w:rPr>
               <w:t>StandRadius</w:t>
             </w:r>
+            <w:proofErr w:type="spellEnd"/>
           </w:p>
         </w:tc>
         <w:tc>
@@ -10590,6 +11702,7 @@
         </w:rPr>
         <w:t xml:space="preserve">Поля класса </w:t>
       </w:r>
+      <w:proofErr w:type="spellStart"/>
       <w:r>
         <w:rPr>
           <w:color w:val="000000"/>
@@ -10599,6 +11712,7 @@
         </w:rPr>
         <w:t>KompasWrapper</w:t>
       </w:r>
+      <w:proofErr w:type="spellEnd"/>
     </w:p>
     <w:tbl>
       <w:tblPr>
@@ -10753,8 +11867,18 @@
                 <w:sz w:val="24"/>
                 <w:szCs w:val="24"/>
               </w:rPr>
-              <w:t>_kompas</w:t>
-            </w:r>
+              <w:t>_</w:t>
+            </w:r>
+            <w:proofErr w:type="spellStart"/>
+            <w:r>
+              <w:rPr>
+                <w:color w:val="000000"/>
+                <w:sz w:val="24"/>
+                <w:szCs w:val="24"/>
+              </w:rPr>
+              <w:t>kompas</w:t>
+            </w:r>
+            <w:proofErr w:type="spellEnd"/>
           </w:p>
         </w:tc>
         <w:tc>
@@ -10781,6 +11905,7 @@
                 <w:lang w:val="en-US"/>
               </w:rPr>
             </w:pPr>
+            <w:proofErr w:type="spellStart"/>
             <w:r>
               <w:rPr>
                 <w:color w:val="000000"/>
@@ -10799,6 +11924,7 @@
               </w:rPr>
               <w:t>t</w:t>
             </w:r>
+            <w:proofErr w:type="spellEnd"/>
           </w:p>
         </w:tc>
         <w:tc>
@@ -10966,8 +12092,18 @@
                 <w:sz w:val="24"/>
                 <w:szCs w:val="24"/>
               </w:rPr>
-              <w:t>_part</w:t>
-            </w:r>
+              <w:t>_</w:t>
+            </w:r>
+            <w:proofErr w:type="spellStart"/>
+            <w:r>
+              <w:rPr>
+                <w:color w:val="000000"/>
+                <w:sz w:val="24"/>
+                <w:szCs w:val="24"/>
+              </w:rPr>
+              <w:t>part</w:t>
+            </w:r>
+            <w:proofErr w:type="spellEnd"/>
           </w:p>
         </w:tc>
         <w:tc>
@@ -10992,6 +12128,7 @@
                 <w:szCs w:val="24"/>
               </w:rPr>
             </w:pPr>
+            <w:proofErr w:type="spellStart"/>
             <w:r>
               <w:rPr>
                 <w:color w:val="000000"/>
@@ -11000,6 +12137,7 @@
               </w:rPr>
               <w:t>ksPart</w:t>
             </w:r>
+            <w:proofErr w:type="spellEnd"/>
           </w:p>
         </w:tc>
         <w:tc>
@@ -11074,8 +12212,18 @@
                 <w:sz w:val="24"/>
                 <w:szCs w:val="24"/>
               </w:rPr>
-              <w:t>_isCadAttached</w:t>
-            </w:r>
+              <w:t>_</w:t>
+            </w:r>
+            <w:proofErr w:type="spellStart"/>
+            <w:r>
+              <w:rPr>
+                <w:color w:val="000000"/>
+                <w:sz w:val="24"/>
+                <w:szCs w:val="24"/>
+              </w:rPr>
+              <w:t>isCadAttached</w:t>
+            </w:r>
+            <w:proofErr w:type="spellEnd"/>
           </w:p>
         </w:tc>
         <w:tc>
@@ -11100,6 +12248,7 @@
                 <w:szCs w:val="24"/>
               </w:rPr>
             </w:pPr>
+            <w:proofErr w:type="spellStart"/>
             <w:r>
               <w:rPr>
                 <w:color w:val="000000"/>
@@ -11108,6 +12257,7 @@
               </w:rPr>
               <w:t>bool</w:t>
             </w:r>
+            <w:proofErr w:type="spellEnd"/>
           </w:p>
         </w:tc>
         <w:tc>
@@ -11182,6 +12332,7 @@
         </w:rPr>
         <w:t xml:space="preserve"> – Конструктор и методы класса </w:t>
       </w:r>
+      <w:proofErr w:type="spellStart"/>
       <w:r>
         <w:rPr>
           <w:color w:val="000000"/>
@@ -11191,6 +12342,7 @@
         </w:rPr>
         <w:t>KompasWrapper</w:t>
       </w:r>
+      <w:proofErr w:type="spellEnd"/>
     </w:p>
     <w:tbl>
       <w:tblPr>
@@ -11326,6 +12478,7 @@
                 <w:lang w:val="en-US"/>
               </w:rPr>
             </w:pPr>
+            <w:proofErr w:type="spellStart"/>
             <w:r>
               <w:rPr>
                 <w:color w:val="000000"/>
@@ -11335,6 +12488,7 @@
               </w:rPr>
               <w:t>ConnectCAD</w:t>
             </w:r>
+            <w:proofErr w:type="spellEnd"/>
           </w:p>
         </w:tc>
         <w:tc>
@@ -11433,6 +12587,7 @@
                 <w:lang w:val="en-US"/>
               </w:rPr>
             </w:pPr>
+            <w:proofErr w:type="spellStart"/>
             <w:r>
               <w:rPr>
                 <w:color w:val="000000"/>
@@ -11441,6 +12596,7 @@
               </w:rPr>
               <w:t>CreateDocument</w:t>
             </w:r>
+            <w:proofErr w:type="spellEnd"/>
           </w:p>
         </w:tc>
         <w:tc>
@@ -11538,6 +12694,7 @@
                 <w:szCs w:val="24"/>
               </w:rPr>
             </w:pPr>
+            <w:proofErr w:type="spellStart"/>
             <w:r>
               <w:rPr>
                 <w:color w:val="000000"/>
@@ -11546,6 +12703,7 @@
               </w:rPr>
               <w:t>TestConnection</w:t>
             </w:r>
+            <w:proofErr w:type="spellEnd"/>
           </w:p>
         </w:tc>
         <w:tc>
@@ -11642,6 +12800,7 @@
                 <w:szCs w:val="24"/>
               </w:rPr>
             </w:pPr>
+            <w:proofErr w:type="spellStart"/>
             <w:r>
               <w:rPr>
                 <w:color w:val="000000"/>
@@ -11650,6 +12809,7 @@
               </w:rPr>
               <w:t>StartKompas</w:t>
             </w:r>
+            <w:proofErr w:type="spellEnd"/>
           </w:p>
         </w:tc>
         <w:tc>
@@ -11747,6 +12907,7 @@
                 <w:szCs w:val="24"/>
               </w:rPr>
             </w:pPr>
+            <w:proofErr w:type="spellStart"/>
             <w:r>
               <w:rPr>
                 <w:color w:val="000000"/>
@@ -11755,6 +12916,7 @@
               </w:rPr>
               <w:t>CreateFile</w:t>
             </w:r>
+            <w:proofErr w:type="spellEnd"/>
           </w:p>
         </w:tc>
         <w:tc>
@@ -11851,6 +13013,7 @@
                 <w:szCs w:val="24"/>
               </w:rPr>
             </w:pPr>
+            <w:proofErr w:type="spellStart"/>
             <w:r>
               <w:rPr>
                 <w:color w:val="000000"/>
@@ -11859,6 +13022,7 @@
               </w:rPr>
               <w:t>CreateSketch</w:t>
             </w:r>
+            <w:proofErr w:type="spellEnd"/>
           </w:p>
         </w:tc>
         <w:tc>
@@ -11883,8 +13047,19 @@
                 <w:szCs w:val="24"/>
                 <w:lang w:val="en-US"/>
               </w:rPr>
-              <w:t>short: planeType</w:t>
-            </w:r>
+              <w:t xml:space="preserve">short: </w:t>
+            </w:r>
+            <w:proofErr w:type="spellStart"/>
+            <w:r>
+              <w:rPr>
+                <w:color w:val="000000"/>
+                <w:sz w:val="24"/>
+                <w:szCs w:val="24"/>
+                <w:lang w:val="en-US"/>
+              </w:rPr>
+              <w:t>planeType</w:t>
+            </w:r>
+            <w:proofErr w:type="spellEnd"/>
           </w:p>
         </w:tc>
         <w:tc>
@@ -11903,6 +13078,7 @@
                 <w:lang w:val="en-US"/>
               </w:rPr>
             </w:pPr>
+            <w:proofErr w:type="spellStart"/>
             <w:r>
               <w:rPr>
                 <w:color w:val="000000"/>
@@ -11912,6 +13088,7 @@
               </w:rPr>
               <w:t>ksEntity</w:t>
             </w:r>
+            <w:proofErr w:type="spellEnd"/>
           </w:p>
         </w:tc>
         <w:tc>
@@ -12005,6 +13182,7 @@
                 <w:szCs w:val="24"/>
               </w:rPr>
             </w:pPr>
+            <w:proofErr w:type="spellStart"/>
             <w:r>
               <w:rPr>
                 <w:color w:val="000000"/>
@@ -12013,6 +13191,7 @@
               </w:rPr>
               <w:t>BeginSketchEdit</w:t>
             </w:r>
+            <w:proofErr w:type="spellEnd"/>
           </w:p>
         </w:tc>
         <w:tc>
@@ -12031,14 +13210,25 @@
                 <w:lang w:val="en-US"/>
               </w:rPr>
             </w:pPr>
-            <w:r>
-              <w:rPr>
-                <w:color w:val="000000"/>
-                <w:sz w:val="24"/>
-                <w:szCs w:val="24"/>
-                <w:lang w:val="en-US"/>
-              </w:rPr>
-              <w:t>ksEntity: sketch</w:t>
+            <w:proofErr w:type="spellStart"/>
+            <w:r>
+              <w:rPr>
+                <w:color w:val="000000"/>
+                <w:sz w:val="24"/>
+                <w:szCs w:val="24"/>
+                <w:lang w:val="en-US"/>
+              </w:rPr>
+              <w:t>ksEntity</w:t>
+            </w:r>
+            <w:proofErr w:type="spellEnd"/>
+            <w:r>
+              <w:rPr>
+                <w:color w:val="000000"/>
+                <w:sz w:val="24"/>
+                <w:szCs w:val="24"/>
+                <w:lang w:val="en-US"/>
+              </w:rPr>
+              <w:t>: sketch</w:t>
             </w:r>
           </w:p>
         </w:tc>
@@ -12111,6 +13301,7 @@
                 <w:szCs w:val="24"/>
               </w:rPr>
             </w:pPr>
+            <w:proofErr w:type="spellStart"/>
             <w:r>
               <w:rPr>
                 <w:color w:val="000000"/>
@@ -12119,6 +13310,7 @@
               </w:rPr>
               <w:t>EndSketchEdit</w:t>
             </w:r>
+            <w:proofErr w:type="spellEnd"/>
           </w:p>
         </w:tc>
         <w:tc>
@@ -12136,14 +13328,34 @@
                 <w:szCs w:val="24"/>
               </w:rPr>
             </w:pPr>
-            <w:r>
-              <w:rPr>
-                <w:color w:val="000000"/>
-                <w:sz w:val="24"/>
-                <w:szCs w:val="24"/>
-              </w:rPr>
-              <w:t>ksEntity: sketch</w:t>
-            </w:r>
+            <w:proofErr w:type="spellStart"/>
+            <w:r>
+              <w:rPr>
+                <w:color w:val="000000"/>
+                <w:sz w:val="24"/>
+                <w:szCs w:val="24"/>
+              </w:rPr>
+              <w:t>ksEntity</w:t>
+            </w:r>
+            <w:proofErr w:type="spellEnd"/>
+            <w:r>
+              <w:rPr>
+                <w:color w:val="000000"/>
+                <w:sz w:val="24"/>
+                <w:szCs w:val="24"/>
+              </w:rPr>
+              <w:t xml:space="preserve">: </w:t>
+            </w:r>
+            <w:proofErr w:type="spellStart"/>
+            <w:r>
+              <w:rPr>
+                <w:color w:val="000000"/>
+                <w:sz w:val="24"/>
+                <w:szCs w:val="24"/>
+              </w:rPr>
+              <w:t>sketch</w:t>
+            </w:r>
+            <w:proofErr w:type="spellEnd"/>
           </w:p>
         </w:tc>
         <w:tc>
@@ -12215,6 +13427,7 @@
                 <w:szCs w:val="24"/>
               </w:rPr>
             </w:pPr>
+            <w:proofErr w:type="spellStart"/>
             <w:r>
               <w:rPr>
                 <w:color w:val="000000"/>
@@ -12223,6 +13436,7 @@
               </w:rPr>
               <w:t>DrawLineSeg</w:t>
             </w:r>
+            <w:proofErr w:type="spellEnd"/>
           </w:p>
         </w:tc>
         <w:tc>
@@ -12338,6 +13552,7 @@
                 <w:szCs w:val="24"/>
               </w:rPr>
             </w:pPr>
+            <w:proofErr w:type="spellStart"/>
             <w:r>
               <w:rPr>
                 <w:color w:val="000000"/>
@@ -12346,6 +13561,7 @@
               </w:rPr>
               <w:t>DrawArc</w:t>
             </w:r>
+            <w:proofErr w:type="spellEnd"/>
           </w:p>
         </w:tc>
         <w:tc>
@@ -12371,7 +13587,87 @@
                 <w:szCs w:val="24"/>
                 <w:lang w:val="en-US"/>
               </w:rPr>
-              <w:t>ksDocument2D: doc2D, double: centerX, double: centerY, double: radius, double: startAngle, double: endAngle, int: style</w:t>
+              <w:t xml:space="preserve">ksDocument2D: doc2D, double: </w:t>
+            </w:r>
+            <w:proofErr w:type="spellStart"/>
+            <w:r>
+              <w:rPr>
+                <w:color w:val="000000"/>
+                <w:sz w:val="24"/>
+                <w:szCs w:val="24"/>
+                <w:lang w:val="en-US"/>
+              </w:rPr>
+              <w:t>centerX</w:t>
+            </w:r>
+            <w:proofErr w:type="spellEnd"/>
+            <w:r>
+              <w:rPr>
+                <w:color w:val="000000"/>
+                <w:sz w:val="24"/>
+                <w:szCs w:val="24"/>
+                <w:lang w:val="en-US"/>
+              </w:rPr>
+              <w:t xml:space="preserve">, double: </w:t>
+            </w:r>
+            <w:proofErr w:type="spellStart"/>
+            <w:r>
+              <w:rPr>
+                <w:color w:val="000000"/>
+                <w:sz w:val="24"/>
+                <w:szCs w:val="24"/>
+                <w:lang w:val="en-US"/>
+              </w:rPr>
+              <w:t>centerY</w:t>
+            </w:r>
+            <w:proofErr w:type="spellEnd"/>
+            <w:r>
+              <w:rPr>
+                <w:color w:val="000000"/>
+                <w:sz w:val="24"/>
+                <w:szCs w:val="24"/>
+                <w:lang w:val="en-US"/>
+              </w:rPr>
+              <w:t xml:space="preserve">, double: radius, double: </w:t>
+            </w:r>
+            <w:proofErr w:type="spellStart"/>
+            <w:r>
+              <w:rPr>
+                <w:color w:val="000000"/>
+                <w:sz w:val="24"/>
+                <w:szCs w:val="24"/>
+                <w:lang w:val="en-US"/>
+              </w:rPr>
+              <w:t>startAngle</w:t>
+            </w:r>
+            <w:proofErr w:type="spellEnd"/>
+            <w:r>
+              <w:rPr>
+                <w:color w:val="000000"/>
+                <w:sz w:val="24"/>
+                <w:szCs w:val="24"/>
+                <w:lang w:val="en-US"/>
+              </w:rPr>
+              <w:t xml:space="preserve">, double: </w:t>
+            </w:r>
+            <w:proofErr w:type="spellStart"/>
+            <w:r>
+              <w:rPr>
+                <w:color w:val="000000"/>
+                <w:sz w:val="24"/>
+                <w:szCs w:val="24"/>
+                <w:lang w:val="en-US"/>
+              </w:rPr>
+              <w:t>endAngle</w:t>
+            </w:r>
+            <w:proofErr w:type="spellEnd"/>
+            <w:r>
+              <w:rPr>
+                <w:color w:val="000000"/>
+                <w:sz w:val="24"/>
+                <w:szCs w:val="24"/>
+                <w:lang w:val="en-US"/>
+              </w:rPr>
+              <w:t>, int: style</w:t>
             </w:r>
           </w:p>
         </w:tc>
@@ -12461,6 +13757,7 @@
                 <w:szCs w:val="24"/>
               </w:rPr>
             </w:pPr>
+            <w:proofErr w:type="spellStart"/>
             <w:r>
               <w:rPr>
                 <w:color w:val="000000"/>
@@ -12469,6 +13766,7 @@
               </w:rPr>
               <w:t>CreateRevolvedExtrusion</w:t>
             </w:r>
+            <w:proofErr w:type="spellEnd"/>
           </w:p>
         </w:tc>
         <w:tc>
@@ -12486,14 +13784,70 @@
                 <w:szCs w:val="24"/>
               </w:rPr>
             </w:pPr>
-            <w:r>
-              <w:rPr>
-                <w:color w:val="000000"/>
-                <w:sz w:val="24"/>
-                <w:szCs w:val="24"/>
-              </w:rPr>
-              <w:t>ksEntity: sketch, double: angleDegrees</w:t>
-            </w:r>
+            <w:proofErr w:type="spellStart"/>
+            <w:r>
+              <w:rPr>
+                <w:color w:val="000000"/>
+                <w:sz w:val="24"/>
+                <w:szCs w:val="24"/>
+              </w:rPr>
+              <w:t>ksEntity</w:t>
+            </w:r>
+            <w:proofErr w:type="spellEnd"/>
+            <w:r>
+              <w:rPr>
+                <w:color w:val="000000"/>
+                <w:sz w:val="24"/>
+                <w:szCs w:val="24"/>
+              </w:rPr>
+              <w:t xml:space="preserve">: </w:t>
+            </w:r>
+            <w:proofErr w:type="spellStart"/>
+            <w:r>
+              <w:rPr>
+                <w:color w:val="000000"/>
+                <w:sz w:val="24"/>
+                <w:szCs w:val="24"/>
+              </w:rPr>
+              <w:t>sketch</w:t>
+            </w:r>
+            <w:proofErr w:type="spellEnd"/>
+            <w:r>
+              <w:rPr>
+                <w:color w:val="000000"/>
+                <w:sz w:val="24"/>
+                <w:szCs w:val="24"/>
+              </w:rPr>
+              <w:t xml:space="preserve">, </w:t>
+            </w:r>
+            <w:proofErr w:type="spellStart"/>
+            <w:r>
+              <w:rPr>
+                <w:color w:val="000000"/>
+                <w:sz w:val="24"/>
+                <w:szCs w:val="24"/>
+              </w:rPr>
+              <w:t>double</w:t>
+            </w:r>
+            <w:proofErr w:type="spellEnd"/>
+            <w:r>
+              <w:rPr>
+                <w:color w:val="000000"/>
+                <w:sz w:val="24"/>
+                <w:szCs w:val="24"/>
+              </w:rPr>
+              <w:t xml:space="preserve">: </w:t>
+            </w:r>
+            <w:proofErr w:type="spellStart"/>
+            <w:r>
+              <w:rPr>
+                <w:color w:val="000000"/>
+                <w:sz w:val="24"/>
+                <w:szCs w:val="24"/>
+              </w:rPr>
+              <w:t>angleDegrees</w:t>
+            </w:r>
+            <w:proofErr w:type="spellEnd"/>
           </w:p>
         </w:tc>
         <w:tc>
@@ -12512,6 +13866,7 @@
                 <w:lang w:val="en-US"/>
               </w:rPr>
             </w:pPr>
+            <w:proofErr w:type="spellStart"/>
             <w:r>
               <w:rPr>
                 <w:color w:val="000000"/>
@@ -12521,6 +13876,7 @@
               </w:rPr>
               <w:t>ksEntity</w:t>
             </w:r>
+            <w:proofErr w:type="spellEnd"/>
           </w:p>
         </w:tc>
         <w:tc>
@@ -12565,6 +13921,7 @@
                 <w:szCs w:val="24"/>
               </w:rPr>
             </w:pPr>
+            <w:proofErr w:type="spellStart"/>
             <w:r>
               <w:rPr>
                 <w:color w:val="000000"/>
@@ -12573,6 +13930,7 @@
               </w:rPr>
               <w:t>CloseDocument</w:t>
             </w:r>
+            <w:proofErr w:type="spellEnd"/>
           </w:p>
         </w:tc>
         <w:tc>
@@ -12669,6 +14027,7 @@
                 <w:szCs w:val="24"/>
               </w:rPr>
             </w:pPr>
+            <w:proofErr w:type="spellStart"/>
             <w:r>
               <w:rPr>
                 <w:color w:val="000000"/>
@@ -12677,6 +14036,7 @@
               </w:rPr>
               <w:t>ResetAllSketches</w:t>
             </w:r>
+            <w:proofErr w:type="spellEnd"/>
           </w:p>
         </w:tc>
         <w:tc>
@@ -12773,6 +14133,7 @@
                 <w:szCs w:val="24"/>
               </w:rPr>
             </w:pPr>
+            <w:proofErr w:type="spellStart"/>
             <w:r>
               <w:rPr>
                 <w:color w:val="000000"/>
@@ -12781,6 +14142,7 @@
               </w:rPr>
               <w:t>GetKompasObject</w:t>
             </w:r>
+            <w:proofErr w:type="spellEnd"/>
           </w:p>
         </w:tc>
         <w:tc>
@@ -12824,6 +14186,7 @@
                 <w:lang w:val="en-US"/>
               </w:rPr>
             </w:pPr>
+            <w:proofErr w:type="spellStart"/>
             <w:r>
               <w:rPr>
                 <w:color w:val="000000"/>
@@ -12833,6 +14196,7 @@
               </w:rPr>
               <w:t>KompasObject</w:t>
             </w:r>
+            <w:proofErr w:type="spellEnd"/>
           </w:p>
         </w:tc>
         <w:tc>
@@ -12877,6 +14241,7 @@
                 <w:szCs w:val="24"/>
               </w:rPr>
             </w:pPr>
+            <w:proofErr w:type="spellStart"/>
             <w:r>
               <w:rPr>
                 <w:color w:val="000000"/>
@@ -12885,6 +14250,7 @@
               </w:rPr>
               <w:t>GetPart</w:t>
             </w:r>
+            <w:proofErr w:type="spellEnd"/>
           </w:p>
         </w:tc>
         <w:tc>
@@ -12928,6 +14294,7 @@
                 <w:lang w:val="en-US"/>
               </w:rPr>
             </w:pPr>
+            <w:proofErr w:type="spellStart"/>
             <w:r>
               <w:rPr>
                 <w:color w:val="000000"/>
@@ -12937,6 +14304,7 @@
               </w:rPr>
               <w:t>ksPart</w:t>
             </w:r>
+            <w:proofErr w:type="spellEnd"/>
           </w:p>
         </w:tc>
         <w:tc>
@@ -13219,6 +14587,7 @@
                 <w:lang w:val="en-US"/>
               </w:rPr>
             </w:pPr>
+            <w:proofErr w:type="spellStart"/>
             <w:r>
               <w:rPr>
                 <w:color w:val="000000"/>
@@ -13227,6 +14596,7 @@
               </w:rPr>
               <w:t>NumericalParameters</w:t>
             </w:r>
+            <w:proofErr w:type="spellEnd"/>
           </w:p>
         </w:tc>
         <w:tc>
@@ -13260,7 +14630,27 @@
                 <w:szCs w:val="24"/>
                 <w:lang w:val="en-US"/>
               </w:rPr>
-              <w:t>Dictionary&lt;ParameterType, Parameter&gt;</w:t>
+              <w:t>Dictionary&lt;</w:t>
+            </w:r>
+            <w:proofErr w:type="spellStart"/>
+            <w:r>
+              <w:rPr>
+                <w:color w:val="000000"/>
+                <w:sz w:val="24"/>
+                <w:szCs w:val="24"/>
+                <w:lang w:val="en-US"/>
+              </w:rPr>
+              <w:t>ParameterType</w:t>
+            </w:r>
+            <w:proofErr w:type="spellEnd"/>
+            <w:r>
+              <w:rPr>
+                <w:color w:val="000000"/>
+                <w:sz w:val="24"/>
+                <w:szCs w:val="24"/>
+                <w:lang w:val="en-US"/>
+              </w:rPr>
+              <w:t>, Parameter&gt;</w:t>
             </w:r>
           </w:p>
         </w:tc>
@@ -13361,8 +14751,18 @@
                 <w:sz w:val="24"/>
                 <w:szCs w:val="24"/>
               </w:rPr>
-              <w:t>_initialLimits</w:t>
-            </w:r>
+              <w:t>_</w:t>
+            </w:r>
+            <w:proofErr w:type="spellStart"/>
+            <w:r>
+              <w:rPr>
+                <w:color w:val="000000"/>
+                <w:sz w:val="24"/>
+                <w:szCs w:val="24"/>
+              </w:rPr>
+              <w:t>initialLimits</w:t>
+            </w:r>
+            <w:proofErr w:type="spellEnd"/>
           </w:p>
         </w:tc>
         <w:tc>
@@ -13395,7 +14795,27 @@
                 <w:szCs w:val="24"/>
                 <w:lang w:val="en-US"/>
               </w:rPr>
-              <w:t>Dictionary&lt;ParameterType, (double Min, double Max, double Default)&gt;</w:t>
+              <w:t>Dictionary&lt;</w:t>
+            </w:r>
+            <w:proofErr w:type="spellStart"/>
+            <w:r>
+              <w:rPr>
+                <w:color w:val="000000"/>
+                <w:sz w:val="24"/>
+                <w:szCs w:val="24"/>
+                <w:lang w:val="en-US"/>
+              </w:rPr>
+              <w:t>ParameterType</w:t>
+            </w:r>
+            <w:proofErr w:type="spellEnd"/>
+            <w:r>
+              <w:rPr>
+                <w:color w:val="000000"/>
+                <w:sz w:val="24"/>
+                <w:szCs w:val="24"/>
+                <w:lang w:val="en-US"/>
+              </w:rPr>
+              <w:t>, (double Min, double Max, double Default)&gt;</w:t>
             </w:r>
           </w:p>
         </w:tc>
@@ -13697,8 +15117,18 @@
                 <w:sz w:val="24"/>
                 <w:szCs w:val="24"/>
               </w:rPr>
-              <w:t>Инициализирует новый экземпляр класса Parameters</w:t>
-            </w:r>
+              <w:t xml:space="preserve">Инициализирует новый экземпляр класса </w:t>
+            </w:r>
+            <w:proofErr w:type="spellStart"/>
+            <w:r>
+              <w:rPr>
+                <w:color w:val="000000"/>
+                <w:sz w:val="24"/>
+                <w:szCs w:val="24"/>
+              </w:rPr>
+              <w:t>Parameters</w:t>
+            </w:r>
+            <w:proofErr w:type="spellEnd"/>
           </w:p>
         </w:tc>
       </w:tr>
@@ -13719,6 +15149,7 @@
                 <w:lang w:val="en-US"/>
               </w:rPr>
             </w:pPr>
+            <w:proofErr w:type="spellStart"/>
             <w:r>
               <w:rPr>
                 <w:color w:val="000000"/>
@@ -13727,6 +15158,7 @@
               </w:rPr>
               <w:t>SetDependencies</w:t>
             </w:r>
+            <w:proofErr w:type="spellEnd"/>
           </w:p>
         </w:tc>
         <w:tc>
@@ -13743,14 +15175,70 @@
                 <w:szCs w:val="24"/>
               </w:rPr>
             </w:pPr>
-            <w:r>
-              <w:rPr>
-                <w:color w:val="000000"/>
-                <w:sz w:val="24"/>
-                <w:szCs w:val="24"/>
-              </w:rPr>
-              <w:t>double: changedValue, ParameterType: changedType</w:t>
-            </w:r>
+            <w:proofErr w:type="spellStart"/>
+            <w:r>
+              <w:rPr>
+                <w:color w:val="000000"/>
+                <w:sz w:val="24"/>
+                <w:szCs w:val="24"/>
+              </w:rPr>
+              <w:t>double</w:t>
+            </w:r>
+            <w:proofErr w:type="spellEnd"/>
+            <w:r>
+              <w:rPr>
+                <w:color w:val="000000"/>
+                <w:sz w:val="24"/>
+                <w:szCs w:val="24"/>
+              </w:rPr>
+              <w:t xml:space="preserve">: </w:t>
+            </w:r>
+            <w:proofErr w:type="spellStart"/>
+            <w:r>
+              <w:rPr>
+                <w:color w:val="000000"/>
+                <w:sz w:val="24"/>
+                <w:szCs w:val="24"/>
+              </w:rPr>
+              <w:t>changedValue</w:t>
+            </w:r>
+            <w:proofErr w:type="spellEnd"/>
+            <w:r>
+              <w:rPr>
+                <w:color w:val="000000"/>
+                <w:sz w:val="24"/>
+                <w:szCs w:val="24"/>
+              </w:rPr>
+              <w:t xml:space="preserve">, </w:t>
+            </w:r>
+            <w:proofErr w:type="spellStart"/>
+            <w:r>
+              <w:rPr>
+                <w:color w:val="000000"/>
+                <w:sz w:val="24"/>
+                <w:szCs w:val="24"/>
+              </w:rPr>
+              <w:t>ParameterType</w:t>
+            </w:r>
+            <w:proofErr w:type="spellEnd"/>
+            <w:r>
+              <w:rPr>
+                <w:color w:val="000000"/>
+                <w:sz w:val="24"/>
+                <w:szCs w:val="24"/>
+              </w:rPr>
+              <w:t xml:space="preserve">: </w:t>
+            </w:r>
+            <w:proofErr w:type="spellStart"/>
+            <w:r>
+              <w:rPr>
+                <w:color w:val="000000"/>
+                <w:sz w:val="24"/>
+                <w:szCs w:val="24"/>
+              </w:rPr>
+              <w:t>changedType</w:t>
+            </w:r>
+            <w:proofErr w:type="spellEnd"/>
           </w:p>
         </w:tc>
         <w:tc>
@@ -13820,6 +15308,7 @@
                 <w:szCs w:val="24"/>
               </w:rPr>
             </w:pPr>
+            <w:proofErr w:type="spellStart"/>
             <w:r>
               <w:rPr>
                 <w:color w:val="000000"/>
@@ -13828,6 +15317,7 @@
               </w:rPr>
               <w:t>ResetToDefaults</w:t>
             </w:r>
+            <w:proofErr w:type="spellEnd"/>
           </w:p>
         </w:tc>
         <w:tc>
@@ -13922,6 +15412,7 @@
                 <w:szCs w:val="24"/>
               </w:rPr>
             </w:pPr>
+            <w:proofErr w:type="spellStart"/>
             <w:r>
               <w:rPr>
                 <w:color w:val="000000"/>
@@ -13930,6 +15421,7 @@
               </w:rPr>
               <w:t>GetLimitsString</w:t>
             </w:r>
+            <w:proofErr w:type="spellEnd"/>
           </w:p>
         </w:tc>
         <w:tc>
@@ -13947,14 +15439,34 @@
                 <w:lang w:val="en-US"/>
               </w:rPr>
             </w:pPr>
-            <w:r>
-              <w:rPr>
-                <w:color w:val="000000"/>
-                <w:sz w:val="24"/>
-                <w:szCs w:val="24"/>
-              </w:rPr>
-              <w:t>ParameterType: type</w:t>
-            </w:r>
+            <w:proofErr w:type="spellStart"/>
+            <w:r>
+              <w:rPr>
+                <w:color w:val="000000"/>
+                <w:sz w:val="24"/>
+                <w:szCs w:val="24"/>
+              </w:rPr>
+              <w:t>ParameterType</w:t>
+            </w:r>
+            <w:proofErr w:type="spellEnd"/>
+            <w:r>
+              <w:rPr>
+                <w:color w:val="000000"/>
+                <w:sz w:val="24"/>
+                <w:szCs w:val="24"/>
+              </w:rPr>
+              <w:t xml:space="preserve">: </w:t>
+            </w:r>
+            <w:proofErr w:type="spellStart"/>
+            <w:r>
+              <w:rPr>
+                <w:color w:val="000000"/>
+                <w:sz w:val="24"/>
+                <w:szCs w:val="24"/>
+              </w:rPr>
+              <w:t>type</w:t>
+            </w:r>
+            <w:proofErr w:type="spellEnd"/>
           </w:p>
         </w:tc>
         <w:tc>
@@ -14025,6 +15537,7 @@
                 <w:szCs w:val="24"/>
               </w:rPr>
             </w:pPr>
+            <w:proofErr w:type="spellStart"/>
             <w:r>
               <w:rPr>
                 <w:color w:val="000000"/>
@@ -14033,6 +15546,7 @@
               </w:rPr>
               <w:t>InitializeParameters</w:t>
             </w:r>
+            <w:proofErr w:type="spellEnd"/>
           </w:p>
         </w:tc>
         <w:tc>
@@ -14107,8 +15621,36 @@
                 <w:sz w:val="24"/>
                 <w:szCs w:val="24"/>
               </w:rPr>
-              <w:t>Инициализирует словарь параметров с "заводскими" Min/Max</w:t>
-            </w:r>
+              <w:t xml:space="preserve">Инициализирует словарь параметров с "заводскими" </w:t>
+            </w:r>
+            <w:proofErr w:type="spellStart"/>
+            <w:r>
+              <w:rPr>
+                <w:color w:val="000000"/>
+                <w:sz w:val="24"/>
+                <w:szCs w:val="24"/>
+              </w:rPr>
+              <w:t>Min</w:t>
+            </w:r>
+            <w:proofErr w:type="spellEnd"/>
+            <w:r>
+              <w:rPr>
+                <w:color w:val="000000"/>
+                <w:sz w:val="24"/>
+                <w:szCs w:val="24"/>
+              </w:rPr>
+              <w:t>/</w:t>
+            </w:r>
+            <w:proofErr w:type="spellStart"/>
+            <w:r>
+              <w:rPr>
+                <w:color w:val="000000"/>
+                <w:sz w:val="24"/>
+                <w:szCs w:val="24"/>
+              </w:rPr>
+              <w:t>Max</w:t>
+            </w:r>
+            <w:proofErr w:type="spellEnd"/>
           </w:p>
         </w:tc>
       </w:tr>
@@ -14128,6 +15670,7 @@
                 <w:szCs w:val="24"/>
               </w:rPr>
             </w:pPr>
+            <w:proofErr w:type="spellStart"/>
             <w:r>
               <w:rPr>
                 <w:color w:val="000000"/>
@@ -14136,6 +15679,7 @@
               </w:rPr>
               <w:t>SetDefaultValues</w:t>
             </w:r>
+            <w:proofErr w:type="spellEnd"/>
           </w:p>
         </w:tc>
         <w:tc>
@@ -14231,6 +15775,7 @@
                 <w:szCs w:val="24"/>
               </w:rPr>
             </w:pPr>
+            <w:proofErr w:type="spellStart"/>
             <w:r>
               <w:rPr>
                 <w:color w:val="000000"/>
@@ -14239,6 +15784,7 @@
               </w:rPr>
               <w:t>UpdateAllLimits</w:t>
             </w:r>
+            <w:proofErr w:type="spellEnd"/>
           </w:p>
         </w:tc>
         <w:tc>
@@ -14334,6 +15880,7 @@
                 <w:szCs w:val="24"/>
               </w:rPr>
             </w:pPr>
+            <w:proofErr w:type="spellStart"/>
             <w:r>
               <w:rPr>
                 <w:color w:val="000000"/>
@@ -14342,6 +15889,7 @@
               </w:rPr>
               <w:t>ResetLimitsToInitial</w:t>
             </w:r>
+            <w:proofErr w:type="spellEnd"/>
           </w:p>
         </w:tc>
         <w:tc>
@@ -14480,6 +16028,7 @@
                 <w:szCs w:val="24"/>
               </w:rPr>
             </w:pPr>
+            <w:proofErr w:type="spellStart"/>
             <w:r>
               <w:rPr>
                 <w:color w:val="000000"/>
@@ -14488,6 +16037,7 @@
               </w:rPr>
               <w:t>ApplyStandBowlRadiusDependency</w:t>
             </w:r>
+            <w:proofErr w:type="spellEnd"/>
           </w:p>
         </w:tc>
         <w:tc>
@@ -14562,8 +16112,46 @@
                 <w:sz w:val="24"/>
                 <w:szCs w:val="24"/>
               </w:rPr>
-              <w:t>Применяет зависимость: StandRadius &gt;= 2/3 * BowlRadius</w:t>
-            </w:r>
+              <w:t xml:space="preserve">Применяет зависимость: </w:t>
+            </w:r>
+            <w:proofErr w:type="spellStart"/>
+            <w:proofErr w:type="gramStart"/>
+            <w:r>
+              <w:rPr>
+                <w:color w:val="000000"/>
+                <w:sz w:val="24"/>
+                <w:szCs w:val="24"/>
+              </w:rPr>
+              <w:t>StandRadius</w:t>
+            </w:r>
+            <w:proofErr w:type="spellEnd"/>
+            <w:r>
+              <w:rPr>
+                <w:color w:val="000000"/>
+                <w:sz w:val="24"/>
+                <w:szCs w:val="24"/>
+              </w:rPr>
+              <w:t xml:space="preserve"> &gt;</w:t>
+            </w:r>
+            <w:proofErr w:type="gramEnd"/>
+            <w:r>
+              <w:rPr>
+                <w:color w:val="000000"/>
+                <w:sz w:val="24"/>
+                <w:szCs w:val="24"/>
+              </w:rPr>
+              <w:t xml:space="preserve">= 2/3 * </w:t>
+            </w:r>
+            <w:proofErr w:type="spellStart"/>
+            <w:r>
+              <w:rPr>
+                <w:color w:val="000000"/>
+                <w:sz w:val="24"/>
+                <w:szCs w:val="24"/>
+              </w:rPr>
+              <w:t>BowlRadius</w:t>
+            </w:r>
+            <w:proofErr w:type="spellEnd"/>
           </w:p>
         </w:tc>
       </w:tr>
@@ -14583,6 +16171,7 @@
                 <w:szCs w:val="24"/>
               </w:rPr>
             </w:pPr>
+            <w:proofErr w:type="spellStart"/>
             <w:r>
               <w:rPr>
                 <w:color w:val="000000"/>
@@ -14591,6 +16180,7 @@
               </w:rPr>
               <w:t>ApplySideHeightAngleDependency</w:t>
             </w:r>
+            <w:proofErr w:type="spellEnd"/>
           </w:p>
         </w:tc>
         <w:tc>
@@ -14665,7 +16255,81 @@
                 <w:sz w:val="24"/>
                 <w:szCs w:val="24"/>
               </w:rPr>
-              <w:t>Применяет зависимость: SideHeight * sin(SideAngle) &lt;= BowlRadius / 2</w:t>
+              <w:t xml:space="preserve">Применяет зависимость: </w:t>
+            </w:r>
+            <w:proofErr w:type="spellStart"/>
+            <w:r>
+              <w:rPr>
+                <w:color w:val="000000"/>
+                <w:sz w:val="24"/>
+                <w:szCs w:val="24"/>
+              </w:rPr>
+              <w:t>SideHeight</w:t>
+            </w:r>
+            <w:proofErr w:type="spellEnd"/>
+            <w:r>
+              <w:rPr>
+                <w:color w:val="000000"/>
+                <w:sz w:val="24"/>
+                <w:szCs w:val="24"/>
+              </w:rPr>
+              <w:t xml:space="preserve"> * </w:t>
+            </w:r>
+            <w:proofErr w:type="spellStart"/>
+            <w:proofErr w:type="gramStart"/>
+            <w:r>
+              <w:rPr>
+                <w:color w:val="000000"/>
+                <w:sz w:val="24"/>
+                <w:szCs w:val="24"/>
+              </w:rPr>
+              <w:t>sin</w:t>
+            </w:r>
+            <w:proofErr w:type="spellEnd"/>
+            <w:r>
+              <w:rPr>
+                <w:color w:val="000000"/>
+                <w:sz w:val="24"/>
+                <w:szCs w:val="24"/>
+              </w:rPr>
+              <w:t>(</w:t>
+            </w:r>
+            <w:proofErr w:type="spellStart"/>
+            <w:proofErr w:type="gramEnd"/>
+            <w:r>
+              <w:rPr>
+                <w:color w:val="000000"/>
+                <w:sz w:val="24"/>
+                <w:szCs w:val="24"/>
+              </w:rPr>
+              <w:t>SideAngle</w:t>
+            </w:r>
+            <w:proofErr w:type="spellEnd"/>
+            <w:r>
+              <w:rPr>
+                <w:color w:val="000000"/>
+                <w:sz w:val="24"/>
+                <w:szCs w:val="24"/>
+              </w:rPr>
+              <w:t xml:space="preserve">) &lt;= </w:t>
+            </w:r>
+            <w:proofErr w:type="spellStart"/>
+            <w:r>
+              <w:rPr>
+                <w:color w:val="000000"/>
+                <w:sz w:val="24"/>
+                <w:szCs w:val="24"/>
+              </w:rPr>
+              <w:t>BowlRadius</w:t>
+            </w:r>
+            <w:proofErr w:type="spellEnd"/>
+            <w:r>
+              <w:rPr>
+                <w:color w:val="000000"/>
+                <w:sz w:val="24"/>
+                <w:szCs w:val="24"/>
+              </w:rPr>
+              <w:t xml:space="preserve"> / 2</w:t>
             </w:r>
           </w:p>
         </w:tc>
@@ -14714,12 +16378,14 @@
       <w:r>
         <w:t xml:space="preserve">— </w:t>
       </w:r>
+      <w:proofErr w:type="spellStart"/>
       <w:r>
         <w:rPr>
           <w:lang w:val="en-US"/>
         </w:rPr>
         <w:t>BuilderGlass</w:t>
       </w:r>
+      <w:proofErr w:type="spellEnd"/>
       <w:r>
         <w:t xml:space="preserve"> — основной проект, в котором реализованы классы взаимодействия с API КОМПАС-3D;</w:t>
       </w:r>
@@ -14732,7 +16398,15 @@
         <w:contextualSpacing/>
       </w:pPr>
       <w:r>
-        <w:t>— Core — выделенный проект, в котором реализованы классы моделей и параметров для плагина;</w:t>
+        <w:t xml:space="preserve">— </w:t>
+      </w:r>
+      <w:proofErr w:type="spellStart"/>
+      <w:r>
+        <w:t>Core</w:t>
+      </w:r>
+      <w:proofErr w:type="spellEnd"/>
+      <w:r>
+        <w:t xml:space="preserve"> — выделенный проект, в котором реализованы классы моделей и параметров для плагина;</w:t>
       </w:r>
     </w:p>
     <w:p>
@@ -14745,12 +16419,14 @@
       <w:r>
         <w:t xml:space="preserve">— </w:t>
       </w:r>
+      <w:proofErr w:type="spellStart"/>
       <w:r>
         <w:rPr>
           <w:lang w:val="en-US"/>
         </w:rPr>
         <w:t>GlassPlugin</w:t>
       </w:r>
+      <w:proofErr w:type="spellEnd"/>
       <w:r>
         <w:t xml:space="preserve"> — проект, в котором реализована визуальная часть — главная форма GUI.</w:t>
       </w:r>
@@ -14763,13 +16439,45 @@
         <w:contextualSpacing/>
       </w:pPr>
       <w:r>
-        <w:t xml:space="preserve">Глобальные изменения потерпели классы Parameters и Wrapper. Логика класса Parameters, который изначально был простым хранилищем, была </w:t>
+        <w:t xml:space="preserve">Глобальные изменения потерпели классы </w:t>
+      </w:r>
+      <w:proofErr w:type="spellStart"/>
+      <w:r>
+        <w:t>Parameters</w:t>
+      </w:r>
+      <w:proofErr w:type="spellEnd"/>
+      <w:r>
+        <w:t xml:space="preserve"> и </w:t>
+      </w:r>
+      <w:proofErr w:type="spellStart"/>
+      <w:r>
+        <w:t>Wrapper</w:t>
+      </w:r>
+      <w:proofErr w:type="spellEnd"/>
+      <w:r>
+        <w:t xml:space="preserve">. Логика класса </w:t>
+      </w:r>
+      <w:proofErr w:type="spellStart"/>
+      <w:r>
+        <w:t>Parameters</w:t>
+      </w:r>
+      <w:proofErr w:type="spellEnd"/>
+      <w:r>
+        <w:t xml:space="preserve">, который изначально был простым хранилищем, была </w:t>
       </w:r>
       <w:r>
         <w:t>значительно</w:t>
       </w:r>
       <w:r>
-        <w:t xml:space="preserve"> переработана. Он превратился в центральный узел для управления значениями, проверки зависимостей и сбора детализированных ошибок, сняв эту ответственность с других частей программы. Класс Wrapper был преобразован из набора базовых команд в полноценную оболочку над API, которая теперь выполняет более сложные операции, изолируя остальную логику от деталей API.</w:t>
+        <w:t xml:space="preserve"> переработана. Он превратился в центральный узел для управления значениями, проверки зависимостей и сбора детализированных ошибок, сняв эту ответственность с других частей программы. Класс </w:t>
+      </w:r>
+      <w:proofErr w:type="spellStart"/>
+      <w:r>
+        <w:t>Wrapper</w:t>
+      </w:r>
+      <w:proofErr w:type="spellEnd"/>
+      <w:r>
+        <w:t> был преобразован из набора базовых команд в полноценную оболочку над API, которая теперь выполняет более сложные операции, изолируя остальную логику от деталей API.</w:t>
       </w:r>
     </w:p>
     <w:p>
@@ -17470,8 +19178,29 @@
       <w:r>
         <w:t xml:space="preserve"> сформированный с помощью инструмента </w:t>
       </w:r>
-      <w:r>
-        <w:t>Fine Code Coverage.</w:t>
+      <w:proofErr w:type="spellStart"/>
+      <w:r>
+        <w:t>Fine</w:t>
+      </w:r>
+      <w:proofErr w:type="spellEnd"/>
+      <w:r>
+        <w:t xml:space="preserve"> </w:t>
+      </w:r>
+      <w:proofErr w:type="spellStart"/>
+      <w:r>
+        <w:t>Code</w:t>
+      </w:r>
+      <w:proofErr w:type="spellEnd"/>
+      <w:r>
+        <w:t xml:space="preserve"> </w:t>
+      </w:r>
+      <w:proofErr w:type="spellStart"/>
+      <w:r>
+        <w:t>Coverage</w:t>
+      </w:r>
+      <w:proofErr w:type="spellEnd"/>
+      <w:r>
+        <w:t>.</w:t>
       </w:r>
     </w:p>
     <w:p>
@@ -17486,9 +19215,9 @@
           <w:lang w:bidi="ar-SA"/>
         </w:rPr>
         <w:drawing>
-          <wp:inline distT="0" distB="0" distL="0" distR="0" wp14:anchorId="7EF7535C" wp14:editId="6EAEB361">
-            <wp:extent cx="4457700" cy="2200256"/>
-            <wp:effectExtent l="0" t="0" r="0" b="0"/>
+          <wp:inline distT="0" distB="0" distL="0" distR="0" wp14:anchorId="7EF7535C" wp14:editId="3F507BC7">
+            <wp:extent cx="5966988" cy="2945218"/>
+            <wp:effectExtent l="0" t="0" r="0" b="7620"/>
             <wp:docPr id="13" name="Рисунок 13"/>
             <wp:cNvGraphicFramePr>
               <a:graphicFrameLocks xmlns:a="http://schemas.openxmlformats.org/drawingml/2006/main" noChangeAspect="1"/>
@@ -17509,7 +19238,7 @@
                   <pic:spPr>
                     <a:xfrm>
                       <a:off x="0" y="0"/>
-                      <a:ext cx="4496918" cy="2219613"/>
+                      <a:ext cx="6043869" cy="2983165"/>
                     </a:xfrm>
                     <a:prstGeom prst="rect">
                       <a:avLst/>
@@ -17566,9 +19295,9 @@
           <w:noProof/>
         </w:rPr>
         <w:drawing>
-          <wp:inline distT="0" distB="0" distL="0" distR="0" wp14:anchorId="6EDFCAAB" wp14:editId="0C65D026">
+          <wp:inline distT="0" distB="0" distL="0" distR="0" wp14:anchorId="6EDFCAAB" wp14:editId="2E66330F">
             <wp:extent cx="5939790" cy="417830"/>
-            <wp:effectExtent l="0" t="0" r="3810" b="1270"/>
+            <wp:effectExtent l="0" t="0" r="4445" b="0"/>
             <wp:docPr id="14" name="Рисунок 14"/>
             <wp:cNvGraphicFramePr>
               <a:graphicFrameLocks xmlns:a="http://schemas.openxmlformats.org/drawingml/2006/main" noChangeAspect="1"/>
@@ -17708,8 +19437,18 @@
           <w:sz w:val="24"/>
           <w:szCs w:val="24"/>
         </w:rPr>
-        <w:t xml:space="preserve"> – Модульный тест ParameterTests</w:t>
-      </w:r>
+        <w:t xml:space="preserve"> – Модульный тест </w:t>
+      </w:r>
+      <w:proofErr w:type="spellStart"/>
+      <w:r>
+        <w:rPr>
+          <w:rFonts w:cs="Times New Roman"/>
+          <w:sz w:val="24"/>
+          <w:szCs w:val="24"/>
+        </w:rPr>
+        <w:t>ParameterTests</w:t>
+      </w:r>
+      <w:proofErr w:type="spellEnd"/>
     </w:p>
     <w:tbl>
       <w:tblPr>
@@ -17781,12 +19520,21 @@
                 <w:szCs w:val="20"/>
               </w:rPr>
             </w:pPr>
-            <w:r>
-              <w:rPr>
-                <w:sz w:val="24"/>
-                <w:szCs w:val="20"/>
-              </w:rPr>
-              <w:t>Constructor_WhenMinGreaterThanMax_</w:t>
+            <w:proofErr w:type="spellStart"/>
+            <w:r>
+              <w:rPr>
+                <w:sz w:val="24"/>
+                <w:szCs w:val="20"/>
+              </w:rPr>
+              <w:t>Constructor_WhenMinGreaterThanMax</w:t>
+            </w:r>
+            <w:proofErr w:type="spellEnd"/>
+            <w:r>
+              <w:rPr>
+                <w:sz w:val="24"/>
+                <w:szCs w:val="20"/>
+              </w:rPr>
+              <w:t>_</w:t>
             </w:r>
           </w:p>
           <w:p>
@@ -17797,6 +19545,7 @@
                 <w:szCs w:val="20"/>
               </w:rPr>
             </w:pPr>
+            <w:proofErr w:type="spellStart"/>
             <w:r>
               <w:rPr>
                 <w:sz w:val="24"/>
@@ -17804,6 +19553,7 @@
               </w:rPr>
               <w:t>ShouldThrowArgumentException</w:t>
             </w:r>
+            <w:proofErr w:type="spellEnd"/>
           </w:p>
         </w:tc>
         <w:tc>
@@ -17823,8 +19573,42 @@
                 <w:sz w:val="24"/>
                 <w:szCs w:val="20"/>
               </w:rPr>
-              <w:t>Проверяет, что конструктор выбрасывает исключение при minValue &gt; maxValue</w:t>
-            </w:r>
+              <w:t xml:space="preserve">Проверяет, что конструктор выбрасывает исключение при </w:t>
+            </w:r>
+            <w:proofErr w:type="spellStart"/>
+            <w:proofErr w:type="gramStart"/>
+            <w:r>
+              <w:rPr>
+                <w:sz w:val="24"/>
+                <w:szCs w:val="20"/>
+              </w:rPr>
+              <w:t>minValue</w:t>
+            </w:r>
+            <w:proofErr w:type="spellEnd"/>
+            <w:r>
+              <w:rPr>
+                <w:sz w:val="24"/>
+                <w:szCs w:val="20"/>
+              </w:rPr>
+              <w:t xml:space="preserve"> &gt;</w:t>
+            </w:r>
+            <w:proofErr w:type="gramEnd"/>
+            <w:r>
+              <w:rPr>
+                <w:sz w:val="24"/>
+                <w:szCs w:val="20"/>
+              </w:rPr>
+              <w:t xml:space="preserve"> </w:t>
+            </w:r>
+            <w:proofErr w:type="spellStart"/>
+            <w:r>
+              <w:rPr>
+                <w:sz w:val="24"/>
+                <w:szCs w:val="20"/>
+              </w:rPr>
+              <w:t>maxValue</w:t>
+            </w:r>
+            <w:proofErr w:type="spellEnd"/>
           </w:p>
         </w:tc>
       </w:tr>
@@ -17841,6 +19625,7 @@
                 <w:szCs w:val="20"/>
               </w:rPr>
             </w:pPr>
+            <w:proofErr w:type="spellStart"/>
             <w:r>
               <w:rPr>
                 <w:sz w:val="24"/>
@@ -17848,6 +19633,7 @@
               </w:rPr>
               <w:t>Value_SetValidValue_ShouldSetValue</w:t>
             </w:r>
+            <w:proofErr w:type="spellEnd"/>
           </w:p>
         </w:tc>
         <w:tc>
@@ -17868,534 +19654,38 @@
                 <w:szCs w:val="20"/>
               </w:rPr>
               <w:t>Проверяет, что можно установить корректное значение</w:t>
-            </w:r>
-          </w:p>
-        </w:tc>
-      </w:tr>
-      <w:tr>
-        <w:tc>
-          <w:tcPr>
-            <w:tcW w:w="5122" w:type="dxa"/>
-          </w:tcPr>
-          <w:p>
-            <w:pPr>
-              <w:ind w:firstLine="0"/>
-              <w:rPr>
-                <w:sz w:val="24"/>
-                <w:szCs w:val="20"/>
-                <w:lang w:val="en-US"/>
-              </w:rPr>
-            </w:pPr>
-            <w:r>
-              <w:rPr>
-                <w:sz w:val="24"/>
-                <w:szCs w:val="20"/>
-                <w:lang w:val="en-US"/>
-              </w:rPr>
-              <w:t>Value_SetBelowMinValue_Should</w:t>
-            </w:r>
-          </w:p>
-          <w:p>
-            <w:pPr>
-              <w:ind w:firstLine="0"/>
-              <w:rPr>
-                <w:sz w:val="24"/>
-                <w:szCs w:val="20"/>
-                <w:lang w:val="en-US"/>
-              </w:rPr>
-            </w:pPr>
-            <w:r>
-              <w:rPr>
-                <w:sz w:val="24"/>
-                <w:szCs w:val="20"/>
-                <w:lang w:val="en-US"/>
-              </w:rPr>
-              <w:t>ThrowArgumentException_WithValueSmall</w:t>
-            </w:r>
-          </w:p>
-        </w:tc>
-        <w:tc>
-          <w:tcPr>
-            <w:tcW w:w="4222" w:type="dxa"/>
-          </w:tcPr>
-          <w:p>
-            <w:pPr>
-              <w:ind w:firstLine="0"/>
-              <w:rPr>
-                <w:sz w:val="24"/>
-                <w:szCs w:val="20"/>
-              </w:rPr>
-            </w:pPr>
-            <w:r>
-              <w:rPr>
-                <w:sz w:val="24"/>
-                <w:szCs w:val="20"/>
-              </w:rPr>
-              <w:t xml:space="preserve">Проверяет, что значение </w:t>
-            </w:r>
-            <w:r>
-              <w:rPr>
-                <w:sz w:val="24"/>
-                <w:szCs w:val="20"/>
-              </w:rPr>
-              <w:t xml:space="preserve">меньше </w:t>
-            </w:r>
-            <w:r>
-              <w:rPr>
-                <w:sz w:val="24"/>
-                <w:szCs w:val="20"/>
-                <w:lang w:val="en-US"/>
-              </w:rPr>
-              <w:t>MinValue</w:t>
-            </w:r>
-            <w:r>
-              <w:rPr>
-                <w:sz w:val="24"/>
-                <w:szCs w:val="20"/>
-              </w:rPr>
-              <w:t xml:space="preserve"> вызывает правильное исключение</w:t>
-            </w:r>
-          </w:p>
-        </w:tc>
-      </w:tr>
-      <w:tr>
-        <w:tc>
-          <w:tcPr>
-            <w:tcW w:w="5122" w:type="dxa"/>
-          </w:tcPr>
-          <w:p>
-            <w:pPr>
-              <w:ind w:firstLine="0"/>
-              <w:rPr>
-                <w:sz w:val="24"/>
-                <w:szCs w:val="20"/>
-                <w:lang w:val="en-US"/>
-              </w:rPr>
-            </w:pPr>
-            <w:r>
-              <w:rPr>
-                <w:sz w:val="24"/>
-                <w:szCs w:val="20"/>
-                <w:lang w:val="en-US"/>
-              </w:rPr>
-              <w:t>Value_SetAboveMaxValue_Should</w:t>
-            </w:r>
-          </w:p>
-          <w:p>
-            <w:pPr>
-              <w:ind w:firstLine="0"/>
-              <w:rPr>
-                <w:sz w:val="24"/>
-                <w:szCs w:val="20"/>
-                <w:lang w:val="en-US"/>
-              </w:rPr>
-            </w:pPr>
-            <w:r>
-              <w:rPr>
-                <w:sz w:val="24"/>
-                <w:szCs w:val="20"/>
-                <w:lang w:val="en-US"/>
-              </w:rPr>
-              <w:lastRenderedPageBreak/>
-              <w:t>ThrowArgumentException_WithValueTooBig</w:t>
-            </w:r>
-          </w:p>
-        </w:tc>
-        <w:tc>
-          <w:tcPr>
-            <w:tcW w:w="4222" w:type="dxa"/>
-          </w:tcPr>
-          <w:p>
-            <w:pPr>
-              <w:ind w:firstLine="0"/>
-              <w:rPr>
-                <w:sz w:val="24"/>
-                <w:szCs w:val="20"/>
-              </w:rPr>
-            </w:pPr>
-            <w:r>
-              <w:rPr>
-                <w:sz w:val="24"/>
-                <w:szCs w:val="20"/>
-              </w:rPr>
-              <w:lastRenderedPageBreak/>
-              <w:t xml:space="preserve">Проверяет, что значение </w:t>
-            </w:r>
-            <w:r>
-              <w:rPr>
-                <w:sz w:val="24"/>
-                <w:szCs w:val="20"/>
-              </w:rPr>
-              <w:t xml:space="preserve">больше </w:t>
-            </w:r>
-            <w:r>
-              <w:rPr>
-                <w:sz w:val="24"/>
-                <w:szCs w:val="20"/>
-              </w:rPr>
-              <w:lastRenderedPageBreak/>
-              <w:t>MaxValue вызывает правильное исключение</w:t>
-            </w:r>
-          </w:p>
-        </w:tc>
-      </w:tr>
-      <w:tr>
-        <w:tc>
-          <w:tcPr>
-            <w:tcW w:w="5122" w:type="dxa"/>
-          </w:tcPr>
-          <w:p>
-            <w:pPr>
-              <w:ind w:firstLine="0"/>
-              <w:rPr>
-                <w:sz w:val="24"/>
-                <w:szCs w:val="20"/>
-              </w:rPr>
-            </w:pPr>
-            <w:r>
-              <w:rPr>
-                <w:sz w:val="24"/>
-                <w:szCs w:val="20"/>
-              </w:rPr>
-              <w:lastRenderedPageBreak/>
-              <w:t>Value_AfterInvalidSet_ShouldKeepPreviousValue</w:t>
-            </w:r>
-          </w:p>
-        </w:tc>
-        <w:tc>
-          <w:tcPr>
-            <w:tcW w:w="4222" w:type="dxa"/>
-          </w:tcPr>
-          <w:p>
-            <w:pPr>
-              <w:ind w:firstLine="0"/>
-              <w:rPr>
-                <w:sz w:val="24"/>
-                <w:szCs w:val="20"/>
-              </w:rPr>
-            </w:pPr>
-            <w:r>
-              <w:rPr>
-                <w:sz w:val="24"/>
-                <w:szCs w:val="20"/>
-              </w:rPr>
-              <w:t>Проверяет, что после неудачной установки значение остается прежним</w:t>
-            </w:r>
-          </w:p>
-        </w:tc>
-      </w:tr>
-      <w:tr>
-        <w:tc>
-          <w:tcPr>
-            <w:tcW w:w="5122" w:type="dxa"/>
-          </w:tcPr>
-          <w:p>
-            <w:pPr>
-              <w:ind w:firstLine="0"/>
-              <w:rPr>
-                <w:sz w:val="24"/>
-                <w:szCs w:val="20"/>
-              </w:rPr>
-            </w:pPr>
-            <w:r>
-              <w:rPr>
-                <w:sz w:val="24"/>
-                <w:szCs w:val="20"/>
-              </w:rPr>
-              <w:t>Value_SetToBoundaries_ShouldBeValid</w:t>
-            </w:r>
-          </w:p>
-        </w:tc>
-        <w:tc>
-          <w:tcPr>
-            <w:tcW w:w="4222" w:type="dxa"/>
-          </w:tcPr>
-          <w:p>
-            <w:pPr>
-              <w:ind w:firstLine="0"/>
-              <w:rPr>
-                <w:sz w:val="24"/>
-                <w:szCs w:val="20"/>
-              </w:rPr>
-            </w:pPr>
-            <w:r>
-              <w:rPr>
-                <w:sz w:val="24"/>
-                <w:szCs w:val="20"/>
-              </w:rPr>
-              <w:t>Проверяет граничные значения (установка MinValue и MaxValue)</w:t>
-            </w:r>
-          </w:p>
-        </w:tc>
-      </w:tr>
-      <w:tr>
-        <w:tc>
-          <w:tcPr>
-            <w:tcW w:w="5122" w:type="dxa"/>
-          </w:tcPr>
-          <w:p>
-            <w:pPr>
-              <w:ind w:firstLine="0"/>
-              <w:rPr>
-                <w:sz w:val="24"/>
-                <w:szCs w:val="20"/>
-              </w:rPr>
-            </w:pPr>
-            <w:r>
-              <w:rPr>
-                <w:sz w:val="24"/>
-                <w:szCs w:val="20"/>
-              </w:rPr>
-              <w:t>MinValue_SetGreaterThanMaxValue_Should</w:t>
-            </w:r>
-          </w:p>
-          <w:p>
-            <w:pPr>
-              <w:ind w:firstLine="0"/>
-              <w:rPr>
-                <w:sz w:val="24"/>
-                <w:szCs w:val="20"/>
-              </w:rPr>
-            </w:pPr>
-            <w:r>
-              <w:rPr>
-                <w:sz w:val="24"/>
-                <w:szCs w:val="20"/>
-              </w:rPr>
-              <w:t>ThrowArgumentException</w:t>
-            </w:r>
-          </w:p>
-        </w:tc>
-        <w:tc>
-          <w:tcPr>
-            <w:tcW w:w="4222" w:type="dxa"/>
-          </w:tcPr>
-          <w:p>
-            <w:pPr>
-              <w:ind w:firstLine="0"/>
-              <w:rPr>
-                <w:sz w:val="24"/>
-                <w:szCs w:val="20"/>
-              </w:rPr>
-            </w:pPr>
-            <w:r>
-              <w:rPr>
-                <w:sz w:val="24"/>
-                <w:szCs w:val="20"/>
-              </w:rPr>
-              <w:t>Проверяет, что MinValue нельзя установить больше MaxValue</w:t>
-            </w:r>
-          </w:p>
-        </w:tc>
-      </w:tr>
-      <w:tr>
-        <w:tc>
-          <w:tcPr>
-            <w:tcW w:w="5122" w:type="dxa"/>
-          </w:tcPr>
-          <w:p>
-            <w:pPr>
-              <w:ind w:firstLine="0"/>
-              <w:rPr>
-                <w:sz w:val="24"/>
-                <w:szCs w:val="20"/>
-              </w:rPr>
-            </w:pPr>
-            <w:r>
-              <w:rPr>
-                <w:sz w:val="24"/>
-                <w:szCs w:val="20"/>
-              </w:rPr>
-              <w:t>MaxValue_SetLessThanMinValue_Should</w:t>
-            </w:r>
-          </w:p>
-          <w:p>
-            <w:pPr>
-              <w:ind w:firstLine="0"/>
-              <w:rPr>
-                <w:sz w:val="24"/>
-                <w:szCs w:val="20"/>
-              </w:rPr>
-            </w:pPr>
-            <w:r>
-              <w:rPr>
-                <w:sz w:val="24"/>
-                <w:szCs w:val="20"/>
-              </w:rPr>
-              <w:t>ThrowArgumentException</w:t>
-            </w:r>
-          </w:p>
-        </w:tc>
-        <w:tc>
-          <w:tcPr>
-            <w:tcW w:w="4222" w:type="dxa"/>
-          </w:tcPr>
-          <w:p>
-            <w:pPr>
-              <w:ind w:firstLine="0"/>
-              <w:rPr>
-                <w:sz w:val="24"/>
-                <w:szCs w:val="20"/>
-              </w:rPr>
-            </w:pPr>
-            <w:r>
-              <w:rPr>
-                <w:sz w:val="24"/>
-                <w:szCs w:val="20"/>
-              </w:rPr>
-              <w:t>Проверяет, что MaxValue нельзя установить меньше MinValue</w:t>
-            </w:r>
-          </w:p>
-        </w:tc>
-      </w:tr>
-      <w:tr>
-        <w:tc>
-          <w:tcPr>
-            <w:tcW w:w="5122" w:type="dxa"/>
-          </w:tcPr>
-          <w:p>
-            <w:pPr>
-              <w:ind w:firstLine="0"/>
-              <w:rPr>
-                <w:sz w:val="24"/>
-                <w:szCs w:val="20"/>
-              </w:rPr>
-            </w:pPr>
-            <w:r>
-              <w:rPr>
-                <w:sz w:val="24"/>
-                <w:szCs w:val="20"/>
-              </w:rPr>
-              <w:t>MinValue_SetValidValue_ShouldUpdateValue</w:t>
-            </w:r>
-          </w:p>
-        </w:tc>
-        <w:tc>
-          <w:tcPr>
-            <w:tcW w:w="4222" w:type="dxa"/>
-          </w:tcPr>
-          <w:p>
-            <w:pPr>
-              <w:ind w:firstLine="0"/>
-              <w:rPr>
-                <w:sz w:val="24"/>
-                <w:szCs w:val="20"/>
-              </w:rPr>
-            </w:pPr>
-            <w:r>
-              <w:rPr>
-                <w:sz w:val="24"/>
-                <w:szCs w:val="20"/>
-              </w:rPr>
-              <w:t>Проверяет корректное изменение MinValue</w:t>
-            </w:r>
-          </w:p>
-        </w:tc>
-      </w:tr>
-      <w:tr>
-        <w:tc>
-          <w:tcPr>
-            <w:tcW w:w="5122" w:type="dxa"/>
-          </w:tcPr>
-          <w:p>
-            <w:pPr>
-              <w:ind w:firstLine="0"/>
-              <w:rPr>
-                <w:sz w:val="24"/>
-                <w:szCs w:val="20"/>
-              </w:rPr>
-            </w:pPr>
-            <w:r>
-              <w:rPr>
-                <w:sz w:val="24"/>
-                <w:szCs w:val="20"/>
-              </w:rPr>
-              <w:t>MaxValue_SetValidValue_ShouldUpdateValue</w:t>
-            </w:r>
-          </w:p>
-        </w:tc>
-        <w:tc>
-          <w:tcPr>
-            <w:tcW w:w="4222" w:type="dxa"/>
-          </w:tcPr>
-          <w:p>
-            <w:pPr>
-              <w:ind w:firstLine="0"/>
-              <w:rPr>
-                <w:sz w:val="24"/>
-                <w:szCs w:val="20"/>
-              </w:rPr>
-            </w:pPr>
-            <w:r>
-              <w:rPr>
-                <w:sz w:val="24"/>
-                <w:szCs w:val="20"/>
-              </w:rPr>
-              <w:t>Проверяет корректное изменение MaxValue</w:t>
-            </w:r>
-          </w:p>
-        </w:tc>
-      </w:tr>
-      <w:tr>
-        <w:tc>
-          <w:tcPr>
-            <w:tcW w:w="5122" w:type="dxa"/>
-          </w:tcPr>
-          <w:p>
-            <w:pPr>
-              <w:ind w:firstLine="0"/>
-              <w:rPr>
-                <w:sz w:val="24"/>
-                <w:szCs w:val="20"/>
-              </w:rPr>
-            </w:pPr>
-            <w:r>
-              <w:rPr>
-                <w:sz w:val="24"/>
-                <w:szCs w:val="20"/>
-              </w:rPr>
-              <w:t>MinValue_SetEqualToMaxValue_ShouldBeValid</w:t>
-            </w:r>
-          </w:p>
-        </w:tc>
-        <w:tc>
-          <w:tcPr>
-            <w:tcW w:w="4222" w:type="dxa"/>
-          </w:tcPr>
-          <w:p>
-            <w:pPr>
-              <w:ind w:firstLine="0"/>
-              <w:rPr>
-                <w:sz w:val="24"/>
-                <w:szCs w:val="20"/>
-              </w:rPr>
-            </w:pPr>
-            <w:r>
-              <w:rPr>
-                <w:sz w:val="24"/>
-                <w:szCs w:val="20"/>
-              </w:rPr>
-              <w:t>Проверяет, что можно установить MinValue равное MaxValue</w:t>
             </w:r>
           </w:p>
         </w:tc>
       </w:tr>
     </w:tbl>
-    <w:p/>
+    <w:p>
+      <w:pPr>
+        <w:ind w:firstLine="0"/>
+      </w:pPr>
+    </w:p>
     <w:p>
       <w:pPr>
         <w:rPr>
           <w:sz w:val="24"/>
           <w:szCs w:val="20"/>
-          <w:lang w:val="en-US"/>
-        </w:rPr>
-      </w:pPr>
-      <w:commentRangeStart w:id="34"/>
-      <w:r>
+        </w:rPr>
+      </w:pPr>
+    </w:p>
+    <w:p>
+      <w:pPr>
         <w:rPr>
           <w:sz w:val="24"/>
           <w:szCs w:val="20"/>
         </w:rPr>
+      </w:pPr>
+      <w:commentRangeStart w:id="34"/>
+      <w:r>
+        <w:rPr>
+          <w:sz w:val="24"/>
+          <w:szCs w:val="20"/>
+        </w:rPr>
+        <w:lastRenderedPageBreak/>
         <w:t>Окончание таблицы 8.4</w:t>
       </w:r>
       <w:commentRangeEnd w:id="34"/>
@@ -18416,13 +19706,13 @@
         <w:tblLook w:val="04A0" w:firstRow="1" w:lastRow="0" w:firstColumn="1" w:lastColumn="0" w:noHBand="0" w:noVBand="1"/>
       </w:tblPr>
       <w:tblGrid>
-        <w:gridCol w:w="5056"/>
-        <w:gridCol w:w="4288"/>
+        <w:gridCol w:w="5122"/>
+        <w:gridCol w:w="4222"/>
       </w:tblGrid>
       <w:tr>
         <w:tc>
           <w:tcPr>
-            <w:tcW w:w="4531" w:type="dxa"/>
+            <w:tcW w:w="5056" w:type="dxa"/>
           </w:tcPr>
           <w:p>
             <w:pPr>
@@ -18430,35 +19720,83 @@
               <w:rPr>
                 <w:sz w:val="24"/>
                 <w:szCs w:val="20"/>
-              </w:rPr>
-            </w:pPr>
-            <w:r>
-              <w:rPr>
-                <w:sz w:val="24"/>
-                <w:szCs w:val="20"/>
-              </w:rPr>
-              <w:t>MaxValue_SetEqualToMinValue_ShouldBeValid</w:t>
-            </w:r>
-          </w:p>
-        </w:tc>
-        <w:tc>
-          <w:tcPr>
-            <w:tcW w:w="4813" w:type="dxa"/>
-          </w:tcPr>
+                <w:lang w:val="en-US"/>
+              </w:rPr>
+            </w:pPr>
+            <w:proofErr w:type="spellStart"/>
+            <w:r>
+              <w:rPr>
+                <w:sz w:val="24"/>
+                <w:szCs w:val="20"/>
+                <w:lang w:val="en-US"/>
+              </w:rPr>
+              <w:t>Value_SetBelowMinValue_Should</w:t>
+            </w:r>
+            <w:proofErr w:type="spellEnd"/>
+          </w:p>
           <w:p>
             <w:pPr>
               <w:ind w:firstLine="0"/>
               <w:rPr>
                 <w:sz w:val="24"/>
                 <w:szCs w:val="20"/>
-              </w:rPr>
-            </w:pPr>
-            <w:r>
-              <w:rPr>
-                <w:sz w:val="24"/>
-                <w:szCs w:val="20"/>
-              </w:rPr>
-              <w:t>Проверяет, что можно установить MaxValue равное MinValue</w:t>
+                <w:lang w:val="en-US"/>
+              </w:rPr>
+            </w:pPr>
+            <w:proofErr w:type="spellStart"/>
+            <w:r>
+              <w:rPr>
+                <w:sz w:val="24"/>
+                <w:szCs w:val="20"/>
+                <w:lang w:val="en-US"/>
+              </w:rPr>
+              <w:t>ThrowArgumentException_WithValueSmall</w:t>
+            </w:r>
+            <w:proofErr w:type="spellEnd"/>
+          </w:p>
+        </w:tc>
+        <w:tc>
+          <w:tcPr>
+            <w:tcW w:w="4288" w:type="dxa"/>
+          </w:tcPr>
+          <w:p>
+            <w:pPr>
+              <w:ind w:firstLine="0"/>
+              <w:rPr>
+                <w:sz w:val="24"/>
+                <w:szCs w:val="20"/>
+              </w:rPr>
+            </w:pPr>
+            <w:r>
+              <w:rPr>
+                <w:sz w:val="24"/>
+                <w:szCs w:val="20"/>
+              </w:rPr>
+              <w:t xml:space="preserve">Проверяет, что значение </w:t>
+            </w:r>
+            <w:r>
+              <w:rPr>
+                <w:sz w:val="24"/>
+                <w:szCs w:val="20"/>
+              </w:rPr>
+              <w:t xml:space="preserve">меньше </w:t>
+            </w:r>
+            <w:proofErr w:type="spellStart"/>
+            <w:r>
+              <w:rPr>
+                <w:sz w:val="24"/>
+                <w:szCs w:val="20"/>
+                <w:lang w:val="en-US"/>
+              </w:rPr>
+              <w:t>MinValue</w:t>
+            </w:r>
+            <w:proofErr w:type="spellEnd"/>
+            <w:r>
+              <w:rPr>
+                <w:sz w:val="24"/>
+                <w:szCs w:val="20"/>
+              </w:rPr>
+              <w:t xml:space="preserve"> вызывает правильное исключение</w:t>
             </w:r>
           </w:p>
         </w:tc>
@@ -18466,7 +19804,7 @@
       <w:tr>
         <w:tc>
           <w:tcPr>
-            <w:tcW w:w="4531" w:type="dxa"/>
+            <w:tcW w:w="5056" w:type="dxa"/>
           </w:tcPr>
           <w:p>
             <w:pPr>
@@ -18474,15 +19812,19 @@
               <w:rPr>
                 <w:sz w:val="24"/>
                 <w:szCs w:val="20"/>
-              </w:rPr>
-            </w:pPr>
-            <w:r>
-              <w:rPr>
-                <w:sz w:val="24"/>
-                <w:szCs w:val="20"/>
-              </w:rPr>
-              <w:t>Value_WhenBoundsChanged_Should</w:t>
-            </w:r>
+                <w:lang w:val="en-US"/>
+              </w:rPr>
+            </w:pPr>
+            <w:proofErr w:type="spellStart"/>
+            <w:r>
+              <w:rPr>
+                <w:sz w:val="24"/>
+                <w:szCs w:val="20"/>
+                <w:lang w:val="en-US"/>
+              </w:rPr>
+              <w:t>Value_SetAboveMaxValue_Should</w:t>
+            </w:r>
+            <w:proofErr w:type="spellEnd"/>
           </w:p>
           <w:p>
             <w:pPr>
@@ -18490,20 +19832,24 @@
               <w:rPr>
                 <w:sz w:val="24"/>
                 <w:szCs w:val="20"/>
-              </w:rPr>
-            </w:pPr>
-            <w:r>
-              <w:rPr>
-                <w:sz w:val="24"/>
-                <w:szCs w:val="20"/>
-              </w:rPr>
-              <w:t>KeepValueIfStillValid</w:t>
-            </w:r>
-          </w:p>
-        </w:tc>
-        <w:tc>
-          <w:tcPr>
-            <w:tcW w:w="4813" w:type="dxa"/>
+                <w:lang w:val="en-US"/>
+              </w:rPr>
+            </w:pPr>
+            <w:proofErr w:type="spellStart"/>
+            <w:r>
+              <w:rPr>
+                <w:sz w:val="24"/>
+                <w:szCs w:val="20"/>
+                <w:lang w:val="en-US"/>
+              </w:rPr>
+              <w:t>ThrowArgumentException_WithValueTooBig</w:t>
+            </w:r>
+            <w:proofErr w:type="spellEnd"/>
+          </w:p>
+        </w:tc>
+        <w:tc>
+          <w:tcPr>
+            <w:tcW w:w="4288" w:type="dxa"/>
           </w:tcPr>
           <w:p>
             <w:pPr>
@@ -18518,7 +19864,30 @@
                 <w:sz w:val="24"/>
                 <w:szCs w:val="20"/>
               </w:rPr>
-              <w:t>Проверяет, что текущее значение сохраняется при изменении границ диапазона</w:t>
+              <w:t xml:space="preserve">Проверяет, что значение </w:t>
+            </w:r>
+            <w:r>
+              <w:rPr>
+                <w:sz w:val="24"/>
+                <w:szCs w:val="20"/>
+              </w:rPr>
+              <w:t xml:space="preserve">больше </w:t>
+            </w:r>
+            <w:proofErr w:type="spellStart"/>
+            <w:r>
+              <w:rPr>
+                <w:sz w:val="24"/>
+                <w:szCs w:val="20"/>
+              </w:rPr>
+              <w:t>MaxValue</w:t>
+            </w:r>
+            <w:proofErr w:type="spellEnd"/>
+            <w:r>
+              <w:rPr>
+                <w:sz w:val="24"/>
+                <w:szCs w:val="20"/>
+              </w:rPr>
+              <w:t xml:space="preserve"> вызывает правильное исключение</w:t>
             </w:r>
           </w:p>
         </w:tc>
@@ -18526,7 +19895,7 @@
       <w:tr>
         <w:tc>
           <w:tcPr>
-            <w:tcW w:w="4531" w:type="dxa"/>
+            <w:tcW w:w="5056" w:type="dxa"/>
           </w:tcPr>
           <w:p>
             <w:pPr>
@@ -18536,6 +19905,625 @@
                 <w:szCs w:val="20"/>
               </w:rPr>
             </w:pPr>
+            <w:proofErr w:type="spellStart"/>
+            <w:r>
+              <w:rPr>
+                <w:sz w:val="24"/>
+                <w:szCs w:val="20"/>
+              </w:rPr>
+              <w:t>Value_AfterInvalidSet_ShouldKeepPreviousValue</w:t>
+            </w:r>
+            <w:proofErr w:type="spellEnd"/>
+          </w:p>
+        </w:tc>
+        <w:tc>
+          <w:tcPr>
+            <w:tcW w:w="4288" w:type="dxa"/>
+          </w:tcPr>
+          <w:p>
+            <w:pPr>
+              <w:ind w:firstLine="0"/>
+              <w:rPr>
+                <w:sz w:val="24"/>
+                <w:szCs w:val="20"/>
+              </w:rPr>
+            </w:pPr>
+            <w:r>
+              <w:rPr>
+                <w:sz w:val="24"/>
+                <w:szCs w:val="20"/>
+              </w:rPr>
+              <w:t>Проверяет, что после неудачной установки значение остается прежним</w:t>
+            </w:r>
+          </w:p>
+        </w:tc>
+      </w:tr>
+      <w:tr>
+        <w:tc>
+          <w:tcPr>
+            <w:tcW w:w="5056" w:type="dxa"/>
+          </w:tcPr>
+          <w:p>
+            <w:pPr>
+              <w:ind w:firstLine="0"/>
+              <w:rPr>
+                <w:sz w:val="24"/>
+                <w:szCs w:val="20"/>
+              </w:rPr>
+            </w:pPr>
+            <w:proofErr w:type="spellStart"/>
+            <w:r>
+              <w:rPr>
+                <w:sz w:val="24"/>
+                <w:szCs w:val="20"/>
+              </w:rPr>
+              <w:t>Value_SetToBoundaries_ShouldBeValid</w:t>
+            </w:r>
+            <w:proofErr w:type="spellEnd"/>
+          </w:p>
+        </w:tc>
+        <w:tc>
+          <w:tcPr>
+            <w:tcW w:w="4288" w:type="dxa"/>
+          </w:tcPr>
+          <w:p>
+            <w:pPr>
+              <w:ind w:firstLine="0"/>
+              <w:rPr>
+                <w:sz w:val="24"/>
+                <w:szCs w:val="20"/>
+              </w:rPr>
+            </w:pPr>
+            <w:r>
+              <w:rPr>
+                <w:sz w:val="24"/>
+                <w:szCs w:val="20"/>
+              </w:rPr>
+              <w:t xml:space="preserve">Проверяет граничные значения (установка </w:t>
+            </w:r>
+            <w:proofErr w:type="spellStart"/>
+            <w:r>
+              <w:rPr>
+                <w:sz w:val="24"/>
+                <w:szCs w:val="20"/>
+              </w:rPr>
+              <w:t>MinValue</w:t>
+            </w:r>
+            <w:proofErr w:type="spellEnd"/>
+            <w:r>
+              <w:rPr>
+                <w:sz w:val="24"/>
+                <w:szCs w:val="20"/>
+              </w:rPr>
+              <w:t xml:space="preserve"> и </w:t>
+            </w:r>
+            <w:proofErr w:type="spellStart"/>
+            <w:r>
+              <w:rPr>
+                <w:sz w:val="24"/>
+                <w:szCs w:val="20"/>
+              </w:rPr>
+              <w:t>MaxValue</w:t>
+            </w:r>
+            <w:proofErr w:type="spellEnd"/>
+            <w:r>
+              <w:rPr>
+                <w:sz w:val="24"/>
+                <w:szCs w:val="20"/>
+              </w:rPr>
+              <w:t>)</w:t>
+            </w:r>
+          </w:p>
+        </w:tc>
+      </w:tr>
+      <w:tr>
+        <w:tc>
+          <w:tcPr>
+            <w:tcW w:w="5056" w:type="dxa"/>
+          </w:tcPr>
+          <w:p>
+            <w:pPr>
+              <w:ind w:firstLine="0"/>
+              <w:rPr>
+                <w:sz w:val="24"/>
+                <w:szCs w:val="20"/>
+              </w:rPr>
+            </w:pPr>
+            <w:proofErr w:type="spellStart"/>
+            <w:r>
+              <w:rPr>
+                <w:sz w:val="24"/>
+                <w:szCs w:val="20"/>
+              </w:rPr>
+              <w:t>MinValue_SetGreaterThanMaxValue_Should</w:t>
+            </w:r>
+            <w:proofErr w:type="spellEnd"/>
+          </w:p>
+          <w:p>
+            <w:pPr>
+              <w:ind w:firstLine="0"/>
+              <w:rPr>
+                <w:sz w:val="24"/>
+                <w:szCs w:val="20"/>
+              </w:rPr>
+            </w:pPr>
+            <w:proofErr w:type="spellStart"/>
+            <w:r>
+              <w:rPr>
+                <w:sz w:val="24"/>
+                <w:szCs w:val="20"/>
+              </w:rPr>
+              <w:t>ThrowArgumentException</w:t>
+            </w:r>
+            <w:proofErr w:type="spellEnd"/>
+          </w:p>
+        </w:tc>
+        <w:tc>
+          <w:tcPr>
+            <w:tcW w:w="4288" w:type="dxa"/>
+          </w:tcPr>
+          <w:p>
+            <w:pPr>
+              <w:ind w:firstLine="0"/>
+              <w:rPr>
+                <w:sz w:val="24"/>
+                <w:szCs w:val="20"/>
+              </w:rPr>
+            </w:pPr>
+            <w:r>
+              <w:rPr>
+                <w:sz w:val="24"/>
+                <w:szCs w:val="20"/>
+              </w:rPr>
+              <w:t xml:space="preserve">Проверяет, что </w:t>
+            </w:r>
+            <w:proofErr w:type="spellStart"/>
+            <w:r>
+              <w:rPr>
+                <w:sz w:val="24"/>
+                <w:szCs w:val="20"/>
+              </w:rPr>
+              <w:t>MinValue</w:t>
+            </w:r>
+            <w:proofErr w:type="spellEnd"/>
+            <w:r>
+              <w:rPr>
+                <w:sz w:val="24"/>
+                <w:szCs w:val="20"/>
+              </w:rPr>
+              <w:t xml:space="preserve"> нельзя установить больше </w:t>
+            </w:r>
+            <w:proofErr w:type="spellStart"/>
+            <w:r>
+              <w:rPr>
+                <w:sz w:val="24"/>
+                <w:szCs w:val="20"/>
+              </w:rPr>
+              <w:t>MaxValue</w:t>
+            </w:r>
+            <w:proofErr w:type="spellEnd"/>
+          </w:p>
+        </w:tc>
+      </w:tr>
+      <w:tr>
+        <w:tc>
+          <w:tcPr>
+            <w:tcW w:w="5056" w:type="dxa"/>
+          </w:tcPr>
+          <w:p>
+            <w:pPr>
+              <w:ind w:firstLine="0"/>
+              <w:rPr>
+                <w:sz w:val="24"/>
+                <w:szCs w:val="20"/>
+              </w:rPr>
+            </w:pPr>
+            <w:proofErr w:type="spellStart"/>
+            <w:r>
+              <w:rPr>
+                <w:sz w:val="24"/>
+                <w:szCs w:val="20"/>
+              </w:rPr>
+              <w:t>MaxValue_SetLessThanMinValue_Should</w:t>
+            </w:r>
+            <w:proofErr w:type="spellEnd"/>
+          </w:p>
+          <w:p>
+            <w:pPr>
+              <w:ind w:firstLine="0"/>
+              <w:rPr>
+                <w:sz w:val="24"/>
+                <w:szCs w:val="20"/>
+              </w:rPr>
+            </w:pPr>
+            <w:proofErr w:type="spellStart"/>
+            <w:r>
+              <w:rPr>
+                <w:sz w:val="24"/>
+                <w:szCs w:val="20"/>
+              </w:rPr>
+              <w:t>ThrowArgumentException</w:t>
+            </w:r>
+            <w:proofErr w:type="spellEnd"/>
+          </w:p>
+        </w:tc>
+        <w:tc>
+          <w:tcPr>
+            <w:tcW w:w="4288" w:type="dxa"/>
+          </w:tcPr>
+          <w:p>
+            <w:pPr>
+              <w:ind w:firstLine="0"/>
+              <w:rPr>
+                <w:sz w:val="24"/>
+                <w:szCs w:val="20"/>
+              </w:rPr>
+            </w:pPr>
+            <w:r>
+              <w:rPr>
+                <w:sz w:val="24"/>
+                <w:szCs w:val="20"/>
+              </w:rPr>
+              <w:t xml:space="preserve">Проверяет, что </w:t>
+            </w:r>
+            <w:proofErr w:type="spellStart"/>
+            <w:r>
+              <w:rPr>
+                <w:sz w:val="24"/>
+                <w:szCs w:val="20"/>
+              </w:rPr>
+              <w:t>MaxValue</w:t>
+            </w:r>
+            <w:proofErr w:type="spellEnd"/>
+            <w:r>
+              <w:rPr>
+                <w:sz w:val="24"/>
+                <w:szCs w:val="20"/>
+              </w:rPr>
+              <w:t xml:space="preserve"> нельзя установить меньше </w:t>
+            </w:r>
+            <w:proofErr w:type="spellStart"/>
+            <w:r>
+              <w:rPr>
+                <w:sz w:val="24"/>
+                <w:szCs w:val="20"/>
+              </w:rPr>
+              <w:t>MinValue</w:t>
+            </w:r>
+            <w:proofErr w:type="spellEnd"/>
+          </w:p>
+        </w:tc>
+      </w:tr>
+      <w:tr>
+        <w:tc>
+          <w:tcPr>
+            <w:tcW w:w="5056" w:type="dxa"/>
+          </w:tcPr>
+          <w:p>
+            <w:pPr>
+              <w:ind w:firstLine="0"/>
+              <w:rPr>
+                <w:sz w:val="24"/>
+                <w:szCs w:val="20"/>
+              </w:rPr>
+            </w:pPr>
+            <w:proofErr w:type="spellStart"/>
+            <w:r>
+              <w:rPr>
+                <w:sz w:val="24"/>
+                <w:szCs w:val="20"/>
+              </w:rPr>
+              <w:t>MinValue_SetValidValue_ShouldUpdateValue</w:t>
+            </w:r>
+            <w:proofErr w:type="spellEnd"/>
+          </w:p>
+        </w:tc>
+        <w:tc>
+          <w:tcPr>
+            <w:tcW w:w="4288" w:type="dxa"/>
+          </w:tcPr>
+          <w:p>
+            <w:pPr>
+              <w:ind w:firstLine="0"/>
+              <w:rPr>
+                <w:sz w:val="24"/>
+                <w:szCs w:val="20"/>
+              </w:rPr>
+            </w:pPr>
+            <w:r>
+              <w:rPr>
+                <w:sz w:val="24"/>
+                <w:szCs w:val="20"/>
+              </w:rPr>
+              <w:t xml:space="preserve">Проверяет корректное изменение </w:t>
+            </w:r>
+            <w:proofErr w:type="spellStart"/>
+            <w:r>
+              <w:rPr>
+                <w:sz w:val="24"/>
+                <w:szCs w:val="20"/>
+              </w:rPr>
+              <w:t>MinValue</w:t>
+            </w:r>
+            <w:proofErr w:type="spellEnd"/>
+          </w:p>
+        </w:tc>
+      </w:tr>
+      <w:tr>
+        <w:tc>
+          <w:tcPr>
+            <w:tcW w:w="5056" w:type="dxa"/>
+          </w:tcPr>
+          <w:p>
+            <w:pPr>
+              <w:ind w:firstLine="0"/>
+              <w:rPr>
+                <w:sz w:val="24"/>
+                <w:szCs w:val="20"/>
+              </w:rPr>
+            </w:pPr>
+            <w:proofErr w:type="spellStart"/>
+            <w:r>
+              <w:rPr>
+                <w:sz w:val="24"/>
+                <w:szCs w:val="20"/>
+              </w:rPr>
+              <w:t>MaxValue_SetValidValue_ShouldUpdateValue</w:t>
+            </w:r>
+            <w:proofErr w:type="spellEnd"/>
+          </w:p>
+        </w:tc>
+        <w:tc>
+          <w:tcPr>
+            <w:tcW w:w="4288" w:type="dxa"/>
+          </w:tcPr>
+          <w:p>
+            <w:pPr>
+              <w:ind w:firstLine="0"/>
+              <w:rPr>
+                <w:sz w:val="24"/>
+                <w:szCs w:val="20"/>
+              </w:rPr>
+            </w:pPr>
+            <w:r>
+              <w:rPr>
+                <w:sz w:val="24"/>
+                <w:szCs w:val="20"/>
+              </w:rPr>
+              <w:t xml:space="preserve">Проверяет корректное изменение </w:t>
+            </w:r>
+            <w:proofErr w:type="spellStart"/>
+            <w:r>
+              <w:rPr>
+                <w:sz w:val="24"/>
+                <w:szCs w:val="20"/>
+              </w:rPr>
+              <w:t>MaxValue</w:t>
+            </w:r>
+            <w:proofErr w:type="spellEnd"/>
+          </w:p>
+        </w:tc>
+      </w:tr>
+      <w:tr>
+        <w:tc>
+          <w:tcPr>
+            <w:tcW w:w="5056" w:type="dxa"/>
+          </w:tcPr>
+          <w:p>
+            <w:pPr>
+              <w:ind w:firstLine="0"/>
+              <w:rPr>
+                <w:sz w:val="24"/>
+                <w:szCs w:val="20"/>
+              </w:rPr>
+            </w:pPr>
+            <w:proofErr w:type="spellStart"/>
+            <w:r>
+              <w:rPr>
+                <w:sz w:val="24"/>
+                <w:szCs w:val="20"/>
+              </w:rPr>
+              <w:t>MinValue_SetEqualToMaxValue_ShouldBeValid</w:t>
+            </w:r>
+            <w:proofErr w:type="spellEnd"/>
+          </w:p>
+        </w:tc>
+        <w:tc>
+          <w:tcPr>
+            <w:tcW w:w="4288" w:type="dxa"/>
+          </w:tcPr>
+          <w:p>
+            <w:pPr>
+              <w:ind w:firstLine="0"/>
+              <w:rPr>
+                <w:sz w:val="24"/>
+                <w:szCs w:val="20"/>
+              </w:rPr>
+            </w:pPr>
+            <w:r>
+              <w:rPr>
+                <w:sz w:val="24"/>
+                <w:szCs w:val="20"/>
+              </w:rPr>
+              <w:t xml:space="preserve">Проверяет, что можно установить </w:t>
+            </w:r>
+            <w:proofErr w:type="spellStart"/>
+            <w:r>
+              <w:rPr>
+                <w:sz w:val="24"/>
+                <w:szCs w:val="20"/>
+              </w:rPr>
+              <w:t>MinValue</w:t>
+            </w:r>
+            <w:proofErr w:type="spellEnd"/>
+            <w:r>
+              <w:rPr>
+                <w:sz w:val="24"/>
+                <w:szCs w:val="20"/>
+              </w:rPr>
+              <w:t xml:space="preserve"> равное </w:t>
+            </w:r>
+            <w:proofErr w:type="spellStart"/>
+            <w:r>
+              <w:rPr>
+                <w:sz w:val="24"/>
+                <w:szCs w:val="20"/>
+              </w:rPr>
+              <w:t>MaxValue</w:t>
+            </w:r>
+            <w:proofErr w:type="spellEnd"/>
+          </w:p>
+        </w:tc>
+      </w:tr>
+      <w:tr>
+        <w:tc>
+          <w:tcPr>
+            <w:tcW w:w="5056" w:type="dxa"/>
+          </w:tcPr>
+          <w:p>
+            <w:pPr>
+              <w:ind w:firstLine="0"/>
+              <w:rPr>
+                <w:sz w:val="24"/>
+                <w:szCs w:val="20"/>
+              </w:rPr>
+            </w:pPr>
+            <w:proofErr w:type="spellStart"/>
+            <w:r>
+              <w:rPr>
+                <w:sz w:val="24"/>
+                <w:szCs w:val="20"/>
+              </w:rPr>
+              <w:t>MaxValue_SetEqualToMinValue_ShouldBeValid</w:t>
+            </w:r>
+            <w:proofErr w:type="spellEnd"/>
+          </w:p>
+        </w:tc>
+        <w:tc>
+          <w:tcPr>
+            <w:tcW w:w="4288" w:type="dxa"/>
+          </w:tcPr>
+          <w:p>
+            <w:pPr>
+              <w:ind w:firstLine="0"/>
+              <w:rPr>
+                <w:sz w:val="24"/>
+                <w:szCs w:val="20"/>
+              </w:rPr>
+            </w:pPr>
+            <w:r>
+              <w:rPr>
+                <w:sz w:val="24"/>
+                <w:szCs w:val="20"/>
+              </w:rPr>
+              <w:t xml:space="preserve">Проверяет, что можно установить </w:t>
+            </w:r>
+            <w:proofErr w:type="spellStart"/>
+            <w:r>
+              <w:rPr>
+                <w:sz w:val="24"/>
+                <w:szCs w:val="20"/>
+              </w:rPr>
+              <w:t>MaxValue</w:t>
+            </w:r>
+            <w:proofErr w:type="spellEnd"/>
+            <w:r>
+              <w:rPr>
+                <w:sz w:val="24"/>
+                <w:szCs w:val="20"/>
+              </w:rPr>
+              <w:t xml:space="preserve"> равное </w:t>
+            </w:r>
+            <w:proofErr w:type="spellStart"/>
+            <w:r>
+              <w:rPr>
+                <w:sz w:val="24"/>
+                <w:szCs w:val="20"/>
+              </w:rPr>
+              <w:t>MinValue</w:t>
+            </w:r>
+            <w:proofErr w:type="spellEnd"/>
+          </w:p>
+        </w:tc>
+      </w:tr>
+      <w:tr>
+        <w:tc>
+          <w:tcPr>
+            <w:tcW w:w="5056" w:type="dxa"/>
+          </w:tcPr>
+          <w:p>
+            <w:pPr>
+              <w:ind w:firstLine="0"/>
+              <w:rPr>
+                <w:sz w:val="24"/>
+                <w:szCs w:val="20"/>
+              </w:rPr>
+            </w:pPr>
+            <w:proofErr w:type="spellStart"/>
+            <w:r>
+              <w:rPr>
+                <w:sz w:val="24"/>
+                <w:szCs w:val="20"/>
+              </w:rPr>
+              <w:t>Value_WhenBoundsChanged_Should</w:t>
+            </w:r>
+            <w:proofErr w:type="spellEnd"/>
+          </w:p>
+          <w:p>
+            <w:pPr>
+              <w:ind w:firstLine="0"/>
+              <w:rPr>
+                <w:sz w:val="24"/>
+                <w:szCs w:val="20"/>
+              </w:rPr>
+            </w:pPr>
+            <w:proofErr w:type="spellStart"/>
+            <w:r>
+              <w:rPr>
+                <w:sz w:val="24"/>
+                <w:szCs w:val="20"/>
+              </w:rPr>
+              <w:t>KeepValueIfStillValid</w:t>
+            </w:r>
+            <w:proofErr w:type="spellEnd"/>
+          </w:p>
+        </w:tc>
+        <w:tc>
+          <w:tcPr>
+            <w:tcW w:w="4288" w:type="dxa"/>
+          </w:tcPr>
+          <w:p>
+            <w:pPr>
+              <w:ind w:firstLine="0"/>
+              <w:rPr>
+                <w:sz w:val="24"/>
+                <w:szCs w:val="20"/>
+              </w:rPr>
+            </w:pPr>
+            <w:r>
+              <w:rPr>
+                <w:sz w:val="24"/>
+                <w:szCs w:val="20"/>
+              </w:rPr>
+              <w:t>Проверяет, что текущее значение сохраняется при изменении границ диапазона</w:t>
+            </w:r>
+          </w:p>
+        </w:tc>
+      </w:tr>
+      <w:tr>
+        <w:tc>
+          <w:tcPr>
+            <w:tcW w:w="5056" w:type="dxa"/>
+          </w:tcPr>
+          <w:p>
+            <w:pPr>
+              <w:ind w:firstLine="0"/>
+              <w:rPr>
+                <w:sz w:val="24"/>
+                <w:szCs w:val="20"/>
+              </w:rPr>
+            </w:pPr>
+            <w:proofErr w:type="spellStart"/>
             <w:r>
               <w:rPr>
                 <w:sz w:val="24"/>
@@ -18543,6 +20531,7 @@
               </w:rPr>
               <w:t>Value_WhenBoundsChangedToInvalidateCurrent</w:t>
             </w:r>
+            <w:proofErr w:type="spellEnd"/>
           </w:p>
           <w:p>
             <w:pPr>
@@ -18552,6 +20541,7 @@
                 <w:szCs w:val="20"/>
               </w:rPr>
             </w:pPr>
+            <w:proofErr w:type="spellStart"/>
             <w:r>
               <w:rPr>
                 <w:sz w:val="24"/>
@@ -18559,11 +20549,12 @@
               </w:rPr>
               <w:t>Value_ShouldThrowOnNextAccess</w:t>
             </w:r>
-          </w:p>
-        </w:tc>
-        <w:tc>
-          <w:tcPr>
-            <w:tcW w:w="4813" w:type="dxa"/>
+            <w:proofErr w:type="spellEnd"/>
+          </w:p>
+        </w:tc>
+        <w:tc>
+          <w:tcPr>
+            <w:tcW w:w="4288" w:type="dxa"/>
           </w:tcPr>
           <w:p>
             <w:pPr>
@@ -18578,7 +20569,23 @@
                 <w:sz w:val="24"/>
                 <w:szCs w:val="20"/>
               </w:rPr>
-              <w:t>Проверяет, что при изменении границ, делающих текущее значение невалидным, выбрасывается исключение</w:t>
+              <w:t xml:space="preserve">Проверяет, что при изменении границ, делающих текущее значение </w:t>
+            </w:r>
+            <w:proofErr w:type="spellStart"/>
+            <w:r>
+              <w:rPr>
+                <w:sz w:val="24"/>
+                <w:szCs w:val="20"/>
+              </w:rPr>
+              <w:t>невалидным</w:t>
+            </w:r>
+            <w:proofErr w:type="spellEnd"/>
+            <w:r>
+              <w:rPr>
+                <w:sz w:val="24"/>
+                <w:szCs w:val="20"/>
+              </w:rPr>
+              <w:t>, выбрасывается исключение</w:t>
             </w:r>
           </w:p>
         </w:tc>
@@ -18601,20 +20608,71 @@
           <w:szCs w:val="20"/>
         </w:rPr>
       </w:pPr>
-      <w:r>
+    </w:p>
+    <w:p>
+      <w:pPr>
+        <w:ind w:firstLine="708"/>
         <w:rPr>
           <w:sz w:val="24"/>
           <w:szCs w:val="20"/>
         </w:rPr>
-        <w:t xml:space="preserve">Таблица 8.5 - </w:t>
-      </w:r>
-      <w:r>
+      </w:pPr>
+    </w:p>
+    <w:p>
+      <w:pPr>
+        <w:ind w:firstLine="708"/>
         <w:rPr>
           <w:sz w:val="24"/>
           <w:szCs w:val="20"/>
         </w:rPr>
-        <w:t>Модульный тест ParametersTest</w:t>
-      </w:r>
+      </w:pPr>
+    </w:p>
+    <w:p>
+      <w:pPr>
+        <w:ind w:firstLine="708"/>
+        <w:rPr>
+          <w:sz w:val="24"/>
+          <w:szCs w:val="20"/>
+        </w:rPr>
+      </w:pPr>
+      <w:r>
+        <w:rPr>
+          <w:sz w:val="24"/>
+          <w:szCs w:val="20"/>
+        </w:rPr>
+        <w:lastRenderedPageBreak/>
+        <w:t xml:space="preserve">Таблица 8.5 </w:t>
+      </w:r>
+      <w:r>
+        <w:rPr>
+          <w:sz w:val="24"/>
+          <w:szCs w:val="20"/>
+        </w:rPr>
+        <w:t>–</w:t>
+      </w:r>
+      <w:r>
+        <w:rPr>
+          <w:sz w:val="24"/>
+          <w:szCs w:val="20"/>
+        </w:rPr>
+        <w:t xml:space="preserve"> </w:t>
+      </w:r>
+      <w:r>
+        <w:rPr>
+          <w:sz w:val="24"/>
+          <w:szCs w:val="20"/>
+        </w:rPr>
+        <w:t xml:space="preserve">Модульный тест </w:t>
+      </w:r>
+      <w:proofErr w:type="spellStart"/>
+      <w:r>
+        <w:rPr>
+          <w:sz w:val="24"/>
+          <w:szCs w:val="20"/>
+        </w:rPr>
+        <w:t>ParametersTest</w:t>
+      </w:r>
+      <w:proofErr w:type="spellEnd"/>
     </w:p>
     <w:tbl>
       <w:tblPr>
@@ -18685,6 +20743,7 @@
                 <w:szCs w:val="20"/>
               </w:rPr>
             </w:pPr>
+            <w:proofErr w:type="spellStart"/>
             <w:r>
               <w:rPr>
                 <w:sz w:val="24"/>
@@ -18692,6 +20751,7 @@
               </w:rPr>
               <w:t>Constructor_ShouldInitializeCorrectly</w:t>
             </w:r>
+            <w:proofErr w:type="spellEnd"/>
           </w:p>
         </w:tc>
         <w:tc>
@@ -18729,6 +20789,7 @@
                 <w:szCs w:val="20"/>
               </w:rPr>
             </w:pPr>
+            <w:proofErr w:type="spellStart"/>
             <w:r>
               <w:rPr>
                 <w:sz w:val="24"/>
@@ -18736,6 +20797,7 @@
               </w:rPr>
               <w:t>SetDependencies_ShouldChangeParameter</w:t>
             </w:r>
+            <w:proofErr w:type="spellEnd"/>
           </w:p>
           <w:p>
             <w:pPr>
@@ -18745,6 +20807,7 @@
                 <w:szCs w:val="20"/>
               </w:rPr>
             </w:pPr>
+            <w:proofErr w:type="spellStart"/>
             <w:r>
               <w:rPr>
                 <w:sz w:val="24"/>
@@ -18752,6 +20815,7 @@
               </w:rPr>
               <w:t>Value</w:t>
             </w:r>
+            <w:proofErr w:type="spellEnd"/>
           </w:p>
         </w:tc>
         <w:tc>
@@ -18774,7 +20838,23 @@
                 <w:sz w:val="24"/>
                 <w:szCs w:val="20"/>
               </w:rPr>
-              <w:t>Проверяет, что SetDependencies правильно обновляет значение</w:t>
+              <w:t xml:space="preserve">Проверяет, что </w:t>
+            </w:r>
+            <w:proofErr w:type="spellStart"/>
+            <w:r>
+              <w:rPr>
+                <w:sz w:val="24"/>
+                <w:szCs w:val="20"/>
+              </w:rPr>
+              <w:t>SetDependencies</w:t>
+            </w:r>
+            <w:proofErr w:type="spellEnd"/>
+            <w:r>
+              <w:rPr>
+                <w:sz w:val="24"/>
+                <w:szCs w:val="20"/>
+              </w:rPr>
+              <w:t xml:space="preserve"> правильно обновляет значение</w:t>
             </w:r>
           </w:p>
         </w:tc>
@@ -18792,14 +20872,15 @@
                 <w:szCs w:val="20"/>
               </w:rPr>
             </w:pPr>
-            <w:r>
-              <w:rPr>
-                <w:sz w:val="24"/>
-                <w:szCs w:val="20"/>
-              </w:rPr>
-              <w:lastRenderedPageBreak/>
+            <w:proofErr w:type="spellStart"/>
+            <w:r>
+              <w:rPr>
+                <w:sz w:val="24"/>
+                <w:szCs w:val="20"/>
+              </w:rPr>
               <w:t>SetDependencies_ShouldNarrowLimits</w:t>
             </w:r>
+            <w:proofErr w:type="spellEnd"/>
           </w:p>
         </w:tc>
         <w:tc>
@@ -18854,6 +20935,7 @@
                 <w:szCs w:val="20"/>
               </w:rPr>
             </w:pPr>
+            <w:proofErr w:type="spellStart"/>
             <w:r>
               <w:rPr>
                 <w:sz w:val="24"/>
@@ -18861,6 +20943,7 @@
               </w:rPr>
               <w:t>ResetToDefaults_ShouldRestoreInitial</w:t>
             </w:r>
+            <w:proofErr w:type="spellEnd"/>
           </w:p>
           <w:p>
             <w:pPr>
@@ -18870,6 +20953,7 @@
                 <w:szCs w:val="20"/>
               </w:rPr>
             </w:pPr>
+            <w:proofErr w:type="spellStart"/>
             <w:r>
               <w:rPr>
                 <w:sz w:val="24"/>
@@ -18877,6 +20961,7 @@
               </w:rPr>
               <w:t>ValuesAndLimits</w:t>
             </w:r>
+            <w:proofErr w:type="spellEnd"/>
           </w:p>
         </w:tc>
         <w:tc>
@@ -18896,7 +20981,23 @@
                 <w:sz w:val="24"/>
                 <w:szCs w:val="20"/>
               </w:rPr>
-              <w:t xml:space="preserve">Проверяет, что ResetToDefaults возвращает все к </w:t>
+              <w:t xml:space="preserve">Проверяет, что </w:t>
+            </w:r>
+            <w:proofErr w:type="spellStart"/>
+            <w:r>
+              <w:rPr>
+                <w:sz w:val="24"/>
+                <w:szCs w:val="20"/>
+              </w:rPr>
+              <w:t>ResetToDefaults</w:t>
+            </w:r>
+            <w:proofErr w:type="spellEnd"/>
+            <w:r>
+              <w:rPr>
+                <w:sz w:val="24"/>
+                <w:szCs w:val="20"/>
+              </w:rPr>
+              <w:t xml:space="preserve"> возвращает все к </w:t>
             </w:r>
             <w:r>
               <w:rPr>
@@ -18928,6 +21029,7 @@
                 <w:szCs w:val="20"/>
               </w:rPr>
             </w:pPr>
+            <w:proofErr w:type="spellStart"/>
             <w:r>
               <w:rPr>
                 <w:sz w:val="24"/>
@@ -18935,6 +21037,7 @@
               </w:rPr>
               <w:t>GetLimitsString_ShouldReturnCorrectFormat</w:t>
             </w:r>
+            <w:proofErr w:type="spellEnd"/>
           </w:p>
         </w:tc>
         <w:tc>
@@ -18954,7 +21057,23 @@
                 <w:sz w:val="24"/>
                 <w:szCs w:val="20"/>
               </w:rPr>
-              <w:t>Проверяет, что GetLimitsString возвращает правильный формат</w:t>
+              <w:t xml:space="preserve">Проверяет, что </w:t>
+            </w:r>
+            <w:proofErr w:type="spellStart"/>
+            <w:r>
+              <w:rPr>
+                <w:sz w:val="24"/>
+                <w:szCs w:val="20"/>
+              </w:rPr>
+              <w:t>GetLimitsString</w:t>
+            </w:r>
+            <w:proofErr w:type="spellEnd"/>
+            <w:r>
+              <w:rPr>
+                <w:sz w:val="24"/>
+                <w:szCs w:val="20"/>
+              </w:rPr>
+              <w:t xml:space="preserve"> возвращает правильный формат</w:t>
             </w:r>
           </w:p>
         </w:tc>
@@ -18972,12 +21091,21 @@
                 <w:szCs w:val="20"/>
               </w:rPr>
             </w:pPr>
-            <w:r>
-              <w:rPr>
-                <w:sz w:val="24"/>
-                <w:szCs w:val="20"/>
-              </w:rPr>
-              <w:t>GetLimitsString_WhenMinGreaterThanMax_</w:t>
+            <w:proofErr w:type="spellStart"/>
+            <w:r>
+              <w:rPr>
+                <w:sz w:val="24"/>
+                <w:szCs w:val="20"/>
+              </w:rPr>
+              <w:t>GetLimitsString_WhenMinGreaterThanMax</w:t>
+            </w:r>
+            <w:proofErr w:type="spellEnd"/>
+            <w:r>
+              <w:rPr>
+                <w:sz w:val="24"/>
+                <w:szCs w:val="20"/>
+              </w:rPr>
+              <w:t>_</w:t>
             </w:r>
           </w:p>
           <w:p>
@@ -18988,6 +21116,7 @@
                 <w:szCs w:val="20"/>
               </w:rPr>
             </w:pPr>
+            <w:proofErr w:type="spellStart"/>
             <w:r>
               <w:rPr>
                 <w:sz w:val="24"/>
@@ -18995,6 +21124,7 @@
               </w:rPr>
               <w:t>ShouldReturnConflict</w:t>
             </w:r>
+            <w:proofErr w:type="spellEnd"/>
           </w:p>
         </w:tc>
         <w:tc>
@@ -19014,7 +21144,23 @@
                 <w:sz w:val="24"/>
                 <w:szCs w:val="20"/>
               </w:rPr>
-              <w:t xml:space="preserve">Проверяет, что GetLimitsString возвращает </w:t>
+              <w:t xml:space="preserve">Проверяет, что </w:t>
+            </w:r>
+            <w:proofErr w:type="spellStart"/>
+            <w:r>
+              <w:rPr>
+                <w:sz w:val="24"/>
+                <w:szCs w:val="20"/>
+              </w:rPr>
+              <w:t>GetLimitsString</w:t>
+            </w:r>
+            <w:proofErr w:type="spellEnd"/>
+            <w:r>
+              <w:rPr>
+                <w:sz w:val="24"/>
+                <w:szCs w:val="20"/>
+              </w:rPr>
+              <w:t xml:space="preserve"> возвращает </w:t>
             </w:r>
             <w:r>
               <w:rPr>
@@ -19042,8 +21188,35 @@
                 <w:sz w:val="24"/>
                 <w:szCs w:val="20"/>
               </w:rPr>
-              <w:t>, если Min&gt;Max</w:t>
-            </w:r>
+              <w:t xml:space="preserve">, если </w:t>
+            </w:r>
+            <w:proofErr w:type="spellStart"/>
+            <w:proofErr w:type="gramStart"/>
+            <w:r>
+              <w:rPr>
+                <w:sz w:val="24"/>
+                <w:szCs w:val="20"/>
+              </w:rPr>
+              <w:t>Min</w:t>
+            </w:r>
+            <w:proofErr w:type="spellEnd"/>
+            <w:r>
+              <w:rPr>
+                <w:sz w:val="24"/>
+                <w:szCs w:val="20"/>
+              </w:rPr>
+              <w:t>&gt;</w:t>
+            </w:r>
+            <w:proofErr w:type="spellStart"/>
+            <w:r>
+              <w:rPr>
+                <w:sz w:val="24"/>
+                <w:szCs w:val="20"/>
+              </w:rPr>
+              <w:t>Max</w:t>
+            </w:r>
+            <w:proofErr w:type="spellEnd"/>
+            <w:proofErr w:type="gramEnd"/>
           </w:p>
         </w:tc>
       </w:tr>
@@ -19060,6 +21233,7 @@
                 <w:szCs w:val="20"/>
               </w:rPr>
             </w:pPr>
+            <w:proofErr w:type="spellStart"/>
             <w:r>
               <w:rPr>
                 <w:sz w:val="24"/>
@@ -19067,6 +21241,7 @@
               </w:rPr>
               <w:t>SetDependencies_WhenValueIsInvalid_Should</w:t>
             </w:r>
+            <w:proofErr w:type="spellEnd"/>
           </w:p>
           <w:p>
             <w:pPr>
@@ -19076,6 +21251,7 @@
                 <w:szCs w:val="20"/>
               </w:rPr>
             </w:pPr>
+            <w:proofErr w:type="spellStart"/>
             <w:r>
               <w:rPr>
                 <w:sz w:val="24"/>
@@ -19083,6 +21259,7 @@
               </w:rPr>
               <w:t>ThrowArgumentException</w:t>
             </w:r>
+            <w:proofErr w:type="spellEnd"/>
           </w:p>
         </w:tc>
         <w:tc>
@@ -19102,8 +21279,33 @@
                 <w:sz w:val="24"/>
                 <w:szCs w:val="20"/>
               </w:rPr>
-              <w:t>Проверяет, что SetDependencies пробрасывает исключение от Parameter.Value</w:t>
-            </w:r>
+              <w:t xml:space="preserve">Проверяет, что </w:t>
+            </w:r>
+            <w:proofErr w:type="spellStart"/>
+            <w:r>
+              <w:rPr>
+                <w:sz w:val="24"/>
+                <w:szCs w:val="20"/>
+              </w:rPr>
+              <w:t>SetDependencies</w:t>
+            </w:r>
+            <w:proofErr w:type="spellEnd"/>
+            <w:r>
+              <w:rPr>
+                <w:sz w:val="24"/>
+                <w:szCs w:val="20"/>
+              </w:rPr>
+              <w:t xml:space="preserve"> пробрасывает исключение от </w:t>
+            </w:r>
+            <w:proofErr w:type="spellStart"/>
+            <w:r>
+              <w:rPr>
+                <w:sz w:val="24"/>
+                <w:szCs w:val="20"/>
+              </w:rPr>
+              <w:t>Parameter.Value</w:t>
+            </w:r>
+            <w:proofErr w:type="spellEnd"/>
           </w:p>
         </w:tc>
       </w:tr>
@@ -19120,6 +21322,7 @@
                 <w:szCs w:val="20"/>
               </w:rPr>
             </w:pPr>
+            <w:proofErr w:type="spellStart"/>
             <w:r>
               <w:rPr>
                 <w:sz w:val="24"/>
@@ -19127,6 +21330,7 @@
               </w:rPr>
               <w:t>UpdateAllLimits_WhenAngleIsZero_Should</w:t>
             </w:r>
+            <w:proofErr w:type="spellEnd"/>
           </w:p>
           <w:p>
             <w:pPr>
@@ -19136,6 +21340,7 @@
                 <w:szCs w:val="20"/>
               </w:rPr>
             </w:pPr>
+            <w:proofErr w:type="spellStart"/>
             <w:r>
               <w:rPr>
                 <w:sz w:val="24"/>
@@ -19143,6 +21348,7 @@
               </w:rPr>
               <w:t>NotLimitHeight</w:t>
             </w:r>
+            <w:proofErr w:type="spellEnd"/>
           </w:p>
         </w:tc>
         <w:tc>
@@ -19180,6 +21386,7 @@
                 <w:szCs w:val="20"/>
               </w:rPr>
             </w:pPr>
+            <w:proofErr w:type="spellStart"/>
             <w:r>
               <w:rPr>
                 <w:sz w:val="24"/>
@@ -19187,6 +21394,7 @@
               </w:rPr>
               <w:t>GetLimitsString_WithInvalidKey_ShouldReturnNA</w:t>
             </w:r>
+            <w:proofErr w:type="spellEnd"/>
           </w:p>
         </w:tc>
         <w:tc>
@@ -19206,7 +21414,23 @@
                 <w:sz w:val="24"/>
                 <w:szCs w:val="20"/>
               </w:rPr>
-              <w:t>Проверяет, что GetLimitsString возвращает N/A для несуществующего ключа</w:t>
+              <w:t xml:space="preserve">Проверяет, что </w:t>
+            </w:r>
+            <w:proofErr w:type="spellStart"/>
+            <w:r>
+              <w:rPr>
+                <w:sz w:val="24"/>
+                <w:szCs w:val="20"/>
+              </w:rPr>
+              <w:t>GetLimitsString</w:t>
+            </w:r>
+            <w:proofErr w:type="spellEnd"/>
+            <w:r>
+              <w:rPr>
+                <w:sz w:val="24"/>
+                <w:szCs w:val="20"/>
+              </w:rPr>
+              <w:t xml:space="preserve"> возвращает N/A для несуществующего ключа</w:t>
             </w:r>
           </w:p>
         </w:tc>
@@ -19225,22 +21449,38 @@
           <w:sz w:val="24"/>
           <w:szCs w:val="20"/>
         </w:rPr>
-        <w:t xml:space="preserve">Таблица 8.6 - </w:t>
+        <w:t xml:space="preserve">Таблица 8.6 </w:t>
       </w:r>
       <w:r>
         <w:rPr>
           <w:sz w:val="24"/>
           <w:szCs w:val="20"/>
         </w:rPr>
-        <w:t xml:space="preserve">Модульный тест </w:t>
+        <w:t>–</w:t>
       </w:r>
       <w:r>
         <w:rPr>
           <w:sz w:val="24"/>
           <w:szCs w:val="20"/>
         </w:rPr>
+        <w:t xml:space="preserve"> </w:t>
+      </w:r>
+      <w:r>
+        <w:rPr>
+          <w:sz w:val="24"/>
+          <w:szCs w:val="20"/>
+        </w:rPr>
+        <w:t xml:space="preserve">Модульный тест </w:t>
+      </w:r>
+      <w:proofErr w:type="spellStart"/>
+      <w:r>
+        <w:rPr>
+          <w:sz w:val="24"/>
+          <w:szCs w:val="20"/>
+        </w:rPr>
         <w:t>BuilderTest</w:t>
       </w:r>
+      <w:proofErr w:type="spellEnd"/>
     </w:p>
     <w:tbl>
       <w:tblPr>
@@ -19311,6 +21551,7 @@
                 <w:szCs w:val="20"/>
               </w:rPr>
             </w:pPr>
+            <w:proofErr w:type="spellStart"/>
             <w:r>
               <w:rPr>
                 <w:sz w:val="24"/>
@@ -19318,6 +21559,7 @@
               </w:rPr>
               <w:t>Constructor_ShouldCreateInstance</w:t>
             </w:r>
+            <w:proofErr w:type="spellEnd"/>
           </w:p>
         </w:tc>
         <w:tc>
@@ -19355,6 +21597,7 @@
                 <w:szCs w:val="20"/>
               </w:rPr>
             </w:pPr>
+            <w:proofErr w:type="spellStart"/>
             <w:r>
               <w:rPr>
                 <w:sz w:val="24"/>
@@ -19362,6 +21605,7 @@
               </w:rPr>
               <w:t>ValidateParameters_WithValidParameters</w:t>
             </w:r>
+            <w:proofErr w:type="spellEnd"/>
           </w:p>
           <w:p>
             <w:pPr>
@@ -19376,8 +21620,17 @@
                 <w:sz w:val="24"/>
                 <w:szCs w:val="20"/>
               </w:rPr>
-              <w:t>_ShouldReturnTrue</w:t>
-            </w:r>
+              <w:t>_</w:t>
+            </w:r>
+            <w:proofErr w:type="spellStart"/>
+            <w:r>
+              <w:rPr>
+                <w:sz w:val="24"/>
+                <w:szCs w:val="20"/>
+              </w:rPr>
+              <w:t>ShouldReturnTrue</w:t>
+            </w:r>
+            <w:proofErr w:type="spellEnd"/>
           </w:p>
         </w:tc>
         <w:tc>
@@ -19397,7 +21650,39 @@
                 <w:sz w:val="24"/>
                 <w:szCs w:val="20"/>
               </w:rPr>
-              <w:t>Проверяет, что ValidateParameters возвращает true для корректных параметров</w:t>
+              <w:t xml:space="preserve">Проверяет, что </w:t>
+            </w:r>
+            <w:proofErr w:type="spellStart"/>
+            <w:r>
+              <w:rPr>
+                <w:sz w:val="24"/>
+                <w:szCs w:val="20"/>
+              </w:rPr>
+              <w:t>ValidateParameters</w:t>
+            </w:r>
+            <w:proofErr w:type="spellEnd"/>
+            <w:r>
+              <w:rPr>
+                <w:sz w:val="24"/>
+                <w:szCs w:val="20"/>
+              </w:rPr>
+              <w:t xml:space="preserve"> возвращает </w:t>
+            </w:r>
+            <w:proofErr w:type="spellStart"/>
+            <w:r>
+              <w:rPr>
+                <w:sz w:val="24"/>
+                <w:szCs w:val="20"/>
+              </w:rPr>
+              <w:t>true</w:t>
+            </w:r>
+            <w:proofErr w:type="spellEnd"/>
+            <w:r>
+              <w:rPr>
+                <w:sz w:val="24"/>
+                <w:szCs w:val="20"/>
+              </w:rPr>
+              <w:t xml:space="preserve"> для корректных параметров</w:t>
             </w:r>
           </w:p>
         </w:tc>
@@ -19418,6 +21703,7 @@
                 <w:szCs w:val="20"/>
               </w:rPr>
             </w:pPr>
+            <w:proofErr w:type="spellStart"/>
             <w:r>
               <w:rPr>
                 <w:sz w:val="24"/>
@@ -19425,6 +21711,7 @@
               </w:rPr>
               <w:t>ValidateParameters_WithInvalidParameters</w:t>
             </w:r>
+            <w:proofErr w:type="spellEnd"/>
           </w:p>
           <w:p>
             <w:pPr>
@@ -19442,8 +21729,17 @@
                 <w:sz w:val="24"/>
                 <w:szCs w:val="20"/>
               </w:rPr>
-              <w:t>_ShouldReturnFalse</w:t>
-            </w:r>
+              <w:t>_</w:t>
+            </w:r>
+            <w:proofErr w:type="spellStart"/>
+            <w:r>
+              <w:rPr>
+                <w:sz w:val="24"/>
+                <w:szCs w:val="20"/>
+              </w:rPr>
+              <w:t>ShouldReturnFalse</w:t>
+            </w:r>
+            <w:proofErr w:type="spellEnd"/>
             <w:r>
               <w:rPr>
                 <w:sz w:val="24"/>
@@ -19470,568 +21766,55 @@
                 <w:sz w:val="24"/>
                 <w:szCs w:val="20"/>
               </w:rPr>
-              <w:t>Проверяет, что ValidateParameters возвращает false для невалидных параметров</w:t>
-            </w:r>
-          </w:p>
-        </w:tc>
-      </w:tr>
-      <w:tr>
-        <w:tc>
-          <w:tcPr>
-            <w:tcW w:w="4816" w:type="dxa"/>
-          </w:tcPr>
-          <w:p>
-            <w:pPr>
-              <w:ind w:firstLine="0"/>
-              <w:rPr>
-                <w:sz w:val="24"/>
-                <w:szCs w:val="20"/>
-              </w:rPr>
-            </w:pPr>
-            <w:r>
-              <w:rPr>
-                <w:sz w:val="24"/>
-                <w:szCs w:val="20"/>
-              </w:rPr>
-              <w:t>PrivateValidate_WhenBowlRadiusIsLess</w:t>
-            </w:r>
-          </w:p>
-          <w:p>
-            <w:pPr>
-              <w:ind w:firstLine="0"/>
-              <w:rPr>
-                <w:sz w:val="24"/>
-                <w:szCs w:val="20"/>
-              </w:rPr>
-            </w:pPr>
-            <w:r>
-              <w:rPr>
-                <w:sz w:val="24"/>
-                <w:szCs w:val="20"/>
-              </w:rPr>
-              <w:t>ThanWallThickness_ShouldThrow</w:t>
-            </w:r>
-          </w:p>
-        </w:tc>
-        <w:tc>
-          <w:tcPr>
-            <w:tcW w:w="4528" w:type="dxa"/>
-          </w:tcPr>
-          <w:p>
-            <w:pPr>
-              <w:ind w:firstLine="0"/>
-              <w:rPr>
-                <w:sz w:val="24"/>
-                <w:szCs w:val="20"/>
-              </w:rPr>
-            </w:pPr>
-            <w:r>
-              <w:rPr>
-                <w:sz w:val="24"/>
-                <w:szCs w:val="20"/>
-              </w:rPr>
-              <w:t>Проверяет, что приватный ValidateParameters вызывает исключение, если BowlRadius &lt; wallThickness</w:t>
-            </w:r>
-          </w:p>
-        </w:tc>
-      </w:tr>
-      <w:tr>
-        <w:tc>
-          <w:tcPr>
-            <w:tcW w:w="4816" w:type="dxa"/>
-          </w:tcPr>
-          <w:p>
-            <w:pPr>
-              <w:ind w:firstLine="0"/>
-              <w:rPr>
-                <w:sz w:val="24"/>
-                <w:szCs w:val="20"/>
-              </w:rPr>
-            </w:pPr>
-            <w:r>
-              <w:rPr>
-                <w:sz w:val="24"/>
-                <w:szCs w:val="20"/>
-              </w:rPr>
-              <w:t>BuildGlass_WithInvalidParameters_Should</w:t>
-            </w:r>
-          </w:p>
-          <w:p>
-            <w:pPr>
-              <w:ind w:firstLine="0"/>
-              <w:rPr>
-                <w:sz w:val="24"/>
-                <w:szCs w:val="20"/>
-              </w:rPr>
-            </w:pPr>
-            <w:r>
-              <w:rPr>
-                <w:sz w:val="24"/>
-                <w:szCs w:val="20"/>
-              </w:rPr>
-              <w:t>ThrowValidationError</w:t>
-            </w:r>
-          </w:p>
-        </w:tc>
-        <w:tc>
-          <w:tcPr>
-            <w:tcW w:w="4528" w:type="dxa"/>
-          </w:tcPr>
-          <w:p>
-            <w:pPr>
-              <w:ind w:firstLine="0"/>
-              <w:rPr>
-                <w:sz w:val="24"/>
-                <w:szCs w:val="20"/>
-              </w:rPr>
-            </w:pPr>
-            <w:r>
-              <w:rPr>
-                <w:sz w:val="24"/>
-                <w:szCs w:val="20"/>
-              </w:rPr>
-              <w:t>Проверяет, что BuildGlass вызывает исключение, если параметры невалидны</w:t>
-            </w:r>
-          </w:p>
-        </w:tc>
-      </w:tr>
-      <w:tr>
-        <w:tc>
-          <w:tcPr>
-            <w:tcW w:w="4816" w:type="dxa"/>
-          </w:tcPr>
-          <w:p>
-            <w:pPr>
-              <w:ind w:firstLine="0"/>
-              <w:rPr>
-                <w:sz w:val="24"/>
-                <w:szCs w:val="20"/>
-              </w:rPr>
-            </w:pPr>
-            <w:r>
-              <w:rPr>
-                <w:sz w:val="24"/>
-                <w:szCs w:val="20"/>
-              </w:rPr>
-              <w:t>BuildGlass_WithNullParameters_ShouldThrow</w:t>
-            </w:r>
-          </w:p>
-        </w:tc>
-        <w:tc>
-          <w:tcPr>
-            <w:tcW w:w="4528" w:type="dxa"/>
-          </w:tcPr>
-          <w:p>
-            <w:pPr>
-              <w:ind w:firstLine="0"/>
-              <w:rPr>
-                <w:sz w:val="24"/>
-                <w:szCs w:val="20"/>
-              </w:rPr>
-            </w:pPr>
-            <w:r>
-              <w:rPr>
-                <w:sz w:val="24"/>
-                <w:szCs w:val="20"/>
-              </w:rPr>
-              <w:t>Проверяет, что вызов BuildGlass с null параметрами вызывает исключение</w:t>
-            </w:r>
-          </w:p>
-        </w:tc>
-      </w:tr>
-      <w:tr>
-        <w:tc>
-          <w:tcPr>
-            <w:tcW w:w="4816" w:type="dxa"/>
-          </w:tcPr>
-          <w:p>
-            <w:pPr>
-              <w:ind w:firstLine="0"/>
-              <w:rPr>
-                <w:sz w:val="24"/>
-                <w:szCs w:val="20"/>
-              </w:rPr>
-            </w:pPr>
-            <w:r>
-              <w:rPr>
-                <w:sz w:val="24"/>
-                <w:szCs w:val="20"/>
-              </w:rPr>
-              <w:lastRenderedPageBreak/>
-              <w:t>Reset_ShouldNotThrowException_When</w:t>
-            </w:r>
-          </w:p>
-          <w:p>
-            <w:pPr>
-              <w:ind w:firstLine="0"/>
-              <w:rPr>
-                <w:sz w:val="24"/>
-                <w:szCs w:val="20"/>
-              </w:rPr>
-            </w:pPr>
-            <w:r>
-              <w:rPr>
-                <w:sz w:val="24"/>
-                <w:szCs w:val="20"/>
-              </w:rPr>
-              <w:t>WrapperIsNull</w:t>
-            </w:r>
-          </w:p>
-        </w:tc>
-        <w:tc>
-          <w:tcPr>
-            <w:tcW w:w="4528" w:type="dxa"/>
-          </w:tcPr>
-          <w:p>
-            <w:pPr>
-              <w:ind w:firstLine="0"/>
-              <w:rPr>
-                <w:sz w:val="24"/>
-                <w:szCs w:val="20"/>
-              </w:rPr>
-            </w:pPr>
-            <w:r>
-              <w:rPr>
-                <w:sz w:val="24"/>
-                <w:szCs w:val="20"/>
-              </w:rPr>
-              <w:t xml:space="preserve">Проверяет, что Reset() не </w:t>
-            </w:r>
-            <w:r>
-              <w:rPr>
-                <w:sz w:val="24"/>
-                <w:szCs w:val="20"/>
-              </w:rPr>
-              <w:t>вызывает исключений</w:t>
-            </w:r>
-            <w:r>
-              <w:rPr>
-                <w:sz w:val="24"/>
-                <w:szCs w:val="20"/>
-              </w:rPr>
-              <w:t xml:space="preserve"> при вызове</w:t>
-            </w:r>
-            <w:r>
-              <w:rPr>
-                <w:sz w:val="24"/>
-                <w:szCs w:val="20"/>
-              </w:rPr>
-              <w:t xml:space="preserve"> без объекта </w:t>
-            </w:r>
-            <w:r>
-              <w:rPr>
-                <w:sz w:val="24"/>
-                <w:szCs w:val="20"/>
-                <w:lang w:val="en-US"/>
-              </w:rPr>
-              <w:t>Wrapper</w:t>
-            </w:r>
-          </w:p>
-        </w:tc>
-      </w:tr>
-      <w:tr>
-        <w:tc>
-          <w:tcPr>
-            <w:tcW w:w="4816" w:type="dxa"/>
-          </w:tcPr>
-          <w:p>
-            <w:pPr>
-              <w:ind w:firstLine="0"/>
-              <w:rPr>
-                <w:sz w:val="24"/>
-                <w:szCs w:val="20"/>
-              </w:rPr>
-            </w:pPr>
-            <w:r>
-              <w:rPr>
-                <w:sz w:val="24"/>
-                <w:szCs w:val="20"/>
-              </w:rPr>
-              <w:t>PrivateValidate_WithNegativeStalkHeight_</w:t>
-            </w:r>
-          </w:p>
-          <w:p>
-            <w:pPr>
-              <w:ind w:firstLine="0"/>
-              <w:rPr>
-                <w:sz w:val="24"/>
-                <w:szCs w:val="20"/>
-              </w:rPr>
-            </w:pPr>
-            <w:r>
-              <w:rPr>
-                <w:sz w:val="24"/>
-                <w:szCs w:val="20"/>
-              </w:rPr>
-              <w:t>ShouldThrow</w:t>
-            </w:r>
-          </w:p>
-        </w:tc>
-        <w:tc>
-          <w:tcPr>
-            <w:tcW w:w="4528" w:type="dxa"/>
-          </w:tcPr>
-          <w:p>
-            <w:pPr>
-              <w:ind w:firstLine="0"/>
-              <w:rPr>
-                <w:sz w:val="24"/>
-                <w:szCs w:val="20"/>
-              </w:rPr>
-            </w:pPr>
-            <w:r>
-              <w:rPr>
-                <w:sz w:val="24"/>
-                <w:szCs w:val="20"/>
-              </w:rPr>
-              <w:t>Проверяет, что приватный ValidateParameters вызывает исключение для отрицательной высоты ножки</w:t>
-            </w:r>
-          </w:p>
-        </w:tc>
-      </w:tr>
-      <w:tr>
-        <w:tc>
-          <w:tcPr>
-            <w:tcW w:w="4816" w:type="dxa"/>
-          </w:tcPr>
-          <w:p>
-            <w:pPr>
-              <w:ind w:firstLine="0"/>
-              <w:rPr>
-                <w:sz w:val="24"/>
-                <w:szCs w:val="20"/>
-              </w:rPr>
-            </w:pPr>
-            <w:r>
-              <w:rPr>
-                <w:sz w:val="24"/>
-                <w:szCs w:val="20"/>
-              </w:rPr>
-              <w:t>PrivateValidate_WithZeroStandRadius_</w:t>
-            </w:r>
-          </w:p>
-          <w:p>
-            <w:pPr>
-              <w:ind w:firstLine="0"/>
-              <w:rPr>
-                <w:sz w:val="24"/>
-                <w:szCs w:val="20"/>
-              </w:rPr>
-            </w:pPr>
-            <w:r>
-              <w:rPr>
-                <w:sz w:val="24"/>
-                <w:szCs w:val="20"/>
-              </w:rPr>
-              <w:t>ShouldThrow</w:t>
-            </w:r>
-          </w:p>
-        </w:tc>
-        <w:tc>
-          <w:tcPr>
-            <w:tcW w:w="4528" w:type="dxa"/>
-          </w:tcPr>
-          <w:p>
-            <w:pPr>
-              <w:ind w:firstLine="0"/>
-              <w:rPr>
-                <w:sz w:val="24"/>
-                <w:szCs w:val="20"/>
-              </w:rPr>
-            </w:pPr>
-            <w:r>
-              <w:rPr>
-                <w:sz w:val="24"/>
-                <w:szCs w:val="20"/>
-              </w:rPr>
-              <w:t>Проверяет, что приватный ValidateParameters вызывает исключение для нулевого радиуса основания</w:t>
-            </w:r>
-          </w:p>
-        </w:tc>
-      </w:tr>
-      <w:tr>
-        <w:tc>
-          <w:tcPr>
-            <w:tcW w:w="4816" w:type="dxa"/>
-          </w:tcPr>
-          <w:p>
-            <w:pPr>
-              <w:ind w:firstLine="0"/>
-              <w:rPr>
-                <w:sz w:val="24"/>
-                <w:szCs w:val="20"/>
-              </w:rPr>
-            </w:pPr>
-            <w:r>
-              <w:rPr>
-                <w:sz w:val="24"/>
-                <w:szCs w:val="20"/>
-              </w:rPr>
-              <w:t>PrivateValidate_WithAngleOutsideRange_</w:t>
-            </w:r>
-          </w:p>
-          <w:p>
-            <w:pPr>
-              <w:ind w:firstLine="0"/>
-              <w:rPr>
-                <w:sz w:val="24"/>
-                <w:szCs w:val="20"/>
-              </w:rPr>
-            </w:pPr>
-            <w:r>
-              <w:rPr>
-                <w:sz w:val="24"/>
-                <w:szCs w:val="20"/>
-              </w:rPr>
-              <w:t>ShouldThrow</w:t>
-            </w:r>
-          </w:p>
-        </w:tc>
-        <w:tc>
-          <w:tcPr>
-            <w:tcW w:w="4528" w:type="dxa"/>
-          </w:tcPr>
-          <w:p>
-            <w:pPr>
-              <w:ind w:firstLine="0"/>
-              <w:rPr>
-                <w:sz w:val="24"/>
-                <w:szCs w:val="20"/>
-              </w:rPr>
-            </w:pPr>
-            <w:r>
-              <w:rPr>
-                <w:sz w:val="24"/>
-                <w:szCs w:val="20"/>
-              </w:rPr>
-              <w:t>П</w:t>
-            </w:r>
-            <w:r>
-              <w:rPr>
-                <w:sz w:val="24"/>
-                <w:szCs w:val="20"/>
-              </w:rPr>
-              <w:t>роверяет, что приватный ValidateParameters вызывает исключение для угла вне диапазона</w:t>
-            </w:r>
-          </w:p>
-        </w:tc>
-      </w:tr>
-      <w:tr>
-        <w:tc>
-          <w:tcPr>
-            <w:tcW w:w="4816" w:type="dxa"/>
-          </w:tcPr>
-          <w:p>
-            <w:pPr>
-              <w:ind w:firstLine="0"/>
-              <w:rPr>
-                <w:sz w:val="24"/>
-                <w:szCs w:val="20"/>
-              </w:rPr>
-            </w:pPr>
-            <w:r>
-              <w:rPr>
-                <w:sz w:val="24"/>
-                <w:szCs w:val="20"/>
-              </w:rPr>
-              <w:t>PrivateValidate_WithWallThicknessTooSmall_</w:t>
-            </w:r>
-          </w:p>
-          <w:p>
-            <w:pPr>
-              <w:ind w:firstLine="0"/>
-              <w:rPr>
-                <w:sz w:val="24"/>
-                <w:szCs w:val="20"/>
-              </w:rPr>
-            </w:pPr>
-            <w:r>
-              <w:rPr>
-                <w:sz w:val="24"/>
-                <w:szCs w:val="20"/>
-              </w:rPr>
-              <w:t>ShouldThrow</w:t>
-            </w:r>
-          </w:p>
-        </w:tc>
-        <w:tc>
-          <w:tcPr>
-            <w:tcW w:w="4528" w:type="dxa"/>
-          </w:tcPr>
-          <w:p>
-            <w:pPr>
-              <w:ind w:firstLine="0"/>
-              <w:rPr>
-                <w:sz w:val="24"/>
-                <w:szCs w:val="20"/>
-              </w:rPr>
-            </w:pPr>
-            <w:r>
-              <w:rPr>
-                <w:sz w:val="24"/>
-                <w:szCs w:val="20"/>
-              </w:rPr>
-              <w:t>Проверяет, что приватный ValidateParameters вызывает исключение для слишком маленькой толщины стенок</w:t>
-            </w:r>
-          </w:p>
-        </w:tc>
-      </w:tr>
-      <w:tr>
-        <w:tc>
-          <w:tcPr>
-            <w:tcW w:w="4816" w:type="dxa"/>
-          </w:tcPr>
-          <w:p>
-            <w:pPr>
-              <w:ind w:firstLine="0"/>
-              <w:rPr>
-                <w:sz w:val="24"/>
-                <w:szCs w:val="20"/>
-              </w:rPr>
-            </w:pPr>
-            <w:r>
-              <w:rPr>
-                <w:sz w:val="24"/>
-                <w:szCs w:val="20"/>
-              </w:rPr>
-              <w:t>Reset_WhenWrapperThrowsException_</w:t>
-            </w:r>
-          </w:p>
-          <w:p>
-            <w:pPr>
-              <w:ind w:firstLine="0"/>
-              <w:rPr>
-                <w:sz w:val="24"/>
-                <w:szCs w:val="20"/>
-              </w:rPr>
-            </w:pPr>
-            <w:r>
-              <w:rPr>
-                <w:sz w:val="24"/>
-                <w:szCs w:val="20"/>
-              </w:rPr>
-              <w:t>ShouldWrapException</w:t>
-            </w:r>
-          </w:p>
-        </w:tc>
-        <w:tc>
-          <w:tcPr>
-            <w:tcW w:w="4528" w:type="dxa"/>
-          </w:tcPr>
-          <w:p>
-            <w:pPr>
-              <w:ind w:firstLine="0"/>
-              <w:rPr>
-                <w:sz w:val="24"/>
-                <w:szCs w:val="20"/>
-              </w:rPr>
-            </w:pPr>
-            <w:r>
-              <w:rPr>
-                <w:sz w:val="24"/>
-                <w:szCs w:val="20"/>
-              </w:rPr>
-              <w:t>Проверяет обработку исключения в Reset()</w:t>
+              <w:t xml:space="preserve">Проверяет, что </w:t>
+            </w:r>
+            <w:proofErr w:type="spellStart"/>
+            <w:r>
+              <w:rPr>
+                <w:sz w:val="24"/>
+                <w:szCs w:val="20"/>
+              </w:rPr>
+              <w:t>ValidateParameters</w:t>
+            </w:r>
+            <w:proofErr w:type="spellEnd"/>
+            <w:r>
+              <w:rPr>
+                <w:sz w:val="24"/>
+                <w:szCs w:val="20"/>
+              </w:rPr>
+              <w:t xml:space="preserve"> возвращает </w:t>
+            </w:r>
+            <w:proofErr w:type="spellStart"/>
+            <w:r>
+              <w:rPr>
+                <w:sz w:val="24"/>
+                <w:szCs w:val="20"/>
+              </w:rPr>
+              <w:t>false</w:t>
+            </w:r>
+            <w:proofErr w:type="spellEnd"/>
+            <w:r>
+              <w:rPr>
+                <w:sz w:val="24"/>
+                <w:szCs w:val="20"/>
+              </w:rPr>
+              <w:t xml:space="preserve"> для </w:t>
+            </w:r>
+            <w:proofErr w:type="spellStart"/>
+            <w:r>
+              <w:rPr>
+                <w:sz w:val="24"/>
+                <w:szCs w:val="20"/>
+              </w:rPr>
+              <w:t>невалидных</w:t>
+            </w:r>
+            <w:proofErr w:type="spellEnd"/>
+            <w:r>
+              <w:rPr>
+                <w:sz w:val="24"/>
+                <w:szCs w:val="20"/>
+              </w:rPr>
+              <w:t xml:space="preserve"> параметров</w:t>
             </w:r>
           </w:p>
         </w:tc>
@@ -20044,12 +21827,22 @@
           <w:szCs w:val="20"/>
         </w:rPr>
       </w:pPr>
-      <w:commentRangeStart w:id="35"/>
-      <w:r>
+    </w:p>
+    <w:p>
+      <w:pPr>
         <w:rPr>
           <w:sz w:val="24"/>
           <w:szCs w:val="20"/>
         </w:rPr>
+      </w:pPr>
+      <w:commentRangeStart w:id="35"/>
+      <w:commentRangeStart w:id="36"/>
+      <w:r>
+        <w:rPr>
+          <w:sz w:val="24"/>
+          <w:szCs w:val="20"/>
+        </w:rPr>
+        <w:lastRenderedPageBreak/>
         <w:t>Окончание таблицы 8.6</w:t>
       </w:r>
       <w:commentRangeEnd w:id="35"/>
@@ -20060,6 +21853,16 @@
           <w:szCs w:val="20"/>
         </w:rPr>
         <w:commentReference w:id="35"/>
+      </w:r>
+      <w:commentRangeEnd w:id="36"/>
+      <w:r>
+        <w:rPr>
+          <w:rStyle w:val="af6"/>
+          <w:rFonts w:eastAsia="SimSun" w:cs="Times New Roman (Заголовки (сло"/>
+          <w:color w:val="000000" w:themeColor="text1"/>
+          <w:lang w:bidi="ar-SA"/>
+        </w:rPr>
+        <w:commentReference w:id="36"/>
       </w:r>
     </w:p>
     <w:tbl>
@@ -20069,8 +21872,8 @@
         <w:tblLook w:val="04A0" w:firstRow="1" w:lastRow="0" w:firstColumn="1" w:lastColumn="0" w:noHBand="0" w:noVBand="1"/>
       </w:tblPr>
       <w:tblGrid>
-        <w:gridCol w:w="4672"/>
-        <w:gridCol w:w="4672"/>
+        <w:gridCol w:w="4816"/>
+        <w:gridCol w:w="4528"/>
       </w:tblGrid>
       <w:tr>
         <w:tc>
@@ -20085,13 +21888,15 @@
                 <w:szCs w:val="20"/>
               </w:rPr>
             </w:pPr>
-            <w:r>
-              <w:rPr>
-                <w:sz w:val="24"/>
-                <w:szCs w:val="20"/>
-              </w:rPr>
-              <w:t>ValidateParameters_WhenExceptionOccurs_</w:t>
-            </w:r>
+            <w:proofErr w:type="spellStart"/>
+            <w:r>
+              <w:rPr>
+                <w:sz w:val="24"/>
+                <w:szCs w:val="20"/>
+              </w:rPr>
+              <w:t>PrivateValidate_WhenBowlRadiusIsLess</w:t>
+            </w:r>
+            <w:proofErr w:type="spellEnd"/>
           </w:p>
           <w:p>
             <w:pPr>
@@ -20101,6 +21906,873 @@
                 <w:szCs w:val="20"/>
               </w:rPr>
             </w:pPr>
+            <w:proofErr w:type="spellStart"/>
+            <w:r>
+              <w:rPr>
+                <w:sz w:val="24"/>
+                <w:szCs w:val="20"/>
+              </w:rPr>
+              <w:t>ThanWallThickness_ShouldThrow</w:t>
+            </w:r>
+            <w:proofErr w:type="spellEnd"/>
+          </w:p>
+        </w:tc>
+        <w:tc>
+          <w:tcPr>
+            <w:tcW w:w="4672" w:type="dxa"/>
+          </w:tcPr>
+          <w:p>
+            <w:pPr>
+              <w:ind w:firstLine="0"/>
+              <w:rPr>
+                <w:sz w:val="24"/>
+                <w:szCs w:val="20"/>
+              </w:rPr>
+            </w:pPr>
+            <w:r>
+              <w:rPr>
+                <w:sz w:val="24"/>
+                <w:szCs w:val="20"/>
+              </w:rPr>
+              <w:t xml:space="preserve">Проверяет, что приватный </w:t>
+            </w:r>
+            <w:proofErr w:type="spellStart"/>
+            <w:r>
+              <w:rPr>
+                <w:sz w:val="24"/>
+                <w:szCs w:val="20"/>
+              </w:rPr>
+              <w:t>ValidateParameters</w:t>
+            </w:r>
+            <w:proofErr w:type="spellEnd"/>
+            <w:r>
+              <w:rPr>
+                <w:sz w:val="24"/>
+                <w:szCs w:val="20"/>
+              </w:rPr>
+              <w:t xml:space="preserve"> вызывает исключение, если </w:t>
+            </w:r>
+            <w:proofErr w:type="spellStart"/>
+            <w:r>
+              <w:rPr>
+                <w:sz w:val="24"/>
+                <w:szCs w:val="20"/>
+              </w:rPr>
+              <w:t>BowlRadius</w:t>
+            </w:r>
+            <w:proofErr w:type="spellEnd"/>
+            <w:r>
+              <w:rPr>
+                <w:sz w:val="24"/>
+                <w:szCs w:val="20"/>
+              </w:rPr>
+              <w:t xml:space="preserve"> </w:t>
+            </w:r>
+            <w:proofErr w:type="gramStart"/>
+            <w:r>
+              <w:rPr>
+                <w:sz w:val="24"/>
+                <w:szCs w:val="20"/>
+              </w:rPr>
+              <w:t xml:space="preserve">&lt; </w:t>
+            </w:r>
+            <w:proofErr w:type="spellStart"/>
+            <w:r>
+              <w:rPr>
+                <w:sz w:val="24"/>
+                <w:szCs w:val="20"/>
+              </w:rPr>
+              <w:t>wallThickness</w:t>
+            </w:r>
+            <w:proofErr w:type="spellEnd"/>
+            <w:proofErr w:type="gramEnd"/>
+          </w:p>
+        </w:tc>
+      </w:tr>
+      <w:tr>
+        <w:tc>
+          <w:tcPr>
+            <w:tcW w:w="4672" w:type="dxa"/>
+          </w:tcPr>
+          <w:p>
+            <w:pPr>
+              <w:ind w:firstLine="0"/>
+              <w:rPr>
+                <w:sz w:val="24"/>
+                <w:szCs w:val="20"/>
+              </w:rPr>
+            </w:pPr>
+            <w:proofErr w:type="spellStart"/>
+            <w:r>
+              <w:rPr>
+                <w:sz w:val="24"/>
+                <w:szCs w:val="20"/>
+              </w:rPr>
+              <w:t>BuildGlass_WithInvalidParameters_Should</w:t>
+            </w:r>
+            <w:proofErr w:type="spellEnd"/>
+          </w:p>
+          <w:p>
+            <w:pPr>
+              <w:ind w:firstLine="0"/>
+              <w:rPr>
+                <w:sz w:val="24"/>
+                <w:szCs w:val="20"/>
+              </w:rPr>
+            </w:pPr>
+            <w:proofErr w:type="spellStart"/>
+            <w:r>
+              <w:rPr>
+                <w:sz w:val="24"/>
+                <w:szCs w:val="20"/>
+              </w:rPr>
+              <w:t>ThrowValidationError</w:t>
+            </w:r>
+            <w:proofErr w:type="spellEnd"/>
+          </w:p>
+        </w:tc>
+        <w:tc>
+          <w:tcPr>
+            <w:tcW w:w="4672" w:type="dxa"/>
+          </w:tcPr>
+          <w:p>
+            <w:pPr>
+              <w:ind w:firstLine="0"/>
+              <w:rPr>
+                <w:sz w:val="24"/>
+                <w:szCs w:val="20"/>
+              </w:rPr>
+            </w:pPr>
+            <w:r>
+              <w:rPr>
+                <w:sz w:val="24"/>
+                <w:szCs w:val="20"/>
+              </w:rPr>
+              <w:t xml:space="preserve">Проверяет, что </w:t>
+            </w:r>
+            <w:proofErr w:type="spellStart"/>
+            <w:r>
+              <w:rPr>
+                <w:sz w:val="24"/>
+                <w:szCs w:val="20"/>
+              </w:rPr>
+              <w:t>BuildGlass</w:t>
+            </w:r>
+            <w:proofErr w:type="spellEnd"/>
+            <w:r>
+              <w:rPr>
+                <w:sz w:val="24"/>
+                <w:szCs w:val="20"/>
+              </w:rPr>
+              <w:t xml:space="preserve"> вызывает исключение, если параметры </w:t>
+            </w:r>
+            <w:proofErr w:type="spellStart"/>
+            <w:r>
+              <w:rPr>
+                <w:sz w:val="24"/>
+                <w:szCs w:val="20"/>
+              </w:rPr>
+              <w:t>невалидны</w:t>
+            </w:r>
+            <w:proofErr w:type="spellEnd"/>
+          </w:p>
+        </w:tc>
+      </w:tr>
+      <w:tr>
+        <w:tc>
+          <w:tcPr>
+            <w:tcW w:w="4672" w:type="dxa"/>
+          </w:tcPr>
+          <w:p>
+            <w:pPr>
+              <w:ind w:firstLine="0"/>
+              <w:rPr>
+                <w:sz w:val="24"/>
+                <w:szCs w:val="20"/>
+              </w:rPr>
+            </w:pPr>
+            <w:proofErr w:type="spellStart"/>
+            <w:r>
+              <w:rPr>
+                <w:sz w:val="24"/>
+                <w:szCs w:val="20"/>
+              </w:rPr>
+              <w:t>BuildGlass_WithNullParameters_ShouldThrow</w:t>
+            </w:r>
+            <w:proofErr w:type="spellEnd"/>
+          </w:p>
+        </w:tc>
+        <w:tc>
+          <w:tcPr>
+            <w:tcW w:w="4672" w:type="dxa"/>
+          </w:tcPr>
+          <w:p>
+            <w:pPr>
+              <w:ind w:firstLine="0"/>
+              <w:rPr>
+                <w:sz w:val="24"/>
+                <w:szCs w:val="20"/>
+              </w:rPr>
+            </w:pPr>
+            <w:r>
+              <w:rPr>
+                <w:sz w:val="24"/>
+                <w:szCs w:val="20"/>
+              </w:rPr>
+              <w:t xml:space="preserve">Проверяет, что вызов </w:t>
+            </w:r>
+            <w:proofErr w:type="spellStart"/>
+            <w:r>
+              <w:rPr>
+                <w:sz w:val="24"/>
+                <w:szCs w:val="20"/>
+              </w:rPr>
+              <w:t>BuildGlass</w:t>
+            </w:r>
+            <w:proofErr w:type="spellEnd"/>
+            <w:r>
+              <w:rPr>
+                <w:sz w:val="24"/>
+                <w:szCs w:val="20"/>
+              </w:rPr>
+              <w:t xml:space="preserve"> с </w:t>
+            </w:r>
+            <w:proofErr w:type="spellStart"/>
+            <w:r>
+              <w:rPr>
+                <w:sz w:val="24"/>
+                <w:szCs w:val="20"/>
+              </w:rPr>
+              <w:t>null</w:t>
+            </w:r>
+            <w:proofErr w:type="spellEnd"/>
+            <w:r>
+              <w:rPr>
+                <w:sz w:val="24"/>
+                <w:szCs w:val="20"/>
+              </w:rPr>
+              <w:t xml:space="preserve"> параметрами вызывает исключение</w:t>
+            </w:r>
+          </w:p>
+        </w:tc>
+      </w:tr>
+      <w:tr>
+        <w:tc>
+          <w:tcPr>
+            <w:tcW w:w="4672" w:type="dxa"/>
+          </w:tcPr>
+          <w:p>
+            <w:pPr>
+              <w:ind w:firstLine="0"/>
+              <w:rPr>
+                <w:sz w:val="24"/>
+                <w:szCs w:val="20"/>
+              </w:rPr>
+            </w:pPr>
+            <w:proofErr w:type="spellStart"/>
+            <w:r>
+              <w:rPr>
+                <w:sz w:val="24"/>
+                <w:szCs w:val="20"/>
+              </w:rPr>
+              <w:t>Reset_ShouldNotThrowException_When</w:t>
+            </w:r>
+            <w:proofErr w:type="spellEnd"/>
+          </w:p>
+          <w:p>
+            <w:pPr>
+              <w:ind w:firstLine="0"/>
+              <w:rPr>
+                <w:sz w:val="24"/>
+                <w:szCs w:val="20"/>
+              </w:rPr>
+            </w:pPr>
+            <w:proofErr w:type="spellStart"/>
+            <w:r>
+              <w:rPr>
+                <w:sz w:val="24"/>
+                <w:szCs w:val="20"/>
+              </w:rPr>
+              <w:t>WrapperIsNull</w:t>
+            </w:r>
+            <w:proofErr w:type="spellEnd"/>
+          </w:p>
+        </w:tc>
+        <w:tc>
+          <w:tcPr>
+            <w:tcW w:w="4672" w:type="dxa"/>
+          </w:tcPr>
+          <w:p>
+            <w:pPr>
+              <w:ind w:firstLine="0"/>
+              <w:rPr>
+                <w:sz w:val="24"/>
+                <w:szCs w:val="20"/>
+              </w:rPr>
+            </w:pPr>
+            <w:r>
+              <w:rPr>
+                <w:sz w:val="24"/>
+                <w:szCs w:val="20"/>
+              </w:rPr>
+              <w:t xml:space="preserve">Проверяет, что </w:t>
+            </w:r>
+            <w:proofErr w:type="spellStart"/>
+            <w:proofErr w:type="gramStart"/>
+            <w:r>
+              <w:rPr>
+                <w:sz w:val="24"/>
+                <w:szCs w:val="20"/>
+              </w:rPr>
+              <w:t>Reset</w:t>
+            </w:r>
+            <w:proofErr w:type="spellEnd"/>
+            <w:r>
+              <w:rPr>
+                <w:sz w:val="24"/>
+                <w:szCs w:val="20"/>
+              </w:rPr>
+              <w:t>(</w:t>
+            </w:r>
+            <w:proofErr w:type="gramEnd"/>
+            <w:r>
+              <w:rPr>
+                <w:sz w:val="24"/>
+                <w:szCs w:val="20"/>
+              </w:rPr>
+              <w:t xml:space="preserve">) не </w:t>
+            </w:r>
+            <w:r>
+              <w:rPr>
+                <w:sz w:val="24"/>
+                <w:szCs w:val="20"/>
+              </w:rPr>
+              <w:t>вызывает исключений</w:t>
+            </w:r>
+            <w:r>
+              <w:rPr>
+                <w:sz w:val="24"/>
+                <w:szCs w:val="20"/>
+              </w:rPr>
+              <w:t xml:space="preserve"> при вызове</w:t>
+            </w:r>
+            <w:r>
+              <w:rPr>
+                <w:sz w:val="24"/>
+                <w:szCs w:val="20"/>
+              </w:rPr>
+              <w:t xml:space="preserve"> без объек</w:t>
+            </w:r>
+            <w:bookmarkStart w:id="37" w:name="_GoBack"/>
+            <w:bookmarkEnd w:id="37"/>
+            <w:r>
+              <w:rPr>
+                <w:sz w:val="24"/>
+                <w:szCs w:val="20"/>
+              </w:rPr>
+              <w:t xml:space="preserve">та </w:t>
+            </w:r>
+            <w:r>
+              <w:rPr>
+                <w:sz w:val="24"/>
+                <w:szCs w:val="20"/>
+                <w:lang w:val="en-US"/>
+              </w:rPr>
+              <w:t>Wrapper</w:t>
+            </w:r>
+          </w:p>
+        </w:tc>
+      </w:tr>
+      <w:tr>
+        <w:tc>
+          <w:tcPr>
+            <w:tcW w:w="4672" w:type="dxa"/>
+          </w:tcPr>
+          <w:p>
+            <w:pPr>
+              <w:ind w:firstLine="0"/>
+              <w:rPr>
+                <w:sz w:val="24"/>
+                <w:szCs w:val="20"/>
+              </w:rPr>
+            </w:pPr>
+            <w:proofErr w:type="spellStart"/>
+            <w:r>
+              <w:rPr>
+                <w:sz w:val="24"/>
+                <w:szCs w:val="20"/>
+              </w:rPr>
+              <w:t>PrivateValidate_WithNegativeStalkHeight</w:t>
+            </w:r>
+            <w:proofErr w:type="spellEnd"/>
+            <w:r>
+              <w:rPr>
+                <w:sz w:val="24"/>
+                <w:szCs w:val="20"/>
+              </w:rPr>
+              <w:t>_</w:t>
+            </w:r>
+          </w:p>
+          <w:p>
+            <w:pPr>
+              <w:ind w:firstLine="0"/>
+              <w:rPr>
+                <w:sz w:val="24"/>
+                <w:szCs w:val="20"/>
+              </w:rPr>
+            </w:pPr>
+            <w:proofErr w:type="spellStart"/>
+            <w:r>
+              <w:rPr>
+                <w:sz w:val="24"/>
+                <w:szCs w:val="20"/>
+              </w:rPr>
+              <w:t>ShouldThrow</w:t>
+            </w:r>
+            <w:proofErr w:type="spellEnd"/>
+          </w:p>
+        </w:tc>
+        <w:tc>
+          <w:tcPr>
+            <w:tcW w:w="4672" w:type="dxa"/>
+          </w:tcPr>
+          <w:p>
+            <w:pPr>
+              <w:ind w:firstLine="0"/>
+              <w:rPr>
+                <w:sz w:val="24"/>
+                <w:szCs w:val="20"/>
+              </w:rPr>
+            </w:pPr>
+            <w:r>
+              <w:rPr>
+                <w:sz w:val="24"/>
+                <w:szCs w:val="20"/>
+              </w:rPr>
+              <w:t xml:space="preserve">Проверяет, что приватный </w:t>
+            </w:r>
+            <w:proofErr w:type="spellStart"/>
+            <w:r>
+              <w:rPr>
+                <w:sz w:val="24"/>
+                <w:szCs w:val="20"/>
+              </w:rPr>
+              <w:t>ValidateParameters</w:t>
+            </w:r>
+            <w:proofErr w:type="spellEnd"/>
+            <w:r>
+              <w:rPr>
+                <w:sz w:val="24"/>
+                <w:szCs w:val="20"/>
+              </w:rPr>
+              <w:t xml:space="preserve"> вызывает исключение для отрицательной высоты ножки</w:t>
+            </w:r>
+          </w:p>
+        </w:tc>
+      </w:tr>
+      <w:tr>
+        <w:tc>
+          <w:tcPr>
+            <w:tcW w:w="4672" w:type="dxa"/>
+          </w:tcPr>
+          <w:p>
+            <w:pPr>
+              <w:ind w:firstLine="0"/>
+              <w:rPr>
+                <w:sz w:val="24"/>
+                <w:szCs w:val="20"/>
+              </w:rPr>
+            </w:pPr>
+            <w:proofErr w:type="spellStart"/>
+            <w:r>
+              <w:rPr>
+                <w:sz w:val="24"/>
+                <w:szCs w:val="20"/>
+              </w:rPr>
+              <w:t>PrivateValidate_WithZeroStandRadius</w:t>
+            </w:r>
+            <w:proofErr w:type="spellEnd"/>
+            <w:r>
+              <w:rPr>
+                <w:sz w:val="24"/>
+                <w:szCs w:val="20"/>
+              </w:rPr>
+              <w:t>_</w:t>
+            </w:r>
+          </w:p>
+          <w:p>
+            <w:pPr>
+              <w:ind w:firstLine="0"/>
+              <w:rPr>
+                <w:sz w:val="24"/>
+                <w:szCs w:val="20"/>
+              </w:rPr>
+            </w:pPr>
+            <w:proofErr w:type="spellStart"/>
+            <w:r>
+              <w:rPr>
+                <w:sz w:val="24"/>
+                <w:szCs w:val="20"/>
+              </w:rPr>
+              <w:t>ShouldThrow</w:t>
+            </w:r>
+            <w:proofErr w:type="spellEnd"/>
+          </w:p>
+        </w:tc>
+        <w:tc>
+          <w:tcPr>
+            <w:tcW w:w="4672" w:type="dxa"/>
+          </w:tcPr>
+          <w:p>
+            <w:pPr>
+              <w:ind w:firstLine="0"/>
+              <w:rPr>
+                <w:sz w:val="24"/>
+                <w:szCs w:val="20"/>
+              </w:rPr>
+            </w:pPr>
+            <w:r>
+              <w:rPr>
+                <w:sz w:val="24"/>
+                <w:szCs w:val="20"/>
+              </w:rPr>
+              <w:t xml:space="preserve">Проверяет, что приватный </w:t>
+            </w:r>
+            <w:proofErr w:type="spellStart"/>
+            <w:r>
+              <w:rPr>
+                <w:sz w:val="24"/>
+                <w:szCs w:val="20"/>
+              </w:rPr>
+              <w:t>ValidateParameters</w:t>
+            </w:r>
+            <w:proofErr w:type="spellEnd"/>
+            <w:r>
+              <w:rPr>
+                <w:sz w:val="24"/>
+                <w:szCs w:val="20"/>
+              </w:rPr>
+              <w:t xml:space="preserve"> вызывает исключение для нулевого радиуса основания</w:t>
+            </w:r>
+          </w:p>
+        </w:tc>
+      </w:tr>
+      <w:tr>
+        <w:tc>
+          <w:tcPr>
+            <w:tcW w:w="4672" w:type="dxa"/>
+          </w:tcPr>
+          <w:p>
+            <w:pPr>
+              <w:ind w:firstLine="0"/>
+              <w:rPr>
+                <w:sz w:val="24"/>
+                <w:szCs w:val="20"/>
+              </w:rPr>
+            </w:pPr>
+            <w:proofErr w:type="spellStart"/>
+            <w:r>
+              <w:rPr>
+                <w:sz w:val="24"/>
+                <w:szCs w:val="20"/>
+              </w:rPr>
+              <w:t>PrivateValidate_WithAngleOutsideRange</w:t>
+            </w:r>
+            <w:proofErr w:type="spellEnd"/>
+            <w:r>
+              <w:rPr>
+                <w:sz w:val="24"/>
+                <w:szCs w:val="20"/>
+              </w:rPr>
+              <w:t>_</w:t>
+            </w:r>
+          </w:p>
+          <w:p>
+            <w:pPr>
+              <w:ind w:firstLine="0"/>
+              <w:rPr>
+                <w:sz w:val="24"/>
+                <w:szCs w:val="20"/>
+              </w:rPr>
+            </w:pPr>
+            <w:proofErr w:type="spellStart"/>
+            <w:r>
+              <w:rPr>
+                <w:sz w:val="24"/>
+                <w:szCs w:val="20"/>
+              </w:rPr>
+              <w:t>ShouldThrow</w:t>
+            </w:r>
+            <w:proofErr w:type="spellEnd"/>
+          </w:p>
+        </w:tc>
+        <w:tc>
+          <w:tcPr>
+            <w:tcW w:w="4672" w:type="dxa"/>
+          </w:tcPr>
+          <w:p>
+            <w:pPr>
+              <w:ind w:firstLine="0"/>
+              <w:rPr>
+                <w:sz w:val="24"/>
+                <w:szCs w:val="20"/>
+              </w:rPr>
+            </w:pPr>
+            <w:r>
+              <w:rPr>
+                <w:sz w:val="24"/>
+                <w:szCs w:val="20"/>
+              </w:rPr>
+              <w:t>П</w:t>
+            </w:r>
+            <w:r>
+              <w:rPr>
+                <w:sz w:val="24"/>
+                <w:szCs w:val="20"/>
+              </w:rPr>
+              <w:t xml:space="preserve">роверяет, что приватный </w:t>
+            </w:r>
+            <w:proofErr w:type="spellStart"/>
+            <w:r>
+              <w:rPr>
+                <w:sz w:val="24"/>
+                <w:szCs w:val="20"/>
+              </w:rPr>
+              <w:t>ValidateParameters</w:t>
+            </w:r>
+            <w:proofErr w:type="spellEnd"/>
+            <w:r>
+              <w:rPr>
+                <w:sz w:val="24"/>
+                <w:szCs w:val="20"/>
+              </w:rPr>
+              <w:t xml:space="preserve"> вызывает исключение для угла вне диапазона</w:t>
+            </w:r>
+          </w:p>
+        </w:tc>
+      </w:tr>
+      <w:tr>
+        <w:tc>
+          <w:tcPr>
+            <w:tcW w:w="4672" w:type="dxa"/>
+          </w:tcPr>
+          <w:p>
+            <w:pPr>
+              <w:ind w:firstLine="0"/>
+              <w:rPr>
+                <w:sz w:val="24"/>
+                <w:szCs w:val="20"/>
+              </w:rPr>
+            </w:pPr>
+            <w:proofErr w:type="spellStart"/>
+            <w:r>
+              <w:rPr>
+                <w:sz w:val="24"/>
+                <w:szCs w:val="20"/>
+              </w:rPr>
+              <w:t>PrivateValidate_WithWallThicknessTooSmall</w:t>
+            </w:r>
+            <w:proofErr w:type="spellEnd"/>
+            <w:r>
+              <w:rPr>
+                <w:sz w:val="24"/>
+                <w:szCs w:val="20"/>
+              </w:rPr>
+              <w:t>_</w:t>
+            </w:r>
+          </w:p>
+          <w:p>
+            <w:pPr>
+              <w:ind w:firstLine="0"/>
+              <w:rPr>
+                <w:sz w:val="24"/>
+                <w:szCs w:val="20"/>
+              </w:rPr>
+            </w:pPr>
+            <w:proofErr w:type="spellStart"/>
+            <w:r>
+              <w:rPr>
+                <w:sz w:val="24"/>
+                <w:szCs w:val="20"/>
+              </w:rPr>
+              <w:t>ShouldThrow</w:t>
+            </w:r>
+            <w:proofErr w:type="spellEnd"/>
+          </w:p>
+        </w:tc>
+        <w:tc>
+          <w:tcPr>
+            <w:tcW w:w="4672" w:type="dxa"/>
+          </w:tcPr>
+          <w:p>
+            <w:pPr>
+              <w:ind w:firstLine="0"/>
+              <w:rPr>
+                <w:sz w:val="24"/>
+                <w:szCs w:val="20"/>
+              </w:rPr>
+            </w:pPr>
+            <w:r>
+              <w:rPr>
+                <w:sz w:val="24"/>
+                <w:szCs w:val="20"/>
+              </w:rPr>
+              <w:t xml:space="preserve">Проверяет, что приватный </w:t>
+            </w:r>
+            <w:proofErr w:type="spellStart"/>
+            <w:r>
+              <w:rPr>
+                <w:sz w:val="24"/>
+                <w:szCs w:val="20"/>
+              </w:rPr>
+              <w:t>ValidateParameters</w:t>
+            </w:r>
+            <w:proofErr w:type="spellEnd"/>
+            <w:r>
+              <w:rPr>
+                <w:sz w:val="24"/>
+                <w:szCs w:val="20"/>
+              </w:rPr>
+              <w:t xml:space="preserve"> вызывает исключение для слишком маленькой толщины стенок</w:t>
+            </w:r>
+          </w:p>
+        </w:tc>
+      </w:tr>
+      <w:tr>
+        <w:tc>
+          <w:tcPr>
+            <w:tcW w:w="4672" w:type="dxa"/>
+          </w:tcPr>
+          <w:p>
+            <w:pPr>
+              <w:ind w:firstLine="0"/>
+              <w:rPr>
+                <w:sz w:val="24"/>
+                <w:szCs w:val="20"/>
+              </w:rPr>
+            </w:pPr>
+            <w:proofErr w:type="spellStart"/>
+            <w:r>
+              <w:rPr>
+                <w:sz w:val="24"/>
+                <w:szCs w:val="20"/>
+              </w:rPr>
+              <w:t>Reset_WhenWrapperThrowsException</w:t>
+            </w:r>
+            <w:proofErr w:type="spellEnd"/>
+            <w:r>
+              <w:rPr>
+                <w:sz w:val="24"/>
+                <w:szCs w:val="20"/>
+              </w:rPr>
+              <w:t>_</w:t>
+            </w:r>
+          </w:p>
+          <w:p>
+            <w:pPr>
+              <w:ind w:firstLine="0"/>
+              <w:rPr>
+                <w:sz w:val="24"/>
+                <w:szCs w:val="20"/>
+              </w:rPr>
+            </w:pPr>
+            <w:proofErr w:type="spellStart"/>
+            <w:r>
+              <w:rPr>
+                <w:sz w:val="24"/>
+                <w:szCs w:val="20"/>
+              </w:rPr>
+              <w:t>ShouldWrapException</w:t>
+            </w:r>
+            <w:proofErr w:type="spellEnd"/>
+          </w:p>
+        </w:tc>
+        <w:tc>
+          <w:tcPr>
+            <w:tcW w:w="4672" w:type="dxa"/>
+          </w:tcPr>
+          <w:p>
+            <w:pPr>
+              <w:ind w:firstLine="0"/>
+              <w:rPr>
+                <w:sz w:val="24"/>
+                <w:szCs w:val="20"/>
+              </w:rPr>
+            </w:pPr>
+            <w:r>
+              <w:rPr>
+                <w:sz w:val="24"/>
+                <w:szCs w:val="20"/>
+              </w:rPr>
+              <w:t xml:space="preserve">Проверяет обработку исключения в </w:t>
+            </w:r>
+            <w:proofErr w:type="spellStart"/>
+            <w:proofErr w:type="gramStart"/>
+            <w:r>
+              <w:rPr>
+                <w:sz w:val="24"/>
+                <w:szCs w:val="20"/>
+              </w:rPr>
+              <w:t>Reset</w:t>
+            </w:r>
+            <w:proofErr w:type="spellEnd"/>
+            <w:r>
+              <w:rPr>
+                <w:sz w:val="24"/>
+                <w:szCs w:val="20"/>
+              </w:rPr>
+              <w:t>(</w:t>
+            </w:r>
+            <w:proofErr w:type="gramEnd"/>
+            <w:r>
+              <w:rPr>
+                <w:sz w:val="24"/>
+                <w:szCs w:val="20"/>
+              </w:rPr>
+              <w:t>)</w:t>
+            </w:r>
+          </w:p>
+        </w:tc>
+      </w:tr>
+      <w:tr>
+        <w:tc>
+          <w:tcPr>
+            <w:tcW w:w="4672" w:type="dxa"/>
+          </w:tcPr>
+          <w:p>
+            <w:pPr>
+              <w:ind w:firstLine="0"/>
+              <w:rPr>
+                <w:sz w:val="24"/>
+                <w:szCs w:val="20"/>
+              </w:rPr>
+            </w:pPr>
+            <w:proofErr w:type="spellStart"/>
+            <w:r>
+              <w:rPr>
+                <w:sz w:val="24"/>
+                <w:szCs w:val="20"/>
+              </w:rPr>
+              <w:t>ValidateParameters_WhenExceptionOccurs</w:t>
+            </w:r>
+            <w:proofErr w:type="spellEnd"/>
+            <w:r>
+              <w:rPr>
+                <w:sz w:val="24"/>
+                <w:szCs w:val="20"/>
+              </w:rPr>
+              <w:t>_</w:t>
+            </w:r>
+          </w:p>
+          <w:p>
+            <w:pPr>
+              <w:ind w:firstLine="0"/>
+              <w:rPr>
+                <w:sz w:val="24"/>
+                <w:szCs w:val="20"/>
+              </w:rPr>
+            </w:pPr>
+            <w:proofErr w:type="spellStart"/>
             <w:r>
               <w:rPr>
                 <w:sz w:val="24"/>
@@ -20108,6 +22780,7 @@
               </w:rPr>
               <w:t>ShouldReturnFalse</w:t>
             </w:r>
+            <w:proofErr w:type="spellEnd"/>
           </w:p>
         </w:tc>
         <w:tc>
@@ -20127,7 +22800,39 @@
                 <w:sz w:val="24"/>
                 <w:szCs w:val="20"/>
               </w:rPr>
-              <w:t>Проверяет, что ValidateParameters возвращает false при любом исключении</w:t>
+              <w:t xml:space="preserve">Проверяет, что </w:t>
+            </w:r>
+            <w:proofErr w:type="spellStart"/>
+            <w:r>
+              <w:rPr>
+                <w:sz w:val="24"/>
+                <w:szCs w:val="20"/>
+              </w:rPr>
+              <w:t>ValidateParameters</w:t>
+            </w:r>
+            <w:proofErr w:type="spellEnd"/>
+            <w:r>
+              <w:rPr>
+                <w:sz w:val="24"/>
+                <w:szCs w:val="20"/>
+              </w:rPr>
+              <w:t xml:space="preserve"> возвращает </w:t>
+            </w:r>
+            <w:proofErr w:type="spellStart"/>
+            <w:r>
+              <w:rPr>
+                <w:sz w:val="24"/>
+                <w:szCs w:val="20"/>
+              </w:rPr>
+              <w:t>false</w:t>
+            </w:r>
+            <w:proofErr w:type="spellEnd"/>
+            <w:r>
+              <w:rPr>
+                <w:sz w:val="24"/>
+                <w:szCs w:val="20"/>
+              </w:rPr>
+              <w:t xml:space="preserve"> при любом исключении</w:t>
             </w:r>
           </w:p>
         </w:tc>
@@ -20370,21 +23075,35 @@
       <w:r>
         <w:t xml:space="preserve">и, предположительно, объясняется использованием файла подкачки для компенсации её недостатка, однако на построении </w:t>
       </w:r>
-      <w:commentRangeStart w:id="36"/>
-      <w:r>
-        <w:t>7015</w:t>
+      <w:commentRangeStart w:id="38"/>
+      <w:commentRangeStart w:id="39"/>
+      <w:r>
+        <w:t>715</w:t>
+      </w:r>
+      <w:r>
+        <w:t>1</w:t>
       </w:r>
       <w:r>
         <w:t xml:space="preserve"> </w:t>
       </w:r>
-      <w:commentRangeEnd w:id="36"/>
+      <w:commentRangeEnd w:id="38"/>
       <w:r>
         <w:rPr>
           <w:rStyle w:val="af6"/>
           <w:sz w:val="28"/>
           <w:szCs w:val="22"/>
         </w:rPr>
-        <w:commentReference w:id="36"/>
+        <w:commentReference w:id="38"/>
+      </w:r>
+      <w:commentRangeEnd w:id="39"/>
+      <w:r>
+        <w:rPr>
+          <w:rStyle w:val="af6"/>
+          <w:rFonts w:eastAsia="SimSun" w:cs="Times New Roman (Заголовки (сло"/>
+          <w:color w:val="000000" w:themeColor="text1"/>
+          <w:lang w:bidi="ar-SA"/>
+        </w:rPr>
+        <w:commentReference w:id="39"/>
       </w:r>
       <w:r>
         <w:t xml:space="preserve">модели </w:t>
@@ -20533,8 +23252,13 @@
         <w:t>0</w:t>
       </w:r>
       <w:r>
-        <w:t xml:space="preserve"> мс</w:t>
-      </w:r>
+        <w:t xml:space="preserve"> </w:t>
+      </w:r>
+      <w:proofErr w:type="spellStart"/>
+      <w:r>
+        <w:t>мс</w:t>
+      </w:r>
+      <w:proofErr w:type="spellEnd"/>
       <w:r>
         <w:t>.</w:t>
       </w:r>
@@ -20545,7 +23269,15 @@
         <w:t>1901</w:t>
       </w:r>
       <w:r>
-        <w:t xml:space="preserve"> мс можно связать с загруженностью операционной системы другими задачами, которые находятся в фоновом режиме</w:t>
+        <w:t xml:space="preserve"> </w:t>
+      </w:r>
+      <w:proofErr w:type="spellStart"/>
+      <w:r>
+        <w:t>мс</w:t>
+      </w:r>
+      <w:proofErr w:type="spellEnd"/>
+      <w:r>
+        <w:t xml:space="preserve"> можно связать с загруженностью операционной системы другими задачами, которые находятся в фоновом режиме</w:t>
       </w:r>
       <w:r>
         <w:t>,</w:t>
@@ -20568,24 +23300,24 @@
         <w:pStyle w:val="10"/>
         <w:spacing w:line="240" w:lineRule="auto"/>
       </w:pPr>
-      <w:bookmarkStart w:id="37" w:name="_Toc185369670"/>
-      <w:bookmarkStart w:id="38" w:name="_Toc185597202"/>
-      <w:bookmarkStart w:id="39" w:name="_Toc185949962"/>
-      <w:bookmarkStart w:id="40" w:name="_Toc185950169"/>
-      <w:bookmarkStart w:id="41" w:name="_Toc185950999"/>
-      <w:bookmarkStart w:id="42" w:name="_Toc185951569"/>
-      <w:bookmarkStart w:id="43" w:name="_Toc219137226"/>
+      <w:bookmarkStart w:id="40" w:name="_Toc185369670"/>
+      <w:bookmarkStart w:id="41" w:name="_Toc185597202"/>
+      <w:bookmarkStart w:id="42" w:name="_Toc185949962"/>
+      <w:bookmarkStart w:id="43" w:name="_Toc185950169"/>
+      <w:bookmarkStart w:id="44" w:name="_Toc185950999"/>
+      <w:bookmarkStart w:id="45" w:name="_Toc185951569"/>
+      <w:bookmarkStart w:id="46" w:name="_Toc219137226"/>
       <w:r>
         <w:lastRenderedPageBreak/>
         <w:t>Заключение</w:t>
       </w:r>
-      <w:bookmarkEnd w:id="37"/>
-      <w:bookmarkEnd w:id="38"/>
-      <w:bookmarkEnd w:id="39"/>
       <w:bookmarkEnd w:id="40"/>
       <w:bookmarkEnd w:id="41"/>
       <w:bookmarkEnd w:id="42"/>
       <w:bookmarkEnd w:id="43"/>
+      <w:bookmarkEnd w:id="44"/>
+      <w:bookmarkEnd w:id="45"/>
+      <w:bookmarkEnd w:id="46"/>
     </w:p>
     <w:p>
       <w:pPr>
@@ -20622,23 +23354,52 @@
         <w:t xml:space="preserve">возможность построения ручки бокала, а также автоматическое вычисление числовых характеристик бокала </w:t>
       </w:r>
       <w:r>
-        <w:t xml:space="preserve">с возможностью совмещать дополнительный </w:t>
-      </w:r>
-      <w:commentRangeStart w:id="44"/>
-      <w:r>
-        <w:t xml:space="preserve">функционал </w:t>
-      </w:r>
-      <w:commentRangeEnd w:id="44"/>
+        <w:t>с возможностью совмещать дополнительн</w:t>
+      </w:r>
+      <w:r>
+        <w:t>ую</w:t>
+      </w:r>
+      <w:r>
+        <w:t xml:space="preserve"> </w:t>
+      </w:r>
+      <w:commentRangeStart w:id="47"/>
+      <w:commentRangeStart w:id="48"/>
+      <w:r>
+        <w:t>функционал</w:t>
+      </w:r>
+      <w:r>
+        <w:t>ьность</w:t>
+      </w:r>
+      <w:r>
+        <w:t xml:space="preserve"> </w:t>
+      </w:r>
+      <w:commentRangeEnd w:id="47"/>
       <w:r>
         <w:rPr>
           <w:rStyle w:val="af6"/>
           <w:sz w:val="28"/>
           <w:szCs w:val="22"/>
         </w:rPr>
-        <w:commentReference w:id="44"/>
-      </w:r>
-      <w:r>
-        <w:t>с основным.</w:t>
+        <w:commentReference w:id="47"/>
+      </w:r>
+      <w:commentRangeEnd w:id="48"/>
+      <w:r>
+        <w:rPr>
+          <w:rStyle w:val="af6"/>
+          <w:rFonts w:eastAsia="SimSun" w:cs="Times New Roman (Заголовки (сло"/>
+          <w:color w:val="000000" w:themeColor="text1"/>
+          <w:lang w:bidi="ar-SA"/>
+        </w:rPr>
+        <w:commentReference w:id="48"/>
+      </w:r>
+      <w:r>
+        <w:t>с основн</w:t>
+      </w:r>
+      <w:r>
+        <w:t>ой</w:t>
+      </w:r>
+      <w:r>
+        <w:t>.</w:t>
       </w:r>
       <w:r>
         <w:rPr>
@@ -20652,24 +23413,24 @@
         <w:pStyle w:val="10"/>
         <w:spacing w:line="240" w:lineRule="auto"/>
       </w:pPr>
-      <w:bookmarkStart w:id="45" w:name="_Toc185369671"/>
-      <w:bookmarkStart w:id="46" w:name="_Toc185597203"/>
-      <w:bookmarkStart w:id="47" w:name="_Toc185949963"/>
-      <w:bookmarkStart w:id="48" w:name="_Toc185950170"/>
-      <w:bookmarkStart w:id="49" w:name="_Toc185951000"/>
-      <w:bookmarkStart w:id="50" w:name="_Toc185951570"/>
-      <w:bookmarkStart w:id="51" w:name="_Toc219137227"/>
+      <w:bookmarkStart w:id="49" w:name="_Toc185369671"/>
+      <w:bookmarkStart w:id="50" w:name="_Toc185597203"/>
+      <w:bookmarkStart w:id="51" w:name="_Toc185949963"/>
+      <w:bookmarkStart w:id="52" w:name="_Toc185950170"/>
+      <w:bookmarkStart w:id="53" w:name="_Toc185951000"/>
+      <w:bookmarkStart w:id="54" w:name="_Toc185951570"/>
+      <w:bookmarkStart w:id="55" w:name="_Toc219137227"/>
       <w:r>
         <w:lastRenderedPageBreak/>
         <w:t>Список использованных источников</w:t>
       </w:r>
-      <w:bookmarkEnd w:id="45"/>
-      <w:bookmarkEnd w:id="46"/>
-      <w:bookmarkEnd w:id="47"/>
-      <w:bookmarkEnd w:id="48"/>
       <w:bookmarkEnd w:id="49"/>
       <w:bookmarkEnd w:id="50"/>
       <w:bookmarkEnd w:id="51"/>
+      <w:bookmarkEnd w:id="52"/>
+      <w:bookmarkEnd w:id="53"/>
+      <w:bookmarkEnd w:id="54"/>
+      <w:bookmarkEnd w:id="55"/>
     </w:p>
     <w:p>
       <w:pPr>
@@ -20739,7 +23500,47 @@
         <w:ind w:left="0" w:firstLine="709"/>
       </w:pPr>
       <w:r>
-        <w:t>Введение в UML от создателей языка [Текст] : руководство пользователя / Г. Буч, Д. Рамбо, И. Якобсон. - 2-е изд. - М. : ДМК Пресс, 2012. - 494 с. : ил. - (Классика программирования). - Предм. указ.: с. 483-493. - ISBN 978-5-94074-644-7;</w:t>
+        <w:t>Введение в UML от создателей языка [Текст</w:t>
+      </w:r>
+      <w:proofErr w:type="gramStart"/>
+      <w:r>
+        <w:t>] :</w:t>
+      </w:r>
+      <w:proofErr w:type="gramEnd"/>
+      <w:r>
+        <w:t xml:space="preserve"> руководство пользователя / Г. Буч, Д. </w:t>
+      </w:r>
+      <w:proofErr w:type="spellStart"/>
+      <w:r>
+        <w:t>Рамбо</w:t>
+      </w:r>
+      <w:proofErr w:type="spellEnd"/>
+      <w:r>
+        <w:t xml:space="preserve">, И. Якобсон. - 2-е изд. - </w:t>
+      </w:r>
+      <w:proofErr w:type="gramStart"/>
+      <w:r>
+        <w:t>М. :</w:t>
+      </w:r>
+      <w:proofErr w:type="gramEnd"/>
+      <w:r>
+        <w:t xml:space="preserve"> ДМК Пресс, 2012. - 494 </w:t>
+      </w:r>
+      <w:proofErr w:type="gramStart"/>
+      <w:r>
+        <w:t>с. :</w:t>
+      </w:r>
+      <w:proofErr w:type="gramEnd"/>
+      <w:r>
+        <w:t xml:space="preserve"> ил. - (Классика программирования). - </w:t>
+      </w:r>
+      <w:proofErr w:type="spellStart"/>
+      <w:r>
+        <w:t>Предм</w:t>
+      </w:r>
+      <w:proofErr w:type="spellEnd"/>
+      <w:r>
+        <w:t>. указ.: с. 483-493. - ISBN 978-5-94074-644-7;</w:t>
       </w:r>
     </w:p>
     <w:p>
@@ -20824,12 +23625,14 @@
       <w:r>
         <w:t>://</w:t>
       </w:r>
+      <w:proofErr w:type="spellStart"/>
       <w:r>
         <w:rPr>
           <w:lang w:val="en-US"/>
         </w:rPr>
         <w:t>habr</w:t>
       </w:r>
+      <w:proofErr w:type="spellEnd"/>
       <w:r>
         <w:t>.</w:t>
       </w:r>
@@ -20842,12 +23645,14 @@
       <w:r>
         <w:t>/</w:t>
       </w:r>
+      <w:proofErr w:type="spellStart"/>
       <w:r>
         <w:rPr>
           <w:lang w:val="en-US"/>
         </w:rPr>
         <w:t>ru</w:t>
       </w:r>
+      <w:proofErr w:type="spellEnd"/>
       <w:r>
         <w:t>/</w:t>
       </w:r>
@@ -20926,12 +23731,14 @@
         <w:autoSpaceDN/>
         <w:ind w:left="0" w:firstLine="709"/>
       </w:pPr>
+      <w:proofErr w:type="spellStart"/>
       <w:r>
         <w:rPr>
           <w:lang w:val="en-US"/>
         </w:rPr>
         <w:t>StackOverFlow</w:t>
       </w:r>
+      <w:proofErr w:type="spellEnd"/>
       <w:r>
         <w:t xml:space="preserve"> [</w:t>
       </w:r>
@@ -20987,8 +23794,29 @@
         </w:numPr>
         <w:ind w:left="0" w:firstLine="709"/>
       </w:pPr>
-      <w:r>
-        <w:t>Teapot Plugin [Электронный ресурс]. − Режим доступа https://github.com/kurocha/teapot  (дата обращения 14.10.2025)</w:t>
+      <w:proofErr w:type="spellStart"/>
+      <w:r>
+        <w:t>Teapot</w:t>
+      </w:r>
+      <w:proofErr w:type="spellEnd"/>
+      <w:r>
+        <w:t xml:space="preserve"> </w:t>
+      </w:r>
+      <w:proofErr w:type="spellStart"/>
+      <w:r>
+        <w:t>Plugin</w:t>
+      </w:r>
+      <w:proofErr w:type="spellEnd"/>
+      <w:r>
+        <w:t xml:space="preserve"> [Электронный ресурс]. − Режим доступа </w:t>
+      </w:r>
+      <w:proofErr w:type="gramStart"/>
+      <w:r>
+        <w:t>https://github.com/kurocha/teapot  (</w:t>
+      </w:r>
+      <w:proofErr w:type="gramEnd"/>
+      <w:r>
+        <w:t>дата обращения 14.10.2025)</w:t>
       </w:r>
     </w:p>
     <w:p>
@@ -21001,7 +23829,15 @@
         <w:ind w:left="0" w:firstLine="709"/>
       </w:pPr>
       <w:r>
-        <w:t>Программа автоматического построения 3D моделей и разверток по заданным значениям в AutoCAD «Лекало». Расчет и построение механических передач [Электронный ресурс]. – Режим доступа: https://www.2d-3d.ru/3d-galereia/autocad/811-programma-dlya-autocad-lekalo.html (дата обращения: 14.10.2025)</w:t>
+        <w:t xml:space="preserve">Программа автоматического построения 3D моделей и разверток по заданным значениям в </w:t>
+      </w:r>
+      <w:proofErr w:type="spellStart"/>
+      <w:r>
+        <w:t>AutoCAD</w:t>
+      </w:r>
+      <w:proofErr w:type="spellEnd"/>
+      <w:r>
+        <w:t xml:space="preserve"> «Лекало». Расчет и построение механических передач [Электронный ресурс]. – Режим доступа: https://www.2d-3d.ru/3d-galereia/autocad/811-programma-dlya-autocad-lekalo.html (дата обращения: 14.10.2025)</w:t>
       </w:r>
     </w:p>
     <w:p>
@@ -21027,7 +23863,7 @@
 </file>
 
 <file path=word/comments.xml><?xml version="1.0" encoding="utf-8"?>
-<w:comments xmlns:wpc="http://schemas.microsoft.com/office/word/2010/wordprocessingCanvas" xmlns:cx="http://schemas.microsoft.com/office/drawing/2014/chartex" xmlns:cx1="http://schemas.microsoft.com/office/drawing/2015/9/8/chartex" xmlns:cx2="http://schemas.microsoft.com/office/drawing/2015/10/21/chartex" xmlns:cx3="http://schemas.microsoft.com/office/drawing/2016/5/9/chartex" xmlns:cx4="http://schemas.microsoft.com/office/drawing/2016/5/10/chartex" xmlns:cx5="http://schemas.microsoft.com/office/drawing/2016/5/11/chartex" xmlns:cx6="http://schemas.microsoft.com/office/drawing/2016/5/12/chartex" xmlns:cx7="http://schemas.microsoft.com/office/drawing/2016/5/13/chartex" xmlns:cx8="http://schemas.microsoft.com/office/drawing/2016/5/14/chartex" xmlns:mc="http://schemas.openxmlformats.org/markup-compatibility/2006" xmlns:aink="http://schemas.microsoft.com/office/drawing/2016/ink" xmlns:am3d="http://schemas.microsoft.com/office/drawing/2017/model3d" xmlns:o="urn:schemas-microsoft-com:office:office" xmlns:oel="http://schemas.microsoft.com/office/2019/extlst" xmlns:r="http://schemas.openxmlformats.org/officeDocument/2006/relationships" xmlns:m="http://schemas.openxmlformats.org/officeDocument/2006/math" xmlns:v="urn:schemas-microsoft-com:vml" xmlns:wp14="http://schemas.microsoft.com/office/word/2010/wordprocessingDrawing" xmlns:wp="http://schemas.openxmlformats.org/drawingml/2006/wordprocessingDrawing" xmlns:w10="urn:schemas-microsoft-com:office:word" xmlns:w="http://schemas.openxmlformats.org/wordprocessingml/2006/main" xmlns:w14="http://schemas.microsoft.com/office/word/2010/wordml" xmlns:w15="http://schemas.microsoft.com/office/word/2012/wordml" xmlns:w16cex="http://schemas.microsoft.com/office/word/2018/wordml/cex" xmlns:w16cid="http://schemas.microsoft.com/office/word/2016/wordml/cid" xmlns:w16="http://schemas.microsoft.com/office/word/2018/wordml" xmlns:w16du="http://schemas.microsoft.com/office/word/2023/wordml/word16du" xmlns:w16sdtdh="http://schemas.microsoft.com/office/word/2020/wordml/sdtdatahash" xmlns:w16sdtfl="http://schemas.microsoft.com/office/word/2024/wordml/sdtformatlock" xmlns:w16se="http://schemas.microsoft.com/office/word/2015/wordml/symex" xmlns:wpg="http://schemas.microsoft.com/office/word/2010/wordprocessingGroup" xmlns:wpi="http://schemas.microsoft.com/office/word/2010/wordprocessingInk" xmlns:wne="http://schemas.microsoft.com/office/word/2006/wordml" xmlns:wps="http://schemas.microsoft.com/office/word/2010/wordprocessingShape" mc:Ignorable="w14 w15 w16se w16cid w16 w16cex w16sdtdh w16sdtfl w16du wp14">
+<w:comments xmlns:wpc="http://schemas.microsoft.com/office/word/2010/wordprocessingCanvas" xmlns:cx="http://schemas.microsoft.com/office/drawing/2014/chartex" xmlns:cx1="http://schemas.microsoft.com/office/drawing/2015/9/8/chartex" xmlns:cx2="http://schemas.microsoft.com/office/drawing/2015/10/21/chartex" xmlns:cx3="http://schemas.microsoft.com/office/drawing/2016/5/9/chartex" xmlns:cx4="http://schemas.microsoft.com/office/drawing/2016/5/10/chartex" xmlns:cx5="http://schemas.microsoft.com/office/drawing/2016/5/11/chartex" xmlns:cx6="http://schemas.microsoft.com/office/drawing/2016/5/12/chartex" xmlns:cx7="http://schemas.microsoft.com/office/drawing/2016/5/13/chartex" xmlns:cx8="http://schemas.microsoft.com/office/drawing/2016/5/14/chartex" xmlns:mc="http://schemas.openxmlformats.org/markup-compatibility/2006" xmlns:aink="http://schemas.microsoft.com/office/drawing/2016/ink" xmlns:am3d="http://schemas.microsoft.com/office/drawing/2017/model3d" xmlns:o="urn:schemas-microsoft-com:office:office" xmlns:r="http://schemas.openxmlformats.org/officeDocument/2006/relationships" xmlns:m="http://schemas.openxmlformats.org/officeDocument/2006/math" xmlns:v="urn:schemas-microsoft-com:vml" xmlns:wp14="http://schemas.microsoft.com/office/word/2010/wordprocessingDrawing" xmlns:wp="http://schemas.openxmlformats.org/drawingml/2006/wordprocessingDrawing" xmlns:w10="urn:schemas-microsoft-com:office:word" xmlns:w="http://schemas.openxmlformats.org/wordprocessingml/2006/main" xmlns:w14="http://schemas.microsoft.com/office/word/2010/wordml" xmlns:w15="http://schemas.microsoft.com/office/word/2012/wordml" xmlns:w16cex="http://schemas.microsoft.com/office/word/2018/wordml/cex" xmlns:w16cid="http://schemas.microsoft.com/office/word/2016/wordml/cid" xmlns:w16="http://schemas.microsoft.com/office/word/2018/wordml" xmlns:w16se="http://schemas.microsoft.com/office/word/2015/wordml/symex" xmlns:wpg="http://schemas.microsoft.com/office/word/2010/wordprocessingGroup" xmlns:wpi="http://schemas.microsoft.com/office/word/2010/wordprocessingInk" xmlns:wne="http://schemas.microsoft.com/office/word/2006/wordml" xmlns:wps="http://schemas.microsoft.com/office/word/2010/wordprocessingShape" mc:Ignorable="w14 w15 w16se w16cid w16 w16cex wp14">
   <w:comment w:id="34" w:author="Kalentyev Alexey" w:date="2026-03-28T15:06:00Z" w:initials="KA">
     <w:p>
       <w:pPr>
@@ -21064,7 +23900,25 @@
       </w:r>
     </w:p>
   </w:comment>
-  <w:comment w:id="36" w:author="Kalentyev Alexey" w:date="2026-03-28T15:08:00Z" w:initials="KA">
+  <w:comment w:id="36" w:author="Максим Лавор" w:date="2026-03-28T15:17:00Z" w:initials="МЛ">
+    <w:p>
+      <w:pPr>
+        <w:pStyle w:val="af7"/>
+      </w:pPr>
+      <w:r>
+        <w:rPr>
+          <w:rStyle w:val="af6"/>
+        </w:rPr>
+        <w:annotationRef/>
+      </w:r>
+    </w:p>
+    <w:p>
+      <w:pPr>
+        <w:pStyle w:val="af7"/>
+      </w:pPr>
+    </w:p>
+  </w:comment>
+  <w:comment w:id="38" w:author="Kalentyev Alexey" w:date="2026-03-28T15:08:00Z" w:initials="KA">
     <w:p>
       <w:pPr>
         <w:pStyle w:val="af7"/>
@@ -21082,7 +23936,20 @@
       </w:r>
     </w:p>
   </w:comment>
-  <w:comment w:id="44" w:author="Kalentyev Alexey" w:date="2026-03-28T15:08:00Z" w:initials="KA">
+  <w:comment w:id="39" w:author="Максим Лавор" w:date="2026-03-28T15:14:00Z" w:initials="МЛ">
+    <w:p>
+      <w:pPr>
+        <w:pStyle w:val="af7"/>
+      </w:pPr>
+      <w:r>
+        <w:rPr>
+          <w:rStyle w:val="af6"/>
+        </w:rPr>
+        <w:annotationRef/>
+      </w:r>
+    </w:p>
+  </w:comment>
+  <w:comment w:id="47" w:author="Kalentyev Alexey" w:date="2026-03-28T15:08:00Z" w:initials="KA">
     <w:p>
       <w:pPr>
         <w:pStyle w:val="af7"/>
@@ -21098,40 +23965,68 @@
       <w:r>
         <w:t>Функциональность</w:t>
       </w:r>
+    </w:p>
+  </w:comment>
+  <w:comment w:id="48" w:author="Максим Лавор" w:date="2026-03-28T15:14:00Z" w:initials="МЛ">
+    <w:p>
+      <w:pPr>
+        <w:pStyle w:val="af7"/>
+      </w:pPr>
+      <w:r>
+        <w:rPr>
+          <w:rStyle w:val="af6"/>
+        </w:rPr>
+        <w:annotationRef/>
+      </w:r>
+    </w:p>
+    <w:p>
+      <w:pPr>
+        <w:pStyle w:val="af7"/>
+        <w:ind w:firstLine="0"/>
+      </w:pPr>
     </w:p>
   </w:comment>
 </w:comments>
 </file>
 
 <file path=word/commentsExtended.xml><?xml version="1.0" encoding="utf-8"?>
-<w15:commentsEx xmlns:wpc="http://schemas.microsoft.com/office/word/2010/wordprocessingCanvas" xmlns:cx="http://schemas.microsoft.com/office/drawing/2014/chartex" xmlns:cx1="http://schemas.microsoft.com/office/drawing/2015/9/8/chartex" xmlns:cx2="http://schemas.microsoft.com/office/drawing/2015/10/21/chartex" xmlns:cx3="http://schemas.microsoft.com/office/drawing/2016/5/9/chartex" xmlns:cx4="http://schemas.microsoft.com/office/drawing/2016/5/10/chartex" xmlns:cx5="http://schemas.microsoft.com/office/drawing/2016/5/11/chartex" xmlns:cx6="http://schemas.microsoft.com/office/drawing/2016/5/12/chartex" xmlns:cx7="http://schemas.microsoft.com/office/drawing/2016/5/13/chartex" xmlns:cx8="http://schemas.microsoft.com/office/drawing/2016/5/14/chartex" xmlns:mc="http://schemas.openxmlformats.org/markup-compatibility/2006" xmlns:aink="http://schemas.microsoft.com/office/drawing/2016/ink" xmlns:am3d="http://schemas.microsoft.com/office/drawing/2017/model3d" xmlns:o="urn:schemas-microsoft-com:office:office" xmlns:oel="http://schemas.microsoft.com/office/2019/extlst" xmlns:r="http://schemas.openxmlformats.org/officeDocument/2006/relationships" xmlns:m="http://schemas.openxmlformats.org/officeDocument/2006/math" xmlns:v="urn:schemas-microsoft-com:vml" xmlns:wp14="http://schemas.microsoft.com/office/word/2010/wordprocessingDrawing" xmlns:wp="http://schemas.openxmlformats.org/drawingml/2006/wordprocessingDrawing" xmlns:w10="urn:schemas-microsoft-com:office:word" xmlns:w="http://schemas.openxmlformats.org/wordprocessingml/2006/main" xmlns:w14="http://schemas.microsoft.com/office/word/2010/wordml" xmlns:w15="http://schemas.microsoft.com/office/word/2012/wordml" xmlns:w16cex="http://schemas.microsoft.com/office/word/2018/wordml/cex" xmlns:w16cid="http://schemas.microsoft.com/office/word/2016/wordml/cid" xmlns:w16="http://schemas.microsoft.com/office/word/2018/wordml" xmlns:w16du="http://schemas.microsoft.com/office/word/2023/wordml/word16du" xmlns:w16sdtdh="http://schemas.microsoft.com/office/word/2020/wordml/sdtdatahash" xmlns:w16sdtfl="http://schemas.microsoft.com/office/word/2024/wordml/sdtformatlock" xmlns:w16se="http://schemas.microsoft.com/office/word/2015/wordml/symex" xmlns:wpg="http://schemas.microsoft.com/office/word/2010/wordprocessingGroup" xmlns:wpi="http://schemas.microsoft.com/office/word/2010/wordprocessingInk" xmlns:wne="http://schemas.microsoft.com/office/word/2006/wordml" xmlns:wps="http://schemas.microsoft.com/office/word/2010/wordprocessingShape" mc:Ignorable="w14 w15 w16se w16cid w16 w16cex w16sdtdh w16sdtfl w16du wp14">
+<w15:commentsEx xmlns:wpc="http://schemas.microsoft.com/office/word/2010/wordprocessingCanvas" xmlns:cx="http://schemas.microsoft.com/office/drawing/2014/chartex" xmlns:cx1="http://schemas.microsoft.com/office/drawing/2015/9/8/chartex" xmlns:cx2="http://schemas.microsoft.com/office/drawing/2015/10/21/chartex" xmlns:cx3="http://schemas.microsoft.com/office/drawing/2016/5/9/chartex" xmlns:cx4="http://schemas.microsoft.com/office/drawing/2016/5/10/chartex" xmlns:cx5="http://schemas.microsoft.com/office/drawing/2016/5/11/chartex" xmlns:cx6="http://schemas.microsoft.com/office/drawing/2016/5/12/chartex" xmlns:cx7="http://schemas.microsoft.com/office/drawing/2016/5/13/chartex" xmlns:cx8="http://schemas.microsoft.com/office/drawing/2016/5/14/chartex" xmlns:mc="http://schemas.openxmlformats.org/markup-compatibility/2006" xmlns:aink="http://schemas.microsoft.com/office/drawing/2016/ink" xmlns:am3d="http://schemas.microsoft.com/office/drawing/2017/model3d" xmlns:o="urn:schemas-microsoft-com:office:office" xmlns:r="http://schemas.openxmlformats.org/officeDocument/2006/relationships" xmlns:m="http://schemas.openxmlformats.org/officeDocument/2006/math" xmlns:v="urn:schemas-microsoft-com:vml" xmlns:wp14="http://schemas.microsoft.com/office/word/2010/wordprocessingDrawing" xmlns:wp="http://schemas.openxmlformats.org/drawingml/2006/wordprocessingDrawing" xmlns:w10="urn:schemas-microsoft-com:office:word" xmlns:w="http://schemas.openxmlformats.org/wordprocessingml/2006/main" xmlns:w14="http://schemas.microsoft.com/office/word/2010/wordml" xmlns:w15="http://schemas.microsoft.com/office/word/2012/wordml" xmlns:w16cex="http://schemas.microsoft.com/office/word/2018/wordml/cex" xmlns:w16cid="http://schemas.microsoft.com/office/word/2016/wordml/cid" xmlns:w16="http://schemas.microsoft.com/office/word/2018/wordml" xmlns:w16se="http://schemas.microsoft.com/office/word/2015/wordml/symex" xmlns:wpg="http://schemas.microsoft.com/office/word/2010/wordprocessingGroup" xmlns:wpi="http://schemas.microsoft.com/office/word/2010/wordprocessingInk" xmlns:wne="http://schemas.microsoft.com/office/word/2006/wordml" xmlns:wps="http://schemas.microsoft.com/office/word/2010/wordprocessingShape" mc:Ignorable="w14 w15 w16se w16cid w16 w16cex wp14">
   <w15:commentEx w15:paraId="129319EF" w15:done="0"/>
   <w15:commentEx w15:paraId="4DF7CF34" w15:done="0"/>
+  <w15:commentEx w15:paraId="6F15BA26" w15:paraIdParent="4DF7CF34" w15:done="0"/>
   <w15:commentEx w15:paraId="357585F0" w15:done="0"/>
+  <w15:commentEx w15:paraId="7AD7F2A1" w15:paraIdParent="357585F0" w15:done="0"/>
   <w15:commentEx w15:paraId="703B1CCF" w15:done="0"/>
+  <w15:commentEx w15:paraId="08AC5B33" w15:paraIdParent="703B1CCF" w15:done="0"/>
 </w15:commentsEx>
 </file>
 
 <file path=word/commentsExtensible.xml><?xml version="1.0" encoding="utf-8"?>
-<w16cex:commentsExtensible xmlns:wpc="http://schemas.microsoft.com/office/word/2010/wordprocessingCanvas" xmlns:cx="http://schemas.microsoft.com/office/drawing/2014/chartex" xmlns:cx1="http://schemas.microsoft.com/office/drawing/2015/9/8/chartex" xmlns:cx2="http://schemas.microsoft.com/office/drawing/2015/10/21/chartex" xmlns:cx3="http://schemas.microsoft.com/office/drawing/2016/5/9/chartex" xmlns:cx4="http://schemas.microsoft.com/office/drawing/2016/5/10/chartex" xmlns:cx5="http://schemas.microsoft.com/office/drawing/2016/5/11/chartex" xmlns:cx6="http://schemas.microsoft.com/office/drawing/2016/5/12/chartex" xmlns:cx7="http://schemas.microsoft.com/office/drawing/2016/5/13/chartex" xmlns:cx8="http://schemas.microsoft.com/office/drawing/2016/5/14/chartex" xmlns:cr="http://schemas.microsoft.com/office/comments/2020/reactions" xmlns:mc="http://schemas.openxmlformats.org/markup-compatibility/2006" xmlns:aink="http://schemas.microsoft.com/office/drawing/2016/ink" xmlns:am3d="http://schemas.microsoft.com/office/drawing/2017/model3d" xmlns:o="urn:schemas-microsoft-com:office:office" xmlns:oel="http://schemas.microsoft.com/office/2019/extlst" xmlns:r="http://schemas.openxmlformats.org/officeDocument/2006/relationships" xmlns:m="http://schemas.openxmlformats.org/officeDocument/2006/math" xmlns:v="urn:schemas-microsoft-com:vml" xmlns:wp14="http://schemas.microsoft.com/office/word/2010/wordprocessingDrawing" xmlns:wp="http://schemas.openxmlformats.org/drawingml/2006/wordprocessingDrawing" xmlns:w10="urn:schemas-microsoft-com:office:word" xmlns:w="http://schemas.openxmlformats.org/wordprocessingml/2006/main" xmlns:w14="http://schemas.microsoft.com/office/word/2010/wordml" xmlns:w15="http://schemas.microsoft.com/office/word/2012/wordml" xmlns:w16cex="http://schemas.microsoft.com/office/word/2018/wordml/cex" xmlns:w16cid="http://schemas.microsoft.com/office/word/2016/wordml/cid" xmlns:w16="http://schemas.microsoft.com/office/word/2018/wordml" xmlns:w16du="http://schemas.microsoft.com/office/word/2023/wordml/word16du" xmlns:w16sdtdh="http://schemas.microsoft.com/office/word/2020/wordml/sdtdatahash" xmlns:w16sdtfl="http://schemas.microsoft.com/office/word/2024/wordml/sdtformatlock" xmlns:w16se="http://schemas.microsoft.com/office/word/2015/wordml/symex" xmlns:wpg="http://schemas.microsoft.com/office/word/2010/wordprocessingGroup" xmlns:wpi="http://schemas.microsoft.com/office/word/2010/wordprocessingInk" xmlns:wne="http://schemas.microsoft.com/office/word/2006/wordml" xmlns:wps="http://schemas.microsoft.com/office/word/2010/wordprocessingShape" mc:Ignorable="w14 w15 w16se w16cid w16 w16cex w16sdtdh w16sdtfl cr w16du wp14">
+<w16cex:commentsExtensible xmlns:wpc="http://schemas.microsoft.com/office/word/2010/wordprocessingCanvas" xmlns:cx="http://schemas.microsoft.com/office/drawing/2014/chartex" xmlns:cx1="http://schemas.microsoft.com/office/drawing/2015/9/8/chartex" xmlns:cx2="http://schemas.microsoft.com/office/drawing/2015/10/21/chartex" xmlns:cx3="http://schemas.microsoft.com/office/drawing/2016/5/9/chartex" xmlns:cx4="http://schemas.microsoft.com/office/drawing/2016/5/10/chartex" xmlns:cx5="http://schemas.microsoft.com/office/drawing/2016/5/11/chartex" xmlns:cx6="http://schemas.microsoft.com/office/drawing/2016/5/12/chartex" xmlns:cx7="http://schemas.microsoft.com/office/drawing/2016/5/13/chartex" xmlns:cx8="http://schemas.microsoft.com/office/drawing/2016/5/14/chartex" xmlns:mc="http://schemas.openxmlformats.org/markup-compatibility/2006" xmlns:aink="http://schemas.microsoft.com/office/drawing/2016/ink" xmlns:am3d="http://schemas.microsoft.com/office/drawing/2017/model3d" xmlns:o="urn:schemas-microsoft-com:office:office" xmlns:r="http://schemas.openxmlformats.org/officeDocument/2006/relationships" xmlns:m="http://schemas.openxmlformats.org/officeDocument/2006/math" xmlns:v="urn:schemas-microsoft-com:vml" xmlns:wp14="http://schemas.microsoft.com/office/word/2010/wordprocessingDrawing" xmlns:wp="http://schemas.openxmlformats.org/drawingml/2006/wordprocessingDrawing" xmlns:w10="urn:schemas-microsoft-com:office:word" xmlns:w="http://schemas.openxmlformats.org/wordprocessingml/2006/main" xmlns:w14="http://schemas.microsoft.com/office/word/2010/wordml" xmlns:w15="http://schemas.microsoft.com/office/word/2012/wordml" xmlns:w16cex="http://schemas.microsoft.com/office/word/2018/wordml/cex" xmlns:w16cid="http://schemas.microsoft.com/office/word/2016/wordml/cid" xmlns:w16="http://schemas.microsoft.com/office/word/2018/wordml" xmlns:w16se="http://schemas.microsoft.com/office/word/2015/wordml/symex" xmlns:wpg="http://schemas.microsoft.com/office/word/2010/wordprocessingGroup" xmlns:wpi="http://schemas.microsoft.com/office/word/2010/wordprocessingInk" xmlns:wne="http://schemas.microsoft.com/office/word/2006/wordml" xmlns:wps="http://schemas.microsoft.com/office/word/2010/wordprocessingShape" mc:Ignorable="w14 w15 w16se w16cid w16 w16cex wp14">
   <w16cex:commentExtensible w16cex:durableId="08F8E5BE" w16cex:dateUtc="2026-03-28T08:06:00Z"/>
   <w16cex:commentExtensible w16cex:durableId="5D8A0EAE" w16cex:dateUtc="2026-03-28T08:06:00Z"/>
+  <w16cex:commentExtensible w16cex:durableId="2D726F73" w16cex:dateUtc="2026-03-28T08:17:00Z"/>
   <w16cex:commentExtensible w16cex:durableId="1C6F54F9" w16cex:dateUtc="2026-03-28T08:08:00Z"/>
+  <w16cex:commentExtensible w16cex:durableId="2D726ED1" w16cex:dateUtc="2026-03-28T08:14:00Z"/>
   <w16cex:commentExtensible w16cex:durableId="18FD378B" w16cex:dateUtc="2026-03-28T08:08:00Z"/>
+  <w16cex:commentExtensible w16cex:durableId="2D726EBD" w16cex:dateUtc="2026-03-28T08:14:00Z"/>
 </w16cex:commentsExtensible>
 </file>
 
 <file path=word/commentsIds.xml><?xml version="1.0" encoding="utf-8"?>
-<w16cid:commentsIds xmlns:wpc="http://schemas.microsoft.com/office/word/2010/wordprocessingCanvas" xmlns:cx="http://schemas.microsoft.com/office/drawing/2014/chartex" xmlns:cx1="http://schemas.microsoft.com/office/drawing/2015/9/8/chartex" xmlns:cx2="http://schemas.microsoft.com/office/drawing/2015/10/21/chartex" xmlns:cx3="http://schemas.microsoft.com/office/drawing/2016/5/9/chartex" xmlns:cx4="http://schemas.microsoft.com/office/drawing/2016/5/10/chartex" xmlns:cx5="http://schemas.microsoft.com/office/drawing/2016/5/11/chartex" xmlns:cx6="http://schemas.microsoft.com/office/drawing/2016/5/12/chartex" xmlns:cx7="http://schemas.microsoft.com/office/drawing/2016/5/13/chartex" xmlns:cx8="http://schemas.microsoft.com/office/drawing/2016/5/14/chartex" xmlns:mc="http://schemas.openxmlformats.org/markup-compatibility/2006" xmlns:aink="http://schemas.microsoft.com/office/drawing/2016/ink" xmlns:am3d="http://schemas.microsoft.com/office/drawing/2017/model3d" xmlns:o="urn:schemas-microsoft-com:office:office" xmlns:oel="http://schemas.microsoft.com/office/2019/extlst" xmlns:r="http://schemas.openxmlformats.org/officeDocument/2006/relationships" xmlns:m="http://schemas.openxmlformats.org/officeDocument/2006/math" xmlns:v="urn:schemas-microsoft-com:vml" xmlns:wp14="http://schemas.microsoft.com/office/word/2010/wordprocessingDrawing" xmlns:wp="http://schemas.openxmlformats.org/drawingml/2006/wordprocessingDrawing" xmlns:w10="urn:schemas-microsoft-com:office:word" xmlns:w="http://schemas.openxmlformats.org/wordprocessingml/2006/main" xmlns:w14="http://schemas.microsoft.com/office/word/2010/wordml" xmlns:w15="http://schemas.microsoft.com/office/word/2012/wordml" xmlns:w16cex="http://schemas.microsoft.com/office/word/2018/wordml/cex" xmlns:w16cid="http://schemas.microsoft.com/office/word/2016/wordml/cid" xmlns:w16="http://schemas.microsoft.com/office/word/2018/wordml" xmlns:w16du="http://schemas.microsoft.com/office/word/2023/wordml/word16du" xmlns:w16sdtdh="http://schemas.microsoft.com/office/word/2020/wordml/sdtdatahash" xmlns:w16sdtfl="http://schemas.microsoft.com/office/word/2024/wordml/sdtformatlock" xmlns:w16se="http://schemas.microsoft.com/office/word/2015/wordml/symex" xmlns:wpg="http://schemas.microsoft.com/office/word/2010/wordprocessingGroup" xmlns:wpi="http://schemas.microsoft.com/office/word/2010/wordprocessingInk" xmlns:wne="http://schemas.microsoft.com/office/word/2006/wordml" xmlns:wps="http://schemas.microsoft.com/office/word/2010/wordprocessingShape" mc:Ignorable="w14 w15 w16se w16cid w16 w16cex w16sdtdh w16sdtfl w16du wp14">
+<w16cid:commentsIds xmlns:wpc="http://schemas.microsoft.com/office/word/2010/wordprocessingCanvas" xmlns:cx="http://schemas.microsoft.com/office/drawing/2014/chartex" xmlns:cx1="http://schemas.microsoft.com/office/drawing/2015/9/8/chartex" xmlns:cx2="http://schemas.microsoft.com/office/drawing/2015/10/21/chartex" xmlns:cx3="http://schemas.microsoft.com/office/drawing/2016/5/9/chartex" xmlns:cx4="http://schemas.microsoft.com/office/drawing/2016/5/10/chartex" xmlns:cx5="http://schemas.microsoft.com/office/drawing/2016/5/11/chartex" xmlns:cx6="http://schemas.microsoft.com/office/drawing/2016/5/12/chartex" xmlns:cx7="http://schemas.microsoft.com/office/drawing/2016/5/13/chartex" xmlns:cx8="http://schemas.microsoft.com/office/drawing/2016/5/14/chartex" xmlns:mc="http://schemas.openxmlformats.org/markup-compatibility/2006" xmlns:aink="http://schemas.microsoft.com/office/drawing/2016/ink" xmlns:am3d="http://schemas.microsoft.com/office/drawing/2017/model3d" xmlns:o="urn:schemas-microsoft-com:office:office" xmlns:r="http://schemas.openxmlformats.org/officeDocument/2006/relationships" xmlns:m="http://schemas.openxmlformats.org/officeDocument/2006/math" xmlns:v="urn:schemas-microsoft-com:vml" xmlns:wp14="http://schemas.microsoft.com/office/word/2010/wordprocessingDrawing" xmlns:wp="http://schemas.openxmlformats.org/drawingml/2006/wordprocessingDrawing" xmlns:w10="urn:schemas-microsoft-com:office:word" xmlns:w="http://schemas.openxmlformats.org/wordprocessingml/2006/main" xmlns:w14="http://schemas.microsoft.com/office/word/2010/wordml" xmlns:w15="http://schemas.microsoft.com/office/word/2012/wordml" xmlns:w16cex="http://schemas.microsoft.com/office/word/2018/wordml/cex" xmlns:w16cid="http://schemas.microsoft.com/office/word/2016/wordml/cid" xmlns:w16="http://schemas.microsoft.com/office/word/2018/wordml" xmlns:w16se="http://schemas.microsoft.com/office/word/2015/wordml/symex" xmlns:wpg="http://schemas.microsoft.com/office/word/2010/wordprocessingGroup" xmlns:wpi="http://schemas.microsoft.com/office/word/2010/wordprocessingInk" xmlns:wne="http://schemas.microsoft.com/office/word/2006/wordml" xmlns:wps="http://schemas.microsoft.com/office/word/2010/wordprocessingShape" mc:Ignorable="w14 w15 w16se w16cid w16 w16cex wp14">
   <w16cid:commentId w16cid:paraId="129319EF" w16cid:durableId="08F8E5BE"/>
   <w16cid:commentId w16cid:paraId="4DF7CF34" w16cid:durableId="5D8A0EAE"/>
+  <w16cid:commentId w16cid:paraId="6F15BA26" w16cid:durableId="2D726F73"/>
   <w16cid:commentId w16cid:paraId="357585F0" w16cid:durableId="1C6F54F9"/>
+  <w16cid:commentId w16cid:paraId="7AD7F2A1" w16cid:durableId="2D726ED1"/>
   <w16cid:commentId w16cid:paraId="703B1CCF" w16cid:durableId="18FD378B"/>
+  <w16cid:commentId w16cid:paraId="08AC5B33" w16cid:durableId="2D726EBD"/>
 </w16cid:commentsIds>
 </file>
 
 <file path=word/endnotes.xml><?xml version="1.0" encoding="utf-8"?>
-<w:endnotes xmlns:wpc="http://schemas.microsoft.com/office/word/2010/wordprocessingCanvas" xmlns:cx="http://schemas.microsoft.com/office/drawing/2014/chartex" xmlns:cx1="http://schemas.microsoft.com/office/drawing/2015/9/8/chartex" xmlns:cx2="http://schemas.microsoft.com/office/drawing/2015/10/21/chartex" xmlns:cx3="http://schemas.microsoft.com/office/drawing/2016/5/9/chartex" xmlns:cx4="http://schemas.microsoft.com/office/drawing/2016/5/10/chartex" xmlns:cx5="http://schemas.microsoft.com/office/drawing/2016/5/11/chartex" xmlns:cx6="http://schemas.microsoft.com/office/drawing/2016/5/12/chartex" xmlns:cx7="http://schemas.microsoft.com/office/drawing/2016/5/13/chartex" xmlns:cx8="http://schemas.microsoft.com/office/drawing/2016/5/14/chartex" xmlns:mc="http://schemas.openxmlformats.org/markup-compatibility/2006" xmlns:aink="http://schemas.microsoft.com/office/drawing/2016/ink" xmlns:am3d="http://schemas.microsoft.com/office/drawing/2017/model3d" xmlns:o="urn:schemas-microsoft-com:office:office" xmlns:oel="http://schemas.microsoft.com/office/2019/extlst" xmlns:r="http://schemas.openxmlformats.org/officeDocument/2006/relationships" xmlns:m="http://schemas.openxmlformats.org/officeDocument/2006/math" xmlns:v="urn:schemas-microsoft-com:vml" xmlns:wp14="http://schemas.microsoft.com/office/word/2010/wordprocessingDrawing" xmlns:wp="http://schemas.openxmlformats.org/drawingml/2006/wordprocessingDrawing" xmlns:w10="urn:schemas-microsoft-com:office:word" xmlns:w="http://schemas.openxmlformats.org/wordprocessingml/2006/main" xmlns:w14="http://schemas.microsoft.com/office/word/2010/wordml" xmlns:w15="http://schemas.microsoft.com/office/word/2012/wordml" xmlns:w16cex="http://schemas.microsoft.com/office/word/2018/wordml/cex" xmlns:w16cid="http://schemas.microsoft.com/office/word/2016/wordml/cid" xmlns:w16="http://schemas.microsoft.com/office/word/2018/wordml" xmlns:w16du="http://schemas.microsoft.com/office/word/2023/wordml/word16du" xmlns:w16sdtdh="http://schemas.microsoft.com/office/word/2020/wordml/sdtdatahash" xmlns:w16sdtfl="http://schemas.microsoft.com/office/word/2024/wordml/sdtformatlock" xmlns:w16se="http://schemas.microsoft.com/office/word/2015/wordml/symex" xmlns:wpg="http://schemas.microsoft.com/office/word/2010/wordprocessingGroup" xmlns:wpi="http://schemas.microsoft.com/office/word/2010/wordprocessingInk" xmlns:wne="http://schemas.microsoft.com/office/word/2006/wordml" xmlns:wps="http://schemas.microsoft.com/office/word/2010/wordprocessingShape" mc:Ignorable="w14 w15 w16se w16cid w16 w16cex w16sdtdh w16sdtfl w16du wp14">
+<w:endnotes xmlns:wpc="http://schemas.microsoft.com/office/word/2010/wordprocessingCanvas" xmlns:cx="http://schemas.microsoft.com/office/drawing/2014/chartex" xmlns:cx1="http://schemas.microsoft.com/office/drawing/2015/9/8/chartex" xmlns:cx2="http://schemas.microsoft.com/office/drawing/2015/10/21/chartex" xmlns:cx3="http://schemas.microsoft.com/office/drawing/2016/5/9/chartex" xmlns:cx4="http://schemas.microsoft.com/office/drawing/2016/5/10/chartex" xmlns:cx5="http://schemas.microsoft.com/office/drawing/2016/5/11/chartex" xmlns:cx6="http://schemas.microsoft.com/office/drawing/2016/5/12/chartex" xmlns:cx7="http://schemas.microsoft.com/office/drawing/2016/5/13/chartex" xmlns:cx8="http://schemas.microsoft.com/office/drawing/2016/5/14/chartex" xmlns:mc="http://schemas.openxmlformats.org/markup-compatibility/2006" xmlns:aink="http://schemas.microsoft.com/office/drawing/2016/ink" xmlns:am3d="http://schemas.microsoft.com/office/drawing/2017/model3d" xmlns:o="urn:schemas-microsoft-com:office:office" xmlns:r="http://schemas.openxmlformats.org/officeDocument/2006/relationships" xmlns:m="http://schemas.openxmlformats.org/officeDocument/2006/math" xmlns:v="urn:schemas-microsoft-com:vml" xmlns:wp14="http://schemas.microsoft.com/office/word/2010/wordprocessingDrawing" xmlns:wp="http://schemas.openxmlformats.org/drawingml/2006/wordprocessingDrawing" xmlns:w10="urn:schemas-microsoft-com:office:word" xmlns:w="http://schemas.openxmlformats.org/wordprocessingml/2006/main" xmlns:w14="http://schemas.microsoft.com/office/word/2010/wordml" xmlns:w15="http://schemas.microsoft.com/office/word/2012/wordml" xmlns:w16cex="http://schemas.microsoft.com/office/word/2018/wordml/cex" xmlns:w16cid="http://schemas.microsoft.com/office/word/2016/wordml/cid" xmlns:w16="http://schemas.microsoft.com/office/word/2018/wordml" xmlns:w16se="http://schemas.microsoft.com/office/word/2015/wordml/symex" xmlns:wpg="http://schemas.microsoft.com/office/word/2010/wordprocessingGroup" xmlns:wpi="http://schemas.microsoft.com/office/word/2010/wordprocessingInk" xmlns:wne="http://schemas.microsoft.com/office/word/2006/wordml" xmlns:wps="http://schemas.microsoft.com/office/word/2010/wordprocessingShape" mc:Ignorable="w14 w15 w16se w16cid w16 w16cex wp14">
   <w:endnote w:type="separator" w:id="-1">
     <w:p>
       <w:pPr>
@@ -21156,7 +24051,7 @@
 </file>
 
 <file path=word/footer1.xml><?xml version="1.0" encoding="utf-8"?>
-<w:ftr xmlns:wpc="http://schemas.microsoft.com/office/word/2010/wordprocessingCanvas" xmlns:cx="http://schemas.microsoft.com/office/drawing/2014/chartex" xmlns:cx1="http://schemas.microsoft.com/office/drawing/2015/9/8/chartex" xmlns:cx2="http://schemas.microsoft.com/office/drawing/2015/10/21/chartex" xmlns:cx3="http://schemas.microsoft.com/office/drawing/2016/5/9/chartex" xmlns:cx4="http://schemas.microsoft.com/office/drawing/2016/5/10/chartex" xmlns:cx5="http://schemas.microsoft.com/office/drawing/2016/5/11/chartex" xmlns:cx6="http://schemas.microsoft.com/office/drawing/2016/5/12/chartex" xmlns:cx7="http://schemas.microsoft.com/office/drawing/2016/5/13/chartex" xmlns:cx8="http://schemas.microsoft.com/office/drawing/2016/5/14/chartex" xmlns:mc="http://schemas.openxmlformats.org/markup-compatibility/2006" xmlns:aink="http://schemas.microsoft.com/office/drawing/2016/ink" xmlns:am3d="http://schemas.microsoft.com/office/drawing/2017/model3d" xmlns:o="urn:schemas-microsoft-com:office:office" xmlns:oel="http://schemas.microsoft.com/office/2019/extlst" xmlns:r="http://schemas.openxmlformats.org/officeDocument/2006/relationships" xmlns:m="http://schemas.openxmlformats.org/officeDocument/2006/math" xmlns:v="urn:schemas-microsoft-com:vml" xmlns:wp14="http://schemas.microsoft.com/office/word/2010/wordprocessingDrawing" xmlns:wp="http://schemas.openxmlformats.org/drawingml/2006/wordprocessingDrawing" xmlns:w10="urn:schemas-microsoft-com:office:word" xmlns:w="http://schemas.openxmlformats.org/wordprocessingml/2006/main" xmlns:w14="http://schemas.microsoft.com/office/word/2010/wordml" xmlns:w15="http://schemas.microsoft.com/office/word/2012/wordml" xmlns:w16cex="http://schemas.microsoft.com/office/word/2018/wordml/cex" xmlns:w16cid="http://schemas.microsoft.com/office/word/2016/wordml/cid" xmlns:w16="http://schemas.microsoft.com/office/word/2018/wordml" xmlns:w16du="http://schemas.microsoft.com/office/word/2023/wordml/word16du" xmlns:w16sdtdh="http://schemas.microsoft.com/office/word/2020/wordml/sdtdatahash" xmlns:w16sdtfl="http://schemas.microsoft.com/office/word/2024/wordml/sdtformatlock" xmlns:w16se="http://schemas.microsoft.com/office/word/2015/wordml/symex" xmlns:wpg="http://schemas.microsoft.com/office/word/2010/wordprocessingGroup" xmlns:wpi="http://schemas.microsoft.com/office/word/2010/wordprocessingInk" xmlns:wne="http://schemas.microsoft.com/office/word/2006/wordml" xmlns:wps="http://schemas.microsoft.com/office/word/2010/wordprocessingShape" mc:Ignorable="w14 w15 w16se w16cid w16 w16cex w16sdtdh w16sdtfl w16du wp14">
+<w:ftr xmlns:wpc="http://schemas.microsoft.com/office/word/2010/wordprocessingCanvas" xmlns:cx="http://schemas.microsoft.com/office/drawing/2014/chartex" xmlns:cx1="http://schemas.microsoft.com/office/drawing/2015/9/8/chartex" xmlns:cx2="http://schemas.microsoft.com/office/drawing/2015/10/21/chartex" xmlns:cx3="http://schemas.microsoft.com/office/drawing/2016/5/9/chartex" xmlns:cx4="http://schemas.microsoft.com/office/drawing/2016/5/10/chartex" xmlns:cx5="http://schemas.microsoft.com/office/drawing/2016/5/11/chartex" xmlns:cx6="http://schemas.microsoft.com/office/drawing/2016/5/12/chartex" xmlns:cx7="http://schemas.microsoft.com/office/drawing/2016/5/13/chartex" xmlns:cx8="http://schemas.microsoft.com/office/drawing/2016/5/14/chartex" xmlns:mc="http://schemas.openxmlformats.org/markup-compatibility/2006" xmlns:aink="http://schemas.microsoft.com/office/drawing/2016/ink" xmlns:am3d="http://schemas.microsoft.com/office/drawing/2017/model3d" xmlns:o="urn:schemas-microsoft-com:office:office" xmlns:r="http://schemas.openxmlformats.org/officeDocument/2006/relationships" xmlns:m="http://schemas.openxmlformats.org/officeDocument/2006/math" xmlns:v="urn:schemas-microsoft-com:vml" xmlns:wp14="http://schemas.microsoft.com/office/word/2010/wordprocessingDrawing" xmlns:wp="http://schemas.openxmlformats.org/drawingml/2006/wordprocessingDrawing" xmlns:w10="urn:schemas-microsoft-com:office:word" xmlns:w="http://schemas.openxmlformats.org/wordprocessingml/2006/main" xmlns:w14="http://schemas.microsoft.com/office/word/2010/wordml" xmlns:w15="http://schemas.microsoft.com/office/word/2012/wordml" xmlns:w16cex="http://schemas.microsoft.com/office/word/2018/wordml/cex" xmlns:w16cid="http://schemas.microsoft.com/office/word/2016/wordml/cid" xmlns:w16="http://schemas.microsoft.com/office/word/2018/wordml" xmlns:w16se="http://schemas.microsoft.com/office/word/2015/wordml/symex" xmlns:wpg="http://schemas.microsoft.com/office/word/2010/wordprocessingGroup" xmlns:wpi="http://schemas.microsoft.com/office/word/2010/wordprocessingInk" xmlns:wne="http://schemas.microsoft.com/office/word/2006/wordml" xmlns:wps="http://schemas.microsoft.com/office/word/2010/wordprocessingShape" mc:Ignorable="w14 w15 w16se w16cid w16 w16cex wp14">
   <w:sdt>
     <w:sdtPr>
       <w:id w:val="2092421847"/>
@@ -21165,6 +24060,7 @@
         <w:docPartUnique/>
       </w:docPartObj>
     </w:sdtPr>
+    <w:sdtEndPr/>
     <w:sdtContent>
       <w:p>
         <w:pPr>
@@ -21199,7 +24095,7 @@
 </file>
 
 <file path=word/footer2.xml><?xml version="1.0" encoding="utf-8"?>
-<w:ftr xmlns:wpc="http://schemas.microsoft.com/office/word/2010/wordprocessingCanvas" xmlns:cx="http://schemas.microsoft.com/office/drawing/2014/chartex" xmlns:cx1="http://schemas.microsoft.com/office/drawing/2015/9/8/chartex" xmlns:cx2="http://schemas.microsoft.com/office/drawing/2015/10/21/chartex" xmlns:cx3="http://schemas.microsoft.com/office/drawing/2016/5/9/chartex" xmlns:cx4="http://schemas.microsoft.com/office/drawing/2016/5/10/chartex" xmlns:cx5="http://schemas.microsoft.com/office/drawing/2016/5/11/chartex" xmlns:cx6="http://schemas.microsoft.com/office/drawing/2016/5/12/chartex" xmlns:cx7="http://schemas.microsoft.com/office/drawing/2016/5/13/chartex" xmlns:cx8="http://schemas.microsoft.com/office/drawing/2016/5/14/chartex" xmlns:mc="http://schemas.openxmlformats.org/markup-compatibility/2006" xmlns:aink="http://schemas.microsoft.com/office/drawing/2016/ink" xmlns:am3d="http://schemas.microsoft.com/office/drawing/2017/model3d" xmlns:o="urn:schemas-microsoft-com:office:office" xmlns:oel="http://schemas.microsoft.com/office/2019/extlst" xmlns:r="http://schemas.openxmlformats.org/officeDocument/2006/relationships" xmlns:m="http://schemas.openxmlformats.org/officeDocument/2006/math" xmlns:v="urn:schemas-microsoft-com:vml" xmlns:wp14="http://schemas.microsoft.com/office/word/2010/wordprocessingDrawing" xmlns:wp="http://schemas.openxmlformats.org/drawingml/2006/wordprocessingDrawing" xmlns:w10="urn:schemas-microsoft-com:office:word" xmlns:w="http://schemas.openxmlformats.org/wordprocessingml/2006/main" xmlns:w14="http://schemas.microsoft.com/office/word/2010/wordml" xmlns:w15="http://schemas.microsoft.com/office/word/2012/wordml" xmlns:w16cex="http://schemas.microsoft.com/office/word/2018/wordml/cex" xmlns:w16cid="http://schemas.microsoft.com/office/word/2016/wordml/cid" xmlns:w16="http://schemas.microsoft.com/office/word/2018/wordml" xmlns:w16du="http://schemas.microsoft.com/office/word/2023/wordml/word16du" xmlns:w16sdtdh="http://schemas.microsoft.com/office/word/2020/wordml/sdtdatahash" xmlns:w16sdtfl="http://schemas.microsoft.com/office/word/2024/wordml/sdtformatlock" xmlns:w16se="http://schemas.microsoft.com/office/word/2015/wordml/symex" xmlns:wpg="http://schemas.microsoft.com/office/word/2010/wordprocessingGroup" xmlns:wpi="http://schemas.microsoft.com/office/word/2010/wordprocessingInk" xmlns:wne="http://schemas.microsoft.com/office/word/2006/wordml" xmlns:wps="http://schemas.microsoft.com/office/word/2010/wordprocessingShape" mc:Ignorable="w14 w15 w16se w16cid w16 w16cex w16sdtdh w16sdtfl w16du wp14">
+<w:ftr xmlns:wpc="http://schemas.microsoft.com/office/word/2010/wordprocessingCanvas" xmlns:cx="http://schemas.microsoft.com/office/drawing/2014/chartex" xmlns:cx1="http://schemas.microsoft.com/office/drawing/2015/9/8/chartex" xmlns:cx2="http://schemas.microsoft.com/office/drawing/2015/10/21/chartex" xmlns:cx3="http://schemas.microsoft.com/office/drawing/2016/5/9/chartex" xmlns:cx4="http://schemas.microsoft.com/office/drawing/2016/5/10/chartex" xmlns:cx5="http://schemas.microsoft.com/office/drawing/2016/5/11/chartex" xmlns:cx6="http://schemas.microsoft.com/office/drawing/2016/5/12/chartex" xmlns:cx7="http://schemas.microsoft.com/office/drawing/2016/5/13/chartex" xmlns:cx8="http://schemas.microsoft.com/office/drawing/2016/5/14/chartex" xmlns:mc="http://schemas.openxmlformats.org/markup-compatibility/2006" xmlns:aink="http://schemas.microsoft.com/office/drawing/2016/ink" xmlns:am3d="http://schemas.microsoft.com/office/drawing/2017/model3d" xmlns:o="urn:schemas-microsoft-com:office:office" xmlns:r="http://schemas.openxmlformats.org/officeDocument/2006/relationships" xmlns:m="http://schemas.openxmlformats.org/officeDocument/2006/math" xmlns:v="urn:schemas-microsoft-com:vml" xmlns:wp14="http://schemas.microsoft.com/office/word/2010/wordprocessingDrawing" xmlns:wp="http://schemas.openxmlformats.org/drawingml/2006/wordprocessingDrawing" xmlns:w10="urn:schemas-microsoft-com:office:word" xmlns:w="http://schemas.openxmlformats.org/wordprocessingml/2006/main" xmlns:w14="http://schemas.microsoft.com/office/word/2010/wordml" xmlns:w15="http://schemas.microsoft.com/office/word/2012/wordml" xmlns:w16cex="http://schemas.microsoft.com/office/word/2018/wordml/cex" xmlns:w16cid="http://schemas.microsoft.com/office/word/2016/wordml/cid" xmlns:w16="http://schemas.microsoft.com/office/word/2018/wordml" xmlns:w16se="http://schemas.microsoft.com/office/word/2015/wordml/symex" xmlns:wpg="http://schemas.microsoft.com/office/word/2010/wordprocessingGroup" xmlns:wpi="http://schemas.microsoft.com/office/word/2010/wordprocessingInk" xmlns:wne="http://schemas.microsoft.com/office/word/2006/wordml" xmlns:wps="http://schemas.microsoft.com/office/word/2010/wordprocessingShape" mc:Ignorable="w14 w15 w16se w16cid w16 w16cex wp14">
   <w:sdt>
     <w:sdtPr>
       <w:id w:val="1676690216"/>
@@ -21208,6 +24104,7 @@
         <w:docPartUnique/>
       </w:docPartObj>
     </w:sdtPr>
+    <w:sdtEndPr/>
     <w:sdtContent>
       <w:p>
         <w:pPr>
@@ -21230,7 +24127,7 @@
 </file>
 
 <file path=word/footnotes.xml><?xml version="1.0" encoding="utf-8"?>
-<w:footnotes xmlns:wpc="http://schemas.microsoft.com/office/word/2010/wordprocessingCanvas" xmlns:cx="http://schemas.microsoft.com/office/drawing/2014/chartex" xmlns:cx1="http://schemas.microsoft.com/office/drawing/2015/9/8/chartex" xmlns:cx2="http://schemas.microsoft.com/office/drawing/2015/10/21/chartex" xmlns:cx3="http://schemas.microsoft.com/office/drawing/2016/5/9/chartex" xmlns:cx4="http://schemas.microsoft.com/office/drawing/2016/5/10/chartex" xmlns:cx5="http://schemas.microsoft.com/office/drawing/2016/5/11/chartex" xmlns:cx6="http://schemas.microsoft.com/office/drawing/2016/5/12/chartex" xmlns:cx7="http://schemas.microsoft.com/office/drawing/2016/5/13/chartex" xmlns:cx8="http://schemas.microsoft.com/office/drawing/2016/5/14/chartex" xmlns:mc="http://schemas.openxmlformats.org/markup-compatibility/2006" xmlns:aink="http://schemas.microsoft.com/office/drawing/2016/ink" xmlns:am3d="http://schemas.microsoft.com/office/drawing/2017/model3d" xmlns:o="urn:schemas-microsoft-com:office:office" xmlns:oel="http://schemas.microsoft.com/office/2019/extlst" xmlns:r="http://schemas.openxmlformats.org/officeDocument/2006/relationships" xmlns:m="http://schemas.openxmlformats.org/officeDocument/2006/math" xmlns:v="urn:schemas-microsoft-com:vml" xmlns:wp14="http://schemas.microsoft.com/office/word/2010/wordprocessingDrawing" xmlns:wp="http://schemas.openxmlformats.org/drawingml/2006/wordprocessingDrawing" xmlns:w10="urn:schemas-microsoft-com:office:word" xmlns:w="http://schemas.openxmlformats.org/wordprocessingml/2006/main" xmlns:w14="http://schemas.microsoft.com/office/word/2010/wordml" xmlns:w15="http://schemas.microsoft.com/office/word/2012/wordml" xmlns:w16cex="http://schemas.microsoft.com/office/word/2018/wordml/cex" xmlns:w16cid="http://schemas.microsoft.com/office/word/2016/wordml/cid" xmlns:w16="http://schemas.microsoft.com/office/word/2018/wordml" xmlns:w16du="http://schemas.microsoft.com/office/word/2023/wordml/word16du" xmlns:w16sdtdh="http://schemas.microsoft.com/office/word/2020/wordml/sdtdatahash" xmlns:w16sdtfl="http://schemas.microsoft.com/office/word/2024/wordml/sdtformatlock" xmlns:w16se="http://schemas.microsoft.com/office/word/2015/wordml/symex" xmlns:wpg="http://schemas.microsoft.com/office/word/2010/wordprocessingGroup" xmlns:wpi="http://schemas.microsoft.com/office/word/2010/wordprocessingInk" xmlns:wne="http://schemas.microsoft.com/office/word/2006/wordml" xmlns:wps="http://schemas.microsoft.com/office/word/2010/wordprocessingShape" mc:Ignorable="w14 w15 w16se w16cid w16 w16cex w16sdtdh w16sdtfl w16du wp14">
+<w:footnotes xmlns:wpc="http://schemas.microsoft.com/office/word/2010/wordprocessingCanvas" xmlns:cx="http://schemas.microsoft.com/office/drawing/2014/chartex" xmlns:cx1="http://schemas.microsoft.com/office/drawing/2015/9/8/chartex" xmlns:cx2="http://schemas.microsoft.com/office/drawing/2015/10/21/chartex" xmlns:cx3="http://schemas.microsoft.com/office/drawing/2016/5/9/chartex" xmlns:cx4="http://schemas.microsoft.com/office/drawing/2016/5/10/chartex" xmlns:cx5="http://schemas.microsoft.com/office/drawing/2016/5/11/chartex" xmlns:cx6="http://schemas.microsoft.com/office/drawing/2016/5/12/chartex" xmlns:cx7="http://schemas.microsoft.com/office/drawing/2016/5/13/chartex" xmlns:cx8="http://schemas.microsoft.com/office/drawing/2016/5/14/chartex" xmlns:mc="http://schemas.openxmlformats.org/markup-compatibility/2006" xmlns:aink="http://schemas.microsoft.com/office/drawing/2016/ink" xmlns:am3d="http://schemas.microsoft.com/office/drawing/2017/model3d" xmlns:o="urn:schemas-microsoft-com:office:office" xmlns:r="http://schemas.openxmlformats.org/officeDocument/2006/relationships" xmlns:m="http://schemas.openxmlformats.org/officeDocument/2006/math" xmlns:v="urn:schemas-microsoft-com:vml" xmlns:wp14="http://schemas.microsoft.com/office/word/2010/wordprocessingDrawing" xmlns:wp="http://schemas.openxmlformats.org/drawingml/2006/wordprocessingDrawing" xmlns:w10="urn:schemas-microsoft-com:office:word" xmlns:w="http://schemas.openxmlformats.org/wordprocessingml/2006/main" xmlns:w14="http://schemas.microsoft.com/office/word/2010/wordml" xmlns:w15="http://schemas.microsoft.com/office/word/2012/wordml" xmlns:w16cex="http://schemas.microsoft.com/office/word/2018/wordml/cex" xmlns:w16cid="http://schemas.microsoft.com/office/word/2016/wordml/cid" xmlns:w16="http://schemas.microsoft.com/office/word/2018/wordml" xmlns:w16se="http://schemas.microsoft.com/office/word/2015/wordml/symex" xmlns:wpg="http://schemas.microsoft.com/office/word/2010/wordprocessingGroup" xmlns:wpi="http://schemas.microsoft.com/office/word/2010/wordprocessingInk" xmlns:wne="http://schemas.microsoft.com/office/word/2006/wordml" xmlns:wps="http://schemas.microsoft.com/office/word/2010/wordprocessingShape" mc:Ignorable="w14 w15 w16se w16cid w16 w16cex wp14">
   <w:footnote w:type="separator" w:id="-1">
     <w:p>
       <w:pPr>
@@ -21255,7 +24152,7 @@
 </file>
 
 <file path=word/numbering.xml><?xml version="1.0" encoding="utf-8"?>
-<w:numbering xmlns:wpc="http://schemas.microsoft.com/office/word/2010/wordprocessingCanvas" xmlns:cx="http://schemas.microsoft.com/office/drawing/2014/chartex" xmlns:cx1="http://schemas.microsoft.com/office/drawing/2015/9/8/chartex" xmlns:cx2="http://schemas.microsoft.com/office/drawing/2015/10/21/chartex" xmlns:cx3="http://schemas.microsoft.com/office/drawing/2016/5/9/chartex" xmlns:cx4="http://schemas.microsoft.com/office/drawing/2016/5/10/chartex" xmlns:cx5="http://schemas.microsoft.com/office/drawing/2016/5/11/chartex" xmlns:cx6="http://schemas.microsoft.com/office/drawing/2016/5/12/chartex" xmlns:cx7="http://schemas.microsoft.com/office/drawing/2016/5/13/chartex" xmlns:cx8="http://schemas.microsoft.com/office/drawing/2016/5/14/chartex" xmlns:mc="http://schemas.openxmlformats.org/markup-compatibility/2006" xmlns:aink="http://schemas.microsoft.com/office/drawing/2016/ink" xmlns:am3d="http://schemas.microsoft.com/office/drawing/2017/model3d" xmlns:o="urn:schemas-microsoft-com:office:office" xmlns:oel="http://schemas.microsoft.com/office/2019/extlst" xmlns:r="http://schemas.openxmlformats.org/officeDocument/2006/relationships" xmlns:m="http://schemas.openxmlformats.org/officeDocument/2006/math" xmlns:v="urn:schemas-microsoft-com:vml" xmlns:wp14="http://schemas.microsoft.com/office/word/2010/wordprocessingDrawing" xmlns:wp="http://schemas.openxmlformats.org/drawingml/2006/wordprocessingDrawing" xmlns:w10="urn:schemas-microsoft-com:office:word" xmlns:w="http://schemas.openxmlformats.org/wordprocessingml/2006/main" xmlns:w14="http://schemas.microsoft.com/office/word/2010/wordml" xmlns:w15="http://schemas.microsoft.com/office/word/2012/wordml" xmlns:w16cex="http://schemas.microsoft.com/office/word/2018/wordml/cex" xmlns:w16cid="http://schemas.microsoft.com/office/word/2016/wordml/cid" xmlns:w16="http://schemas.microsoft.com/office/word/2018/wordml" xmlns:w16du="http://schemas.microsoft.com/office/word/2023/wordml/word16du" xmlns:w16sdtdh="http://schemas.microsoft.com/office/word/2020/wordml/sdtdatahash" xmlns:w16sdtfl="http://schemas.microsoft.com/office/word/2024/wordml/sdtformatlock" xmlns:w16se="http://schemas.microsoft.com/office/word/2015/wordml/symex" xmlns:wpg="http://schemas.microsoft.com/office/word/2010/wordprocessingGroup" xmlns:wpi="http://schemas.microsoft.com/office/word/2010/wordprocessingInk" xmlns:wne="http://schemas.microsoft.com/office/word/2006/wordml" xmlns:wps="http://schemas.microsoft.com/office/word/2010/wordprocessingShape" mc:Ignorable="w14 w15 w16se w16cid w16 w16cex w16sdtdh w16sdtfl w16du wp14">
+<w:numbering xmlns:wpc="http://schemas.microsoft.com/office/word/2010/wordprocessingCanvas" xmlns:cx="http://schemas.microsoft.com/office/drawing/2014/chartex" xmlns:cx1="http://schemas.microsoft.com/office/drawing/2015/9/8/chartex" xmlns:cx2="http://schemas.microsoft.com/office/drawing/2015/10/21/chartex" xmlns:cx3="http://schemas.microsoft.com/office/drawing/2016/5/9/chartex" xmlns:cx4="http://schemas.microsoft.com/office/drawing/2016/5/10/chartex" xmlns:cx5="http://schemas.microsoft.com/office/drawing/2016/5/11/chartex" xmlns:cx6="http://schemas.microsoft.com/office/drawing/2016/5/12/chartex" xmlns:cx7="http://schemas.microsoft.com/office/drawing/2016/5/13/chartex" xmlns:cx8="http://schemas.microsoft.com/office/drawing/2016/5/14/chartex" xmlns:mc="http://schemas.openxmlformats.org/markup-compatibility/2006" xmlns:aink="http://schemas.microsoft.com/office/drawing/2016/ink" xmlns:am3d="http://schemas.microsoft.com/office/drawing/2017/model3d" xmlns:o="urn:schemas-microsoft-com:office:office" xmlns:r="http://schemas.openxmlformats.org/officeDocument/2006/relationships" xmlns:m="http://schemas.openxmlformats.org/officeDocument/2006/math" xmlns:v="urn:schemas-microsoft-com:vml" xmlns:wp14="http://schemas.microsoft.com/office/word/2010/wordprocessingDrawing" xmlns:wp="http://schemas.openxmlformats.org/drawingml/2006/wordprocessingDrawing" xmlns:w10="urn:schemas-microsoft-com:office:word" xmlns:w="http://schemas.openxmlformats.org/wordprocessingml/2006/main" xmlns:w14="http://schemas.microsoft.com/office/word/2010/wordml" xmlns:w15="http://schemas.microsoft.com/office/word/2012/wordml" xmlns:w16cex="http://schemas.microsoft.com/office/word/2018/wordml/cex" xmlns:w16cid="http://schemas.microsoft.com/office/word/2016/wordml/cid" xmlns:w16="http://schemas.microsoft.com/office/word/2018/wordml" xmlns:w16se="http://schemas.microsoft.com/office/word/2015/wordml/symex" xmlns:wpg="http://schemas.microsoft.com/office/word/2010/wordprocessingGroup" xmlns:wpi="http://schemas.microsoft.com/office/word/2010/wordprocessingInk" xmlns:wne="http://schemas.microsoft.com/office/word/2006/wordml" xmlns:wps="http://schemas.microsoft.com/office/word/2010/wordprocessingShape" mc:Ignorable="w14 w15 w16se w16cid w16 w16cex wp14">
   <w:abstractNum w:abstractNumId="0" w15:restartNumberingAfterBreak="0">
     <w:nsid w:val="915C93DA"/>
     <w:multiLevelType w:val="singleLevel"/>
@@ -22435,16 +25332,16 @@
       </w:rPr>
     </w:lvl>
   </w:abstractNum>
-  <w:num w:numId="1" w16cid:durableId="1957515425">
+  <w:num w:numId="1">
     <w:abstractNumId w:val="11"/>
   </w:num>
-  <w:num w:numId="2" w16cid:durableId="1420519807">
+  <w:num w:numId="2">
     <w:abstractNumId w:val="2"/>
   </w:num>
-  <w:num w:numId="3" w16cid:durableId="2008901043">
+  <w:num w:numId="3">
     <w:abstractNumId w:val="7"/>
   </w:num>
-  <w:num w:numId="4" w16cid:durableId="1966304664">
+  <w:num w:numId="4">
     <w:abstractNumId w:val="6"/>
     <w:lvlOverride w:ilvl="0">
       <w:startOverride w:val="1"/>
@@ -22474,43 +25371,46 @@
       <w:startOverride w:val="1"/>
     </w:lvlOverride>
   </w:num>
-  <w:num w:numId="5" w16cid:durableId="430585927">
+  <w:num w:numId="5">
     <w:abstractNumId w:val="8"/>
   </w:num>
-  <w:num w:numId="6" w16cid:durableId="107244567">
+  <w:num w:numId="6">
     <w:abstractNumId w:val="4"/>
   </w:num>
-  <w:num w:numId="7" w16cid:durableId="258834384">
+  <w:num w:numId="7">
     <w:abstractNumId w:val="0"/>
   </w:num>
-  <w:num w:numId="8" w16cid:durableId="1714648886">
+  <w:num w:numId="8">
     <w:abstractNumId w:val="10"/>
   </w:num>
-  <w:num w:numId="9" w16cid:durableId="870650701">
+  <w:num w:numId="9">
     <w:abstractNumId w:val="1"/>
   </w:num>
-  <w:num w:numId="10" w16cid:durableId="1925916730">
+  <w:num w:numId="10">
     <w:abstractNumId w:val="9"/>
   </w:num>
-  <w:num w:numId="11" w16cid:durableId="716928970">
+  <w:num w:numId="11">
     <w:abstractNumId w:val="3"/>
   </w:num>
-  <w:num w:numId="12" w16cid:durableId="1924947614">
+  <w:num w:numId="12">
     <w:abstractNumId w:val="5"/>
   </w:num>
 </w:numbering>
 </file>
 
 <file path=word/people.xml><?xml version="1.0" encoding="utf-8"?>
-<w15:people xmlns:wpc="http://schemas.microsoft.com/office/word/2010/wordprocessingCanvas" xmlns:cx="http://schemas.microsoft.com/office/drawing/2014/chartex" xmlns:cx1="http://schemas.microsoft.com/office/drawing/2015/9/8/chartex" xmlns:cx2="http://schemas.microsoft.com/office/drawing/2015/10/21/chartex" xmlns:cx3="http://schemas.microsoft.com/office/drawing/2016/5/9/chartex" xmlns:cx4="http://schemas.microsoft.com/office/drawing/2016/5/10/chartex" xmlns:cx5="http://schemas.microsoft.com/office/drawing/2016/5/11/chartex" xmlns:cx6="http://schemas.microsoft.com/office/drawing/2016/5/12/chartex" xmlns:cx7="http://schemas.microsoft.com/office/drawing/2016/5/13/chartex" xmlns:cx8="http://schemas.microsoft.com/office/drawing/2016/5/14/chartex" xmlns:mc="http://schemas.openxmlformats.org/markup-compatibility/2006" xmlns:aink="http://schemas.microsoft.com/office/drawing/2016/ink" xmlns:am3d="http://schemas.microsoft.com/office/drawing/2017/model3d" xmlns:o="urn:schemas-microsoft-com:office:office" xmlns:oel="http://schemas.microsoft.com/office/2019/extlst" xmlns:r="http://schemas.openxmlformats.org/officeDocument/2006/relationships" xmlns:m="http://schemas.openxmlformats.org/officeDocument/2006/math" xmlns:v="urn:schemas-microsoft-com:vml" xmlns:wp14="http://schemas.microsoft.com/office/word/2010/wordprocessingDrawing" xmlns:wp="http://schemas.openxmlformats.org/drawingml/2006/wordprocessingDrawing" xmlns:w10="urn:schemas-microsoft-com:office:word" xmlns:w="http://schemas.openxmlformats.org/wordprocessingml/2006/main" xmlns:w14="http://schemas.microsoft.com/office/word/2010/wordml" xmlns:w15="http://schemas.microsoft.com/office/word/2012/wordml" xmlns:w16cex="http://schemas.microsoft.com/office/word/2018/wordml/cex" xmlns:w16cid="http://schemas.microsoft.com/office/word/2016/wordml/cid" xmlns:w16="http://schemas.microsoft.com/office/word/2018/wordml" xmlns:w16du="http://schemas.microsoft.com/office/word/2023/wordml/word16du" xmlns:w16sdtdh="http://schemas.microsoft.com/office/word/2020/wordml/sdtdatahash" xmlns:w16sdtfl="http://schemas.microsoft.com/office/word/2024/wordml/sdtformatlock" xmlns:w16se="http://schemas.microsoft.com/office/word/2015/wordml/symex" xmlns:wpg="http://schemas.microsoft.com/office/word/2010/wordprocessingGroup" xmlns:wpi="http://schemas.microsoft.com/office/word/2010/wordprocessingInk" xmlns:wne="http://schemas.microsoft.com/office/word/2006/wordml" xmlns:wps="http://schemas.microsoft.com/office/word/2010/wordprocessingShape" mc:Ignorable="w14 w15 w16se w16cid w16 w16cex w16sdtdh w16sdtfl w16du wp14">
+<w15:people xmlns:wpc="http://schemas.microsoft.com/office/word/2010/wordprocessingCanvas" xmlns:cx="http://schemas.microsoft.com/office/drawing/2014/chartex" xmlns:cx1="http://schemas.microsoft.com/office/drawing/2015/9/8/chartex" xmlns:cx2="http://schemas.microsoft.com/office/drawing/2015/10/21/chartex" xmlns:cx3="http://schemas.microsoft.com/office/drawing/2016/5/9/chartex" xmlns:cx4="http://schemas.microsoft.com/office/drawing/2016/5/10/chartex" xmlns:cx5="http://schemas.microsoft.com/office/drawing/2016/5/11/chartex" xmlns:cx6="http://schemas.microsoft.com/office/drawing/2016/5/12/chartex" xmlns:cx7="http://schemas.microsoft.com/office/drawing/2016/5/13/chartex" xmlns:cx8="http://schemas.microsoft.com/office/drawing/2016/5/14/chartex" xmlns:mc="http://schemas.openxmlformats.org/markup-compatibility/2006" xmlns:aink="http://schemas.microsoft.com/office/drawing/2016/ink" xmlns:am3d="http://schemas.microsoft.com/office/drawing/2017/model3d" xmlns:o="urn:schemas-microsoft-com:office:office" xmlns:r="http://schemas.openxmlformats.org/officeDocument/2006/relationships" xmlns:m="http://schemas.openxmlformats.org/officeDocument/2006/math" xmlns:v="urn:schemas-microsoft-com:vml" xmlns:wp14="http://schemas.microsoft.com/office/word/2010/wordprocessingDrawing" xmlns:wp="http://schemas.openxmlformats.org/drawingml/2006/wordprocessingDrawing" xmlns:w10="urn:schemas-microsoft-com:office:word" xmlns:w="http://schemas.openxmlformats.org/wordprocessingml/2006/main" xmlns:w14="http://schemas.microsoft.com/office/word/2010/wordml" xmlns:w15="http://schemas.microsoft.com/office/word/2012/wordml" xmlns:w16cex="http://schemas.microsoft.com/office/word/2018/wordml/cex" xmlns:w16cid="http://schemas.microsoft.com/office/word/2016/wordml/cid" xmlns:w16="http://schemas.microsoft.com/office/word/2018/wordml" xmlns:w16se="http://schemas.microsoft.com/office/word/2015/wordml/symex" xmlns:wpg="http://schemas.microsoft.com/office/word/2010/wordprocessingGroup" xmlns:wpi="http://schemas.microsoft.com/office/word/2010/wordprocessingInk" xmlns:wne="http://schemas.microsoft.com/office/word/2006/wordml" xmlns:wps="http://schemas.microsoft.com/office/word/2010/wordprocessingShape" mc:Ignorable="w14 w15 w16se w16cid w16 w16cex wp14">
   <w15:person w15:author="Kalentyev Alexey">
     <w15:presenceInfo w15:providerId="Windows Live" w15:userId="da819b8650d7d997"/>
+  </w15:person>
+  <w15:person w15:author="Максим Лавор">
+    <w15:presenceInfo w15:providerId="Windows Live" w15:userId="cb7afbf9440fe8f7"/>
   </w15:person>
 </w15:people>
 </file>
 
 <file path=word/styles.xml><?xml version="1.0" encoding="utf-8"?>
-<w:styles xmlns:mc="http://schemas.openxmlformats.org/markup-compatibility/2006" xmlns:r="http://schemas.openxmlformats.org/officeDocument/2006/relationships" xmlns:w="http://schemas.openxmlformats.org/wordprocessingml/2006/main" xmlns:w14="http://schemas.microsoft.com/office/word/2010/wordml" xmlns:w15="http://schemas.microsoft.com/office/word/2012/wordml" xmlns:w16cex="http://schemas.microsoft.com/office/word/2018/wordml/cex" xmlns:w16cid="http://schemas.microsoft.com/office/word/2016/wordml/cid" xmlns:w16="http://schemas.microsoft.com/office/word/2018/wordml" xmlns:w16du="http://schemas.microsoft.com/office/word/2023/wordml/word16du" xmlns:w16sdtdh="http://schemas.microsoft.com/office/word/2020/wordml/sdtdatahash" xmlns:w16sdtfl="http://schemas.microsoft.com/office/word/2024/wordml/sdtformatlock" xmlns:w16se="http://schemas.microsoft.com/office/word/2015/wordml/symex" mc:Ignorable="w14 w15 w16se w16cid w16 w16cex w16sdtdh w16sdtfl w16du">
+<w:styles xmlns:mc="http://schemas.openxmlformats.org/markup-compatibility/2006" xmlns:r="http://schemas.openxmlformats.org/officeDocument/2006/relationships" xmlns:w="http://schemas.openxmlformats.org/wordprocessingml/2006/main" xmlns:w14="http://schemas.microsoft.com/office/word/2010/wordml" xmlns:w15="http://schemas.microsoft.com/office/word/2012/wordml" xmlns:w16cex="http://schemas.microsoft.com/office/word/2018/wordml/cex" xmlns:w16cid="http://schemas.microsoft.com/office/word/2016/wordml/cid" xmlns:w16="http://schemas.microsoft.com/office/word/2018/wordml" xmlns:w16se="http://schemas.microsoft.com/office/word/2015/wordml/symex" mc:Ignorable="w14 w15 w16se w16cid w16 w16cex">
   <w:docDefaults>
     <w:rPrDefault>
       <w:rPr>
@@ -23992,7 +26892,7 @@
 </file>
 
 <file path=customXml/itemProps1.xml><?xml version="1.0" encoding="utf-8"?>
-<ds:datastoreItem xmlns:ds="http://schemas.openxmlformats.org/officeDocument/2006/customXml" ds:itemID="{356C100E-5A11-4A45-83DA-2CE7137C4B90}">
+<ds:datastoreItem xmlns:ds="http://schemas.openxmlformats.org/officeDocument/2006/customXml" ds:itemID="{37AC4F7E-2D32-4866-A71C-BD320692D1BF}">
   <ds:schemaRefs>
     <ds:schemaRef ds:uri="http://schemas.openxmlformats.org/officeDocument/2006/bibliography"/>
   </ds:schemaRefs>

--- a/Пояснительная Записка Лавор 582-1.docx
+++ b/Пояснительная Записка Лавор 582-1.docx
@@ -1,6 +1,6 @@
 
 <file path=word/document.xml><?xml version="1.0" encoding="utf-8"?>
-<w:document xmlns:wpc="http://schemas.microsoft.com/office/word/2010/wordprocessingCanvas" xmlns:cx="http://schemas.microsoft.com/office/drawing/2014/chartex" xmlns:cx1="http://schemas.microsoft.com/office/drawing/2015/9/8/chartex" xmlns:cx2="http://schemas.microsoft.com/office/drawing/2015/10/21/chartex" xmlns:cx3="http://schemas.microsoft.com/office/drawing/2016/5/9/chartex" xmlns:cx4="http://schemas.microsoft.com/office/drawing/2016/5/10/chartex" xmlns:cx5="http://schemas.microsoft.com/office/drawing/2016/5/11/chartex" xmlns:cx6="http://schemas.microsoft.com/office/drawing/2016/5/12/chartex" xmlns:cx7="http://schemas.microsoft.com/office/drawing/2016/5/13/chartex" xmlns:cx8="http://schemas.microsoft.com/office/drawing/2016/5/14/chartex" xmlns:mc="http://schemas.openxmlformats.org/markup-compatibility/2006" xmlns:aink="http://schemas.microsoft.com/office/drawing/2016/ink" xmlns:am3d="http://schemas.microsoft.com/office/drawing/2017/model3d" xmlns:o="urn:schemas-microsoft-com:office:office" xmlns:r="http://schemas.openxmlformats.org/officeDocument/2006/relationships" xmlns:m="http://schemas.openxmlformats.org/officeDocument/2006/math" xmlns:v="urn:schemas-microsoft-com:vml" xmlns:wp14="http://schemas.microsoft.com/office/word/2010/wordprocessingDrawing" xmlns:wp="http://schemas.openxmlformats.org/drawingml/2006/wordprocessingDrawing" xmlns:w10="urn:schemas-microsoft-com:office:word" xmlns:w="http://schemas.openxmlformats.org/wordprocessingml/2006/main" xmlns:w14="http://schemas.microsoft.com/office/word/2010/wordml" xmlns:w15="http://schemas.microsoft.com/office/word/2012/wordml" xmlns:w16cex="http://schemas.microsoft.com/office/word/2018/wordml/cex" xmlns:w16cid="http://schemas.microsoft.com/office/word/2016/wordml/cid" xmlns:w16="http://schemas.microsoft.com/office/word/2018/wordml" xmlns:w16se="http://schemas.microsoft.com/office/word/2015/wordml/symex" xmlns:wpg="http://schemas.microsoft.com/office/word/2010/wordprocessingGroup" xmlns:wpi="http://schemas.microsoft.com/office/word/2010/wordprocessingInk" xmlns:wne="http://schemas.microsoft.com/office/word/2006/wordml" xmlns:wps="http://schemas.microsoft.com/office/word/2010/wordprocessingShape" mc:Ignorable="w14 w15 w16se w16cid w16 w16cex wp14">
+<w:document xmlns:wpc="http://schemas.microsoft.com/office/word/2010/wordprocessingCanvas" xmlns:cx="http://schemas.microsoft.com/office/drawing/2014/chartex" xmlns:cx1="http://schemas.microsoft.com/office/drawing/2015/9/8/chartex" xmlns:cx2="http://schemas.microsoft.com/office/drawing/2015/10/21/chartex" xmlns:cx3="http://schemas.microsoft.com/office/drawing/2016/5/9/chartex" xmlns:cx4="http://schemas.microsoft.com/office/drawing/2016/5/10/chartex" xmlns:cx5="http://schemas.microsoft.com/office/drawing/2016/5/11/chartex" xmlns:cx6="http://schemas.microsoft.com/office/drawing/2016/5/12/chartex" xmlns:cx7="http://schemas.microsoft.com/office/drawing/2016/5/13/chartex" xmlns:cx8="http://schemas.microsoft.com/office/drawing/2016/5/14/chartex" xmlns:mc="http://schemas.openxmlformats.org/markup-compatibility/2006" xmlns:aink="http://schemas.microsoft.com/office/drawing/2016/ink" xmlns:am3d="http://schemas.microsoft.com/office/drawing/2017/model3d" xmlns:o="urn:schemas-microsoft-com:office:office" xmlns:oel="http://schemas.microsoft.com/office/2019/extlst" xmlns:r="http://schemas.openxmlformats.org/officeDocument/2006/relationships" xmlns:m="http://schemas.openxmlformats.org/officeDocument/2006/math" xmlns:v="urn:schemas-microsoft-com:vml" xmlns:wp14="http://schemas.microsoft.com/office/word/2010/wordprocessingDrawing" xmlns:wp="http://schemas.openxmlformats.org/drawingml/2006/wordprocessingDrawing" xmlns:w10="urn:schemas-microsoft-com:office:word" xmlns:w="http://schemas.openxmlformats.org/wordprocessingml/2006/main" xmlns:w14="http://schemas.microsoft.com/office/word/2010/wordml" xmlns:w15="http://schemas.microsoft.com/office/word/2012/wordml" xmlns:w16cex="http://schemas.microsoft.com/office/word/2018/wordml/cex" xmlns:w16cid="http://schemas.microsoft.com/office/word/2016/wordml/cid" xmlns:w16="http://schemas.microsoft.com/office/word/2018/wordml" xmlns:w16du="http://schemas.microsoft.com/office/word/2023/wordml/word16du" xmlns:w16sdtdh="http://schemas.microsoft.com/office/word/2020/wordml/sdtdatahash" xmlns:w16sdtfl="http://schemas.microsoft.com/office/word/2024/wordml/sdtformatlock" xmlns:w16se="http://schemas.microsoft.com/office/word/2015/wordml/symex" xmlns:wpg="http://schemas.microsoft.com/office/word/2010/wordprocessingGroup" xmlns:wpi="http://schemas.microsoft.com/office/word/2010/wordprocessingInk" xmlns:wne="http://schemas.microsoft.com/office/word/2006/wordml" xmlns:wps="http://schemas.microsoft.com/office/word/2010/wordprocessingShape" mc:Ignorable="w14 w15 w16se w16cid w16 w16cex w16sdtdh w16sdtfl w16du wp14">
   <w:body>
     <w:p>
       <w:pPr>
@@ -349,6 +349,7 @@
               </w:rPr>
               <w:t xml:space="preserve"> </w:t>
             </w:r>
+            <w:proofErr w:type="gramStart"/>
             <w:r>
               <w:rPr>
                 <w:u w:val="single"/>
@@ -356,7 +357,11 @@
               <w:t xml:space="preserve">  </w:t>
             </w:r>
             <w:r>
-              <w:t xml:space="preserve">» </w:t>
+              <w:t>»</w:t>
+            </w:r>
+            <w:proofErr w:type="gramEnd"/>
+            <w:r>
+              <w:t xml:space="preserve"> </w:t>
             </w:r>
             <w:r>
               <w:rPr>
@@ -529,6 +534,7 @@
               </w:rPr>
               <w:t xml:space="preserve"> </w:t>
             </w:r>
+            <w:proofErr w:type="gramStart"/>
             <w:r>
               <w:rPr>
                 <w:u w:val="single"/>
@@ -536,7 +542,11 @@
               <w:t xml:space="preserve">  </w:t>
             </w:r>
             <w:r>
-              <w:t xml:space="preserve">» </w:t>
+              <w:t>»</w:t>
+            </w:r>
+            <w:proofErr w:type="gramEnd"/>
+            <w:r>
+              <w:t xml:space="preserve"> </w:t>
             </w:r>
             <w:r>
               <w:rPr>
@@ -1909,35 +1919,7 @@
         <w:rPr>
           <w:color w:val="000000"/>
         </w:rPr>
-        <w:t xml:space="preserve"> </w:t>
-      </w:r>
-      <w:proofErr w:type="spellStart"/>
-      <w:r>
-        <w:rPr>
-          <w:color w:val="000000"/>
-        </w:rPr>
-        <w:t>Object</w:t>
-      </w:r>
-      <w:proofErr w:type="spellEnd"/>
-      <w:r>
-        <w:rPr>
-          <w:color w:val="000000"/>
-        </w:rPr>
-        <w:t xml:space="preserve"> </w:t>
-      </w:r>
-      <w:proofErr w:type="spellStart"/>
-      <w:r>
-        <w:rPr>
-          <w:color w:val="000000"/>
-        </w:rPr>
-        <w:t>Model</w:t>
-      </w:r>
-      <w:proofErr w:type="spellEnd"/>
-      <w:r>
-        <w:rPr>
-          <w:color w:val="000000"/>
-        </w:rPr>
-        <w:t>)</w:t>
+        <w:t xml:space="preserve"> Object Model)</w:t>
       </w:r>
       <w:r>
         <w:rPr>
@@ -2564,23 +2546,7 @@
                 <w:sz w:val="24"/>
                 <w:szCs w:val="24"/>
               </w:rPr>
-              <w:t xml:space="preserve">RSDN </w:t>
-            </w:r>
-            <w:proofErr w:type="spellStart"/>
-            <w:r>
-              <w:rPr>
-                <w:sz w:val="24"/>
-                <w:szCs w:val="24"/>
-              </w:rPr>
-              <w:t>Magazine</w:t>
-            </w:r>
-            <w:proofErr w:type="spellEnd"/>
-            <w:r>
-              <w:rPr>
-                <w:sz w:val="24"/>
-                <w:szCs w:val="24"/>
-              </w:rPr>
-              <w:t xml:space="preserve"> #1-2004</w:t>
+              <w:t>RSDN Magazine #1-2004</w:t>
             </w:r>
           </w:p>
         </w:tc>
@@ -3017,25 +2983,7 @@
                 <w:sz w:val="24"/>
                 <w:szCs w:val="24"/>
               </w:rPr>
-              <w:t xml:space="preserve">RSDN </w:t>
-            </w:r>
-            <w:proofErr w:type="spellStart"/>
-            <w:r>
-              <w:rPr>
-                <w:color w:val="000000"/>
-                <w:sz w:val="24"/>
-                <w:szCs w:val="24"/>
-              </w:rPr>
-              <w:t>Magazine</w:t>
-            </w:r>
-            <w:proofErr w:type="spellEnd"/>
-            <w:r>
-              <w:rPr>
-                <w:color w:val="000000"/>
-                <w:sz w:val="24"/>
-                <w:szCs w:val="24"/>
-              </w:rPr>
-              <w:t xml:space="preserve"> #1-2004</w:t>
+              <w:t>RSDN Magazine #1-2004</w:t>
             </w:r>
           </w:p>
           <w:p>
@@ -4058,39 +4006,27 @@
       <w:r>
         <w:t xml:space="preserve">В качестве среды разработки была выбрана </w:t>
       </w:r>
-      <w:proofErr w:type="spellStart"/>
-      <w:r>
-        <w:t>Visual</w:t>
-      </w:r>
-      <w:proofErr w:type="spellEnd"/>
+      <w:r>
+        <w:t>Visual Studio</w:t>
+      </w:r>
+      <w:r>
+        <w:t xml:space="preserve"> 2022</w:t>
+      </w:r>
+      <w:r>
+        <w:t xml:space="preserve">, </w:t>
+      </w:r>
+      <w:r>
+        <w:t>поскольку данная среда обладает большим количеством документации,</w:t>
+      </w:r>
       <w:r>
         <w:t xml:space="preserve"> </w:t>
       </w:r>
-      <w:proofErr w:type="spellStart"/>
-      <w:r>
-        <w:t>Studio</w:t>
-      </w:r>
-      <w:proofErr w:type="spellEnd"/>
-      <w:r>
-        <w:t xml:space="preserve"> 2022</w:t>
-      </w:r>
-      <w:r>
-        <w:t xml:space="preserve">, </w:t>
-      </w:r>
-      <w:r>
-        <w:t>поскольку данная среда обладает большим количеством документации,</w:t>
-      </w:r>
-      <w:r>
-        <w:t xml:space="preserve"> </w:t>
-      </w:r>
       <w:r>
         <w:t>имеет официальную бесплатную версию «</w:t>
       </w:r>
-      <w:proofErr w:type="spellStart"/>
       <w:r>
         <w:t>Community</w:t>
       </w:r>
-      <w:proofErr w:type="spellEnd"/>
       <w:r>
         <w:t>»</w:t>
       </w:r>
@@ -4159,13 +4095,8 @@
       <w:r>
         <w:t xml:space="preserve"> </w:t>
       </w:r>
-      <w:proofErr w:type="spellStart"/>
-      <w:r>
-        <w:t>Windows</w:t>
-      </w:r>
-      <w:proofErr w:type="spellEnd"/>
-      <w:r>
-        <w:t xml:space="preserve"> </w:t>
+      <w:r>
+        <w:t xml:space="preserve">Windows </w:t>
       </w:r>
       <w:proofErr w:type="spellStart"/>
       <w:r>
@@ -4918,15 +4849,7 @@
         <w:t xml:space="preserve">Вторым аналогом является </w:t>
       </w:r>
       <w:r>
-        <w:t xml:space="preserve">программа автоматического построения 3D моделей и разверток по заданным значениям в </w:t>
-      </w:r>
-      <w:proofErr w:type="spellStart"/>
-      <w:r>
-        <w:t>AutoCAD</w:t>
-      </w:r>
-      <w:proofErr w:type="spellEnd"/>
-      <w:r>
-        <w:t xml:space="preserve"> «Лекало». Расчет и построение механических передач</w:t>
+        <w:t>программа автоматического построения 3D моделей и разверток по заданным значениям в AutoCAD «Лекало». Расчет и построение механических передач</w:t>
       </w:r>
     </w:p>
     <w:p>
@@ -4934,15 +4857,7 @@
         <w:ind w:right="59"/>
       </w:pPr>
       <w:r>
-        <w:t xml:space="preserve">Данная программа позволяет создавать следующие 3D модели в </w:t>
-      </w:r>
-      <w:proofErr w:type="spellStart"/>
-      <w:r>
-        <w:t>AutoCAD</w:t>
-      </w:r>
-      <w:proofErr w:type="spellEnd"/>
-      <w:r>
-        <w:t xml:space="preserve"> посредством ввода размеров с клавиатуры:</w:t>
+        <w:t>Данная программа позволяет создавать следующие 3D модели в AutoCAD посредством ввода размеров с клавиатуры:</w:t>
       </w:r>
     </w:p>
     <w:p>
@@ -10928,7 +10843,6 @@
                 <w:szCs w:val="24"/>
               </w:rPr>
             </w:pPr>
-            <w:proofErr w:type="spellStart"/>
             <w:r>
               <w:rPr>
                 <w:color w:val="000000"/>
@@ -10937,7 +10851,6 @@
               </w:rPr>
               <w:t>Value</w:t>
             </w:r>
-            <w:proofErr w:type="spellEnd"/>
           </w:p>
         </w:tc>
         <w:tc>
@@ -15639,18 +15552,8 @@
                 <w:sz w:val="24"/>
                 <w:szCs w:val="24"/>
               </w:rPr>
-              <w:t>/</w:t>
-            </w:r>
-            <w:proofErr w:type="spellStart"/>
-            <w:r>
-              <w:rPr>
-                <w:color w:val="000000"/>
-                <w:sz w:val="24"/>
-                <w:szCs w:val="24"/>
-              </w:rPr>
-              <w:t>Max</w:t>
-            </w:r>
-            <w:proofErr w:type="spellEnd"/>
+              <w:t>/Max</w:t>
+            </w:r>
           </w:p>
         </w:tc>
       </w:tr>
@@ -16398,15 +16301,7 @@
         <w:contextualSpacing/>
       </w:pPr>
       <w:r>
-        <w:t xml:space="preserve">— </w:t>
-      </w:r>
-      <w:proofErr w:type="spellStart"/>
-      <w:r>
-        <w:t>Core</w:t>
-      </w:r>
-      <w:proofErr w:type="spellEnd"/>
-      <w:r>
-        <w:t xml:space="preserve"> — выделенный проект, в котором реализованы классы моделей и параметров для плагина;</w:t>
+        <w:t>— Core — выделенный проект, в котором реализованы классы моделей и параметров для плагина;</w:t>
       </w:r>
     </w:p>
     <w:p>
@@ -19178,21 +19073,8 @@
       <w:r>
         <w:t xml:space="preserve"> сформированный с помощью инструмента </w:t>
       </w:r>
-      <w:proofErr w:type="spellStart"/>
-      <w:r>
-        <w:t>Fine</w:t>
-      </w:r>
-      <w:proofErr w:type="spellEnd"/>
-      <w:r>
-        <w:t xml:space="preserve"> </w:t>
-      </w:r>
-      <w:proofErr w:type="spellStart"/>
-      <w:r>
-        <w:t>Code</w:t>
-      </w:r>
-      <w:proofErr w:type="spellEnd"/>
-      <w:r>
-        <w:t xml:space="preserve"> </w:t>
+      <w:r>
+        <w:t xml:space="preserve">Fine Code </w:t>
       </w:r>
       <w:proofErr w:type="spellStart"/>
       <w:r>
@@ -19679,7 +19561,6 @@
           <w:szCs w:val="20"/>
         </w:rPr>
       </w:pPr>
-      <w:commentRangeStart w:id="34"/>
       <w:r>
         <w:rPr>
           <w:sz w:val="24"/>
@@ -19687,16 +19568,6 @@
         </w:rPr>
         <w:lastRenderedPageBreak/>
         <w:t>Окончание таблицы 8.4</w:t>
-      </w:r>
-      <w:commentRangeEnd w:id="34"/>
-      <w:r>
-        <w:rPr>
-          <w:rStyle w:val="af6"/>
-          <w:sz w:val="24"/>
-          <w:szCs w:val="20"/>
-          <w:lang w:val="en-US"/>
-        </w:rPr>
-        <w:commentReference w:id="34"/>
       </w:r>
     </w:p>
     <w:tbl>
@@ -20807,7 +20678,6 @@
                 <w:szCs w:val="20"/>
               </w:rPr>
             </w:pPr>
-            <w:proofErr w:type="spellStart"/>
             <w:r>
               <w:rPr>
                 <w:sz w:val="24"/>
@@ -20815,7 +20685,6 @@
               </w:rPr>
               <w:t>Value</w:t>
             </w:r>
-            <w:proofErr w:type="spellEnd"/>
           </w:p>
         </w:tc>
         <w:tc>
@@ -21205,17 +21074,8 @@
                 <w:sz w:val="24"/>
                 <w:szCs w:val="20"/>
               </w:rPr>
-              <w:t>&gt;</w:t>
-            </w:r>
-            <w:proofErr w:type="spellStart"/>
-            <w:r>
-              <w:rPr>
-                <w:sz w:val="24"/>
-                <w:szCs w:val="20"/>
-              </w:rPr>
-              <w:t>Max</w:t>
-            </w:r>
-            <w:proofErr w:type="spellEnd"/>
+              <w:t>&gt;Max</w:t>
+            </w:r>
             <w:proofErr w:type="gramEnd"/>
           </w:p>
         </w:tc>
@@ -21835,8 +21695,6 @@
           <w:szCs w:val="20"/>
         </w:rPr>
       </w:pPr>
-      <w:commentRangeStart w:id="35"/>
-      <w:commentRangeStart w:id="36"/>
       <w:r>
         <w:rPr>
           <w:sz w:val="24"/>
@@ -21844,25 +21702,6 @@
         </w:rPr>
         <w:lastRenderedPageBreak/>
         <w:t>Окончание таблицы 8.6</w:t>
-      </w:r>
-      <w:commentRangeEnd w:id="35"/>
-      <w:r>
-        <w:rPr>
-          <w:rStyle w:val="af6"/>
-          <w:sz w:val="24"/>
-          <w:szCs w:val="20"/>
-        </w:rPr>
-        <w:commentReference w:id="35"/>
-      </w:r>
-      <w:commentRangeEnd w:id="36"/>
-      <w:r>
-        <w:rPr>
-          <w:rStyle w:val="af6"/>
-          <w:rFonts w:eastAsia="SimSun" w:cs="Times New Roman (Заголовки (сло"/>
-          <w:color w:val="000000" w:themeColor="text1"/>
-          <w:lang w:bidi="ar-SA"/>
-        </w:rPr>
-        <w:commentReference w:id="36"/>
       </w:r>
     </w:p>
     <w:tbl>
@@ -22261,16 +22100,7 @@
                 <w:sz w:val="24"/>
                 <w:szCs w:val="20"/>
               </w:rPr>
-              <w:t xml:space="preserve"> без объек</w:t>
-            </w:r>
-            <w:bookmarkStart w:id="37" w:name="_GoBack"/>
-            <w:bookmarkEnd w:id="37"/>
-            <w:r>
-              <w:rPr>
-                <w:sz w:val="24"/>
-                <w:szCs w:val="20"/>
-              </w:rPr>
-              <w:t xml:space="preserve">та </w:t>
+              <w:t xml:space="preserve"> без объекта </w:t>
             </w:r>
             <w:r>
               <w:rPr>
@@ -22938,7 +22768,7 @@
                     <pic:cNvPicPr/>
                   </pic:nvPicPr>
                   <pic:blipFill>
-                    <a:blip r:embed="rId26"/>
+                    <a:blip r:embed="rId22"/>
                     <a:stretch>
                       <a:fillRect/>
                     </a:stretch>
@@ -23075,8 +22905,6 @@
       <w:r>
         <w:t xml:space="preserve">и, предположительно, объясняется использованием файла подкачки для компенсации её недостатка, однако на построении </w:t>
       </w:r>
-      <w:commentRangeStart w:id="38"/>
-      <w:commentRangeStart w:id="39"/>
       <w:r>
         <w:t>715</w:t>
       </w:r>
@@ -23085,25 +22913,6 @@
       </w:r>
       <w:r>
         <w:t xml:space="preserve"> </w:t>
-      </w:r>
-      <w:commentRangeEnd w:id="38"/>
-      <w:r>
-        <w:rPr>
-          <w:rStyle w:val="af6"/>
-          <w:sz w:val="28"/>
-          <w:szCs w:val="22"/>
-        </w:rPr>
-        <w:commentReference w:id="38"/>
-      </w:r>
-      <w:commentRangeEnd w:id="39"/>
-      <w:r>
-        <w:rPr>
-          <w:rStyle w:val="af6"/>
-          <w:rFonts w:eastAsia="SimSun" w:cs="Times New Roman (Заголовки (сло"/>
-          <w:color w:val="000000" w:themeColor="text1"/>
-          <w:lang w:bidi="ar-SA"/>
-        </w:rPr>
-        <w:commentReference w:id="39"/>
       </w:r>
       <w:r>
         <w:t xml:space="preserve">модели </w:t>
@@ -23145,7 +22954,7 @@
                     <pic:cNvPicPr/>
                   </pic:nvPicPr>
                   <pic:blipFill>
-                    <a:blip r:embed="rId27"/>
+                    <a:blip r:embed="rId23"/>
                     <a:stretch>
                       <a:fillRect/>
                     </a:stretch>
@@ -23252,13 +23061,8 @@
         <w:t>0</w:t>
       </w:r>
       <w:r>
-        <w:t xml:space="preserve"> </w:t>
-      </w:r>
-      <w:proofErr w:type="spellStart"/>
-      <w:r>
-        <w:t>мс</w:t>
-      </w:r>
-      <w:proofErr w:type="spellEnd"/>
+        <w:t xml:space="preserve"> мс</w:t>
+      </w:r>
       <w:r>
         <w:t>.</w:t>
       </w:r>
@@ -23269,15 +23073,7 @@
         <w:t>1901</w:t>
       </w:r>
       <w:r>
-        <w:t xml:space="preserve"> </w:t>
-      </w:r>
-      <w:proofErr w:type="spellStart"/>
-      <w:r>
-        <w:t>мс</w:t>
-      </w:r>
-      <w:proofErr w:type="spellEnd"/>
-      <w:r>
-        <w:t xml:space="preserve"> можно связать с загруженностью операционной системы другими задачами, которые находятся в фоновом режиме</w:t>
+        <w:t xml:space="preserve"> мс можно связать с загруженностью операционной системы другими задачами, которые находятся в фоновом режиме</w:t>
       </w:r>
       <w:r>
         <w:t>,</w:t>
@@ -23300,137 +23096,110 @@
         <w:pStyle w:val="10"/>
         <w:spacing w:line="240" w:lineRule="auto"/>
       </w:pPr>
-      <w:bookmarkStart w:id="40" w:name="_Toc185369670"/>
-      <w:bookmarkStart w:id="41" w:name="_Toc185597202"/>
-      <w:bookmarkStart w:id="42" w:name="_Toc185949962"/>
-      <w:bookmarkStart w:id="43" w:name="_Toc185950169"/>
-      <w:bookmarkStart w:id="44" w:name="_Toc185950999"/>
-      <w:bookmarkStart w:id="45" w:name="_Toc185951569"/>
-      <w:bookmarkStart w:id="46" w:name="_Toc219137226"/>
+      <w:bookmarkStart w:id="34" w:name="_Toc185369670"/>
+      <w:bookmarkStart w:id="35" w:name="_Toc185597202"/>
+      <w:bookmarkStart w:id="36" w:name="_Toc185949962"/>
+      <w:bookmarkStart w:id="37" w:name="_Toc185950169"/>
+      <w:bookmarkStart w:id="38" w:name="_Toc185950999"/>
+      <w:bookmarkStart w:id="39" w:name="_Toc185951569"/>
+      <w:bookmarkStart w:id="40" w:name="_Toc219137226"/>
       <w:r>
         <w:lastRenderedPageBreak/>
         <w:t>Заключение</w:t>
       </w:r>
+      <w:bookmarkEnd w:id="34"/>
+      <w:bookmarkEnd w:id="35"/>
+      <w:bookmarkEnd w:id="36"/>
+      <w:bookmarkEnd w:id="37"/>
+      <w:bookmarkEnd w:id="38"/>
+      <w:bookmarkEnd w:id="39"/>
       <w:bookmarkEnd w:id="40"/>
+    </w:p>
+    <w:p>
+      <w:pPr>
+        <w:spacing w:line="240" w:lineRule="auto"/>
+      </w:pPr>
+    </w:p>
+    <w:p>
+      <w:r>
+        <w:t>В ходе выполнения проекта разработана автоматизированная система в виде плагина для САПР КОМПАС-3D, обеспечивающая параметрическое построение 3D-модели «</w:t>
+      </w:r>
+      <w:r>
+        <w:t>Бокал</w:t>
+      </w:r>
+      <w:r>
+        <w:t>» с проверками корректности вводимых параметров и обработкой ошибок.</w:t>
+      </w:r>
+    </w:p>
+    <w:p>
+      <w:pPr>
+        <w:widowControl/>
+        <w:autoSpaceDE/>
+        <w:autoSpaceDN/>
+        <w:rPr>
+          <w:szCs w:val="28"/>
+        </w:rPr>
+      </w:pPr>
+      <w:r>
+        <w:t>Была добавлена дополнительная функциональность —</w:t>
+      </w:r>
+      <w:r>
+        <w:t xml:space="preserve"> </w:t>
+      </w:r>
+      <w:r>
+        <w:t xml:space="preserve">возможность построения ручки бокала, а также автоматическое вычисление числовых характеристик бокала </w:t>
+      </w:r>
+      <w:r>
+        <w:t>с возможностью совмещать дополнительн</w:t>
+      </w:r>
+      <w:r>
+        <w:t>ую</w:t>
+      </w:r>
+      <w:r>
+        <w:t xml:space="preserve"> функционал</w:t>
+      </w:r>
+      <w:r>
+        <w:t>ьность</w:t>
+      </w:r>
+      <w:r>
+        <w:t xml:space="preserve"> с основн</w:t>
+      </w:r>
+      <w:r>
+        <w:t>ой</w:t>
+      </w:r>
+      <w:r>
+        <w:t>.</w:t>
+      </w:r>
+      <w:r>
+        <w:rPr>
+          <w:szCs w:val="28"/>
+        </w:rPr>
+        <w:br w:type="page"/>
+      </w:r>
+    </w:p>
+    <w:p>
+      <w:pPr>
+        <w:pStyle w:val="10"/>
+        <w:spacing w:line="240" w:lineRule="auto"/>
+      </w:pPr>
+      <w:bookmarkStart w:id="41" w:name="_Toc185369671"/>
+      <w:bookmarkStart w:id="42" w:name="_Toc185597203"/>
+      <w:bookmarkStart w:id="43" w:name="_Toc185949963"/>
+      <w:bookmarkStart w:id="44" w:name="_Toc185950170"/>
+      <w:bookmarkStart w:id="45" w:name="_Toc185951000"/>
+      <w:bookmarkStart w:id="46" w:name="_Toc185951570"/>
+      <w:bookmarkStart w:id="47" w:name="_Toc219137227"/>
+      <w:r>
+        <w:lastRenderedPageBreak/>
+        <w:t>Список использованных источников</w:t>
+      </w:r>
       <w:bookmarkEnd w:id="41"/>
       <w:bookmarkEnd w:id="42"/>
       <w:bookmarkEnd w:id="43"/>
       <w:bookmarkEnd w:id="44"/>
       <w:bookmarkEnd w:id="45"/>
       <w:bookmarkEnd w:id="46"/>
-    </w:p>
-    <w:p>
-      <w:pPr>
-        <w:spacing w:line="240" w:lineRule="auto"/>
-      </w:pPr>
-    </w:p>
-    <w:p>
-      <w:r>
-        <w:t>В ходе выполнения проекта разработана автоматизированная система в виде плагина для САПР КОМПАС-3D, обеспечивающая параметрическое построение 3D-модели «</w:t>
-      </w:r>
-      <w:r>
-        <w:t>Бокал</w:t>
-      </w:r>
-      <w:r>
-        <w:t>» с проверками корректности вводимых параметров и обработкой ошибок.</w:t>
-      </w:r>
-    </w:p>
-    <w:p>
-      <w:pPr>
-        <w:widowControl/>
-        <w:autoSpaceDE/>
-        <w:autoSpaceDN/>
-        <w:rPr>
-          <w:szCs w:val="28"/>
-        </w:rPr>
-      </w:pPr>
-      <w:r>
-        <w:t>Была добавлена дополнительная функциональность —</w:t>
-      </w:r>
-      <w:r>
-        <w:t xml:space="preserve"> </w:t>
-      </w:r>
-      <w:r>
-        <w:t xml:space="preserve">возможность построения ручки бокала, а также автоматическое вычисление числовых характеристик бокала </w:t>
-      </w:r>
-      <w:r>
-        <w:t>с возможностью совмещать дополнительн</w:t>
-      </w:r>
-      <w:r>
-        <w:t>ую</w:t>
-      </w:r>
-      <w:r>
-        <w:t xml:space="preserve"> </w:t>
-      </w:r>
-      <w:commentRangeStart w:id="47"/>
-      <w:commentRangeStart w:id="48"/>
-      <w:r>
-        <w:t>функционал</w:t>
-      </w:r>
-      <w:r>
-        <w:t>ьность</w:t>
-      </w:r>
-      <w:r>
-        <w:t xml:space="preserve"> </w:t>
-      </w:r>
-      <w:commentRangeEnd w:id="47"/>
-      <w:r>
-        <w:rPr>
-          <w:rStyle w:val="af6"/>
-          <w:sz w:val="28"/>
-          <w:szCs w:val="22"/>
-        </w:rPr>
-        <w:commentReference w:id="47"/>
-      </w:r>
-      <w:commentRangeEnd w:id="48"/>
-      <w:r>
-        <w:rPr>
-          <w:rStyle w:val="af6"/>
-          <w:rFonts w:eastAsia="SimSun" w:cs="Times New Roman (Заголовки (сло"/>
-          <w:color w:val="000000" w:themeColor="text1"/>
-          <w:lang w:bidi="ar-SA"/>
-        </w:rPr>
-        <w:commentReference w:id="48"/>
-      </w:r>
-      <w:r>
-        <w:t>с основн</w:t>
-      </w:r>
-      <w:r>
-        <w:t>ой</w:t>
-      </w:r>
-      <w:r>
-        <w:t>.</w:t>
-      </w:r>
-      <w:r>
-        <w:rPr>
-          <w:szCs w:val="28"/>
-        </w:rPr>
-        <w:br w:type="page"/>
-      </w:r>
-    </w:p>
-    <w:p>
-      <w:pPr>
-        <w:pStyle w:val="10"/>
-        <w:spacing w:line="240" w:lineRule="auto"/>
-      </w:pPr>
-      <w:bookmarkStart w:id="49" w:name="_Toc185369671"/>
-      <w:bookmarkStart w:id="50" w:name="_Toc185597203"/>
-      <w:bookmarkStart w:id="51" w:name="_Toc185949963"/>
-      <w:bookmarkStart w:id="52" w:name="_Toc185950170"/>
-      <w:bookmarkStart w:id="53" w:name="_Toc185951000"/>
-      <w:bookmarkStart w:id="54" w:name="_Toc185951570"/>
-      <w:bookmarkStart w:id="55" w:name="_Toc219137227"/>
-      <w:r>
-        <w:lastRenderedPageBreak/>
-        <w:t>Список использованных источников</w:t>
-      </w:r>
-      <w:bookmarkEnd w:id="49"/>
-      <w:bookmarkEnd w:id="50"/>
-      <w:bookmarkEnd w:id="51"/>
-      <w:bookmarkEnd w:id="52"/>
-      <w:bookmarkEnd w:id="53"/>
-      <w:bookmarkEnd w:id="54"/>
-      <w:bookmarkEnd w:id="55"/>
+      <w:bookmarkEnd w:id="47"/>
     </w:p>
     <w:p>
       <w:pPr>
@@ -23508,15 +23277,7 @@
       </w:r>
       <w:proofErr w:type="gramEnd"/>
       <w:r>
-        <w:t xml:space="preserve"> руководство пользователя / Г. Буч, Д. </w:t>
-      </w:r>
-      <w:proofErr w:type="spellStart"/>
-      <w:r>
-        <w:t>Рамбо</w:t>
-      </w:r>
-      <w:proofErr w:type="spellEnd"/>
-      <w:r>
-        <w:t xml:space="preserve">, И. Якобсон. - 2-е изд. - </w:t>
+        <w:t xml:space="preserve"> руководство пользователя / Г. Буч, Д. Рамбо, И. Якобсон. - 2-е изд. - </w:t>
       </w:r>
       <w:proofErr w:type="gramStart"/>
       <w:r>
@@ -23829,15 +23590,7 @@
         <w:ind w:left="0" w:firstLine="709"/>
       </w:pPr>
       <w:r>
-        <w:t xml:space="preserve">Программа автоматического построения 3D моделей и разверток по заданным значениям в </w:t>
-      </w:r>
-      <w:proofErr w:type="spellStart"/>
-      <w:r>
-        <w:t>AutoCAD</w:t>
-      </w:r>
-      <w:proofErr w:type="spellEnd"/>
-      <w:r>
-        <w:t xml:space="preserve"> «Лекало». Расчет и построение механических передач [Электронный ресурс]. – Режим доступа: https://www.2d-3d.ru/3d-galereia/autocad/811-programma-dlya-autocad-lekalo.html (дата обращения: 14.10.2025)</w:t>
+        <w:t>Программа автоматического построения 3D моделей и разверток по заданным значениям в AutoCAD «Лекало». Расчет и построение механических передач [Электронный ресурс]. – Режим доступа: https://www.2d-3d.ru/3d-galereia/autocad/811-programma-dlya-autocad-lekalo.html (дата обращения: 14.10.2025)</w:t>
       </w:r>
     </w:p>
     <w:p>
@@ -23849,8 +23602,8 @@
       </w:pPr>
     </w:p>
     <w:sectPr>
-      <w:footerReference w:type="default" r:id="rId28"/>
-      <w:footerReference w:type="first" r:id="rId29"/>
+      <w:footerReference w:type="default" r:id="rId24"/>
+      <w:footerReference w:type="first" r:id="rId25"/>
       <w:pgSz w:w="11906" w:h="16838"/>
       <w:pgMar w:top="1134" w:right="851" w:bottom="1134" w:left="1701" w:header="709" w:footer="709" w:gutter="0"/>
       <w:pgNumType w:start="1"/>
@@ -23862,171 +23615,8 @@
 </w:document>
 </file>
 
-<file path=word/comments.xml><?xml version="1.0" encoding="utf-8"?>
-<w:comments xmlns:wpc="http://schemas.microsoft.com/office/word/2010/wordprocessingCanvas" xmlns:cx="http://schemas.microsoft.com/office/drawing/2014/chartex" xmlns:cx1="http://schemas.microsoft.com/office/drawing/2015/9/8/chartex" xmlns:cx2="http://schemas.microsoft.com/office/drawing/2015/10/21/chartex" xmlns:cx3="http://schemas.microsoft.com/office/drawing/2016/5/9/chartex" xmlns:cx4="http://schemas.microsoft.com/office/drawing/2016/5/10/chartex" xmlns:cx5="http://schemas.microsoft.com/office/drawing/2016/5/11/chartex" xmlns:cx6="http://schemas.microsoft.com/office/drawing/2016/5/12/chartex" xmlns:cx7="http://schemas.microsoft.com/office/drawing/2016/5/13/chartex" xmlns:cx8="http://schemas.microsoft.com/office/drawing/2016/5/14/chartex" xmlns:mc="http://schemas.openxmlformats.org/markup-compatibility/2006" xmlns:aink="http://schemas.microsoft.com/office/drawing/2016/ink" xmlns:am3d="http://schemas.microsoft.com/office/drawing/2017/model3d" xmlns:o="urn:schemas-microsoft-com:office:office" xmlns:r="http://schemas.openxmlformats.org/officeDocument/2006/relationships" xmlns:m="http://schemas.openxmlformats.org/officeDocument/2006/math" xmlns:v="urn:schemas-microsoft-com:vml" xmlns:wp14="http://schemas.microsoft.com/office/word/2010/wordprocessingDrawing" xmlns:wp="http://schemas.openxmlformats.org/drawingml/2006/wordprocessingDrawing" xmlns:w10="urn:schemas-microsoft-com:office:word" xmlns:w="http://schemas.openxmlformats.org/wordprocessingml/2006/main" xmlns:w14="http://schemas.microsoft.com/office/word/2010/wordml" xmlns:w15="http://schemas.microsoft.com/office/word/2012/wordml" xmlns:w16cex="http://schemas.microsoft.com/office/word/2018/wordml/cex" xmlns:w16cid="http://schemas.microsoft.com/office/word/2016/wordml/cid" xmlns:w16="http://schemas.microsoft.com/office/word/2018/wordml" xmlns:w16se="http://schemas.microsoft.com/office/word/2015/wordml/symex" xmlns:wpg="http://schemas.microsoft.com/office/word/2010/wordprocessingGroup" xmlns:wpi="http://schemas.microsoft.com/office/word/2010/wordprocessingInk" xmlns:wne="http://schemas.microsoft.com/office/word/2006/wordml" xmlns:wps="http://schemas.microsoft.com/office/word/2010/wordprocessingShape" mc:Ignorable="w14 w15 w16se w16cid w16 w16cex wp14">
-  <w:comment w:id="34" w:author="Kalentyev Alexey" w:date="2026-03-28T15:06:00Z" w:initials="KA">
-    <w:p>
-      <w:pPr>
-        <w:pStyle w:val="af7"/>
-        <w:ind w:firstLine="0"/>
-        <w:jc w:val="left"/>
-      </w:pPr>
-      <w:r>
-        <w:rPr>
-          <w:rStyle w:val="af6"/>
-        </w:rPr>
-        <w:annotationRef/>
-      </w:r>
-      <w:r>
-        <w:t>?</w:t>
-      </w:r>
-    </w:p>
-  </w:comment>
-  <w:comment w:id="35" w:author="Kalentyev Alexey" w:date="2026-03-28T15:06:00Z" w:initials="KA">
-    <w:p>
-      <w:pPr>
-        <w:pStyle w:val="af7"/>
-        <w:ind w:firstLine="0"/>
-        <w:jc w:val="left"/>
-      </w:pPr>
-      <w:r>
-        <w:rPr>
-          <w:rStyle w:val="af6"/>
-        </w:rPr>
-        <w:annotationRef/>
-      </w:r>
-      <w:r>
-        <w:t>?</w:t>
-      </w:r>
-    </w:p>
-  </w:comment>
-  <w:comment w:id="36" w:author="Максим Лавор" w:date="2026-03-28T15:17:00Z" w:initials="МЛ">
-    <w:p>
-      <w:pPr>
-        <w:pStyle w:val="af7"/>
-      </w:pPr>
-      <w:r>
-        <w:rPr>
-          <w:rStyle w:val="af6"/>
-        </w:rPr>
-        <w:annotationRef/>
-      </w:r>
-    </w:p>
-    <w:p>
-      <w:pPr>
-        <w:pStyle w:val="af7"/>
-      </w:pPr>
-    </w:p>
-  </w:comment>
-  <w:comment w:id="38" w:author="Kalentyev Alexey" w:date="2026-03-28T15:08:00Z" w:initials="KA">
-    <w:p>
-      <w:pPr>
-        <w:pStyle w:val="af7"/>
-        <w:ind w:firstLine="0"/>
-        <w:jc w:val="left"/>
-      </w:pPr>
-      <w:r>
-        <w:rPr>
-          <w:rStyle w:val="af6"/>
-        </w:rPr>
-        <w:annotationRef/>
-      </w:r>
-      <w:r>
-        <w:t>?</w:t>
-      </w:r>
-    </w:p>
-  </w:comment>
-  <w:comment w:id="39" w:author="Максим Лавор" w:date="2026-03-28T15:14:00Z" w:initials="МЛ">
-    <w:p>
-      <w:pPr>
-        <w:pStyle w:val="af7"/>
-      </w:pPr>
-      <w:r>
-        <w:rPr>
-          <w:rStyle w:val="af6"/>
-        </w:rPr>
-        <w:annotationRef/>
-      </w:r>
-    </w:p>
-  </w:comment>
-  <w:comment w:id="47" w:author="Kalentyev Alexey" w:date="2026-03-28T15:08:00Z" w:initials="KA">
-    <w:p>
-      <w:pPr>
-        <w:pStyle w:val="af7"/>
-        <w:ind w:firstLine="0"/>
-        <w:jc w:val="left"/>
-      </w:pPr>
-      <w:r>
-        <w:rPr>
-          <w:rStyle w:val="af6"/>
-        </w:rPr>
-        <w:annotationRef/>
-      </w:r>
-      <w:r>
-        <w:t>Функциональность</w:t>
-      </w:r>
-    </w:p>
-  </w:comment>
-  <w:comment w:id="48" w:author="Максим Лавор" w:date="2026-03-28T15:14:00Z" w:initials="МЛ">
-    <w:p>
-      <w:pPr>
-        <w:pStyle w:val="af7"/>
-      </w:pPr>
-      <w:r>
-        <w:rPr>
-          <w:rStyle w:val="af6"/>
-        </w:rPr>
-        <w:annotationRef/>
-      </w:r>
-    </w:p>
-    <w:p>
-      <w:pPr>
-        <w:pStyle w:val="af7"/>
-        <w:ind w:firstLine="0"/>
-      </w:pPr>
-    </w:p>
-  </w:comment>
-</w:comments>
-</file>
-
-<file path=word/commentsExtended.xml><?xml version="1.0" encoding="utf-8"?>
-<w15:commentsEx xmlns:wpc="http://schemas.microsoft.com/office/word/2010/wordprocessingCanvas" xmlns:cx="http://schemas.microsoft.com/office/drawing/2014/chartex" xmlns:cx1="http://schemas.microsoft.com/office/drawing/2015/9/8/chartex" xmlns:cx2="http://schemas.microsoft.com/office/drawing/2015/10/21/chartex" xmlns:cx3="http://schemas.microsoft.com/office/drawing/2016/5/9/chartex" xmlns:cx4="http://schemas.microsoft.com/office/drawing/2016/5/10/chartex" xmlns:cx5="http://schemas.microsoft.com/office/drawing/2016/5/11/chartex" xmlns:cx6="http://schemas.microsoft.com/office/drawing/2016/5/12/chartex" xmlns:cx7="http://schemas.microsoft.com/office/drawing/2016/5/13/chartex" xmlns:cx8="http://schemas.microsoft.com/office/drawing/2016/5/14/chartex" xmlns:mc="http://schemas.openxmlformats.org/markup-compatibility/2006" xmlns:aink="http://schemas.microsoft.com/office/drawing/2016/ink" xmlns:am3d="http://schemas.microsoft.com/office/drawing/2017/model3d" xmlns:o="urn:schemas-microsoft-com:office:office" xmlns:r="http://schemas.openxmlformats.org/officeDocument/2006/relationships" xmlns:m="http://schemas.openxmlformats.org/officeDocument/2006/math" xmlns:v="urn:schemas-microsoft-com:vml" xmlns:wp14="http://schemas.microsoft.com/office/word/2010/wordprocessingDrawing" xmlns:wp="http://schemas.openxmlformats.org/drawingml/2006/wordprocessingDrawing" xmlns:w10="urn:schemas-microsoft-com:office:word" xmlns:w="http://schemas.openxmlformats.org/wordprocessingml/2006/main" xmlns:w14="http://schemas.microsoft.com/office/word/2010/wordml" xmlns:w15="http://schemas.microsoft.com/office/word/2012/wordml" xmlns:w16cex="http://schemas.microsoft.com/office/word/2018/wordml/cex" xmlns:w16cid="http://schemas.microsoft.com/office/word/2016/wordml/cid" xmlns:w16="http://schemas.microsoft.com/office/word/2018/wordml" xmlns:w16se="http://schemas.microsoft.com/office/word/2015/wordml/symex" xmlns:wpg="http://schemas.microsoft.com/office/word/2010/wordprocessingGroup" xmlns:wpi="http://schemas.microsoft.com/office/word/2010/wordprocessingInk" xmlns:wne="http://schemas.microsoft.com/office/word/2006/wordml" xmlns:wps="http://schemas.microsoft.com/office/word/2010/wordprocessingShape" mc:Ignorable="w14 w15 w16se w16cid w16 w16cex wp14">
-  <w15:commentEx w15:paraId="129319EF" w15:done="0"/>
-  <w15:commentEx w15:paraId="4DF7CF34" w15:done="0"/>
-  <w15:commentEx w15:paraId="6F15BA26" w15:paraIdParent="4DF7CF34" w15:done="0"/>
-  <w15:commentEx w15:paraId="357585F0" w15:done="0"/>
-  <w15:commentEx w15:paraId="7AD7F2A1" w15:paraIdParent="357585F0" w15:done="0"/>
-  <w15:commentEx w15:paraId="703B1CCF" w15:done="0"/>
-  <w15:commentEx w15:paraId="08AC5B33" w15:paraIdParent="703B1CCF" w15:done="0"/>
-</w15:commentsEx>
-</file>
-
-<file path=word/commentsExtensible.xml><?xml version="1.0" encoding="utf-8"?>
-<w16cex:commentsExtensible xmlns:wpc="http://schemas.microsoft.com/office/word/2010/wordprocessingCanvas" xmlns:cx="http://schemas.microsoft.com/office/drawing/2014/chartex" xmlns:cx1="http://schemas.microsoft.com/office/drawing/2015/9/8/chartex" xmlns:cx2="http://schemas.microsoft.com/office/drawing/2015/10/21/chartex" xmlns:cx3="http://schemas.microsoft.com/office/drawing/2016/5/9/chartex" xmlns:cx4="http://schemas.microsoft.com/office/drawing/2016/5/10/chartex" xmlns:cx5="http://schemas.microsoft.com/office/drawing/2016/5/11/chartex" xmlns:cx6="http://schemas.microsoft.com/office/drawing/2016/5/12/chartex" xmlns:cx7="http://schemas.microsoft.com/office/drawing/2016/5/13/chartex" xmlns:cx8="http://schemas.microsoft.com/office/drawing/2016/5/14/chartex" xmlns:mc="http://schemas.openxmlformats.org/markup-compatibility/2006" xmlns:aink="http://schemas.microsoft.com/office/drawing/2016/ink" xmlns:am3d="http://schemas.microsoft.com/office/drawing/2017/model3d" xmlns:o="urn:schemas-microsoft-com:office:office" xmlns:r="http://schemas.openxmlformats.org/officeDocument/2006/relationships" xmlns:m="http://schemas.openxmlformats.org/officeDocument/2006/math" xmlns:v="urn:schemas-microsoft-com:vml" xmlns:wp14="http://schemas.microsoft.com/office/word/2010/wordprocessingDrawing" xmlns:wp="http://schemas.openxmlformats.org/drawingml/2006/wordprocessingDrawing" xmlns:w10="urn:schemas-microsoft-com:office:word" xmlns:w="http://schemas.openxmlformats.org/wordprocessingml/2006/main" xmlns:w14="http://schemas.microsoft.com/office/word/2010/wordml" xmlns:w15="http://schemas.microsoft.com/office/word/2012/wordml" xmlns:w16cex="http://schemas.microsoft.com/office/word/2018/wordml/cex" xmlns:w16cid="http://schemas.microsoft.com/office/word/2016/wordml/cid" xmlns:w16="http://schemas.microsoft.com/office/word/2018/wordml" xmlns:w16se="http://schemas.microsoft.com/office/word/2015/wordml/symex" xmlns:wpg="http://schemas.microsoft.com/office/word/2010/wordprocessingGroup" xmlns:wpi="http://schemas.microsoft.com/office/word/2010/wordprocessingInk" xmlns:wne="http://schemas.microsoft.com/office/word/2006/wordml" xmlns:wps="http://schemas.microsoft.com/office/word/2010/wordprocessingShape" mc:Ignorable="w14 w15 w16se w16cid w16 w16cex wp14">
-  <w16cex:commentExtensible w16cex:durableId="08F8E5BE" w16cex:dateUtc="2026-03-28T08:06:00Z"/>
-  <w16cex:commentExtensible w16cex:durableId="5D8A0EAE" w16cex:dateUtc="2026-03-28T08:06:00Z"/>
-  <w16cex:commentExtensible w16cex:durableId="2D726F73" w16cex:dateUtc="2026-03-28T08:17:00Z"/>
-  <w16cex:commentExtensible w16cex:durableId="1C6F54F9" w16cex:dateUtc="2026-03-28T08:08:00Z"/>
-  <w16cex:commentExtensible w16cex:durableId="2D726ED1" w16cex:dateUtc="2026-03-28T08:14:00Z"/>
-  <w16cex:commentExtensible w16cex:durableId="18FD378B" w16cex:dateUtc="2026-03-28T08:08:00Z"/>
-  <w16cex:commentExtensible w16cex:durableId="2D726EBD" w16cex:dateUtc="2026-03-28T08:14:00Z"/>
-</w16cex:commentsExtensible>
-</file>
-
-<file path=word/commentsIds.xml><?xml version="1.0" encoding="utf-8"?>
-<w16cid:commentsIds xmlns:wpc="http://schemas.microsoft.com/office/word/2010/wordprocessingCanvas" xmlns:cx="http://schemas.microsoft.com/office/drawing/2014/chartex" xmlns:cx1="http://schemas.microsoft.com/office/drawing/2015/9/8/chartex" xmlns:cx2="http://schemas.microsoft.com/office/drawing/2015/10/21/chartex" xmlns:cx3="http://schemas.microsoft.com/office/drawing/2016/5/9/chartex" xmlns:cx4="http://schemas.microsoft.com/office/drawing/2016/5/10/chartex" xmlns:cx5="http://schemas.microsoft.com/office/drawing/2016/5/11/chartex" xmlns:cx6="http://schemas.microsoft.com/office/drawing/2016/5/12/chartex" xmlns:cx7="http://schemas.microsoft.com/office/drawing/2016/5/13/chartex" xmlns:cx8="http://schemas.microsoft.com/office/drawing/2016/5/14/chartex" xmlns:mc="http://schemas.openxmlformats.org/markup-compatibility/2006" xmlns:aink="http://schemas.microsoft.com/office/drawing/2016/ink" xmlns:am3d="http://schemas.microsoft.com/office/drawing/2017/model3d" xmlns:o="urn:schemas-microsoft-com:office:office" xmlns:r="http://schemas.openxmlformats.org/officeDocument/2006/relationships" xmlns:m="http://schemas.openxmlformats.org/officeDocument/2006/math" xmlns:v="urn:schemas-microsoft-com:vml" xmlns:wp14="http://schemas.microsoft.com/office/word/2010/wordprocessingDrawing" xmlns:wp="http://schemas.openxmlformats.org/drawingml/2006/wordprocessingDrawing" xmlns:w10="urn:schemas-microsoft-com:office:word" xmlns:w="http://schemas.openxmlformats.org/wordprocessingml/2006/main" xmlns:w14="http://schemas.microsoft.com/office/word/2010/wordml" xmlns:w15="http://schemas.microsoft.com/office/word/2012/wordml" xmlns:w16cex="http://schemas.microsoft.com/office/word/2018/wordml/cex" xmlns:w16cid="http://schemas.microsoft.com/office/word/2016/wordml/cid" xmlns:w16="http://schemas.microsoft.com/office/word/2018/wordml" xmlns:w16se="http://schemas.microsoft.com/office/word/2015/wordml/symex" xmlns:wpg="http://schemas.microsoft.com/office/word/2010/wordprocessingGroup" xmlns:wpi="http://schemas.microsoft.com/office/word/2010/wordprocessingInk" xmlns:wne="http://schemas.microsoft.com/office/word/2006/wordml" xmlns:wps="http://schemas.microsoft.com/office/word/2010/wordprocessingShape" mc:Ignorable="w14 w15 w16se w16cid w16 w16cex wp14">
-  <w16cid:commentId w16cid:paraId="129319EF" w16cid:durableId="08F8E5BE"/>
-  <w16cid:commentId w16cid:paraId="4DF7CF34" w16cid:durableId="5D8A0EAE"/>
-  <w16cid:commentId w16cid:paraId="6F15BA26" w16cid:durableId="2D726F73"/>
-  <w16cid:commentId w16cid:paraId="357585F0" w16cid:durableId="1C6F54F9"/>
-  <w16cid:commentId w16cid:paraId="7AD7F2A1" w16cid:durableId="2D726ED1"/>
-  <w16cid:commentId w16cid:paraId="703B1CCF" w16cid:durableId="18FD378B"/>
-  <w16cid:commentId w16cid:paraId="08AC5B33" w16cid:durableId="2D726EBD"/>
-</w16cid:commentsIds>
-</file>
-
 <file path=word/endnotes.xml><?xml version="1.0" encoding="utf-8"?>
-<w:endnotes xmlns:wpc="http://schemas.microsoft.com/office/word/2010/wordprocessingCanvas" xmlns:cx="http://schemas.microsoft.com/office/drawing/2014/chartex" xmlns:cx1="http://schemas.microsoft.com/office/drawing/2015/9/8/chartex" xmlns:cx2="http://schemas.microsoft.com/office/drawing/2015/10/21/chartex" xmlns:cx3="http://schemas.microsoft.com/office/drawing/2016/5/9/chartex" xmlns:cx4="http://schemas.microsoft.com/office/drawing/2016/5/10/chartex" xmlns:cx5="http://schemas.microsoft.com/office/drawing/2016/5/11/chartex" xmlns:cx6="http://schemas.microsoft.com/office/drawing/2016/5/12/chartex" xmlns:cx7="http://schemas.microsoft.com/office/drawing/2016/5/13/chartex" xmlns:cx8="http://schemas.microsoft.com/office/drawing/2016/5/14/chartex" xmlns:mc="http://schemas.openxmlformats.org/markup-compatibility/2006" xmlns:aink="http://schemas.microsoft.com/office/drawing/2016/ink" xmlns:am3d="http://schemas.microsoft.com/office/drawing/2017/model3d" xmlns:o="urn:schemas-microsoft-com:office:office" xmlns:r="http://schemas.openxmlformats.org/officeDocument/2006/relationships" xmlns:m="http://schemas.openxmlformats.org/officeDocument/2006/math" xmlns:v="urn:schemas-microsoft-com:vml" xmlns:wp14="http://schemas.microsoft.com/office/word/2010/wordprocessingDrawing" xmlns:wp="http://schemas.openxmlformats.org/drawingml/2006/wordprocessingDrawing" xmlns:w10="urn:schemas-microsoft-com:office:word" xmlns:w="http://schemas.openxmlformats.org/wordprocessingml/2006/main" xmlns:w14="http://schemas.microsoft.com/office/word/2010/wordml" xmlns:w15="http://schemas.microsoft.com/office/word/2012/wordml" xmlns:w16cex="http://schemas.microsoft.com/office/word/2018/wordml/cex" xmlns:w16cid="http://schemas.microsoft.com/office/word/2016/wordml/cid" xmlns:w16="http://schemas.microsoft.com/office/word/2018/wordml" xmlns:w16se="http://schemas.microsoft.com/office/word/2015/wordml/symex" xmlns:wpg="http://schemas.microsoft.com/office/word/2010/wordprocessingGroup" xmlns:wpi="http://schemas.microsoft.com/office/word/2010/wordprocessingInk" xmlns:wne="http://schemas.microsoft.com/office/word/2006/wordml" xmlns:wps="http://schemas.microsoft.com/office/word/2010/wordprocessingShape" mc:Ignorable="w14 w15 w16se w16cid w16 w16cex wp14">
+<w:endnotes xmlns:wpc="http://schemas.microsoft.com/office/word/2010/wordprocessingCanvas" xmlns:cx="http://schemas.microsoft.com/office/drawing/2014/chartex" xmlns:cx1="http://schemas.microsoft.com/office/drawing/2015/9/8/chartex" xmlns:cx2="http://schemas.microsoft.com/office/drawing/2015/10/21/chartex" xmlns:cx3="http://schemas.microsoft.com/office/drawing/2016/5/9/chartex" xmlns:cx4="http://schemas.microsoft.com/office/drawing/2016/5/10/chartex" xmlns:cx5="http://schemas.microsoft.com/office/drawing/2016/5/11/chartex" xmlns:cx6="http://schemas.microsoft.com/office/drawing/2016/5/12/chartex" xmlns:cx7="http://schemas.microsoft.com/office/drawing/2016/5/13/chartex" xmlns:cx8="http://schemas.microsoft.com/office/drawing/2016/5/14/chartex" xmlns:mc="http://schemas.openxmlformats.org/markup-compatibility/2006" xmlns:aink="http://schemas.microsoft.com/office/drawing/2016/ink" xmlns:am3d="http://schemas.microsoft.com/office/drawing/2017/model3d" xmlns:o="urn:schemas-microsoft-com:office:office" xmlns:oel="http://schemas.microsoft.com/office/2019/extlst" xmlns:r="http://schemas.openxmlformats.org/officeDocument/2006/relationships" xmlns:m="http://schemas.openxmlformats.org/officeDocument/2006/math" xmlns:v="urn:schemas-microsoft-com:vml" xmlns:wp14="http://schemas.microsoft.com/office/word/2010/wordprocessingDrawing" xmlns:wp="http://schemas.openxmlformats.org/drawingml/2006/wordprocessingDrawing" xmlns:w10="urn:schemas-microsoft-com:office:word" xmlns:w="http://schemas.openxmlformats.org/wordprocessingml/2006/main" xmlns:w14="http://schemas.microsoft.com/office/word/2010/wordml" xmlns:w15="http://schemas.microsoft.com/office/word/2012/wordml" xmlns:w16cex="http://schemas.microsoft.com/office/word/2018/wordml/cex" xmlns:w16cid="http://schemas.microsoft.com/office/word/2016/wordml/cid" xmlns:w16="http://schemas.microsoft.com/office/word/2018/wordml" xmlns:w16du="http://schemas.microsoft.com/office/word/2023/wordml/word16du" xmlns:w16sdtdh="http://schemas.microsoft.com/office/word/2020/wordml/sdtdatahash" xmlns:w16sdtfl="http://schemas.microsoft.com/office/word/2024/wordml/sdtformatlock" xmlns:w16se="http://schemas.microsoft.com/office/word/2015/wordml/symex" xmlns:wpg="http://schemas.microsoft.com/office/word/2010/wordprocessingGroup" xmlns:wpi="http://schemas.microsoft.com/office/word/2010/wordprocessingInk" xmlns:wne="http://schemas.microsoft.com/office/word/2006/wordml" xmlns:wps="http://schemas.microsoft.com/office/word/2010/wordprocessingShape" mc:Ignorable="w14 w15 w16se w16cid w16 w16cex w16sdtdh w16sdtfl w16du wp14">
   <w:endnote w:type="separator" w:id="-1">
     <w:p>
       <w:pPr>
@@ -24051,7 +23641,7 @@
 </file>
 
 <file path=word/footer1.xml><?xml version="1.0" encoding="utf-8"?>
-<w:ftr xmlns:wpc="http://schemas.microsoft.com/office/word/2010/wordprocessingCanvas" xmlns:cx="http://schemas.microsoft.com/office/drawing/2014/chartex" xmlns:cx1="http://schemas.microsoft.com/office/drawing/2015/9/8/chartex" xmlns:cx2="http://schemas.microsoft.com/office/drawing/2015/10/21/chartex" xmlns:cx3="http://schemas.microsoft.com/office/drawing/2016/5/9/chartex" xmlns:cx4="http://schemas.microsoft.com/office/drawing/2016/5/10/chartex" xmlns:cx5="http://schemas.microsoft.com/office/drawing/2016/5/11/chartex" xmlns:cx6="http://schemas.microsoft.com/office/drawing/2016/5/12/chartex" xmlns:cx7="http://schemas.microsoft.com/office/drawing/2016/5/13/chartex" xmlns:cx8="http://schemas.microsoft.com/office/drawing/2016/5/14/chartex" xmlns:mc="http://schemas.openxmlformats.org/markup-compatibility/2006" xmlns:aink="http://schemas.microsoft.com/office/drawing/2016/ink" xmlns:am3d="http://schemas.microsoft.com/office/drawing/2017/model3d" xmlns:o="urn:schemas-microsoft-com:office:office" xmlns:r="http://schemas.openxmlformats.org/officeDocument/2006/relationships" xmlns:m="http://schemas.openxmlformats.org/officeDocument/2006/math" xmlns:v="urn:schemas-microsoft-com:vml" xmlns:wp14="http://schemas.microsoft.com/office/word/2010/wordprocessingDrawing" xmlns:wp="http://schemas.openxmlformats.org/drawingml/2006/wordprocessingDrawing" xmlns:w10="urn:schemas-microsoft-com:office:word" xmlns:w="http://schemas.openxmlformats.org/wordprocessingml/2006/main" xmlns:w14="http://schemas.microsoft.com/office/word/2010/wordml" xmlns:w15="http://schemas.microsoft.com/office/word/2012/wordml" xmlns:w16cex="http://schemas.microsoft.com/office/word/2018/wordml/cex" xmlns:w16cid="http://schemas.microsoft.com/office/word/2016/wordml/cid" xmlns:w16="http://schemas.microsoft.com/office/word/2018/wordml" xmlns:w16se="http://schemas.microsoft.com/office/word/2015/wordml/symex" xmlns:wpg="http://schemas.microsoft.com/office/word/2010/wordprocessingGroup" xmlns:wpi="http://schemas.microsoft.com/office/word/2010/wordprocessingInk" xmlns:wne="http://schemas.microsoft.com/office/word/2006/wordml" xmlns:wps="http://schemas.microsoft.com/office/word/2010/wordprocessingShape" mc:Ignorable="w14 w15 w16se w16cid w16 w16cex wp14">
+<w:ftr xmlns:wpc="http://schemas.microsoft.com/office/word/2010/wordprocessingCanvas" xmlns:cx="http://schemas.microsoft.com/office/drawing/2014/chartex" xmlns:cx1="http://schemas.microsoft.com/office/drawing/2015/9/8/chartex" xmlns:cx2="http://schemas.microsoft.com/office/drawing/2015/10/21/chartex" xmlns:cx3="http://schemas.microsoft.com/office/drawing/2016/5/9/chartex" xmlns:cx4="http://schemas.microsoft.com/office/drawing/2016/5/10/chartex" xmlns:cx5="http://schemas.microsoft.com/office/drawing/2016/5/11/chartex" xmlns:cx6="http://schemas.microsoft.com/office/drawing/2016/5/12/chartex" xmlns:cx7="http://schemas.microsoft.com/office/drawing/2016/5/13/chartex" xmlns:cx8="http://schemas.microsoft.com/office/drawing/2016/5/14/chartex" xmlns:mc="http://schemas.openxmlformats.org/markup-compatibility/2006" xmlns:aink="http://schemas.microsoft.com/office/drawing/2016/ink" xmlns:am3d="http://schemas.microsoft.com/office/drawing/2017/model3d" xmlns:o="urn:schemas-microsoft-com:office:office" xmlns:oel="http://schemas.microsoft.com/office/2019/extlst" xmlns:r="http://schemas.openxmlformats.org/officeDocument/2006/relationships" xmlns:m="http://schemas.openxmlformats.org/officeDocument/2006/math" xmlns:v="urn:schemas-microsoft-com:vml" xmlns:wp14="http://schemas.microsoft.com/office/word/2010/wordprocessingDrawing" xmlns:wp="http://schemas.openxmlformats.org/drawingml/2006/wordprocessingDrawing" xmlns:w10="urn:schemas-microsoft-com:office:word" xmlns:w="http://schemas.openxmlformats.org/wordprocessingml/2006/main" xmlns:w14="http://schemas.microsoft.com/office/word/2010/wordml" xmlns:w15="http://schemas.microsoft.com/office/word/2012/wordml" xmlns:w16cex="http://schemas.microsoft.com/office/word/2018/wordml/cex" xmlns:w16cid="http://schemas.microsoft.com/office/word/2016/wordml/cid" xmlns:w16="http://schemas.microsoft.com/office/word/2018/wordml" xmlns:w16du="http://schemas.microsoft.com/office/word/2023/wordml/word16du" xmlns:w16sdtdh="http://schemas.microsoft.com/office/word/2020/wordml/sdtdatahash" xmlns:w16sdtfl="http://schemas.microsoft.com/office/word/2024/wordml/sdtformatlock" xmlns:w16se="http://schemas.microsoft.com/office/word/2015/wordml/symex" xmlns:wpg="http://schemas.microsoft.com/office/word/2010/wordprocessingGroup" xmlns:wpi="http://schemas.microsoft.com/office/word/2010/wordprocessingInk" xmlns:wne="http://schemas.microsoft.com/office/word/2006/wordml" xmlns:wps="http://schemas.microsoft.com/office/word/2010/wordprocessingShape" mc:Ignorable="w14 w15 w16se w16cid w16 w16cex w16sdtdh w16sdtfl w16du wp14">
   <w:sdt>
     <w:sdtPr>
       <w:id w:val="2092421847"/>
@@ -24060,7 +23650,6 @@
         <w:docPartUnique/>
       </w:docPartObj>
     </w:sdtPr>
-    <w:sdtEndPr/>
     <w:sdtContent>
       <w:p>
         <w:pPr>
@@ -24095,7 +23684,7 @@
 </file>
 
 <file path=word/footer2.xml><?xml version="1.0" encoding="utf-8"?>
-<w:ftr xmlns:wpc="http://schemas.microsoft.com/office/word/2010/wordprocessingCanvas" xmlns:cx="http://schemas.microsoft.com/office/drawing/2014/chartex" xmlns:cx1="http://schemas.microsoft.com/office/drawing/2015/9/8/chartex" xmlns:cx2="http://schemas.microsoft.com/office/drawing/2015/10/21/chartex" xmlns:cx3="http://schemas.microsoft.com/office/drawing/2016/5/9/chartex" xmlns:cx4="http://schemas.microsoft.com/office/drawing/2016/5/10/chartex" xmlns:cx5="http://schemas.microsoft.com/office/drawing/2016/5/11/chartex" xmlns:cx6="http://schemas.microsoft.com/office/drawing/2016/5/12/chartex" xmlns:cx7="http://schemas.microsoft.com/office/drawing/2016/5/13/chartex" xmlns:cx8="http://schemas.microsoft.com/office/drawing/2016/5/14/chartex" xmlns:mc="http://schemas.openxmlformats.org/markup-compatibility/2006" xmlns:aink="http://schemas.microsoft.com/office/drawing/2016/ink" xmlns:am3d="http://schemas.microsoft.com/office/drawing/2017/model3d" xmlns:o="urn:schemas-microsoft-com:office:office" xmlns:r="http://schemas.openxmlformats.org/officeDocument/2006/relationships" xmlns:m="http://schemas.openxmlformats.org/officeDocument/2006/math" xmlns:v="urn:schemas-microsoft-com:vml" xmlns:wp14="http://schemas.microsoft.com/office/word/2010/wordprocessingDrawing" xmlns:wp="http://schemas.openxmlformats.org/drawingml/2006/wordprocessingDrawing" xmlns:w10="urn:schemas-microsoft-com:office:word" xmlns:w="http://schemas.openxmlformats.org/wordprocessingml/2006/main" xmlns:w14="http://schemas.microsoft.com/office/word/2010/wordml" xmlns:w15="http://schemas.microsoft.com/office/word/2012/wordml" xmlns:w16cex="http://schemas.microsoft.com/office/word/2018/wordml/cex" xmlns:w16cid="http://schemas.microsoft.com/office/word/2016/wordml/cid" xmlns:w16="http://schemas.microsoft.com/office/word/2018/wordml" xmlns:w16se="http://schemas.microsoft.com/office/word/2015/wordml/symex" xmlns:wpg="http://schemas.microsoft.com/office/word/2010/wordprocessingGroup" xmlns:wpi="http://schemas.microsoft.com/office/word/2010/wordprocessingInk" xmlns:wne="http://schemas.microsoft.com/office/word/2006/wordml" xmlns:wps="http://schemas.microsoft.com/office/word/2010/wordprocessingShape" mc:Ignorable="w14 w15 w16se w16cid w16 w16cex wp14">
+<w:ftr xmlns:wpc="http://schemas.microsoft.com/office/word/2010/wordprocessingCanvas" xmlns:cx="http://schemas.microsoft.com/office/drawing/2014/chartex" xmlns:cx1="http://schemas.microsoft.com/office/drawing/2015/9/8/chartex" xmlns:cx2="http://schemas.microsoft.com/office/drawing/2015/10/21/chartex" xmlns:cx3="http://schemas.microsoft.com/office/drawing/2016/5/9/chartex" xmlns:cx4="http://schemas.microsoft.com/office/drawing/2016/5/10/chartex" xmlns:cx5="http://schemas.microsoft.com/office/drawing/2016/5/11/chartex" xmlns:cx6="http://schemas.microsoft.com/office/drawing/2016/5/12/chartex" xmlns:cx7="http://schemas.microsoft.com/office/drawing/2016/5/13/chartex" xmlns:cx8="http://schemas.microsoft.com/office/drawing/2016/5/14/chartex" xmlns:mc="http://schemas.openxmlformats.org/markup-compatibility/2006" xmlns:aink="http://schemas.microsoft.com/office/drawing/2016/ink" xmlns:am3d="http://schemas.microsoft.com/office/drawing/2017/model3d" xmlns:o="urn:schemas-microsoft-com:office:office" xmlns:oel="http://schemas.microsoft.com/office/2019/extlst" xmlns:r="http://schemas.openxmlformats.org/officeDocument/2006/relationships" xmlns:m="http://schemas.openxmlformats.org/officeDocument/2006/math" xmlns:v="urn:schemas-microsoft-com:vml" xmlns:wp14="http://schemas.microsoft.com/office/word/2010/wordprocessingDrawing" xmlns:wp="http://schemas.openxmlformats.org/drawingml/2006/wordprocessingDrawing" xmlns:w10="urn:schemas-microsoft-com:office:word" xmlns:w="http://schemas.openxmlformats.org/wordprocessingml/2006/main" xmlns:w14="http://schemas.microsoft.com/office/word/2010/wordml" xmlns:w15="http://schemas.microsoft.com/office/word/2012/wordml" xmlns:w16cex="http://schemas.microsoft.com/office/word/2018/wordml/cex" xmlns:w16cid="http://schemas.microsoft.com/office/word/2016/wordml/cid" xmlns:w16="http://schemas.microsoft.com/office/word/2018/wordml" xmlns:w16du="http://schemas.microsoft.com/office/word/2023/wordml/word16du" xmlns:w16sdtdh="http://schemas.microsoft.com/office/word/2020/wordml/sdtdatahash" xmlns:w16sdtfl="http://schemas.microsoft.com/office/word/2024/wordml/sdtformatlock" xmlns:w16se="http://schemas.microsoft.com/office/word/2015/wordml/symex" xmlns:wpg="http://schemas.microsoft.com/office/word/2010/wordprocessingGroup" xmlns:wpi="http://schemas.microsoft.com/office/word/2010/wordprocessingInk" xmlns:wne="http://schemas.microsoft.com/office/word/2006/wordml" xmlns:wps="http://schemas.microsoft.com/office/word/2010/wordprocessingShape" mc:Ignorable="w14 w15 w16se w16cid w16 w16cex w16sdtdh w16sdtfl w16du wp14">
   <w:sdt>
     <w:sdtPr>
       <w:id w:val="1676690216"/>
@@ -24104,7 +23693,6 @@
         <w:docPartUnique/>
       </w:docPartObj>
     </w:sdtPr>
-    <w:sdtEndPr/>
     <w:sdtContent>
       <w:p>
         <w:pPr>
@@ -24127,7 +23715,7 @@
 </file>
 
 <file path=word/footnotes.xml><?xml version="1.0" encoding="utf-8"?>
-<w:footnotes xmlns:wpc="http://schemas.microsoft.com/office/word/2010/wordprocessingCanvas" xmlns:cx="http://schemas.microsoft.com/office/drawing/2014/chartex" xmlns:cx1="http://schemas.microsoft.com/office/drawing/2015/9/8/chartex" xmlns:cx2="http://schemas.microsoft.com/office/drawing/2015/10/21/chartex" xmlns:cx3="http://schemas.microsoft.com/office/drawing/2016/5/9/chartex" xmlns:cx4="http://schemas.microsoft.com/office/drawing/2016/5/10/chartex" xmlns:cx5="http://schemas.microsoft.com/office/drawing/2016/5/11/chartex" xmlns:cx6="http://schemas.microsoft.com/office/drawing/2016/5/12/chartex" xmlns:cx7="http://schemas.microsoft.com/office/drawing/2016/5/13/chartex" xmlns:cx8="http://schemas.microsoft.com/office/drawing/2016/5/14/chartex" xmlns:mc="http://schemas.openxmlformats.org/markup-compatibility/2006" xmlns:aink="http://schemas.microsoft.com/office/drawing/2016/ink" xmlns:am3d="http://schemas.microsoft.com/office/drawing/2017/model3d" xmlns:o="urn:schemas-microsoft-com:office:office" xmlns:r="http://schemas.openxmlformats.org/officeDocument/2006/relationships" xmlns:m="http://schemas.openxmlformats.org/officeDocument/2006/math" xmlns:v="urn:schemas-microsoft-com:vml" xmlns:wp14="http://schemas.microsoft.com/office/word/2010/wordprocessingDrawing" xmlns:wp="http://schemas.openxmlformats.org/drawingml/2006/wordprocessingDrawing" xmlns:w10="urn:schemas-microsoft-com:office:word" xmlns:w="http://schemas.openxmlformats.org/wordprocessingml/2006/main" xmlns:w14="http://schemas.microsoft.com/office/word/2010/wordml" xmlns:w15="http://schemas.microsoft.com/office/word/2012/wordml" xmlns:w16cex="http://schemas.microsoft.com/office/word/2018/wordml/cex" xmlns:w16cid="http://schemas.microsoft.com/office/word/2016/wordml/cid" xmlns:w16="http://schemas.microsoft.com/office/word/2018/wordml" xmlns:w16se="http://schemas.microsoft.com/office/word/2015/wordml/symex" xmlns:wpg="http://schemas.microsoft.com/office/word/2010/wordprocessingGroup" xmlns:wpi="http://schemas.microsoft.com/office/word/2010/wordprocessingInk" xmlns:wne="http://schemas.microsoft.com/office/word/2006/wordml" xmlns:wps="http://schemas.microsoft.com/office/word/2010/wordprocessingShape" mc:Ignorable="w14 w15 w16se w16cid w16 w16cex wp14">
+<w:footnotes xmlns:wpc="http://schemas.microsoft.com/office/word/2010/wordprocessingCanvas" xmlns:cx="http://schemas.microsoft.com/office/drawing/2014/chartex" xmlns:cx1="http://schemas.microsoft.com/office/drawing/2015/9/8/chartex" xmlns:cx2="http://schemas.microsoft.com/office/drawing/2015/10/21/chartex" xmlns:cx3="http://schemas.microsoft.com/office/drawing/2016/5/9/chartex" xmlns:cx4="http://schemas.microsoft.com/office/drawing/2016/5/10/chartex" xmlns:cx5="http://schemas.microsoft.com/office/drawing/2016/5/11/chartex" xmlns:cx6="http://schemas.microsoft.com/office/drawing/2016/5/12/chartex" xmlns:cx7="http://schemas.microsoft.com/office/drawing/2016/5/13/chartex" xmlns:cx8="http://schemas.microsoft.com/office/drawing/2016/5/14/chartex" xmlns:mc="http://schemas.openxmlformats.org/markup-compatibility/2006" xmlns:aink="http://schemas.microsoft.com/office/drawing/2016/ink" xmlns:am3d="http://schemas.microsoft.com/office/drawing/2017/model3d" xmlns:o="urn:schemas-microsoft-com:office:office" xmlns:oel="http://schemas.microsoft.com/office/2019/extlst" xmlns:r="http://schemas.openxmlformats.org/officeDocument/2006/relationships" xmlns:m="http://schemas.openxmlformats.org/officeDocument/2006/math" xmlns:v="urn:schemas-microsoft-com:vml" xmlns:wp14="http://schemas.microsoft.com/office/word/2010/wordprocessingDrawing" xmlns:wp="http://schemas.openxmlformats.org/drawingml/2006/wordprocessingDrawing" xmlns:w10="urn:schemas-microsoft-com:office:word" xmlns:w="http://schemas.openxmlformats.org/wordprocessingml/2006/main" xmlns:w14="http://schemas.microsoft.com/office/word/2010/wordml" xmlns:w15="http://schemas.microsoft.com/office/word/2012/wordml" xmlns:w16cex="http://schemas.microsoft.com/office/word/2018/wordml/cex" xmlns:w16cid="http://schemas.microsoft.com/office/word/2016/wordml/cid" xmlns:w16="http://schemas.microsoft.com/office/word/2018/wordml" xmlns:w16du="http://schemas.microsoft.com/office/word/2023/wordml/word16du" xmlns:w16sdtdh="http://schemas.microsoft.com/office/word/2020/wordml/sdtdatahash" xmlns:w16sdtfl="http://schemas.microsoft.com/office/word/2024/wordml/sdtformatlock" xmlns:w16se="http://schemas.microsoft.com/office/word/2015/wordml/symex" xmlns:wpg="http://schemas.microsoft.com/office/word/2010/wordprocessingGroup" xmlns:wpi="http://schemas.microsoft.com/office/word/2010/wordprocessingInk" xmlns:wne="http://schemas.microsoft.com/office/word/2006/wordml" xmlns:wps="http://schemas.microsoft.com/office/word/2010/wordprocessingShape" mc:Ignorable="w14 w15 w16se w16cid w16 w16cex w16sdtdh w16sdtfl w16du wp14">
   <w:footnote w:type="separator" w:id="-1">
     <w:p>
       <w:pPr>
@@ -24152,7 +23740,7 @@
 </file>
 
 <file path=word/numbering.xml><?xml version="1.0" encoding="utf-8"?>
-<w:numbering xmlns:wpc="http://schemas.microsoft.com/office/word/2010/wordprocessingCanvas" xmlns:cx="http://schemas.microsoft.com/office/drawing/2014/chartex" xmlns:cx1="http://schemas.microsoft.com/office/drawing/2015/9/8/chartex" xmlns:cx2="http://schemas.microsoft.com/office/drawing/2015/10/21/chartex" xmlns:cx3="http://schemas.microsoft.com/office/drawing/2016/5/9/chartex" xmlns:cx4="http://schemas.microsoft.com/office/drawing/2016/5/10/chartex" xmlns:cx5="http://schemas.microsoft.com/office/drawing/2016/5/11/chartex" xmlns:cx6="http://schemas.microsoft.com/office/drawing/2016/5/12/chartex" xmlns:cx7="http://schemas.microsoft.com/office/drawing/2016/5/13/chartex" xmlns:cx8="http://schemas.microsoft.com/office/drawing/2016/5/14/chartex" xmlns:mc="http://schemas.openxmlformats.org/markup-compatibility/2006" xmlns:aink="http://schemas.microsoft.com/office/drawing/2016/ink" xmlns:am3d="http://schemas.microsoft.com/office/drawing/2017/model3d" xmlns:o="urn:schemas-microsoft-com:office:office" xmlns:r="http://schemas.openxmlformats.org/officeDocument/2006/relationships" xmlns:m="http://schemas.openxmlformats.org/officeDocument/2006/math" xmlns:v="urn:schemas-microsoft-com:vml" xmlns:wp14="http://schemas.microsoft.com/office/word/2010/wordprocessingDrawing" xmlns:wp="http://schemas.openxmlformats.org/drawingml/2006/wordprocessingDrawing" xmlns:w10="urn:schemas-microsoft-com:office:word" xmlns:w="http://schemas.openxmlformats.org/wordprocessingml/2006/main" xmlns:w14="http://schemas.microsoft.com/office/word/2010/wordml" xmlns:w15="http://schemas.microsoft.com/office/word/2012/wordml" xmlns:w16cex="http://schemas.microsoft.com/office/word/2018/wordml/cex" xmlns:w16cid="http://schemas.microsoft.com/office/word/2016/wordml/cid" xmlns:w16="http://schemas.microsoft.com/office/word/2018/wordml" xmlns:w16se="http://schemas.microsoft.com/office/word/2015/wordml/symex" xmlns:wpg="http://schemas.microsoft.com/office/word/2010/wordprocessingGroup" xmlns:wpi="http://schemas.microsoft.com/office/word/2010/wordprocessingInk" xmlns:wne="http://schemas.microsoft.com/office/word/2006/wordml" xmlns:wps="http://schemas.microsoft.com/office/word/2010/wordprocessingShape" mc:Ignorable="w14 w15 w16se w16cid w16 w16cex wp14">
+<w:numbering xmlns:wpc="http://schemas.microsoft.com/office/word/2010/wordprocessingCanvas" xmlns:cx="http://schemas.microsoft.com/office/drawing/2014/chartex" xmlns:cx1="http://schemas.microsoft.com/office/drawing/2015/9/8/chartex" xmlns:cx2="http://schemas.microsoft.com/office/drawing/2015/10/21/chartex" xmlns:cx3="http://schemas.microsoft.com/office/drawing/2016/5/9/chartex" xmlns:cx4="http://schemas.microsoft.com/office/drawing/2016/5/10/chartex" xmlns:cx5="http://schemas.microsoft.com/office/drawing/2016/5/11/chartex" xmlns:cx6="http://schemas.microsoft.com/office/drawing/2016/5/12/chartex" xmlns:cx7="http://schemas.microsoft.com/office/drawing/2016/5/13/chartex" xmlns:cx8="http://schemas.microsoft.com/office/drawing/2016/5/14/chartex" xmlns:mc="http://schemas.openxmlformats.org/markup-compatibility/2006" xmlns:aink="http://schemas.microsoft.com/office/drawing/2016/ink" xmlns:am3d="http://schemas.microsoft.com/office/drawing/2017/model3d" xmlns:o="urn:schemas-microsoft-com:office:office" xmlns:oel="http://schemas.microsoft.com/office/2019/extlst" xmlns:r="http://schemas.openxmlformats.org/officeDocument/2006/relationships" xmlns:m="http://schemas.openxmlformats.org/officeDocument/2006/math" xmlns:v="urn:schemas-microsoft-com:vml" xmlns:wp14="http://schemas.microsoft.com/office/word/2010/wordprocessingDrawing" xmlns:wp="http://schemas.openxmlformats.org/drawingml/2006/wordprocessingDrawing" xmlns:w10="urn:schemas-microsoft-com:office:word" xmlns:w="http://schemas.openxmlformats.org/wordprocessingml/2006/main" xmlns:w14="http://schemas.microsoft.com/office/word/2010/wordml" xmlns:w15="http://schemas.microsoft.com/office/word/2012/wordml" xmlns:w16cex="http://schemas.microsoft.com/office/word/2018/wordml/cex" xmlns:w16cid="http://schemas.microsoft.com/office/word/2016/wordml/cid" xmlns:w16="http://schemas.microsoft.com/office/word/2018/wordml" xmlns:w16du="http://schemas.microsoft.com/office/word/2023/wordml/word16du" xmlns:w16sdtdh="http://schemas.microsoft.com/office/word/2020/wordml/sdtdatahash" xmlns:w16sdtfl="http://schemas.microsoft.com/office/word/2024/wordml/sdtformatlock" xmlns:w16se="http://schemas.microsoft.com/office/word/2015/wordml/symex" xmlns:wpg="http://schemas.microsoft.com/office/word/2010/wordprocessingGroup" xmlns:wpi="http://schemas.microsoft.com/office/word/2010/wordprocessingInk" xmlns:wne="http://schemas.microsoft.com/office/word/2006/wordml" xmlns:wps="http://schemas.microsoft.com/office/word/2010/wordprocessingShape" mc:Ignorable="w14 w15 w16se w16cid w16 w16cex w16sdtdh w16sdtfl w16du wp14">
   <w:abstractNum w:abstractNumId="0" w15:restartNumberingAfterBreak="0">
     <w:nsid w:val="915C93DA"/>
     <w:multiLevelType w:val="singleLevel"/>
@@ -25332,16 +24920,16 @@
       </w:rPr>
     </w:lvl>
   </w:abstractNum>
-  <w:num w:numId="1">
+  <w:num w:numId="1" w16cid:durableId="247076745">
     <w:abstractNumId w:val="11"/>
   </w:num>
-  <w:num w:numId="2">
+  <w:num w:numId="2" w16cid:durableId="1243678744">
     <w:abstractNumId w:val="2"/>
   </w:num>
-  <w:num w:numId="3">
+  <w:num w:numId="3" w16cid:durableId="2036222997">
     <w:abstractNumId w:val="7"/>
   </w:num>
-  <w:num w:numId="4">
+  <w:num w:numId="4" w16cid:durableId="427116745">
     <w:abstractNumId w:val="6"/>
     <w:lvlOverride w:ilvl="0">
       <w:startOverride w:val="1"/>
@@ -25371,46 +24959,35 @@
       <w:startOverride w:val="1"/>
     </w:lvlOverride>
   </w:num>
-  <w:num w:numId="5">
+  <w:num w:numId="5" w16cid:durableId="259990620">
     <w:abstractNumId w:val="8"/>
   </w:num>
-  <w:num w:numId="6">
+  <w:num w:numId="6" w16cid:durableId="1941327185">
     <w:abstractNumId w:val="4"/>
   </w:num>
-  <w:num w:numId="7">
+  <w:num w:numId="7" w16cid:durableId="98064719">
     <w:abstractNumId w:val="0"/>
   </w:num>
-  <w:num w:numId="8">
+  <w:num w:numId="8" w16cid:durableId="1291352656">
     <w:abstractNumId w:val="10"/>
   </w:num>
-  <w:num w:numId="9">
+  <w:num w:numId="9" w16cid:durableId="2129666523">
     <w:abstractNumId w:val="1"/>
   </w:num>
-  <w:num w:numId="10">
+  <w:num w:numId="10" w16cid:durableId="2088183308">
     <w:abstractNumId w:val="9"/>
   </w:num>
-  <w:num w:numId="11">
+  <w:num w:numId="11" w16cid:durableId="2073194699">
     <w:abstractNumId w:val="3"/>
   </w:num>
-  <w:num w:numId="12">
+  <w:num w:numId="12" w16cid:durableId="1683581057">
     <w:abstractNumId w:val="5"/>
   </w:num>
 </w:numbering>
 </file>
 
-<file path=word/people.xml><?xml version="1.0" encoding="utf-8"?>
-<w15:people xmlns:wpc="http://schemas.microsoft.com/office/word/2010/wordprocessingCanvas" xmlns:cx="http://schemas.microsoft.com/office/drawing/2014/chartex" xmlns:cx1="http://schemas.microsoft.com/office/drawing/2015/9/8/chartex" xmlns:cx2="http://schemas.microsoft.com/office/drawing/2015/10/21/chartex" xmlns:cx3="http://schemas.microsoft.com/office/drawing/2016/5/9/chartex" xmlns:cx4="http://schemas.microsoft.com/office/drawing/2016/5/10/chartex" xmlns:cx5="http://schemas.microsoft.com/office/drawing/2016/5/11/chartex" xmlns:cx6="http://schemas.microsoft.com/office/drawing/2016/5/12/chartex" xmlns:cx7="http://schemas.microsoft.com/office/drawing/2016/5/13/chartex" xmlns:cx8="http://schemas.microsoft.com/office/drawing/2016/5/14/chartex" xmlns:mc="http://schemas.openxmlformats.org/markup-compatibility/2006" xmlns:aink="http://schemas.microsoft.com/office/drawing/2016/ink" xmlns:am3d="http://schemas.microsoft.com/office/drawing/2017/model3d" xmlns:o="urn:schemas-microsoft-com:office:office" xmlns:r="http://schemas.openxmlformats.org/officeDocument/2006/relationships" xmlns:m="http://schemas.openxmlformats.org/officeDocument/2006/math" xmlns:v="urn:schemas-microsoft-com:vml" xmlns:wp14="http://schemas.microsoft.com/office/word/2010/wordprocessingDrawing" xmlns:wp="http://schemas.openxmlformats.org/drawingml/2006/wordprocessingDrawing" xmlns:w10="urn:schemas-microsoft-com:office:word" xmlns:w="http://schemas.openxmlformats.org/wordprocessingml/2006/main" xmlns:w14="http://schemas.microsoft.com/office/word/2010/wordml" xmlns:w15="http://schemas.microsoft.com/office/word/2012/wordml" xmlns:w16cex="http://schemas.microsoft.com/office/word/2018/wordml/cex" xmlns:w16cid="http://schemas.microsoft.com/office/word/2016/wordml/cid" xmlns:w16="http://schemas.microsoft.com/office/word/2018/wordml" xmlns:w16se="http://schemas.microsoft.com/office/word/2015/wordml/symex" xmlns:wpg="http://schemas.microsoft.com/office/word/2010/wordprocessingGroup" xmlns:wpi="http://schemas.microsoft.com/office/word/2010/wordprocessingInk" xmlns:wne="http://schemas.microsoft.com/office/word/2006/wordml" xmlns:wps="http://schemas.microsoft.com/office/word/2010/wordprocessingShape" mc:Ignorable="w14 w15 w16se w16cid w16 w16cex wp14">
-  <w15:person w15:author="Kalentyev Alexey">
-    <w15:presenceInfo w15:providerId="Windows Live" w15:userId="da819b8650d7d997"/>
-  </w15:person>
-  <w15:person w15:author="Максим Лавор">
-    <w15:presenceInfo w15:providerId="Windows Live" w15:userId="cb7afbf9440fe8f7"/>
-  </w15:person>
-</w15:people>
-</file>
-
 <file path=word/styles.xml><?xml version="1.0" encoding="utf-8"?>
-<w:styles xmlns:mc="http://schemas.openxmlformats.org/markup-compatibility/2006" xmlns:r="http://schemas.openxmlformats.org/officeDocument/2006/relationships" xmlns:w="http://schemas.openxmlformats.org/wordprocessingml/2006/main" xmlns:w14="http://schemas.microsoft.com/office/word/2010/wordml" xmlns:w15="http://schemas.microsoft.com/office/word/2012/wordml" xmlns:w16cex="http://schemas.microsoft.com/office/word/2018/wordml/cex" xmlns:w16cid="http://schemas.microsoft.com/office/word/2016/wordml/cid" xmlns:w16="http://schemas.microsoft.com/office/word/2018/wordml" xmlns:w16se="http://schemas.microsoft.com/office/word/2015/wordml/symex" mc:Ignorable="w14 w15 w16se w16cid w16 w16cex">
+<w:styles xmlns:mc="http://schemas.openxmlformats.org/markup-compatibility/2006" xmlns:r="http://schemas.openxmlformats.org/officeDocument/2006/relationships" xmlns:w="http://schemas.openxmlformats.org/wordprocessingml/2006/main" xmlns:w14="http://schemas.microsoft.com/office/word/2010/wordml" xmlns:w15="http://schemas.microsoft.com/office/word/2012/wordml" xmlns:w16cex="http://schemas.microsoft.com/office/word/2018/wordml/cex" xmlns:w16cid="http://schemas.microsoft.com/office/word/2016/wordml/cid" xmlns:w16="http://schemas.microsoft.com/office/word/2018/wordml" xmlns:w16du="http://schemas.microsoft.com/office/word/2023/wordml/word16du" xmlns:w16sdtdh="http://schemas.microsoft.com/office/word/2020/wordml/sdtdatahash" xmlns:w16sdtfl="http://schemas.microsoft.com/office/word/2024/wordml/sdtformatlock" xmlns:w16se="http://schemas.microsoft.com/office/word/2015/wordml/symex" mc:Ignorable="w14 w15 w16se w16cid w16 w16cex w16sdtdh w16sdtfl w16du">
   <w:docDefaults>
     <w:rPrDefault>
       <w:rPr>
